--- a/EE499 Checklist and Report Iterations/EE499_DC_DC_Converter_Final_Report (1).docx
+++ b/EE499 Checklist and Report Iterations/EE499_DC_DC_Converter_Final_Report (1).docx
@@ -265,7 +265,7 @@
               <w:kern w:val="2"/>
               <w:sz w:val="24"/>
               <w:szCs w:val="24"/>
-              <w:lang w:val="en-GB" w:eastAsia="en-GB"/>
+              <w:lang w:eastAsia="zh-CN"/>
               <w14:ligatures w14:val="standardContextual"/>
             </w:rPr>
           </w:pPr>
@@ -293,7 +293,7 @@
             </w:rPr>
             <w:fldChar w:fldCharType="separate"/>
           </w:r>
-          <w:hyperlink w:anchor="_Toc228225851" w:history="1">
+          <w:hyperlink w:anchor="_Toc228478326" w:history="1">
             <w:r>
               <w:rPr>
                 <w:rStyle w:val="Hyperlink"/>
@@ -320,7 +320,7 @@
                 <w:noProof/>
                 <w:webHidden/>
               </w:rPr>
-              <w:instrText xml:space="preserve"> PAGEREF _Toc228225851 \h </w:instrText>
+              <w:instrText xml:space="preserve"> PAGEREF _Toc228478326 \h </w:instrText>
             </w:r>
             <w:r>
               <w:rPr>
@@ -363,11 +363,11 @@
               <w:kern w:val="2"/>
               <w:sz w:val="24"/>
               <w:szCs w:val="24"/>
-              <w:lang w:val="en-GB" w:eastAsia="en-GB"/>
+              <w:lang w:eastAsia="zh-CN"/>
               <w14:ligatures w14:val="standardContextual"/>
             </w:rPr>
           </w:pPr>
-          <w:hyperlink w:anchor="_Toc228225852" w:history="1">
+          <w:hyperlink w:anchor="_Toc228478327" w:history="1">
             <w:r>
               <w:rPr>
                 <w:rStyle w:val="Hyperlink"/>
@@ -394,7 +394,7 @@
                 <w:noProof/>
                 <w:webHidden/>
               </w:rPr>
-              <w:instrText xml:space="preserve"> PAGEREF _Toc228225852 \h </w:instrText>
+              <w:instrText xml:space="preserve"> PAGEREF _Toc228478327 \h </w:instrText>
             </w:r>
             <w:r>
               <w:rPr>
@@ -438,11 +438,11 @@
               <w:kern w:val="2"/>
               <w:sz w:val="24"/>
               <w:szCs w:val="24"/>
-              <w:lang w:val="en-GB" w:eastAsia="en-GB"/>
+              <w:lang w:eastAsia="zh-CN"/>
               <w14:ligatures w14:val="standardContextual"/>
             </w:rPr>
           </w:pPr>
-          <w:hyperlink w:anchor="_Toc228225853" w:history="1">
+          <w:hyperlink w:anchor="_Toc228478328" w:history="1">
             <w:r>
               <w:rPr>
                 <w:rStyle w:val="Hyperlink"/>
@@ -457,7 +457,7 @@
                 <w:kern w:val="2"/>
                 <w:sz w:val="24"/>
                 <w:szCs w:val="24"/>
-                <w:lang w:val="en-GB" w:eastAsia="en-GB"/>
+                <w:lang w:eastAsia="zh-CN"/>
                 <w14:ligatures w14:val="standardContextual"/>
               </w:rPr>
               <w:tab/>
@@ -488,7 +488,7 @@
                 <w:noProof/>
                 <w:webHidden/>
               </w:rPr>
-              <w:instrText xml:space="preserve"> PAGEREF _Toc228225853 \h </w:instrText>
+              <w:instrText xml:space="preserve"> PAGEREF _Toc228478328 \h </w:instrText>
             </w:r>
             <w:r>
               <w:rPr>
@@ -532,11 +532,11 @@
               <w:kern w:val="2"/>
               <w:sz w:val="24"/>
               <w:szCs w:val="24"/>
-              <w:lang w:val="en-GB" w:eastAsia="en-GB"/>
+              <w:lang w:eastAsia="zh-CN"/>
               <w14:ligatures w14:val="standardContextual"/>
             </w:rPr>
           </w:pPr>
-          <w:hyperlink w:anchor="_Toc228225854" w:history="1">
+          <w:hyperlink w:anchor="_Toc228478329" w:history="1">
             <w:r>
               <w:rPr>
                 <w:rStyle w:val="Hyperlink"/>
@@ -551,7 +551,7 @@
                 <w:kern w:val="2"/>
                 <w:sz w:val="24"/>
                 <w:szCs w:val="24"/>
-                <w:lang w:val="en-GB" w:eastAsia="en-GB"/>
+                <w:lang w:eastAsia="zh-CN"/>
                 <w14:ligatures w14:val="standardContextual"/>
               </w:rPr>
               <w:tab/>
@@ -582,7 +582,7 @@
                 <w:noProof/>
                 <w:webHidden/>
               </w:rPr>
-              <w:instrText xml:space="preserve"> PAGEREF _Toc228225854 \h </w:instrText>
+              <w:instrText xml:space="preserve"> PAGEREF _Toc228478329 \h </w:instrText>
             </w:r>
             <w:r>
               <w:rPr>
@@ -626,11 +626,11 @@
               <w:kern w:val="2"/>
               <w:sz w:val="24"/>
               <w:szCs w:val="24"/>
-              <w:lang w:val="en-GB" w:eastAsia="en-GB"/>
+              <w:lang w:eastAsia="zh-CN"/>
               <w14:ligatures w14:val="standardContextual"/>
             </w:rPr>
           </w:pPr>
-          <w:hyperlink w:anchor="_Toc228225855" w:history="1">
+          <w:hyperlink w:anchor="_Toc228478330" w:history="1">
             <w:r>
               <w:rPr>
                 <w:rStyle w:val="Hyperlink"/>
@@ -645,7 +645,7 @@
                 <w:kern w:val="2"/>
                 <w:sz w:val="24"/>
                 <w:szCs w:val="24"/>
-                <w:lang w:val="en-GB" w:eastAsia="en-GB"/>
+                <w:lang w:eastAsia="zh-CN"/>
                 <w14:ligatures w14:val="standardContextual"/>
               </w:rPr>
               <w:tab/>
@@ -676,7 +676,7 @@
                 <w:noProof/>
                 <w:webHidden/>
               </w:rPr>
-              <w:instrText xml:space="preserve"> PAGEREF _Toc228225855 \h </w:instrText>
+              <w:instrText xml:space="preserve"> PAGEREF _Toc228478330 \h </w:instrText>
             </w:r>
             <w:r>
               <w:rPr>
@@ -720,11 +720,11 @@
               <w:kern w:val="2"/>
               <w:sz w:val="24"/>
               <w:szCs w:val="24"/>
-              <w:lang w:val="en-GB" w:eastAsia="en-GB"/>
+              <w:lang w:eastAsia="zh-CN"/>
               <w14:ligatures w14:val="standardContextual"/>
             </w:rPr>
           </w:pPr>
-          <w:hyperlink w:anchor="_Toc228225856" w:history="1">
+          <w:hyperlink w:anchor="_Toc228478331" w:history="1">
             <w:r>
               <w:rPr>
                 <w:rStyle w:val="Hyperlink"/>
@@ -740,7 +740,7 @@
                 <w:kern w:val="2"/>
                 <w:sz w:val="24"/>
                 <w:szCs w:val="24"/>
-                <w:lang w:val="en-GB" w:eastAsia="en-GB"/>
+                <w:lang w:eastAsia="zh-CN"/>
                 <w14:ligatures w14:val="standardContextual"/>
               </w:rPr>
               <w:tab/>
@@ -771,7 +771,7 @@
                 <w:noProof/>
                 <w:webHidden/>
               </w:rPr>
-              <w:instrText xml:space="preserve"> PAGEREF _Toc228225856 \h </w:instrText>
+              <w:instrText xml:space="preserve"> PAGEREF _Toc228478331 \h </w:instrText>
             </w:r>
             <w:r>
               <w:rPr>
@@ -815,11 +815,11 @@
               <w:kern w:val="2"/>
               <w:sz w:val="24"/>
               <w:szCs w:val="24"/>
-              <w:lang w:val="en-GB" w:eastAsia="en-GB"/>
+              <w:lang w:eastAsia="zh-CN"/>
               <w14:ligatures w14:val="standardContextual"/>
             </w:rPr>
           </w:pPr>
-          <w:hyperlink w:anchor="_Toc228225857" w:history="1">
+          <w:hyperlink w:anchor="_Toc228478332" w:history="1">
             <w:r>
               <w:rPr>
                 <w:rStyle w:val="Hyperlink"/>
@@ -834,7 +834,7 @@
                 <w:kern w:val="2"/>
                 <w:sz w:val="24"/>
                 <w:szCs w:val="24"/>
-                <w:lang w:val="en-GB" w:eastAsia="en-GB"/>
+                <w:lang w:eastAsia="zh-CN"/>
                 <w14:ligatures w14:val="standardContextual"/>
               </w:rPr>
               <w:tab/>
@@ -865,7 +865,7 @@
                 <w:noProof/>
                 <w:webHidden/>
               </w:rPr>
-              <w:instrText xml:space="preserve"> PAGEREF _Toc228225857 \h </w:instrText>
+              <w:instrText xml:space="preserve"> PAGEREF _Toc228478332 \h </w:instrText>
             </w:r>
             <w:r>
               <w:rPr>
@@ -909,11 +909,11 @@
               <w:kern w:val="2"/>
               <w:sz w:val="24"/>
               <w:szCs w:val="24"/>
-              <w:lang w:val="en-GB" w:eastAsia="en-GB"/>
+              <w:lang w:eastAsia="zh-CN"/>
               <w14:ligatures w14:val="standardContextual"/>
             </w:rPr>
           </w:pPr>
-          <w:hyperlink w:anchor="_Toc228225858" w:history="1">
+          <w:hyperlink w:anchor="_Toc228478333" w:history="1">
             <w:r>
               <w:rPr>
                 <w:rStyle w:val="Hyperlink"/>
@@ -928,7 +928,7 @@
                 <w:kern w:val="2"/>
                 <w:sz w:val="24"/>
                 <w:szCs w:val="24"/>
-                <w:lang w:val="en-GB" w:eastAsia="en-GB"/>
+                <w:lang w:eastAsia="zh-CN"/>
                 <w14:ligatures w14:val="standardContextual"/>
               </w:rPr>
               <w:tab/>
@@ -959,7 +959,7 @@
                 <w:noProof/>
                 <w:webHidden/>
               </w:rPr>
-              <w:instrText xml:space="preserve"> PAGEREF _Toc228225858 \h </w:instrText>
+              <w:instrText xml:space="preserve"> PAGEREF _Toc228478333 \h </w:instrText>
             </w:r>
             <w:r>
               <w:rPr>
@@ -1003,11 +1003,11 @@
               <w:kern w:val="2"/>
               <w:sz w:val="24"/>
               <w:szCs w:val="24"/>
-              <w:lang w:val="en-GB" w:eastAsia="en-GB"/>
+              <w:lang w:eastAsia="zh-CN"/>
               <w14:ligatures w14:val="standardContextual"/>
             </w:rPr>
           </w:pPr>
-          <w:hyperlink w:anchor="_Toc228225859" w:history="1">
+          <w:hyperlink w:anchor="_Toc228478334" w:history="1">
             <w:r>
               <w:rPr>
                 <w:rStyle w:val="Hyperlink"/>
@@ -1023,7 +1023,7 @@
                 <w:kern w:val="2"/>
                 <w:sz w:val="24"/>
                 <w:szCs w:val="24"/>
-                <w:lang w:val="en-GB" w:eastAsia="en-GB"/>
+                <w:lang w:eastAsia="zh-CN"/>
                 <w14:ligatures w14:val="standardContextual"/>
               </w:rPr>
               <w:tab/>
@@ -1054,7 +1054,7 @@
                 <w:noProof/>
                 <w:webHidden/>
               </w:rPr>
-              <w:instrText xml:space="preserve"> PAGEREF _Toc228225859 \h </w:instrText>
+              <w:instrText xml:space="preserve"> PAGEREF _Toc228478334 \h </w:instrText>
             </w:r>
             <w:r>
               <w:rPr>
@@ -1098,11 +1098,11 @@
               <w:kern w:val="2"/>
               <w:sz w:val="24"/>
               <w:szCs w:val="24"/>
-              <w:lang w:val="en-GB" w:eastAsia="en-GB"/>
+              <w:lang w:eastAsia="zh-CN"/>
               <w14:ligatures w14:val="standardContextual"/>
             </w:rPr>
           </w:pPr>
-          <w:hyperlink w:anchor="_Toc228225860" w:history="1">
+          <w:hyperlink w:anchor="_Toc228478335" w:history="1">
             <w:r>
               <w:rPr>
                 <w:rStyle w:val="Hyperlink"/>
@@ -1117,7 +1117,7 @@
                 <w:kern w:val="2"/>
                 <w:sz w:val="24"/>
                 <w:szCs w:val="24"/>
-                <w:lang w:val="en-GB" w:eastAsia="en-GB"/>
+                <w:lang w:eastAsia="zh-CN"/>
                 <w14:ligatures w14:val="standardContextual"/>
               </w:rPr>
               <w:tab/>
@@ -1148,7 +1148,7 @@
                 <w:noProof/>
                 <w:webHidden/>
               </w:rPr>
-              <w:instrText xml:space="preserve"> PAGEREF _Toc228225860 \h </w:instrText>
+              <w:instrText xml:space="preserve"> PAGEREF _Toc228478335 \h </w:instrText>
             </w:r>
             <w:r>
               <w:rPr>
@@ -1192,11 +1192,11 @@
               <w:kern w:val="2"/>
               <w:sz w:val="24"/>
               <w:szCs w:val="24"/>
-              <w:lang w:val="en-GB" w:eastAsia="en-GB"/>
+              <w:lang w:eastAsia="zh-CN"/>
               <w14:ligatures w14:val="standardContextual"/>
             </w:rPr>
           </w:pPr>
-          <w:hyperlink w:anchor="_Toc228225861" w:history="1">
+          <w:hyperlink w:anchor="_Toc228478336" w:history="1">
             <w:r>
               <w:rPr>
                 <w:rStyle w:val="Hyperlink"/>
@@ -1211,7 +1211,7 @@
                 <w:kern w:val="2"/>
                 <w:sz w:val="24"/>
                 <w:szCs w:val="24"/>
-                <w:lang w:val="en-GB" w:eastAsia="en-GB"/>
+                <w:lang w:eastAsia="zh-CN"/>
                 <w14:ligatures w14:val="standardContextual"/>
               </w:rPr>
               <w:tab/>
@@ -1242,7 +1242,7 @@
                 <w:noProof/>
                 <w:webHidden/>
               </w:rPr>
-              <w:instrText xml:space="preserve"> PAGEREF _Toc228225861 \h </w:instrText>
+              <w:instrText xml:space="preserve"> PAGEREF _Toc228478336 \h </w:instrText>
             </w:r>
             <w:r>
               <w:rPr>
@@ -1262,7 +1262,7 @@
                 <w:noProof/>
                 <w:webHidden/>
               </w:rPr>
-              <w:t>4</w:t>
+              <w:t>5</w:t>
             </w:r>
             <w:r>
               <w:rPr>
@@ -1286,11 +1286,11 @@
               <w:kern w:val="2"/>
               <w:sz w:val="24"/>
               <w:szCs w:val="24"/>
-              <w:lang w:val="en-GB" w:eastAsia="en-GB"/>
+              <w:lang w:eastAsia="zh-CN"/>
               <w14:ligatures w14:val="standardContextual"/>
             </w:rPr>
           </w:pPr>
-          <w:hyperlink w:anchor="_Toc228225862" w:history="1">
+          <w:hyperlink w:anchor="_Toc228478337" w:history="1">
             <w:r>
               <w:rPr>
                 <w:rStyle w:val="Hyperlink"/>
@@ -1305,7 +1305,7 @@
                 <w:kern w:val="2"/>
                 <w:sz w:val="24"/>
                 <w:szCs w:val="24"/>
-                <w:lang w:val="en-GB" w:eastAsia="en-GB"/>
+                <w:lang w:eastAsia="zh-CN"/>
                 <w14:ligatures w14:val="standardContextual"/>
               </w:rPr>
               <w:tab/>
@@ -1336,7 +1336,7 @@
                 <w:noProof/>
                 <w:webHidden/>
               </w:rPr>
-              <w:instrText xml:space="preserve"> PAGEREF _Toc228225862 \h </w:instrText>
+              <w:instrText xml:space="preserve"> PAGEREF _Toc228478337 \h </w:instrText>
             </w:r>
             <w:r>
               <w:rPr>
@@ -1356,7 +1356,7 @@
                 <w:noProof/>
                 <w:webHidden/>
               </w:rPr>
-              <w:t>5</w:t>
+              <w:t>6</w:t>
             </w:r>
             <w:r>
               <w:rPr>
@@ -1380,11 +1380,11 @@
               <w:kern w:val="2"/>
               <w:sz w:val="24"/>
               <w:szCs w:val="24"/>
-              <w:lang w:val="en-GB" w:eastAsia="en-GB"/>
+              <w:lang w:eastAsia="zh-CN"/>
               <w14:ligatures w14:val="standardContextual"/>
             </w:rPr>
           </w:pPr>
-          <w:hyperlink w:anchor="_Toc228225863" w:history="1">
+          <w:hyperlink w:anchor="_Toc228478338" w:history="1">
             <w:r>
               <w:rPr>
                 <w:rStyle w:val="Hyperlink"/>
@@ -1399,7 +1399,7 @@
                 <w:kern w:val="2"/>
                 <w:sz w:val="24"/>
                 <w:szCs w:val="24"/>
-                <w:lang w:val="en-GB" w:eastAsia="en-GB"/>
+                <w:lang w:eastAsia="zh-CN"/>
                 <w14:ligatures w14:val="standardContextual"/>
               </w:rPr>
               <w:tab/>
@@ -1430,7 +1430,7 @@
                 <w:noProof/>
                 <w:webHidden/>
               </w:rPr>
-              <w:instrText xml:space="preserve"> PAGEREF _Toc228225863 \h </w:instrText>
+              <w:instrText xml:space="preserve"> PAGEREF _Toc228478338 \h </w:instrText>
             </w:r>
             <w:r>
               <w:rPr>
@@ -1450,7 +1450,7 @@
                 <w:noProof/>
                 <w:webHidden/>
               </w:rPr>
-              <w:t>5</w:t>
+              <w:t>6</w:t>
             </w:r>
             <w:r>
               <w:rPr>
@@ -1474,11 +1474,11 @@
               <w:kern w:val="2"/>
               <w:sz w:val="24"/>
               <w:szCs w:val="24"/>
-              <w:lang w:val="en-GB" w:eastAsia="en-GB"/>
+              <w:lang w:eastAsia="zh-CN"/>
               <w14:ligatures w14:val="standardContextual"/>
             </w:rPr>
           </w:pPr>
-          <w:hyperlink w:anchor="_Toc228225864" w:history="1">
+          <w:hyperlink w:anchor="_Toc228478339" w:history="1">
             <w:r>
               <w:rPr>
                 <w:rStyle w:val="Hyperlink"/>
@@ -1493,7 +1493,7 @@
                 <w:kern w:val="2"/>
                 <w:sz w:val="24"/>
                 <w:szCs w:val="24"/>
-                <w:lang w:val="en-GB" w:eastAsia="en-GB"/>
+                <w:lang w:eastAsia="zh-CN"/>
                 <w14:ligatures w14:val="standardContextual"/>
               </w:rPr>
               <w:tab/>
@@ -1524,7 +1524,7 @@
                 <w:noProof/>
                 <w:webHidden/>
               </w:rPr>
-              <w:instrText xml:space="preserve"> PAGEREF _Toc228225864 \h </w:instrText>
+              <w:instrText xml:space="preserve"> PAGEREF _Toc228478339 \h </w:instrText>
             </w:r>
             <w:r>
               <w:rPr>
@@ -1544,7 +1544,7 @@
                 <w:noProof/>
                 <w:webHidden/>
               </w:rPr>
-              <w:t>6</w:t>
+              <w:t>7</w:t>
             </w:r>
             <w:r>
               <w:rPr>
@@ -1568,11 +1568,11 @@
               <w:kern w:val="2"/>
               <w:sz w:val="24"/>
               <w:szCs w:val="24"/>
-              <w:lang w:val="en-GB" w:eastAsia="en-GB"/>
+              <w:lang w:eastAsia="zh-CN"/>
               <w14:ligatures w14:val="standardContextual"/>
             </w:rPr>
           </w:pPr>
-          <w:hyperlink w:anchor="_Toc228225865" w:history="1">
+          <w:hyperlink w:anchor="_Toc228478340" w:history="1">
             <w:r>
               <w:rPr>
                 <w:rStyle w:val="Hyperlink"/>
@@ -1587,7 +1587,7 @@
                 <w:kern w:val="2"/>
                 <w:sz w:val="24"/>
                 <w:szCs w:val="24"/>
-                <w:lang w:val="en-GB" w:eastAsia="en-GB"/>
+                <w:lang w:eastAsia="zh-CN"/>
                 <w14:ligatures w14:val="standardContextual"/>
               </w:rPr>
               <w:tab/>
@@ -1618,7 +1618,7 @@
                 <w:noProof/>
                 <w:webHidden/>
               </w:rPr>
-              <w:instrText xml:space="preserve"> PAGEREF _Toc228225865 \h </w:instrText>
+              <w:instrText xml:space="preserve"> PAGEREF _Toc228478340 \h </w:instrText>
             </w:r>
             <w:r>
               <w:rPr>
@@ -1639,6 +1639,194 @@
                 <w:webHidden/>
               </w:rPr>
               <w:t>7</w:t>
+            </w:r>
+            <w:r>
+              <w:rPr>
+                <w:noProof/>
+                <w:webHidden/>
+              </w:rPr>
+              <w:fldChar w:fldCharType="end"/>
+            </w:r>
+          </w:hyperlink>
+        </w:p>
+        <w:p>
+          <w:pPr>
+            <w:pStyle w:val="TOC3"/>
+            <w:tabs>
+              <w:tab w:val="left" w:pos="1200"/>
+              <w:tab w:val="right" w:leader="dot" w:pos="9016"/>
+            </w:tabs>
+            <w:rPr>
+              <w:rFonts w:eastAsiaTheme="minorEastAsia"/>
+              <w:noProof/>
+              <w:kern w:val="2"/>
+              <w:sz w:val="24"/>
+              <w:szCs w:val="24"/>
+              <w:lang w:eastAsia="zh-CN"/>
+              <w14:ligatures w14:val="standardContextual"/>
+            </w:rPr>
+          </w:pPr>
+          <w:hyperlink w:anchor="_Toc228478341" w:history="1">
+            <w:r>
+              <w:rPr>
+                <w:rStyle w:val="Hyperlink"/>
+                <w:noProof/>
+              </w:rPr>
+              <w:t>2.2.4</w:t>
+            </w:r>
+            <w:r>
+              <w:rPr>
+                <w:rFonts w:eastAsiaTheme="minorEastAsia"/>
+                <w:noProof/>
+                <w:kern w:val="2"/>
+                <w:sz w:val="24"/>
+                <w:szCs w:val="24"/>
+                <w:lang w:eastAsia="zh-CN"/>
+                <w14:ligatures w14:val="standardContextual"/>
+              </w:rPr>
+              <w:tab/>
+            </w:r>
+            <w:r>
+              <w:rPr>
+                <w:rStyle w:val="Hyperlink"/>
+                <w:noProof/>
+              </w:rPr>
+              <w:t>Continuous Conduction Mode Boundary Condition</w:t>
+            </w:r>
+            <w:r>
+              <w:rPr>
+                <w:noProof/>
+                <w:webHidden/>
+              </w:rPr>
+              <w:tab/>
+            </w:r>
+            <w:r>
+              <w:rPr>
+                <w:noProof/>
+                <w:webHidden/>
+              </w:rPr>
+              <w:fldChar w:fldCharType="begin"/>
+            </w:r>
+            <w:r>
+              <w:rPr>
+                <w:noProof/>
+                <w:webHidden/>
+              </w:rPr>
+              <w:instrText xml:space="preserve"> PAGEREF _Toc228478341 \h </w:instrText>
+            </w:r>
+            <w:r>
+              <w:rPr>
+                <w:noProof/>
+                <w:webHidden/>
+              </w:rPr>
+            </w:r>
+            <w:r>
+              <w:rPr>
+                <w:noProof/>
+                <w:webHidden/>
+              </w:rPr>
+              <w:fldChar w:fldCharType="separate"/>
+            </w:r>
+            <w:r>
+              <w:rPr>
+                <w:noProof/>
+                <w:webHidden/>
+              </w:rPr>
+              <w:t>8</w:t>
+            </w:r>
+            <w:r>
+              <w:rPr>
+                <w:noProof/>
+                <w:webHidden/>
+              </w:rPr>
+              <w:fldChar w:fldCharType="end"/>
+            </w:r>
+          </w:hyperlink>
+        </w:p>
+        <w:p>
+          <w:pPr>
+            <w:pStyle w:val="TOC2"/>
+            <w:tabs>
+              <w:tab w:val="left" w:pos="960"/>
+              <w:tab w:val="right" w:leader="dot" w:pos="9016"/>
+            </w:tabs>
+            <w:rPr>
+              <w:rFonts w:eastAsiaTheme="minorEastAsia"/>
+              <w:noProof/>
+              <w:kern w:val="2"/>
+              <w:sz w:val="24"/>
+              <w:szCs w:val="24"/>
+              <w:lang w:eastAsia="zh-CN"/>
+              <w14:ligatures w14:val="standardContextual"/>
+            </w:rPr>
+          </w:pPr>
+          <w:hyperlink w:anchor="_Toc228478342" w:history="1">
+            <w:r>
+              <w:rPr>
+                <w:rStyle w:val="Hyperlink"/>
+                <w:noProof/>
+              </w:rPr>
+              <w:t>2.3</w:t>
+            </w:r>
+            <w:r>
+              <w:rPr>
+                <w:rFonts w:eastAsiaTheme="minorEastAsia"/>
+                <w:noProof/>
+                <w:kern w:val="2"/>
+                <w:sz w:val="24"/>
+                <w:szCs w:val="24"/>
+                <w:lang w:eastAsia="zh-CN"/>
+                <w14:ligatures w14:val="standardContextual"/>
+              </w:rPr>
+              <w:tab/>
+            </w:r>
+            <w:r>
+              <w:rPr>
+                <w:rStyle w:val="Hyperlink"/>
+                <w:noProof/>
+              </w:rPr>
+              <w:t>Current-Mode Control and the LTC1871 Architecture</w:t>
+            </w:r>
+            <w:r>
+              <w:rPr>
+                <w:noProof/>
+                <w:webHidden/>
+              </w:rPr>
+              <w:tab/>
+            </w:r>
+            <w:r>
+              <w:rPr>
+                <w:noProof/>
+                <w:webHidden/>
+              </w:rPr>
+              <w:fldChar w:fldCharType="begin"/>
+            </w:r>
+            <w:r>
+              <w:rPr>
+                <w:noProof/>
+                <w:webHidden/>
+              </w:rPr>
+              <w:instrText xml:space="preserve"> PAGEREF _Toc228478342 \h </w:instrText>
+            </w:r>
+            <w:r>
+              <w:rPr>
+                <w:noProof/>
+                <w:webHidden/>
+              </w:rPr>
+            </w:r>
+            <w:r>
+              <w:rPr>
+                <w:noProof/>
+                <w:webHidden/>
+              </w:rPr>
+              <w:fldChar w:fldCharType="separate"/>
+            </w:r>
+            <w:r>
+              <w:rPr>
+                <w:noProof/>
+                <w:webHidden/>
+              </w:rPr>
+              <w:t>9</w:t>
             </w:r>
             <w:r>
               <w:rPr>
@@ -1662,11 +1850,11 @@
               <w:kern w:val="2"/>
               <w:sz w:val="24"/>
               <w:szCs w:val="24"/>
-              <w:lang w:val="en-GB" w:eastAsia="en-GB"/>
+              <w:lang w:eastAsia="zh-CN"/>
               <w14:ligatures w14:val="standardContextual"/>
             </w:rPr>
           </w:pPr>
-          <w:hyperlink w:anchor="_Toc228225866" w:history="1">
+          <w:hyperlink w:anchor="_Toc228478343" w:history="1">
             <w:r>
               <w:rPr>
                 <w:rStyle w:val="Hyperlink"/>
@@ -1681,7 +1869,7 @@
                 <w:kern w:val="2"/>
                 <w:sz w:val="24"/>
                 <w:szCs w:val="24"/>
-                <w:lang w:val="en-GB" w:eastAsia="en-GB"/>
+                <w:lang w:eastAsia="zh-CN"/>
                 <w14:ligatures w14:val="standardContextual"/>
               </w:rPr>
               <w:tab/>
@@ -1712,7 +1900,7 @@
                 <w:noProof/>
                 <w:webHidden/>
               </w:rPr>
-              <w:instrText xml:space="preserve"> PAGEREF _Toc228225866 \h </w:instrText>
+              <w:instrText xml:space="preserve"> PAGEREF _Toc228478343 \h </w:instrText>
             </w:r>
             <w:r>
               <w:rPr>
@@ -1732,7 +1920,7 @@
                 <w:noProof/>
                 <w:webHidden/>
               </w:rPr>
-              <w:t>8</w:t>
+              <w:t>11</w:t>
             </w:r>
             <w:r>
               <w:rPr>
@@ -1756,11 +1944,11 @@
               <w:kern w:val="2"/>
               <w:sz w:val="24"/>
               <w:szCs w:val="24"/>
-              <w:lang w:val="en-GB" w:eastAsia="en-GB"/>
+              <w:lang w:eastAsia="zh-CN"/>
               <w14:ligatures w14:val="standardContextual"/>
             </w:rPr>
           </w:pPr>
-          <w:hyperlink w:anchor="_Toc228225867" w:history="1">
+          <w:hyperlink w:anchor="_Toc228478344" w:history="1">
             <w:r>
               <w:rPr>
                 <w:rStyle w:val="Hyperlink"/>
@@ -1775,7 +1963,7 @@
                 <w:kern w:val="2"/>
                 <w:sz w:val="24"/>
                 <w:szCs w:val="24"/>
-                <w:lang w:val="en-GB" w:eastAsia="en-GB"/>
+                <w:lang w:eastAsia="zh-CN"/>
                 <w14:ligatures w14:val="standardContextual"/>
               </w:rPr>
               <w:tab/>
@@ -1806,7 +1994,7 @@
                 <w:noProof/>
                 <w:webHidden/>
               </w:rPr>
-              <w:instrText xml:space="preserve"> PAGEREF _Toc228225867 \h </w:instrText>
+              <w:instrText xml:space="preserve"> PAGEREF _Toc228478344 \h </w:instrText>
             </w:r>
             <w:r>
               <w:rPr>
@@ -1826,7 +2014,7 @@
                 <w:noProof/>
                 <w:webHidden/>
               </w:rPr>
-              <w:t>9</w:t>
+              <w:t>12</w:t>
             </w:r>
             <w:r>
               <w:rPr>
@@ -1849,11 +2037,11 @@
               <w:kern w:val="2"/>
               <w:sz w:val="24"/>
               <w:szCs w:val="24"/>
-              <w:lang w:val="en-GB" w:eastAsia="en-GB"/>
+              <w:lang w:eastAsia="zh-CN"/>
               <w14:ligatures w14:val="standardContextual"/>
             </w:rPr>
           </w:pPr>
-          <w:hyperlink w:anchor="_Toc228225868" w:history="1">
+          <w:hyperlink w:anchor="_Toc228478345" w:history="1">
             <w:r>
               <w:rPr>
                 <w:rStyle w:val="Hyperlink"/>
@@ -1880,7 +2068,7 @@
                 <w:noProof/>
                 <w:webHidden/>
               </w:rPr>
-              <w:instrText xml:space="preserve"> PAGEREF _Toc228225868 \h </w:instrText>
+              <w:instrText xml:space="preserve"> PAGEREF _Toc228478345 \h </w:instrText>
             </w:r>
             <w:r>
               <w:rPr>
@@ -1900,7 +2088,7 @@
                 <w:noProof/>
                 <w:webHidden/>
               </w:rPr>
-              <w:t>9</w:t>
+              <w:t>13</w:t>
             </w:r>
             <w:r>
               <w:rPr>
@@ -1923,11 +2111,11 @@
               <w:kern w:val="2"/>
               <w:sz w:val="24"/>
               <w:szCs w:val="24"/>
-              <w:lang w:val="en-GB" w:eastAsia="en-GB"/>
+              <w:lang w:eastAsia="zh-CN"/>
               <w14:ligatures w14:val="standardContextual"/>
             </w:rPr>
           </w:pPr>
-          <w:hyperlink w:anchor="_Toc228225869" w:history="1">
+          <w:hyperlink w:anchor="_Toc228478346" w:history="1">
             <w:r>
               <w:rPr>
                 <w:rStyle w:val="Hyperlink"/>
@@ -1954,7 +2142,7 @@
                 <w:noProof/>
                 <w:webHidden/>
               </w:rPr>
-              <w:instrText xml:space="preserve"> PAGEREF _Toc228225869 \h </w:instrText>
+              <w:instrText xml:space="preserve"> PAGEREF _Toc228478346 \h </w:instrText>
             </w:r>
             <w:r>
               <w:rPr>
@@ -1974,7 +2162,7 @@
                 <w:noProof/>
                 <w:webHidden/>
               </w:rPr>
-              <w:t>10</w:t>
+              <w:t>13</w:t>
             </w:r>
             <w:r>
               <w:rPr>
@@ -1997,11 +2185,11 @@
               <w:kern w:val="2"/>
               <w:sz w:val="24"/>
               <w:szCs w:val="24"/>
-              <w:lang w:val="en-GB" w:eastAsia="en-GB"/>
+              <w:lang w:eastAsia="zh-CN"/>
               <w14:ligatures w14:val="standardContextual"/>
             </w:rPr>
           </w:pPr>
-          <w:hyperlink w:anchor="_Toc228225870" w:history="1">
+          <w:hyperlink w:anchor="_Toc228478347" w:history="1">
             <w:r>
               <w:rPr>
                 <w:rStyle w:val="Hyperlink"/>
@@ -2028,7 +2216,7 @@
                 <w:noProof/>
                 <w:webHidden/>
               </w:rPr>
-              <w:instrText xml:space="preserve"> PAGEREF _Toc228225870 \h </w:instrText>
+              <w:instrText xml:space="preserve"> PAGEREF _Toc228478347 \h </w:instrText>
             </w:r>
             <w:r>
               <w:rPr>
@@ -2048,7 +2236,7 @@
                 <w:noProof/>
                 <w:webHidden/>
               </w:rPr>
-              <w:t>10</w:t>
+              <w:t>13</w:t>
             </w:r>
             <w:r>
               <w:rPr>
@@ -2071,11 +2259,11 @@
               <w:kern w:val="2"/>
               <w:sz w:val="24"/>
               <w:szCs w:val="24"/>
-              <w:lang w:val="en-GB" w:eastAsia="en-GB"/>
+              <w:lang w:eastAsia="zh-CN"/>
               <w14:ligatures w14:val="standardContextual"/>
             </w:rPr>
           </w:pPr>
-          <w:hyperlink w:anchor="_Toc228225871" w:history="1">
+          <w:hyperlink w:anchor="_Toc228478348" w:history="1">
             <w:r>
               <w:rPr>
                 <w:rStyle w:val="Hyperlink"/>
@@ -2102,7 +2290,7 @@
                 <w:noProof/>
                 <w:webHidden/>
               </w:rPr>
-              <w:instrText xml:space="preserve"> PAGEREF _Toc228225871 \h </w:instrText>
+              <w:instrText xml:space="preserve"> PAGEREF _Toc228478348 \h </w:instrText>
             </w:r>
             <w:r>
               <w:rPr>
@@ -2122,7 +2310,7 @@
                 <w:noProof/>
                 <w:webHidden/>
               </w:rPr>
-              <w:t>10</w:t>
+              <w:t>13</w:t>
             </w:r>
             <w:r>
               <w:rPr>
@@ -2145,11 +2333,11 @@
               <w:kern w:val="2"/>
               <w:sz w:val="24"/>
               <w:szCs w:val="24"/>
-              <w:lang w:val="en-GB" w:eastAsia="en-GB"/>
+              <w:lang w:eastAsia="zh-CN"/>
               <w14:ligatures w14:val="standardContextual"/>
             </w:rPr>
           </w:pPr>
-          <w:hyperlink w:anchor="_Toc228225872" w:history="1">
+          <w:hyperlink w:anchor="_Toc228478349" w:history="1">
             <w:r>
               <w:rPr>
                 <w:rStyle w:val="Hyperlink"/>
@@ -2176,7 +2364,7 @@
                 <w:noProof/>
                 <w:webHidden/>
               </w:rPr>
-              <w:instrText xml:space="preserve"> PAGEREF _Toc228225872 \h </w:instrText>
+              <w:instrText xml:space="preserve"> PAGEREF _Toc228478349 \h </w:instrText>
             </w:r>
             <w:r>
               <w:rPr>
@@ -2196,7 +2384,7 @@
                 <w:noProof/>
                 <w:webHidden/>
               </w:rPr>
-              <w:t>10</w:t>
+              <w:t>13</w:t>
             </w:r>
             <w:r>
               <w:rPr>
@@ -2232,7 +2420,7 @@
       <w:pPr>
         <w:pStyle w:val="Heading1-NoNumber"/>
       </w:pPr>
-      <w:bookmarkStart w:id="0" w:name="_Toc228225851"/>
+      <w:bookmarkStart w:id="0" w:name="_Toc228478326"/>
       <w:r>
         <w:t>Abstract</w:t>
       </w:r>
@@ -2330,7 +2518,7 @@
       <w:pPr>
         <w:pStyle w:val="Heading1-NoNumber"/>
       </w:pPr>
-      <w:bookmarkStart w:id="1" w:name="_Toc228225852"/>
+      <w:bookmarkStart w:id="1" w:name="_Toc228478327"/>
       <w:r>
         <w:lastRenderedPageBreak/>
         <w:t>Declaration</w:t>
@@ -2510,7 +2698,7 @@
       <w:pPr>
         <w:pStyle w:val="Heading1"/>
       </w:pPr>
-      <w:bookmarkStart w:id="2" w:name="_Toc228225853"/>
+      <w:bookmarkStart w:id="2" w:name="_Toc228478328"/>
       <w:r>
         <w:lastRenderedPageBreak/>
         <w:t>Introduction</w:t>
@@ -2557,7 +2745,7 @@
       <w:pPr>
         <w:pStyle w:val="Heading2"/>
       </w:pPr>
-      <w:bookmarkStart w:id="3" w:name="_Toc228225854"/>
+      <w:bookmarkStart w:id="3" w:name="_Toc228478329"/>
       <w:r>
         <w:t>Problem Statement and Scope</w:t>
       </w:r>
@@ -2601,7 +2789,7 @@
       <w:pPr>
         <w:pStyle w:val="Heading2"/>
       </w:pPr>
-      <w:bookmarkStart w:id="4" w:name="_Toc228225855"/>
+      <w:bookmarkStart w:id="4" w:name="_Toc228478330"/>
       <w:r>
         <w:t>Approach and Methodology</w:t>
       </w:r>
@@ -2742,7 +2930,7 @@
           <w:lang w:val="en-GB"/>
         </w:rPr>
       </w:pPr>
-      <w:bookmarkStart w:id="5" w:name="_Toc228225856"/>
+      <w:bookmarkStart w:id="5" w:name="_Toc228478331"/>
       <w:r>
         <w:t>Evaluation Strategy</w:t>
       </w:r>
@@ -2769,7 +2957,7 @@
       <w:pPr>
         <w:pStyle w:val="Heading2"/>
       </w:pPr>
-      <w:bookmarkStart w:id="6" w:name="_Toc228225857"/>
+      <w:bookmarkStart w:id="6" w:name="_Toc228478332"/>
       <w:r>
         <w:t>Broader Impact</w:t>
       </w:r>
@@ -2799,10 +2987,157 @@
       </w:r>
     </w:p>
     <w:p>
+      <w:r>
+        <w:t xml:space="preserve">The LTC1871 eliminates the need for a discrete current-sense resistor by using the MOSFET’s drain-source on-resistance </w:t>
+      </w:r>
+      <m:oMath>
+        <m:sSub>
+          <m:sSubPr>
+            <m:ctrlPr>
+              <w:rPr>
+                <w:rFonts w:ascii="Cambria Math" w:hAnsi="Cambria Math"/>
+                <w:i/>
+              </w:rPr>
+            </m:ctrlPr>
+          </m:sSubPr>
+          <m:e>
+            <m:r>
+              <w:rPr>
+                <w:rFonts w:ascii="Cambria Math" w:hAnsi="Cambria Math"/>
+              </w:rPr>
+              <m:t>R</m:t>
+            </m:r>
+          </m:e>
+          <m:sub>
+            <m:r>
+              <w:rPr>
+                <w:rFonts w:ascii="Cambria Math" w:hAnsi="Cambria Math"/>
+              </w:rPr>
+              <m:t>DS(on)</m:t>
+            </m:r>
+          </m:sub>
+        </m:sSub>
+      </m:oMath>
+      <w:r>
+        <w:rPr>
+          <w:rFonts w:eastAsiaTheme="minorEastAsia"/>
+        </w:rPr>
+        <w:t xml:space="preserve">. The SENSE pin connects directly to the MOSFET’s drain, and the internal current-sense comparator measures the voltage drop across </w:t>
+      </w:r>
+      <m:oMath>
+        <m:sSub>
+          <m:sSubPr>
+            <m:ctrlPr>
+              <w:rPr>
+                <w:rFonts w:ascii="Cambria Math" w:hAnsi="Cambria Math"/>
+                <w:i/>
+              </w:rPr>
+            </m:ctrlPr>
+          </m:sSubPr>
+          <m:e>
+            <m:r>
+              <w:rPr>
+                <w:rFonts w:ascii="Cambria Math" w:hAnsi="Cambria Math"/>
+              </w:rPr>
+              <m:t>R</m:t>
+            </m:r>
+          </m:e>
+          <m:sub>
+            <m:r>
+              <w:rPr>
+                <w:rFonts w:ascii="Cambria Math" w:hAnsi="Cambria Math"/>
+              </w:rPr>
+              <m:t>DS(on)</m:t>
+            </m:r>
+          </m:sub>
+        </m:sSub>
+      </m:oMath>
+      <w:r>
+        <w:rPr>
+          <w:rFonts w:eastAsiaTheme="minorEastAsia"/>
+        </w:rPr>
+        <w:t xml:space="preserve"> during the on-interval. This lossless sensing maximises efficiency but introduces a temperature dependency because </w:t>
+      </w:r>
+      <m:oMath>
+        <m:sSub>
+          <m:sSubPr>
+            <m:ctrlPr>
+              <w:rPr>
+                <w:rFonts w:ascii="Cambria Math" w:hAnsi="Cambria Math"/>
+                <w:i/>
+              </w:rPr>
+            </m:ctrlPr>
+          </m:sSubPr>
+          <m:e>
+            <m:r>
+              <w:rPr>
+                <w:rFonts w:ascii="Cambria Math" w:hAnsi="Cambria Math"/>
+              </w:rPr>
+              <m:t>R</m:t>
+            </m:r>
+          </m:e>
+          <m:sub>
+            <m:r>
+              <w:rPr>
+                <w:rFonts w:ascii="Cambria Math" w:hAnsi="Cambria Math"/>
+              </w:rPr>
+              <m:t>DS(on)</m:t>
+            </m:r>
+          </m:sub>
+        </m:sSub>
+      </m:oMath>
+      <w:r>
+        <w:rPr>
+          <w:rFonts w:eastAsiaTheme="minorEastAsia"/>
+        </w:rPr>
+        <w:t xml:space="preserve"> increases with junction temperature. For this design, the duty cycle range is 8.3% to 33.3%, and the selected MOSFET (IRF7811) has a typical </w:t>
+      </w:r>
+      <m:oMath>
+        <m:sSub>
+          <m:sSubPr>
+            <m:ctrlPr>
+              <w:rPr>
+                <w:rFonts w:ascii="Cambria Math" w:hAnsi="Cambria Math"/>
+                <w:i/>
+              </w:rPr>
+            </m:ctrlPr>
+          </m:sSubPr>
+          <m:e>
+            <m:r>
+              <w:rPr>
+                <w:rFonts w:ascii="Cambria Math" w:hAnsi="Cambria Math"/>
+              </w:rPr>
+              <m:t>R</m:t>
+            </m:r>
+          </m:e>
+          <m:sub>
+            <m:r>
+              <w:rPr>
+                <w:rFonts w:ascii="Cambria Math" w:hAnsi="Cambria Math"/>
+              </w:rPr>
+              <m:t>DS(on)</m:t>
+            </m:r>
+          </m:sub>
+        </m:sSub>
+      </m:oMath>
+      <w:r>
+        <w:rPr>
+          <w:rFonts w:eastAsiaTheme="minorEastAsia"/>
+        </w:rPr>
+        <w:t xml:space="preserve"> of 12m</w:t>
+      </w:r>
+      <w:r>
+        <w:rPr>
+          <w:rFonts w:eastAsiaTheme="minorEastAsia"/>
+        </w:rPr>
+        <w:t>ΩΩΩ</w:t>
+      </w:r>
+    </w:p>
+    <w:p>
       <w:pPr>
         <w:pStyle w:val="Heading2"/>
       </w:pPr>
-      <w:bookmarkStart w:id="7" w:name="_Toc228225858"/>
+      <w:bookmarkStart w:id="7" w:name="_Toc228478333"/>
       <w:r>
         <w:t>Original Contributions and Externally Provided Resources</w:t>
       </w:r>
@@ -2869,6 +3204,7 @@
         <w:rPr>
           <w:lang w:val="en-GB"/>
         </w:rPr>
+        <w:lastRenderedPageBreak/>
         <w:t>Implementation of input window protection (UVLO/OVLO) using a resistive divider and Zener-NPN clamp circuit.</w:t>
       </w:r>
     </w:p>
@@ -2930,7 +3266,6 @@
         <w:rPr>
           <w:lang w:val="en-GB"/>
         </w:rPr>
-        <w:lastRenderedPageBreak/>
         <w:t>Externally provided resources are acknowledged as follows:</w:t>
       </w:r>
     </w:p>
@@ -3009,7 +3344,7 @@
           <w:lang w:val="en-GB"/>
         </w:rPr>
       </w:pPr>
-      <w:bookmarkStart w:id="8" w:name="_Toc228225859"/>
+      <w:bookmarkStart w:id="8" w:name="_Toc228478334"/>
       <w:r>
         <w:t>Structure of the Report</w:t>
       </w:r>
@@ -3024,7 +3359,7 @@
       <w:pPr>
         <w:pStyle w:val="Heading1"/>
       </w:pPr>
-      <w:bookmarkStart w:id="9" w:name="_Toc228225860"/>
+      <w:bookmarkStart w:id="9" w:name="_Toc228478335"/>
       <w:r>
         <w:t>Technical Background</w:t>
       </w:r>
@@ -3035,7 +3370,11 @@
         <w:t xml:space="preserve">This chapter establishes the theoretical foundation underpinning the converter design, driven by key specifications: an 8 - 11V input from the 3S LiPo battery, a regulated 12V output at 2A continuous load, a 350kHZ switching frequency, a current-mode control implemented with the LTC1871 controller. The chapter begins with a review of DC-DC converter fundamentals </w:t>
       </w:r>
       <w:r>
-        <w:t xml:space="preserve">and the operating principles of a boost converter in continuous conduction mode. From there, it develops the theory behind current-mode control, feedback loop compensation, and input protection topologies, followed by PCB layout considerations for switching converters. The material presented here directly informs the design decisions detailed in Chapter 3. </w:t>
+        <w:t xml:space="preserve">and the operating principles of a boost converter in continuous conduction mode. From there, it </w:t>
+      </w:r>
+      <w:r>
+        <w:lastRenderedPageBreak/>
+        <w:t xml:space="preserve">develops the theory behind current-mode control, feedback loop compensation, and input protection topologies, followed by PCB layout considerations for switching converters. The material presented here directly informs the design decisions detailed in Chapter 3. </w:t>
       </w:r>
       <w:r>
         <w:t xml:space="preserve">            </w:t>
@@ -3045,7 +3384,7 @@
       <w:pPr>
         <w:pStyle w:val="Heading2"/>
       </w:pPr>
-      <w:bookmarkStart w:id="10" w:name="_Toc228225861"/>
+      <w:bookmarkStart w:id="10" w:name="_Toc228478336"/>
       <w:r>
         <w:t>DC-DC Converter Fundamentals</w:t>
       </w:r>
@@ -3075,11 +3414,7 @@
       </w:r>
       <w:proofErr w:type="spellEnd"/>
       <w:r>
-        <w:t xml:space="preserve"> </w:t>
-      </w:r>
-      <w:r>
-        <w:lastRenderedPageBreak/>
-        <w:t>and communication radios exhibit burst-mode power demands, and compute modules require clean rails to avoid erratic behaviour</w:t>
+        <w:t xml:space="preserve"> and communication radios exhibit burst-mode power demands, and compute modules require clean rails to avoid erratic behaviour</w:t>
       </w:r>
       <w:r>
         <w:t xml:space="preserve">. Poor regulation under these transients can cause brownouts, sensor data corruption, or radio dropouts. Consequently, a regulator must be placed between the source and the load. A linear regulator (e.g., LM7812) can only step down, dissipating the voltage difference as heat; with an 8-11V input and a 12V output, a conventional linear regulator cannot step up, and even in step-down applications its efficiency is limited to </w:t>
@@ -3597,7 +3932,14 @@
         <w:rPr>
           <w:rFonts w:eastAsiaTheme="minorEastAsia"/>
         </w:rPr>
-        <w:t xml:space="preserve"> would introduce unnecessary component and control complexity. This choice motivated the detailed analysis of boost converter operation </w:t>
+        <w:t xml:space="preserve"> would introduce </w:t>
+      </w:r>
+      <w:r>
+        <w:rPr>
+          <w:rFonts w:eastAsiaTheme="minorEastAsia"/>
+        </w:rPr>
+        <w:lastRenderedPageBreak/>
+        <w:t xml:space="preserve">unnecessary component and control complexity. This choice motivated the detailed analysis of boost converter operation </w:t>
       </w:r>
       <w:r>
         <w:rPr>
@@ -3616,7 +3958,7 @@
       <w:pPr>
         <w:pStyle w:val="Heading2"/>
       </w:pPr>
-      <w:bookmarkStart w:id="11" w:name="_Toc228225862"/>
+      <w:bookmarkStart w:id="11" w:name="_Toc228478337"/>
       <w:r>
         <w:t>Boost Converter</w:t>
       </w:r>
@@ -3635,7 +3977,7 @@
       <w:pPr>
         <w:pStyle w:val="Heading3"/>
       </w:pPr>
-      <w:bookmarkStart w:id="12" w:name="_Toc228225863"/>
+      <w:bookmarkStart w:id="12" w:name="_Toc228478338"/>
       <w:r>
         <w:t>Circuit Topology and Switching Intervals</w:t>
       </w:r>
@@ -3750,14 +4092,7 @@
         <w:rPr>
           <w:rFonts w:eastAsiaTheme="minorEastAsia"/>
         </w:rPr>
-        <w:t xml:space="preserve">. The input </w:t>
-      </w:r>
-      <w:r>
-        <w:rPr>
-          <w:rFonts w:eastAsiaTheme="minorEastAsia"/>
-        </w:rPr>
-        <w:lastRenderedPageBreak/>
-        <w:t xml:space="preserve">voltage source </w:t>
+        <w:t xml:space="preserve">. The input voltage source </w:t>
       </w:r>
       <m:oMath>
         <m:sSub>
@@ -4178,7 +4513,14 @@
         <w:rPr>
           <w:rFonts w:eastAsiaTheme="minorEastAsia"/>
         </w:rPr>
-        <w:t xml:space="preserve">t capacitor and load. The inductor voltage now equals </w:t>
+        <w:t xml:space="preserve">t </w:t>
+      </w:r>
+      <w:r>
+        <w:rPr>
+          <w:rFonts w:eastAsiaTheme="minorEastAsia"/>
+        </w:rPr>
+        <w:lastRenderedPageBreak/>
+        <w:t xml:space="preserve">capacitor and load. The inductor voltage now equals </w:t>
       </w:r>
       <m:oMath>
         <m:sSub>
@@ -4323,7 +4665,7 @@
       <w:pPr>
         <w:pStyle w:val="Heading3"/>
       </w:pPr>
-      <w:bookmarkStart w:id="13" w:name="_Toc228225864"/>
+      <w:bookmarkStart w:id="13" w:name="_Toc228478339"/>
       <w:r>
         <w:t>Voltage Transfer Ratio from Volt-Second Balance</w:t>
       </w:r>
@@ -4553,7 +4895,6 @@
         <w:rPr>
           <w:rFonts w:eastAsiaTheme="minorEastAsia"/>
         </w:rPr>
-        <w:lastRenderedPageBreak/>
         <w:t>Expanding and simplifying:</w:t>
       </w:r>
     </w:p>
@@ -5224,7 +5565,7 @@
       <w:pPr>
         <w:pStyle w:val="Heading3"/>
       </w:pPr>
-      <w:bookmarkStart w:id="14" w:name="_Toc228225865"/>
+      <w:bookmarkStart w:id="14" w:name="_Toc228478340"/>
       <w:r>
         <w:t>Inductor Current Waveform and Ripple</w:t>
       </w:r>
@@ -5472,6 +5813,7 @@
             <w:rPr>
               <w:rFonts w:ascii="Cambria Math" w:hAnsi="Cambria Math"/>
             </w:rPr>
+            <w:lastRenderedPageBreak/>
             <m:t>Δ</m:t>
           </m:r>
           <m:sSub>
@@ -5832,7 +6174,6 @@
         <w:rPr>
           <w:rFonts w:eastAsiaTheme="minorEastAsia"/>
         </w:rPr>
-        <w:lastRenderedPageBreak/>
         <w:t>The average inductor current is derived from power balance, assuming ideal efficiency (</w:t>
       </w:r>
       <m:oMath>
@@ -6498,9 +6839,11 @@
       <w:pPr>
         <w:pStyle w:val="Heading3"/>
       </w:pPr>
+      <w:bookmarkStart w:id="15" w:name="_Toc228478341"/>
       <w:r>
         <w:t>Continuous Conduction Mode Boundary Condition</w:t>
       </w:r>
+      <w:bookmarkEnd w:id="15"/>
     </w:p>
     <w:p>
       <w:r>
@@ -7235,7 +7578,6 @@
         <w:rPr>
           <w:rFonts w:eastAsiaTheme="minorEastAsia"/>
         </w:rPr>
-        <w:lastRenderedPageBreak/>
         <w:t>Using the boost transfer ratio</w:t>
       </w:r>
       <w:r>
@@ -7632,25 +7974,7 @@
           <w:rPr>
             <w:rFonts w:ascii="Cambria Math" w:eastAsiaTheme="minorEastAsia" w:hAnsi="Cambria Math"/>
           </w:rPr>
-          <m:t>=2.0</m:t>
-        </m:r>
-        <m:r>
-          <m:rPr>
-            <m:sty m:val="bi"/>
-          </m:rPr>
-          <w:rPr>
-            <w:rFonts w:ascii="Cambria Math" w:eastAsiaTheme="minorEastAsia" w:hAnsi="Cambria Math"/>
-          </w:rPr>
-          <m:t xml:space="preserve"> </m:t>
-        </m:r>
-        <m:r>
-          <m:rPr>
-            <m:sty m:val="bi"/>
-          </m:rPr>
-          <w:rPr>
-            <w:rFonts w:ascii="Cambria Math" w:eastAsiaTheme="minorEastAsia" w:hAnsi="Cambria Math"/>
-          </w:rPr>
-          <m:t xml:space="preserve">A, </m:t>
+          <m:t xml:space="preserve">=2.0 A, </m:t>
         </m:r>
         <m:sSub>
           <m:sSubPr>
@@ -7696,6 +8020,13 @@
           <m:t>=0.333</m:t>
         </m:r>
       </m:oMath>
+      <w:r>
+        <w:rPr>
+          <w:rFonts w:eastAsiaTheme="minorEastAsia"/>
+          <w:b/>
+        </w:rPr>
+        <w:t xml:space="preserve"> </w:t>
+      </w:r>
       <w:r>
         <w:rPr>
           <w:rFonts w:eastAsiaTheme="minorEastAsia"/>
@@ -7987,31 +8318,7 @@
           <w:b/>
           <w:bCs/>
         </w:rPr>
-        <w:t>Idle</w:t>
-      </w:r>
-      <w:r>
-        <w:rPr>
-          <w:rFonts w:eastAsiaTheme="minorEastAsia"/>
-          <w:b/>
-          <w:bCs/>
-        </w:rPr>
-        <w:t xml:space="preserve"> load</w:t>
-      </w:r>
-      <w:r>
-        <w:rPr>
-          <w:rFonts w:eastAsiaTheme="minorEastAsia"/>
-          <w:b/>
-          <w:bCs/>
-        </w:rPr>
-        <w:t xml:space="preserve"> (minimum expected load current)</w:t>
-      </w:r>
-      <w:r>
-        <w:rPr>
-          <w:rFonts w:eastAsiaTheme="minorEastAsia"/>
-          <w:b/>
-          <w:bCs/>
-        </w:rPr>
-        <w:t xml:space="preserve">: </w:t>
+        <w:t xml:space="preserve">Idle load (minimum expected load current): </w:t>
       </w:r>
       <m:oMath>
         <m:sSub>
@@ -8055,25 +8362,7 @@
           <w:rPr>
             <w:rFonts w:ascii="Cambria Math" w:eastAsiaTheme="minorEastAsia" w:hAnsi="Cambria Math"/>
           </w:rPr>
-          <m:t>=</m:t>
-        </m:r>
-        <m:r>
-          <m:rPr>
-            <m:sty m:val="bi"/>
-          </m:rPr>
-          <w:rPr>
-            <w:rFonts w:ascii="Cambria Math" w:eastAsiaTheme="minorEastAsia" w:hAnsi="Cambria Math"/>
-          </w:rPr>
-          <m:t xml:space="preserve">0.5 </m:t>
-        </m:r>
-        <m:r>
-          <m:rPr>
-            <m:sty m:val="bi"/>
-          </m:rPr>
-          <w:rPr>
-            <w:rFonts w:ascii="Cambria Math" w:eastAsiaTheme="minorEastAsia" w:hAnsi="Cambria Math"/>
-          </w:rPr>
-          <m:t xml:space="preserve">A, </m:t>
+          <m:t xml:space="preserve">=0.5 A, </m:t>
         </m:r>
         <m:sSub>
           <m:sSubPr>
@@ -8194,19 +8483,7 @@
                     <w:rPr>
                       <w:rFonts w:ascii="Cambria Math" w:eastAsiaTheme="minorEastAsia" w:hAnsi="Cambria Math"/>
                     </w:rPr>
-                    <m:t>(0.</m:t>
-                  </m:r>
-                  <m:r>
-                    <w:rPr>
-                      <w:rFonts w:ascii="Cambria Math" w:eastAsiaTheme="minorEastAsia" w:hAnsi="Cambria Math"/>
-                    </w:rPr>
-                    <m:t>444</m:t>
-                  </m:r>
-                  <m:r>
-                    <w:rPr>
-                      <w:rFonts w:ascii="Cambria Math" w:eastAsiaTheme="minorEastAsia" w:hAnsi="Cambria Math"/>
-                    </w:rPr>
-                    <m:t>)</m:t>
+                    <m:t>(0.444)</m:t>
                   </m:r>
                 </m:e>
                 <m:sup>
@@ -8288,13 +8565,7 @@
                 <w:rPr>
                   <w:rFonts w:ascii="Cambria Math" w:eastAsiaTheme="minorEastAsia" w:hAnsi="Cambria Math"/>
                 </w:rPr>
-                <m:t>3. 5</m:t>
-              </m:r>
-              <m:r>
-                <w:rPr>
-                  <w:rFonts w:ascii="Cambria Math" w:eastAsiaTheme="minorEastAsia" w:hAnsi="Cambria Math"/>
-                </w:rPr>
-                <m:t xml:space="preserve"> ×</m:t>
+                <m:t>3. 5 ×</m:t>
               </m:r>
               <m:sSup>
                 <m:sSupPr>
@@ -8328,19 +8599,7 @@
             <w:rPr>
               <w:rFonts w:ascii="Cambria Math" w:eastAsiaTheme="minorEastAsia" w:hAnsi="Cambria Math"/>
             </w:rPr>
-            <m:t xml:space="preserve">= 5.08 </m:t>
-          </m:r>
-          <m:r>
-            <w:rPr>
-              <w:rFonts w:ascii="Cambria Math" w:eastAsiaTheme="minorEastAsia" w:hAnsi="Cambria Math"/>
-            </w:rPr>
-            <m:t>μH</m:t>
-          </m:r>
-          <m:r>
-            <w:rPr>
-              <w:rFonts w:ascii="Cambria Math" w:eastAsiaTheme="minorEastAsia" w:hAnsi="Cambria Math"/>
-            </w:rPr>
-            <m:t xml:space="preserve"> </m:t>
+            <m:t xml:space="preserve">= 5.08 μH </m:t>
           </m:r>
         </m:oMath>
       </m:oMathPara>
@@ -8363,13 +8622,7 @@
           <w:rPr>
             <w:rFonts w:ascii="Cambria Math" w:eastAsiaTheme="minorEastAsia" w:hAnsi="Cambria Math"/>
           </w:rPr>
-          <m:t xml:space="preserve">10 </m:t>
-        </m:r>
-        <m:r>
-          <w:rPr>
-            <w:rFonts w:ascii="Cambria Math" w:eastAsiaTheme="minorEastAsia" w:hAnsi="Cambria Math"/>
-          </w:rPr>
-          <m:t>μH</m:t>
+          <m:t>10 μH</m:t>
         </m:r>
       </m:oMath>
       <w:r>
@@ -8395,24 +8648,335 @@
     </w:p>
     <w:p>
       <w:pPr>
-        <w:ind w:left="360"/>
-        <w:rPr>
-          <w:rFonts w:eastAsiaTheme="minorEastAsia"/>
-        </w:rPr>
-      </w:pPr>
+        <w:pStyle w:val="Heading2"/>
+      </w:pPr>
+      <w:bookmarkStart w:id="16" w:name="_Toc228478342"/>
+      <w:r>
+        <w:t>Current-Mode Control and the LTC1871 Architecture</w:t>
+      </w:r>
+      <w:bookmarkEnd w:id="16"/>
+    </w:p>
+    <w:p>
+      <w:r>
+        <w:t>Two fundamental approaches exist for controlling a switch-mode converter: voltage-mode control and current-mode control. In voltage-mode control and current-mode control</w:t>
+      </w:r>
+      <w:r>
+        <w:t xml:space="preserve">, the error amplifier directly sets the duty cycle, and the modulator operates as a voltage-controlled pulse -width modulator. The power stage then exhibits a second-order response (the double pole of </w:t>
+      </w:r>
+      <w:r>
+        <w:lastRenderedPageBreak/>
+        <w:t>the LC filter), requiring a Type III compensator with multiple poles and zeros to achieve stable operation over the full input and load range. [18]</w:t>
+      </w:r>
+    </w:p>
+    <w:p>
+      <w:r>
+        <w:t xml:space="preserve">Current-mode control, by contrast, introduces an inner current loop. The outer voltage error amplifier sets a peak-current threshold, and the inner loop terminates each switching cycle when the inductor current reaches that threshold. This converts the inductor from a voltage-driven element (which contributes a second-order response) into a controlled current source (first-order, single-pole response). The resulting plant behaves approximately as a single pole at the output capacitor’s load resistance, dramatically simplifying compensation. The LTC1871 controller implements current-mode control using the MOSFET’s on-resistance for sensing, as described in </w:t>
+      </w:r>
+      <w:r>
+        <w:t>its</w:t>
+      </w:r>
+      <w:r>
+        <w:t xml:space="preserve"> datasheet. [19]</w:t>
+      </w:r>
+    </w:p>
+    <w:p>
+      <w:pPr>
+        <w:rPr>
+          <w:iCs/>
+        </w:rPr>
+      </w:pPr>
+      <w:r>
+        <w:t>The architecture consists of two nested feedback loops. The inner current loop operates cycle-by-cycle at the switching frequency (350kHz). The outer voltage loop operates through the compensation network connected to the ITH pin, with a crossover frequency of 4.91kHz (as designed in Section 4.8)</w:t>
+      </w:r>
+      <w:r>
+        <w:t>. The ITH pin serves as the interface between the two loops: the outer loop sets the ITH voltage, which the inner loop uses as a peak-current reference. The inner loop responds to input voltage perturbations within one switching cycle (2.86</w:t>
+      </w:r>
+      <m:oMath>
+        <m:r>
+          <w:rPr>
+            <w:rFonts w:ascii="Cambria Math" w:hAnsi="Cambria Math"/>
+          </w:rPr>
+          <m:t>μs</m:t>
+        </m:r>
+      </m:oMath>
+      <w:r>
+        <w:rPr>
+          <w:rFonts w:eastAsiaTheme="minorEastAsia"/>
+        </w:rPr>
+        <w:t xml:space="preserve">), before the output capacitors </w:t>
+      </w:r>
+      <w:r>
+        <w:rPr>
+          <w:rFonts w:eastAsiaTheme="minorEastAsia"/>
+        </w:rPr>
+        <w:t>can charge or discharge meaningfully, a mechanism that produces the line regulation of 2.9</w:t>
+      </w:r>
+      <w:r>
+        <w:rPr>
+          <w:rFonts w:ascii="Cambria Math" w:hAnsi="Cambria Math"/>
+          <w:i/>
+        </w:rPr>
+        <w:t xml:space="preserve"> </w:t>
+      </w:r>
+      <m:oMath>
+        <m:r>
+          <w:rPr>
+            <w:rFonts w:ascii="Cambria Math" w:hAnsi="Cambria Math"/>
+          </w:rPr>
+          <m:t>μ</m:t>
+        </m:r>
+        <m:r>
+          <w:rPr>
+            <w:rFonts w:ascii="Cambria Math" w:hAnsi="Cambria Math"/>
+          </w:rPr>
+          <m:t>V/V</m:t>
+        </m:r>
+      </m:oMath>
+      <w:r>
+        <w:rPr>
+          <w:rFonts w:ascii="Cambria Math" w:eastAsiaTheme="minorEastAsia" w:hAnsi="Cambria Math"/>
+          <w:i/>
+        </w:rPr>
+        <w:t xml:space="preserve"> </w:t>
+      </w:r>
+      <w:r>
+        <w:rPr>
+          <w:rFonts w:ascii="Cambria Math" w:eastAsiaTheme="minorEastAsia" w:hAnsi="Cambria Math"/>
+          <w:iCs/>
+        </w:rPr>
+        <w:t>measured in simulation (Section 6.2)</w:t>
+      </w:r>
+    </w:p>
+    <w:p>
+      <w:pPr>
+        <w:rPr>
+          <w:rFonts w:eastAsiaTheme="minorEastAsia"/>
+        </w:rPr>
+      </w:pPr>
+      <w:r>
+        <w:rPr>
+          <w:rFonts w:eastAsiaTheme="minorEastAsia"/>
+        </w:rPr>
+        <w:t xml:space="preserve">The LTC1871 eliminates the need for a discrete current-sense resistor by using the MOSFET’s drain, and the internal current-sense comparator measures the voltage drop across </w:t>
+      </w:r>
+      <m:oMath>
+        <m:sSub>
+          <m:sSubPr>
+            <m:ctrlPr>
+              <w:rPr>
+                <w:rFonts w:ascii="Cambria Math" w:hAnsi="Cambria Math"/>
+                <w:i/>
+              </w:rPr>
+            </m:ctrlPr>
+          </m:sSubPr>
+          <m:e>
+            <m:r>
+              <w:rPr>
+                <w:rFonts w:ascii="Cambria Math" w:hAnsi="Cambria Math"/>
+              </w:rPr>
+              <m:t>R</m:t>
+            </m:r>
+          </m:e>
+          <m:sub>
+            <m:r>
+              <w:rPr>
+                <w:rFonts w:ascii="Cambria Math" w:hAnsi="Cambria Math"/>
+              </w:rPr>
+              <m:t>DS(on)</m:t>
+            </m:r>
+          </m:sub>
+        </m:sSub>
+      </m:oMath>
+      <w:r>
+        <w:rPr>
+          <w:rFonts w:eastAsiaTheme="minorEastAsia"/>
+        </w:rPr>
+        <w:t xml:space="preserve"> during the on-interval. This lossless sensing maximises </w:t>
+      </w:r>
+      <w:r>
+        <w:rPr>
+          <w:rFonts w:eastAsiaTheme="minorEastAsia"/>
+        </w:rPr>
+        <w:t>efficiency but</w:t>
+      </w:r>
+      <w:r>
+        <w:rPr>
+          <w:rFonts w:eastAsiaTheme="minorEastAsia"/>
+        </w:rPr>
+        <w:t xml:space="preserve"> introduces a temperature dependency </w:t>
+      </w:r>
+      <w:r>
+        <w:rPr>
+          <w:rFonts w:eastAsiaTheme="minorEastAsia"/>
+        </w:rPr>
+        <w:t xml:space="preserve">because </w:t>
+      </w:r>
+      <m:oMath>
+        <m:sSub>
+          <m:sSubPr>
+            <m:ctrlPr>
+              <w:rPr>
+                <w:rFonts w:ascii="Cambria Math" w:hAnsi="Cambria Math"/>
+                <w:i/>
+              </w:rPr>
+            </m:ctrlPr>
+          </m:sSubPr>
+          <m:e>
+            <m:r>
+              <w:rPr>
+                <w:rFonts w:ascii="Cambria Math" w:hAnsi="Cambria Math"/>
+              </w:rPr>
+              <m:t>R</m:t>
+            </m:r>
+          </m:e>
+          <m:sub>
+            <m:r>
+              <w:rPr>
+                <w:rFonts w:ascii="Cambria Math" w:hAnsi="Cambria Math"/>
+              </w:rPr>
+              <m:t>DS(on)</m:t>
+            </m:r>
+          </m:sub>
+        </m:sSub>
+      </m:oMath>
+      <w:r>
+        <w:rPr>
+          <w:rFonts w:eastAsiaTheme="minorEastAsia"/>
+        </w:rPr>
+        <w:t xml:space="preserve"> increases with junction temperature. For this design, the duty cycle range is 8.3%to 33.3%, and the selected MOSFET (IRF7811) has a typical </w:t>
+      </w:r>
+      <m:oMath>
+        <m:sSub>
+          <m:sSubPr>
+            <m:ctrlPr>
+              <w:rPr>
+                <w:rFonts w:ascii="Cambria Math" w:hAnsi="Cambria Math"/>
+                <w:i/>
+              </w:rPr>
+            </m:ctrlPr>
+          </m:sSubPr>
+          <m:e>
+            <m:r>
+              <w:rPr>
+                <w:rFonts w:ascii="Cambria Math" w:hAnsi="Cambria Math"/>
+              </w:rPr>
+              <m:t>R</m:t>
+            </m:r>
+          </m:e>
+          <m:sub>
+            <m:r>
+              <w:rPr>
+                <w:rFonts w:ascii="Cambria Math" w:hAnsi="Cambria Math"/>
+              </w:rPr>
+              <m:t>DS(on)</m:t>
+            </m:r>
+          </m:sub>
+        </m:sSub>
+      </m:oMath>
+      <w:r>
+        <w:rPr>
+          <w:rFonts w:eastAsiaTheme="minorEastAsia"/>
+        </w:rPr>
+        <w:t xml:space="preserve"> of 12mΩ. The resulting sense voltage remains well within the LTC1871’s current-limit threshold across the expected temperature range, so no external compensation for temperature is required.</w:t>
+      </w:r>
+    </w:p>
+    <w:p>
+      <w:pPr>
+        <w:rPr>
+          <w:rFonts w:eastAsiaTheme="minorEastAsia"/>
+        </w:rPr>
+      </w:pPr>
+      <w:r>
+        <w:rPr>
+          <w:rFonts w:eastAsiaTheme="minorEastAsia"/>
+        </w:rPr>
+        <w:t xml:space="preserve">Slope compensation is a standard addition to current-mode controllers to prevent subharmonic oscillation at duty cycles above 50%. The LTC1871 includes internal slope compensation that activates automatically when the duty cycle exceeds 50%. Because the present design operates entirely below 50% duty cycle (  </w:t>
+      </w:r>
+      <m:oMath>
+        <m:sSub>
+          <m:sSubPr>
+            <m:ctrlPr>
+              <w:rPr>
+                <w:rFonts w:ascii="Cambria Math" w:hAnsi="Cambria Math"/>
+                <w:i/>
+              </w:rPr>
+            </m:ctrlPr>
+          </m:sSubPr>
+          <m:e>
+            <m:r>
+              <w:rPr>
+                <w:rFonts w:ascii="Cambria Math" w:hAnsi="Cambria Math"/>
+              </w:rPr>
+              <m:t>D</m:t>
+            </m:r>
+          </m:e>
+          <m:sub>
+            <m:r>
+              <w:rPr>
+                <w:rFonts w:ascii="Cambria Math" w:hAnsi="Cambria Math"/>
+              </w:rPr>
+              <m:t>MAX</m:t>
+            </m:r>
+          </m:sub>
+        </m:sSub>
+        <m:r>
+          <w:rPr>
+            <w:rFonts w:ascii="Cambria Math" w:hAnsi="Cambria Math"/>
+          </w:rPr>
+          <m:t>=33.3%</m:t>
+        </m:r>
+      </m:oMath>
+      <w:r>
+        <w:rPr>
+          <w:rFonts w:eastAsiaTheme="minorEastAsia"/>
+        </w:rPr>
+        <w:t xml:space="preserve"> ), the internal slope compensation remains inactive. This simplifies the loop dynamics and further reduces the component count; it is a direct benefit of the boost-only</w:t>
+      </w:r>
+      <w:r>
+        <w:rPr>
+          <w:rFonts w:eastAsiaTheme="minorEastAsia"/>
+        </w:rPr>
+        <w:t xml:space="preserve"> topology section (Chapter 5).</w:t>
+      </w:r>
+    </w:p>
+    <w:p>
+      <w:pPr>
+        <w:rPr>
+          <w:rFonts w:eastAsiaTheme="minorEastAsia"/>
+        </w:rPr>
+      </w:pPr>
+      <w:r>
+        <w:rPr>
+          <w:rFonts w:eastAsiaTheme="minorEastAsia"/>
+        </w:rPr>
+        <w:t xml:space="preserve">For this battery-powered robotic application, current mode control offers several advantages over voltage-mode control. First, the power stage becomes first-order, requiring only a Type II </w:t>
+      </w:r>
+      <w:r>
+        <w:rPr>
+          <w:rFonts w:eastAsiaTheme="minorEastAsia"/>
+        </w:rPr>
+        <w:lastRenderedPageBreak/>
+        <w:t>compensator (one zero, one pole) instead of a Type III. Second, the peak-current limit is set by the voltage at ITH, providing cycle-by-cycle current limiting without additional components. Third, input voltage variations (as the LiPo discharges) are rejected within one switching cycle, producing the measured line regulation of 2.9µV/V. Fourth, the indicator no longer appears as a second-order element in the control-to-output transfer function, reducing phase lag and easing stabilisation</w:t>
+      </w:r>
+      <w:r>
+        <w:rPr>
+          <w:rFonts w:eastAsiaTheme="minorEastAsia"/>
+        </w:rPr>
+        <w:t>. These characteristics make the LTC1871 particularly well-suited to the variable input voltage and transient load demands of mobile robotic systems. The theoretical treatment of current-mode control can be found in standard power electronics texts [18], while the LTC1871’s specific implementation details are covered in this datasheet. [19].</w:t>
+      </w:r>
     </w:p>
     <w:p>
       <w:pPr>
         <w:pStyle w:val="Heading1"/>
       </w:pPr>
-      <w:bookmarkStart w:id="15" w:name="_Toc228225866"/>
+      <w:bookmarkStart w:id="17" w:name="_Toc228478343"/>
       <w:r>
         <w:t xml:space="preserve">Body of the </w:t>
       </w:r>
       <w:r>
         <w:t>work</w:t>
       </w:r>
-      <w:bookmarkEnd w:id="15"/>
+      <w:bookmarkEnd w:id="17"/>
     </w:p>
     <w:p>
       <w:r>
@@ -8484,7 +9048,6 @@
           <w:noProof/>
           <w:lang w:eastAsia="en-IE"/>
         </w:rPr>
-        <w:lastRenderedPageBreak/>
         <w:drawing>
           <wp:inline distT="0" distB="0" distL="0" distR="0" wp14:anchorId="2277A125" wp14:editId="626DC090">
             <wp:extent cx="2371725" cy="1723206"/>
@@ -8706,7 +9269,7 @@
               <w:pStyle w:val="Caption"/>
               <w:jc w:val="right"/>
             </w:pPr>
-            <w:bookmarkStart w:id="16" w:name="_Ref22227967"/>
+            <w:bookmarkStart w:id="18" w:name="_Ref22227967"/>
             <w:r>
               <w:t>(</w:t>
             </w:r>
@@ -8728,14 +9291,14 @@
               </w:rPr>
               <w:fldChar w:fldCharType="separate"/>
             </w:r>
-            <w:bookmarkStart w:id="17" w:name="_Ref22227933"/>
+            <w:bookmarkStart w:id="19" w:name="_Ref22227933"/>
             <w:r>
               <w:rPr>
                 <w:noProof/>
               </w:rPr>
               <w:t>1</w:t>
             </w:r>
-            <w:bookmarkEnd w:id="17"/>
+            <w:bookmarkEnd w:id="19"/>
             <w:r>
               <w:rPr>
                 <w:noProof/>
@@ -8745,7 +9308,7 @@
             <w:r>
               <w:t>)</w:t>
             </w:r>
-            <w:bookmarkEnd w:id="16"/>
+            <w:bookmarkEnd w:id="18"/>
           </w:p>
         </w:tc>
       </w:tr>
@@ -9169,9 +9732,8 @@
         <w:pStyle w:val="Caption"/>
         <w:keepNext/>
       </w:pPr>
-      <w:bookmarkStart w:id="18" w:name="_Ref22227181"/>
-      <w:r>
-        <w:lastRenderedPageBreak/>
+      <w:bookmarkStart w:id="20" w:name="_Ref22227181"/>
+      <w:r>
         <w:t xml:space="preserve">Table </w:t>
       </w:r>
       <w:r>
@@ -9204,7 +9766,7 @@
         </w:rPr>
         <w:fldChar w:fldCharType="end"/>
       </w:r>
-      <w:bookmarkEnd w:id="18"/>
+      <w:bookmarkEnd w:id="20"/>
       <w:r>
         <w:t xml:space="preserve">  The caption should briefly explain what the table shows, e.g. precision results of the classifiers under test for different feature subsets. If the data comes from elsewhere, cite the source. If column titles, units, or values need more explanation than can fit in the column, add notes below the table.</w:t>
       </w:r>
@@ -9753,11 +10315,11 @@
       <w:pPr>
         <w:pStyle w:val="Heading1"/>
       </w:pPr>
-      <w:bookmarkStart w:id="19" w:name="_Toc228225867"/>
+      <w:bookmarkStart w:id="21" w:name="_Toc228478344"/>
       <w:r>
         <w:t>Conclusions and future work</w:t>
       </w:r>
-      <w:bookmarkEnd w:id="19"/>
+      <w:bookmarkEnd w:id="21"/>
     </w:p>
     <w:p>
       <w:r>
@@ -9777,11 +10339,12 @@
       <w:pPr>
         <w:pStyle w:val="Heading1-NoNumber"/>
       </w:pPr>
-      <w:bookmarkStart w:id="20" w:name="_Toc228225868"/>
-      <w:r>
+      <w:bookmarkStart w:id="22" w:name="_Toc228478345"/>
+      <w:r>
+        <w:lastRenderedPageBreak/>
         <w:t>Glossary of terms [OPTIONAL]</w:t>
       </w:r>
-      <w:bookmarkEnd w:id="20"/>
+      <w:bookmarkEnd w:id="22"/>
     </w:p>
     <w:p>
       <w:r>
@@ -9792,11 +10355,11 @@
       <w:pPr>
         <w:pStyle w:val="Heading1-NoNumber"/>
       </w:pPr>
-      <w:bookmarkStart w:id="21" w:name="_Toc228225869"/>
+      <w:bookmarkStart w:id="23" w:name="_Toc228478346"/>
       <w:r>
         <w:t>Nomenclature [OPTIONAL]</w:t>
       </w:r>
-      <w:bookmarkEnd w:id="21"/>
+      <w:bookmarkEnd w:id="23"/>
     </w:p>
     <w:p>
       <w:r>
@@ -9822,11 +10385,11 @@
       <w:pPr>
         <w:pStyle w:val="Heading1-NoNumber"/>
       </w:pPr>
-      <w:bookmarkStart w:id="22" w:name="_Toc228225870"/>
+      <w:bookmarkStart w:id="24" w:name="_Toc228478347"/>
       <w:r>
         <w:t>References</w:t>
       </w:r>
-      <w:bookmarkEnd w:id="22"/>
+      <w:bookmarkEnd w:id="24"/>
     </w:p>
     <w:p>
       <w:r>
@@ -9837,11 +10400,11 @@
       <w:pPr>
         <w:pStyle w:val="Heading1-NoNumber"/>
       </w:pPr>
-      <w:bookmarkStart w:id="23" w:name="_Toc228225871"/>
+      <w:bookmarkStart w:id="25" w:name="_Toc228478348"/>
       <w:r>
         <w:t>Appendix A [OPTIONAL]</w:t>
       </w:r>
-      <w:bookmarkEnd w:id="23"/>
+      <w:bookmarkEnd w:id="25"/>
     </w:p>
     <w:p>
       <w:r>
@@ -9852,12 +10415,11 @@
       <w:pPr>
         <w:pStyle w:val="Heading1-NoNumber"/>
       </w:pPr>
-      <w:bookmarkStart w:id="24" w:name="_Toc228225872"/>
-      <w:r>
-        <w:lastRenderedPageBreak/>
+      <w:bookmarkStart w:id="26" w:name="_Toc228478349"/>
+      <w:r>
         <w:t>Risk Assessment</w:t>
       </w:r>
-      <w:bookmarkEnd w:id="24"/>
+      <w:bookmarkEnd w:id="26"/>
     </w:p>
     <w:p>
       <w:r>
@@ -11760,6 +12322,7 @@
   <w:style w:type="character" w:default="1" w:styleId="DefaultParagraphFont">
     <w:name w:val="Default Paragraph Font"/>
     <w:uiPriority w:val="1"/>
+    <w:semiHidden/>
     <w:unhideWhenUsed/>
   </w:style>
   <w:style w:type="table" w:default="1" w:styleId="TableNormal">

--- a/EE499 Checklist and Report Iterations/EE499_DC_DC_Converter_Final_Report (1).docx
+++ b/EE499 Checklist and Report Iterations/EE499_DC_DC_Converter_Final_Report (1).docx
@@ -293,7 +293,7 @@
             </w:rPr>
             <w:fldChar w:fldCharType="separate"/>
           </w:r>
-          <w:hyperlink w:anchor="_Toc228478326" w:history="1">
+          <w:hyperlink w:anchor="_Toc228546443" w:history="1">
             <w:r>
               <w:rPr>
                 <w:rStyle w:val="Hyperlink"/>
@@ -320,7 +320,7 @@
                 <w:noProof/>
                 <w:webHidden/>
               </w:rPr>
-              <w:instrText xml:space="preserve"> PAGEREF _Toc228478326 \h </w:instrText>
+              <w:instrText xml:space="preserve"> PAGEREF _Toc228546443 \h </w:instrText>
             </w:r>
             <w:r>
               <w:rPr>
@@ -367,7 +367,7 @@
               <w14:ligatures w14:val="standardContextual"/>
             </w:rPr>
           </w:pPr>
-          <w:hyperlink w:anchor="_Toc228478327" w:history="1">
+          <w:hyperlink w:anchor="_Toc228546444" w:history="1">
             <w:r>
               <w:rPr>
                 <w:rStyle w:val="Hyperlink"/>
@@ -394,7 +394,7 @@
                 <w:noProof/>
                 <w:webHidden/>
               </w:rPr>
-              <w:instrText xml:space="preserve"> PAGEREF _Toc228478327 \h </w:instrText>
+              <w:instrText xml:space="preserve"> PAGEREF _Toc228546444 \h </w:instrText>
             </w:r>
             <w:r>
               <w:rPr>
@@ -442,7 +442,7 @@
               <w14:ligatures w14:val="standardContextual"/>
             </w:rPr>
           </w:pPr>
-          <w:hyperlink w:anchor="_Toc228478328" w:history="1">
+          <w:hyperlink w:anchor="_Toc228546445" w:history="1">
             <w:r>
               <w:rPr>
                 <w:rStyle w:val="Hyperlink"/>
@@ -488,7 +488,7 @@
                 <w:noProof/>
                 <w:webHidden/>
               </w:rPr>
-              <w:instrText xml:space="preserve"> PAGEREF _Toc228478328 \h </w:instrText>
+              <w:instrText xml:space="preserve"> PAGEREF _Toc228546445 \h </w:instrText>
             </w:r>
             <w:r>
               <w:rPr>
@@ -536,7 +536,7 @@
               <w14:ligatures w14:val="standardContextual"/>
             </w:rPr>
           </w:pPr>
-          <w:hyperlink w:anchor="_Toc228478329" w:history="1">
+          <w:hyperlink w:anchor="_Toc228546446" w:history="1">
             <w:r>
               <w:rPr>
                 <w:rStyle w:val="Hyperlink"/>
@@ -582,7 +582,7 @@
                 <w:noProof/>
                 <w:webHidden/>
               </w:rPr>
-              <w:instrText xml:space="preserve"> PAGEREF _Toc228478329 \h </w:instrText>
+              <w:instrText xml:space="preserve"> PAGEREF _Toc228546446 \h </w:instrText>
             </w:r>
             <w:r>
               <w:rPr>
@@ -630,7 +630,7 @@
               <w14:ligatures w14:val="standardContextual"/>
             </w:rPr>
           </w:pPr>
-          <w:hyperlink w:anchor="_Toc228478330" w:history="1">
+          <w:hyperlink w:anchor="_Toc228546447" w:history="1">
             <w:r>
               <w:rPr>
                 <w:rStyle w:val="Hyperlink"/>
@@ -676,7 +676,7 @@
                 <w:noProof/>
                 <w:webHidden/>
               </w:rPr>
-              <w:instrText xml:space="preserve"> PAGEREF _Toc228478330 \h </w:instrText>
+              <w:instrText xml:space="preserve"> PAGEREF _Toc228546447 \h </w:instrText>
             </w:r>
             <w:r>
               <w:rPr>
@@ -724,7 +724,7 @@
               <w14:ligatures w14:val="standardContextual"/>
             </w:rPr>
           </w:pPr>
-          <w:hyperlink w:anchor="_Toc228478331" w:history="1">
+          <w:hyperlink w:anchor="_Toc228546448" w:history="1">
             <w:r>
               <w:rPr>
                 <w:rStyle w:val="Hyperlink"/>
@@ -771,7 +771,7 @@
                 <w:noProof/>
                 <w:webHidden/>
               </w:rPr>
-              <w:instrText xml:space="preserve"> PAGEREF _Toc228478331 \h </w:instrText>
+              <w:instrText xml:space="preserve"> PAGEREF _Toc228546448 \h </w:instrText>
             </w:r>
             <w:r>
               <w:rPr>
@@ -819,7 +819,7 @@
               <w14:ligatures w14:val="standardContextual"/>
             </w:rPr>
           </w:pPr>
-          <w:hyperlink w:anchor="_Toc228478332" w:history="1">
+          <w:hyperlink w:anchor="_Toc228546449" w:history="1">
             <w:r>
               <w:rPr>
                 <w:rStyle w:val="Hyperlink"/>
@@ -865,7 +865,7 @@
                 <w:noProof/>
                 <w:webHidden/>
               </w:rPr>
-              <w:instrText xml:space="preserve"> PAGEREF _Toc228478332 \h </w:instrText>
+              <w:instrText xml:space="preserve"> PAGEREF _Toc228546449 \h </w:instrText>
             </w:r>
             <w:r>
               <w:rPr>
@@ -913,7 +913,7 @@
               <w14:ligatures w14:val="standardContextual"/>
             </w:rPr>
           </w:pPr>
-          <w:hyperlink w:anchor="_Toc228478333" w:history="1">
+          <w:hyperlink w:anchor="_Toc228546450" w:history="1">
             <w:r>
               <w:rPr>
                 <w:rStyle w:val="Hyperlink"/>
@@ -959,7 +959,7 @@
                 <w:noProof/>
                 <w:webHidden/>
               </w:rPr>
-              <w:instrText xml:space="preserve"> PAGEREF _Toc228478333 \h </w:instrText>
+              <w:instrText xml:space="preserve"> PAGEREF _Toc228546450 \h </w:instrText>
             </w:r>
             <w:r>
               <w:rPr>
@@ -1007,7 +1007,7 @@
               <w14:ligatures w14:val="standardContextual"/>
             </w:rPr>
           </w:pPr>
-          <w:hyperlink w:anchor="_Toc228478334" w:history="1">
+          <w:hyperlink w:anchor="_Toc228546451" w:history="1">
             <w:r>
               <w:rPr>
                 <w:rStyle w:val="Hyperlink"/>
@@ -1054,7 +1054,7 @@
                 <w:noProof/>
                 <w:webHidden/>
               </w:rPr>
-              <w:instrText xml:space="preserve"> PAGEREF _Toc228478334 \h </w:instrText>
+              <w:instrText xml:space="preserve"> PAGEREF _Toc228546451 \h </w:instrText>
             </w:r>
             <w:r>
               <w:rPr>
@@ -1102,7 +1102,7 @@
               <w14:ligatures w14:val="standardContextual"/>
             </w:rPr>
           </w:pPr>
-          <w:hyperlink w:anchor="_Toc228478335" w:history="1">
+          <w:hyperlink w:anchor="_Toc228546452" w:history="1">
             <w:r>
               <w:rPr>
                 <w:rStyle w:val="Hyperlink"/>
@@ -1148,7 +1148,7 @@
                 <w:noProof/>
                 <w:webHidden/>
               </w:rPr>
-              <w:instrText xml:space="preserve"> PAGEREF _Toc228478335 \h </w:instrText>
+              <w:instrText xml:space="preserve"> PAGEREF _Toc228546452 \h </w:instrText>
             </w:r>
             <w:r>
               <w:rPr>
@@ -1196,7 +1196,7 @@
               <w14:ligatures w14:val="standardContextual"/>
             </w:rPr>
           </w:pPr>
-          <w:hyperlink w:anchor="_Toc228478336" w:history="1">
+          <w:hyperlink w:anchor="_Toc228546453" w:history="1">
             <w:r>
               <w:rPr>
                 <w:rStyle w:val="Hyperlink"/>
@@ -1242,7 +1242,7 @@
                 <w:noProof/>
                 <w:webHidden/>
               </w:rPr>
-              <w:instrText xml:space="preserve"> PAGEREF _Toc228478336 \h </w:instrText>
+              <w:instrText xml:space="preserve"> PAGEREF _Toc228546453 \h </w:instrText>
             </w:r>
             <w:r>
               <w:rPr>
@@ -1290,7 +1290,7 @@
               <w14:ligatures w14:val="standardContextual"/>
             </w:rPr>
           </w:pPr>
-          <w:hyperlink w:anchor="_Toc228478337" w:history="1">
+          <w:hyperlink w:anchor="_Toc228546454" w:history="1">
             <w:r>
               <w:rPr>
                 <w:rStyle w:val="Hyperlink"/>
@@ -1336,7 +1336,7 @@
                 <w:noProof/>
                 <w:webHidden/>
               </w:rPr>
-              <w:instrText xml:space="preserve"> PAGEREF _Toc228478337 \h </w:instrText>
+              <w:instrText xml:space="preserve"> PAGEREF _Toc228546454 \h </w:instrText>
             </w:r>
             <w:r>
               <w:rPr>
@@ -1384,7 +1384,7 @@
               <w14:ligatures w14:val="standardContextual"/>
             </w:rPr>
           </w:pPr>
-          <w:hyperlink w:anchor="_Toc228478338" w:history="1">
+          <w:hyperlink w:anchor="_Toc228546455" w:history="1">
             <w:r>
               <w:rPr>
                 <w:rStyle w:val="Hyperlink"/>
@@ -1430,7 +1430,7 @@
                 <w:noProof/>
                 <w:webHidden/>
               </w:rPr>
-              <w:instrText xml:space="preserve"> PAGEREF _Toc228478338 \h </w:instrText>
+              <w:instrText xml:space="preserve"> PAGEREF _Toc228546455 \h </w:instrText>
             </w:r>
             <w:r>
               <w:rPr>
@@ -1478,7 +1478,7 @@
               <w14:ligatures w14:val="standardContextual"/>
             </w:rPr>
           </w:pPr>
-          <w:hyperlink w:anchor="_Toc228478339" w:history="1">
+          <w:hyperlink w:anchor="_Toc228546456" w:history="1">
             <w:r>
               <w:rPr>
                 <w:rStyle w:val="Hyperlink"/>
@@ -1524,7 +1524,7 @@
                 <w:noProof/>
                 <w:webHidden/>
               </w:rPr>
-              <w:instrText xml:space="preserve"> PAGEREF _Toc228478339 \h </w:instrText>
+              <w:instrText xml:space="preserve"> PAGEREF _Toc228546456 \h </w:instrText>
             </w:r>
             <w:r>
               <w:rPr>
@@ -1572,7 +1572,7 @@
               <w14:ligatures w14:val="standardContextual"/>
             </w:rPr>
           </w:pPr>
-          <w:hyperlink w:anchor="_Toc228478340" w:history="1">
+          <w:hyperlink w:anchor="_Toc228546457" w:history="1">
             <w:r>
               <w:rPr>
                 <w:rStyle w:val="Hyperlink"/>
@@ -1618,7 +1618,7 @@
                 <w:noProof/>
                 <w:webHidden/>
               </w:rPr>
-              <w:instrText xml:space="preserve"> PAGEREF _Toc228478340 \h </w:instrText>
+              <w:instrText xml:space="preserve"> PAGEREF _Toc228546457 \h </w:instrText>
             </w:r>
             <w:r>
               <w:rPr>
@@ -1666,7 +1666,7 @@
               <w14:ligatures w14:val="standardContextual"/>
             </w:rPr>
           </w:pPr>
-          <w:hyperlink w:anchor="_Toc228478341" w:history="1">
+          <w:hyperlink w:anchor="_Toc228546458" w:history="1">
             <w:r>
               <w:rPr>
                 <w:rStyle w:val="Hyperlink"/>
@@ -1691,6 +1691,100 @@
                 <w:rStyle w:val="Hyperlink"/>
                 <w:noProof/>
               </w:rPr>
+              <w:t>Inductor Current RMS Value</w:t>
+            </w:r>
+            <w:r>
+              <w:rPr>
+                <w:noProof/>
+                <w:webHidden/>
+              </w:rPr>
+              <w:tab/>
+            </w:r>
+            <w:r>
+              <w:rPr>
+                <w:noProof/>
+                <w:webHidden/>
+              </w:rPr>
+              <w:fldChar w:fldCharType="begin"/>
+            </w:r>
+            <w:r>
+              <w:rPr>
+                <w:noProof/>
+                <w:webHidden/>
+              </w:rPr>
+              <w:instrText xml:space="preserve"> PAGEREF _Toc228546458 \h </w:instrText>
+            </w:r>
+            <w:r>
+              <w:rPr>
+                <w:noProof/>
+                <w:webHidden/>
+              </w:rPr>
+            </w:r>
+            <w:r>
+              <w:rPr>
+                <w:noProof/>
+                <w:webHidden/>
+              </w:rPr>
+              <w:fldChar w:fldCharType="separate"/>
+            </w:r>
+            <w:r>
+              <w:rPr>
+                <w:noProof/>
+                <w:webHidden/>
+              </w:rPr>
+              <w:t>8</w:t>
+            </w:r>
+            <w:r>
+              <w:rPr>
+                <w:noProof/>
+                <w:webHidden/>
+              </w:rPr>
+              <w:fldChar w:fldCharType="end"/>
+            </w:r>
+          </w:hyperlink>
+        </w:p>
+        <w:p>
+          <w:pPr>
+            <w:pStyle w:val="TOC3"/>
+            <w:tabs>
+              <w:tab w:val="left" w:pos="1200"/>
+              <w:tab w:val="right" w:leader="dot" w:pos="9016"/>
+            </w:tabs>
+            <w:rPr>
+              <w:rFonts w:eastAsiaTheme="minorEastAsia"/>
+              <w:noProof/>
+              <w:kern w:val="2"/>
+              <w:sz w:val="24"/>
+              <w:szCs w:val="24"/>
+              <w:lang w:eastAsia="zh-CN"/>
+              <w14:ligatures w14:val="standardContextual"/>
+            </w:rPr>
+          </w:pPr>
+          <w:hyperlink w:anchor="_Toc228546459" w:history="1">
+            <w:r>
+              <w:rPr>
+                <w:rStyle w:val="Hyperlink"/>
+                <w:noProof/>
+              </w:rPr>
+              <w:t>2.2.5</w:t>
+            </w:r>
+            <w:r>
+              <w:rPr>
+                <w:rFonts w:eastAsiaTheme="minorEastAsia"/>
+                <w:noProof/>
+                <w:kern w:val="2"/>
+                <w:sz w:val="24"/>
+                <w:szCs w:val="24"/>
+                <w:lang w:eastAsia="zh-CN"/>
+                <w14:ligatures w14:val="standardContextual"/>
+              </w:rPr>
+              <w:tab/>
+            </w:r>
+            <w:r>
+              <w:rPr>
+                <w:rStyle w:val="Hyperlink"/>
+                <w:noProof/>
+              </w:rPr>
               <w:t>Continuous Conduction Mode Boundary Condition</w:t>
             </w:r>
             <w:r>
@@ -1712,7 +1806,7 @@
                 <w:noProof/>
                 <w:webHidden/>
               </w:rPr>
-              <w:instrText xml:space="preserve"> PAGEREF _Toc228478341 \h </w:instrText>
+              <w:instrText xml:space="preserve"> PAGEREF _Toc228546459 \h </w:instrText>
             </w:r>
             <w:r>
               <w:rPr>
@@ -1732,7 +1826,101 @@
                 <w:noProof/>
                 <w:webHidden/>
               </w:rPr>
-              <w:t>8</w:t>
+              <w:t>9</w:t>
+            </w:r>
+            <w:r>
+              <w:rPr>
+                <w:noProof/>
+                <w:webHidden/>
+              </w:rPr>
+              <w:fldChar w:fldCharType="end"/>
+            </w:r>
+          </w:hyperlink>
+        </w:p>
+        <w:p>
+          <w:pPr>
+            <w:pStyle w:val="TOC3"/>
+            <w:tabs>
+              <w:tab w:val="left" w:pos="1200"/>
+              <w:tab w:val="right" w:leader="dot" w:pos="9016"/>
+            </w:tabs>
+            <w:rPr>
+              <w:rFonts w:eastAsiaTheme="minorEastAsia"/>
+              <w:noProof/>
+              <w:kern w:val="2"/>
+              <w:sz w:val="24"/>
+              <w:szCs w:val="24"/>
+              <w:lang w:eastAsia="zh-CN"/>
+              <w14:ligatures w14:val="standardContextual"/>
+            </w:rPr>
+          </w:pPr>
+          <w:hyperlink w:anchor="_Toc228546460" w:history="1">
+            <w:r>
+              <w:rPr>
+                <w:rStyle w:val="Hyperlink"/>
+                <w:noProof/>
+              </w:rPr>
+              <w:t>2.2.6</w:t>
+            </w:r>
+            <w:r>
+              <w:rPr>
+                <w:rFonts w:eastAsiaTheme="minorEastAsia"/>
+                <w:noProof/>
+                <w:kern w:val="2"/>
+                <w:sz w:val="24"/>
+                <w:szCs w:val="24"/>
+                <w:lang w:eastAsia="zh-CN"/>
+                <w14:ligatures w14:val="standardContextual"/>
+              </w:rPr>
+              <w:tab/>
+            </w:r>
+            <w:r>
+              <w:rPr>
+                <w:rStyle w:val="Hyperlink"/>
+                <w:noProof/>
+              </w:rPr>
+              <w:t>Output Capacitor Voltage Ripple</w:t>
+            </w:r>
+            <w:r>
+              <w:rPr>
+                <w:noProof/>
+                <w:webHidden/>
+              </w:rPr>
+              <w:tab/>
+            </w:r>
+            <w:r>
+              <w:rPr>
+                <w:noProof/>
+                <w:webHidden/>
+              </w:rPr>
+              <w:fldChar w:fldCharType="begin"/>
+            </w:r>
+            <w:r>
+              <w:rPr>
+                <w:noProof/>
+                <w:webHidden/>
+              </w:rPr>
+              <w:instrText xml:space="preserve"> PAGEREF _Toc228546460 \h </w:instrText>
+            </w:r>
+            <w:r>
+              <w:rPr>
+                <w:noProof/>
+                <w:webHidden/>
+              </w:rPr>
+            </w:r>
+            <w:r>
+              <w:rPr>
+                <w:noProof/>
+                <w:webHidden/>
+              </w:rPr>
+              <w:fldChar w:fldCharType="separate"/>
+            </w:r>
+            <w:r>
+              <w:rPr>
+                <w:noProof/>
+                <w:webHidden/>
+              </w:rPr>
+              <w:t>10</w:t>
             </w:r>
             <w:r>
               <w:rPr>
@@ -1760,7 +1948,7 @@
               <w14:ligatures w14:val="standardContextual"/>
             </w:rPr>
           </w:pPr>
-          <w:hyperlink w:anchor="_Toc228478342" w:history="1">
+          <w:hyperlink w:anchor="_Toc228546461" w:history="1">
             <w:r>
               <w:rPr>
                 <w:rStyle w:val="Hyperlink"/>
@@ -1806,7 +1994,7 @@
                 <w:noProof/>
                 <w:webHidden/>
               </w:rPr>
-              <w:instrText xml:space="preserve"> PAGEREF _Toc228478342 \h </w:instrText>
+              <w:instrText xml:space="preserve"> PAGEREF _Toc228546461 \h </w:instrText>
             </w:r>
             <w:r>
               <w:rPr>
@@ -1826,7 +2014,7 @@
                 <w:noProof/>
                 <w:webHidden/>
               </w:rPr>
-              <w:t>9</w:t>
+              <w:t>12</w:t>
             </w:r>
             <w:r>
               <w:rPr>
@@ -1854,7 +2042,7 @@
               <w14:ligatures w14:val="standardContextual"/>
             </w:rPr>
           </w:pPr>
-          <w:hyperlink w:anchor="_Toc228478343" w:history="1">
+          <w:hyperlink w:anchor="_Toc228546462" w:history="1">
             <w:r>
               <w:rPr>
                 <w:rStyle w:val="Hyperlink"/>
@@ -1900,7 +2088,7 @@
                 <w:noProof/>
                 <w:webHidden/>
               </w:rPr>
-              <w:instrText xml:space="preserve"> PAGEREF _Toc228478343 \h </w:instrText>
+              <w:instrText xml:space="preserve"> PAGEREF _Toc228546462 \h </w:instrText>
             </w:r>
             <w:r>
               <w:rPr>
@@ -1920,7 +2108,7 @@
                 <w:noProof/>
                 <w:webHidden/>
               </w:rPr>
-              <w:t>11</w:t>
+              <w:t>14</w:t>
             </w:r>
             <w:r>
               <w:rPr>
@@ -1948,7 +2136,7 @@
               <w14:ligatures w14:val="standardContextual"/>
             </w:rPr>
           </w:pPr>
-          <w:hyperlink w:anchor="_Toc228478344" w:history="1">
+          <w:hyperlink w:anchor="_Toc228546463" w:history="1">
             <w:r>
               <w:rPr>
                 <w:rStyle w:val="Hyperlink"/>
@@ -1994,7 +2182,7 @@
                 <w:noProof/>
                 <w:webHidden/>
               </w:rPr>
-              <w:instrText xml:space="preserve"> PAGEREF _Toc228478344 \h </w:instrText>
+              <w:instrText xml:space="preserve"> PAGEREF _Toc228546463 \h </w:instrText>
             </w:r>
             <w:r>
               <w:rPr>
@@ -2014,7 +2202,7 @@
                 <w:noProof/>
                 <w:webHidden/>
               </w:rPr>
-              <w:t>12</w:t>
+              <w:t>16</w:t>
             </w:r>
             <w:r>
               <w:rPr>
@@ -2041,7 +2229,7 @@
               <w14:ligatures w14:val="standardContextual"/>
             </w:rPr>
           </w:pPr>
-          <w:hyperlink w:anchor="_Toc228478345" w:history="1">
+          <w:hyperlink w:anchor="_Toc228546464" w:history="1">
             <w:r>
               <w:rPr>
                 <w:rStyle w:val="Hyperlink"/>
@@ -2068,7 +2256,7 @@
                 <w:noProof/>
                 <w:webHidden/>
               </w:rPr>
-              <w:instrText xml:space="preserve"> PAGEREF _Toc228478345 \h </w:instrText>
+              <w:instrText xml:space="preserve"> PAGEREF _Toc228546464 \h </w:instrText>
             </w:r>
             <w:r>
               <w:rPr>
@@ -2088,7 +2276,7 @@
                 <w:noProof/>
                 <w:webHidden/>
               </w:rPr>
-              <w:t>13</w:t>
+              <w:t>16</w:t>
             </w:r>
             <w:r>
               <w:rPr>
@@ -2115,7 +2303,7 @@
               <w14:ligatures w14:val="standardContextual"/>
             </w:rPr>
           </w:pPr>
-          <w:hyperlink w:anchor="_Toc228478346" w:history="1">
+          <w:hyperlink w:anchor="_Toc228546465" w:history="1">
             <w:r>
               <w:rPr>
                 <w:rStyle w:val="Hyperlink"/>
@@ -2142,7 +2330,7 @@
                 <w:noProof/>
                 <w:webHidden/>
               </w:rPr>
-              <w:instrText xml:space="preserve"> PAGEREF _Toc228478346 \h </w:instrText>
+              <w:instrText xml:space="preserve"> PAGEREF _Toc228546465 \h </w:instrText>
             </w:r>
             <w:r>
               <w:rPr>
@@ -2162,7 +2350,7 @@
                 <w:noProof/>
                 <w:webHidden/>
               </w:rPr>
-              <w:t>13</w:t>
+              <w:t>16</w:t>
             </w:r>
             <w:r>
               <w:rPr>
@@ -2189,7 +2377,7 @@
               <w14:ligatures w14:val="standardContextual"/>
             </w:rPr>
           </w:pPr>
-          <w:hyperlink w:anchor="_Toc228478347" w:history="1">
+          <w:hyperlink w:anchor="_Toc228546466" w:history="1">
             <w:r>
               <w:rPr>
                 <w:rStyle w:val="Hyperlink"/>
@@ -2216,7 +2404,7 @@
                 <w:noProof/>
                 <w:webHidden/>
               </w:rPr>
-              <w:instrText xml:space="preserve"> PAGEREF _Toc228478347 \h </w:instrText>
+              <w:instrText xml:space="preserve"> PAGEREF _Toc228546466 \h </w:instrText>
             </w:r>
             <w:r>
               <w:rPr>
@@ -2236,7 +2424,7 @@
                 <w:noProof/>
                 <w:webHidden/>
               </w:rPr>
-              <w:t>13</w:t>
+              <w:t>16</w:t>
             </w:r>
             <w:r>
               <w:rPr>
@@ -2263,7 +2451,7 @@
               <w14:ligatures w14:val="standardContextual"/>
             </w:rPr>
           </w:pPr>
-          <w:hyperlink w:anchor="_Toc228478348" w:history="1">
+          <w:hyperlink w:anchor="_Toc228546467" w:history="1">
             <w:r>
               <w:rPr>
                 <w:rStyle w:val="Hyperlink"/>
@@ -2290,7 +2478,7 @@
                 <w:noProof/>
                 <w:webHidden/>
               </w:rPr>
-              <w:instrText xml:space="preserve"> PAGEREF _Toc228478348 \h </w:instrText>
+              <w:instrText xml:space="preserve"> PAGEREF _Toc228546467 \h </w:instrText>
             </w:r>
             <w:r>
               <w:rPr>
@@ -2310,7 +2498,7 @@
                 <w:noProof/>
                 <w:webHidden/>
               </w:rPr>
-              <w:t>13</w:t>
+              <w:t>16</w:t>
             </w:r>
             <w:r>
               <w:rPr>
@@ -2337,7 +2525,7 @@
               <w14:ligatures w14:val="standardContextual"/>
             </w:rPr>
           </w:pPr>
-          <w:hyperlink w:anchor="_Toc228478349" w:history="1">
+          <w:hyperlink w:anchor="_Toc228546468" w:history="1">
             <w:r>
               <w:rPr>
                 <w:rStyle w:val="Hyperlink"/>
@@ -2364,7 +2552,7 @@
                 <w:noProof/>
                 <w:webHidden/>
               </w:rPr>
-              <w:instrText xml:space="preserve"> PAGEREF _Toc228478349 \h </w:instrText>
+              <w:instrText xml:space="preserve"> PAGEREF _Toc228546468 \h </w:instrText>
             </w:r>
             <w:r>
               <w:rPr>
@@ -2384,7 +2572,7 @@
                 <w:noProof/>
                 <w:webHidden/>
               </w:rPr>
-              <w:t>13</w:t>
+              <w:t>16</w:t>
             </w:r>
             <w:r>
               <w:rPr>
@@ -2420,7 +2608,7 @@
       <w:pPr>
         <w:pStyle w:val="Heading1-NoNumber"/>
       </w:pPr>
-      <w:bookmarkStart w:id="0" w:name="_Toc228478326"/>
+      <w:bookmarkStart w:id="0" w:name="_Toc228546443"/>
       <w:r>
         <w:t>Abstract</w:t>
       </w:r>
@@ -2473,15 +2661,7 @@
         <w:t xml:space="preserve"> mV</w:t>
       </w:r>
       <w:r>
-        <w:t xml:space="preserve">, load transient </w:t>
-      </w:r>
-      <w:proofErr w:type="spellStart"/>
-      <w:r>
-        <w:t>droop of</w:t>
-      </w:r>
-      <w:proofErr w:type="spellEnd"/>
-      <w:r>
-        <w:t xml:space="preserve"> 123</w:t>
+        <w:t>, load transient droop of 123</w:t>
       </w:r>
       <w:r>
         <w:t>mV</w:t>
@@ -2518,7 +2698,7 @@
       <w:pPr>
         <w:pStyle w:val="Heading1-NoNumber"/>
       </w:pPr>
-      <w:bookmarkStart w:id="1" w:name="_Toc228478327"/>
+      <w:bookmarkStart w:id="1" w:name="_Toc228546444"/>
       <w:r>
         <w:lastRenderedPageBreak/>
         <w:t>Declaration</w:t>
@@ -2698,7 +2878,7 @@
       <w:pPr>
         <w:pStyle w:val="Heading1"/>
       </w:pPr>
-      <w:bookmarkStart w:id="2" w:name="_Toc228478328"/>
+      <w:bookmarkStart w:id="2" w:name="_Toc228546445"/>
       <w:r>
         <w:lastRenderedPageBreak/>
         <w:t>Introduction</w:t>
@@ -2707,23 +2887,7 @@
     </w:p>
     <w:p>
       <w:r>
-        <w:t xml:space="preserve">Mobile robotics platforms depend on compact battery packs whose terminal voltage inevitably sags as the cells discharge, a 3-cell lithium-polymer pack, for instance, falls from 12.6V fully charged to below 9V at end-of-discharge, easily dropping below the voltage required to keep downstream point-of-load regulators in regulation [1,2]. All three payload devices in this project, the Raspberry Pi Compute Module 4, the </w:t>
-      </w:r>
-      <w:proofErr w:type="spellStart"/>
-      <w:r>
-        <w:t>RPLiDAR</w:t>
-      </w:r>
-      <w:proofErr w:type="spellEnd"/>
-      <w:r>
-        <w:t xml:space="preserve"> A1 laser scanner, and the RFD900x telemetry modem, are fundamentally 5V loads with tight input tolerances. The </w:t>
-      </w:r>
-      <w:proofErr w:type="spellStart"/>
-      <w:r>
-        <w:t>RPLiDAR's</w:t>
-      </w:r>
-      <w:proofErr w:type="spellEnd"/>
-      <w:r>
-        <w:t xml:space="preserve"> core scanner accepts only 4.9-5.5V and is damaged above 5.5V, while the RFD900x specifies a +5V nominal supply with an absolute maximum of +6V. </w:t>
+        <w:t xml:space="preserve">Mobile robotics platforms depend on compact battery packs whose terminal voltage inevitably sags as the cells discharge, a 3-cell lithium-polymer pack, for instance, falls from 12.6V fully charged to below 9V at end-of-discharge, easily dropping below the voltage required to keep downstream point-of-load regulators in regulation [1,2]. All three payload devices in this project, the Raspberry Pi Compute Module 4, the RPLiDAR A1 laser scanner, and the RFD900x telemetry modem, are fundamentally 5V loads with tight input tolerances. The RPLiDAR's core scanner accepts only 4.9-5.5V and is damaged above 5.5V, while the RFD900x specifies a +5V nominal supply with an absolute maximum of +6V. </w:t>
       </w:r>
       <w:r>
         <w:t>[3, 4] Neither</w:t>
@@ -2745,7 +2909,7 @@
       <w:pPr>
         <w:pStyle w:val="Heading2"/>
       </w:pPr>
-      <w:bookmarkStart w:id="3" w:name="_Toc228478329"/>
+      <w:bookmarkStart w:id="3" w:name="_Toc228546446"/>
       <w:r>
         <w:t>Problem Statement and Scope</w:t>
       </w:r>
@@ -2753,15 +2917,7 @@
     </w:p>
     <w:p>
       <w:r>
-        <w:t xml:space="preserve">The specific engineering problem addressed in this thesis is the design and implementation of a regulated intermediate power bus for the payload of a proof-of-concept autonomous ground vehicle. The bus is generated from a 3-cell lithium-polymer battery whose terminal voltage during operation is intentionally restricted to an 8–11V window, below the 12V target, so that a boost-only topology can be employed. The converter is built around the LTC1871 current-mode boost controller, which steps up the battery voltage to a tightly regulated 12V rail while supplying the three 5V payload devices (Raspberry Pi Compute Module 4, </w:t>
-      </w:r>
-      <w:proofErr w:type="spellStart"/>
-      <w:r>
-        <w:t>RPLiDAR</w:t>
-      </w:r>
-      <w:proofErr w:type="spellEnd"/>
-      <w:r>
-        <w:t xml:space="preserve"> A1, RFD900x modem) through their downstream point-of-load regulators</w:t>
+        <w:t>The specific engineering problem addressed in this thesis is the design and implementation of a regulated intermediate power bus for the payload of a proof-of-concept autonomous ground vehicle. The bus is generated from a 3-cell lithium-polymer battery whose terminal voltage during operation is intentionally restricted to an 8–11V window, below the 12V target, so that a boost-only topology can be employed. The converter is built around the LTC1871 current-mode boost controller, which steps up the battery voltage to a tightly regulated 12V rail while supplying the three 5V payload devices (Raspberry Pi Compute Module 4, RPLiDAR A1, RFD900x modem) through their downstream point-of-load regulators</w:t>
       </w:r>
       <w:r>
         <w:t xml:space="preserve"> </w:t>
@@ -2774,22 +2930,14 @@
       </w:r>
       <w:r>
         <w:lastRenderedPageBreak/>
-        <w:t xml:space="preserve">and the ability to maintain a stable 12V rail across the full 8–11V input range, evaluated primarily through </w:t>
-      </w:r>
-      <w:proofErr w:type="spellStart"/>
-      <w:r>
-        <w:t>LTspice</w:t>
-      </w:r>
-      <w:proofErr w:type="spellEnd"/>
-      <w:r>
-        <w:t xml:space="preserve"> simulation, with hardware prototyping conducted to validate the physical design. By constraining the problem to this single boost stage, the thesis isolates the power-conditioning function that enables the robot's sensitive electronics to survive a complete battery discharge cycle without supply interruption.</w:t>
+        <w:t>and the ability to maintain a stable 12V rail across the full 8–11V input range, evaluated primarily through LTspice simulation, with hardware prototyping conducted to validate the physical design. By constraining the problem to this single boost stage, the thesis isolates the power-conditioning function that enables the robot's sensitive electronics to survive a complete battery discharge cycle without supply interruption.</w:t>
       </w:r>
     </w:p>
     <w:p>
       <w:pPr>
         <w:pStyle w:val="Heading2"/>
       </w:pPr>
-      <w:bookmarkStart w:id="4" w:name="_Toc228478330"/>
+      <w:bookmarkStart w:id="4" w:name="_Toc228546447"/>
       <w:r>
         <w:t>Approach and Methodology</w:t>
       </w:r>
@@ -2805,21 +2953,22 @@
         <w:rPr>
           <w:lang w:val="en-GB"/>
         </w:rPr>
-        <w:t xml:space="preserve">To address this power conditioning challenge, the converter development was structured into three sequential phases. Phase 1 began with an initial SEPIC design using the TPS61088 controller, which was ultimately abandoned due to persistent </w:t>
-      </w:r>
-      <w:proofErr w:type="spellStart"/>
+        <w:t>To address this power conditioning challenge, the converter development was structured into three sequential phases. Phase 1 began with an initial SEPIC design using the TPS61088 controller, which was ultimately abandoned due to persistent LTspice convergence failures that prevented reliable simulation</w:t>
+      </w:r>
       <w:r>
         <w:rPr>
           <w:lang w:val="en-GB"/>
         </w:rPr>
-        <w:t>LTspice</w:t>
-      </w:r>
-      <w:proofErr w:type="spellEnd"/>
+        <w:t xml:space="preserve"> </w:t>
+      </w:r>
+      <w:r>
+        <w:t>[9, 10]</w:t>
+      </w:r>
       <w:r>
         <w:rPr>
           <w:lang w:val="en-GB"/>
         </w:rPr>
-        <w:t xml:space="preserve"> convergence failures that prevented reliable simulation</w:t>
+        <w:t>. A subsequent topology sufficiency analysis confirmed that because the battery's 8–11V operating window always lies below the 12V output, a simpler boost converter could meet the specification. The design was therefore migrated to the LTC1871 current-mode boost controller, and the analytical power stage was sized through first-principles calculations covering switching frequency selection, duty cycle range, inductor and output capacitor selection with DC bias derating, MOSFET and Schottky diode choices, feedback divider derivation, and Type II compensation network design for loop stability</w:t>
       </w:r>
       <w:r>
         <w:rPr>
@@ -2828,109 +2977,66 @@
         <w:t xml:space="preserve"> </w:t>
       </w:r>
       <w:r>
-        <w:t>[9, 10]</w:t>
+        <w:t>[11]</w:t>
       </w:r>
       <w:r>
         <w:rPr>
           <w:lang w:val="en-GB"/>
         </w:rPr>
-        <w:t>. A subsequent topology sufficiency analysis confirmed that because the battery's 8–11V operating window always lies below the 12V output, a simpler boost converter could meet the specification. The design was therefore migrated to the LTC1871 current-mode boost controller, and the analytical power stage was sized through first-principles calculations covering switching frequency selection, duty cycle range, inductor and output capacitor selection with DC bias derating, MOSFET and Schottky diode choices, feedback divider derivation, and Type II compensation network design for loop stability</w:t>
-      </w:r>
-      <w:r>
+        <w:t>.</w:t>
+      </w:r>
+    </w:p>
+    <w:p>
+      <w:pPr>
         <w:rPr>
           <w:lang w:val="en-GB"/>
         </w:rPr>
+      </w:pPr>
+      <w:r>
+        <w:rPr>
+          <w:lang w:val="en-GB"/>
+        </w:rPr>
+        <w:t>Phase 2 subjected this analytical design to a structured LTspice simulation campaign that validated eight performance metrics across the full input range, supplemented by AC analysis for loop stability. Phase 3 translated the validated design into hardware, beginning with a three-layer input protection scheme (reverse polarity blocking via an AO6407 PMOS, undervoltage lockout, and overvoltage lockout) whose thresholds were iteratively tuned through simulation to yield an 8.1–11.1V operating window closely matching the battery specification</w:t>
+      </w:r>
+      <w:r>
+        <w:rPr>
+          <w:lang w:val="en-GB"/>
+        </w:rPr>
         <w:t xml:space="preserve"> </w:t>
       </w:r>
       <w:r>
-        <w:t>[11]</w:t>
+        <w:t>[12]</w:t>
       </w:r>
       <w:r>
         <w:rPr>
           <w:lang w:val="en-GB"/>
         </w:rPr>
-        <w:t>.</w:t>
-      </w:r>
-    </w:p>
-    <w:p>
-      <w:pPr>
+        <w:t>. The final schematic was captured in KiCad, laid out as a two-layer PCB, fabricated by JLCPCB, and hand-assembled in the university lab</w:t>
+      </w:r>
+      <w:r>
         <w:rPr>
           <w:lang w:val="en-GB"/>
         </w:rPr>
-      </w:pPr>
+        <w:t xml:space="preserve"> </w:t>
+      </w:r>
+      <w:r>
+        <w:t>[13, 14]</w:t>
+      </w:r>
       <w:r>
         <w:rPr>
           <w:lang w:val="en-GB"/>
         </w:rPr>
-        <w:t xml:space="preserve">Phase 2 subjected this analytical design to a structured </w:t>
-      </w:r>
-      <w:proofErr w:type="spellStart"/>
-      <w:r>
+        <w:t>. This phased approach ensured that every aspect of the converter—from topology selection to loop stability and ruggedised input protection—was rigorously justified before hardware was committed.</w:t>
+      </w:r>
+    </w:p>
+    <w:p>
+      <w:pPr>
+        <w:pStyle w:val="Heading2"/>
         <w:rPr>
           <w:lang w:val="en-GB"/>
         </w:rPr>
-        <w:t>LTspice</w:t>
-      </w:r>
-      <w:proofErr w:type="spellEnd"/>
-      <w:r>
-        <w:rPr>
-          <w:lang w:val="en-GB"/>
-        </w:rPr>
-        <w:t xml:space="preserve"> simulation campaign that validated eight performance metrics across the full input range, supplemented by AC analysis for loop stability. Phase 3 translated the validated design into hardware, beginning with a three-layer input protection scheme (reverse polarity blocking via an AO6407 PMOS, undervoltage lockout, and overvoltage lockout) whose thresholds were iteratively tuned through simulation to yield an 8.1–11.1V operating window closely matching the battery specification</w:t>
-      </w:r>
-      <w:r>
-        <w:rPr>
-          <w:lang w:val="en-GB"/>
-        </w:rPr>
-        <w:t xml:space="preserve"> </w:t>
-      </w:r>
-      <w:r>
-        <w:t>[12]</w:t>
-      </w:r>
-      <w:r>
-        <w:rPr>
-          <w:lang w:val="en-GB"/>
-        </w:rPr>
-        <w:t xml:space="preserve">. The final schematic was captured in </w:t>
-      </w:r>
-      <w:proofErr w:type="spellStart"/>
-      <w:r>
-        <w:rPr>
-          <w:lang w:val="en-GB"/>
-        </w:rPr>
-        <w:t>KiCad</w:t>
-      </w:r>
-      <w:proofErr w:type="spellEnd"/>
-      <w:r>
-        <w:rPr>
-          <w:lang w:val="en-GB"/>
-        </w:rPr>
-        <w:t>, laid out as a two-layer PCB, fabricated by JLCPCB, and hand-assembled in the university lab</w:t>
-      </w:r>
-      <w:r>
-        <w:rPr>
-          <w:lang w:val="en-GB"/>
-        </w:rPr>
-        <w:t xml:space="preserve"> </w:t>
-      </w:r>
-      <w:r>
-        <w:t>[13, 14]</w:t>
-      </w:r>
-      <w:r>
-        <w:rPr>
-          <w:lang w:val="en-GB"/>
-        </w:rPr>
-        <w:t>. This phased approach ensured that every aspect of the converter—from topology selection to loop stability and ruggedised input protection—was rigorously justified before hardware was committed.</w:t>
-      </w:r>
-    </w:p>
-    <w:p>
-      <w:pPr>
-        <w:pStyle w:val="Heading2"/>
-        <w:rPr>
-          <w:lang w:val="en-GB"/>
-        </w:rPr>
-      </w:pPr>
-      <w:bookmarkStart w:id="5" w:name="_Toc228478331"/>
+      </w:pPr>
+      <w:bookmarkStart w:id="5" w:name="_Toc228546448"/>
       <w:r>
         <w:t>Evaluation Strategy</w:t>
       </w:r>
@@ -2938,15 +3044,7 @@
     </w:p>
     <w:p>
       <w:r>
-        <w:t xml:space="preserve">The design was validated primarily through </w:t>
-      </w:r>
-      <w:proofErr w:type="spellStart"/>
-      <w:r>
-        <w:t>LTspice</w:t>
-      </w:r>
-      <w:proofErr w:type="spellEnd"/>
-      <w:r>
-        <w:t xml:space="preserve"> transient simulation, supplemented by AC analysis for loop stability. Eight performance metrics were evaluated across the full battery input range (8.1V to 11.1V) using parametric sweeps and a pulsed load current stepping from 0.5A to 2A at 5ms to simulate worst-case motor inrush. Explicit measurement windows were defined to separate steady state from transient behaviour, ensuring reproducibility. Transient simulations verified output voltage accuracy, ripple, line and load regulation, load-transient droop and recovery time, peak inductor current, and efficiency. An AC Bode plot extracted phase </w:t>
+        <w:t xml:space="preserve">The design was validated primarily through LTspice transient simulation, supplemented by AC analysis for loop stability. Eight performance metrics were evaluated across the full battery input range (8.1V to 11.1V) using parametric sweeps and a pulsed load current stepping from 0.5A to 2A at 5ms to simulate worst-case motor inrush. Explicit measurement windows were defined to separate steady state from transient behaviour, ensuring reproducibility. Transient simulations verified output voltage accuracy, ripple, line and load regulation, load-transient droop and recovery time, peak inductor current, and efficiency. An AC Bode plot extracted phase </w:t>
       </w:r>
       <w:r>
         <w:lastRenderedPageBreak/>
@@ -2957,7 +3055,7 @@
       <w:pPr>
         <w:pStyle w:val="Heading2"/>
       </w:pPr>
-      <w:bookmarkStart w:id="6" w:name="_Toc228478332"/>
+      <w:bookmarkStart w:id="6" w:name="_Toc228546449"/>
       <w:r>
         <w:t>Broader Impact</w:t>
       </w:r>
@@ -3137,7 +3235,7 @@
       <w:pPr>
         <w:pStyle w:val="Heading2"/>
       </w:pPr>
-      <w:bookmarkStart w:id="7" w:name="_Toc228478333"/>
+      <w:bookmarkStart w:id="7" w:name="_Toc228546450"/>
       <w:r>
         <w:t>Original Contributions and Externally Provided Resources</w:t>
       </w:r>
@@ -3222,21 +3320,7 @@
         <w:rPr>
           <w:lang w:val="en-GB"/>
         </w:rPr>
-        <w:t xml:space="preserve">Full </w:t>
-      </w:r>
-      <w:proofErr w:type="spellStart"/>
-      <w:r>
-        <w:rPr>
-          <w:lang w:val="en-GB"/>
-        </w:rPr>
-        <w:t>LTspice</w:t>
-      </w:r>
-      <w:proofErr w:type="spellEnd"/>
-      <w:r>
-        <w:rPr>
-          <w:lang w:val="en-GB"/>
-        </w:rPr>
-        <w:t xml:space="preserve"> simulation framework, including parametric sweeps, transient measurement windows, and Bode analysis.</w:t>
+        <w:t>Full LTspice simulation framework, including parametric sweeps, transient measurement windows, and Bode analysis.</w:t>
       </w:r>
     </w:p>
     <w:p>
@@ -3344,7 +3428,7 @@
           <w:lang w:val="en-GB"/>
         </w:rPr>
       </w:pPr>
-      <w:bookmarkStart w:id="8" w:name="_Toc228478334"/>
+      <w:bookmarkStart w:id="8" w:name="_Toc228546451"/>
       <w:r>
         <w:t>Structure of the Report</w:t>
       </w:r>
@@ -3359,7 +3443,7 @@
       <w:pPr>
         <w:pStyle w:val="Heading1"/>
       </w:pPr>
-      <w:bookmarkStart w:id="9" w:name="_Toc228478335"/>
+      <w:bookmarkStart w:id="9" w:name="_Toc228546452"/>
       <w:r>
         <w:t>Technical Background</w:t>
       </w:r>
@@ -3384,7 +3468,7 @@
       <w:pPr>
         <w:pStyle w:val="Heading2"/>
       </w:pPr>
-      <w:bookmarkStart w:id="10" w:name="_Toc228478336"/>
+      <w:bookmarkStart w:id="10" w:name="_Toc228546453"/>
       <w:r>
         <w:t>DC-DC Converter Fundamentals</w:t>
       </w:r>
@@ -3406,15 +3490,7 @@
         <w:t xml:space="preserve"> draw inrush currents during setup</w:t>
       </w:r>
       <w:r>
-        <w:t xml:space="preserve">, </w:t>
-      </w:r>
-      <w:proofErr w:type="spellStart"/>
-      <w:r>
-        <w:t>LiDARs</w:t>
-      </w:r>
-      <w:proofErr w:type="spellEnd"/>
-      <w:r>
-        <w:t xml:space="preserve"> and communication radios exhibit burst-mode power demands, and compute modules require clean rails to avoid erratic behaviour</w:t>
+        <w:t>, LiDARs and communication radios exhibit burst-mode power demands, and compute modules require clean rails to avoid erratic behaviour</w:t>
       </w:r>
       <w:r>
         <w:t xml:space="preserve">. Poor regulation under these transients can cause brownouts, sensor data corruption, or radio dropouts. Consequently, a regulator must be placed between the source and the load. A linear regulator (e.g., LM7812) can only step down, dissipating the voltage difference as heat; with an 8-11V input and a 12V output, a conventional linear regulator cannot step up, and even in step-down applications its efficiency is limited to </w:t>
@@ -3958,7 +4034,7 @@
       <w:pPr>
         <w:pStyle w:val="Heading2"/>
       </w:pPr>
-      <w:bookmarkStart w:id="11" w:name="_Toc228478337"/>
+      <w:bookmarkStart w:id="11" w:name="_Toc228546454"/>
       <w:r>
         <w:t>Boost Converter</w:t>
       </w:r>
@@ -3977,7 +4053,7 @@
       <w:pPr>
         <w:pStyle w:val="Heading3"/>
       </w:pPr>
-      <w:bookmarkStart w:id="12" w:name="_Toc228478338"/>
+      <w:bookmarkStart w:id="12" w:name="_Toc228546455"/>
       <w:r>
         <w:t>Circuit Topology and Switching Intervals</w:t>
       </w:r>
@@ -4235,14 +4311,27 @@
       <w:r>
         <w:t xml:space="preserve">Figure </w:t>
       </w:r>
-      <w:fldSimple w:instr=" SEQ Figure \* ARABIC ">
-        <w:r>
-          <w:rPr>
-            <w:noProof/>
-          </w:rPr>
-          <w:t>1</w:t>
-        </w:r>
-      </w:fldSimple>
+      <w:r>
+        <w:fldChar w:fldCharType="begin"/>
+      </w:r>
+      <w:r>
+        <w:instrText xml:space="preserve"> SEQ Figure \* ARABIC </w:instrText>
+      </w:r>
+      <w:r>
+        <w:fldChar w:fldCharType="separate"/>
+      </w:r>
+      <w:r>
+        <w:rPr>
+          <w:noProof/>
+        </w:rPr>
+        <w:t>1</w:t>
+      </w:r>
+      <w:r>
+        <w:rPr>
+          <w:noProof/>
+        </w:rPr>
+        <w:fldChar w:fldCharType="end"/>
+      </w:r>
       <w:r>
         <w:t>: Boost converter topology - inductor L, MOSFET Q1, diode D1, output capacitor C_OUT, input voltage V_IN, and load</w:t>
       </w:r>
@@ -4665,7 +4754,7 @@
       <w:pPr>
         <w:pStyle w:val="Heading3"/>
       </w:pPr>
-      <w:bookmarkStart w:id="13" w:name="_Toc228478339"/>
+      <w:bookmarkStart w:id="13" w:name="_Toc228546456"/>
       <w:r>
         <w:t>Voltage Transfer Ratio from Volt-Second Balance</w:t>
       </w:r>
@@ -4877,13 +4966,6 @@
           </m:r>
         </m:oMath>
       </m:oMathPara>
-    </w:p>
-    <w:p>
-      <w:pPr>
-        <w:rPr>
-          <w:rFonts w:eastAsiaTheme="minorEastAsia"/>
-        </w:rPr>
-      </w:pPr>
     </w:p>
     <w:p>
       <w:pPr>
@@ -5565,7 +5647,7 @@
       <w:pPr>
         <w:pStyle w:val="Heading3"/>
       </w:pPr>
-      <w:bookmarkStart w:id="14" w:name="_Toc228478340"/>
+      <w:bookmarkStart w:id="14" w:name="_Toc228546457"/>
       <w:r>
         <w:t>Inductor Current Waveform and Ripple</w:t>
       </w:r>
@@ -5813,7 +5895,6 @@
             <w:rPr>
               <w:rFonts w:ascii="Cambria Math" w:hAnsi="Cambria Math"/>
             </w:rPr>
-            <w:lastRenderedPageBreak/>
             <m:t>Δ</m:t>
           </m:r>
           <m:sSub>
@@ -5939,6 +6020,7 @@
         <w:rPr>
           <w:rFonts w:eastAsiaTheme="minorEastAsia"/>
         </w:rPr>
+        <w:lastRenderedPageBreak/>
         <w:t>At the worst-case condition (</w:t>
       </w:r>
       <m:oMath>
@@ -6839,11 +6921,954 @@
       <w:pPr>
         <w:pStyle w:val="Heading3"/>
       </w:pPr>
-      <w:bookmarkStart w:id="15" w:name="_Toc228478341"/>
+      <w:bookmarkStart w:id="15" w:name="_Toc228546458"/>
+      <w:r>
+        <w:t>Inductor Current RMS Value</w:t>
+      </w:r>
+      <w:bookmarkEnd w:id="15"/>
+    </w:p>
+    <w:p>
+      <w:pPr>
+        <w:rPr>
+          <w:rFonts w:eastAsiaTheme="minorEastAsia"/>
+        </w:rPr>
+      </w:pPr>
+      <w:r>
+        <w:t xml:space="preserve">The inductor current waveform inn CCM consists of a DC average </w:t>
+      </w:r>
+      <m:oMath>
+        <m:sSub>
+          <m:sSubPr>
+            <m:ctrlPr>
+              <w:rPr>
+                <w:rFonts w:ascii="Cambria Math" w:hAnsi="Cambria Math"/>
+                <w:i/>
+              </w:rPr>
+            </m:ctrlPr>
+          </m:sSubPr>
+          <m:e>
+            <m:r>
+              <w:rPr>
+                <w:rFonts w:ascii="Cambria Math" w:hAnsi="Cambria Math"/>
+              </w:rPr>
+              <m:t>I</m:t>
+            </m:r>
+          </m:e>
+          <m:sub>
+            <m:r>
+              <w:rPr>
+                <w:rFonts w:ascii="Cambria Math" w:hAnsi="Cambria Math"/>
+              </w:rPr>
+              <m:t>L, avg</m:t>
+            </m:r>
+          </m:sub>
+        </m:sSub>
+      </m:oMath>
+      <w:r>
+        <w:rPr>
+          <w:rFonts w:eastAsiaTheme="minorEastAsia"/>
+        </w:rPr>
+        <w:t xml:space="preserve"> with a superimposed triangular ripple </w:t>
+      </w:r>
+      <m:oMath>
+        <m:r>
+          <w:rPr>
+            <w:rFonts w:ascii="Cambria Math" w:eastAsiaTheme="minorEastAsia" w:hAnsi="Cambria Math"/>
+          </w:rPr>
+          <m:t>∆</m:t>
+        </m:r>
+        <m:sSub>
+          <m:sSubPr>
+            <m:ctrlPr>
+              <w:rPr>
+                <w:rFonts w:ascii="Cambria Math" w:eastAsiaTheme="minorEastAsia" w:hAnsi="Cambria Math"/>
+                <w:i/>
+              </w:rPr>
+            </m:ctrlPr>
+          </m:sSubPr>
+          <m:e>
+            <m:r>
+              <w:rPr>
+                <w:rFonts w:ascii="Cambria Math" w:eastAsiaTheme="minorEastAsia" w:hAnsi="Cambria Math"/>
+              </w:rPr>
+              <m:t>I</m:t>
+            </m:r>
+          </m:e>
+          <m:sub>
+            <m:r>
+              <w:rPr>
+                <w:rFonts w:ascii="Cambria Math" w:eastAsiaTheme="minorEastAsia" w:hAnsi="Cambria Math"/>
+              </w:rPr>
+              <m:t>L</m:t>
+            </m:r>
+          </m:sub>
+        </m:sSub>
+      </m:oMath>
+      <w:r>
+        <w:rPr>
+          <w:rFonts w:eastAsiaTheme="minorEastAsia"/>
+        </w:rPr>
+        <w:t xml:space="preserve"> (peak-to-peak). The RMS (root-mean-square) current is needed to calculate the copper loss in the inductor winding and to verify that the selected inductor does not exceed its thermal current rating. For a triangular ripple on a DC offset, the RMS current is given by: </w:t>
+      </w:r>
+    </w:p>
+    <w:p>
+      <w:pPr>
+        <w:jc w:val="center"/>
+        <w:rPr>
+          <w:rFonts w:eastAsiaTheme="minorEastAsia"/>
+        </w:rPr>
+      </w:pPr>
+      <m:oMathPara>
+        <m:oMath>
+          <m:sSub>
+            <m:sSubPr>
+              <m:ctrlPr>
+                <w:rPr>
+                  <w:rFonts w:ascii="Cambria Math" w:hAnsi="Cambria Math"/>
+                  <w:i/>
+                </w:rPr>
+              </m:ctrlPr>
+            </m:sSubPr>
+            <m:e>
+              <m:r>
+                <w:rPr>
+                  <w:rFonts w:ascii="Cambria Math" w:hAnsi="Cambria Math"/>
+                </w:rPr>
+                <m:t>I</m:t>
+              </m:r>
+            </m:e>
+            <m:sub>
+              <m:r>
+                <w:rPr>
+                  <w:rFonts w:ascii="Cambria Math" w:hAnsi="Cambria Math"/>
+                </w:rPr>
+                <m:t>L, RMS</m:t>
+              </m:r>
+            </m:sub>
+          </m:sSub>
+          <m:r>
+            <w:rPr>
+              <w:rFonts w:ascii="Cambria Math" w:hAnsi="Cambria Math"/>
+            </w:rPr>
+            <m:t xml:space="preserve">= </m:t>
+          </m:r>
+          <m:rad>
+            <m:radPr>
+              <m:degHide m:val="1"/>
+              <m:ctrlPr>
+                <w:rPr>
+                  <w:rFonts w:ascii="Cambria Math" w:hAnsi="Cambria Math"/>
+                  <w:i/>
+                </w:rPr>
+              </m:ctrlPr>
+            </m:radPr>
+            <m:deg/>
+            <m:e>
+              <m:sSubSup>
+                <m:sSubSupPr>
+                  <m:ctrlPr>
+                    <w:rPr>
+                      <w:rFonts w:ascii="Cambria Math" w:hAnsi="Cambria Math"/>
+                      <w:i/>
+                    </w:rPr>
+                  </m:ctrlPr>
+                </m:sSubSupPr>
+                <m:e>
+                  <m:r>
+                    <w:rPr>
+                      <w:rFonts w:ascii="Cambria Math" w:hAnsi="Cambria Math"/>
+                    </w:rPr>
+                    <m:t>I</m:t>
+                  </m:r>
+                </m:e>
+                <m:sub>
+                  <m:r>
+                    <w:rPr>
+                      <w:rFonts w:ascii="Cambria Math" w:hAnsi="Cambria Math"/>
+                    </w:rPr>
+                    <m:t xml:space="preserve">L, avg </m:t>
+                  </m:r>
+                </m:sub>
+                <m:sup>
+                  <m:r>
+                    <w:rPr>
+                      <w:rFonts w:ascii="Cambria Math" w:hAnsi="Cambria Math"/>
+                    </w:rPr>
+                    <m:t>2</m:t>
+                  </m:r>
+                </m:sup>
+              </m:sSubSup>
+              <m:r>
+                <w:rPr>
+                  <w:rFonts w:ascii="Cambria Math" w:hAnsi="Cambria Math"/>
+                </w:rPr>
+                <m:t xml:space="preserve">+ </m:t>
+              </m:r>
+              <m:f>
+                <m:fPr>
+                  <m:ctrlPr>
+                    <w:rPr>
+                      <w:rFonts w:ascii="Cambria Math" w:hAnsi="Cambria Math"/>
+                      <w:i/>
+                    </w:rPr>
+                  </m:ctrlPr>
+                </m:fPr>
+                <m:num>
+                  <m:r>
+                    <w:rPr>
+                      <w:rFonts w:ascii="Cambria Math" w:hAnsi="Cambria Math"/>
+                    </w:rPr>
+                    <m:t>∆</m:t>
+                  </m:r>
+                  <m:sSubSup>
+                    <m:sSubSupPr>
+                      <m:ctrlPr>
+                        <w:rPr>
+                          <w:rFonts w:ascii="Cambria Math" w:hAnsi="Cambria Math"/>
+                          <w:i/>
+                        </w:rPr>
+                      </m:ctrlPr>
+                    </m:sSubSupPr>
+                    <m:e>
+                      <m:r>
+                        <w:rPr>
+                          <w:rFonts w:ascii="Cambria Math" w:hAnsi="Cambria Math"/>
+                        </w:rPr>
+                        <m:t>I</m:t>
+                      </m:r>
+                    </m:e>
+                    <m:sub>
+                      <m:r>
+                        <w:rPr>
+                          <w:rFonts w:ascii="Cambria Math" w:hAnsi="Cambria Math"/>
+                        </w:rPr>
+                        <m:t>L</m:t>
+                      </m:r>
+                    </m:sub>
+                    <m:sup>
+                      <m:r>
+                        <w:rPr>
+                          <w:rFonts w:ascii="Cambria Math" w:hAnsi="Cambria Math"/>
+                        </w:rPr>
+                        <m:t>2</m:t>
+                      </m:r>
+                    </m:sup>
+                  </m:sSubSup>
+                </m:num>
+                <m:den>
+                  <m:r>
+                    <w:rPr>
+                      <w:rFonts w:ascii="Cambria Math" w:hAnsi="Cambria Math"/>
+                    </w:rPr>
+                    <m:t>12</m:t>
+                  </m:r>
+                </m:den>
+              </m:f>
+            </m:e>
+          </m:rad>
+        </m:oMath>
+      </m:oMathPara>
+    </w:p>
+    <w:p>
+      <w:pPr>
+        <w:rPr>
+          <w:rFonts w:eastAsiaTheme="minorEastAsia"/>
+        </w:rPr>
+      </w:pPr>
+    </w:p>
+    <w:p>
+      <w:pPr>
+        <w:rPr>
+          <w:rFonts w:eastAsiaTheme="minorEastAsia"/>
+        </w:rPr>
+      </w:pPr>
+      <w:r>
+        <w:rPr>
+          <w:rFonts w:eastAsiaTheme="minorEastAsia"/>
+        </w:rPr>
+        <w:t>At the worst-case operating point (</w:t>
+      </w:r>
+      <m:oMath>
+        <m:sSub>
+          <m:sSubPr>
+            <m:ctrlPr>
+              <w:rPr>
+                <w:rFonts w:ascii="Cambria Math" w:eastAsiaTheme="minorEastAsia" w:hAnsi="Cambria Math"/>
+                <w:i/>
+              </w:rPr>
+            </m:ctrlPr>
+          </m:sSubPr>
+          <m:e>
+            <m:r>
+              <w:rPr>
+                <w:rFonts w:ascii="Cambria Math" w:eastAsiaTheme="minorEastAsia" w:hAnsi="Cambria Math"/>
+              </w:rPr>
+              <m:t>V</m:t>
+            </m:r>
+          </m:e>
+          <m:sub>
+            <m:r>
+              <w:rPr>
+                <w:rFonts w:ascii="Cambria Math" w:eastAsiaTheme="minorEastAsia" w:hAnsi="Cambria Math"/>
+              </w:rPr>
+              <m:t xml:space="preserve">in </m:t>
+            </m:r>
+          </m:sub>
+        </m:sSub>
+        <m:r>
+          <w:rPr>
+            <w:rFonts w:ascii="Cambria Math" w:eastAsiaTheme="minorEastAsia" w:hAnsi="Cambria Math"/>
+          </w:rPr>
+          <m:t xml:space="preserve">=8 V, </m:t>
+        </m:r>
+        <m:sSub>
+          <m:sSubPr>
+            <m:ctrlPr>
+              <w:rPr>
+                <w:rFonts w:ascii="Cambria Math" w:eastAsiaTheme="minorEastAsia" w:hAnsi="Cambria Math"/>
+                <w:i/>
+              </w:rPr>
+            </m:ctrlPr>
+          </m:sSubPr>
+          <m:e>
+            <m:r>
+              <w:rPr>
+                <w:rFonts w:ascii="Cambria Math" w:eastAsiaTheme="minorEastAsia" w:hAnsi="Cambria Math"/>
+              </w:rPr>
+              <m:t>I</m:t>
+            </m:r>
+          </m:e>
+          <m:sub>
+            <m:r>
+              <w:rPr>
+                <w:rFonts w:ascii="Cambria Math" w:eastAsiaTheme="minorEastAsia" w:hAnsi="Cambria Math"/>
+              </w:rPr>
+              <m:t>out</m:t>
+            </m:r>
+          </m:sub>
+        </m:sSub>
+        <m:r>
+          <w:rPr>
+            <w:rFonts w:ascii="Cambria Math" w:eastAsiaTheme="minorEastAsia" w:hAnsi="Cambria Math"/>
+          </w:rPr>
+          <m:t xml:space="preserve">=2 A, </m:t>
+        </m:r>
+        <m:sSub>
+          <m:sSubPr>
+            <m:ctrlPr>
+              <w:rPr>
+                <w:rFonts w:ascii="Cambria Math" w:eastAsiaTheme="minorEastAsia" w:hAnsi="Cambria Math"/>
+                <w:i/>
+              </w:rPr>
+            </m:ctrlPr>
+          </m:sSubPr>
+          <m:e>
+            <m:r>
+              <w:rPr>
+                <w:rFonts w:ascii="Cambria Math" w:eastAsiaTheme="minorEastAsia" w:hAnsi="Cambria Math"/>
+              </w:rPr>
+              <m:t>I</m:t>
+            </m:r>
+          </m:e>
+          <m:sub>
+            <m:r>
+              <w:rPr>
+                <w:rFonts w:ascii="Cambria Math" w:eastAsiaTheme="minorEastAsia" w:hAnsi="Cambria Math"/>
+              </w:rPr>
+              <m:t>L, avg</m:t>
+            </m:r>
+          </m:sub>
+        </m:sSub>
+        <m:r>
+          <w:rPr>
+            <w:rFonts w:ascii="Cambria Math" w:eastAsiaTheme="minorEastAsia" w:hAnsi="Cambria Math"/>
+          </w:rPr>
+          <m:t>=3.0 A, ∆</m:t>
+        </m:r>
+        <m:sSub>
+          <m:sSubPr>
+            <m:ctrlPr>
+              <w:rPr>
+                <w:rFonts w:ascii="Cambria Math" w:eastAsiaTheme="minorEastAsia" w:hAnsi="Cambria Math"/>
+                <w:i/>
+              </w:rPr>
+            </m:ctrlPr>
+          </m:sSubPr>
+          <m:e>
+            <m:r>
+              <w:rPr>
+                <w:rFonts w:ascii="Cambria Math" w:eastAsiaTheme="minorEastAsia" w:hAnsi="Cambria Math"/>
+              </w:rPr>
+              <m:t>I</m:t>
+            </m:r>
+          </m:e>
+          <m:sub>
+            <m:r>
+              <w:rPr>
+                <w:rFonts w:ascii="Cambria Math" w:eastAsiaTheme="minorEastAsia" w:hAnsi="Cambria Math"/>
+              </w:rPr>
+              <m:t>L</m:t>
+            </m:r>
+          </m:sub>
+        </m:sSub>
+        <m:r>
+          <w:rPr>
+            <w:rFonts w:ascii="Cambria Math" w:eastAsiaTheme="minorEastAsia" w:hAnsi="Cambria Math"/>
+          </w:rPr>
+          <m:t>=0.762 A</m:t>
+        </m:r>
+      </m:oMath>
+      <w:r>
+        <w:rPr>
+          <w:rFonts w:eastAsiaTheme="minorEastAsia"/>
+        </w:rPr>
+        <w:t>)</w:t>
+      </w:r>
+    </w:p>
+    <w:p>
+      <w:pPr>
+        <w:jc w:val="center"/>
+        <w:rPr>
+          <w:rFonts w:eastAsiaTheme="minorEastAsia"/>
+        </w:rPr>
+      </w:pPr>
+      <m:oMathPara>
+        <m:oMath>
+          <m:sSub>
+            <m:sSubPr>
+              <m:ctrlPr>
+                <w:rPr>
+                  <w:rFonts w:ascii="Cambria Math" w:eastAsiaTheme="minorEastAsia" w:hAnsi="Cambria Math"/>
+                  <w:i/>
+                </w:rPr>
+              </m:ctrlPr>
+            </m:sSubPr>
+            <m:e>
+              <m:r>
+                <w:rPr>
+                  <w:rFonts w:ascii="Cambria Math" w:eastAsiaTheme="minorEastAsia" w:hAnsi="Cambria Math"/>
+                </w:rPr>
+                <m:t>I</m:t>
+              </m:r>
+            </m:e>
+            <m:sub>
+              <m:r>
+                <w:rPr>
+                  <w:rFonts w:ascii="Cambria Math" w:eastAsiaTheme="minorEastAsia" w:hAnsi="Cambria Math"/>
+                </w:rPr>
+                <m:t xml:space="preserve">L, RMS </m:t>
+              </m:r>
+            </m:sub>
+          </m:sSub>
+          <m:r>
+            <w:rPr>
+              <w:rFonts w:ascii="Cambria Math" w:eastAsiaTheme="minorEastAsia" w:hAnsi="Cambria Math"/>
+            </w:rPr>
+            <m:t xml:space="preserve">= </m:t>
+          </m:r>
+          <m:rad>
+            <m:radPr>
+              <m:degHide m:val="1"/>
+              <m:ctrlPr>
+                <w:rPr>
+                  <w:rFonts w:ascii="Cambria Math" w:eastAsiaTheme="minorEastAsia" w:hAnsi="Cambria Math"/>
+                  <w:i/>
+                </w:rPr>
+              </m:ctrlPr>
+            </m:radPr>
+            <m:deg/>
+            <m:e>
+              <m:sSup>
+                <m:sSupPr>
+                  <m:ctrlPr>
+                    <w:rPr>
+                      <w:rFonts w:ascii="Cambria Math" w:eastAsiaTheme="minorEastAsia" w:hAnsi="Cambria Math"/>
+                      <w:i/>
+                    </w:rPr>
+                  </m:ctrlPr>
+                </m:sSupPr>
+                <m:e>
+                  <m:r>
+                    <w:rPr>
+                      <w:rFonts w:ascii="Cambria Math" w:eastAsiaTheme="minorEastAsia" w:hAnsi="Cambria Math"/>
+                    </w:rPr>
+                    <m:t>(3.0)</m:t>
+                  </m:r>
+                </m:e>
+                <m:sup>
+                  <m:r>
+                    <w:rPr>
+                      <w:rFonts w:ascii="Cambria Math" w:eastAsiaTheme="minorEastAsia" w:hAnsi="Cambria Math"/>
+                    </w:rPr>
+                    <m:t>2</m:t>
+                  </m:r>
+                </m:sup>
+              </m:sSup>
+              <m:r>
+                <w:rPr>
+                  <w:rFonts w:ascii="Cambria Math" w:eastAsiaTheme="minorEastAsia" w:hAnsi="Cambria Math"/>
+                </w:rPr>
+                <m:t xml:space="preserve">+ </m:t>
+              </m:r>
+              <m:f>
+                <m:fPr>
+                  <m:ctrlPr>
+                    <w:rPr>
+                      <w:rFonts w:ascii="Cambria Math" w:eastAsiaTheme="minorEastAsia" w:hAnsi="Cambria Math"/>
+                      <w:i/>
+                    </w:rPr>
+                  </m:ctrlPr>
+                </m:fPr>
+                <m:num>
+                  <m:sSup>
+                    <m:sSupPr>
+                      <m:ctrlPr>
+                        <w:rPr>
+                          <w:rFonts w:ascii="Cambria Math" w:eastAsiaTheme="minorEastAsia" w:hAnsi="Cambria Math"/>
+                          <w:i/>
+                        </w:rPr>
+                      </m:ctrlPr>
+                    </m:sSupPr>
+                    <m:e>
+                      <m:r>
+                        <w:rPr>
+                          <w:rFonts w:ascii="Cambria Math" w:eastAsiaTheme="minorEastAsia" w:hAnsi="Cambria Math"/>
+                        </w:rPr>
+                        <m:t>(0.762)</m:t>
+                      </m:r>
+                    </m:e>
+                    <m:sup>
+                      <m:r>
+                        <w:rPr>
+                          <w:rFonts w:ascii="Cambria Math" w:eastAsiaTheme="minorEastAsia" w:hAnsi="Cambria Math"/>
+                        </w:rPr>
+                        <m:t>2</m:t>
+                      </m:r>
+                    </m:sup>
+                  </m:sSup>
+                </m:num>
+                <m:den>
+                  <m:r>
+                    <w:rPr>
+                      <w:rFonts w:ascii="Cambria Math" w:eastAsiaTheme="minorEastAsia" w:hAnsi="Cambria Math"/>
+                    </w:rPr>
+                    <m:t>12</m:t>
+                  </m:r>
+                </m:den>
+              </m:f>
+            </m:e>
+          </m:rad>
+          <m:r>
+            <w:rPr>
+              <w:rFonts w:ascii="Cambria Math" w:eastAsiaTheme="minorEastAsia" w:hAnsi="Cambria Math"/>
+            </w:rPr>
+            <m:t xml:space="preserve">= </m:t>
+          </m:r>
+          <m:rad>
+            <m:radPr>
+              <m:degHide m:val="1"/>
+              <m:ctrlPr>
+                <w:rPr>
+                  <w:rFonts w:ascii="Cambria Math" w:eastAsiaTheme="minorEastAsia" w:hAnsi="Cambria Math"/>
+                  <w:i/>
+                </w:rPr>
+              </m:ctrlPr>
+            </m:radPr>
+            <m:deg/>
+            <m:e>
+              <m:r>
+                <w:rPr>
+                  <w:rFonts w:ascii="Cambria Math" w:eastAsiaTheme="minorEastAsia" w:hAnsi="Cambria Math"/>
+                </w:rPr>
+                <m:t xml:space="preserve">9.0+ </m:t>
+              </m:r>
+              <m:f>
+                <m:fPr>
+                  <m:ctrlPr>
+                    <w:rPr>
+                      <w:rFonts w:ascii="Cambria Math" w:eastAsiaTheme="minorEastAsia" w:hAnsi="Cambria Math"/>
+                      <w:i/>
+                    </w:rPr>
+                  </m:ctrlPr>
+                </m:fPr>
+                <m:num>
+                  <m:r>
+                    <w:rPr>
+                      <w:rFonts w:ascii="Cambria Math" w:eastAsiaTheme="minorEastAsia" w:hAnsi="Cambria Math"/>
+                    </w:rPr>
+                    <m:t>0.581</m:t>
+                  </m:r>
+                </m:num>
+                <m:den>
+                  <m:r>
+                    <w:rPr>
+                      <w:rFonts w:ascii="Cambria Math" w:eastAsiaTheme="minorEastAsia" w:hAnsi="Cambria Math"/>
+                    </w:rPr>
+                    <m:t>12</m:t>
+                  </m:r>
+                </m:den>
+              </m:f>
+            </m:e>
+          </m:rad>
+          <m:r>
+            <w:rPr>
+              <w:rFonts w:ascii="Cambria Math" w:eastAsiaTheme="minorEastAsia" w:hAnsi="Cambria Math"/>
+            </w:rPr>
+            <m:t xml:space="preserve">= </m:t>
+          </m:r>
+          <m:rad>
+            <m:radPr>
+              <m:degHide m:val="1"/>
+              <m:ctrlPr>
+                <w:rPr>
+                  <w:rFonts w:ascii="Cambria Math" w:eastAsiaTheme="minorEastAsia" w:hAnsi="Cambria Math"/>
+                  <w:i/>
+                </w:rPr>
+              </m:ctrlPr>
+            </m:radPr>
+            <m:deg/>
+            <m:e>
+              <m:r>
+                <w:rPr>
+                  <w:rFonts w:ascii="Cambria Math" w:eastAsiaTheme="minorEastAsia" w:hAnsi="Cambria Math"/>
+                </w:rPr>
+                <m:t>9.0+0.0484</m:t>
+              </m:r>
+            </m:e>
+          </m:rad>
+          <m:r>
+            <w:rPr>
+              <w:rFonts w:ascii="Cambria Math" w:eastAsiaTheme="minorEastAsia" w:hAnsi="Cambria Math"/>
+            </w:rPr>
+            <m:t xml:space="preserve">= </m:t>
+          </m:r>
+          <m:rad>
+            <m:radPr>
+              <m:degHide m:val="1"/>
+              <m:ctrlPr>
+                <w:rPr>
+                  <w:rFonts w:ascii="Cambria Math" w:eastAsiaTheme="minorEastAsia" w:hAnsi="Cambria Math"/>
+                  <w:i/>
+                </w:rPr>
+              </m:ctrlPr>
+            </m:radPr>
+            <m:deg/>
+            <m:e>
+              <m:r>
+                <w:rPr>
+                  <w:rFonts w:ascii="Cambria Math" w:eastAsiaTheme="minorEastAsia" w:hAnsi="Cambria Math"/>
+                </w:rPr>
+                <m:t>9.0484</m:t>
+              </m:r>
+            </m:e>
+          </m:rad>
+          <m:r>
+            <w:rPr>
+              <w:rFonts w:ascii="Cambria Math" w:eastAsiaTheme="minorEastAsia" w:hAnsi="Cambria Math"/>
+            </w:rPr>
+            <m:t>=3.008 A</m:t>
+          </m:r>
+        </m:oMath>
+      </m:oMathPara>
+    </w:p>
+    <w:p>
+      <w:r>
+        <w:t>The ripple contribution to the RMS value is only 0.008 A (0.27 % of the total), because the ripple amplitude is small relative to the average. Nevertheless, the RMS current is the quantity that determines the inductor’s copper loss: </w:t>
+      </w:r>
+      <m:oMath>
+        <m:sSub>
+          <m:sSubPr>
+            <m:ctrlPr>
+              <w:rPr>
+                <w:rFonts w:ascii="Cambria Math" w:hAnsi="Cambria Math"/>
+              </w:rPr>
+            </m:ctrlPr>
+          </m:sSubPr>
+          <m:e>
+            <m:r>
+              <w:rPr>
+                <w:rFonts w:ascii="Cambria Math" w:hAnsi="Cambria Math"/>
+              </w:rPr>
+              <m:t>P</m:t>
+            </m:r>
+          </m:e>
+          <m:sub>
+            <m:r>
+              <w:rPr>
+                <w:rFonts w:ascii="Cambria Math" w:hAnsi="Cambria Math"/>
+              </w:rPr>
+              <m:t>Cu</m:t>
+            </m:r>
+          </m:sub>
+        </m:sSub>
+        <m:r>
+          <w:rPr>
+            <w:rFonts w:ascii="Cambria Math" w:hAnsi="Cambria Math"/>
+          </w:rPr>
+          <m:t>=</m:t>
+        </m:r>
+        <m:sSubSup>
+          <m:sSubSupPr>
+            <m:ctrlPr>
+              <w:rPr>
+                <w:rFonts w:ascii="Cambria Math" w:hAnsi="Cambria Math"/>
+              </w:rPr>
+            </m:ctrlPr>
+          </m:sSubSupPr>
+          <m:e>
+            <m:r>
+              <w:rPr>
+                <w:rFonts w:ascii="Cambria Math" w:hAnsi="Cambria Math"/>
+              </w:rPr>
+              <m:t>I</m:t>
+            </m:r>
+          </m:e>
+          <m:sub>
+            <m:r>
+              <w:rPr>
+                <w:rFonts w:ascii="Cambria Math" w:hAnsi="Cambria Math"/>
+              </w:rPr>
+              <m:t>L,RMS</m:t>
+            </m:r>
+          </m:sub>
+          <m:sup>
+            <m:r>
+              <w:rPr>
+                <w:rFonts w:ascii="Cambria Math" w:hAnsi="Cambria Math"/>
+              </w:rPr>
+              <m:t>2</m:t>
+            </m:r>
+          </m:sup>
+        </m:sSubSup>
+        <m:r>
+          <w:rPr>
+            <w:rFonts w:ascii="Cambria Math" w:hAnsi="Cambria Math"/>
+          </w:rPr>
+          <m:t>⋅DCR</m:t>
+        </m:r>
+      </m:oMath>
+      <w:r>
+        <w:t>, where </w:t>
+      </w:r>
+      <m:oMath>
+        <m:r>
+          <w:rPr>
+            <w:rFonts w:ascii="Cambria Math" w:hAnsi="Cambria Math"/>
+          </w:rPr>
+          <m:t>DCR</m:t>
+        </m:r>
+      </m:oMath>
+      <w:r>
+        <w:t> is the winding DC resistance. The three current metrics therefore serve distinct purposes:</w:t>
+      </w:r>
+    </w:p>
+    <w:p>
+      <w:pPr>
+        <w:numPr>
+          <w:ilvl w:val="0"/>
+          <w:numId w:val="9"/>
+        </w:numPr>
+      </w:pPr>
+      <w:r>
+        <w:rPr>
+          <w:b/>
+          <w:bCs/>
+        </w:rPr>
+        <w:t>Average current </w:t>
+      </w:r>
+      <m:oMath>
+        <m:sSub>
+          <m:sSubPr>
+            <m:ctrlPr>
+              <w:rPr>
+                <w:rFonts w:ascii="Cambria Math" w:hAnsi="Cambria Math"/>
+                <w:b/>
+                <w:bCs/>
+              </w:rPr>
+            </m:ctrlPr>
+          </m:sSubPr>
+          <m:e>
+            <m:r>
+              <m:rPr>
+                <m:sty m:val="bi"/>
+              </m:rPr>
+              <w:rPr>
+                <w:rFonts w:ascii="Cambria Math" w:hAnsi="Cambria Math"/>
+              </w:rPr>
+              <m:t>I</m:t>
+            </m:r>
+          </m:e>
+          <m:sub>
+            <m:r>
+              <m:rPr>
+                <m:sty m:val="bi"/>
+              </m:rPr>
+              <w:rPr>
+                <w:rFonts w:ascii="Cambria Math" w:hAnsi="Cambria Math"/>
+              </w:rPr>
+              <m:t>L,avg</m:t>
+            </m:r>
+          </m:sub>
+        </m:sSub>
+      </m:oMath>
+      <w:r>
+        <w:t> — used in power balance and output current delivery.</w:t>
+      </w:r>
+    </w:p>
+    <w:p>
+      <w:pPr>
+        <w:numPr>
+          <w:ilvl w:val="0"/>
+          <w:numId w:val="9"/>
+        </w:numPr>
+      </w:pPr>
+      <w:r>
+        <w:rPr>
+          <w:b/>
+          <w:bCs/>
+        </w:rPr>
+        <w:t>Peak current </w:t>
+      </w:r>
+      <m:oMath>
+        <m:sSub>
+          <m:sSubPr>
+            <m:ctrlPr>
+              <w:rPr>
+                <w:rFonts w:ascii="Cambria Math" w:hAnsi="Cambria Math"/>
+                <w:b/>
+                <w:bCs/>
+              </w:rPr>
+            </m:ctrlPr>
+          </m:sSubPr>
+          <m:e>
+            <m:r>
+              <m:rPr>
+                <m:sty m:val="bi"/>
+              </m:rPr>
+              <w:rPr>
+                <w:rFonts w:ascii="Cambria Math" w:hAnsi="Cambria Math"/>
+              </w:rPr>
+              <m:t>I</m:t>
+            </m:r>
+          </m:e>
+          <m:sub>
+            <m:r>
+              <m:rPr>
+                <m:sty m:val="bi"/>
+              </m:rPr>
+              <w:rPr>
+                <w:rFonts w:ascii="Cambria Math" w:hAnsi="Cambria Math"/>
+              </w:rPr>
+              <m:t>L,pk</m:t>
+            </m:r>
+          </m:sub>
+        </m:sSub>
+      </m:oMath>
+      <w:r>
+        <w:t> — used to ensure the inductor does not saturate (must be below </w:t>
+      </w:r>
+      <m:oMath>
+        <m:sSub>
+          <m:sSubPr>
+            <m:ctrlPr>
+              <w:rPr>
+                <w:rFonts w:ascii="Cambria Math" w:hAnsi="Cambria Math"/>
+              </w:rPr>
+            </m:ctrlPr>
+          </m:sSubPr>
+          <m:e>
+            <m:r>
+              <w:rPr>
+                <w:rFonts w:ascii="Cambria Math" w:hAnsi="Cambria Math"/>
+              </w:rPr>
+              <m:t>I</m:t>
+            </m:r>
+          </m:e>
+          <m:sub>
+            <m:r>
+              <w:rPr>
+                <w:rFonts w:ascii="Cambria Math" w:hAnsi="Cambria Math"/>
+              </w:rPr>
+              <m:t>sat</m:t>
+            </m:r>
+          </m:sub>
+        </m:sSub>
+      </m:oMath>
+      <w:r>
+        <w:t>).</w:t>
+      </w:r>
+    </w:p>
+    <w:p>
+      <w:pPr>
+        <w:numPr>
+          <w:ilvl w:val="0"/>
+          <w:numId w:val="9"/>
+        </w:numPr>
+      </w:pPr>
+      <w:r>
+        <w:rPr>
+          <w:b/>
+          <w:bCs/>
+        </w:rPr>
+        <w:t>RMS current </w:t>
+      </w:r>
+      <m:oMath>
+        <m:sSub>
+          <m:sSubPr>
+            <m:ctrlPr>
+              <w:rPr>
+                <w:rFonts w:ascii="Cambria Math" w:hAnsi="Cambria Math"/>
+                <w:b/>
+                <w:bCs/>
+              </w:rPr>
+            </m:ctrlPr>
+          </m:sSubPr>
+          <m:e>
+            <m:r>
+              <m:rPr>
+                <m:sty m:val="bi"/>
+              </m:rPr>
+              <w:rPr>
+                <w:rFonts w:ascii="Cambria Math" w:hAnsi="Cambria Math"/>
+              </w:rPr>
+              <m:t>I</m:t>
+            </m:r>
+          </m:e>
+          <m:sub>
+            <m:r>
+              <m:rPr>
+                <m:sty m:val="bi"/>
+              </m:rPr>
+              <w:rPr>
+                <w:rFonts w:ascii="Cambria Math" w:hAnsi="Cambria Math"/>
+              </w:rPr>
+              <m:t>L,RMS</m:t>
+            </m:r>
+          </m:sub>
+        </m:sSub>
+      </m:oMath>
+      <w:r>
+        <w:t> — used to ensure the inductor does not overheat (must be below the manufacturer’s RMS current rating).</w:t>
+      </w:r>
+    </w:p>
+    <w:p>
+      <w:r>
+        <w:t>The selected inductor (XAL6060</w:t>
+      </w:r>
+      <w:r>
+        <w:noBreakHyphen/>
+        <w:t>103MEC) has an RMS current rating of 8.3 A, providing a large margin over the 3.01 A calculated above.</w:t>
+      </w:r>
+    </w:p>
+    <w:p>
+      <w:pPr>
+        <w:pStyle w:val="Heading3"/>
+      </w:pPr>
+      <w:bookmarkStart w:id="16" w:name="_Toc228546459"/>
       <w:r>
         <w:t>Continuous Conduction Mode Boundary Condition</w:t>
       </w:r>
-      <w:bookmarkEnd w:id="15"/>
+      <w:bookmarkEnd w:id="16"/>
     </w:p>
     <w:p>
       <w:r>
@@ -7578,6 +8603,7 @@
         <w:rPr>
           <w:rFonts w:eastAsiaTheme="minorEastAsia"/>
         </w:rPr>
+        <w:lastRenderedPageBreak/>
         <w:t>Using the boost transfer ratio</w:t>
       </w:r>
       <w:r>
@@ -8027,14 +9053,6 @@
         </w:rPr>
         <w:t xml:space="preserve"> </w:t>
       </w:r>
-      <w:r>
-        <w:rPr>
-          <w:rFonts w:eastAsiaTheme="minorEastAsia"/>
-          <w:b/>
-          <w:bCs/>
-        </w:rPr>
-        <w:t>We shift the terms around</w:t>
-      </w:r>
     </w:p>
     <w:p>
       <w:pPr>
@@ -8648,24 +9666,2186 @@
     </w:p>
     <w:p>
       <w:pPr>
+        <w:pStyle w:val="Heading3"/>
+      </w:pPr>
+      <w:r>
+        <w:t>Input Capacitor Ripple Current</w:t>
+      </w:r>
+    </w:p>
+    <w:p>
+      <w:pPr>
+        <w:rPr>
+          <w:rFonts w:eastAsiaTheme="minorEastAsia"/>
+        </w:rPr>
+      </w:pPr>
+      <w:r>
+        <w:t xml:space="preserve">The input capacitor </w:t>
+      </w:r>
+      <m:oMath>
+        <m:sSub>
+          <m:sSubPr>
+            <m:ctrlPr>
+              <w:rPr>
+                <w:rFonts w:ascii="Cambria Math" w:hAnsi="Cambria Math"/>
+                <w:i/>
+              </w:rPr>
+            </m:ctrlPr>
+          </m:sSubPr>
+          <m:e>
+            <m:r>
+              <w:rPr>
+                <w:rFonts w:ascii="Cambria Math" w:hAnsi="Cambria Math"/>
+              </w:rPr>
+              <m:t>C</m:t>
+            </m:r>
+          </m:e>
+          <m:sub>
+            <m:r>
+              <w:rPr>
+                <w:rFonts w:ascii="Cambria Math" w:hAnsi="Cambria Math"/>
+              </w:rPr>
+              <m:t>in</m:t>
+            </m:r>
+          </m:sub>
+        </m:sSub>
+      </m:oMath>
+      <w:r>
+        <w:rPr>
+          <w:rFonts w:eastAsiaTheme="minorEastAsia"/>
+        </w:rPr>
+        <w:t xml:space="preserve"> is placed directly across the battery or input supply to provide a low-impedance path for the high frequency switching current and to prevent voltage ripple from propagating back to the source. In a boost converter, the input current is continuous and equal to the inductor current. The AC component of the inductor current (</w:t>
+      </w:r>
+      <w:r>
+        <w:rPr>
+          <w:rFonts w:eastAsiaTheme="minorEastAsia"/>
+        </w:rPr>
+        <w:t>the triangular ripple </w:t>
+      </w:r>
+      <m:oMath>
+        <m:r>
+          <m:rPr>
+            <m:sty m:val="p"/>
+          </m:rPr>
+          <w:rPr>
+            <w:rFonts w:ascii="Cambria Math" w:eastAsiaTheme="minorEastAsia" w:hAnsi="Cambria Math"/>
+          </w:rPr>
+          <m:t>Δ</m:t>
+        </m:r>
+        <m:sSub>
+          <m:sSubPr>
+            <m:ctrlPr>
+              <w:rPr>
+                <w:rFonts w:ascii="Cambria Math" w:eastAsiaTheme="minorEastAsia" w:hAnsi="Cambria Math"/>
+              </w:rPr>
+            </m:ctrlPr>
+          </m:sSubPr>
+          <m:e>
+            <m:r>
+              <w:rPr>
+                <w:rFonts w:ascii="Cambria Math" w:eastAsiaTheme="minorEastAsia" w:hAnsi="Cambria Math"/>
+              </w:rPr>
+              <m:t>I</m:t>
+            </m:r>
+          </m:e>
+          <m:sub>
+            <m:r>
+              <w:rPr>
+                <w:rFonts w:ascii="Cambria Math" w:eastAsiaTheme="minorEastAsia" w:hAnsi="Cambria Math"/>
+              </w:rPr>
+              <m:t>L</m:t>
+            </m:r>
+          </m:sub>
+        </m:sSub>
+      </m:oMath>
+      <w:r>
+        <w:rPr>
+          <w:rFonts w:eastAsiaTheme="minorEastAsia"/>
+        </w:rPr>
+        <w:t>) flows through the input capacitor, while the DC component flows through the supply. The RMS ripple current through the input capacitor is therefore the RMS value of a triangular waveform:</w:t>
+      </w:r>
+    </w:p>
+    <w:p>
+      <w:pPr>
+        <w:jc w:val="center"/>
+        <w:rPr>
+          <w:rFonts w:eastAsiaTheme="minorEastAsia"/>
+        </w:rPr>
+      </w:pPr>
+      <m:oMathPara>
+        <m:oMath>
+          <m:sSub>
+            <m:sSubPr>
+              <m:ctrlPr>
+                <w:rPr>
+                  <w:rFonts w:ascii="Cambria Math" w:hAnsi="Cambria Math"/>
+                  <w:i/>
+                </w:rPr>
+              </m:ctrlPr>
+            </m:sSubPr>
+            <m:e>
+              <m:r>
+                <w:rPr>
+                  <w:rFonts w:ascii="Cambria Math" w:hAnsi="Cambria Math"/>
+                </w:rPr>
+                <m:t>I</m:t>
+              </m:r>
+            </m:e>
+            <m:sub>
+              <m:r>
+                <w:rPr>
+                  <w:rFonts w:ascii="Cambria Math" w:hAnsi="Cambria Math"/>
+                </w:rPr>
+                <m:t>RMS(</m:t>
+              </m:r>
+              <m:sSub>
+                <m:sSubPr>
+                  <m:ctrlPr>
+                    <w:rPr>
+                      <w:rFonts w:ascii="Cambria Math" w:hAnsi="Cambria Math"/>
+                      <w:i/>
+                    </w:rPr>
+                  </m:ctrlPr>
+                </m:sSubPr>
+                <m:e>
+                  <m:r>
+                    <w:rPr>
+                      <w:rFonts w:ascii="Cambria Math" w:hAnsi="Cambria Math"/>
+                    </w:rPr>
+                    <m:t>C</m:t>
+                  </m:r>
+                </m:e>
+                <m:sub>
+                  <m:r>
+                    <w:rPr>
+                      <w:rFonts w:ascii="Cambria Math" w:hAnsi="Cambria Math"/>
+                    </w:rPr>
+                    <m:t>in)</m:t>
+                  </m:r>
+                </m:sub>
+              </m:sSub>
+            </m:sub>
+          </m:sSub>
+          <m:r>
+            <w:rPr>
+              <w:rFonts w:ascii="Cambria Math" w:hAnsi="Cambria Math"/>
+            </w:rPr>
+            <m:t xml:space="preserve">= </m:t>
+          </m:r>
+          <m:f>
+            <m:fPr>
+              <m:ctrlPr>
+                <w:rPr>
+                  <w:rFonts w:ascii="Cambria Math" w:hAnsi="Cambria Math"/>
+                  <w:i/>
+                </w:rPr>
+              </m:ctrlPr>
+            </m:fPr>
+            <m:num>
+              <m:r>
+                <w:rPr>
+                  <w:rFonts w:ascii="Cambria Math" w:hAnsi="Cambria Math"/>
+                </w:rPr>
+                <m:t>∆</m:t>
+              </m:r>
+              <m:sSub>
+                <m:sSubPr>
+                  <m:ctrlPr>
+                    <w:rPr>
+                      <w:rFonts w:ascii="Cambria Math" w:hAnsi="Cambria Math"/>
+                      <w:i/>
+                    </w:rPr>
+                  </m:ctrlPr>
+                </m:sSubPr>
+                <m:e>
+                  <m:r>
+                    <w:rPr>
+                      <w:rFonts w:ascii="Cambria Math" w:hAnsi="Cambria Math"/>
+                    </w:rPr>
+                    <m:t>I</m:t>
+                  </m:r>
+                </m:e>
+                <m:sub>
+                  <m:r>
+                    <w:rPr>
+                      <w:rFonts w:ascii="Cambria Math" w:hAnsi="Cambria Math"/>
+                    </w:rPr>
+                    <m:t>L</m:t>
+                  </m:r>
+                </m:sub>
+              </m:sSub>
+            </m:num>
+            <m:den>
+              <m:rad>
+                <m:radPr>
+                  <m:degHide m:val="1"/>
+                  <m:ctrlPr>
+                    <w:rPr>
+                      <w:rFonts w:ascii="Cambria Math" w:hAnsi="Cambria Math"/>
+                      <w:i/>
+                    </w:rPr>
+                  </m:ctrlPr>
+                </m:radPr>
+                <m:deg/>
+                <m:e>
+                  <m:r>
+                    <w:rPr>
+                      <w:rFonts w:ascii="Cambria Math" w:hAnsi="Cambria Math"/>
+                    </w:rPr>
+                    <m:t>12</m:t>
+                  </m:r>
+                </m:e>
+              </m:rad>
+            </m:den>
+          </m:f>
+        </m:oMath>
+      </m:oMathPara>
+    </w:p>
+    <w:p>
+      <w:pPr>
+        <w:rPr>
+          <w:rFonts w:eastAsiaTheme="minorEastAsia"/>
+        </w:rPr>
+      </w:pPr>
+      <w:r>
+        <w:rPr>
+          <w:rFonts w:eastAsiaTheme="minorEastAsia"/>
+        </w:rPr>
+        <w:t xml:space="preserve">At the worst-case operating point ( </w:t>
+      </w:r>
+      <m:oMath>
+        <m:sSub>
+          <m:sSubPr>
+            <m:ctrlPr>
+              <w:rPr>
+                <w:rFonts w:ascii="Cambria Math" w:eastAsiaTheme="minorEastAsia" w:hAnsi="Cambria Math"/>
+                <w:i/>
+              </w:rPr>
+            </m:ctrlPr>
+          </m:sSubPr>
+          <m:e>
+            <m:r>
+              <w:rPr>
+                <w:rFonts w:ascii="Cambria Math" w:eastAsiaTheme="minorEastAsia" w:hAnsi="Cambria Math"/>
+              </w:rPr>
+              <m:t>V</m:t>
+            </m:r>
+          </m:e>
+          <m:sub>
+            <m:r>
+              <w:rPr>
+                <w:rFonts w:ascii="Cambria Math" w:eastAsiaTheme="minorEastAsia" w:hAnsi="Cambria Math"/>
+              </w:rPr>
+              <m:t>in</m:t>
+            </m:r>
+          </m:sub>
+        </m:sSub>
+        <m:r>
+          <w:rPr>
+            <w:rFonts w:ascii="Cambria Math" w:eastAsiaTheme="minorEastAsia" w:hAnsi="Cambria Math"/>
+          </w:rPr>
+          <m:t>=8V, ∆</m:t>
+        </m:r>
+        <m:sSub>
+          <m:sSubPr>
+            <m:ctrlPr>
+              <w:rPr>
+                <w:rFonts w:ascii="Cambria Math" w:eastAsiaTheme="minorEastAsia" w:hAnsi="Cambria Math"/>
+                <w:i/>
+              </w:rPr>
+            </m:ctrlPr>
+          </m:sSubPr>
+          <m:e>
+            <m:r>
+              <w:rPr>
+                <w:rFonts w:ascii="Cambria Math" w:eastAsiaTheme="minorEastAsia" w:hAnsi="Cambria Math"/>
+              </w:rPr>
+              <m:t>I</m:t>
+            </m:r>
+          </m:e>
+          <m:sub>
+            <m:r>
+              <w:rPr>
+                <w:rFonts w:ascii="Cambria Math" w:eastAsiaTheme="minorEastAsia" w:hAnsi="Cambria Math"/>
+              </w:rPr>
+              <m:t>L</m:t>
+            </m:r>
+          </m:sub>
+        </m:sSub>
+        <m:r>
+          <w:rPr>
+            <w:rFonts w:ascii="Cambria Math" w:eastAsiaTheme="minorEastAsia" w:hAnsi="Cambria Math"/>
+          </w:rPr>
+          <m:t>=0.762 A</m:t>
+        </m:r>
+      </m:oMath>
+      <w:r>
+        <w:rPr>
+          <w:rFonts w:eastAsiaTheme="minorEastAsia"/>
+        </w:rPr>
+        <w:t xml:space="preserve"> ):</w:t>
+      </w:r>
+    </w:p>
+    <w:p>
+      <w:pPr>
+        <w:jc w:val="center"/>
+        <w:rPr>
+          <w:rFonts w:eastAsiaTheme="minorEastAsia"/>
+        </w:rPr>
+      </w:pPr>
+      <m:oMathPara>
+        <m:oMath>
+          <m:sSub>
+            <m:sSubPr>
+              <m:ctrlPr>
+                <w:rPr>
+                  <w:rFonts w:ascii="Cambria Math" w:hAnsi="Cambria Math"/>
+                  <w:i/>
+                </w:rPr>
+              </m:ctrlPr>
+            </m:sSubPr>
+            <m:e>
+              <m:r>
+                <w:rPr>
+                  <w:rFonts w:ascii="Cambria Math" w:hAnsi="Cambria Math"/>
+                </w:rPr>
+                <m:t>I</m:t>
+              </m:r>
+            </m:e>
+            <m:sub>
+              <m:r>
+                <w:rPr>
+                  <w:rFonts w:ascii="Cambria Math" w:hAnsi="Cambria Math"/>
+                </w:rPr>
+                <m:t>RMS(</m:t>
+              </m:r>
+              <m:sSub>
+                <m:sSubPr>
+                  <m:ctrlPr>
+                    <w:rPr>
+                      <w:rFonts w:ascii="Cambria Math" w:hAnsi="Cambria Math"/>
+                      <w:i/>
+                    </w:rPr>
+                  </m:ctrlPr>
+                </m:sSubPr>
+                <m:e>
+                  <m:r>
+                    <w:rPr>
+                      <w:rFonts w:ascii="Cambria Math" w:hAnsi="Cambria Math"/>
+                    </w:rPr>
+                    <m:t>C</m:t>
+                  </m:r>
+                </m:e>
+                <m:sub>
+                  <m:r>
+                    <w:rPr>
+                      <w:rFonts w:ascii="Cambria Math" w:hAnsi="Cambria Math"/>
+                    </w:rPr>
+                    <m:t>in)</m:t>
+                  </m:r>
+                </m:sub>
+              </m:sSub>
+            </m:sub>
+          </m:sSub>
+          <m:r>
+            <w:rPr>
+              <w:rFonts w:ascii="Cambria Math" w:hAnsi="Cambria Math"/>
+            </w:rPr>
+            <m:t xml:space="preserve">= </m:t>
+          </m:r>
+          <m:f>
+            <m:fPr>
+              <m:ctrlPr>
+                <w:rPr>
+                  <w:rFonts w:ascii="Cambria Math" w:hAnsi="Cambria Math"/>
+                  <w:i/>
+                </w:rPr>
+              </m:ctrlPr>
+            </m:fPr>
+            <m:num>
+              <m:r>
+                <w:rPr>
+                  <w:rFonts w:ascii="Cambria Math" w:hAnsi="Cambria Math"/>
+                </w:rPr>
+                <m:t>0.762</m:t>
+              </m:r>
+            </m:num>
+            <m:den>
+              <m:r>
+                <w:rPr>
+                  <w:rFonts w:ascii="Cambria Math" w:hAnsi="Cambria Math"/>
+                </w:rPr>
+                <m:t>3,464</m:t>
+              </m:r>
+            </m:den>
+          </m:f>
+          <m:r>
+            <w:rPr>
+              <w:rFonts w:ascii="Cambria Math" w:hAnsi="Cambria Math"/>
+            </w:rPr>
+            <m:t xml:space="preserve">=0.220 </m:t>
+          </m:r>
+          <m:sSub>
+            <m:sSubPr>
+              <m:ctrlPr>
+                <w:rPr>
+                  <w:rFonts w:ascii="Cambria Math" w:hAnsi="Cambria Math"/>
+                  <w:i/>
+                </w:rPr>
+              </m:ctrlPr>
+            </m:sSubPr>
+            <m:e>
+              <m:r>
+                <w:rPr>
+                  <w:rFonts w:ascii="Cambria Math" w:hAnsi="Cambria Math"/>
+                </w:rPr>
+                <m:t>A</m:t>
+              </m:r>
+            </m:e>
+            <m:sub>
+              <m:r>
+                <w:rPr>
+                  <w:rFonts w:ascii="Cambria Math" w:hAnsi="Cambria Math"/>
+                </w:rPr>
+                <m:t>RMS</m:t>
+              </m:r>
+            </m:sub>
+          </m:sSub>
+        </m:oMath>
+      </m:oMathPara>
+    </w:p>
+    <w:p>
+      <w:r>
+        <w:t xml:space="preserve">This value is small compared to the output capacitor’s RMS current (1.41 A) because the input current is continuous and only the ripple component stresses the input capacitor. Consequently, </w:t>
+      </w:r>
+      <w:bookmarkStart w:id="17" w:name="_Toc228546460"/>
+      <w:r>
+        <w:t>a modest input capacitance suffices for the input filter, provided DC bias derating is applied as described for the output capacitors. The specific input capacitance value used in this design is presented in Chapter 3.</w:t>
+      </w:r>
+      <w:r>
+        <w:t>Output Capacitor Voltage Ripple</w:t>
+      </w:r>
+      <w:bookmarkEnd w:id="17"/>
+    </w:p>
+    <w:p>
+      <w:r>
+        <w:t>The output capacitor is critical to achieving a low-ripple, stable voltage. Two distinct physical mechanisms contribute to the total output ripple: the charge-based voltage variation caused by periodic charging and discharging of the capacitor, and the resistive voltage drop across the capacitors equivalent series resistance (ESR). Additionally, the capacitor must be rated to carry the AC ripple current without overheating, and the effective capacitance of ceramic types (MLCCs) is significantly reduced by DC bias. Each of these effects is analysed below.</w:t>
+      </w:r>
+    </w:p>
+    <w:p>
+      <w:pPr>
+        <w:pStyle w:val="Heading4"/>
+      </w:pPr>
+      <w:r>
+        <w:t>Charge-Based Ripple Derivation</w:t>
+      </w:r>
+    </w:p>
+    <w:p>
+      <w:pPr>
+        <w:rPr>
+          <w:rFonts w:eastAsiaTheme="minorEastAsia"/>
+        </w:rPr>
+      </w:pPr>
+      <w:r>
+        <w:t xml:space="preserve">During the MOSFET on interval </w:t>
+      </w:r>
+      <m:oMath>
+        <m:sSub>
+          <m:sSubPr>
+            <m:ctrlPr>
+              <w:rPr>
+                <w:rFonts w:ascii="Cambria Math" w:hAnsi="Cambria Math"/>
+                <w:i/>
+              </w:rPr>
+            </m:ctrlPr>
+          </m:sSubPr>
+          <m:e>
+            <m:r>
+              <w:rPr>
+                <w:rFonts w:ascii="Cambria Math" w:hAnsi="Cambria Math"/>
+              </w:rPr>
+              <m:t>(DT</m:t>
+            </m:r>
+          </m:e>
+          <m:sub>
+            <m:r>
+              <w:rPr>
+                <w:rFonts w:ascii="Cambria Math" w:hAnsi="Cambria Math"/>
+              </w:rPr>
+              <m:t>s</m:t>
+            </m:r>
+          </m:sub>
+        </m:sSub>
+        <m:r>
+          <w:rPr>
+            <w:rFonts w:ascii="Cambria Math" w:hAnsi="Cambria Math"/>
+          </w:rPr>
+          <m:t>)</m:t>
+        </m:r>
+      </m:oMath>
+      <w:r>
+        <w:rPr>
+          <w:rFonts w:eastAsiaTheme="minorEastAsia"/>
+        </w:rPr>
+        <w:t xml:space="preserve">, the diode is reverse-biased, and the output capacitor alone supplies the entire load current </w:t>
+      </w:r>
+      <m:oMath>
+        <m:sSub>
+          <m:sSubPr>
+            <m:ctrlPr>
+              <w:rPr>
+                <w:rFonts w:ascii="Cambria Math" w:eastAsiaTheme="minorEastAsia" w:hAnsi="Cambria Math"/>
+                <w:i/>
+              </w:rPr>
+            </m:ctrlPr>
+          </m:sSubPr>
+          <m:e>
+            <m:r>
+              <w:rPr>
+                <w:rFonts w:ascii="Cambria Math" w:eastAsiaTheme="minorEastAsia" w:hAnsi="Cambria Math"/>
+              </w:rPr>
+              <m:t>I</m:t>
+            </m:r>
+          </m:e>
+          <m:sub>
+            <m:r>
+              <w:rPr>
+                <w:rFonts w:ascii="Cambria Math" w:eastAsiaTheme="minorEastAsia" w:hAnsi="Cambria Math"/>
+              </w:rPr>
+              <m:t>out</m:t>
+            </m:r>
+          </m:sub>
+        </m:sSub>
+      </m:oMath>
+      <w:r>
+        <w:rPr>
+          <w:rFonts w:eastAsiaTheme="minorEastAsia"/>
+        </w:rPr>
+        <w:t>. The charge removed from the capacitor during this interval:</w:t>
+      </w:r>
+    </w:p>
+    <w:p>
+      <w:pPr>
+        <w:jc w:val="center"/>
+        <w:rPr>
+          <w:rFonts w:eastAsiaTheme="minorEastAsia"/>
+        </w:rPr>
+      </w:pPr>
+      <m:oMathPara>
+        <m:oMath>
+          <m:r>
+            <w:rPr>
+              <w:rFonts w:ascii="Cambria Math" w:eastAsiaTheme="minorEastAsia" w:hAnsi="Cambria Math"/>
+            </w:rPr>
+            <m:t xml:space="preserve">∆Q= </m:t>
+          </m:r>
+          <m:sSub>
+            <m:sSubPr>
+              <m:ctrlPr>
+                <w:rPr>
+                  <w:rFonts w:ascii="Cambria Math" w:eastAsiaTheme="minorEastAsia" w:hAnsi="Cambria Math"/>
+                  <w:i/>
+                </w:rPr>
+              </m:ctrlPr>
+            </m:sSubPr>
+            <m:e>
+              <m:r>
+                <w:rPr>
+                  <w:rFonts w:ascii="Cambria Math" w:eastAsiaTheme="minorEastAsia" w:hAnsi="Cambria Math"/>
+                </w:rPr>
+                <m:t>I</m:t>
+              </m:r>
+            </m:e>
+            <m:sub>
+              <m:r>
+                <w:rPr>
+                  <w:rFonts w:ascii="Cambria Math" w:eastAsiaTheme="minorEastAsia" w:hAnsi="Cambria Math"/>
+                </w:rPr>
+                <m:t>out</m:t>
+              </m:r>
+            </m:sub>
+          </m:sSub>
+          <m:r>
+            <w:rPr>
+              <w:rFonts w:ascii="Cambria Math" w:eastAsiaTheme="minorEastAsia" w:hAnsi="Cambria Math"/>
+            </w:rPr>
+            <m:t xml:space="preserve"> D</m:t>
+          </m:r>
+          <m:sSub>
+            <m:sSubPr>
+              <m:ctrlPr>
+                <w:rPr>
+                  <w:rFonts w:ascii="Cambria Math" w:eastAsiaTheme="minorEastAsia" w:hAnsi="Cambria Math"/>
+                  <w:i/>
+                </w:rPr>
+              </m:ctrlPr>
+            </m:sSubPr>
+            <m:e>
+              <m:r>
+                <w:rPr>
+                  <w:rFonts w:ascii="Cambria Math" w:eastAsiaTheme="minorEastAsia" w:hAnsi="Cambria Math"/>
+                </w:rPr>
+                <m:t>T</m:t>
+              </m:r>
+            </m:e>
+            <m:sub>
+              <m:r>
+                <w:rPr>
+                  <w:rFonts w:ascii="Cambria Math" w:eastAsiaTheme="minorEastAsia" w:hAnsi="Cambria Math"/>
+                </w:rPr>
+                <m:t>s</m:t>
+              </m:r>
+            </m:sub>
+          </m:sSub>
+          <m:r>
+            <w:rPr>
+              <w:rFonts w:ascii="Cambria Math" w:eastAsiaTheme="minorEastAsia" w:hAnsi="Cambria Math"/>
+            </w:rPr>
+            <m:t xml:space="preserve">= </m:t>
+          </m:r>
+          <m:f>
+            <m:fPr>
+              <m:ctrlPr>
+                <w:rPr>
+                  <w:rFonts w:ascii="Cambria Math" w:eastAsiaTheme="minorEastAsia" w:hAnsi="Cambria Math"/>
+                  <w:i/>
+                </w:rPr>
+              </m:ctrlPr>
+            </m:fPr>
+            <m:num>
+              <m:sSub>
+                <m:sSubPr>
+                  <m:ctrlPr>
+                    <w:rPr>
+                      <w:rFonts w:ascii="Cambria Math" w:eastAsiaTheme="minorEastAsia" w:hAnsi="Cambria Math"/>
+                      <w:i/>
+                    </w:rPr>
+                  </m:ctrlPr>
+                </m:sSubPr>
+                <m:e>
+                  <m:r>
+                    <w:rPr>
+                      <w:rFonts w:ascii="Cambria Math" w:eastAsiaTheme="minorEastAsia" w:hAnsi="Cambria Math"/>
+                    </w:rPr>
+                    <m:t>I</m:t>
+                  </m:r>
+                </m:e>
+                <m:sub>
+                  <m:r>
+                    <w:rPr>
+                      <w:rFonts w:ascii="Cambria Math" w:eastAsiaTheme="minorEastAsia" w:hAnsi="Cambria Math"/>
+                    </w:rPr>
+                    <m:t>out</m:t>
+                  </m:r>
+                </m:sub>
+              </m:sSub>
+              <m:r>
+                <w:rPr>
+                  <w:rFonts w:ascii="Cambria Math" w:eastAsiaTheme="minorEastAsia" w:hAnsi="Cambria Math"/>
+                </w:rPr>
+                <m:t xml:space="preserve"> D</m:t>
+              </m:r>
+            </m:num>
+            <m:den>
+              <m:sSub>
+                <m:sSubPr>
+                  <m:ctrlPr>
+                    <w:rPr>
+                      <w:rFonts w:ascii="Cambria Math" w:eastAsiaTheme="minorEastAsia" w:hAnsi="Cambria Math"/>
+                      <w:i/>
+                    </w:rPr>
+                  </m:ctrlPr>
+                </m:sSubPr>
+                <m:e>
+                  <m:r>
+                    <w:rPr>
+                      <w:rFonts w:ascii="Cambria Math" w:eastAsiaTheme="minorEastAsia" w:hAnsi="Cambria Math"/>
+                    </w:rPr>
+                    <m:t>f</m:t>
+                  </m:r>
+                </m:e>
+                <m:sub>
+                  <m:r>
+                    <w:rPr>
+                      <w:rFonts w:ascii="Cambria Math" w:eastAsiaTheme="minorEastAsia" w:hAnsi="Cambria Math"/>
+                    </w:rPr>
+                    <m:t>sw</m:t>
+                  </m:r>
+                </m:sub>
+              </m:sSub>
+            </m:den>
+          </m:f>
+        </m:oMath>
+      </m:oMathPara>
+    </w:p>
+    <w:p>
+      <w:pPr>
+        <w:rPr>
+          <w:rFonts w:eastAsiaTheme="minorEastAsia"/>
+        </w:rPr>
+      </w:pPr>
+      <w:r>
+        <w:rPr>
+          <w:rFonts w:eastAsiaTheme="minorEastAsia"/>
+        </w:rPr>
+        <w:t>During the off interval, the inductor recharges the capacitor, restoring the lost charge. The resulting peak-to-peak voltage ripple is obtained from the fundamental capacitor charge-voltage relationship Q = CV:</w:t>
+      </w:r>
+    </w:p>
+    <w:p>
+      <w:pPr>
+        <w:jc w:val="center"/>
+        <w:rPr>
+          <w:rFonts w:eastAsiaTheme="minorEastAsia"/>
+        </w:rPr>
+      </w:pPr>
+      <m:oMathPara>
+        <m:oMath>
+          <m:r>
+            <w:rPr>
+              <w:rFonts w:ascii="Cambria Math" w:eastAsiaTheme="minorEastAsia" w:hAnsi="Cambria Math"/>
+            </w:rPr>
+            <m:t>∆</m:t>
+          </m:r>
+          <m:sSub>
+            <m:sSubPr>
+              <m:ctrlPr>
+                <w:rPr>
+                  <w:rFonts w:ascii="Cambria Math" w:eastAsiaTheme="minorEastAsia" w:hAnsi="Cambria Math"/>
+                  <w:i/>
+                </w:rPr>
+              </m:ctrlPr>
+            </m:sSubPr>
+            <m:e>
+              <m:r>
+                <w:rPr>
+                  <w:rFonts w:ascii="Cambria Math" w:eastAsiaTheme="minorEastAsia" w:hAnsi="Cambria Math"/>
+                </w:rPr>
+                <m:t>V</m:t>
+              </m:r>
+            </m:e>
+            <m:sub>
+              <m:r>
+                <w:rPr>
+                  <w:rFonts w:ascii="Cambria Math" w:eastAsiaTheme="minorEastAsia" w:hAnsi="Cambria Math"/>
+                </w:rPr>
+                <m:t>out, charge</m:t>
+              </m:r>
+            </m:sub>
+          </m:sSub>
+          <m:r>
+            <w:rPr>
+              <w:rFonts w:ascii="Cambria Math" w:eastAsiaTheme="minorEastAsia" w:hAnsi="Cambria Math"/>
+            </w:rPr>
+            <m:t xml:space="preserve">= </m:t>
+          </m:r>
+          <m:f>
+            <m:fPr>
+              <m:ctrlPr>
+                <w:rPr>
+                  <w:rFonts w:ascii="Cambria Math" w:eastAsiaTheme="minorEastAsia" w:hAnsi="Cambria Math"/>
+                  <w:i/>
+                </w:rPr>
+              </m:ctrlPr>
+            </m:fPr>
+            <m:num>
+              <m:r>
+                <w:rPr>
+                  <w:rFonts w:ascii="Cambria Math" w:eastAsiaTheme="minorEastAsia" w:hAnsi="Cambria Math"/>
+                </w:rPr>
+                <m:t>∆Q</m:t>
+              </m:r>
+            </m:num>
+            <m:den>
+              <m:sSub>
+                <m:sSubPr>
+                  <m:ctrlPr>
+                    <w:rPr>
+                      <w:rFonts w:ascii="Cambria Math" w:eastAsiaTheme="minorEastAsia" w:hAnsi="Cambria Math"/>
+                      <w:i/>
+                    </w:rPr>
+                  </m:ctrlPr>
+                </m:sSubPr>
+                <m:e>
+                  <m:r>
+                    <w:rPr>
+                      <w:rFonts w:ascii="Cambria Math" w:eastAsiaTheme="minorEastAsia" w:hAnsi="Cambria Math"/>
+                    </w:rPr>
+                    <m:t>C</m:t>
+                  </m:r>
+                </m:e>
+                <m:sub>
+                  <m:r>
+                    <w:rPr>
+                      <w:rFonts w:ascii="Cambria Math" w:eastAsiaTheme="minorEastAsia" w:hAnsi="Cambria Math"/>
+                    </w:rPr>
+                    <m:t>out</m:t>
+                  </m:r>
+                </m:sub>
+              </m:sSub>
+            </m:den>
+          </m:f>
+          <m:r>
+            <w:rPr>
+              <w:rFonts w:ascii="Cambria Math" w:eastAsiaTheme="minorEastAsia" w:hAnsi="Cambria Math"/>
+            </w:rPr>
+            <m:t xml:space="preserve">= </m:t>
+          </m:r>
+          <m:f>
+            <m:fPr>
+              <m:ctrlPr>
+                <w:rPr>
+                  <w:rFonts w:ascii="Cambria Math" w:eastAsiaTheme="minorEastAsia" w:hAnsi="Cambria Math"/>
+                  <w:i/>
+                </w:rPr>
+              </m:ctrlPr>
+            </m:fPr>
+            <m:num>
+              <m:sSub>
+                <m:sSubPr>
+                  <m:ctrlPr>
+                    <w:rPr>
+                      <w:rFonts w:ascii="Cambria Math" w:eastAsiaTheme="minorEastAsia" w:hAnsi="Cambria Math"/>
+                      <w:i/>
+                    </w:rPr>
+                  </m:ctrlPr>
+                </m:sSubPr>
+                <m:e>
+                  <m:r>
+                    <w:rPr>
+                      <w:rFonts w:ascii="Cambria Math" w:eastAsiaTheme="minorEastAsia" w:hAnsi="Cambria Math"/>
+                    </w:rPr>
+                    <m:t>I</m:t>
+                  </m:r>
+                </m:e>
+                <m:sub>
+                  <m:r>
+                    <w:rPr>
+                      <w:rFonts w:ascii="Cambria Math" w:eastAsiaTheme="minorEastAsia" w:hAnsi="Cambria Math"/>
+                    </w:rPr>
+                    <m:t>out</m:t>
+                  </m:r>
+                </m:sub>
+              </m:sSub>
+              <m:r>
+                <w:rPr>
+                  <w:rFonts w:ascii="Cambria Math" w:eastAsiaTheme="minorEastAsia" w:hAnsi="Cambria Math"/>
+                </w:rPr>
+                <m:t>D</m:t>
+              </m:r>
+            </m:num>
+            <m:den>
+              <m:sSub>
+                <m:sSubPr>
+                  <m:ctrlPr>
+                    <w:rPr>
+                      <w:rFonts w:ascii="Cambria Math" w:eastAsiaTheme="minorEastAsia" w:hAnsi="Cambria Math"/>
+                      <w:i/>
+                    </w:rPr>
+                  </m:ctrlPr>
+                </m:sSubPr>
+                <m:e>
+                  <m:r>
+                    <w:rPr>
+                      <w:rFonts w:ascii="Cambria Math" w:eastAsiaTheme="minorEastAsia" w:hAnsi="Cambria Math"/>
+                    </w:rPr>
+                    <m:t>f</m:t>
+                  </m:r>
+                </m:e>
+                <m:sub>
+                  <m:r>
+                    <w:rPr>
+                      <w:rFonts w:ascii="Cambria Math" w:eastAsiaTheme="minorEastAsia" w:hAnsi="Cambria Math"/>
+                    </w:rPr>
+                    <m:t>sw</m:t>
+                  </m:r>
+                </m:sub>
+              </m:sSub>
+              <m:sSub>
+                <m:sSubPr>
+                  <m:ctrlPr>
+                    <w:rPr>
+                      <w:rFonts w:ascii="Cambria Math" w:eastAsiaTheme="minorEastAsia" w:hAnsi="Cambria Math"/>
+                      <w:i/>
+                    </w:rPr>
+                  </m:ctrlPr>
+                </m:sSubPr>
+                <m:e>
+                  <m:r>
+                    <w:rPr>
+                      <w:rFonts w:ascii="Cambria Math" w:eastAsiaTheme="minorEastAsia" w:hAnsi="Cambria Math"/>
+                    </w:rPr>
+                    <m:t>C</m:t>
+                  </m:r>
+                </m:e>
+                <m:sub>
+                  <m:r>
+                    <w:rPr>
+                      <w:rFonts w:ascii="Cambria Math" w:eastAsiaTheme="minorEastAsia" w:hAnsi="Cambria Math"/>
+                    </w:rPr>
+                    <m:t>out</m:t>
+                  </m:r>
+                </m:sub>
+              </m:sSub>
+            </m:den>
+          </m:f>
+        </m:oMath>
+      </m:oMathPara>
+    </w:p>
+    <w:p>
+      <w:pPr>
+        <w:rPr>
+          <w:rFonts w:eastAsiaTheme="minorEastAsia"/>
+        </w:rPr>
+      </w:pPr>
+      <w:r>
+        <w:rPr>
+          <w:rFonts w:eastAsiaTheme="minorEastAsia"/>
+        </w:rPr>
+        <w:t xml:space="preserve">Given a maximum allowable ripple </w:t>
+      </w:r>
+      <m:oMath>
+        <m:r>
+          <w:rPr>
+            <w:rFonts w:ascii="Cambria Math" w:eastAsiaTheme="minorEastAsia" w:hAnsi="Cambria Math"/>
+          </w:rPr>
+          <m:t>∆</m:t>
+        </m:r>
+        <m:sSub>
+          <m:sSubPr>
+            <m:ctrlPr>
+              <w:rPr>
+                <w:rFonts w:ascii="Cambria Math" w:eastAsiaTheme="minorEastAsia" w:hAnsi="Cambria Math"/>
+                <w:i/>
+              </w:rPr>
+            </m:ctrlPr>
+          </m:sSubPr>
+          <m:e>
+            <m:r>
+              <w:rPr>
+                <w:rFonts w:ascii="Cambria Math" w:eastAsiaTheme="minorEastAsia" w:hAnsi="Cambria Math"/>
+              </w:rPr>
+              <m:t>V</m:t>
+            </m:r>
+          </m:e>
+          <m:sub>
+            <m:r>
+              <w:rPr>
+                <w:rFonts w:ascii="Cambria Math" w:eastAsiaTheme="minorEastAsia" w:hAnsi="Cambria Math"/>
+              </w:rPr>
+              <m:t>out,  max</m:t>
+            </m:r>
+          </m:sub>
+        </m:sSub>
+        <m:r>
+          <w:rPr>
+            <w:rFonts w:ascii="Cambria Math" w:eastAsiaTheme="minorEastAsia" w:hAnsi="Cambria Math"/>
+          </w:rPr>
+          <m:t xml:space="preserve"> </m:t>
+        </m:r>
+      </m:oMath>
+      <w:r>
+        <w:rPr>
+          <w:rFonts w:eastAsiaTheme="minorEastAsia"/>
+        </w:rPr>
+        <w:t>(e.g., 2% of the output voltage), the minimum needed capacitance is:</w:t>
+      </w:r>
+    </w:p>
+    <w:p>
+      <w:pPr>
+        <w:jc w:val="center"/>
+        <w:rPr>
+          <w:rFonts w:eastAsiaTheme="minorEastAsia"/>
+        </w:rPr>
+      </w:pPr>
+      <m:oMathPara>
+        <m:oMath>
+          <m:sSub>
+            <m:sSubPr>
+              <m:ctrlPr>
+                <w:rPr>
+                  <w:rFonts w:ascii="Cambria Math" w:hAnsi="Cambria Math"/>
+                  <w:i/>
+                </w:rPr>
+              </m:ctrlPr>
+            </m:sSubPr>
+            <m:e>
+              <m:r>
+                <w:rPr>
+                  <w:rFonts w:ascii="Cambria Math" w:hAnsi="Cambria Math"/>
+                </w:rPr>
+                <m:t>C</m:t>
+              </m:r>
+            </m:e>
+            <m:sub>
+              <m:r>
+                <w:rPr>
+                  <w:rFonts w:ascii="Cambria Math" w:hAnsi="Cambria Math"/>
+                </w:rPr>
+                <m:t>out, min</m:t>
+              </m:r>
+            </m:sub>
+          </m:sSub>
+          <m:r>
+            <w:rPr>
+              <w:rFonts w:ascii="Cambria Math" w:eastAsiaTheme="minorEastAsia" w:hAnsi="Cambria Math"/>
+            </w:rPr>
+            <m:t xml:space="preserve">= </m:t>
+          </m:r>
+          <m:f>
+            <m:fPr>
+              <m:ctrlPr>
+                <w:rPr>
+                  <w:rFonts w:ascii="Cambria Math" w:eastAsiaTheme="minorEastAsia" w:hAnsi="Cambria Math"/>
+                  <w:i/>
+                </w:rPr>
+              </m:ctrlPr>
+            </m:fPr>
+            <m:num>
+              <m:sSub>
+                <m:sSubPr>
+                  <m:ctrlPr>
+                    <w:rPr>
+                      <w:rFonts w:ascii="Cambria Math" w:eastAsiaTheme="minorEastAsia" w:hAnsi="Cambria Math"/>
+                      <w:i/>
+                    </w:rPr>
+                  </m:ctrlPr>
+                </m:sSubPr>
+                <m:e>
+                  <m:r>
+                    <w:rPr>
+                      <w:rFonts w:ascii="Cambria Math" w:eastAsiaTheme="minorEastAsia" w:hAnsi="Cambria Math"/>
+                    </w:rPr>
+                    <m:t>I</m:t>
+                  </m:r>
+                </m:e>
+                <m:sub>
+                  <m:r>
+                    <w:rPr>
+                      <w:rFonts w:ascii="Cambria Math" w:eastAsiaTheme="minorEastAsia" w:hAnsi="Cambria Math"/>
+                    </w:rPr>
+                    <m:t>out</m:t>
+                  </m:r>
+                </m:sub>
+              </m:sSub>
+              <m:sSub>
+                <m:sSubPr>
+                  <m:ctrlPr>
+                    <w:rPr>
+                      <w:rFonts w:ascii="Cambria Math" w:eastAsiaTheme="minorEastAsia" w:hAnsi="Cambria Math"/>
+                      <w:i/>
+                    </w:rPr>
+                  </m:ctrlPr>
+                </m:sSubPr>
+                <m:e>
+                  <m:r>
+                    <w:rPr>
+                      <w:rFonts w:ascii="Cambria Math" w:eastAsiaTheme="minorEastAsia" w:hAnsi="Cambria Math"/>
+                    </w:rPr>
+                    <m:t>D</m:t>
+                  </m:r>
+                </m:e>
+                <m:sub>
+                  <m:r>
+                    <w:rPr>
+                      <w:rFonts w:ascii="Cambria Math" w:eastAsiaTheme="minorEastAsia" w:hAnsi="Cambria Math"/>
+                    </w:rPr>
+                    <m:t>max</m:t>
+                  </m:r>
+                </m:sub>
+              </m:sSub>
+            </m:num>
+            <m:den>
+              <m:sSub>
+                <m:sSubPr>
+                  <m:ctrlPr>
+                    <w:rPr>
+                      <w:rFonts w:ascii="Cambria Math" w:eastAsiaTheme="minorEastAsia" w:hAnsi="Cambria Math"/>
+                      <w:i/>
+                    </w:rPr>
+                  </m:ctrlPr>
+                </m:sSubPr>
+                <m:e>
+                  <m:r>
+                    <w:rPr>
+                      <w:rFonts w:ascii="Cambria Math" w:eastAsiaTheme="minorEastAsia" w:hAnsi="Cambria Math"/>
+                    </w:rPr>
+                    <m:t>f</m:t>
+                  </m:r>
+                </m:e>
+                <m:sub>
+                  <m:r>
+                    <w:rPr>
+                      <w:rFonts w:ascii="Cambria Math" w:eastAsiaTheme="minorEastAsia" w:hAnsi="Cambria Math"/>
+                    </w:rPr>
+                    <m:t>sw</m:t>
+                  </m:r>
+                </m:sub>
+              </m:sSub>
+              <m:r>
+                <w:rPr>
+                  <w:rFonts w:ascii="Cambria Math" w:eastAsiaTheme="minorEastAsia" w:hAnsi="Cambria Math"/>
+                </w:rPr>
+                <m:t>∆</m:t>
+              </m:r>
+              <m:sSub>
+                <m:sSubPr>
+                  <m:ctrlPr>
+                    <w:rPr>
+                      <w:rFonts w:ascii="Cambria Math" w:eastAsiaTheme="minorEastAsia" w:hAnsi="Cambria Math"/>
+                      <w:i/>
+                    </w:rPr>
+                  </m:ctrlPr>
+                </m:sSubPr>
+                <m:e>
+                  <m:r>
+                    <w:rPr>
+                      <w:rFonts w:ascii="Cambria Math" w:eastAsiaTheme="minorEastAsia" w:hAnsi="Cambria Math"/>
+                    </w:rPr>
+                    <m:t>V</m:t>
+                  </m:r>
+                </m:e>
+                <m:sub>
+                  <m:r>
+                    <w:rPr>
+                      <w:rFonts w:ascii="Cambria Math" w:eastAsiaTheme="minorEastAsia" w:hAnsi="Cambria Math"/>
+                    </w:rPr>
+                    <m:t>out, max</m:t>
+                  </m:r>
+                </m:sub>
+              </m:sSub>
+            </m:den>
+          </m:f>
+        </m:oMath>
+      </m:oMathPara>
+    </w:p>
+    <w:p>
+      <w:pPr>
+        <w:rPr>
+          <w:rFonts w:eastAsiaTheme="minorEastAsia"/>
+        </w:rPr>
+      </w:pPr>
+      <w:r>
+        <w:rPr>
+          <w:rFonts w:eastAsiaTheme="minorEastAsia"/>
+        </w:rPr>
+        <w:t xml:space="preserve">In a boost converter, the worst-case ripple occurs at the maximum duty cycle </w:t>
+      </w:r>
+      <m:oMath>
+        <m:sSub>
+          <m:sSubPr>
+            <m:ctrlPr>
+              <w:rPr>
+                <w:rFonts w:ascii="Cambria Math" w:eastAsiaTheme="minorEastAsia" w:hAnsi="Cambria Math"/>
+                <w:i/>
+              </w:rPr>
+            </m:ctrlPr>
+          </m:sSubPr>
+          <m:e>
+            <m:r>
+              <w:rPr>
+                <w:rFonts w:ascii="Cambria Math" w:eastAsiaTheme="minorEastAsia" w:hAnsi="Cambria Math"/>
+              </w:rPr>
+              <m:t>D</m:t>
+            </m:r>
+          </m:e>
+          <m:sub>
+            <m:r>
+              <w:rPr>
+                <w:rFonts w:ascii="Cambria Math" w:eastAsiaTheme="minorEastAsia" w:hAnsi="Cambria Math"/>
+              </w:rPr>
+              <m:t>max</m:t>
+            </m:r>
+          </m:sub>
+        </m:sSub>
+      </m:oMath>
+      <w:r>
+        <w:rPr>
+          <w:rFonts w:eastAsiaTheme="minorEastAsia"/>
+        </w:rPr>
+        <w:t>. This expression is the primary design equation for selecting the output capacitor bank, as applied in Chapter 3.</w:t>
+      </w:r>
+    </w:p>
+    <w:p>
+      <w:pPr>
+        <w:pStyle w:val="Heading4"/>
+      </w:pPr>
+      <w:r>
+        <w:lastRenderedPageBreak/>
+        <w:t>Contribution of Equivalent Series Resistance (ESR)</w:t>
+      </w:r>
+    </w:p>
+    <w:p>
+      <w:pPr>
+        <w:rPr>
+          <w:rFonts w:eastAsiaTheme="minorEastAsia"/>
+        </w:rPr>
+      </w:pPr>
+      <w:r>
+        <w:t xml:space="preserve">Real capacitors exhibit an equivalent series resistance </w:t>
+      </w:r>
+      <m:oMath>
+        <m:sSub>
+          <m:sSubPr>
+            <m:ctrlPr>
+              <w:rPr>
+                <w:rFonts w:ascii="Cambria Math" w:hAnsi="Cambria Math"/>
+                <w:i/>
+              </w:rPr>
+            </m:ctrlPr>
+          </m:sSubPr>
+          <m:e>
+            <m:r>
+              <w:rPr>
+                <w:rFonts w:ascii="Cambria Math" w:hAnsi="Cambria Math"/>
+              </w:rPr>
+              <m:t>R</m:t>
+            </m:r>
+          </m:e>
+          <m:sub>
+            <m:r>
+              <w:rPr>
+                <w:rFonts w:ascii="Cambria Math" w:hAnsi="Cambria Math"/>
+              </w:rPr>
+              <m:t>ESR</m:t>
+            </m:r>
+          </m:sub>
+        </m:sSub>
+      </m:oMath>
+      <w:r>
+        <w:rPr>
+          <w:rFonts w:eastAsiaTheme="minorEastAsia"/>
+        </w:rPr>
+        <w:t xml:space="preserve">. The inductor ripple current </w:t>
+      </w:r>
+      <m:oMath>
+        <m:r>
+          <w:rPr>
+            <w:rFonts w:ascii="Cambria Math" w:eastAsiaTheme="minorEastAsia" w:hAnsi="Cambria Math"/>
+          </w:rPr>
+          <m:t>∆</m:t>
+        </m:r>
+        <m:sSub>
+          <m:sSubPr>
+            <m:ctrlPr>
+              <w:rPr>
+                <w:rFonts w:ascii="Cambria Math" w:eastAsiaTheme="minorEastAsia" w:hAnsi="Cambria Math"/>
+                <w:i/>
+              </w:rPr>
+            </m:ctrlPr>
+          </m:sSubPr>
+          <m:e>
+            <m:r>
+              <w:rPr>
+                <w:rFonts w:ascii="Cambria Math" w:eastAsiaTheme="minorEastAsia" w:hAnsi="Cambria Math"/>
+              </w:rPr>
+              <m:t>I</m:t>
+            </m:r>
+          </m:e>
+          <m:sub>
+            <m:r>
+              <w:rPr>
+                <w:rFonts w:ascii="Cambria Math" w:eastAsiaTheme="minorEastAsia" w:hAnsi="Cambria Math"/>
+              </w:rPr>
+              <m:t>L</m:t>
+            </m:r>
+          </m:sub>
+        </m:sSub>
+      </m:oMath>
+      <w:r>
+        <w:rPr>
+          <w:rFonts w:eastAsiaTheme="minorEastAsia"/>
+        </w:rPr>
+        <w:t xml:space="preserve"> flows through the capacitor during the off-interval, producing an additional voltage ripple component:</w:t>
+      </w:r>
+    </w:p>
+    <w:p>
+      <w:pPr>
+        <w:jc w:val="center"/>
+        <w:rPr>
+          <w:rFonts w:eastAsiaTheme="minorEastAsia"/>
+        </w:rPr>
+      </w:pPr>
+      <m:oMathPara>
+        <m:oMath>
+          <m:r>
+            <w:rPr>
+              <w:rFonts w:ascii="Cambria Math" w:hAnsi="Cambria Math"/>
+            </w:rPr>
+            <m:t>∆</m:t>
+          </m:r>
+          <m:sSub>
+            <m:sSubPr>
+              <m:ctrlPr>
+                <w:rPr>
+                  <w:rFonts w:ascii="Cambria Math" w:hAnsi="Cambria Math"/>
+                  <w:i/>
+                </w:rPr>
+              </m:ctrlPr>
+            </m:sSubPr>
+            <m:e>
+              <m:r>
+                <w:rPr>
+                  <w:rFonts w:ascii="Cambria Math" w:hAnsi="Cambria Math"/>
+                </w:rPr>
+                <m:t>V</m:t>
+              </m:r>
+            </m:e>
+            <m:sub>
+              <m:r>
+                <w:rPr>
+                  <w:rFonts w:ascii="Cambria Math" w:hAnsi="Cambria Math"/>
+                </w:rPr>
+                <m:t>out, ESR</m:t>
+              </m:r>
+            </m:sub>
+          </m:sSub>
+          <m:r>
+            <w:rPr>
+              <w:rFonts w:ascii="Cambria Math" w:hAnsi="Cambria Math"/>
+            </w:rPr>
+            <m:t>= ∆</m:t>
+          </m:r>
+          <m:sSub>
+            <m:sSubPr>
+              <m:ctrlPr>
+                <w:rPr>
+                  <w:rFonts w:ascii="Cambria Math" w:hAnsi="Cambria Math"/>
+                  <w:i/>
+                </w:rPr>
+              </m:ctrlPr>
+            </m:sSubPr>
+            <m:e>
+              <m:r>
+                <w:rPr>
+                  <w:rFonts w:ascii="Cambria Math" w:hAnsi="Cambria Math"/>
+                </w:rPr>
+                <m:t>I</m:t>
+              </m:r>
+            </m:e>
+            <m:sub>
+              <m:r>
+                <w:rPr>
+                  <w:rFonts w:ascii="Cambria Math" w:hAnsi="Cambria Math"/>
+                </w:rPr>
+                <m:t>L</m:t>
+              </m:r>
+            </m:sub>
+          </m:sSub>
+          <m:sSub>
+            <m:sSubPr>
+              <m:ctrlPr>
+                <w:rPr>
+                  <w:rFonts w:ascii="Cambria Math" w:hAnsi="Cambria Math"/>
+                  <w:i/>
+                </w:rPr>
+              </m:ctrlPr>
+            </m:sSubPr>
+            <m:e>
+              <m:r>
+                <w:rPr>
+                  <w:rFonts w:ascii="Cambria Math" w:hAnsi="Cambria Math"/>
+                </w:rPr>
+                <m:t>R</m:t>
+              </m:r>
+            </m:e>
+            <m:sub>
+              <m:r>
+                <w:rPr>
+                  <w:rFonts w:ascii="Cambria Math" w:hAnsi="Cambria Math"/>
+                </w:rPr>
+                <m:t>ESR</m:t>
+              </m:r>
+            </m:sub>
+          </m:sSub>
+        </m:oMath>
+      </m:oMathPara>
+    </w:p>
+    <w:p>
+      <w:pPr>
+        <w:rPr>
+          <w:rFonts w:eastAsiaTheme="minorEastAsia"/>
+        </w:rPr>
+      </w:pPr>
+      <w:r>
+        <w:rPr>
+          <w:rFonts w:eastAsiaTheme="minorEastAsia"/>
+        </w:rPr>
+        <w:t>The total output ripple is therefore:</w:t>
+      </w:r>
+    </w:p>
+    <w:p>
+      <w:pPr>
+        <w:jc w:val="center"/>
+        <w:rPr>
+          <w:rFonts w:eastAsiaTheme="minorEastAsia"/>
+        </w:rPr>
+      </w:pPr>
+      <m:oMathPara>
+        <m:oMath>
+          <m:r>
+            <w:rPr>
+              <w:rFonts w:ascii="Cambria Math" w:hAnsi="Cambria Math"/>
+            </w:rPr>
+            <m:t>∆</m:t>
+          </m:r>
+          <m:sSub>
+            <m:sSubPr>
+              <m:ctrlPr>
+                <w:rPr>
+                  <w:rFonts w:ascii="Cambria Math" w:hAnsi="Cambria Math"/>
+                  <w:i/>
+                </w:rPr>
+              </m:ctrlPr>
+            </m:sSubPr>
+            <m:e>
+              <m:r>
+                <w:rPr>
+                  <w:rFonts w:ascii="Cambria Math" w:hAnsi="Cambria Math"/>
+                </w:rPr>
+                <m:t>V</m:t>
+              </m:r>
+            </m:e>
+            <m:sub>
+              <m:r>
+                <w:rPr>
+                  <w:rFonts w:ascii="Cambria Math" w:hAnsi="Cambria Math"/>
+                </w:rPr>
+                <m:t xml:space="preserve">out, total </m:t>
+              </m:r>
+            </m:sub>
+          </m:sSub>
+          <m:r>
+            <w:rPr>
+              <w:rFonts w:ascii="Cambria Math" w:hAnsi="Cambria Math"/>
+            </w:rPr>
+            <m:t>=∆</m:t>
+          </m:r>
+          <m:sSub>
+            <m:sSubPr>
+              <m:ctrlPr>
+                <w:rPr>
+                  <w:rFonts w:ascii="Cambria Math" w:hAnsi="Cambria Math"/>
+                  <w:i/>
+                </w:rPr>
+              </m:ctrlPr>
+            </m:sSubPr>
+            <m:e>
+              <m:r>
+                <w:rPr>
+                  <w:rFonts w:ascii="Cambria Math" w:hAnsi="Cambria Math"/>
+                </w:rPr>
+                <m:t>V</m:t>
+              </m:r>
+            </m:e>
+            <m:sub>
+              <m:r>
+                <w:rPr>
+                  <w:rFonts w:ascii="Cambria Math" w:hAnsi="Cambria Math"/>
+                </w:rPr>
+                <m:t>out, charge</m:t>
+              </m:r>
+            </m:sub>
+          </m:sSub>
+          <m:r>
+            <w:rPr>
+              <w:rFonts w:ascii="Cambria Math" w:hAnsi="Cambria Math"/>
+            </w:rPr>
+            <m:t>+ ∆</m:t>
+          </m:r>
+          <m:sSub>
+            <m:sSubPr>
+              <m:ctrlPr>
+                <w:rPr>
+                  <w:rFonts w:ascii="Cambria Math" w:hAnsi="Cambria Math"/>
+                  <w:i/>
+                </w:rPr>
+              </m:ctrlPr>
+            </m:sSubPr>
+            <m:e>
+              <m:r>
+                <w:rPr>
+                  <w:rFonts w:ascii="Cambria Math" w:hAnsi="Cambria Math"/>
+                </w:rPr>
+                <m:t>V</m:t>
+              </m:r>
+            </m:e>
+            <m:sub>
+              <m:r>
+                <w:rPr>
+                  <w:rFonts w:ascii="Cambria Math" w:hAnsi="Cambria Math"/>
+                </w:rPr>
+                <m:t>out, ESR</m:t>
+              </m:r>
+            </m:sub>
+          </m:sSub>
+        </m:oMath>
+      </m:oMathPara>
+    </w:p>
+    <w:p>
+      <w:pPr>
+        <w:rPr>
+          <w:rFonts w:eastAsiaTheme="minorEastAsia"/>
+        </w:rPr>
+      </w:pPr>
+      <w:r>
+        <w:rPr>
+          <w:rFonts w:eastAsiaTheme="minorEastAsia"/>
+        </w:rPr>
+        <w:t xml:space="preserve">For multiplayer ceramic capacitors (MLCCs), </w:t>
+      </w:r>
+      <m:oMath>
+        <m:sSub>
+          <m:sSubPr>
+            <m:ctrlPr>
+              <w:rPr>
+                <w:rFonts w:ascii="Cambria Math" w:eastAsiaTheme="minorEastAsia" w:hAnsi="Cambria Math"/>
+                <w:i/>
+              </w:rPr>
+            </m:ctrlPr>
+          </m:sSubPr>
+          <m:e>
+            <m:r>
+              <w:rPr>
+                <w:rFonts w:ascii="Cambria Math" w:eastAsiaTheme="minorEastAsia" w:hAnsi="Cambria Math"/>
+              </w:rPr>
+              <m:t>R</m:t>
+            </m:r>
+          </m:e>
+          <m:sub>
+            <m:r>
+              <w:rPr>
+                <w:rFonts w:ascii="Cambria Math" w:eastAsiaTheme="minorEastAsia" w:hAnsi="Cambria Math"/>
+              </w:rPr>
+              <m:t>ESR</m:t>
+            </m:r>
+          </m:sub>
+        </m:sSub>
+      </m:oMath>
+      <w:r>
+        <w:rPr>
+          <w:rFonts w:eastAsiaTheme="minorEastAsia"/>
+        </w:rPr>
+        <w:t xml:space="preserve">is typically in the range of a few milliohms, so the ESR term is negligible compared to the charge-based ripple. For electrolytic capacitors, however, </w:t>
+      </w:r>
+      <m:oMath>
+        <m:sSub>
+          <m:sSubPr>
+            <m:ctrlPr>
+              <w:rPr>
+                <w:rFonts w:ascii="Cambria Math" w:eastAsiaTheme="minorEastAsia" w:hAnsi="Cambria Math"/>
+                <w:i/>
+              </w:rPr>
+            </m:ctrlPr>
+          </m:sSubPr>
+          <m:e>
+            <m:r>
+              <w:rPr>
+                <w:rFonts w:ascii="Cambria Math" w:eastAsiaTheme="minorEastAsia" w:hAnsi="Cambria Math"/>
+              </w:rPr>
+              <m:t>R</m:t>
+            </m:r>
+          </m:e>
+          <m:sub>
+            <m:r>
+              <w:rPr>
+                <w:rFonts w:ascii="Cambria Math" w:eastAsiaTheme="minorEastAsia" w:hAnsi="Cambria Math"/>
+              </w:rPr>
+              <m:t>ESR</m:t>
+            </m:r>
+          </m:sub>
+        </m:sSub>
+      </m:oMath>
+      <w:r>
+        <w:rPr>
+          <w:rFonts w:eastAsiaTheme="minorEastAsia"/>
+        </w:rPr>
+        <w:t xml:space="preserve"> can be tens or hundreds of milliohms, often making it the dominant contributor. The present design uses a hybrid bank – low-ESR MLCCs for high-frequency ripple filtering and an electrolytic capacitor for bulk transient storage – as detailed in Chapter 3. </w:t>
+      </w:r>
+    </w:p>
+    <w:p>
+      <w:pPr>
+        <w:pStyle w:val="Heading4"/>
+      </w:pPr>
+      <w:r>
+        <w:t xml:space="preserve">RMDS Ripple Current Rating </w:t>
+      </w:r>
+    </w:p>
+    <w:p>
+      <w:r>
+        <w:t xml:space="preserve">The output capacitor must carry a continuous AC current without exceeding its temperature rating. For a boost converter in continuous conduction mode (CCM), the RMS current through the output capacitor is given by: </w:t>
+      </w:r>
+    </w:p>
+    <w:p>
+      <w:pPr>
+        <w:jc w:val="center"/>
+        <w:rPr>
+          <w:rFonts w:eastAsiaTheme="minorEastAsia"/>
+        </w:rPr>
+      </w:pPr>
+      <m:oMathPara>
+        <m:oMath>
+          <m:sSub>
+            <m:sSubPr>
+              <m:ctrlPr>
+                <w:rPr>
+                  <w:rFonts w:ascii="Cambria Math" w:hAnsi="Cambria Math"/>
+                  <w:i/>
+                </w:rPr>
+              </m:ctrlPr>
+            </m:sSubPr>
+            <m:e>
+              <m:r>
+                <w:rPr>
+                  <w:rFonts w:ascii="Cambria Math" w:hAnsi="Cambria Math"/>
+                </w:rPr>
+                <m:t>I</m:t>
+              </m:r>
+            </m:e>
+            <m:sub>
+              <m:r>
+                <w:rPr>
+                  <w:rFonts w:ascii="Cambria Math" w:hAnsi="Cambria Math"/>
+                </w:rPr>
+                <m:t>RMS(</m:t>
+              </m:r>
+              <m:sSub>
+                <m:sSubPr>
+                  <m:ctrlPr>
+                    <w:rPr>
+                      <w:rFonts w:ascii="Cambria Math" w:hAnsi="Cambria Math"/>
+                      <w:i/>
+                    </w:rPr>
+                  </m:ctrlPr>
+                </m:sSubPr>
+                <m:e>
+                  <m:r>
+                    <w:rPr>
+                      <w:rFonts w:ascii="Cambria Math" w:hAnsi="Cambria Math"/>
+                    </w:rPr>
+                    <m:t>C</m:t>
+                  </m:r>
+                </m:e>
+                <m:sub>
+                  <m:r>
+                    <w:rPr>
+                      <w:rFonts w:ascii="Cambria Math" w:hAnsi="Cambria Math"/>
+                    </w:rPr>
+                    <m:t>out)</m:t>
+                  </m:r>
+                </m:sub>
+              </m:sSub>
+            </m:sub>
+          </m:sSub>
+          <m:r>
+            <w:rPr>
+              <w:rFonts w:ascii="Cambria Math" w:hAnsi="Cambria Math"/>
+            </w:rPr>
+            <m:t>=</m:t>
+          </m:r>
+          <m:sSub>
+            <m:sSubPr>
+              <m:ctrlPr>
+                <w:rPr>
+                  <w:rFonts w:ascii="Cambria Math" w:hAnsi="Cambria Math"/>
+                  <w:i/>
+                </w:rPr>
+              </m:ctrlPr>
+            </m:sSubPr>
+            <m:e>
+              <m:r>
+                <w:rPr>
+                  <w:rFonts w:ascii="Cambria Math" w:hAnsi="Cambria Math"/>
+                </w:rPr>
+                <m:t>I</m:t>
+              </m:r>
+            </m:e>
+            <m:sub>
+              <m:r>
+                <w:rPr>
+                  <w:rFonts w:ascii="Cambria Math" w:hAnsi="Cambria Math"/>
+                </w:rPr>
+                <m:t>out</m:t>
+              </m:r>
+            </m:sub>
+          </m:sSub>
+          <m:rad>
+            <m:radPr>
+              <m:degHide m:val="1"/>
+              <m:ctrlPr>
+                <w:rPr>
+                  <w:rFonts w:ascii="Cambria Math" w:hAnsi="Cambria Math"/>
+                  <w:i/>
+                </w:rPr>
+              </m:ctrlPr>
+            </m:radPr>
+            <m:deg/>
+            <m:e>
+              <m:f>
+                <m:fPr>
+                  <m:ctrlPr>
+                    <w:rPr>
+                      <w:rFonts w:ascii="Cambria Math" w:hAnsi="Cambria Math"/>
+                      <w:i/>
+                    </w:rPr>
+                  </m:ctrlPr>
+                </m:fPr>
+                <m:num>
+                  <m:sSub>
+                    <m:sSubPr>
+                      <m:ctrlPr>
+                        <w:rPr>
+                          <w:rFonts w:ascii="Cambria Math" w:hAnsi="Cambria Math"/>
+                          <w:i/>
+                        </w:rPr>
+                      </m:ctrlPr>
+                    </m:sSubPr>
+                    <m:e>
+                      <m:r>
+                        <w:rPr>
+                          <w:rFonts w:ascii="Cambria Math" w:hAnsi="Cambria Math"/>
+                        </w:rPr>
+                        <m:t>V</m:t>
+                      </m:r>
+                    </m:e>
+                    <m:sub>
+                      <m:r>
+                        <w:rPr>
+                          <w:rFonts w:ascii="Cambria Math" w:hAnsi="Cambria Math"/>
+                        </w:rPr>
+                        <m:t>out</m:t>
+                      </m:r>
+                    </m:sub>
+                  </m:sSub>
+                  <m:r>
+                    <w:rPr>
+                      <w:rFonts w:ascii="Cambria Math" w:hAnsi="Cambria Math"/>
+                    </w:rPr>
+                    <m:t xml:space="preserve">- </m:t>
+                  </m:r>
+                  <m:sSub>
+                    <m:sSubPr>
+                      <m:ctrlPr>
+                        <w:rPr>
+                          <w:rFonts w:ascii="Cambria Math" w:hAnsi="Cambria Math"/>
+                          <w:i/>
+                        </w:rPr>
+                      </m:ctrlPr>
+                    </m:sSubPr>
+                    <m:e>
+                      <m:r>
+                        <w:rPr>
+                          <w:rFonts w:ascii="Cambria Math" w:hAnsi="Cambria Math"/>
+                        </w:rPr>
+                        <m:t>V</m:t>
+                      </m:r>
+                    </m:e>
+                    <m:sub>
+                      <m:r>
+                        <w:rPr>
+                          <w:rFonts w:ascii="Cambria Math" w:hAnsi="Cambria Math"/>
+                        </w:rPr>
+                        <m:t>in</m:t>
+                      </m:r>
+                    </m:sub>
+                  </m:sSub>
+                </m:num>
+                <m:den>
+                  <m:sSub>
+                    <m:sSubPr>
+                      <m:ctrlPr>
+                        <w:rPr>
+                          <w:rFonts w:ascii="Cambria Math" w:hAnsi="Cambria Math"/>
+                          <w:i/>
+                        </w:rPr>
+                      </m:ctrlPr>
+                    </m:sSubPr>
+                    <m:e>
+                      <m:r>
+                        <w:rPr>
+                          <w:rFonts w:ascii="Cambria Math" w:hAnsi="Cambria Math"/>
+                        </w:rPr>
+                        <m:t>V</m:t>
+                      </m:r>
+                    </m:e>
+                    <m:sub>
+                      <m:r>
+                        <w:rPr>
+                          <w:rFonts w:ascii="Cambria Math" w:hAnsi="Cambria Math"/>
+                        </w:rPr>
+                        <m:t>in</m:t>
+                      </m:r>
+                    </m:sub>
+                  </m:sSub>
+                </m:den>
+              </m:f>
+              <m:r>
+                <w:rPr>
+                  <w:rFonts w:ascii="Cambria Math" w:hAnsi="Cambria Math"/>
+                </w:rPr>
+                <m:t xml:space="preserve"> </m:t>
+              </m:r>
+            </m:e>
+          </m:rad>
+        </m:oMath>
+      </m:oMathPara>
+    </w:p>
+    <w:p>
+      <w:pPr>
+        <w:rPr>
+          <w:rFonts w:eastAsiaTheme="minorEastAsia"/>
+        </w:rPr>
+      </w:pPr>
+      <w:r>
+        <w:rPr>
+          <w:rFonts w:eastAsiaTheme="minorEastAsia"/>
+        </w:rPr>
+        <w:t xml:space="preserve">The worst-case condition occurs at the lowest input voltage, where the duty cycle is highest. With </w:t>
+      </w:r>
+      <m:oMath>
+        <m:sSub>
+          <m:sSubPr>
+            <m:ctrlPr>
+              <w:rPr>
+                <w:rFonts w:ascii="Cambria Math" w:eastAsiaTheme="minorEastAsia" w:hAnsi="Cambria Math"/>
+                <w:i/>
+              </w:rPr>
+            </m:ctrlPr>
+          </m:sSubPr>
+          <m:e>
+            <m:r>
+              <w:rPr>
+                <w:rFonts w:ascii="Cambria Math" w:eastAsiaTheme="minorEastAsia" w:hAnsi="Cambria Math"/>
+              </w:rPr>
+              <m:t>V</m:t>
+            </m:r>
+          </m:e>
+          <m:sub>
+            <m:r>
+              <w:rPr>
+                <w:rFonts w:ascii="Cambria Math" w:eastAsiaTheme="minorEastAsia" w:hAnsi="Cambria Math"/>
+              </w:rPr>
+              <m:t>in</m:t>
+            </m:r>
+          </m:sub>
+        </m:sSub>
+        <m:r>
+          <w:rPr>
+            <w:rFonts w:ascii="Cambria Math" w:eastAsiaTheme="minorEastAsia" w:hAnsi="Cambria Math"/>
+          </w:rPr>
+          <m:t>=8V</m:t>
+        </m:r>
+      </m:oMath>
+      <w:r>
+        <w:rPr>
+          <w:rFonts w:eastAsiaTheme="minorEastAsia"/>
+        </w:rPr>
+        <w:t xml:space="preserve">, </w:t>
+      </w:r>
+      <m:oMath>
+        <m:sSub>
+          <m:sSubPr>
+            <m:ctrlPr>
+              <w:rPr>
+                <w:rFonts w:ascii="Cambria Math" w:eastAsiaTheme="minorEastAsia" w:hAnsi="Cambria Math"/>
+                <w:i/>
+              </w:rPr>
+            </m:ctrlPr>
+          </m:sSubPr>
+          <m:e>
+            <m:r>
+              <w:rPr>
+                <w:rFonts w:ascii="Cambria Math" w:eastAsiaTheme="minorEastAsia" w:hAnsi="Cambria Math"/>
+              </w:rPr>
+              <m:t>V</m:t>
+            </m:r>
+          </m:e>
+          <m:sub>
+            <m:r>
+              <w:rPr>
+                <w:rFonts w:ascii="Cambria Math" w:eastAsiaTheme="minorEastAsia" w:hAnsi="Cambria Math"/>
+              </w:rPr>
+              <m:t>out</m:t>
+            </m:r>
+          </m:sub>
+        </m:sSub>
+        <m:r>
+          <w:rPr>
+            <w:rFonts w:ascii="Cambria Math" w:eastAsiaTheme="minorEastAsia" w:hAnsi="Cambria Math"/>
+          </w:rPr>
+          <m:t>=12V</m:t>
+        </m:r>
+      </m:oMath>
+      <w:r>
+        <w:rPr>
+          <w:rFonts w:eastAsiaTheme="minorEastAsia"/>
+        </w:rPr>
+        <w:t xml:space="preserve">, and </w:t>
+      </w:r>
+      <m:oMath>
+        <m:sSub>
+          <m:sSubPr>
+            <m:ctrlPr>
+              <w:rPr>
+                <w:rFonts w:ascii="Cambria Math" w:eastAsiaTheme="minorEastAsia" w:hAnsi="Cambria Math"/>
+                <w:i/>
+              </w:rPr>
+            </m:ctrlPr>
+          </m:sSubPr>
+          <m:e>
+            <m:r>
+              <w:rPr>
+                <w:rFonts w:ascii="Cambria Math" w:eastAsiaTheme="minorEastAsia" w:hAnsi="Cambria Math"/>
+              </w:rPr>
+              <m:t>I</m:t>
+            </m:r>
+          </m:e>
+          <m:sub>
+            <m:r>
+              <w:rPr>
+                <w:rFonts w:ascii="Cambria Math" w:eastAsiaTheme="minorEastAsia" w:hAnsi="Cambria Math"/>
+              </w:rPr>
+              <m:t>out</m:t>
+            </m:r>
+          </m:sub>
+        </m:sSub>
+        <m:r>
+          <w:rPr>
+            <w:rFonts w:ascii="Cambria Math" w:eastAsiaTheme="minorEastAsia" w:hAnsi="Cambria Math"/>
+          </w:rPr>
+          <m:t>=2A</m:t>
+        </m:r>
+      </m:oMath>
+      <w:r>
+        <w:rPr>
+          <w:rFonts w:eastAsiaTheme="minorEastAsia"/>
+        </w:rPr>
+        <w:t>:</w:t>
+      </w:r>
+    </w:p>
+    <w:p>
+      <w:pPr>
+        <w:jc w:val="center"/>
+        <w:rPr>
+          <w:rFonts w:eastAsiaTheme="minorEastAsia"/>
+        </w:rPr>
+      </w:pPr>
+      <m:oMathPara>
+        <m:oMath>
+          <m:sSub>
+            <m:sSubPr>
+              <m:ctrlPr>
+                <w:rPr>
+                  <w:rFonts w:ascii="Cambria Math" w:hAnsi="Cambria Math"/>
+                  <w:i/>
+                </w:rPr>
+              </m:ctrlPr>
+            </m:sSubPr>
+            <m:e>
+              <m:r>
+                <w:rPr>
+                  <w:rFonts w:ascii="Cambria Math" w:hAnsi="Cambria Math"/>
+                </w:rPr>
+                <m:t>I</m:t>
+              </m:r>
+            </m:e>
+            <m:sub>
+              <m:r>
+                <w:rPr>
+                  <w:rFonts w:ascii="Cambria Math" w:hAnsi="Cambria Math"/>
+                </w:rPr>
+                <m:t>RMS(</m:t>
+              </m:r>
+              <m:sSub>
+                <m:sSubPr>
+                  <m:ctrlPr>
+                    <w:rPr>
+                      <w:rFonts w:ascii="Cambria Math" w:hAnsi="Cambria Math"/>
+                      <w:i/>
+                    </w:rPr>
+                  </m:ctrlPr>
+                </m:sSubPr>
+                <m:e>
+                  <m:r>
+                    <w:rPr>
+                      <w:rFonts w:ascii="Cambria Math" w:hAnsi="Cambria Math"/>
+                    </w:rPr>
+                    <m:t>C</m:t>
+                  </m:r>
+                </m:e>
+                <m:sub>
+                  <m:r>
+                    <w:rPr>
+                      <w:rFonts w:ascii="Cambria Math" w:hAnsi="Cambria Math"/>
+                    </w:rPr>
+                    <m:t>out)</m:t>
+                  </m:r>
+                </m:sub>
+              </m:sSub>
+            </m:sub>
+          </m:sSub>
+          <m:r>
+            <w:rPr>
+              <w:rFonts w:ascii="Cambria Math" w:hAnsi="Cambria Math"/>
+            </w:rPr>
+            <m:t xml:space="preserve">=2.0 × </m:t>
+          </m:r>
+          <m:rad>
+            <m:radPr>
+              <m:degHide m:val="1"/>
+              <m:ctrlPr>
+                <w:rPr>
+                  <w:rFonts w:ascii="Cambria Math" w:hAnsi="Cambria Math"/>
+                  <w:i/>
+                </w:rPr>
+              </m:ctrlPr>
+            </m:radPr>
+            <m:deg/>
+            <m:e>
+              <m:f>
+                <m:fPr>
+                  <m:ctrlPr>
+                    <w:rPr>
+                      <w:rFonts w:ascii="Cambria Math" w:hAnsi="Cambria Math"/>
+                      <w:i/>
+                    </w:rPr>
+                  </m:ctrlPr>
+                </m:fPr>
+                <m:num>
+                  <m:r>
+                    <w:rPr>
+                      <w:rFonts w:ascii="Cambria Math" w:hAnsi="Cambria Math"/>
+                    </w:rPr>
+                    <m:t>12-8</m:t>
+                  </m:r>
+                </m:num>
+                <m:den>
+                  <m:r>
+                    <w:rPr>
+                      <w:rFonts w:ascii="Cambria Math" w:hAnsi="Cambria Math"/>
+                    </w:rPr>
+                    <m:t>8</m:t>
+                  </m:r>
+                </m:den>
+              </m:f>
+            </m:e>
+          </m:rad>
+          <m:r>
+            <w:rPr>
+              <w:rFonts w:ascii="Cambria Math" w:hAnsi="Cambria Math"/>
+            </w:rPr>
+            <m:t xml:space="preserve">=2.0 × </m:t>
+          </m:r>
+          <m:rad>
+            <m:radPr>
+              <m:degHide m:val="1"/>
+              <m:ctrlPr>
+                <w:rPr>
+                  <w:rFonts w:ascii="Cambria Math" w:hAnsi="Cambria Math"/>
+                  <w:i/>
+                </w:rPr>
+              </m:ctrlPr>
+            </m:radPr>
+            <m:deg/>
+            <m:e>
+              <m:r>
+                <w:rPr>
+                  <w:rFonts w:ascii="Cambria Math" w:hAnsi="Cambria Math"/>
+                </w:rPr>
+                <m:t>0.5</m:t>
+              </m:r>
+            </m:e>
+          </m:rad>
+          <m:r>
+            <w:rPr>
+              <w:rFonts w:ascii="Cambria Math" w:eastAsiaTheme="minorEastAsia" w:hAnsi="Cambria Math"/>
+            </w:rPr>
+            <m:t xml:space="preserve">=1.41 </m:t>
+          </m:r>
+          <m:sSub>
+            <m:sSubPr>
+              <m:ctrlPr>
+                <w:rPr>
+                  <w:rFonts w:ascii="Cambria Math" w:eastAsiaTheme="minorEastAsia" w:hAnsi="Cambria Math"/>
+                  <w:i/>
+                </w:rPr>
+              </m:ctrlPr>
+            </m:sSubPr>
+            <m:e>
+              <m:r>
+                <w:rPr>
+                  <w:rFonts w:ascii="Cambria Math" w:eastAsiaTheme="minorEastAsia" w:hAnsi="Cambria Math"/>
+                </w:rPr>
+                <m:t>A</m:t>
+              </m:r>
+            </m:e>
+            <m:sub>
+              <m:r>
+                <w:rPr>
+                  <w:rFonts w:ascii="Cambria Math" w:eastAsiaTheme="minorEastAsia" w:hAnsi="Cambria Math"/>
+                </w:rPr>
+                <m:t>RMS</m:t>
+              </m:r>
+            </m:sub>
+          </m:sSub>
+        </m:oMath>
+      </m:oMathPara>
+    </w:p>
+    <w:p>
+      <w:pPr>
+        <w:rPr>
+          <w:rFonts w:eastAsiaTheme="minorEastAsia"/>
+        </w:rPr>
+      </w:pPr>
+      <w:r>
+        <w:rPr>
+          <w:rFonts w:eastAsiaTheme="minorEastAsia"/>
+        </w:rPr>
+        <w:t xml:space="preserve">This value sets the minimum AC current rating that the output capacitor bank must meet. The actual capacitor bank uses multiple devices in parallel, which distributes the ripple current and provides a safe margin. </w:t>
+      </w:r>
+    </w:p>
+    <w:p>
+      <w:pPr>
+        <w:pStyle w:val="Heading4"/>
+      </w:pPr>
+      <w:r>
+        <w:t xml:space="preserve">DC Bias Derating of Ceramic Capacitors </w:t>
+      </w:r>
+    </w:p>
+    <w:p>
+      <w:r>
+        <w:t>A</w:t>
+      </w:r>
+      <w:r>
+        <w:t xml:space="preserve"> </w:t>
+      </w:r>
+      <w:r>
+        <w:t xml:space="preserve">critical and often overlooked phenomenon in MLCCs is the reduction of effective capacitance under a DC voltage bias. The dielectric material (typically X5R or X7R) exhibits a voltage-dependent permittivity; as the applied DC voltage approaches the capacitor’s rated voltage, the </w:t>
+      </w:r>
+      <w:r>
+        <w:lastRenderedPageBreak/>
+        <w:t xml:space="preserve">effective capacitance can drop by 50% or more. Manufacturer datasheets provide derating curves that show the percentage of nominal capacitance remaining at each DC bias voltage. </w:t>
+      </w:r>
+    </w:p>
+    <w:p>
+      <w:r>
+        <w:t xml:space="preserve">For this design, an output voltage of 12V is applied across the MLCCs. A capacitor rated at 25V may retain only 60-80% of its nominal capacitance at 12V bias. Therefore, the theoretical minimum capacitance calculated from the ripple equation must be multiplied by a derating factor (i.e., the bank must be oversized) to deliver the required effective capacitance in practice. The specific derating values and the final component selection are presented in Chapter 3; the principle is stated here as part of the theoretical foundation. </w:t>
+      </w:r>
+    </w:p>
+    <w:p>
+      <w:pPr>
         <w:pStyle w:val="Heading2"/>
       </w:pPr>
-      <w:bookmarkStart w:id="16" w:name="_Toc228478342"/>
+      <w:bookmarkStart w:id="18" w:name="_Toc228546461"/>
       <w:r>
         <w:t>Current-Mode Control and the LTC1871 Architecture</w:t>
       </w:r>
-      <w:bookmarkEnd w:id="16"/>
-    </w:p>
-    <w:p>
-      <w:r>
-        <w:t>Two fundamental approaches exist for controlling a switch-mode converter: voltage-mode control and current-mode control. In voltage-mode control and current-mode control</w:t>
-      </w:r>
-      <w:r>
-        <w:t xml:space="preserve">, the error amplifier directly sets the duty cycle, and the modulator operates as a voltage-controlled pulse -width modulator. The power stage then exhibits a second-order response (the double pole of </w:t>
-      </w:r>
-      <w:r>
-        <w:lastRenderedPageBreak/>
-        <w:t>the LC filter), requiring a Type III compensator with multiple poles and zeros to achieve stable operation over the full input and load range. [18]</w:t>
+      <w:bookmarkEnd w:id="18"/>
+    </w:p>
+    <w:p>
+      <w:r>
+        <w:t>Two fundamental approaches exist for controlling a switch-mode converter: voltage-mode control and current-mode control. In voltage-mode control</w:t>
+      </w:r>
+      <w:r>
+        <w:t>, the error amplifier directly sets the duty cycle, and the modulator operates as a voltage-controlled pulse -width modulator. The power stage then exhibits a second-order response (the double pole of the LC filter), requiring a Type III compensator with multiple poles and zeros to achieve stable operation over the full input and load range. [18]</w:t>
       </w:r>
     </w:p>
     <w:p>
@@ -8723,13 +11903,7 @@
           <w:rPr>
             <w:rFonts w:ascii="Cambria Math" w:hAnsi="Cambria Math"/>
           </w:rPr>
-          <m:t>μ</m:t>
-        </m:r>
-        <m:r>
-          <w:rPr>
-            <w:rFonts w:ascii="Cambria Math" w:hAnsi="Cambria Math"/>
-          </w:rPr>
-          <m:t>V/V</m:t>
+          <m:t>μV/V</m:t>
         </m:r>
       </m:oMath>
       <w:r>
@@ -8791,7 +11965,14 @@
         <w:rPr>
           <w:rFonts w:eastAsiaTheme="minorEastAsia"/>
         </w:rPr>
-        <w:t xml:space="preserve"> during the on-interval. This lossless sensing maximises </w:t>
+        <w:t xml:space="preserve"> </w:t>
+      </w:r>
+      <w:r>
+        <w:rPr>
+          <w:rFonts w:eastAsiaTheme="minorEastAsia"/>
+        </w:rPr>
+        <w:lastRenderedPageBreak/>
+        <w:t xml:space="preserve">during the on-interval. This lossless sensing maximises </w:t>
       </w:r>
       <w:r>
         <w:rPr>
@@ -8949,94 +12130,105 @@
         <w:rPr>
           <w:rFonts w:eastAsiaTheme="minorEastAsia"/>
         </w:rPr>
-        <w:t xml:space="preserve">For this battery-powered robotic application, current mode control offers several advantages over voltage-mode control. First, the power stage becomes first-order, requiring only a Type II </w:t>
-      </w:r>
-      <w:r>
-        <w:rPr>
-          <w:rFonts w:eastAsiaTheme="minorEastAsia"/>
-        </w:rPr>
+        <w:t>For this battery-powered robotic application, current mode control offers several advantages over voltage-mode control. First, the power stage becomes first-order, requiring only a Type II compensator (one zero, one pole) instead of a Type III. Second, the peak-current limit is set by the voltage at ITH, providing cycle-by-cycle current limiting without additional components. Third, input voltage variations (as the LiPo discharges) are rejected within one switching cycle, producing the measured line regulation of 2.9µV/V. Fourth, the indicator no longer appears as a second-order element in the control-to-output transfer function, reducing phase lag and easing stabilisation</w:t>
+      </w:r>
+      <w:r>
+        <w:rPr>
+          <w:rFonts w:eastAsiaTheme="minorEastAsia"/>
+        </w:rPr>
+        <w:t>. These characteristics make the LTC1871 particularly well-suited to the variable input voltage and transient load demands of mobile robotic systems. The theoretical treatment of current-mode control can be found in standard power electronics texts [18], while the LTC1871’s specific implementation details are covered in this datasheet. [19].</w:t>
+      </w:r>
+    </w:p>
+    <w:p>
+      <w:pPr>
+        <w:rPr>
+          <w:rFonts w:eastAsiaTheme="minorEastAsia"/>
+        </w:rPr>
+      </w:pPr>
+    </w:p>
+    <w:p>
+      <w:pPr>
+        <w:rPr>
+          <w:rFonts w:eastAsiaTheme="minorEastAsia"/>
+        </w:rPr>
+      </w:pPr>
+    </w:p>
+    <w:p>
+      <w:pPr>
+        <w:pStyle w:val="Heading1"/>
+      </w:pPr>
+      <w:bookmarkStart w:id="19" w:name="_Toc228546462"/>
+      <w:r>
+        <w:t xml:space="preserve">Body of the </w:t>
+      </w:r>
+      <w:r>
+        <w:t>work</w:t>
+      </w:r>
+      <w:bookmarkEnd w:id="19"/>
+    </w:p>
+    <w:p>
+      <w:r>
+        <w:t>The main work of your project may be reported as one</w:t>
+      </w:r>
+      <w:r>
+        <w:t xml:space="preserve"> </w:t>
+      </w:r>
+      <w:r>
+        <w:t>chapter</w:t>
+      </w:r>
+      <w:r>
+        <w:t xml:space="preserve"> </w:t>
+      </w:r>
+      <w:r>
+        <w:t xml:space="preserve">(divided into subsections as needed) </w:t>
+      </w:r>
+      <w:r>
+        <w:t xml:space="preserve">or several </w:t>
+      </w:r>
+      <w:r>
+        <w:t>top</w:t>
+      </w:r>
+      <w:r>
+        <w:t>-</w:t>
+      </w:r>
+      <w:r>
+        <w:t xml:space="preserve">level </w:t>
+      </w:r>
+      <w:r>
+        <w:t>chapters</w:t>
+      </w:r>
+      <w:r>
+        <w:t xml:space="preserve"> </w:t>
+      </w:r>
+      <w:r>
+        <w:t xml:space="preserve">might be appropriate </w:t>
+      </w:r>
+      <w:r>
+        <w:t>depending on the project and work items conducted.</w:t>
+      </w:r>
+      <w:r>
+        <w:t xml:space="preserve"> </w:t>
+      </w:r>
+      <w:r>
+        <w:t xml:space="preserve">Please refer to the </w:t>
+      </w:r>
+      <w:r>
+        <w:t>handbook for content guidelines.</w:t>
+      </w:r>
+    </w:p>
+    <w:p>
+      <w:r>
+        <w:t>If you need to use figures, they should be captioned and centred. It is not necessary to align them to the top or bottom of the page. You can use the</w:t>
+      </w:r>
+      <w:r>
+        <w:t xml:space="preserve"> paragraph</w:t>
+      </w:r>
+      <w:r>
+        <w:t xml:space="preserve"> style “figure” to format a </w:t>
+      </w:r>
+      <w:r>
         <w:lastRenderedPageBreak/>
-        <w:t>compensator (one zero, one pole) instead of a Type III. Second, the peak-current limit is set by the voltage at ITH, providing cycle-by-cycle current limiting without additional components. Third, input voltage variations (as the LiPo discharges) are rejected within one switching cycle, producing the measured line regulation of 2.9µV/V. Fourth, the indicator no longer appears as a second-order element in the control-to-output transfer function, reducing phase lag and easing stabilisation</w:t>
-      </w:r>
-      <w:r>
-        <w:rPr>
-          <w:rFonts w:eastAsiaTheme="minorEastAsia"/>
-        </w:rPr>
-        <w:t>. These characteristics make the LTC1871 particularly well-suited to the variable input voltage and transient load demands of mobile robotic systems. The theoretical treatment of current-mode control can be found in standard power electronics texts [18], while the LTC1871’s specific implementation details are covered in this datasheet. [19].</w:t>
-      </w:r>
-    </w:p>
-    <w:p>
-      <w:pPr>
-        <w:pStyle w:val="Heading1"/>
-      </w:pPr>
-      <w:bookmarkStart w:id="17" w:name="_Toc228478343"/>
-      <w:r>
-        <w:t xml:space="preserve">Body of the </w:t>
-      </w:r>
-      <w:r>
-        <w:t>work</w:t>
-      </w:r>
-      <w:bookmarkEnd w:id="17"/>
-    </w:p>
-    <w:p>
-      <w:r>
-        <w:t>The main work of your project may be reported as one</w:t>
-      </w:r>
-      <w:r>
-        <w:t xml:space="preserve"> </w:t>
-      </w:r>
-      <w:r>
-        <w:t>chapter</w:t>
-      </w:r>
-      <w:r>
-        <w:t xml:space="preserve"> </w:t>
-      </w:r>
-      <w:r>
-        <w:t xml:space="preserve">(divided into subsections as needed) </w:t>
-      </w:r>
-      <w:r>
-        <w:t xml:space="preserve">or several </w:t>
-      </w:r>
-      <w:r>
-        <w:t>top</w:t>
-      </w:r>
-      <w:r>
-        <w:t>-</w:t>
-      </w:r>
-      <w:r>
-        <w:t xml:space="preserve">level </w:t>
-      </w:r>
-      <w:r>
-        <w:t>chapters</w:t>
-      </w:r>
-      <w:r>
-        <w:t xml:space="preserve"> </w:t>
-      </w:r>
-      <w:r>
-        <w:t xml:space="preserve">might be appropriate </w:t>
-      </w:r>
-      <w:r>
-        <w:t>depending on the project and work items conducted.</w:t>
-      </w:r>
-      <w:r>
-        <w:t xml:space="preserve"> </w:t>
-      </w:r>
-      <w:r>
-        <w:t xml:space="preserve">Please refer to the </w:t>
-      </w:r>
-      <w:r>
-        <w:t>handbook for content guidelines.</w:t>
-      </w:r>
-    </w:p>
-    <w:p>
-      <w:r>
-        <w:t>If you need to use figures, they should be captioned and centred. It is not necessary to align them to the top or bottom of the page. You can use the</w:t>
-      </w:r>
-      <w:r>
-        <w:t xml:space="preserve"> paragraph</w:t>
-      </w:r>
-      <w:r>
-        <w:t xml:space="preserve"> style “figure” to format a figure in the main body of the text correctly. To correctly write a figure caption (so that it can be cross referenced in the text), right-click the figure and choose “insert caption”.</w:t>
+        <w:t>figure in the main body of the text correctly. To correctly write a figure caption (so that it can be cross referenced in the text), right-click the figure and choose “insert caption”.</w:t>
       </w:r>
     </w:p>
     <w:p>
@@ -9269,7 +12461,7 @@
               <w:pStyle w:val="Caption"/>
               <w:jc w:val="right"/>
             </w:pPr>
-            <w:bookmarkStart w:id="18" w:name="_Ref22227967"/>
+            <w:bookmarkStart w:id="20" w:name="_Ref22227967"/>
             <w:r>
               <w:t>(</w:t>
             </w:r>
@@ -9291,14 +12483,14 @@
               </w:rPr>
               <w:fldChar w:fldCharType="separate"/>
             </w:r>
-            <w:bookmarkStart w:id="19" w:name="_Ref22227933"/>
+            <w:bookmarkStart w:id="21" w:name="_Ref22227933"/>
             <w:r>
               <w:rPr>
                 <w:noProof/>
               </w:rPr>
               <w:t>1</w:t>
             </w:r>
-            <w:bookmarkEnd w:id="19"/>
+            <w:bookmarkEnd w:id="21"/>
             <w:r>
               <w:rPr>
                 <w:noProof/>
@@ -9308,7 +12500,7 @@
             <w:r>
               <w:t>)</w:t>
             </w:r>
-            <w:bookmarkEnd w:id="18"/>
+            <w:bookmarkEnd w:id="20"/>
           </w:p>
         </w:tc>
       </w:tr>
@@ -9685,15 +12877,7 @@
     </w:p>
     <w:p>
       <w:r>
-        <w:t xml:space="preserve">Tables are normally formatted so that they are </w:t>
-      </w:r>
-      <w:proofErr w:type="gramStart"/>
-      <w:r>
-        <w:t>centred</w:t>
-      </w:r>
-      <w:proofErr w:type="gramEnd"/>
-      <w:r>
-        <w:t xml:space="preserve"> and the table caption goes above the table (select the table, right click, insert caption). Further explanatory notes (if needed) usually follow the table. To cross reference the table go to refe</w:t>
+        <w:t>Tables are normally formatted so that they are centred and the table caption goes above the table (select the table, right click, insert caption). Further explanatory notes (if needed) usually follow the table. To cross reference the table go to refe</w:t>
       </w:r>
       <w:r>
         <w:t xml:space="preserve">rences, cross reference, tables, for example see </w:t>
@@ -9732,7 +12916,7 @@
         <w:pStyle w:val="Caption"/>
         <w:keepNext/>
       </w:pPr>
-      <w:bookmarkStart w:id="20" w:name="_Ref22227181"/>
+      <w:bookmarkStart w:id="22" w:name="_Ref22227181"/>
       <w:r>
         <w:t xml:space="preserve">Table </w:t>
       </w:r>
@@ -9766,7 +12950,7 @@
         </w:rPr>
         <w:fldChar w:fldCharType="end"/>
       </w:r>
-      <w:bookmarkEnd w:id="20"/>
+      <w:bookmarkEnd w:id="22"/>
       <w:r>
         <w:t xml:space="preserve">  The caption should briefly explain what the table shows, e.g. precision results of the classifiers under test for different feature subsets. If the data comes from elsewhere, cite the source. If column titles, units, or values need more explanation than can fit in the column, add notes below the table.</w:t>
       </w:r>
@@ -10315,11 +13499,11 @@
       <w:pPr>
         <w:pStyle w:val="Heading1"/>
       </w:pPr>
-      <w:bookmarkStart w:id="21" w:name="_Toc228478344"/>
+      <w:bookmarkStart w:id="23" w:name="_Toc228546463"/>
       <w:r>
         <w:t>Conclusions and future work</w:t>
       </w:r>
-      <w:bookmarkEnd w:id="21"/>
+      <w:bookmarkEnd w:id="23"/>
     </w:p>
     <w:p>
       <w:r>
@@ -10339,87 +13523,87 @@
       <w:pPr>
         <w:pStyle w:val="Heading1-NoNumber"/>
       </w:pPr>
-      <w:bookmarkStart w:id="22" w:name="_Toc228478345"/>
+      <w:bookmarkStart w:id="24" w:name="_Toc228546464"/>
+      <w:r>
+        <w:t>Glossary of terms [OPTIONAL]</w:t>
+      </w:r>
+      <w:bookmarkEnd w:id="24"/>
+    </w:p>
+    <w:p>
+      <w:r>
+        <w:t>Your report may not require a glossary of terms, but if it does, place it here.</w:t>
+      </w:r>
+    </w:p>
+    <w:p>
+      <w:pPr>
+        <w:pStyle w:val="Heading1-NoNumber"/>
+      </w:pPr>
+      <w:bookmarkStart w:id="25" w:name="_Toc228546465"/>
+      <w:r>
+        <w:t>Nomenclature [OPTIONAL]</w:t>
+      </w:r>
+      <w:bookmarkEnd w:id="25"/>
+    </w:p>
+    <w:p>
+      <w:r>
+        <w:t xml:space="preserve">Your report may not require a nomenclature section. Normally this is only required if there is extensive use of mathematics </w:t>
+      </w:r>
+      <w:r>
+        <w:t xml:space="preserve">throughout </w:t>
+      </w:r>
+      <w:r>
+        <w:t>the report</w:t>
+      </w:r>
+      <w:r>
+        <w:t xml:space="preserve"> and the symbols or nomenclature are not obvious. If </w:t>
+      </w:r>
+      <w:r>
+        <w:t>nomenclature</w:t>
+      </w:r>
+      <w:r>
+        <w:t xml:space="preserve"> is needed, place it here.</w:t>
+      </w:r>
+    </w:p>
+    <w:p>
+      <w:pPr>
+        <w:pStyle w:val="Heading1-NoNumber"/>
+      </w:pPr>
+      <w:bookmarkStart w:id="26" w:name="_Toc228546466"/>
+      <w:r>
+        <w:t>References</w:t>
+      </w:r>
+      <w:bookmarkEnd w:id="26"/>
+    </w:p>
+    <w:p>
+      <w:r>
+        <w:t>List all your references here using a standard consistent style. See handbook for detailed guidelines.</w:t>
+      </w:r>
+    </w:p>
+    <w:p>
+      <w:pPr>
+        <w:pStyle w:val="Heading1-NoNumber"/>
+      </w:pPr>
+      <w:bookmarkStart w:id="27" w:name="_Toc228546467"/>
       <w:r>
         <w:lastRenderedPageBreak/>
-        <w:t>Glossary of terms [OPTIONAL]</w:t>
-      </w:r>
-      <w:bookmarkEnd w:id="22"/>
-    </w:p>
-    <w:p>
-      <w:r>
-        <w:t>Your report may not require a glossary of terms, but if it does, place it here.</w:t>
+        <w:t>Appendix A [OPTIONAL]</w:t>
+      </w:r>
+      <w:bookmarkEnd w:id="27"/>
+    </w:p>
+    <w:p>
+      <w:r>
+        <w:t>Appendices are optional and may not be required by your project. If you do require appendices, place them here.</w:t>
       </w:r>
     </w:p>
     <w:p>
       <w:pPr>
         <w:pStyle w:val="Heading1-NoNumber"/>
       </w:pPr>
-      <w:bookmarkStart w:id="23" w:name="_Toc228478346"/>
-      <w:r>
-        <w:t>Nomenclature [OPTIONAL]</w:t>
-      </w:r>
-      <w:bookmarkEnd w:id="23"/>
-    </w:p>
-    <w:p>
-      <w:r>
-        <w:t xml:space="preserve">Your report may not require a nomenclature section. Normally this is only required if there is extensive use of mathematics </w:t>
-      </w:r>
-      <w:r>
-        <w:t xml:space="preserve">throughout </w:t>
-      </w:r>
-      <w:r>
-        <w:t>the report</w:t>
-      </w:r>
-      <w:r>
-        <w:t xml:space="preserve"> and the symbols or nomenclature are not obvious. If </w:t>
-      </w:r>
-      <w:r>
-        <w:t>nomenclature</w:t>
-      </w:r>
-      <w:r>
-        <w:t xml:space="preserve"> is needed, place it here.</w:t>
-      </w:r>
-    </w:p>
-    <w:p>
-      <w:pPr>
-        <w:pStyle w:val="Heading1-NoNumber"/>
-      </w:pPr>
-      <w:bookmarkStart w:id="24" w:name="_Toc228478347"/>
-      <w:r>
-        <w:t>References</w:t>
-      </w:r>
-      <w:bookmarkEnd w:id="24"/>
-    </w:p>
-    <w:p>
-      <w:r>
-        <w:t>List all your references here using a standard consistent style. See handbook for detailed guidelines.</w:t>
-      </w:r>
-    </w:p>
-    <w:p>
-      <w:pPr>
-        <w:pStyle w:val="Heading1-NoNumber"/>
-      </w:pPr>
-      <w:bookmarkStart w:id="25" w:name="_Toc228478348"/>
-      <w:r>
-        <w:t>Appendix A [OPTIONAL]</w:t>
-      </w:r>
-      <w:bookmarkEnd w:id="25"/>
-    </w:p>
-    <w:p>
-      <w:r>
-        <w:t>Appendices are optional and may not be required by your project. If you do require appendices, place them here.</w:t>
-      </w:r>
-    </w:p>
-    <w:p>
-      <w:pPr>
-        <w:pStyle w:val="Heading1-NoNumber"/>
-      </w:pPr>
-      <w:bookmarkStart w:id="26" w:name="_Toc228478349"/>
+      <w:bookmarkStart w:id="28" w:name="_Toc228546468"/>
       <w:r>
         <w:t>Risk Assessment</w:t>
       </w:r>
-      <w:bookmarkEnd w:id="26"/>
+      <w:bookmarkEnd w:id="28"/>
     </w:p>
     <w:p>
       <w:r>
@@ -10674,9 +13858,9 @@
 <file path=word/numbering.xml><?xml version="1.0" encoding="utf-8"?>
 <w:numbering xmlns:wpc="http://schemas.microsoft.com/office/word/2010/wordprocessingCanvas" xmlns:cx="http://schemas.microsoft.com/office/drawing/2014/chartex" xmlns:cx1="http://schemas.microsoft.com/office/drawing/2015/9/8/chartex" xmlns:cx2="http://schemas.microsoft.com/office/drawing/2015/10/21/chartex" xmlns:cx3="http://schemas.microsoft.com/office/drawing/2016/5/9/chartex" xmlns:cx4="http://schemas.microsoft.com/office/drawing/2016/5/10/chartex" xmlns:cx5="http://schemas.microsoft.com/office/drawing/2016/5/11/chartex" xmlns:cx6="http://schemas.microsoft.com/office/drawing/2016/5/12/chartex" xmlns:cx7="http://schemas.microsoft.com/office/drawing/2016/5/13/chartex" xmlns:cx8="http://schemas.microsoft.com/office/drawing/2016/5/14/chartex" xmlns:mc="http://schemas.openxmlformats.org/markup-compatibility/2006" xmlns:aink="http://schemas.microsoft.com/office/drawing/2016/ink" xmlns:am3d="http://schemas.microsoft.com/office/drawing/2017/model3d" xmlns:o="urn:schemas-microsoft-com:office:office" xmlns:oel="http://schemas.microsoft.com/office/2019/extlst" xmlns:r="http://schemas.openxmlformats.org/officeDocument/2006/relationships" xmlns:m="http://schemas.openxmlformats.org/officeDocument/2006/math" xmlns:v="urn:schemas-microsoft-com:vml" xmlns:wp14="http://schemas.microsoft.com/office/word/2010/wordprocessingDrawing" xmlns:wp="http://schemas.openxmlformats.org/drawingml/2006/wordprocessingDrawing" xmlns:w10="urn:schemas-microsoft-com:office:word" xmlns:w="http://schemas.openxmlformats.org/wordprocessingml/2006/main" xmlns:w14="http://schemas.microsoft.com/office/word/2010/wordml" xmlns:w15="http://schemas.microsoft.com/office/word/2012/wordml" xmlns:w16cex="http://schemas.microsoft.com/office/word/2018/wordml/cex" xmlns:w16cid="http://schemas.microsoft.com/office/word/2016/wordml/cid" xmlns:w16="http://schemas.microsoft.com/office/word/2018/wordml" xmlns:w16du="http://schemas.microsoft.com/office/word/2023/wordml/word16du" xmlns:w16sdtdh="http://schemas.microsoft.com/office/word/2020/wordml/sdtdatahash" xmlns:w16sdtfl="http://schemas.microsoft.com/office/word/2024/wordml/sdtformatlock" xmlns:w16se="http://schemas.microsoft.com/office/word/2015/wordml/symex" xmlns:wpg="http://schemas.microsoft.com/office/word/2010/wordprocessingGroup" xmlns:wpi="http://schemas.microsoft.com/office/word/2010/wordprocessingInk" xmlns:wne="http://schemas.microsoft.com/office/word/2006/wordml" xmlns:wps="http://schemas.microsoft.com/office/word/2010/wordprocessingShape" mc:Ignorable="w14 w15 w16se w16cid w16 w16cex w16sdtdh w16sdtfl w16du wp14">
   <w:abstractNum w:abstractNumId="0" w15:restartNumberingAfterBreak="0">
-    <w:nsid w:val="144B318A"/>
+    <w:nsid w:val="0AA4641E"/>
     <w:multiLevelType w:val="multilevel"/>
-    <w:tmpl w:val="0FF68C96"/>
+    <w:tmpl w:val="1FFED36E"/>
     <w:lvl w:ilvl="0">
       <w:start w:val="1"/>
       <w:numFmt w:val="bullet"/>
@@ -10823,443 +14007,9 @@
     </w:lvl>
   </w:abstractNum>
   <w:abstractNum w:abstractNumId="1" w15:restartNumberingAfterBreak="0">
-    <w:nsid w:val="4DF86813"/>
-    <w:multiLevelType w:val="hybridMultilevel"/>
-    <w:tmpl w:val="DD5E0812"/>
-    <w:lvl w:ilvl="0" w:tplc="18090001">
-      <w:start w:val="1"/>
-      <w:numFmt w:val="bullet"/>
-      <w:lvlText w:val=""/>
-      <w:lvlJc w:val="left"/>
-      <w:pPr>
-        <w:ind w:left="720" w:hanging="360"/>
-      </w:pPr>
-      <w:rPr>
-        <w:rFonts w:ascii="Symbol" w:hAnsi="Symbol" w:hint="default"/>
-      </w:rPr>
-    </w:lvl>
-    <w:lvl w:ilvl="1" w:tplc="18090003" w:tentative="1">
-      <w:start w:val="1"/>
-      <w:numFmt w:val="bullet"/>
-      <w:lvlText w:val="o"/>
-      <w:lvlJc w:val="left"/>
-      <w:pPr>
-        <w:ind w:left="1440" w:hanging="360"/>
-      </w:pPr>
-      <w:rPr>
-        <w:rFonts w:ascii="Courier New" w:hAnsi="Courier New" w:cs="Courier New" w:hint="default"/>
-      </w:rPr>
-    </w:lvl>
-    <w:lvl w:ilvl="2" w:tplc="18090005" w:tentative="1">
-      <w:start w:val="1"/>
-      <w:numFmt w:val="bullet"/>
-      <w:lvlText w:val=""/>
-      <w:lvlJc w:val="left"/>
-      <w:pPr>
-        <w:ind w:left="2160" w:hanging="360"/>
-      </w:pPr>
-      <w:rPr>
-        <w:rFonts w:ascii="Wingdings" w:hAnsi="Wingdings" w:hint="default"/>
-      </w:rPr>
-    </w:lvl>
-    <w:lvl w:ilvl="3" w:tplc="18090001" w:tentative="1">
-      <w:start w:val="1"/>
-      <w:numFmt w:val="bullet"/>
-      <w:lvlText w:val=""/>
-      <w:lvlJc w:val="left"/>
-      <w:pPr>
-        <w:ind w:left="2880" w:hanging="360"/>
-      </w:pPr>
-      <w:rPr>
-        <w:rFonts w:ascii="Symbol" w:hAnsi="Symbol" w:hint="default"/>
-      </w:rPr>
-    </w:lvl>
-    <w:lvl w:ilvl="4" w:tplc="18090003" w:tentative="1">
-      <w:start w:val="1"/>
-      <w:numFmt w:val="bullet"/>
-      <w:lvlText w:val="o"/>
-      <w:lvlJc w:val="left"/>
-      <w:pPr>
-        <w:ind w:left="3600" w:hanging="360"/>
-      </w:pPr>
-      <w:rPr>
-        <w:rFonts w:ascii="Courier New" w:hAnsi="Courier New" w:cs="Courier New" w:hint="default"/>
-      </w:rPr>
-    </w:lvl>
-    <w:lvl w:ilvl="5" w:tplc="18090005" w:tentative="1">
-      <w:start w:val="1"/>
-      <w:numFmt w:val="bullet"/>
-      <w:lvlText w:val=""/>
-      <w:lvlJc w:val="left"/>
-      <w:pPr>
-        <w:ind w:left="4320" w:hanging="360"/>
-      </w:pPr>
-      <w:rPr>
-        <w:rFonts w:ascii="Wingdings" w:hAnsi="Wingdings" w:hint="default"/>
-      </w:rPr>
-    </w:lvl>
-    <w:lvl w:ilvl="6" w:tplc="18090001" w:tentative="1">
-      <w:start w:val="1"/>
-      <w:numFmt w:val="bullet"/>
-      <w:lvlText w:val=""/>
-      <w:lvlJc w:val="left"/>
-      <w:pPr>
-        <w:ind w:left="5040" w:hanging="360"/>
-      </w:pPr>
-      <w:rPr>
-        <w:rFonts w:ascii="Symbol" w:hAnsi="Symbol" w:hint="default"/>
-      </w:rPr>
-    </w:lvl>
-    <w:lvl w:ilvl="7" w:tplc="18090003" w:tentative="1">
-      <w:start w:val="1"/>
-      <w:numFmt w:val="bullet"/>
-      <w:lvlText w:val="o"/>
-      <w:lvlJc w:val="left"/>
-      <w:pPr>
-        <w:ind w:left="5760" w:hanging="360"/>
-      </w:pPr>
-      <w:rPr>
-        <w:rFonts w:ascii="Courier New" w:hAnsi="Courier New" w:cs="Courier New" w:hint="default"/>
-      </w:rPr>
-    </w:lvl>
-    <w:lvl w:ilvl="8" w:tplc="18090005" w:tentative="1">
-      <w:start w:val="1"/>
-      <w:numFmt w:val="bullet"/>
-      <w:lvlText w:val=""/>
-      <w:lvlJc w:val="left"/>
-      <w:pPr>
-        <w:ind w:left="6480" w:hanging="360"/>
-      </w:pPr>
-      <w:rPr>
-        <w:rFonts w:ascii="Wingdings" w:hAnsi="Wingdings" w:hint="default"/>
-      </w:rPr>
-    </w:lvl>
-  </w:abstractNum>
-  <w:abstractNum w:abstractNumId="2" w15:restartNumberingAfterBreak="0">
-    <w:nsid w:val="4EA37D5F"/>
+    <w:nsid w:val="144B318A"/>
     <w:multiLevelType w:val="multilevel"/>
-    <w:tmpl w:val="6570D116"/>
-    <w:lvl w:ilvl="0">
-      <w:start w:val="1"/>
-      <w:numFmt w:val="decimal"/>
-      <w:pStyle w:val="Heading1"/>
-      <w:lvlText w:val="%1"/>
-      <w:lvlJc w:val="left"/>
-      <w:pPr>
-        <w:ind w:left="432" w:hanging="432"/>
-      </w:pPr>
-    </w:lvl>
-    <w:lvl w:ilvl="1">
-      <w:start w:val="1"/>
-      <w:numFmt w:val="decimal"/>
-      <w:pStyle w:val="Heading2"/>
-      <w:lvlText w:val="%1.%2"/>
-      <w:lvlJc w:val="left"/>
-      <w:pPr>
-        <w:ind w:left="576" w:hanging="576"/>
-      </w:pPr>
-    </w:lvl>
-    <w:lvl w:ilvl="2">
-      <w:start w:val="1"/>
-      <w:numFmt w:val="decimal"/>
-      <w:pStyle w:val="Heading3"/>
-      <w:lvlText w:val="%1.%2.%3"/>
-      <w:lvlJc w:val="left"/>
-      <w:pPr>
-        <w:ind w:left="720" w:hanging="720"/>
-      </w:pPr>
-    </w:lvl>
-    <w:lvl w:ilvl="3">
-      <w:start w:val="1"/>
-      <w:numFmt w:val="decimal"/>
-      <w:pStyle w:val="Heading4"/>
-      <w:lvlText w:val="%1.%2.%3.%4"/>
-      <w:lvlJc w:val="left"/>
-      <w:pPr>
-        <w:ind w:left="864" w:hanging="864"/>
-      </w:pPr>
-    </w:lvl>
-    <w:lvl w:ilvl="4">
-      <w:start w:val="1"/>
-      <w:numFmt w:val="decimal"/>
-      <w:pStyle w:val="Heading5"/>
-      <w:lvlText w:val="%1.%2.%3.%4.%5"/>
-      <w:lvlJc w:val="left"/>
-      <w:pPr>
-        <w:ind w:left="1008" w:hanging="1008"/>
-      </w:pPr>
-    </w:lvl>
-    <w:lvl w:ilvl="5">
-      <w:start w:val="1"/>
-      <w:numFmt w:val="decimal"/>
-      <w:pStyle w:val="Heading6"/>
-      <w:lvlText w:val="%1.%2.%3.%4.%5.%6"/>
-      <w:lvlJc w:val="left"/>
-      <w:pPr>
-        <w:ind w:left="1152" w:hanging="1152"/>
-      </w:pPr>
-    </w:lvl>
-    <w:lvl w:ilvl="6">
-      <w:start w:val="1"/>
-      <w:numFmt w:val="decimal"/>
-      <w:pStyle w:val="Heading7"/>
-      <w:lvlText w:val="%1.%2.%3.%4.%5.%6.%7"/>
-      <w:lvlJc w:val="left"/>
-      <w:pPr>
-        <w:ind w:left="1296" w:hanging="1296"/>
-      </w:pPr>
-    </w:lvl>
-    <w:lvl w:ilvl="7">
-      <w:start w:val="1"/>
-      <w:numFmt w:val="decimal"/>
-      <w:pStyle w:val="Heading8"/>
-      <w:lvlText w:val="%1.%2.%3.%4.%5.%6.%7.%8"/>
-      <w:lvlJc w:val="left"/>
-      <w:pPr>
-        <w:ind w:left="1440" w:hanging="1440"/>
-      </w:pPr>
-    </w:lvl>
-    <w:lvl w:ilvl="8">
-      <w:start w:val="1"/>
-      <w:numFmt w:val="decimal"/>
-      <w:pStyle w:val="Heading9"/>
-      <w:lvlText w:val="%1.%2.%3.%4.%5.%6.%7.%8.%9"/>
-      <w:lvlJc w:val="left"/>
-      <w:pPr>
-        <w:ind w:left="1584" w:hanging="1584"/>
-      </w:pPr>
-    </w:lvl>
-  </w:abstractNum>
-  <w:abstractNum w:abstractNumId="3" w15:restartNumberingAfterBreak="0">
-    <w:nsid w:val="51335A5E"/>
-    <w:multiLevelType w:val="hybridMultilevel"/>
-    <w:tmpl w:val="0BDC749C"/>
-    <w:lvl w:ilvl="0" w:tplc="18090001">
-      <w:start w:val="1"/>
-      <w:numFmt w:val="bullet"/>
-      <w:lvlText w:val=""/>
-      <w:lvlJc w:val="left"/>
-      <w:pPr>
-        <w:ind w:left="720" w:hanging="360"/>
-      </w:pPr>
-      <w:rPr>
-        <w:rFonts w:ascii="Symbol" w:hAnsi="Symbol" w:hint="default"/>
-      </w:rPr>
-    </w:lvl>
-    <w:lvl w:ilvl="1" w:tplc="18090003" w:tentative="1">
-      <w:start w:val="1"/>
-      <w:numFmt w:val="bullet"/>
-      <w:lvlText w:val="o"/>
-      <w:lvlJc w:val="left"/>
-      <w:pPr>
-        <w:ind w:left="1440" w:hanging="360"/>
-      </w:pPr>
-      <w:rPr>
-        <w:rFonts w:ascii="Courier New" w:hAnsi="Courier New" w:cs="Courier New" w:hint="default"/>
-      </w:rPr>
-    </w:lvl>
-    <w:lvl w:ilvl="2" w:tplc="18090005" w:tentative="1">
-      <w:start w:val="1"/>
-      <w:numFmt w:val="bullet"/>
-      <w:lvlText w:val=""/>
-      <w:lvlJc w:val="left"/>
-      <w:pPr>
-        <w:ind w:left="2160" w:hanging="360"/>
-      </w:pPr>
-      <w:rPr>
-        <w:rFonts w:ascii="Wingdings" w:hAnsi="Wingdings" w:hint="default"/>
-      </w:rPr>
-    </w:lvl>
-    <w:lvl w:ilvl="3" w:tplc="18090001" w:tentative="1">
-      <w:start w:val="1"/>
-      <w:numFmt w:val="bullet"/>
-      <w:lvlText w:val=""/>
-      <w:lvlJc w:val="left"/>
-      <w:pPr>
-        <w:ind w:left="2880" w:hanging="360"/>
-      </w:pPr>
-      <w:rPr>
-        <w:rFonts w:ascii="Symbol" w:hAnsi="Symbol" w:hint="default"/>
-      </w:rPr>
-    </w:lvl>
-    <w:lvl w:ilvl="4" w:tplc="18090003" w:tentative="1">
-      <w:start w:val="1"/>
-      <w:numFmt w:val="bullet"/>
-      <w:lvlText w:val="o"/>
-      <w:lvlJc w:val="left"/>
-      <w:pPr>
-        <w:ind w:left="3600" w:hanging="360"/>
-      </w:pPr>
-      <w:rPr>
-        <w:rFonts w:ascii="Courier New" w:hAnsi="Courier New" w:cs="Courier New" w:hint="default"/>
-      </w:rPr>
-    </w:lvl>
-    <w:lvl w:ilvl="5" w:tplc="18090005" w:tentative="1">
-      <w:start w:val="1"/>
-      <w:numFmt w:val="bullet"/>
-      <w:lvlText w:val=""/>
-      <w:lvlJc w:val="left"/>
-      <w:pPr>
-        <w:ind w:left="4320" w:hanging="360"/>
-      </w:pPr>
-      <w:rPr>
-        <w:rFonts w:ascii="Wingdings" w:hAnsi="Wingdings" w:hint="default"/>
-      </w:rPr>
-    </w:lvl>
-    <w:lvl w:ilvl="6" w:tplc="18090001" w:tentative="1">
-      <w:start w:val="1"/>
-      <w:numFmt w:val="bullet"/>
-      <w:lvlText w:val=""/>
-      <w:lvlJc w:val="left"/>
-      <w:pPr>
-        <w:ind w:left="5040" w:hanging="360"/>
-      </w:pPr>
-      <w:rPr>
-        <w:rFonts w:ascii="Symbol" w:hAnsi="Symbol" w:hint="default"/>
-      </w:rPr>
-    </w:lvl>
-    <w:lvl w:ilvl="7" w:tplc="18090003" w:tentative="1">
-      <w:start w:val="1"/>
-      <w:numFmt w:val="bullet"/>
-      <w:lvlText w:val="o"/>
-      <w:lvlJc w:val="left"/>
-      <w:pPr>
-        <w:ind w:left="5760" w:hanging="360"/>
-      </w:pPr>
-      <w:rPr>
-        <w:rFonts w:ascii="Courier New" w:hAnsi="Courier New" w:cs="Courier New" w:hint="default"/>
-      </w:rPr>
-    </w:lvl>
-    <w:lvl w:ilvl="8" w:tplc="18090005" w:tentative="1">
-      <w:start w:val="1"/>
-      <w:numFmt w:val="bullet"/>
-      <w:lvlText w:val=""/>
-      <w:lvlJc w:val="left"/>
-      <w:pPr>
-        <w:ind w:left="6480" w:hanging="360"/>
-      </w:pPr>
-      <w:rPr>
-        <w:rFonts w:ascii="Wingdings" w:hAnsi="Wingdings" w:hint="default"/>
-      </w:rPr>
-    </w:lvl>
-  </w:abstractNum>
-  <w:abstractNum w:abstractNumId="4" w15:restartNumberingAfterBreak="0">
-    <w:nsid w:val="58DF2F51"/>
-    <w:multiLevelType w:val="hybridMultilevel"/>
-    <w:tmpl w:val="C3DC8556"/>
-    <w:lvl w:ilvl="0" w:tplc="18090001">
-      <w:start w:val="1"/>
-      <w:numFmt w:val="bullet"/>
-      <w:lvlText w:val=""/>
-      <w:lvlJc w:val="left"/>
-      <w:pPr>
-        <w:ind w:left="720" w:hanging="360"/>
-      </w:pPr>
-      <w:rPr>
-        <w:rFonts w:ascii="Symbol" w:hAnsi="Symbol" w:hint="default"/>
-      </w:rPr>
-    </w:lvl>
-    <w:lvl w:ilvl="1" w:tplc="18090003">
-      <w:start w:val="1"/>
-      <w:numFmt w:val="bullet"/>
-      <w:lvlText w:val="o"/>
-      <w:lvlJc w:val="left"/>
-      <w:pPr>
-        <w:ind w:left="1440" w:hanging="360"/>
-      </w:pPr>
-      <w:rPr>
-        <w:rFonts w:ascii="Courier New" w:hAnsi="Courier New" w:cs="Courier New" w:hint="default"/>
-      </w:rPr>
-    </w:lvl>
-    <w:lvl w:ilvl="2" w:tplc="18090005" w:tentative="1">
-      <w:start w:val="1"/>
-      <w:numFmt w:val="bullet"/>
-      <w:lvlText w:val=""/>
-      <w:lvlJc w:val="left"/>
-      <w:pPr>
-        <w:ind w:left="2160" w:hanging="360"/>
-      </w:pPr>
-      <w:rPr>
-        <w:rFonts w:ascii="Wingdings" w:hAnsi="Wingdings" w:hint="default"/>
-      </w:rPr>
-    </w:lvl>
-    <w:lvl w:ilvl="3" w:tplc="18090001" w:tentative="1">
-      <w:start w:val="1"/>
-      <w:numFmt w:val="bullet"/>
-      <w:lvlText w:val=""/>
-      <w:lvlJc w:val="left"/>
-      <w:pPr>
-        <w:ind w:left="2880" w:hanging="360"/>
-      </w:pPr>
-      <w:rPr>
-        <w:rFonts w:ascii="Symbol" w:hAnsi="Symbol" w:hint="default"/>
-      </w:rPr>
-    </w:lvl>
-    <w:lvl w:ilvl="4" w:tplc="18090003" w:tentative="1">
-      <w:start w:val="1"/>
-      <w:numFmt w:val="bullet"/>
-      <w:lvlText w:val="o"/>
-      <w:lvlJc w:val="left"/>
-      <w:pPr>
-        <w:ind w:left="3600" w:hanging="360"/>
-      </w:pPr>
-      <w:rPr>
-        <w:rFonts w:ascii="Courier New" w:hAnsi="Courier New" w:cs="Courier New" w:hint="default"/>
-      </w:rPr>
-    </w:lvl>
-    <w:lvl w:ilvl="5" w:tplc="18090005" w:tentative="1">
-      <w:start w:val="1"/>
-      <w:numFmt w:val="bullet"/>
-      <w:lvlText w:val=""/>
-      <w:lvlJc w:val="left"/>
-      <w:pPr>
-        <w:ind w:left="4320" w:hanging="360"/>
-      </w:pPr>
-      <w:rPr>
-        <w:rFonts w:ascii="Wingdings" w:hAnsi="Wingdings" w:hint="default"/>
-      </w:rPr>
-    </w:lvl>
-    <w:lvl w:ilvl="6" w:tplc="18090001" w:tentative="1">
-      <w:start w:val="1"/>
-      <w:numFmt w:val="bullet"/>
-      <w:lvlText w:val=""/>
-      <w:lvlJc w:val="left"/>
-      <w:pPr>
-        <w:ind w:left="5040" w:hanging="360"/>
-      </w:pPr>
-      <w:rPr>
-        <w:rFonts w:ascii="Symbol" w:hAnsi="Symbol" w:hint="default"/>
-      </w:rPr>
-    </w:lvl>
-    <w:lvl w:ilvl="7" w:tplc="18090003" w:tentative="1">
-      <w:start w:val="1"/>
-      <w:numFmt w:val="bullet"/>
-      <w:lvlText w:val="o"/>
-      <w:lvlJc w:val="left"/>
-      <w:pPr>
-        <w:ind w:left="5760" w:hanging="360"/>
-      </w:pPr>
-      <w:rPr>
-        <w:rFonts w:ascii="Courier New" w:hAnsi="Courier New" w:cs="Courier New" w:hint="default"/>
-      </w:rPr>
-    </w:lvl>
-    <w:lvl w:ilvl="8" w:tplc="18090005" w:tentative="1">
-      <w:start w:val="1"/>
-      <w:numFmt w:val="bullet"/>
-      <w:lvlText w:val=""/>
-      <w:lvlJc w:val="left"/>
-      <w:pPr>
-        <w:ind w:left="6480" w:hanging="360"/>
-      </w:pPr>
-      <w:rPr>
-        <w:rFonts w:ascii="Wingdings" w:hAnsi="Wingdings" w:hint="default"/>
-      </w:rPr>
-    </w:lvl>
-  </w:abstractNum>
-  <w:abstractNum w:abstractNumId="5" w15:restartNumberingAfterBreak="0">
-    <w:nsid w:val="6D344282"/>
-    <w:multiLevelType w:val="multilevel"/>
-    <w:tmpl w:val="55A04AFE"/>
+    <w:tmpl w:val="0FF68C96"/>
     <w:lvl w:ilvl="0">
       <w:start w:val="1"/>
       <w:numFmt w:val="bullet"/>
@@ -11405,7 +14155,590 @@
       </w:rPr>
     </w:lvl>
   </w:abstractNum>
+  <w:abstractNum w:abstractNumId="2" w15:restartNumberingAfterBreak="0">
+    <w:nsid w:val="4DF86813"/>
+    <w:multiLevelType w:val="hybridMultilevel"/>
+    <w:tmpl w:val="DD5E0812"/>
+    <w:lvl w:ilvl="0" w:tplc="18090001">
+      <w:start w:val="1"/>
+      <w:numFmt w:val="bullet"/>
+      <w:lvlText w:val=""/>
+      <w:lvlJc w:val="left"/>
+      <w:pPr>
+        <w:ind w:left="720" w:hanging="360"/>
+      </w:pPr>
+      <w:rPr>
+        <w:rFonts w:ascii="Symbol" w:hAnsi="Symbol" w:hint="default"/>
+      </w:rPr>
+    </w:lvl>
+    <w:lvl w:ilvl="1" w:tplc="18090003" w:tentative="1">
+      <w:start w:val="1"/>
+      <w:numFmt w:val="bullet"/>
+      <w:lvlText w:val="o"/>
+      <w:lvlJc w:val="left"/>
+      <w:pPr>
+        <w:ind w:left="1440" w:hanging="360"/>
+      </w:pPr>
+      <w:rPr>
+        <w:rFonts w:ascii="Courier New" w:hAnsi="Courier New" w:cs="Courier New" w:hint="default"/>
+      </w:rPr>
+    </w:lvl>
+    <w:lvl w:ilvl="2" w:tplc="18090005" w:tentative="1">
+      <w:start w:val="1"/>
+      <w:numFmt w:val="bullet"/>
+      <w:lvlText w:val=""/>
+      <w:lvlJc w:val="left"/>
+      <w:pPr>
+        <w:ind w:left="2160" w:hanging="360"/>
+      </w:pPr>
+      <w:rPr>
+        <w:rFonts w:ascii="Wingdings" w:hAnsi="Wingdings" w:hint="default"/>
+      </w:rPr>
+    </w:lvl>
+    <w:lvl w:ilvl="3" w:tplc="18090001" w:tentative="1">
+      <w:start w:val="1"/>
+      <w:numFmt w:val="bullet"/>
+      <w:lvlText w:val=""/>
+      <w:lvlJc w:val="left"/>
+      <w:pPr>
+        <w:ind w:left="2880" w:hanging="360"/>
+      </w:pPr>
+      <w:rPr>
+        <w:rFonts w:ascii="Symbol" w:hAnsi="Symbol" w:hint="default"/>
+      </w:rPr>
+    </w:lvl>
+    <w:lvl w:ilvl="4" w:tplc="18090003" w:tentative="1">
+      <w:start w:val="1"/>
+      <w:numFmt w:val="bullet"/>
+      <w:lvlText w:val="o"/>
+      <w:lvlJc w:val="left"/>
+      <w:pPr>
+        <w:ind w:left="3600" w:hanging="360"/>
+      </w:pPr>
+      <w:rPr>
+        <w:rFonts w:ascii="Courier New" w:hAnsi="Courier New" w:cs="Courier New" w:hint="default"/>
+      </w:rPr>
+    </w:lvl>
+    <w:lvl w:ilvl="5" w:tplc="18090005" w:tentative="1">
+      <w:start w:val="1"/>
+      <w:numFmt w:val="bullet"/>
+      <w:lvlText w:val=""/>
+      <w:lvlJc w:val="left"/>
+      <w:pPr>
+        <w:ind w:left="4320" w:hanging="360"/>
+      </w:pPr>
+      <w:rPr>
+        <w:rFonts w:ascii="Wingdings" w:hAnsi="Wingdings" w:hint="default"/>
+      </w:rPr>
+    </w:lvl>
+    <w:lvl w:ilvl="6" w:tplc="18090001" w:tentative="1">
+      <w:start w:val="1"/>
+      <w:numFmt w:val="bullet"/>
+      <w:lvlText w:val=""/>
+      <w:lvlJc w:val="left"/>
+      <w:pPr>
+        <w:ind w:left="5040" w:hanging="360"/>
+      </w:pPr>
+      <w:rPr>
+        <w:rFonts w:ascii="Symbol" w:hAnsi="Symbol" w:hint="default"/>
+      </w:rPr>
+    </w:lvl>
+    <w:lvl w:ilvl="7" w:tplc="18090003" w:tentative="1">
+      <w:start w:val="1"/>
+      <w:numFmt w:val="bullet"/>
+      <w:lvlText w:val="o"/>
+      <w:lvlJc w:val="left"/>
+      <w:pPr>
+        <w:ind w:left="5760" w:hanging="360"/>
+      </w:pPr>
+      <w:rPr>
+        <w:rFonts w:ascii="Courier New" w:hAnsi="Courier New" w:cs="Courier New" w:hint="default"/>
+      </w:rPr>
+    </w:lvl>
+    <w:lvl w:ilvl="8" w:tplc="18090005" w:tentative="1">
+      <w:start w:val="1"/>
+      <w:numFmt w:val="bullet"/>
+      <w:lvlText w:val=""/>
+      <w:lvlJc w:val="left"/>
+      <w:pPr>
+        <w:ind w:left="6480" w:hanging="360"/>
+      </w:pPr>
+      <w:rPr>
+        <w:rFonts w:ascii="Wingdings" w:hAnsi="Wingdings" w:hint="default"/>
+      </w:rPr>
+    </w:lvl>
+  </w:abstractNum>
+  <w:abstractNum w:abstractNumId="3" w15:restartNumberingAfterBreak="0">
+    <w:nsid w:val="4EA37D5F"/>
+    <w:multiLevelType w:val="multilevel"/>
+    <w:tmpl w:val="6570D116"/>
+    <w:lvl w:ilvl="0">
+      <w:start w:val="1"/>
+      <w:numFmt w:val="decimal"/>
+      <w:pStyle w:val="Heading1"/>
+      <w:lvlText w:val="%1"/>
+      <w:lvlJc w:val="left"/>
+      <w:pPr>
+        <w:ind w:left="432" w:hanging="432"/>
+      </w:pPr>
+    </w:lvl>
+    <w:lvl w:ilvl="1">
+      <w:start w:val="1"/>
+      <w:numFmt w:val="decimal"/>
+      <w:pStyle w:val="Heading2"/>
+      <w:lvlText w:val="%1.%2"/>
+      <w:lvlJc w:val="left"/>
+      <w:pPr>
+        <w:ind w:left="576" w:hanging="576"/>
+      </w:pPr>
+    </w:lvl>
+    <w:lvl w:ilvl="2">
+      <w:start w:val="1"/>
+      <w:numFmt w:val="decimal"/>
+      <w:pStyle w:val="Heading3"/>
+      <w:lvlText w:val="%1.%2.%3"/>
+      <w:lvlJc w:val="left"/>
+      <w:pPr>
+        <w:ind w:left="720" w:hanging="720"/>
+      </w:pPr>
+    </w:lvl>
+    <w:lvl w:ilvl="3">
+      <w:start w:val="1"/>
+      <w:numFmt w:val="decimal"/>
+      <w:pStyle w:val="Heading4"/>
+      <w:lvlText w:val="%1.%2.%3.%4"/>
+      <w:lvlJc w:val="left"/>
+      <w:pPr>
+        <w:ind w:left="864" w:hanging="864"/>
+      </w:pPr>
+    </w:lvl>
+    <w:lvl w:ilvl="4">
+      <w:start w:val="1"/>
+      <w:numFmt w:val="decimal"/>
+      <w:pStyle w:val="Heading5"/>
+      <w:lvlText w:val="%1.%2.%3.%4.%5"/>
+      <w:lvlJc w:val="left"/>
+      <w:pPr>
+        <w:ind w:left="1008" w:hanging="1008"/>
+      </w:pPr>
+    </w:lvl>
+    <w:lvl w:ilvl="5">
+      <w:start w:val="1"/>
+      <w:numFmt w:val="decimal"/>
+      <w:pStyle w:val="Heading6"/>
+      <w:lvlText w:val="%1.%2.%3.%4.%5.%6"/>
+      <w:lvlJc w:val="left"/>
+      <w:pPr>
+        <w:ind w:left="1152" w:hanging="1152"/>
+      </w:pPr>
+    </w:lvl>
+    <w:lvl w:ilvl="6">
+      <w:start w:val="1"/>
+      <w:numFmt w:val="decimal"/>
+      <w:pStyle w:val="Heading7"/>
+      <w:lvlText w:val="%1.%2.%3.%4.%5.%6.%7"/>
+      <w:lvlJc w:val="left"/>
+      <w:pPr>
+        <w:ind w:left="1296" w:hanging="1296"/>
+      </w:pPr>
+    </w:lvl>
+    <w:lvl w:ilvl="7">
+      <w:start w:val="1"/>
+      <w:numFmt w:val="decimal"/>
+      <w:pStyle w:val="Heading8"/>
+      <w:lvlText w:val="%1.%2.%3.%4.%5.%6.%7.%8"/>
+      <w:lvlJc w:val="left"/>
+      <w:pPr>
+        <w:ind w:left="1440" w:hanging="1440"/>
+      </w:pPr>
+    </w:lvl>
+    <w:lvl w:ilvl="8">
+      <w:start w:val="1"/>
+      <w:numFmt w:val="decimal"/>
+      <w:pStyle w:val="Heading9"/>
+      <w:lvlText w:val="%1.%2.%3.%4.%5.%6.%7.%8.%9"/>
+      <w:lvlJc w:val="left"/>
+      <w:pPr>
+        <w:ind w:left="1584" w:hanging="1584"/>
+      </w:pPr>
+    </w:lvl>
+  </w:abstractNum>
+  <w:abstractNum w:abstractNumId="4" w15:restartNumberingAfterBreak="0">
+    <w:nsid w:val="51335A5E"/>
+    <w:multiLevelType w:val="hybridMultilevel"/>
+    <w:tmpl w:val="0BDC749C"/>
+    <w:lvl w:ilvl="0" w:tplc="18090001">
+      <w:start w:val="1"/>
+      <w:numFmt w:val="bullet"/>
+      <w:lvlText w:val=""/>
+      <w:lvlJc w:val="left"/>
+      <w:pPr>
+        <w:ind w:left="720" w:hanging="360"/>
+      </w:pPr>
+      <w:rPr>
+        <w:rFonts w:ascii="Symbol" w:hAnsi="Symbol" w:hint="default"/>
+      </w:rPr>
+    </w:lvl>
+    <w:lvl w:ilvl="1" w:tplc="18090003" w:tentative="1">
+      <w:start w:val="1"/>
+      <w:numFmt w:val="bullet"/>
+      <w:lvlText w:val="o"/>
+      <w:lvlJc w:val="left"/>
+      <w:pPr>
+        <w:ind w:left="1440" w:hanging="360"/>
+      </w:pPr>
+      <w:rPr>
+        <w:rFonts w:ascii="Courier New" w:hAnsi="Courier New" w:cs="Courier New" w:hint="default"/>
+      </w:rPr>
+    </w:lvl>
+    <w:lvl w:ilvl="2" w:tplc="18090005" w:tentative="1">
+      <w:start w:val="1"/>
+      <w:numFmt w:val="bullet"/>
+      <w:lvlText w:val=""/>
+      <w:lvlJc w:val="left"/>
+      <w:pPr>
+        <w:ind w:left="2160" w:hanging="360"/>
+      </w:pPr>
+      <w:rPr>
+        <w:rFonts w:ascii="Wingdings" w:hAnsi="Wingdings" w:hint="default"/>
+      </w:rPr>
+    </w:lvl>
+    <w:lvl w:ilvl="3" w:tplc="18090001" w:tentative="1">
+      <w:start w:val="1"/>
+      <w:numFmt w:val="bullet"/>
+      <w:lvlText w:val=""/>
+      <w:lvlJc w:val="left"/>
+      <w:pPr>
+        <w:ind w:left="2880" w:hanging="360"/>
+      </w:pPr>
+      <w:rPr>
+        <w:rFonts w:ascii="Symbol" w:hAnsi="Symbol" w:hint="default"/>
+      </w:rPr>
+    </w:lvl>
+    <w:lvl w:ilvl="4" w:tplc="18090003" w:tentative="1">
+      <w:start w:val="1"/>
+      <w:numFmt w:val="bullet"/>
+      <w:lvlText w:val="o"/>
+      <w:lvlJc w:val="left"/>
+      <w:pPr>
+        <w:ind w:left="3600" w:hanging="360"/>
+      </w:pPr>
+      <w:rPr>
+        <w:rFonts w:ascii="Courier New" w:hAnsi="Courier New" w:cs="Courier New" w:hint="default"/>
+      </w:rPr>
+    </w:lvl>
+    <w:lvl w:ilvl="5" w:tplc="18090005" w:tentative="1">
+      <w:start w:val="1"/>
+      <w:numFmt w:val="bullet"/>
+      <w:lvlText w:val=""/>
+      <w:lvlJc w:val="left"/>
+      <w:pPr>
+        <w:ind w:left="4320" w:hanging="360"/>
+      </w:pPr>
+      <w:rPr>
+        <w:rFonts w:ascii="Wingdings" w:hAnsi="Wingdings" w:hint="default"/>
+      </w:rPr>
+    </w:lvl>
+    <w:lvl w:ilvl="6" w:tplc="18090001" w:tentative="1">
+      <w:start w:val="1"/>
+      <w:numFmt w:val="bullet"/>
+      <w:lvlText w:val=""/>
+      <w:lvlJc w:val="left"/>
+      <w:pPr>
+        <w:ind w:left="5040" w:hanging="360"/>
+      </w:pPr>
+      <w:rPr>
+        <w:rFonts w:ascii="Symbol" w:hAnsi="Symbol" w:hint="default"/>
+      </w:rPr>
+    </w:lvl>
+    <w:lvl w:ilvl="7" w:tplc="18090003" w:tentative="1">
+      <w:start w:val="1"/>
+      <w:numFmt w:val="bullet"/>
+      <w:lvlText w:val="o"/>
+      <w:lvlJc w:val="left"/>
+      <w:pPr>
+        <w:ind w:left="5760" w:hanging="360"/>
+      </w:pPr>
+      <w:rPr>
+        <w:rFonts w:ascii="Courier New" w:hAnsi="Courier New" w:cs="Courier New" w:hint="default"/>
+      </w:rPr>
+    </w:lvl>
+    <w:lvl w:ilvl="8" w:tplc="18090005" w:tentative="1">
+      <w:start w:val="1"/>
+      <w:numFmt w:val="bullet"/>
+      <w:lvlText w:val=""/>
+      <w:lvlJc w:val="left"/>
+      <w:pPr>
+        <w:ind w:left="6480" w:hanging="360"/>
+      </w:pPr>
+      <w:rPr>
+        <w:rFonts w:ascii="Wingdings" w:hAnsi="Wingdings" w:hint="default"/>
+      </w:rPr>
+    </w:lvl>
+  </w:abstractNum>
+  <w:abstractNum w:abstractNumId="5" w15:restartNumberingAfterBreak="0">
+    <w:nsid w:val="58DF2F51"/>
+    <w:multiLevelType w:val="hybridMultilevel"/>
+    <w:tmpl w:val="C3DC8556"/>
+    <w:lvl w:ilvl="0" w:tplc="18090001">
+      <w:start w:val="1"/>
+      <w:numFmt w:val="bullet"/>
+      <w:lvlText w:val=""/>
+      <w:lvlJc w:val="left"/>
+      <w:pPr>
+        <w:ind w:left="720" w:hanging="360"/>
+      </w:pPr>
+      <w:rPr>
+        <w:rFonts w:ascii="Symbol" w:hAnsi="Symbol" w:hint="default"/>
+      </w:rPr>
+    </w:lvl>
+    <w:lvl w:ilvl="1" w:tplc="18090003">
+      <w:start w:val="1"/>
+      <w:numFmt w:val="bullet"/>
+      <w:lvlText w:val="o"/>
+      <w:lvlJc w:val="left"/>
+      <w:pPr>
+        <w:ind w:left="1440" w:hanging="360"/>
+      </w:pPr>
+      <w:rPr>
+        <w:rFonts w:ascii="Courier New" w:hAnsi="Courier New" w:cs="Courier New" w:hint="default"/>
+      </w:rPr>
+    </w:lvl>
+    <w:lvl w:ilvl="2" w:tplc="18090005" w:tentative="1">
+      <w:start w:val="1"/>
+      <w:numFmt w:val="bullet"/>
+      <w:lvlText w:val=""/>
+      <w:lvlJc w:val="left"/>
+      <w:pPr>
+        <w:ind w:left="2160" w:hanging="360"/>
+      </w:pPr>
+      <w:rPr>
+        <w:rFonts w:ascii="Wingdings" w:hAnsi="Wingdings" w:hint="default"/>
+      </w:rPr>
+    </w:lvl>
+    <w:lvl w:ilvl="3" w:tplc="18090001" w:tentative="1">
+      <w:start w:val="1"/>
+      <w:numFmt w:val="bullet"/>
+      <w:lvlText w:val=""/>
+      <w:lvlJc w:val="left"/>
+      <w:pPr>
+        <w:ind w:left="2880" w:hanging="360"/>
+      </w:pPr>
+      <w:rPr>
+        <w:rFonts w:ascii="Symbol" w:hAnsi="Symbol" w:hint="default"/>
+      </w:rPr>
+    </w:lvl>
+    <w:lvl w:ilvl="4" w:tplc="18090003" w:tentative="1">
+      <w:start w:val="1"/>
+      <w:numFmt w:val="bullet"/>
+      <w:lvlText w:val="o"/>
+      <w:lvlJc w:val="left"/>
+      <w:pPr>
+        <w:ind w:left="3600" w:hanging="360"/>
+      </w:pPr>
+      <w:rPr>
+        <w:rFonts w:ascii="Courier New" w:hAnsi="Courier New" w:cs="Courier New" w:hint="default"/>
+      </w:rPr>
+    </w:lvl>
+    <w:lvl w:ilvl="5" w:tplc="18090005" w:tentative="1">
+      <w:start w:val="1"/>
+      <w:numFmt w:val="bullet"/>
+      <w:lvlText w:val=""/>
+      <w:lvlJc w:val="left"/>
+      <w:pPr>
+        <w:ind w:left="4320" w:hanging="360"/>
+      </w:pPr>
+      <w:rPr>
+        <w:rFonts w:ascii="Wingdings" w:hAnsi="Wingdings" w:hint="default"/>
+      </w:rPr>
+    </w:lvl>
+    <w:lvl w:ilvl="6" w:tplc="18090001" w:tentative="1">
+      <w:start w:val="1"/>
+      <w:numFmt w:val="bullet"/>
+      <w:lvlText w:val=""/>
+      <w:lvlJc w:val="left"/>
+      <w:pPr>
+        <w:ind w:left="5040" w:hanging="360"/>
+      </w:pPr>
+      <w:rPr>
+        <w:rFonts w:ascii="Symbol" w:hAnsi="Symbol" w:hint="default"/>
+      </w:rPr>
+    </w:lvl>
+    <w:lvl w:ilvl="7" w:tplc="18090003" w:tentative="1">
+      <w:start w:val="1"/>
+      <w:numFmt w:val="bullet"/>
+      <w:lvlText w:val="o"/>
+      <w:lvlJc w:val="left"/>
+      <w:pPr>
+        <w:ind w:left="5760" w:hanging="360"/>
+      </w:pPr>
+      <w:rPr>
+        <w:rFonts w:ascii="Courier New" w:hAnsi="Courier New" w:cs="Courier New" w:hint="default"/>
+      </w:rPr>
+    </w:lvl>
+    <w:lvl w:ilvl="8" w:tplc="18090005" w:tentative="1">
+      <w:start w:val="1"/>
+      <w:numFmt w:val="bullet"/>
+      <w:lvlText w:val=""/>
+      <w:lvlJc w:val="left"/>
+      <w:pPr>
+        <w:ind w:left="6480" w:hanging="360"/>
+      </w:pPr>
+      <w:rPr>
+        <w:rFonts w:ascii="Wingdings" w:hAnsi="Wingdings" w:hint="default"/>
+      </w:rPr>
+    </w:lvl>
+  </w:abstractNum>
   <w:abstractNum w:abstractNumId="6" w15:restartNumberingAfterBreak="0">
+    <w:nsid w:val="6D344282"/>
+    <w:multiLevelType w:val="multilevel"/>
+    <w:tmpl w:val="55A04AFE"/>
+    <w:lvl w:ilvl="0">
+      <w:start w:val="1"/>
+      <w:numFmt w:val="bullet"/>
+      <w:lvlText w:val=""/>
+      <w:lvlJc w:val="left"/>
+      <w:pPr>
+        <w:tabs>
+          <w:tab w:val="num" w:pos="720"/>
+        </w:tabs>
+        <w:ind w:left="720" w:hanging="360"/>
+      </w:pPr>
+      <w:rPr>
+        <w:rFonts w:ascii="Symbol" w:hAnsi="Symbol" w:hint="default"/>
+        <w:sz w:val="20"/>
+      </w:rPr>
+    </w:lvl>
+    <w:lvl w:ilvl="1" w:tentative="1">
+      <w:start w:val="1"/>
+      <w:numFmt w:val="bullet"/>
+      <w:lvlText w:val="o"/>
+      <w:lvlJc w:val="left"/>
+      <w:pPr>
+        <w:tabs>
+          <w:tab w:val="num" w:pos="1440"/>
+        </w:tabs>
+        <w:ind w:left="1440" w:hanging="360"/>
+      </w:pPr>
+      <w:rPr>
+        <w:rFonts w:ascii="Courier New" w:hAnsi="Courier New" w:hint="default"/>
+        <w:sz w:val="20"/>
+      </w:rPr>
+    </w:lvl>
+    <w:lvl w:ilvl="2" w:tentative="1">
+      <w:start w:val="1"/>
+      <w:numFmt w:val="bullet"/>
+      <w:lvlText w:val=""/>
+      <w:lvlJc w:val="left"/>
+      <w:pPr>
+        <w:tabs>
+          <w:tab w:val="num" w:pos="2160"/>
+        </w:tabs>
+        <w:ind w:left="2160" w:hanging="360"/>
+      </w:pPr>
+      <w:rPr>
+        <w:rFonts w:ascii="Wingdings" w:hAnsi="Wingdings" w:hint="default"/>
+        <w:sz w:val="20"/>
+      </w:rPr>
+    </w:lvl>
+    <w:lvl w:ilvl="3" w:tentative="1">
+      <w:start w:val="1"/>
+      <w:numFmt w:val="bullet"/>
+      <w:lvlText w:val=""/>
+      <w:lvlJc w:val="left"/>
+      <w:pPr>
+        <w:tabs>
+          <w:tab w:val="num" w:pos="2880"/>
+        </w:tabs>
+        <w:ind w:left="2880" w:hanging="360"/>
+      </w:pPr>
+      <w:rPr>
+        <w:rFonts w:ascii="Wingdings" w:hAnsi="Wingdings" w:hint="default"/>
+        <w:sz w:val="20"/>
+      </w:rPr>
+    </w:lvl>
+    <w:lvl w:ilvl="4" w:tentative="1">
+      <w:start w:val="1"/>
+      <w:numFmt w:val="bullet"/>
+      <w:lvlText w:val=""/>
+      <w:lvlJc w:val="left"/>
+      <w:pPr>
+        <w:tabs>
+          <w:tab w:val="num" w:pos="3600"/>
+        </w:tabs>
+        <w:ind w:left="3600" w:hanging="360"/>
+      </w:pPr>
+      <w:rPr>
+        <w:rFonts w:ascii="Wingdings" w:hAnsi="Wingdings" w:hint="default"/>
+        <w:sz w:val="20"/>
+      </w:rPr>
+    </w:lvl>
+    <w:lvl w:ilvl="5" w:tentative="1">
+      <w:start w:val="1"/>
+      <w:numFmt w:val="bullet"/>
+      <w:lvlText w:val=""/>
+      <w:lvlJc w:val="left"/>
+      <w:pPr>
+        <w:tabs>
+          <w:tab w:val="num" w:pos="4320"/>
+        </w:tabs>
+        <w:ind w:left="4320" w:hanging="360"/>
+      </w:pPr>
+      <w:rPr>
+        <w:rFonts w:ascii="Wingdings" w:hAnsi="Wingdings" w:hint="default"/>
+        <w:sz w:val="20"/>
+      </w:rPr>
+    </w:lvl>
+    <w:lvl w:ilvl="6" w:tentative="1">
+      <w:start w:val="1"/>
+      <w:numFmt w:val="bullet"/>
+      <w:lvlText w:val=""/>
+      <w:lvlJc w:val="left"/>
+      <w:pPr>
+        <w:tabs>
+          <w:tab w:val="num" w:pos="5040"/>
+        </w:tabs>
+        <w:ind w:left="5040" w:hanging="360"/>
+      </w:pPr>
+      <w:rPr>
+        <w:rFonts w:ascii="Wingdings" w:hAnsi="Wingdings" w:hint="default"/>
+        <w:sz w:val="20"/>
+      </w:rPr>
+    </w:lvl>
+    <w:lvl w:ilvl="7" w:tentative="1">
+      <w:start w:val="1"/>
+      <w:numFmt w:val="bullet"/>
+      <w:lvlText w:val=""/>
+      <w:lvlJc w:val="left"/>
+      <w:pPr>
+        <w:tabs>
+          <w:tab w:val="num" w:pos="5760"/>
+        </w:tabs>
+        <w:ind w:left="5760" w:hanging="360"/>
+      </w:pPr>
+      <w:rPr>
+        <w:rFonts w:ascii="Wingdings" w:hAnsi="Wingdings" w:hint="default"/>
+        <w:sz w:val="20"/>
+      </w:rPr>
+    </w:lvl>
+    <w:lvl w:ilvl="8" w:tentative="1">
+      <w:start w:val="1"/>
+      <w:numFmt w:val="bullet"/>
+      <w:lvlText w:val=""/>
+      <w:lvlJc w:val="left"/>
+      <w:pPr>
+        <w:tabs>
+          <w:tab w:val="num" w:pos="6480"/>
+        </w:tabs>
+        <w:ind w:left="6480" w:hanging="360"/>
+      </w:pPr>
+      <w:rPr>
+        <w:rFonts w:ascii="Wingdings" w:hAnsi="Wingdings" w:hint="default"/>
+        <w:sz w:val="20"/>
+      </w:rPr>
+    </w:lvl>
+  </w:abstractNum>
+  <w:abstractNum w:abstractNumId="7" w15:restartNumberingAfterBreak="0">
     <w:nsid w:val="75FA4E85"/>
     <w:multiLevelType w:val="hybridMultilevel"/>
     <w:tmpl w:val="7EC0EBBC"/>
@@ -11495,7 +14828,7 @@
       </w:pPr>
     </w:lvl>
   </w:abstractNum>
-  <w:abstractNum w:abstractNumId="7" w15:restartNumberingAfterBreak="0">
+  <w:abstractNum w:abstractNumId="8" w15:restartNumberingAfterBreak="0">
     <w:nsid w:val="76BC4AD9"/>
     <w:multiLevelType w:val="multilevel"/>
     <w:tmpl w:val="5C84B1E0"/>
@@ -11645,28 +14978,31 @@
     </w:lvl>
   </w:abstractNum>
   <w:num w:numId="1" w16cid:durableId="1740248834">
+    <w:abstractNumId w:val="7"/>
+  </w:num>
+  <w:num w:numId="2" w16cid:durableId="367679738">
+    <w:abstractNumId w:val="3"/>
+  </w:num>
+  <w:num w:numId="3" w16cid:durableId="219902552">
+    <w:abstractNumId w:val="5"/>
+  </w:num>
+  <w:num w:numId="4" w16cid:durableId="1725987621">
+    <w:abstractNumId w:val="2"/>
+  </w:num>
+  <w:num w:numId="5" w16cid:durableId="1259561661">
+    <w:abstractNumId w:val="8"/>
+  </w:num>
+  <w:num w:numId="6" w16cid:durableId="742264202">
     <w:abstractNumId w:val="6"/>
   </w:num>
-  <w:num w:numId="2" w16cid:durableId="367679738">
-    <w:abstractNumId w:val="2"/>
+  <w:num w:numId="7" w16cid:durableId="783959441">
+    <w:abstractNumId w:val="1"/>
   </w:num>
-  <w:num w:numId="3" w16cid:durableId="219902552">
+  <w:num w:numId="8" w16cid:durableId="1244025166">
     <w:abstractNumId w:val="4"/>
   </w:num>
-  <w:num w:numId="4" w16cid:durableId="1725987621">
-    <w:abstractNumId w:val="1"/>
-  </w:num>
-  <w:num w:numId="5" w16cid:durableId="1259561661">
-    <w:abstractNumId w:val="7"/>
-  </w:num>
-  <w:num w:numId="6" w16cid:durableId="742264202">
-    <w:abstractNumId w:val="5"/>
-  </w:num>
-  <w:num w:numId="7" w16cid:durableId="783959441">
+  <w:num w:numId="9" w16cid:durableId="1501121480">
     <w:abstractNumId w:val="0"/>
-  </w:num>
-  <w:num w:numId="8" w16cid:durableId="1244025166">
-    <w:abstractNumId w:val="3"/>
   </w:num>
 </w:numbering>
 </file>
@@ -12161,7 +15497,6 @@
     <w:next w:val="Normal"/>
     <w:link w:val="Heading4Char"/>
     <w:uiPriority w:val="9"/>
-    <w:semiHidden/>
     <w:unhideWhenUsed/>
     <w:qFormat/>
     <w:rsid w:val="000E0309"/>
@@ -12322,7 +15657,6 @@
   <w:style w:type="character" w:default="1" w:styleId="DefaultParagraphFont">
     <w:name w:val="Default Paragraph Font"/>
     <w:uiPriority w:val="1"/>
-    <w:semiHidden/>
     <w:unhideWhenUsed/>
   </w:style>
   <w:style w:type="table" w:default="1" w:styleId="TableNormal">
@@ -12501,7 +15835,6 @@
     <w:basedOn w:val="DefaultParagraphFont"/>
     <w:link w:val="Heading4"/>
     <w:uiPriority w:val="9"/>
-    <w:semiHidden/>
     <w:rsid w:val="000E0309"/>
     <w:rPr>
       <w:rFonts w:asciiTheme="majorHAnsi" w:eastAsiaTheme="majorEastAsia" w:hAnsiTheme="majorHAnsi" w:cstheme="majorBidi"/>

--- a/EE499 Checklist and Report Iterations/EE499_DC_DC_Converter_Final_Report (1).docx
+++ b/EE499 Checklist and Report Iterations/EE499_DC_DC_Converter_Final_Report (1).docx
@@ -293,7 +293,7 @@
             </w:rPr>
             <w:fldChar w:fldCharType="separate"/>
           </w:r>
-          <w:hyperlink w:anchor="_Toc228546443" w:history="1">
+          <w:hyperlink w:anchor="_Toc228563546" w:history="1">
             <w:r>
               <w:rPr>
                 <w:rStyle w:val="Hyperlink"/>
@@ -320,7 +320,7 @@
                 <w:noProof/>
                 <w:webHidden/>
               </w:rPr>
-              <w:instrText xml:space="preserve"> PAGEREF _Toc228546443 \h </w:instrText>
+              <w:instrText xml:space="preserve"> PAGEREF _Toc228563546 \h </w:instrText>
             </w:r>
             <w:r>
               <w:rPr>
@@ -367,7 +367,7 @@
               <w14:ligatures w14:val="standardContextual"/>
             </w:rPr>
           </w:pPr>
-          <w:hyperlink w:anchor="_Toc228546444" w:history="1">
+          <w:hyperlink w:anchor="_Toc228563547" w:history="1">
             <w:r>
               <w:rPr>
                 <w:rStyle w:val="Hyperlink"/>
@@ -394,7 +394,7 @@
                 <w:noProof/>
                 <w:webHidden/>
               </w:rPr>
-              <w:instrText xml:space="preserve"> PAGEREF _Toc228546444 \h </w:instrText>
+              <w:instrText xml:space="preserve"> PAGEREF _Toc228563547 \h </w:instrText>
             </w:r>
             <w:r>
               <w:rPr>
@@ -442,7 +442,7 @@
               <w14:ligatures w14:val="standardContextual"/>
             </w:rPr>
           </w:pPr>
-          <w:hyperlink w:anchor="_Toc228546445" w:history="1">
+          <w:hyperlink w:anchor="_Toc228563548" w:history="1">
             <w:r>
               <w:rPr>
                 <w:rStyle w:val="Hyperlink"/>
@@ -488,7 +488,7 @@
                 <w:noProof/>
                 <w:webHidden/>
               </w:rPr>
-              <w:instrText xml:space="preserve"> PAGEREF _Toc228546445 \h </w:instrText>
+              <w:instrText xml:space="preserve"> PAGEREF _Toc228563548 \h </w:instrText>
             </w:r>
             <w:r>
               <w:rPr>
@@ -536,7 +536,7 @@
               <w14:ligatures w14:val="standardContextual"/>
             </w:rPr>
           </w:pPr>
-          <w:hyperlink w:anchor="_Toc228546446" w:history="1">
+          <w:hyperlink w:anchor="_Toc228563549" w:history="1">
             <w:r>
               <w:rPr>
                 <w:rStyle w:val="Hyperlink"/>
@@ -582,7 +582,7 @@
                 <w:noProof/>
                 <w:webHidden/>
               </w:rPr>
-              <w:instrText xml:space="preserve"> PAGEREF _Toc228546446 \h </w:instrText>
+              <w:instrText xml:space="preserve"> PAGEREF _Toc228563549 \h </w:instrText>
             </w:r>
             <w:r>
               <w:rPr>
@@ -630,7 +630,7 @@
               <w14:ligatures w14:val="standardContextual"/>
             </w:rPr>
           </w:pPr>
-          <w:hyperlink w:anchor="_Toc228546447" w:history="1">
+          <w:hyperlink w:anchor="_Toc228563550" w:history="1">
             <w:r>
               <w:rPr>
                 <w:rStyle w:val="Hyperlink"/>
@@ -676,7 +676,7 @@
                 <w:noProof/>
                 <w:webHidden/>
               </w:rPr>
-              <w:instrText xml:space="preserve"> PAGEREF _Toc228546447 \h </w:instrText>
+              <w:instrText xml:space="preserve"> PAGEREF _Toc228563550 \h </w:instrText>
             </w:r>
             <w:r>
               <w:rPr>
@@ -724,7 +724,7 @@
               <w14:ligatures w14:val="standardContextual"/>
             </w:rPr>
           </w:pPr>
-          <w:hyperlink w:anchor="_Toc228546448" w:history="1">
+          <w:hyperlink w:anchor="_Toc228563551" w:history="1">
             <w:r>
               <w:rPr>
                 <w:rStyle w:val="Hyperlink"/>
@@ -771,7 +771,7 @@
                 <w:noProof/>
                 <w:webHidden/>
               </w:rPr>
-              <w:instrText xml:space="preserve"> PAGEREF _Toc228546448 \h </w:instrText>
+              <w:instrText xml:space="preserve"> PAGEREF _Toc228563551 \h </w:instrText>
             </w:r>
             <w:r>
               <w:rPr>
@@ -819,7 +819,7 @@
               <w14:ligatures w14:val="standardContextual"/>
             </w:rPr>
           </w:pPr>
-          <w:hyperlink w:anchor="_Toc228546449" w:history="1">
+          <w:hyperlink w:anchor="_Toc228563552" w:history="1">
             <w:r>
               <w:rPr>
                 <w:rStyle w:val="Hyperlink"/>
@@ -865,7 +865,7 @@
                 <w:noProof/>
                 <w:webHidden/>
               </w:rPr>
-              <w:instrText xml:space="preserve"> PAGEREF _Toc228546449 \h </w:instrText>
+              <w:instrText xml:space="preserve"> PAGEREF _Toc228563552 \h </w:instrText>
             </w:r>
             <w:r>
               <w:rPr>
@@ -913,7 +913,7 @@
               <w14:ligatures w14:val="standardContextual"/>
             </w:rPr>
           </w:pPr>
-          <w:hyperlink w:anchor="_Toc228546450" w:history="1">
+          <w:hyperlink w:anchor="_Toc228563553" w:history="1">
             <w:r>
               <w:rPr>
                 <w:rStyle w:val="Hyperlink"/>
@@ -959,7 +959,7 @@
                 <w:noProof/>
                 <w:webHidden/>
               </w:rPr>
-              <w:instrText xml:space="preserve"> PAGEREF _Toc228546450 \h </w:instrText>
+              <w:instrText xml:space="preserve"> PAGEREF _Toc228563553 \h </w:instrText>
             </w:r>
             <w:r>
               <w:rPr>
@@ -1007,7 +1007,7 @@
               <w14:ligatures w14:val="standardContextual"/>
             </w:rPr>
           </w:pPr>
-          <w:hyperlink w:anchor="_Toc228546451" w:history="1">
+          <w:hyperlink w:anchor="_Toc228563554" w:history="1">
             <w:r>
               <w:rPr>
                 <w:rStyle w:val="Hyperlink"/>
@@ -1054,7 +1054,7 @@
                 <w:noProof/>
                 <w:webHidden/>
               </w:rPr>
-              <w:instrText xml:space="preserve"> PAGEREF _Toc228546451 \h </w:instrText>
+              <w:instrText xml:space="preserve"> PAGEREF _Toc228563554 \h </w:instrText>
             </w:r>
             <w:r>
               <w:rPr>
@@ -1102,7 +1102,7 @@
               <w14:ligatures w14:val="standardContextual"/>
             </w:rPr>
           </w:pPr>
-          <w:hyperlink w:anchor="_Toc228546452" w:history="1">
+          <w:hyperlink w:anchor="_Toc228563555" w:history="1">
             <w:r>
               <w:rPr>
                 <w:rStyle w:val="Hyperlink"/>
@@ -1148,7 +1148,7 @@
                 <w:noProof/>
                 <w:webHidden/>
               </w:rPr>
-              <w:instrText xml:space="preserve"> PAGEREF _Toc228546452 \h </w:instrText>
+              <w:instrText xml:space="preserve"> PAGEREF _Toc228563555 \h </w:instrText>
             </w:r>
             <w:r>
               <w:rPr>
@@ -1196,7 +1196,7 @@
               <w14:ligatures w14:val="standardContextual"/>
             </w:rPr>
           </w:pPr>
-          <w:hyperlink w:anchor="_Toc228546453" w:history="1">
+          <w:hyperlink w:anchor="_Toc228563556" w:history="1">
             <w:r>
               <w:rPr>
                 <w:rStyle w:val="Hyperlink"/>
@@ -1242,7 +1242,7 @@
                 <w:noProof/>
                 <w:webHidden/>
               </w:rPr>
-              <w:instrText xml:space="preserve"> PAGEREF _Toc228546453 \h </w:instrText>
+              <w:instrText xml:space="preserve"> PAGEREF _Toc228563556 \h </w:instrText>
             </w:r>
             <w:r>
               <w:rPr>
@@ -1290,7 +1290,7 @@
               <w14:ligatures w14:val="standardContextual"/>
             </w:rPr>
           </w:pPr>
-          <w:hyperlink w:anchor="_Toc228546454" w:history="1">
+          <w:hyperlink w:anchor="_Toc228563557" w:history="1">
             <w:r>
               <w:rPr>
                 <w:rStyle w:val="Hyperlink"/>
@@ -1336,7 +1336,7 @@
                 <w:noProof/>
                 <w:webHidden/>
               </w:rPr>
-              <w:instrText xml:space="preserve"> PAGEREF _Toc228546454 \h </w:instrText>
+              <w:instrText xml:space="preserve"> PAGEREF _Toc228563557 \h </w:instrText>
             </w:r>
             <w:r>
               <w:rPr>
@@ -1384,7 +1384,7 @@
               <w14:ligatures w14:val="standardContextual"/>
             </w:rPr>
           </w:pPr>
-          <w:hyperlink w:anchor="_Toc228546455" w:history="1">
+          <w:hyperlink w:anchor="_Toc228563558" w:history="1">
             <w:r>
               <w:rPr>
                 <w:rStyle w:val="Hyperlink"/>
@@ -1430,7 +1430,7 @@
                 <w:noProof/>
                 <w:webHidden/>
               </w:rPr>
-              <w:instrText xml:space="preserve"> PAGEREF _Toc228546455 \h </w:instrText>
+              <w:instrText xml:space="preserve"> PAGEREF _Toc228563558 \h </w:instrText>
             </w:r>
             <w:r>
               <w:rPr>
@@ -1478,7 +1478,7 @@
               <w14:ligatures w14:val="standardContextual"/>
             </w:rPr>
           </w:pPr>
-          <w:hyperlink w:anchor="_Toc228546456" w:history="1">
+          <w:hyperlink w:anchor="_Toc228563559" w:history="1">
             <w:r>
               <w:rPr>
                 <w:rStyle w:val="Hyperlink"/>
@@ -1524,7 +1524,7 @@
                 <w:noProof/>
                 <w:webHidden/>
               </w:rPr>
-              <w:instrText xml:space="preserve"> PAGEREF _Toc228546456 \h </w:instrText>
+              <w:instrText xml:space="preserve"> PAGEREF _Toc228563559 \h </w:instrText>
             </w:r>
             <w:r>
               <w:rPr>
@@ -1572,7 +1572,7 @@
               <w14:ligatures w14:val="standardContextual"/>
             </w:rPr>
           </w:pPr>
-          <w:hyperlink w:anchor="_Toc228546457" w:history="1">
+          <w:hyperlink w:anchor="_Toc228563560" w:history="1">
             <w:r>
               <w:rPr>
                 <w:rStyle w:val="Hyperlink"/>
@@ -1618,7 +1618,7 @@
                 <w:noProof/>
                 <w:webHidden/>
               </w:rPr>
-              <w:instrText xml:space="preserve"> PAGEREF _Toc228546457 \h </w:instrText>
+              <w:instrText xml:space="preserve"> PAGEREF _Toc228563560 \h </w:instrText>
             </w:r>
             <w:r>
               <w:rPr>
@@ -1666,7 +1666,7 @@
               <w14:ligatures w14:val="standardContextual"/>
             </w:rPr>
           </w:pPr>
-          <w:hyperlink w:anchor="_Toc228546458" w:history="1">
+          <w:hyperlink w:anchor="_Toc228563561" w:history="1">
             <w:r>
               <w:rPr>
                 <w:rStyle w:val="Hyperlink"/>
@@ -1712,7 +1712,7 @@
                 <w:noProof/>
                 <w:webHidden/>
               </w:rPr>
-              <w:instrText xml:space="preserve"> PAGEREF _Toc228546458 \h </w:instrText>
+              <w:instrText xml:space="preserve"> PAGEREF _Toc228563561 \h </w:instrText>
             </w:r>
             <w:r>
               <w:rPr>
@@ -1760,7 +1760,7 @@
               <w14:ligatures w14:val="standardContextual"/>
             </w:rPr>
           </w:pPr>
-          <w:hyperlink w:anchor="_Toc228546459" w:history="1">
+          <w:hyperlink w:anchor="_Toc228563562" w:history="1">
             <w:r>
               <w:rPr>
                 <w:rStyle w:val="Hyperlink"/>
@@ -1806,7 +1806,7 @@
                 <w:noProof/>
                 <w:webHidden/>
               </w:rPr>
-              <w:instrText xml:space="preserve"> PAGEREF _Toc228546459 \h </w:instrText>
+              <w:instrText xml:space="preserve"> PAGEREF _Toc228563562 \h </w:instrText>
             </w:r>
             <w:r>
               <w:rPr>
@@ -1854,7 +1854,7 @@
               <w14:ligatures w14:val="standardContextual"/>
             </w:rPr>
           </w:pPr>
-          <w:hyperlink w:anchor="_Toc228546460" w:history="1">
+          <w:hyperlink w:anchor="_Toc228563563" w:history="1">
             <w:r>
               <w:rPr>
                 <w:rStyle w:val="Hyperlink"/>
@@ -1879,7 +1879,7 @@
                 <w:rStyle w:val="Hyperlink"/>
                 <w:noProof/>
               </w:rPr>
-              <w:t>Output Capacitor Voltage Ripple</w:t>
+              <w:t>Input Capacitor Ripple Current</w:t>
             </w:r>
             <w:r>
               <w:rPr>
@@ -1900,7 +1900,7 @@
                 <w:noProof/>
                 <w:webHidden/>
               </w:rPr>
-              <w:instrText xml:space="preserve"> PAGEREF _Toc228546460 \h </w:instrText>
+              <w:instrText xml:space="preserve"> PAGEREF _Toc228563563 \h </w:instrText>
             </w:r>
             <w:r>
               <w:rPr>
@@ -1948,7 +1948,7 @@
               <w14:ligatures w14:val="standardContextual"/>
             </w:rPr>
           </w:pPr>
-          <w:hyperlink w:anchor="_Toc228546461" w:history="1">
+          <w:hyperlink w:anchor="_Toc228563564" w:history="1">
             <w:r>
               <w:rPr>
                 <w:rStyle w:val="Hyperlink"/>
@@ -1994,7 +1994,7 @@
                 <w:noProof/>
                 <w:webHidden/>
               </w:rPr>
-              <w:instrText xml:space="preserve"> PAGEREF _Toc228546461 \h </w:instrText>
+              <w:instrText xml:space="preserve"> PAGEREF _Toc228563564 \h </w:instrText>
             </w:r>
             <w:r>
               <w:rPr>
@@ -2014,7 +2014,7 @@
                 <w:noProof/>
                 <w:webHidden/>
               </w:rPr>
-              <w:t>12</w:t>
+              <w:t>13</w:t>
             </w:r>
             <w:r>
               <w:rPr>
@@ -2042,7 +2042,7 @@
               <w14:ligatures w14:val="standardContextual"/>
             </w:rPr>
           </w:pPr>
-          <w:hyperlink w:anchor="_Toc228546462" w:history="1">
+          <w:hyperlink w:anchor="_Toc228563565" w:history="1">
             <w:r>
               <w:rPr>
                 <w:rStyle w:val="Hyperlink"/>
@@ -2088,7 +2088,7 @@
                 <w:noProof/>
                 <w:webHidden/>
               </w:rPr>
-              <w:instrText xml:space="preserve"> PAGEREF _Toc228546462 \h </w:instrText>
+              <w:instrText xml:space="preserve"> PAGEREF _Toc228563565 \h </w:instrText>
             </w:r>
             <w:r>
               <w:rPr>
@@ -2136,7 +2136,7 @@
               <w14:ligatures w14:val="standardContextual"/>
             </w:rPr>
           </w:pPr>
-          <w:hyperlink w:anchor="_Toc228546463" w:history="1">
+          <w:hyperlink w:anchor="_Toc228563566" w:history="1">
             <w:r>
               <w:rPr>
                 <w:rStyle w:val="Hyperlink"/>
@@ -2182,7 +2182,7 @@
                 <w:noProof/>
                 <w:webHidden/>
               </w:rPr>
-              <w:instrText xml:space="preserve"> PAGEREF _Toc228546463 \h </w:instrText>
+              <w:instrText xml:space="preserve"> PAGEREF _Toc228563566 \h </w:instrText>
             </w:r>
             <w:r>
               <w:rPr>
@@ -2229,7 +2229,7 @@
               <w14:ligatures w14:val="standardContextual"/>
             </w:rPr>
           </w:pPr>
-          <w:hyperlink w:anchor="_Toc228546464" w:history="1">
+          <w:hyperlink w:anchor="_Toc228563567" w:history="1">
             <w:r>
               <w:rPr>
                 <w:rStyle w:val="Hyperlink"/>
@@ -2256,7 +2256,7 @@
                 <w:noProof/>
                 <w:webHidden/>
               </w:rPr>
-              <w:instrText xml:space="preserve"> PAGEREF _Toc228546464 \h </w:instrText>
+              <w:instrText xml:space="preserve"> PAGEREF _Toc228563567 \h </w:instrText>
             </w:r>
             <w:r>
               <w:rPr>
@@ -2303,7 +2303,7 @@
               <w14:ligatures w14:val="standardContextual"/>
             </w:rPr>
           </w:pPr>
-          <w:hyperlink w:anchor="_Toc228546465" w:history="1">
+          <w:hyperlink w:anchor="_Toc228563568" w:history="1">
             <w:r>
               <w:rPr>
                 <w:rStyle w:val="Hyperlink"/>
@@ -2330,7 +2330,7 @@
                 <w:noProof/>
                 <w:webHidden/>
               </w:rPr>
-              <w:instrText xml:space="preserve"> PAGEREF _Toc228546465 \h </w:instrText>
+              <w:instrText xml:space="preserve"> PAGEREF _Toc228563568 \h </w:instrText>
             </w:r>
             <w:r>
               <w:rPr>
@@ -2377,7 +2377,7 @@
               <w14:ligatures w14:val="standardContextual"/>
             </w:rPr>
           </w:pPr>
-          <w:hyperlink w:anchor="_Toc228546466" w:history="1">
+          <w:hyperlink w:anchor="_Toc228563569" w:history="1">
             <w:r>
               <w:rPr>
                 <w:rStyle w:val="Hyperlink"/>
@@ -2404,7 +2404,7 @@
                 <w:noProof/>
                 <w:webHidden/>
               </w:rPr>
-              <w:instrText xml:space="preserve"> PAGEREF _Toc228546466 \h </w:instrText>
+              <w:instrText xml:space="preserve"> PAGEREF _Toc228563569 \h </w:instrText>
             </w:r>
             <w:r>
               <w:rPr>
@@ -2451,7 +2451,7 @@
               <w14:ligatures w14:val="standardContextual"/>
             </w:rPr>
           </w:pPr>
-          <w:hyperlink w:anchor="_Toc228546467" w:history="1">
+          <w:hyperlink w:anchor="_Toc228563570" w:history="1">
             <w:r>
               <w:rPr>
                 <w:rStyle w:val="Hyperlink"/>
@@ -2478,7 +2478,7 @@
                 <w:noProof/>
                 <w:webHidden/>
               </w:rPr>
-              <w:instrText xml:space="preserve"> PAGEREF _Toc228546467 \h </w:instrText>
+              <w:instrText xml:space="preserve"> PAGEREF _Toc228563570 \h </w:instrText>
             </w:r>
             <w:r>
               <w:rPr>
@@ -2498,7 +2498,7 @@
                 <w:noProof/>
                 <w:webHidden/>
               </w:rPr>
-              <w:t>16</w:t>
+              <w:t>17</w:t>
             </w:r>
             <w:r>
               <w:rPr>
@@ -2525,7 +2525,7 @@
               <w14:ligatures w14:val="standardContextual"/>
             </w:rPr>
           </w:pPr>
-          <w:hyperlink w:anchor="_Toc228546468" w:history="1">
+          <w:hyperlink w:anchor="_Toc228563571" w:history="1">
             <w:r>
               <w:rPr>
                 <w:rStyle w:val="Hyperlink"/>
@@ -2552,7 +2552,7 @@
                 <w:noProof/>
                 <w:webHidden/>
               </w:rPr>
-              <w:instrText xml:space="preserve"> PAGEREF _Toc228546468 \h </w:instrText>
+              <w:instrText xml:space="preserve"> PAGEREF _Toc228563571 \h </w:instrText>
             </w:r>
             <w:r>
               <w:rPr>
@@ -2572,7 +2572,7 @@
                 <w:noProof/>
                 <w:webHidden/>
               </w:rPr>
-              <w:t>16</w:t>
+              <w:t>17</w:t>
             </w:r>
             <w:r>
               <w:rPr>
@@ -2608,7 +2608,7 @@
       <w:pPr>
         <w:pStyle w:val="Heading1-NoNumber"/>
       </w:pPr>
-      <w:bookmarkStart w:id="0" w:name="_Toc228546443"/>
+      <w:bookmarkStart w:id="0" w:name="_Toc228563546"/>
       <w:r>
         <w:t>Abstract</w:t>
       </w:r>
@@ -2698,7 +2698,7 @@
       <w:pPr>
         <w:pStyle w:val="Heading1-NoNumber"/>
       </w:pPr>
-      <w:bookmarkStart w:id="1" w:name="_Toc228546444"/>
+      <w:bookmarkStart w:id="1" w:name="_Toc228563547"/>
       <w:r>
         <w:lastRenderedPageBreak/>
         <w:t>Declaration</w:t>
@@ -2878,7 +2878,7 @@
       <w:pPr>
         <w:pStyle w:val="Heading1"/>
       </w:pPr>
-      <w:bookmarkStart w:id="2" w:name="_Toc228546445"/>
+      <w:bookmarkStart w:id="2" w:name="_Toc228563548"/>
       <w:r>
         <w:lastRenderedPageBreak/>
         <w:t>Introduction</w:t>
@@ -2909,7 +2909,7 @@
       <w:pPr>
         <w:pStyle w:val="Heading2"/>
       </w:pPr>
-      <w:bookmarkStart w:id="3" w:name="_Toc228546446"/>
+      <w:bookmarkStart w:id="3" w:name="_Toc228563549"/>
       <w:r>
         <w:t>Problem Statement and Scope</w:t>
       </w:r>
@@ -2937,7 +2937,7 @@
       <w:pPr>
         <w:pStyle w:val="Heading2"/>
       </w:pPr>
-      <w:bookmarkStart w:id="4" w:name="_Toc228546447"/>
+      <w:bookmarkStart w:id="4" w:name="_Toc228563550"/>
       <w:r>
         <w:t>Approach and Methodology</w:t>
       </w:r>
@@ -3036,7 +3036,7 @@
           <w:lang w:val="en-GB"/>
         </w:rPr>
       </w:pPr>
-      <w:bookmarkStart w:id="5" w:name="_Toc228546448"/>
+      <w:bookmarkStart w:id="5" w:name="_Toc228563551"/>
       <w:r>
         <w:t>Evaluation Strategy</w:t>
       </w:r>
@@ -3055,7 +3055,7 @@
       <w:pPr>
         <w:pStyle w:val="Heading2"/>
       </w:pPr>
-      <w:bookmarkStart w:id="6" w:name="_Toc228546449"/>
+      <w:bookmarkStart w:id="6" w:name="_Toc228563552"/>
       <w:r>
         <w:t>Broader Impact</w:t>
       </w:r>
@@ -3235,7 +3235,7 @@
       <w:pPr>
         <w:pStyle w:val="Heading2"/>
       </w:pPr>
-      <w:bookmarkStart w:id="7" w:name="_Toc228546450"/>
+      <w:bookmarkStart w:id="7" w:name="_Toc228563553"/>
       <w:r>
         <w:t>Original Contributions and Externally Provided Resources</w:t>
       </w:r>
@@ -3428,7 +3428,7 @@
           <w:lang w:val="en-GB"/>
         </w:rPr>
       </w:pPr>
-      <w:bookmarkStart w:id="8" w:name="_Toc228546451"/>
+      <w:bookmarkStart w:id="8" w:name="_Toc228563554"/>
       <w:r>
         <w:t>Structure of the Report</w:t>
       </w:r>
@@ -3443,7 +3443,7 @@
       <w:pPr>
         <w:pStyle w:val="Heading1"/>
       </w:pPr>
-      <w:bookmarkStart w:id="9" w:name="_Toc228546452"/>
+      <w:bookmarkStart w:id="9" w:name="_Toc228563555"/>
       <w:r>
         <w:t>Technical Background</w:t>
       </w:r>
@@ -3468,7 +3468,7 @@
       <w:pPr>
         <w:pStyle w:val="Heading2"/>
       </w:pPr>
-      <w:bookmarkStart w:id="10" w:name="_Toc228546453"/>
+      <w:bookmarkStart w:id="10" w:name="_Toc228563556"/>
       <w:r>
         <w:t>DC-DC Converter Fundamentals</w:t>
       </w:r>
@@ -4034,7 +4034,7 @@
       <w:pPr>
         <w:pStyle w:val="Heading2"/>
       </w:pPr>
-      <w:bookmarkStart w:id="11" w:name="_Toc228546454"/>
+      <w:bookmarkStart w:id="11" w:name="_Toc228563557"/>
       <w:r>
         <w:t>Boost Converter</w:t>
       </w:r>
@@ -4053,7 +4053,7 @@
       <w:pPr>
         <w:pStyle w:val="Heading3"/>
       </w:pPr>
-      <w:bookmarkStart w:id="12" w:name="_Toc228546455"/>
+      <w:bookmarkStart w:id="12" w:name="_Toc228563558"/>
       <w:r>
         <w:t>Circuit Topology and Switching Intervals</w:t>
       </w:r>
@@ -4311,27 +4311,14 @@
       <w:r>
         <w:t xml:space="preserve">Figure </w:t>
       </w:r>
-      <w:r>
-        <w:fldChar w:fldCharType="begin"/>
-      </w:r>
-      <w:r>
-        <w:instrText xml:space="preserve"> SEQ Figure \* ARABIC </w:instrText>
-      </w:r>
-      <w:r>
-        <w:fldChar w:fldCharType="separate"/>
-      </w:r>
-      <w:r>
-        <w:rPr>
-          <w:noProof/>
-        </w:rPr>
-        <w:t>1</w:t>
-      </w:r>
-      <w:r>
-        <w:rPr>
-          <w:noProof/>
-        </w:rPr>
-        <w:fldChar w:fldCharType="end"/>
-      </w:r>
+      <w:fldSimple w:instr=" SEQ Figure \* ARABIC ">
+        <w:r>
+          <w:rPr>
+            <w:noProof/>
+          </w:rPr>
+          <w:t>1</w:t>
+        </w:r>
+      </w:fldSimple>
       <w:r>
         <w:t>: Boost converter topology - inductor L, MOSFET Q1, diode D1, output capacitor C_OUT, input voltage V_IN, and load</w:t>
       </w:r>
@@ -4754,7 +4741,7 @@
       <w:pPr>
         <w:pStyle w:val="Heading3"/>
       </w:pPr>
-      <w:bookmarkStart w:id="13" w:name="_Toc228546456"/>
+      <w:bookmarkStart w:id="13" w:name="_Toc228563559"/>
       <w:r>
         <w:t>Voltage Transfer Ratio from Volt-Second Balance</w:t>
       </w:r>
@@ -5647,7 +5634,7 @@
       <w:pPr>
         <w:pStyle w:val="Heading3"/>
       </w:pPr>
-      <w:bookmarkStart w:id="14" w:name="_Toc228546457"/>
+      <w:bookmarkStart w:id="14" w:name="_Toc228563560"/>
       <w:r>
         <w:t>Inductor Current Waveform and Ripple</w:t>
       </w:r>
@@ -6921,7 +6908,7 @@
       <w:pPr>
         <w:pStyle w:val="Heading3"/>
       </w:pPr>
-      <w:bookmarkStart w:id="15" w:name="_Toc228546458"/>
+      <w:bookmarkStart w:id="15" w:name="_Toc228563561"/>
       <w:r>
         <w:t>Inductor Current RMS Value</w:t>
       </w:r>
@@ -7864,7 +7851,7 @@
       <w:pPr>
         <w:pStyle w:val="Heading3"/>
       </w:pPr>
-      <w:bookmarkStart w:id="16" w:name="_Toc228546459"/>
+      <w:bookmarkStart w:id="16" w:name="_Toc228563562"/>
       <w:r>
         <w:t>Continuous Conduction Mode Boundary Condition</w:t>
       </w:r>
@@ -9668,9 +9655,11 @@
       <w:pPr>
         <w:pStyle w:val="Heading3"/>
       </w:pPr>
+      <w:bookmarkStart w:id="17" w:name="_Toc228563563"/>
       <w:r>
         <w:t>Input Capacitor Ripple Current</w:t>
       </w:r>
+      <w:bookmarkEnd w:id="17"/>
     </w:p>
     <w:p>
       <w:pPr>
@@ -10117,14 +10106,15 @@
       <w:r>
         <w:t xml:space="preserve">This value is small compared to the output capacitor’s RMS current (1.41 A) because the input current is continuous and only the ripple component stresses the input capacitor. Consequently, </w:t>
       </w:r>
-      <w:bookmarkStart w:id="17" w:name="_Toc228546460"/>
-      <w:r>
-        <w:t>a modest input capacitance suffices for the input filter, provided DC bias derating is applied as described for the output capacitors. The specific input capacitance value used in this design is presented in Chapter 3.</w:t>
-      </w:r>
-      <w:r>
-        <w:t>Output Capacitor Voltage Ripple</w:t>
-      </w:r>
-      <w:bookmarkEnd w:id="17"/>
+      <w:r>
+        <w:t xml:space="preserve">a modest input capacitance suffices for the input filter, provided DC bias derating is applied as described for the output capacitors. The specific input capacitance value used in this design is presented in Chapter </w:t>
+      </w:r>
+      <w:r>
+        <w:t>3.</w:t>
+      </w:r>
+      <w:r>
+        <w:t xml:space="preserve"> </w:t>
+      </w:r>
     </w:p>
     <w:p>
       <w:r>
@@ -11834,7 +11824,7 @@
       <w:pPr>
         <w:pStyle w:val="Heading2"/>
       </w:pPr>
-      <w:bookmarkStart w:id="18" w:name="_Toc228546461"/>
+      <w:bookmarkStart w:id="18" w:name="_Toc228563564"/>
       <w:r>
         <w:t>Current-Mode Control and the LTC1871 Architecture</w:t>
       </w:r>
@@ -12157,7 +12147,7 @@
       <w:pPr>
         <w:pStyle w:val="Heading1"/>
       </w:pPr>
-      <w:bookmarkStart w:id="19" w:name="_Toc228546462"/>
+      <w:bookmarkStart w:id="19" w:name="_Toc228563565"/>
       <w:r>
         <w:t xml:space="preserve">Body of the </w:t>
       </w:r>
@@ -13499,7 +13489,7 @@
       <w:pPr>
         <w:pStyle w:val="Heading1"/>
       </w:pPr>
-      <w:bookmarkStart w:id="23" w:name="_Toc228546463"/>
+      <w:bookmarkStart w:id="23" w:name="_Toc228563566"/>
       <w:r>
         <w:t>Conclusions and future work</w:t>
       </w:r>
@@ -13523,7 +13513,7 @@
       <w:pPr>
         <w:pStyle w:val="Heading1-NoNumber"/>
       </w:pPr>
-      <w:bookmarkStart w:id="24" w:name="_Toc228546464"/>
+      <w:bookmarkStart w:id="24" w:name="_Toc228563567"/>
       <w:r>
         <w:t>Glossary of terms [OPTIONAL]</w:t>
       </w:r>
@@ -13538,7 +13528,7 @@
       <w:pPr>
         <w:pStyle w:val="Heading1-NoNumber"/>
       </w:pPr>
-      <w:bookmarkStart w:id="25" w:name="_Toc228546465"/>
+      <w:bookmarkStart w:id="25" w:name="_Toc228563568"/>
       <w:r>
         <w:t>Nomenclature [OPTIONAL]</w:t>
       </w:r>
@@ -13568,7 +13558,7 @@
       <w:pPr>
         <w:pStyle w:val="Heading1-NoNumber"/>
       </w:pPr>
-      <w:bookmarkStart w:id="26" w:name="_Toc228546466"/>
+      <w:bookmarkStart w:id="26" w:name="_Toc228563569"/>
       <w:r>
         <w:t>References</w:t>
       </w:r>
@@ -13583,7 +13573,7 @@
       <w:pPr>
         <w:pStyle w:val="Heading1-NoNumber"/>
       </w:pPr>
-      <w:bookmarkStart w:id="27" w:name="_Toc228546467"/>
+      <w:bookmarkStart w:id="27" w:name="_Toc228563570"/>
       <w:r>
         <w:lastRenderedPageBreak/>
         <w:t>Appendix A [OPTIONAL]</w:t>
@@ -13599,7 +13589,7 @@
       <w:pPr>
         <w:pStyle w:val="Heading1-NoNumber"/>
       </w:pPr>
-      <w:bookmarkStart w:id="28" w:name="_Toc228546468"/>
+      <w:bookmarkStart w:id="28" w:name="_Toc228563571"/>
       <w:r>
         <w:t>Risk Assessment</w:t>
       </w:r>
@@ -15657,6 +15647,7 @@
   <w:style w:type="character" w:default="1" w:styleId="DefaultParagraphFont">
     <w:name w:val="Default Paragraph Font"/>
     <w:uiPriority w:val="1"/>
+    <w:semiHidden/>
     <w:unhideWhenUsed/>
   </w:style>
   <w:style w:type="table" w:default="1" w:styleId="TableNormal">

--- a/EE499 Checklist and Report Iterations/EE499_DC_DC_Converter_Final_Report (1).docx
+++ b/EE499 Checklist and Report Iterations/EE499_DC_DC_Converter_Final_Report (1).docx
@@ -6204,6 +6204,7 @@
           <w:rFonts w:asciiTheme="minorHAnsi" w:hAnsiTheme="minorHAnsi"/>
           <w:sz w:val="22"/>
           <w:szCs w:val="22"/>
+          <w:lang w:val="en-IE"/>
         </w:rPr>
         <w:t xml:space="preserve">The design was validated primarily through </w:t>
       </w:r>
@@ -6213,6 +6214,7 @@
           <w:rFonts w:asciiTheme="minorHAnsi" w:hAnsiTheme="minorHAnsi"/>
           <w:sz w:val="22"/>
           <w:szCs w:val="22"/>
+          <w:lang w:val="en-IE"/>
         </w:rPr>
         <w:t>LTspice</w:t>
       </w:r>
@@ -6222,20 +6224,99 @@
           <w:rFonts w:asciiTheme="minorHAnsi" w:hAnsiTheme="minorHAnsi"/>
           <w:sz w:val="22"/>
           <w:szCs w:val="22"/>
-        </w:rPr>
-        <w:t xml:space="preserve"> transient and AC simulations, with additional verification provided by a fabricated hardware prototype. Transient simulations were used to evaluate output voltage regulation, ripple, line and load regulation, transient response, peak inductor current, and efficiency across the full input voltage range. AC analysis was performed to confirm loop stability through extraction of phase and gain margins. Input protection functionality was verified by sweeping the input voltage across the expected operating regions. A fabricated PCB confirmed schematic-to-layout translation and manufacturing feasibility. Detailed simulation test conditions, measurement procedures, and results are presented in Chapters 4 and 5. Electrical bench testing, thermal imaging, EMI </w:t>
+          <w:lang w:val="en-IE"/>
+        </w:rPr>
+        <w:t xml:space="preserve"> transient and AC simulations, with additional verification provided by a fabricated hardware prototype. Transient simulations were used to evaluate output voltage regulation, ripple, line and load regulation, transient response, peak inductor current, and efficiency across the full input voltage range. AC analysis was performed to confirm loop stability through extraction of phase and gain margins. Input protection functionality was verified by sweeping the input voltage across the expected operating regions. A fabricated PCB confirmed schematic</w:t>
       </w:r>
       <w:r>
         <w:rPr>
           <w:rFonts w:asciiTheme="minorHAnsi" w:hAnsiTheme="minorHAnsi"/>
           <w:sz w:val="22"/>
           <w:szCs w:val="22"/>
+          <w:lang w:val="en-IE"/>
+        </w:rPr>
+        <w:noBreakHyphen/>
+        <w:t>to</w:t>
+      </w:r>
+      <w:r>
+        <w:rPr>
+          <w:rFonts w:asciiTheme="minorHAnsi" w:hAnsiTheme="minorHAnsi"/>
+          <w:sz w:val="22"/>
+          <w:szCs w:val="22"/>
+          <w:lang w:val="en-IE"/>
+        </w:rPr>
+        <w:noBreakHyphen/>
+        <w:t>layout translation and manufacturing feasibility. Detailed simulation test conditions, measurement procedures, and results are presented in Chapters 4 and 5. Electrical bench testing, thermal imaging, EMI measurements, and long</w:t>
+      </w:r>
+      <w:r>
+        <w:rPr>
+          <w:rFonts w:asciiTheme="minorHAnsi" w:hAnsiTheme="minorHAnsi"/>
+          <w:sz w:val="22"/>
+          <w:szCs w:val="22"/>
+          <w:lang w:val="en-IE"/>
+        </w:rPr>
+        <w:noBreakHyphen/>
+        <w:t xml:space="preserve">term reliability testing were not performed; these are noted as future </w:t>
+      </w:r>
+      <w:r>
+        <w:rPr>
+          <w:rFonts w:asciiTheme="minorHAnsi" w:hAnsiTheme="minorHAnsi"/>
+          <w:sz w:val="22"/>
+          <w:szCs w:val="22"/>
+          <w:lang w:val="en-IE"/>
         </w:rPr>
         <w:lastRenderedPageBreak/>
-        <w:t>measurements, and long-term reliability testing were not performed; these are noted as future</w:t>
-      </w:r>
-      <w:r>
-        <w:t xml:space="preserve"> work.</w:t>
+        <w:t>work. Pre</w:t>
+      </w:r>
+      <w:r>
+        <w:rPr>
+          <w:rFonts w:asciiTheme="minorHAnsi" w:hAnsiTheme="minorHAnsi"/>
+          <w:sz w:val="22"/>
+          <w:szCs w:val="22"/>
+          <w:lang w:val="en-IE"/>
+        </w:rPr>
+        <w:noBreakHyphen/>
+        <w:t xml:space="preserve">hardware simulation validation is standard practice in power converter development, as </w:t>
+      </w:r>
+      <w:proofErr w:type="spellStart"/>
+      <w:r>
+        <w:rPr>
+          <w:rFonts w:asciiTheme="minorHAnsi" w:hAnsiTheme="minorHAnsi"/>
+          <w:sz w:val="22"/>
+          <w:szCs w:val="22"/>
+          <w:lang w:val="en-IE"/>
+        </w:rPr>
+        <w:t>LTspice’s</w:t>
+      </w:r>
+      <w:proofErr w:type="spellEnd"/>
+      <w:r>
+        <w:rPr>
+          <w:rFonts w:asciiTheme="minorHAnsi" w:hAnsiTheme="minorHAnsi"/>
+          <w:sz w:val="22"/>
+          <w:szCs w:val="22"/>
+          <w:lang w:val="en-IE"/>
+        </w:rPr>
+        <w:t xml:space="preserve"> device</w:t>
+      </w:r>
+      <w:r>
+        <w:rPr>
+          <w:rFonts w:asciiTheme="minorHAnsi" w:hAnsiTheme="minorHAnsi"/>
+          <w:sz w:val="22"/>
+          <w:szCs w:val="22"/>
+          <w:lang w:val="en-IE"/>
+        </w:rPr>
+        <w:noBreakHyphen/>
+        <w:t>level models – including the manufacturer</w:t>
+      </w:r>
+      <w:r>
+        <w:rPr>
+          <w:rFonts w:asciiTheme="minorHAnsi" w:hAnsiTheme="minorHAnsi"/>
+          <w:sz w:val="22"/>
+          <w:szCs w:val="22"/>
+          <w:lang w:val="en-IE"/>
+        </w:rPr>
+        <w:noBreakHyphen/>
+        <w:t>supplied LTC1871 macro model – capture the dominant electrical behaviour with sufficient fidelity to confirm design feasibility before committing to fabrication.</w:t>
       </w:r>
     </w:p>
     <w:p>
@@ -6250,43 +6331,44 @@
     </w:p>
     <w:p>
       <w:r>
-        <w:t>This project provides a regulated 12V rail from a 3-cell Li</w:t>
-      </w:r>
-      <w:r>
-        <w:t>-</w:t>
-      </w:r>
-      <w:r>
-        <w:t>Po battery pack (8</w:t>
-      </w:r>
-      <w:r>
-        <w:t xml:space="preserve"> </w:t>
-      </w:r>
-      <w:r>
-        <w:t>–</w:t>
-      </w:r>
-      <w:r>
-        <w:t xml:space="preserve"> </w:t>
-      </w:r>
-      <w:r>
-        <w:t>11.1V) for autonomous ground vehicle applications, such as environmental monitoring, agricultural inspection, or search and rescue. By achieving 89% efficiency, the converter extends battery life and reduces charging cycles, which lowers energy consumption over the vehicle's operational lifetime. These benefits align with UN Sustainable Development Goal 7 (Affordable and Clean Energy) and Goal 12 (Responsible Consumption and Production)</w:t>
-      </w:r>
-      <w:r>
-        <w:t xml:space="preserve"> </w:t>
-      </w:r>
-      <w:r>
-        <w:t>[15, 16]</w:t>
-      </w:r>
-      <w:r>
-        <w:t>. Additionally, enabling longer-duration autonomous operation supports SDG 9 (Industry, Innovation and Infrastructure) for resilient robotics, SDG 11 (Sustainable Cities and Communities) through inspection and monitoring capabilities, and SDG 13 (Climate Action) by facilitating low-power sensing in remote environments</w:t>
-      </w:r>
-      <w:r>
-        <w:t xml:space="preserve"> </w:t>
-      </w:r>
-      <w:r>
-        <w:t>[17]</w:t>
-      </w:r>
-      <w:r>
-        <w:t>. The design uses lead-free, standard components and presents no inherent ethical conflicts, as it is intended for general-purpose DC-DC conversion on robotic platforms.</w:t>
+        <w:t>This project provides a regulated 12 V rail from a 3</w:t>
+      </w:r>
+      <w:r>
+        <w:noBreakHyphen/>
+        <w:t>cell Li</w:t>
+      </w:r>
+      <w:r>
+        <w:noBreakHyphen/>
+        <w:t>Po battery pack (8–11.1 V) for autonomous ground vehicle applications such as environmental monitoring, agricultural inspection, or search and rescue. The converter achieves 89 % efficiency at full load, dissipating approximately 2.7 W of heat; an equivalent design operating at only 80 % efficiency would waste 6 W, nearly doubling thermal losses. This improvement directly supports SDG 7 (Affordable and Clean Energy) by extending battery life and reducing charging cycles, which lowers net energy consumption over the vehicle's operational lifetime. The higher efficiency translates into a measurable increase in mission duration compared to a conventional 80 %</w:t>
+      </w:r>
+      <w:r>
+        <w:noBreakHyphen/>
+        <w:t>efficient converter, particularly for subsystems that draw heavily from the 12 V rail. This enables longer</w:t>
+      </w:r>
+      <w:r>
+        <w:noBreakHyphen/>
+        <w:t>lasting field deployments.</w:t>
+      </w:r>
+    </w:p>
+    <w:p>
+      <w:r>
+        <w:t>The design also contributes to SDG 9 (Industry, Innovation and Infrastructure) by demonstrating a robust, reproducible DC</w:t>
+      </w:r>
+      <w:r>
+        <w:noBreakHyphen/>
+        <w:t>DC converter architecture suitable for battery</w:t>
+      </w:r>
+      <w:r>
+        <w:noBreakHyphen/>
+        <w:t>powered robotic systems, and to SDG 12 (Responsible Consumption and Production) through the use of lead</w:t>
+      </w:r>
+      <w:r>
+        <w:noBreakHyphen/>
+        <w:t>free, standard discrete components that facilitate recycling and reduce hazardous waste [15–17]. No inherent ethical conflicts are associated with this design, as it is intended for general</w:t>
+      </w:r>
+      <w:r>
+        <w:noBreakHyphen/>
+        <w:t>purpose power conversion on autonomous platforms.</w:t>
       </w:r>
     </w:p>
     <w:p>
@@ -6408,6 +6490,7 @@
         <w:rPr>
           <w:lang w:val="en-GB"/>
         </w:rPr>
+        <w:lastRenderedPageBreak/>
         <w:t>PCB layout, component sourcing, and assembly oversight.</w:t>
       </w:r>
     </w:p>
@@ -6455,7 +6538,6 @@
         <w:rPr>
           <w:lang w:val="en-GB"/>
         </w:rPr>
-        <w:lastRenderedPageBreak/>
         <w:t>John Maloco performed the soldering of surface-mount components on the fabricated PCB.</w:t>
       </w:r>
     </w:p>
@@ -6556,6 +6638,7 @@
       </w:pPr>
       <w:bookmarkStart w:id="10" w:name="_Toc228821296"/>
       <w:r>
+        <w:lastRenderedPageBreak/>
         <w:t>DC-DC Converter Fundamentals</w:t>
       </w:r>
       <w:bookmarkEnd w:id="10"/>
@@ -6587,11 +6670,7 @@
         <w:t xml:space="preserve"> and communication radios exhibit burst-mode power demands, and compute modules require clean rails to avoid erratic behaviour</w:t>
       </w:r>
       <w:r>
-        <w:t xml:space="preserve">. Poor regulation under these transients can cause brownouts, sensor data corruption, or radio dropouts. Consequently, a regulator must be placed between the source and the load. A linear regulator (e.g., LM7812) can only step down, </w:t>
-      </w:r>
-      <w:r>
-        <w:lastRenderedPageBreak/>
-        <w:t xml:space="preserve">dissipating the voltage difference as heat; with an 8-11V input and a 12V output, a conventional linear regulator cannot step up, and even in step-down applications its efficiency is limited to </w:t>
+        <w:t xml:space="preserve">. Poor regulation under these transients can cause brownouts, sensor data corruption, or radio dropouts. Consequently, a regulator must be placed between the source and the load. A linear regulator (e.g., LM7812) can only step down, dissipating the voltage difference as heat; with an 8-11V input and a 12V output, a conventional linear regulator cannot step up, and even in step-down applications its efficiency is limited to </w:t>
       </w:r>
       <m:oMath>
         <m:f>
@@ -7139,6 +7218,7 @@
       </w:pPr>
       <w:bookmarkStart w:id="11" w:name="_Toc228821297"/>
       <w:r>
+        <w:lastRenderedPageBreak/>
         <w:t>Boost Converter</w:t>
       </w:r>
       <w:r>
@@ -7375,7 +7455,6 @@
         <w:rPr>
           <w:noProof/>
         </w:rPr>
-        <w:lastRenderedPageBreak/>
         <w:drawing>
           <wp:inline distT="0" distB="0" distL="0" distR="0" wp14:anchorId="3DC932D9" wp14:editId="5AF9FD1D">
             <wp:extent cx="5731510" cy="2950210"/>
@@ -7427,14 +7506,27 @@
       <w:r>
         <w:t xml:space="preserve">Figure </w:t>
       </w:r>
-      <w:fldSimple w:instr=" SEQ Figure \* ARABIC ">
-        <w:r>
-          <w:rPr>
-            <w:noProof/>
-          </w:rPr>
-          <w:t>1</w:t>
-        </w:r>
-      </w:fldSimple>
+      <w:r>
+        <w:fldChar w:fldCharType="begin"/>
+      </w:r>
+      <w:r>
+        <w:instrText xml:space="preserve"> SEQ Figure \* ARABIC </w:instrText>
+      </w:r>
+      <w:r>
+        <w:fldChar w:fldCharType="separate"/>
+      </w:r>
+      <w:r>
+        <w:rPr>
+          <w:noProof/>
+        </w:rPr>
+        <w:t>1</w:t>
+      </w:r>
+      <w:r>
+        <w:rPr>
+          <w:noProof/>
+        </w:rPr>
+        <w:fldChar w:fldCharType="end"/>
+      </w:r>
       <w:r>
         <w:t>: Boost converter topology - inductor L, MOSFET Q1, diode D1, output capacitor C_OUT, input voltage V_IN, and load</w:t>
       </w:r>
@@ -7852,6 +7944,7 @@
       </w:pPr>
       <w:bookmarkStart w:id="13" w:name="_Toc228821299"/>
       <w:r>
+        <w:lastRenderedPageBreak/>
         <w:t>Voltage Transfer Ratio from Volt-Second Balance</w:t>
       </w:r>
       <w:bookmarkEnd w:id="13"/>
@@ -8551,7 +8644,6 @@
     </w:p>
     <w:p>
       <w:r>
-        <w:lastRenderedPageBreak/>
         <w:t>Solving for the voltage transfer ratio:</w:t>
       </w:r>
     </w:p>
@@ -9269,6 +9361,7 @@
             <w:rPr>
               <w:rFonts w:ascii="Cambria Math" w:hAnsi="Cambria Math"/>
             </w:rPr>
+            <w:lastRenderedPageBreak/>
             <m:t>Δ</m:t>
           </m:r>
           <m:sSub>
@@ -9796,7 +9889,6 @@
       </w:pPr>
       <w:bookmarkStart w:id="15" w:name="_Toc228821301"/>
       <w:r>
-        <w:lastRenderedPageBreak/>
         <w:t>Inductor Current RMS Value</w:t>
       </w:r>
       <w:bookmarkEnd w:id="15"/>
@@ -10338,6 +10430,7 @@
       </w:pPr>
       <w:bookmarkStart w:id="16" w:name="_Toc228821302"/>
       <w:r>
+        <w:lastRenderedPageBreak/>
         <w:t>Output Capacitor Voltage Ripple – General Principles</w:t>
       </w:r>
       <w:bookmarkEnd w:id="16"/>
@@ -11555,6 +11648,7 @@
       </w:pPr>
       <w:bookmarkStart w:id="18" w:name="_Toc228821304"/>
       <w:r>
+        <w:lastRenderedPageBreak/>
         <w:t>Current-Mode Control and the LTC1871 Architecture</w:t>
       </w:r>
       <w:bookmarkEnd w:id="18"/>
@@ -11569,11 +11663,7 @@
     </w:p>
     <w:p>
       <w:r>
-        <w:t xml:space="preserve">Current-mode control, by contrast, introduces an inner current loop. The outer voltage error amplifier sets a peak-current threshold, and the inner loop terminates each switching cycle when the inductor current reaches that threshold. This converts the inductor from a voltage-driven element (which contributes a second-order response) into a controlled current source (first-order, single-pole response). The resulting plant behaves approximately as a single pole at the output capacitor’s load resistance, dramatically simplifying compensation. The LTC1871 </w:t>
-      </w:r>
-      <w:r>
-        <w:lastRenderedPageBreak/>
-        <w:t xml:space="preserve">controller implements current-mode control using the MOSFET’s on-resistance for sensing, as described in </w:t>
+        <w:t xml:space="preserve">Current-mode control, by contrast, introduces an inner current loop. The outer voltage error amplifier sets a peak-current threshold, and the inner loop terminates each switching cycle when the inductor current reaches that threshold. This converts the inductor from a voltage-driven element (which contributes a second-order response) into a controlled current source (first-order, single-pole response). The resulting plant behaves approximately as a single pole at the output capacitor’s load resistance, dramatically simplifying compensation. The LTC1871 controller implements current-mode control using the MOSFET’s on-resistance for sensing, as described in </w:t>
       </w:r>
       <w:r>
         <w:t>its</w:t>
@@ -11787,7 +11877,14 @@
         <w:rPr>
           <w:rFonts w:eastAsiaTheme="minorEastAsia"/>
         </w:rPr>
-        <w:t xml:space="preserve">Slope compensation is a standard addition to current-mode controllers to prevent subharmonic oscillation at duty cycles above 50%. The LTC1871 includes internal slope compensation that activates automatically when the duty cycle exceeds 50%. Because the present design operates entirely below 50% duty cycle (  </w:t>
+        <w:t xml:space="preserve">Slope compensation is a standard addition to current-mode controllers to prevent subharmonic oscillation at duty cycles above 50%. The LTC1871 includes internal slope compensation that activates automatically when the duty cycle exceeds 50%. Because the present design operates </w:t>
+      </w:r>
+      <w:r>
+        <w:rPr>
+          <w:rFonts w:eastAsiaTheme="minorEastAsia"/>
+        </w:rPr>
+        <w:lastRenderedPageBreak/>
+        <w:t xml:space="preserve">entirely below 50% duty cycle (  </w:t>
       </w:r>
       <m:oMath>
         <m:sSub>
@@ -11864,14 +11961,7 @@
         <w:rPr>
           <w:rFonts w:eastAsiaTheme="minorEastAsia"/>
         </w:rPr>
-        <w:t xml:space="preserve">. These characteristics make the LTC1871 particularly well-suited to the variable input voltage and transient load demands of mobile robotic systems. The theoretical treatment </w:t>
-      </w:r>
-      <w:r>
-        <w:rPr>
-          <w:rFonts w:eastAsiaTheme="minorEastAsia"/>
-        </w:rPr>
-        <w:lastRenderedPageBreak/>
-        <w:t>of current-mode control can be found in standard power electronics texts [18], while the LTC1871’s specific implementation details are covered in this datasheet. [19].</w:t>
+        <w:t>. These characteristics make the LTC1871 particularly well-suited to the variable input voltage and transient load demands of mobile robotic systems. The theoretical treatment of current-mode control can be found in standard power electronics texts [18], while the LTC1871’s specific implementation details are covered in this datasheet. [19].</w:t>
       </w:r>
     </w:p>
     <w:p>
@@ -12128,6 +12218,7 @@
         <w:rPr>
           <w:rFonts w:eastAsiaTheme="minorEastAsia"/>
         </w:rPr>
+        <w:lastRenderedPageBreak/>
         <w:t xml:space="preserve">Where </w:t>
       </w:r>
       <m:oMath>
@@ -12754,7 +12845,6 @@
           <w:b/>
           <w:bCs/>
         </w:rPr>
-        <w:lastRenderedPageBreak/>
         <w:t xml:space="preserve">Gain Margin: </w:t>
       </w:r>
       <w:r>
@@ -13514,6 +13604,7 @@
         <w:rPr>
           <w:lang w:val="en-GB"/>
         </w:rPr>
+        <w:lastRenderedPageBreak/>
         <w:t>An integrator pole at the origin arising from the error amplifier, ensuring zero steady-state error.</w:t>
       </w:r>
     </w:p>
@@ -13569,7 +13660,6 @@
       </w:pPr>
       <w:bookmarkStart w:id="24" w:name="_Toc228821310"/>
       <w:r>
-        <w:lastRenderedPageBreak/>
         <w:t>Input Protection Topologies</w:t>
       </w:r>
       <w:bookmarkEnd w:id="24"/>
@@ -13620,21 +13710,19 @@
         <w:t>-</w:t>
       </w:r>
       <w:r>
-        <w:t xml:space="preserve">state voltage drop (typically tens of millivolts at 2A). If the battery is reversed, </w:t>
-      </w:r>
-      <w:proofErr w:type="spellStart"/>
-      <w:r>
-        <w:t>th</w:t>
-      </w:r>
-      <w:proofErr w:type="spellEnd"/>
-      <w:r>
-        <w:t xml:space="preserve">                                                   </w:t>
-      </w:r>
-    </w:p>
-    <w:p/>
-    <w:p>
-      <w:r>
-        <w:t xml:space="preserve">e gate-source voltage becomes positive, turning the MOSFET off and blocking current flow completely. Compared with a conventional series diode, the P-channel MOSFET solution offers substantially lower conduction loss and negligible heat generation, making it particularly suitable for battery-powered applications. </w:t>
+        <w:t>state voltage drop (typically tens of millivolts at 2A). If the battery is reversed, th</w:t>
+      </w:r>
+      <w:r>
+        <w:t xml:space="preserve">e </w:t>
+      </w:r>
+      <w:r>
+        <w:t xml:space="preserve">gate-source voltage becomes positive, turning the MOSFET off and blocking current flow completely. Compared with a conventional series diode, the P-channel MOSFET solution offers substantially lower conduction loss and negligible heat generation, making it particularly suitable for battery-powered applications. </w:t>
+      </w:r>
+      <w:r>
+        <w:t xml:space="preserve"> </w:t>
+      </w:r>
+      <w:r>
+        <w:t xml:space="preserve">                                           </w:t>
       </w:r>
     </w:p>
     <w:p>
@@ -13643,6 +13731,7 @@
       </w:pPr>
       <w:bookmarkStart w:id="26" w:name="_Toc228821312"/>
       <w:r>
+        <w:lastRenderedPageBreak/>
         <w:t>Undervoltage Lockout (UVLO)</w:t>
       </w:r>
       <w:bookmarkEnd w:id="26"/>
@@ -13844,7 +13933,6 @@
       </w:pPr>
       <w:bookmarkStart w:id="27" w:name="_Toc228821313"/>
       <w:r>
-        <w:lastRenderedPageBreak/>
         <w:t>Overvoltage Lockout (OVLO)</w:t>
       </w:r>
       <w:bookmarkEnd w:id="27"/>
@@ -13926,7 +14014,11 @@
     </w:p>
     <w:p>
       <w:r>
-        <w:t xml:space="preserve">Switching DC-DC converters operating at hundreds of kilohertz generate rapid voltage and current transitions that can produce significant parasitic effects if the printed-circuit-board layout is not carefully optimised. Parasitic inductance in high-current paths leads to voltage spikes, increased switching losses, ringing, and electromagnetic interference, while poor grounding can degrade control loop stability and introduce noise into sensitive </w:t>
+        <w:t xml:space="preserve">Switching DC-DC converters operating at hundreds of kilohertz generate rapid voltage and current transitions that can produce significant parasitic effects if the printed-circuit-board layout is not carefully optimised. Parasitic inductance in high-current paths leads to voltage spikes, increased switching losses, ringing, and electromagnetic interference, while poor </w:t>
+      </w:r>
+      <w:r>
+        <w:lastRenderedPageBreak/>
+        <w:t xml:space="preserve">grounding can degrade control loop stability and introduce noise into sensitive </w:t>
       </w:r>
       <w:r>
         <w:t>analogue signals</w:t>
@@ -14004,7 +14096,6 @@
         <w:rPr>
           <w:rFonts w:eastAsiaTheme="minorEastAsia"/>
         </w:rPr>
-        <w:lastRenderedPageBreak/>
         <w:t xml:space="preserve">A continuous ground plane on at least one layer provides a low impedance return path for switching currents and serves as a reference plane for the control circuitry. Power and signal grounds are ideally joined at a single point near the controller to avoid common-impedance </w:t>
       </w:r>
       <w:r>
@@ -14100,7 +14191,13 @@
       </w:r>
       <w:proofErr w:type="spellStart"/>
       <w:r>
-        <w:t>LTSpice</w:t>
+        <w:t>LT</w:t>
+      </w:r>
+      <w:r>
+        <w:t>s</w:t>
+      </w:r>
+      <w:r>
+        <w:t>pice</w:t>
       </w:r>
       <w:proofErr w:type="spellEnd"/>
       <w:r>
@@ -14110,7 +14207,11 @@
         <w:t>-P</w:t>
       </w:r>
       <w:r>
-        <w:t xml:space="preserve">o’s voltage range (8 – 11V) lies strictly below the required 12V output rendered the SEPIC’s buck-boost capability unnecessary. After iterative simulation trials, the topology was pivoted to a simple boost converter using the LTC1871 controller. This discovery process confirmed that a boost topology is topologically </w:t>
+        <w:t xml:space="preserve">o’s voltage range (8 – 11V) lies strictly below the required 12V output rendered the SEPIC’s buck-boost capability unnecessary. After iterative simulation trials, the topology was pivoted to a simple boost </w:t>
+      </w:r>
+      <w:r>
+        <w:lastRenderedPageBreak/>
+        <w:t xml:space="preserve">converter using the LTC1871 controller. This discovery process confirmed that a boost topology is topologically </w:t>
       </w:r>
       <w:r>
         <w:t xml:space="preserve">sufficient, simplifies the power stage (one inductor, no coupling capacitor), and avoids slope-compensation complexity. The following design specifications and component selections are therefore based on the validated boost converter architecture. </w:t>
@@ -14140,17 +14241,29 @@
         <w:keepNext/>
       </w:pPr>
       <w:r>
-        <w:lastRenderedPageBreak/>
         <w:t xml:space="preserve">Table </w:t>
       </w:r>
-      <w:fldSimple w:instr=" SEQ Table \* ARABIC ">
-        <w:r>
-          <w:rPr>
-            <w:noProof/>
-          </w:rPr>
-          <w:t>1</w:t>
-        </w:r>
-      </w:fldSimple>
+      <w:r>
+        <w:fldChar w:fldCharType="begin"/>
+      </w:r>
+      <w:r>
+        <w:instrText xml:space="preserve"> SEQ Table \* ARABIC </w:instrText>
+      </w:r>
+      <w:r>
+        <w:fldChar w:fldCharType="separate"/>
+      </w:r>
+      <w:r>
+        <w:rPr>
+          <w:noProof/>
+        </w:rPr>
+        <w:t>1</w:t>
+      </w:r>
+      <w:r>
+        <w:rPr>
+          <w:noProof/>
+        </w:rPr>
+        <w:fldChar w:fldCharType="end"/>
+      </w:r>
       <w:r>
         <w:t xml:space="preserve">: </w:t>
       </w:r>
@@ -14180,12 +14293,6 @@
         <w:gridCol w:w="4680"/>
       </w:tblGrid>
       <w:tr>
-        <w:tblPrEx>
-          <w:tblCellMar>
-            <w:top w:w="0" w:type="dxa"/>
-            <w:bottom w:w="0" w:type="dxa"/>
-          </w:tblCellMar>
-        </w:tblPrEx>
         <w:tc>
           <w:tcPr>
             <w:tcW w:w="4680" w:type="dxa"/>
@@ -14230,12 +14337,6 @@
         </w:tc>
       </w:tr>
       <w:tr>
-        <w:tblPrEx>
-          <w:tblCellMar>
-            <w:top w:w="0" w:type="dxa"/>
-            <w:bottom w:w="0" w:type="dxa"/>
-          </w:tblCellMar>
-        </w:tblPrEx>
         <w:tc>
           <w:tcPr>
             <w:tcW w:w="4680" w:type="dxa"/>
@@ -14270,12 +14371,6 @@
         </w:tc>
       </w:tr>
       <w:tr>
-        <w:tblPrEx>
-          <w:tblCellMar>
-            <w:top w:w="0" w:type="dxa"/>
-            <w:bottom w:w="0" w:type="dxa"/>
-          </w:tblCellMar>
-        </w:tblPrEx>
         <w:tc>
           <w:tcPr>
             <w:tcW w:w="4680" w:type="dxa"/>
@@ -14310,12 +14405,6 @@
         </w:tc>
       </w:tr>
       <w:tr>
-        <w:tblPrEx>
-          <w:tblCellMar>
-            <w:top w:w="0" w:type="dxa"/>
-            <w:bottom w:w="0" w:type="dxa"/>
-          </w:tblCellMar>
-        </w:tblPrEx>
         <w:tc>
           <w:tcPr>
             <w:tcW w:w="4680" w:type="dxa"/>
@@ -14350,12 +14439,6 @@
         </w:tc>
       </w:tr>
       <w:tr>
-        <w:tblPrEx>
-          <w:tblCellMar>
-            <w:top w:w="0" w:type="dxa"/>
-            <w:bottom w:w="0" w:type="dxa"/>
-          </w:tblCellMar>
-        </w:tblPrEx>
         <w:tc>
           <w:tcPr>
             <w:tcW w:w="4680" w:type="dxa"/>
@@ -14390,12 +14473,6 @@
         </w:tc>
       </w:tr>
       <w:tr>
-        <w:tblPrEx>
-          <w:tblCellMar>
-            <w:top w:w="0" w:type="dxa"/>
-            <w:bottom w:w="0" w:type="dxa"/>
-          </w:tblCellMar>
-        </w:tblPrEx>
         <w:tc>
           <w:tcPr>
             <w:tcW w:w="4680" w:type="dxa"/>
@@ -14430,12 +14507,6 @@
         </w:tc>
       </w:tr>
       <w:tr>
-        <w:tblPrEx>
-          <w:tblCellMar>
-            <w:top w:w="0" w:type="dxa"/>
-            <w:bottom w:w="0" w:type="dxa"/>
-          </w:tblCellMar>
-        </w:tblPrEx>
         <w:tc>
           <w:tcPr>
             <w:tcW w:w="4680" w:type="dxa"/>
@@ -14470,12 +14541,6 @@
         </w:tc>
       </w:tr>
       <w:tr>
-        <w:tblPrEx>
-          <w:tblCellMar>
-            <w:top w:w="0" w:type="dxa"/>
-            <w:bottom w:w="0" w:type="dxa"/>
-          </w:tblCellMar>
-        </w:tblPrEx>
         <w:tc>
           <w:tcPr>
             <w:tcW w:w="4680" w:type="dxa"/>
@@ -14510,12 +14575,6 @@
         </w:tc>
       </w:tr>
       <w:tr>
-        <w:tblPrEx>
-          <w:tblCellMar>
-            <w:top w:w="0" w:type="dxa"/>
-            <w:bottom w:w="0" w:type="dxa"/>
-          </w:tblCellMar>
-        </w:tblPrEx>
         <w:tc>
           <w:tcPr>
             <w:tcW w:w="4680" w:type="dxa"/>
@@ -14550,12 +14609,6 @@
         </w:tc>
       </w:tr>
       <w:tr>
-        <w:tblPrEx>
-          <w:tblCellMar>
-            <w:top w:w="0" w:type="dxa"/>
-            <w:bottom w:w="0" w:type="dxa"/>
-          </w:tblCellMar>
-        </w:tblPrEx>
         <w:tc>
           <w:tcPr>
             <w:tcW w:w="4680" w:type="dxa"/>
@@ -14590,12 +14643,6 @@
         </w:tc>
       </w:tr>
       <w:tr>
-        <w:tblPrEx>
-          <w:tblCellMar>
-            <w:top w:w="0" w:type="dxa"/>
-            <w:bottom w:w="0" w:type="dxa"/>
-          </w:tblCellMar>
-        </w:tblPrEx>
         <w:tc>
           <w:tcPr>
             <w:tcW w:w="4680" w:type="dxa"/>
@@ -14630,12 +14677,6 @@
         </w:tc>
       </w:tr>
       <w:tr>
-        <w:tblPrEx>
-          <w:tblCellMar>
-            <w:top w:w="0" w:type="dxa"/>
-            <w:bottom w:w="0" w:type="dxa"/>
-          </w:tblCellMar>
-        </w:tblPrEx>
         <w:tc>
           <w:tcPr>
             <w:tcW w:w="4680" w:type="dxa"/>
@@ -14670,12 +14711,6 @@
         </w:tc>
       </w:tr>
       <w:tr>
-        <w:tblPrEx>
-          <w:tblCellMar>
-            <w:top w:w="0" w:type="dxa"/>
-            <w:bottom w:w="0" w:type="dxa"/>
-          </w:tblCellMar>
-        </w:tblPrEx>
         <w:tc>
           <w:tcPr>
             <w:tcW w:w="4680" w:type="dxa"/>
@@ -14710,12 +14745,6 @@
         </w:tc>
       </w:tr>
       <w:tr>
-        <w:tblPrEx>
-          <w:tblCellMar>
-            <w:top w:w="0" w:type="dxa"/>
-            <w:bottom w:w="0" w:type="dxa"/>
-          </w:tblCellMar>
-        </w:tblPrEx>
         <w:tc>
           <w:tcPr>
             <w:tcW w:w="4680" w:type="dxa"/>
@@ -14763,7 +14792,13 @@
       </w:r>
       <w:proofErr w:type="spellStart"/>
       <w:r>
-        <w:t>LTSpice</w:t>
+        <w:t>LT</w:t>
+      </w:r>
+      <w:r>
+        <w:t>s</w:t>
+      </w:r>
+      <w:r>
+        <w:t>pice</w:t>
       </w:r>
       <w:proofErr w:type="spellEnd"/>
       <w:r>
@@ -14772,6 +14807,7 @@
     </w:p>
     <w:p>
       <w:r>
+        <w:lastRenderedPageBreak/>
         <w:t xml:space="preserve">The design flow followed the three-phase methodology outlined in Section 1.2. First, analytical calculations based on the theoretical relationships derived in Chapter 2 were performed to size all power stage components and the compensation network. Second, the design was implemented in </w:t>
       </w:r>
       <w:proofErr w:type="spellStart"/>
@@ -14806,7 +14842,6 @@
       </w:pPr>
       <w:bookmarkStart w:id="32" w:name="_Toc228821318"/>
       <w:r>
-        <w:lastRenderedPageBreak/>
         <w:t>Power Stage Component Selection</w:t>
       </w:r>
       <w:bookmarkEnd w:id="32"/>
@@ -15911,6 +15946,7 @@
         <w:rPr>
           <w:lang w:val="en-GB"/>
         </w:rPr>
+        <w:lastRenderedPageBreak/>
         <w:t>Peak inductor current (analytical):</w:t>
       </w:r>
       <w:r>
@@ -16311,7 +16347,6 @@
         <w:rPr>
           <w:lang w:val="en-GB"/>
         </w:rPr>
-        <w:lastRenderedPageBreak/>
         <w:t>The inductor’s saturation current rating is 11.2 A, providing a margin of </w:t>
       </w:r>
       <m:oMath>
@@ -17656,6 +17691,7 @@
         <w:rPr>
           <w:lang w:val="en-GB"/>
         </w:rPr>
+        <w:lastRenderedPageBreak/>
         <w:t>Schottky Diode Selection</w:t>
       </w:r>
       <w:bookmarkEnd w:id="36"/>
@@ -17876,7 +17912,6 @@
         <w:rPr>
           <w:lang w:val="en-GB"/>
         </w:rPr>
-        <w:lastRenderedPageBreak/>
         <w:t>Input and Output Capacitor Selection</w:t>
       </w:r>
       <w:bookmarkEnd w:id="37"/>
@@ -18682,6 +18717,7 @@
         <w:rPr>
           <w:lang w:val="en-GB"/>
         </w:rPr>
+        <w:lastRenderedPageBreak/>
         <w:t>An electrolytic capacitor (100 µF, 25 V, ESR ≈ 100 </w:t>
       </w:r>
       <w:proofErr w:type="spellStart"/>
@@ -18993,7 +19029,6 @@
         <w:rPr>
           <w:lang w:val="en-GB"/>
         </w:rPr>
-        <w:lastRenderedPageBreak/>
         <w:t>A 120 µF, 25 V electrolytic capacitor (C1 in the schematic) provides sufficient filtering, augmented by a 22 µF MLCC directly at the LTC1871 VIN pin for high</w:t>
       </w:r>
       <w:r>
@@ -19012,14 +19047,27 @@
       <w:r>
         <w:t xml:space="preserve">Table </w:t>
       </w:r>
-      <w:fldSimple w:instr=" SEQ Table \* ARABIC ">
-        <w:r>
-          <w:rPr>
-            <w:noProof/>
-          </w:rPr>
-          <w:t>2</w:t>
-        </w:r>
-      </w:fldSimple>
+      <w:r>
+        <w:fldChar w:fldCharType="begin"/>
+      </w:r>
+      <w:r>
+        <w:instrText xml:space="preserve"> SEQ Table \* ARABIC </w:instrText>
+      </w:r>
+      <w:r>
+        <w:fldChar w:fldCharType="separate"/>
+      </w:r>
+      <w:r>
+        <w:rPr>
+          <w:noProof/>
+        </w:rPr>
+        <w:t>2</w:t>
+      </w:r>
+      <w:r>
+        <w:rPr>
+          <w:noProof/>
+        </w:rPr>
+        <w:fldChar w:fldCharType="end"/>
+      </w:r>
       <w:r>
         <w:t>: Power Stage Component Summary</w:t>
       </w:r>
@@ -19048,12 +19096,6 @@
         <w:gridCol w:w="2340"/>
       </w:tblGrid>
       <w:tr>
-        <w:tblPrEx>
-          <w:tblCellMar>
-            <w:top w:w="0" w:type="dxa"/>
-            <w:bottom w:w="0" w:type="dxa"/>
-          </w:tblCellMar>
-        </w:tblPrEx>
         <w:tc>
           <w:tcPr>
             <w:tcW w:w="2340" w:type="dxa"/>
@@ -19140,12 +19182,6 @@
         </w:tc>
       </w:tr>
       <w:tr>
-        <w:tblPrEx>
-          <w:tblCellMar>
-            <w:top w:w="0" w:type="dxa"/>
-            <w:bottom w:w="0" w:type="dxa"/>
-          </w:tblCellMar>
-        </w:tblPrEx>
         <w:tc>
           <w:tcPr>
             <w:tcW w:w="2340" w:type="dxa"/>
@@ -19220,12 +19256,6 @@
         </w:tc>
       </w:tr>
       <w:tr>
-        <w:tblPrEx>
-          <w:tblCellMar>
-            <w:top w:w="0" w:type="dxa"/>
-            <w:bottom w:w="0" w:type="dxa"/>
-          </w:tblCellMar>
-        </w:tblPrEx>
         <w:tc>
           <w:tcPr>
             <w:tcW w:w="2340" w:type="dxa"/>
@@ -19305,12 +19335,6 @@
         </w:tc>
       </w:tr>
       <w:tr>
-        <w:tblPrEx>
-          <w:tblCellMar>
-            <w:top w:w="0" w:type="dxa"/>
-            <w:bottom w:w="0" w:type="dxa"/>
-          </w:tblCellMar>
-        </w:tblPrEx>
         <w:tc>
           <w:tcPr>
             <w:tcW w:w="2340" w:type="dxa"/>
@@ -19377,12 +19401,6 @@
         </w:tc>
       </w:tr>
       <w:tr>
-        <w:tblPrEx>
-          <w:tblCellMar>
-            <w:top w:w="0" w:type="dxa"/>
-            <w:bottom w:w="0" w:type="dxa"/>
-          </w:tblCellMar>
-        </w:tblPrEx>
         <w:tc>
           <w:tcPr>
             <w:tcW w:w="2340" w:type="dxa"/>
@@ -19449,12 +19467,6 @@
         </w:tc>
       </w:tr>
       <w:tr>
-        <w:tblPrEx>
-          <w:tblCellMar>
-            <w:top w:w="0" w:type="dxa"/>
-            <w:bottom w:w="0" w:type="dxa"/>
-          </w:tblCellMar>
-        </w:tblPrEx>
         <w:tc>
           <w:tcPr>
             <w:tcW w:w="2340" w:type="dxa"/>
@@ -19521,12 +19533,6 @@
         </w:tc>
       </w:tr>
       <w:tr>
-        <w:tblPrEx>
-          <w:tblCellMar>
-            <w:top w:w="0" w:type="dxa"/>
-            <w:bottom w:w="0" w:type="dxa"/>
-          </w:tblCellMar>
-        </w:tblPrEx>
         <w:tc>
           <w:tcPr>
             <w:tcW w:w="2340" w:type="dxa"/>
@@ -19598,12 +19604,6 @@
         </w:tc>
       </w:tr>
       <w:tr>
-        <w:tblPrEx>
-          <w:tblCellMar>
-            <w:top w:w="0" w:type="dxa"/>
-            <w:bottom w:w="0" w:type="dxa"/>
-          </w:tblCellMar>
-        </w:tblPrEx>
         <w:tc>
           <w:tcPr>
             <w:tcW w:w="2340" w:type="dxa"/>
@@ -19690,8 +19690,10 @@
       </w:pPr>
       <w:r>
         <w:rPr>
-          <w:lang w:val="en-GB"/>
-        </w:rPr>
+          <w:noProof/>
+          <w:lang w:val="en-GB"/>
+        </w:rPr>
+        <w:lastRenderedPageBreak/>
         <w:drawing>
           <wp:inline distT="0" distB="0" distL="0" distR="0" wp14:anchorId="60A1E8DA" wp14:editId="64F0ABC7">
             <wp:extent cx="5731510" cy="2883535"/>
@@ -19758,7 +19760,6 @@
         <w:rPr>
           <w:lang w:val="en-GB"/>
         </w:rPr>
-        <w:lastRenderedPageBreak/>
         <w:t>Feedback Divider and Loop Compensation Network Design</w:t>
       </w:r>
       <w:bookmarkEnd w:id="38"/>
@@ -20154,14 +20155,7 @@
             <w:rFonts w:ascii="Cambria Math" w:hAnsi="Cambria Math"/>
             <w:lang w:val="en-GB"/>
           </w:rPr>
-          <m:t>≈5</m:t>
-        </m:r>
-        <m:r>
-          <w:rPr>
-            <w:rFonts w:ascii="Cambria Math" w:hAnsi="Cambria Math"/>
-            <w:lang w:val="en-GB"/>
-          </w:rPr>
-          <m:t>56</m:t>
+          <m:t>≈556</m:t>
         </m:r>
         <m:r>
           <m:rPr>
@@ -20934,6 +20928,7 @@
         <w:rPr>
           <w:lang w:val="en-GB"/>
         </w:rPr>
+        <w:lastRenderedPageBreak/>
         <w:t>The target crossover frequency </w:t>
       </w:r>
       <m:oMath>
@@ -21588,14 +21583,27 @@
       <w:r>
         <w:t xml:space="preserve">Table </w:t>
       </w:r>
-      <w:fldSimple w:instr=" SEQ Table \* ARABIC ">
-        <w:r>
-          <w:rPr>
-            <w:noProof/>
-          </w:rPr>
-          <w:t>3</w:t>
-        </w:r>
-      </w:fldSimple>
+      <w:r>
+        <w:fldChar w:fldCharType="begin"/>
+      </w:r>
+      <w:r>
+        <w:instrText xml:space="preserve"> SEQ Table \* ARABIC </w:instrText>
+      </w:r>
+      <w:r>
+        <w:fldChar w:fldCharType="separate"/>
+      </w:r>
+      <w:r>
+        <w:rPr>
+          <w:noProof/>
+        </w:rPr>
+        <w:t>3</w:t>
+      </w:r>
+      <w:r>
+        <w:rPr>
+          <w:noProof/>
+        </w:rPr>
+        <w:fldChar w:fldCharType="end"/>
+      </w:r>
       <w:r>
         <w:t>: Compensation Network Parameters.</w:t>
       </w:r>
@@ -21623,12 +21631,6 @@
         <w:gridCol w:w="3120"/>
       </w:tblGrid>
       <w:tr>
-        <w:tblPrEx>
-          <w:tblCellMar>
-            <w:top w:w="0" w:type="dxa"/>
-            <w:bottom w:w="0" w:type="dxa"/>
-          </w:tblCellMar>
-        </w:tblPrEx>
         <w:tc>
           <w:tcPr>
             <w:tcW w:w="3120" w:type="dxa"/>
@@ -21694,12 +21696,6 @@
         </w:tc>
       </w:tr>
       <w:tr>
-        <w:tblPrEx>
-          <w:tblCellMar>
-            <w:top w:w="0" w:type="dxa"/>
-            <w:bottom w:w="0" w:type="dxa"/>
-          </w:tblCellMar>
-        </w:tblPrEx>
         <w:tc>
           <w:tcPr>
             <w:tcW w:w="3120" w:type="dxa"/>
@@ -21755,12 +21751,6 @@
         </w:tc>
       </w:tr>
       <w:tr>
-        <w:tblPrEx>
-          <w:tblCellMar>
-            <w:top w:w="0" w:type="dxa"/>
-            <w:bottom w:w="0" w:type="dxa"/>
-          </w:tblCellMar>
-        </w:tblPrEx>
         <w:tc>
           <w:tcPr>
             <w:tcW w:w="3120" w:type="dxa"/>
@@ -21773,7 +21763,6 @@
           </w:tcPr>
           <w:p>
             <w:r>
-              <w:lastRenderedPageBreak/>
               <w:t>C_Z</w:t>
             </w:r>
           </w:p>
@@ -21817,12 +21806,6 @@
         </w:tc>
       </w:tr>
       <w:tr>
-        <w:tblPrEx>
-          <w:tblCellMar>
-            <w:top w:w="0" w:type="dxa"/>
-            <w:bottom w:w="0" w:type="dxa"/>
-          </w:tblCellMar>
-        </w:tblPrEx>
         <w:tc>
           <w:tcPr>
             <w:tcW w:w="3120" w:type="dxa"/>
@@ -21890,6 +21873,7 @@
       </w:pPr>
       <w:r>
         <w:rPr>
+          <w:noProof/>
           <w:lang w:val="en-GB"/>
         </w:rPr>
         <w:drawing>
@@ -21999,6 +21983,7 @@
         <w:rPr>
           <w:lang w:val="en-GB"/>
         </w:rPr>
+        <w:lastRenderedPageBreak/>
         <w:t>Input Protection Circuit Implementation</w:t>
       </w:r>
       <w:bookmarkEnd w:id="42"/>
@@ -22079,21 +22064,7 @@
             <w:rFonts w:ascii="Cambria Math" w:hAnsi="Cambria Math"/>
             <w:lang w:val="en-GB"/>
           </w:rPr>
-          <m:t>≈</m:t>
-        </m:r>
-        <m:r>
-          <w:rPr>
-            <w:rFonts w:ascii="Cambria Math" w:hAnsi="Cambria Math"/>
-            <w:lang w:val="en-GB"/>
-          </w:rPr>
-          <m:t>5</m:t>
-        </m:r>
-        <m:r>
-          <w:rPr>
-            <w:rFonts w:ascii="Cambria Math" w:hAnsi="Cambria Math"/>
-            <w:lang w:val="en-GB"/>
-          </w:rPr>
-          <m:t>0</m:t>
+          <m:t>≈50</m:t>
         </m:r>
         <m:r>
           <m:rPr>
@@ -22773,6 +22744,7 @@
         <w:rPr>
           <w:lang w:val="en-GB"/>
         </w:rPr>
+        <w:lastRenderedPageBreak/>
         <w:t>Combined Voltage Window Protection</w:t>
       </w:r>
       <w:bookmarkEnd w:id="46"/>
@@ -22834,14 +22806,27 @@
       <w:r>
         <w:t xml:space="preserve">Table </w:t>
       </w:r>
-      <w:fldSimple w:instr=" SEQ Table \* ARABIC ">
-        <w:r>
-          <w:rPr>
-            <w:noProof/>
-          </w:rPr>
-          <w:t>4</w:t>
-        </w:r>
-      </w:fldSimple>
+      <w:r>
+        <w:fldChar w:fldCharType="begin"/>
+      </w:r>
+      <w:r>
+        <w:instrText xml:space="preserve"> SEQ Table \* ARABIC </w:instrText>
+      </w:r>
+      <w:r>
+        <w:fldChar w:fldCharType="separate"/>
+      </w:r>
+      <w:r>
+        <w:rPr>
+          <w:noProof/>
+        </w:rPr>
+        <w:t>4</w:t>
+      </w:r>
+      <w:r>
+        <w:rPr>
+          <w:noProof/>
+        </w:rPr>
+        <w:fldChar w:fldCharType="end"/>
+      </w:r>
       <w:r>
         <w:t>.4: Protection thresholds: theoretical vs. simulated</w:t>
       </w:r>
@@ -22869,12 +22854,6 @@
         <w:gridCol w:w="3120"/>
       </w:tblGrid>
       <w:tr>
-        <w:tblPrEx>
-          <w:tblCellMar>
-            <w:top w:w="0" w:type="dxa"/>
-            <w:bottom w:w="0" w:type="dxa"/>
-          </w:tblCellMar>
-        </w:tblPrEx>
         <w:tc>
           <w:tcPr>
             <w:tcW w:w="3120" w:type="dxa"/>
@@ -22940,12 +22919,6 @@
         </w:tc>
       </w:tr>
       <w:tr>
-        <w:tblPrEx>
-          <w:tblCellMar>
-            <w:top w:w="0" w:type="dxa"/>
-            <w:bottom w:w="0" w:type="dxa"/>
-          </w:tblCellMar>
-        </w:tblPrEx>
         <w:tc>
           <w:tcPr>
             <w:tcW w:w="3120" w:type="dxa"/>
@@ -22996,12 +22969,6 @@
         </w:tc>
       </w:tr>
       <w:tr>
-        <w:tblPrEx>
-          <w:tblCellMar>
-            <w:top w:w="0" w:type="dxa"/>
-            <w:bottom w:w="0" w:type="dxa"/>
-          </w:tblCellMar>
-        </w:tblPrEx>
         <w:tc>
           <w:tcPr>
             <w:tcW w:w="3120" w:type="dxa"/>
@@ -23052,12 +23019,6 @@
         </w:tc>
       </w:tr>
       <w:tr>
-        <w:tblPrEx>
-          <w:tblCellMar>
-            <w:top w:w="0" w:type="dxa"/>
-            <w:bottom w:w="0" w:type="dxa"/>
-          </w:tblCellMar>
-        </w:tblPrEx>
         <w:tc>
           <w:tcPr>
             <w:tcW w:w="3120" w:type="dxa"/>
@@ -23128,9 +23089,9 @@
       </w:pPr>
       <w:r>
         <w:rPr>
-          <w:lang w:val="en-GB"/>
-        </w:rPr>
-        <w:lastRenderedPageBreak/>
+          <w:noProof/>
+          <w:lang w:val="en-GB"/>
+        </w:rPr>
         <w:drawing>
           <wp:inline distT="0" distB="0" distL="0" distR="0" wp14:anchorId="1C374302" wp14:editId="16B270E2">
             <wp:extent cx="5731510" cy="2200275"/>
@@ -23377,6 +23338,7 @@
           <w:bCs/>
           <w:lang w:val="en-GB"/>
         </w:rPr>
+        <w:lastRenderedPageBreak/>
         <w:t>High di/dt loops minimised:</w:t>
       </w:r>
       <w:r>
@@ -23515,7 +23477,6 @@
           <w:bCs/>
           <w:lang w:val="en-GB"/>
         </w:rPr>
-        <w:lastRenderedPageBreak/>
         <w:t>Trace width calculation:</w:t>
       </w:r>
       <w:r>
@@ -23562,6 +23523,7 @@
       </w:pPr>
       <w:r>
         <w:rPr>
+          <w:noProof/>
           <w:lang w:val="en-GB"/>
         </w:rPr>
         <w:drawing>
@@ -23610,6 +23572,7 @@
       </w:pPr>
       <w:r>
         <w:rPr>
+          <w:noProof/>
           <w:lang w:val="en-GB"/>
         </w:rPr>
         <w:lastRenderedPageBreak/>
@@ -23672,14 +23635,27 @@
       <w:r>
         <w:t xml:space="preserve">Table </w:t>
       </w:r>
-      <w:fldSimple w:instr=" SEQ Table \* ARABIC ">
-        <w:r>
-          <w:rPr>
-            <w:noProof/>
-          </w:rPr>
-          <w:t>5</w:t>
-        </w:r>
-      </w:fldSimple>
+      <w:r>
+        <w:fldChar w:fldCharType="begin"/>
+      </w:r>
+      <w:r>
+        <w:instrText xml:space="preserve"> SEQ Table \* ARABIC </w:instrText>
+      </w:r>
+      <w:r>
+        <w:fldChar w:fldCharType="separate"/>
+      </w:r>
+      <w:r>
+        <w:rPr>
+          <w:noProof/>
+        </w:rPr>
+        <w:t>5</w:t>
+      </w:r>
+      <w:r>
+        <w:rPr>
+          <w:noProof/>
+        </w:rPr>
+        <w:fldChar w:fldCharType="end"/>
+      </w:r>
       <w:r>
         <w:t xml:space="preserve"> - Bill of Materials</w:t>
       </w:r>
@@ -23710,12 +23686,6 @@
         <w:gridCol w:w="1080"/>
       </w:tblGrid>
       <w:tr>
-        <w:tblPrEx>
-          <w:tblCellMar>
-            <w:top w:w="0" w:type="dxa"/>
-            <w:bottom w:w="0" w:type="dxa"/>
-          </w:tblCellMar>
-        </w:tblPrEx>
         <w:tc>
           <w:tcPr>
             <w:tcW w:w="1200" w:type="dxa"/>
@@ -23844,12 +23814,6 @@
         </w:tc>
       </w:tr>
       <w:tr>
-        <w:tblPrEx>
-          <w:tblCellMar>
-            <w:top w:w="0" w:type="dxa"/>
-            <w:bottom w:w="0" w:type="dxa"/>
-          </w:tblCellMar>
-        </w:tblPrEx>
         <w:tc>
           <w:tcPr>
             <w:tcW w:w="1200" w:type="dxa"/>
@@ -23948,12 +23912,6 @@
         </w:tc>
       </w:tr>
       <w:tr>
-        <w:tblPrEx>
-          <w:tblCellMar>
-            <w:top w:w="0" w:type="dxa"/>
-            <w:bottom w:w="0" w:type="dxa"/>
-          </w:tblCellMar>
-        </w:tblPrEx>
         <w:tc>
           <w:tcPr>
             <w:tcW w:w="1200" w:type="dxa"/>
@@ -24052,12 +24010,6 @@
         </w:tc>
       </w:tr>
       <w:tr>
-        <w:tblPrEx>
-          <w:tblCellMar>
-            <w:top w:w="0" w:type="dxa"/>
-            <w:bottom w:w="0" w:type="dxa"/>
-          </w:tblCellMar>
-        </w:tblPrEx>
         <w:tc>
           <w:tcPr>
             <w:tcW w:w="1200" w:type="dxa"/>
@@ -24156,12 +24108,6 @@
         </w:tc>
       </w:tr>
       <w:tr>
-        <w:tblPrEx>
-          <w:tblCellMar>
-            <w:top w:w="0" w:type="dxa"/>
-            <w:bottom w:w="0" w:type="dxa"/>
-          </w:tblCellMar>
-        </w:tblPrEx>
         <w:tc>
           <w:tcPr>
             <w:tcW w:w="1200" w:type="dxa"/>
@@ -24260,12 +24206,6 @@
         </w:tc>
       </w:tr>
       <w:tr>
-        <w:tblPrEx>
-          <w:tblCellMar>
-            <w:top w:w="0" w:type="dxa"/>
-            <w:bottom w:w="0" w:type="dxa"/>
-          </w:tblCellMar>
-        </w:tblPrEx>
         <w:tc>
           <w:tcPr>
             <w:tcW w:w="1200" w:type="dxa"/>
@@ -24364,12 +24304,6 @@
         </w:tc>
       </w:tr>
       <w:tr>
-        <w:tblPrEx>
-          <w:tblCellMar>
-            <w:top w:w="0" w:type="dxa"/>
-            <w:bottom w:w="0" w:type="dxa"/>
-          </w:tblCellMar>
-        </w:tblPrEx>
         <w:tc>
           <w:tcPr>
             <w:tcW w:w="1200" w:type="dxa"/>
@@ -24468,12 +24402,6 @@
         </w:tc>
       </w:tr>
       <w:tr>
-        <w:tblPrEx>
-          <w:tblCellMar>
-            <w:top w:w="0" w:type="dxa"/>
-            <w:bottom w:w="0" w:type="dxa"/>
-          </w:tblCellMar>
-        </w:tblPrEx>
         <w:tc>
           <w:tcPr>
             <w:tcW w:w="1200" w:type="dxa"/>
@@ -24572,12 +24500,6 @@
         </w:tc>
       </w:tr>
       <w:tr>
-        <w:tblPrEx>
-          <w:tblCellMar>
-            <w:top w:w="0" w:type="dxa"/>
-            <w:bottom w:w="0" w:type="dxa"/>
-          </w:tblCellMar>
-        </w:tblPrEx>
         <w:tc>
           <w:tcPr>
             <w:tcW w:w="1200" w:type="dxa"/>
@@ -24678,12 +24600,6 @@
         </w:tc>
       </w:tr>
       <w:tr>
-        <w:tblPrEx>
-          <w:tblCellMar>
-            <w:top w:w="0" w:type="dxa"/>
-            <w:bottom w:w="0" w:type="dxa"/>
-          </w:tblCellMar>
-        </w:tblPrEx>
         <w:tc>
           <w:tcPr>
             <w:tcW w:w="1200" w:type="dxa"/>
@@ -24791,12 +24707,6 @@
         </w:tc>
       </w:tr>
       <w:tr>
-        <w:tblPrEx>
-          <w:tblCellMar>
-            <w:top w:w="0" w:type="dxa"/>
-            <w:bottom w:w="0" w:type="dxa"/>
-          </w:tblCellMar>
-        </w:tblPrEx>
         <w:tc>
           <w:tcPr>
             <w:tcW w:w="1200" w:type="dxa"/>
@@ -24903,12 +24813,6 @@
         </w:tc>
       </w:tr>
       <w:tr>
-        <w:tblPrEx>
-          <w:tblCellMar>
-            <w:top w:w="0" w:type="dxa"/>
-            <w:bottom w:w="0" w:type="dxa"/>
-          </w:tblCellMar>
-        </w:tblPrEx>
         <w:tc>
           <w:tcPr>
             <w:tcW w:w="1200" w:type="dxa"/>
@@ -25015,12 +24919,6 @@
         </w:tc>
       </w:tr>
       <w:tr>
-        <w:tblPrEx>
-          <w:tblCellMar>
-            <w:top w:w="0" w:type="dxa"/>
-            <w:bottom w:w="0" w:type="dxa"/>
-          </w:tblCellMar>
-        </w:tblPrEx>
         <w:tc>
           <w:tcPr>
             <w:tcW w:w="1200" w:type="dxa"/>
@@ -25127,12 +25025,6 @@
         </w:tc>
       </w:tr>
       <w:tr>
-        <w:tblPrEx>
-          <w:tblCellMar>
-            <w:top w:w="0" w:type="dxa"/>
-            <w:bottom w:w="0" w:type="dxa"/>
-          </w:tblCellMar>
-        </w:tblPrEx>
         <w:tc>
           <w:tcPr>
             <w:tcW w:w="1200" w:type="dxa"/>
@@ -25231,12 +25123,6 @@
         </w:tc>
       </w:tr>
       <w:tr>
-        <w:tblPrEx>
-          <w:tblCellMar>
-            <w:top w:w="0" w:type="dxa"/>
-            <w:bottom w:w="0" w:type="dxa"/>
-          </w:tblCellMar>
-        </w:tblPrEx>
         <w:tc>
           <w:tcPr>
             <w:tcW w:w="1200" w:type="dxa"/>
@@ -25343,12 +25229,6 @@
         </w:tc>
       </w:tr>
       <w:tr>
-        <w:tblPrEx>
-          <w:tblCellMar>
-            <w:top w:w="0" w:type="dxa"/>
-            <w:bottom w:w="0" w:type="dxa"/>
-          </w:tblCellMar>
-        </w:tblPrEx>
         <w:tc>
           <w:tcPr>
             <w:tcW w:w="1200" w:type="dxa"/>
@@ -25455,12 +25335,6 @@
         </w:tc>
       </w:tr>
       <w:tr>
-        <w:tblPrEx>
-          <w:tblCellMar>
-            <w:top w:w="0" w:type="dxa"/>
-            <w:bottom w:w="0" w:type="dxa"/>
-          </w:tblCellMar>
-        </w:tblPrEx>
         <w:tc>
           <w:tcPr>
             <w:tcW w:w="1200" w:type="dxa"/>
@@ -25567,12 +25441,6 @@
         </w:tc>
       </w:tr>
       <w:tr>
-        <w:tblPrEx>
-          <w:tblCellMar>
-            <w:top w:w="0" w:type="dxa"/>
-            <w:bottom w:w="0" w:type="dxa"/>
-          </w:tblCellMar>
-        </w:tblPrEx>
         <w:tc>
           <w:tcPr>
             <w:tcW w:w="1200" w:type="dxa"/>
@@ -25679,12 +25547,6 @@
         </w:tc>
       </w:tr>
       <w:tr>
-        <w:tblPrEx>
-          <w:tblCellMar>
-            <w:top w:w="0" w:type="dxa"/>
-            <w:bottom w:w="0" w:type="dxa"/>
-          </w:tblCellMar>
-        </w:tblPrEx>
         <w:tc>
           <w:tcPr>
             <w:tcW w:w="1200" w:type="dxa"/>
@@ -25783,12 +25645,6 @@
         </w:tc>
       </w:tr>
       <w:tr>
-        <w:tblPrEx>
-          <w:tblCellMar>
-            <w:top w:w="0" w:type="dxa"/>
-            <w:bottom w:w="0" w:type="dxa"/>
-          </w:tblCellMar>
-        </w:tblPrEx>
         <w:tc>
           <w:tcPr>
             <w:tcW w:w="1200" w:type="dxa"/>
@@ -25887,12 +25743,6 @@
         </w:tc>
       </w:tr>
       <w:tr>
-        <w:tblPrEx>
-          <w:tblCellMar>
-            <w:top w:w="0" w:type="dxa"/>
-            <w:bottom w:w="0" w:type="dxa"/>
-          </w:tblCellMar>
-        </w:tblPrEx>
         <w:tc>
           <w:tcPr>
             <w:tcW w:w="1200" w:type="dxa"/>
@@ -25991,12 +25841,6 @@
         </w:tc>
       </w:tr>
       <w:tr>
-        <w:tblPrEx>
-          <w:tblCellMar>
-            <w:top w:w="0" w:type="dxa"/>
-            <w:bottom w:w="0" w:type="dxa"/>
-          </w:tblCellMar>
-        </w:tblPrEx>
         <w:tc>
           <w:tcPr>
             <w:tcW w:w="1200" w:type="dxa"/>
@@ -26492,121 +26336,112 @@
     </w:p>
     <w:p>
       <w:pPr>
-        <w:rPr>
-          <w:lang w:val="en-GB"/>
-        </w:rPr>
-      </w:pPr>
+        <w:pStyle w:val="Heading1"/>
+      </w:pPr>
+      <w:r>
+        <w:t>Simulation Methodology</w:t>
+      </w:r>
+    </w:p>
+    <w:p>
+      <w:r>
+        <w:t xml:space="preserve">All simulations were performed using </w:t>
+      </w:r>
+      <w:proofErr w:type="spellStart"/>
+      <w:r>
+        <w:t>LTspice</w:t>
+      </w:r>
+      <w:proofErr w:type="spellEnd"/>
+      <w:r>
+        <w:t xml:space="preserve"> version 24.1.3 (Analog Devices). The following solver settings were applied to improve convergence for the switching converter: </w:t>
+      </w:r>
     </w:p>
     <w:p/>
+    <w:p/>
     <w:p>
       <w:pPr>
-        <w:pStyle w:val="Heading1"/>
-      </w:pPr>
-      <w:bookmarkStart w:id="52" w:name="_Toc228821339"/>
-      <w:r>
-        <w:t>Conclusions and future work</w:t>
+        <w:pStyle w:val="Heading1-NoNumber"/>
+      </w:pPr>
+      <w:bookmarkStart w:id="52" w:name="_Toc228821340"/>
+      <w:r>
+        <w:t>Glossary of terms [OPTIONAL]</w:t>
       </w:r>
       <w:bookmarkEnd w:id="52"/>
     </w:p>
     <w:p>
       <w:r>
-        <w:t>I</w:t>
-      </w:r>
-      <w:r>
-        <w:t xml:space="preserve">dentify and discuss the main implications of your work. </w:t>
-      </w:r>
-      <w:r>
-        <w:t xml:space="preserve">Please refer to the </w:t>
-      </w:r>
-      <w:r>
-        <w:t>handbook for further content guidelines for this section.</w:t>
+        <w:t>Your report may not require a glossary of terms, but if it does, place it here.</w:t>
       </w:r>
     </w:p>
     <w:p>
       <w:pPr>
         <w:pStyle w:val="Heading1-NoNumber"/>
       </w:pPr>
-      <w:bookmarkStart w:id="53" w:name="_Toc228821340"/>
-      <w:r>
-        <w:t>Glossary of terms [OPTIONAL]</w:t>
+      <w:bookmarkStart w:id="53" w:name="_Toc228821341"/>
+      <w:r>
+        <w:t>Nomenclature [OPTIONAL]</w:t>
       </w:r>
       <w:bookmarkEnd w:id="53"/>
     </w:p>
     <w:p>
       <w:r>
-        <w:t>Your report may not require a glossary of terms, but if it does, place it here.</w:t>
+        <w:t xml:space="preserve">Your report may not require a nomenclature section. Normally this is only required if there is extensive use of mathematics </w:t>
+      </w:r>
+      <w:r>
+        <w:t xml:space="preserve">throughout </w:t>
+      </w:r>
+      <w:r>
+        <w:t>the report</w:t>
+      </w:r>
+      <w:r>
+        <w:t xml:space="preserve"> and the symbols or nomenclature are not obvious. If </w:t>
+      </w:r>
+      <w:r>
+        <w:t>nomenclature</w:t>
+      </w:r>
+      <w:r>
+        <w:t xml:space="preserve"> is needed, place it here.</w:t>
       </w:r>
     </w:p>
     <w:p>
       <w:pPr>
         <w:pStyle w:val="Heading1-NoNumber"/>
       </w:pPr>
-      <w:bookmarkStart w:id="54" w:name="_Toc228821341"/>
-      <w:r>
-        <w:t>Nomenclature [OPTIONAL]</w:t>
+      <w:bookmarkStart w:id="54" w:name="_Toc228821342"/>
+      <w:r>
+        <w:lastRenderedPageBreak/>
+        <w:t>References</w:t>
       </w:r>
       <w:bookmarkEnd w:id="54"/>
     </w:p>
     <w:p>
       <w:r>
-        <w:t xml:space="preserve">Your report may not require a nomenclature section. Normally this is only required if there is extensive use of mathematics </w:t>
-      </w:r>
-      <w:r>
-        <w:t xml:space="preserve">throughout </w:t>
-      </w:r>
-      <w:r>
-        <w:t>the report</w:t>
-      </w:r>
-      <w:r>
-        <w:t xml:space="preserve"> and the symbols or nomenclature are not obvious. If </w:t>
-      </w:r>
-      <w:r>
-        <w:t>nomenclature</w:t>
-      </w:r>
-      <w:r>
-        <w:t xml:space="preserve"> is needed, place it here.</w:t>
+        <w:t>List all your references here using a standard consistent style. See handbook for detailed guidelines.</w:t>
       </w:r>
     </w:p>
     <w:p>
       <w:pPr>
         <w:pStyle w:val="Heading1-NoNumber"/>
       </w:pPr>
-      <w:bookmarkStart w:id="55" w:name="_Toc228821342"/>
-      <w:r>
-        <w:lastRenderedPageBreak/>
-        <w:t>References</w:t>
+      <w:bookmarkStart w:id="55" w:name="_Toc228821343"/>
+      <w:r>
+        <w:t>Appendix A [OPTIONAL]</w:t>
       </w:r>
       <w:bookmarkEnd w:id="55"/>
     </w:p>
     <w:p>
       <w:r>
-        <w:t>List all your references here using a standard consistent style. See handbook for detailed guidelines.</w:t>
+        <w:t>Appendices are optional and may not be required by your project. If you do require appendices, place them here.</w:t>
       </w:r>
     </w:p>
     <w:p>
       <w:pPr>
         <w:pStyle w:val="Heading1-NoNumber"/>
       </w:pPr>
-      <w:bookmarkStart w:id="56" w:name="_Toc228821343"/>
-      <w:r>
-        <w:t>Appendix A [OPTIONAL]</w:t>
+      <w:bookmarkStart w:id="56" w:name="_Toc228821344"/>
+      <w:r>
+        <w:t>Risk Assessment</w:t>
       </w:r>
       <w:bookmarkEnd w:id="56"/>
-    </w:p>
-    <w:p>
-      <w:r>
-        <w:t>Appendices are optional and may not be required by your project. If you do require appendices, place them here.</w:t>
-      </w:r>
-    </w:p>
-    <w:p>
-      <w:pPr>
-        <w:pStyle w:val="Heading1-NoNumber"/>
-      </w:pPr>
-      <w:bookmarkStart w:id="57" w:name="_Toc228821344"/>
-      <w:r>
-        <w:t>Risk Assessment</w:t>
-      </w:r>
-      <w:bookmarkEnd w:id="57"/>
     </w:p>
     <w:p>
       <w:r>
@@ -28263,7 +28098,7 @@
       <w:lvlText w:val="%1.%2"/>
       <w:lvlJc w:val="left"/>
       <w:pPr>
-        <w:ind w:left="576" w:hanging="576"/>
+        <w:ind w:left="859" w:hanging="576"/>
       </w:pPr>
     </w:lvl>
     <w:lvl w:ilvl="2">
@@ -30898,7 +30733,6 @@
     <w:name w:val="Normal (Web)"/>
     <w:basedOn w:val="Normal"/>
     <w:uiPriority w:val="99"/>
-    <w:semiHidden/>
     <w:unhideWhenUsed/>
     <w:rsid w:val="003736CB"/>
     <w:pPr>

--- a/EE499 Checklist and Report Iterations/EE499_DC_DC_Converter_Final_Report (1).docx
+++ b/EE499 Checklist and Report Iterations/EE499_DC_DC_Converter_Final_Report (1).docx
@@ -13713,13 +13713,7 @@
         <w:t>state voltage drop (typically tens of millivolts at 2A). If the battery is reversed, th</w:t>
       </w:r>
       <w:r>
-        <w:t xml:space="preserve">e </w:t>
-      </w:r>
-      <w:r>
-        <w:t xml:space="preserve">gate-source voltage becomes positive, turning the MOSFET off and blocking current flow completely. Compared with a conventional series diode, the P-channel MOSFET solution offers substantially lower conduction loss and negligible heat generation, making it particularly suitable for battery-powered applications. </w:t>
-      </w:r>
-      <w:r>
-        <w:t xml:space="preserve"> </w:t>
+        <w:t xml:space="preserve">e gate-source voltage becomes positive, turning the MOSFET off and blocking current flow completely. Compared with a conventional series diode, the P-channel MOSFET solution offers substantially lower conduction loss and negligible heat generation, making it particularly suitable for battery-powered applications.  </w:t>
       </w:r>
       <w:r>
         <w:t xml:space="preserve">                                           </w:t>
@@ -21954,7 +21948,31 @@
         <w:rPr>
           <w:lang w:val="en-GB"/>
         </w:rPr>
-        <w:t>The design values were validated through simulated AC analysis (Section 4.7), which confirmed a crossover frequency of 4.91 kHz, phase margin of 68°, and gain margin of 22 </w:t>
+        <w:t xml:space="preserve">The design values were validated through simulated AC analysis (Section 4.7), which confirmed a crossover frequency of 4.91 kHz, phase margin of </w:t>
+      </w:r>
+      <w:r>
+        <w:rPr>
+          <w:lang w:val="en-GB"/>
+        </w:rPr>
+        <w:t>55</w:t>
+      </w:r>
+      <w:r>
+        <w:rPr>
+          <w:lang w:val="en-GB"/>
+        </w:rPr>
+        <w:t>°, and gain margin of</w:t>
+      </w:r>
+      <w:r>
+        <w:rPr>
+          <w:lang w:val="en-GB"/>
+        </w:rPr>
+        <w:t xml:space="preserve"> 19.1</w:t>
+      </w:r>
+      <w:r>
+        <w:rPr>
+          <w:lang w:val="en-GB"/>
+        </w:rPr>
+        <w:t> </w:t>
       </w:r>
       <w:proofErr w:type="spellStart"/>
       <w:r>
@@ -26343,6 +26361,14 @@
       </w:r>
     </w:p>
     <w:p>
+      <w:pPr>
+        <w:pStyle w:val="Heading2"/>
+      </w:pPr>
+      <w:r>
+        <w:t>Simulation Environment and Solver Configuration</w:t>
+      </w:r>
+    </w:p>
+    <w:p>
       <w:r>
         <w:t xml:space="preserve">All simulations were performed using </w:t>
       </w:r>
@@ -26355,13 +26381,5319 @@
         <w:t xml:space="preserve"> version 24.1.3 (Analog Devices). The following solver settings were applied to improve convergence for the switching converter: </w:t>
       </w:r>
     </w:p>
-    <w:p/>
+    <w:p>
+      <w:pPr>
+        <w:pStyle w:val="ListParagraph"/>
+        <w:numPr>
+          <w:ilvl w:val="0"/>
+          <w:numId w:val="22"/>
+        </w:numPr>
+      </w:pPr>
+      <w:r>
+        <w:rPr>
+          <w:b/>
+          <w:bCs/>
+        </w:rPr>
+        <w:t>. options gmin=1e-</w:t>
+      </w:r>
+      <w:proofErr w:type="gramStart"/>
+      <w:r>
+        <w:rPr>
+          <w:b/>
+          <w:bCs/>
+        </w:rPr>
+        <w:t>12:</w:t>
+      </w:r>
+      <w:proofErr w:type="gramEnd"/>
+      <w:r>
+        <w:rPr>
+          <w:b/>
+          <w:bCs/>
+        </w:rPr>
+        <w:t xml:space="preserve"> </w:t>
+      </w:r>
+      <w:r>
+        <w:t>reduces the minimum</w:t>
+      </w:r>
+      <w:r>
+        <w:t xml:space="preserve"> conductance, aiding convergence in highly non-linear circuits.</w:t>
+      </w:r>
+    </w:p>
+    <w:p>
+      <w:pPr>
+        <w:pStyle w:val="ListParagraph"/>
+        <w:numPr>
+          <w:ilvl w:val="0"/>
+          <w:numId w:val="22"/>
+        </w:numPr>
+        <w:rPr>
+          <w:b/>
+          <w:bCs/>
+        </w:rPr>
+      </w:pPr>
+      <w:r>
+        <w:rPr>
+          <w:b/>
+          <w:bCs/>
+        </w:rPr>
+        <w:t>. options</w:t>
+      </w:r>
+      <w:r>
+        <w:rPr>
+          <w:b/>
+          <w:bCs/>
+        </w:rPr>
+        <w:t xml:space="preserve"> cshunt=1e-</w:t>
+      </w:r>
+      <w:proofErr w:type="gramStart"/>
+      <w:r>
+        <w:rPr>
+          <w:b/>
+          <w:bCs/>
+        </w:rPr>
+        <w:t>15:</w:t>
+      </w:r>
+      <w:proofErr w:type="gramEnd"/>
+      <w:r>
+        <w:rPr>
+          <w:b/>
+          <w:bCs/>
+        </w:rPr>
+        <w:t xml:space="preserve"> </w:t>
+      </w:r>
+      <w:r>
+        <w:t>adds a small shunt</w:t>
+      </w:r>
+      <w:r>
+        <w:rPr>
+          <w:b/>
+          <w:bCs/>
+        </w:rPr>
+        <w:t xml:space="preserve"> </w:t>
+      </w:r>
+      <w:r>
+        <w:t>capacitance to each node, supressing numerical oscillations.</w:t>
+      </w:r>
+    </w:p>
+    <w:p>
+      <w:pPr>
+        <w:pStyle w:val="ListParagraph"/>
+        <w:numPr>
+          <w:ilvl w:val="0"/>
+          <w:numId w:val="22"/>
+        </w:numPr>
+      </w:pPr>
+      <w:r>
+        <w:t xml:space="preserve">Integration method: </w:t>
+      </w:r>
+      <w:r>
+        <w:t xml:space="preserve">trapezoidal (default in </w:t>
+      </w:r>
+      <w:proofErr w:type="spellStart"/>
+      <w:r>
+        <w:t>LTspice</w:t>
+      </w:r>
+      <w:proofErr w:type="spellEnd"/>
+      <w:r>
+        <w:t xml:space="preserve">), selected for its superior energy conservation in switching circuits. </w:t>
+      </w:r>
+    </w:p>
+    <w:p>
+      <w:r>
+        <w:t xml:space="preserve">During initial DC operating point analysis, the Direct Newton iteration failed to converge. This is common for circuits containing behavioural models with steep slopes. </w:t>
+      </w:r>
+      <w:r>
+        <w:rPr>
+          <w:b/>
+          <w:bCs/>
+        </w:rPr>
+        <w:t>Gmin stepping</w:t>
+      </w:r>
+      <w:r>
+        <w:t xml:space="preserve"> was therefore invoked by </w:t>
+      </w:r>
+      <w:proofErr w:type="spellStart"/>
+      <w:r>
+        <w:t>LTspice</w:t>
+      </w:r>
+      <w:proofErr w:type="spellEnd"/>
+      <w:r>
+        <w:t xml:space="preserve"> automatically, which gradually increases conductance across semiconductor junctions until a stable operating point is found. The failure of Direct Newton is not indicative of a design flaw. It reflects the complexity of the LTC1871 macro model and the power stage. </w:t>
+      </w:r>
+    </w:p>
+    <w:p>
+      <w:r>
+        <w:lastRenderedPageBreak/>
+        <w:t xml:space="preserve">The transient simulation duration was set to </w:t>
+      </w:r>
+      <w:r>
+        <w:rPr>
+          <w:b/>
+          <w:bCs/>
+        </w:rPr>
+        <w:t>.tran 8m st</w:t>
+      </w:r>
+      <w:r>
+        <w:rPr>
+          <w:b/>
+          <w:bCs/>
+        </w:rPr>
+        <w:t>art</w:t>
+      </w:r>
+      <w:r>
+        <w:rPr>
+          <w:b/>
+          <w:bCs/>
+        </w:rPr>
+        <w:t>up</w:t>
+      </w:r>
+      <w:r>
+        <w:rPr>
+          <w:b/>
+          <w:bCs/>
+        </w:rPr>
+        <w:t xml:space="preserve">. </w:t>
+      </w:r>
+      <w:r>
+        <w:t xml:space="preserve">The </w:t>
+      </w:r>
+      <w:r>
+        <w:rPr>
+          <w:b/>
+          <w:bCs/>
+        </w:rPr>
+        <w:t>startup</w:t>
+      </w:r>
+      <w:r>
+        <w:t xml:space="preserve"> flag forces the input voltage source to rise from zero over approximately 1ms, simulating a realistic battery connection. The full 8ms duration was chosen because: </w:t>
+      </w:r>
+    </w:p>
+    <w:p>
+      <w:pPr>
+        <w:pStyle w:val="ListParagraph"/>
+        <w:numPr>
+          <w:ilvl w:val="0"/>
+          <w:numId w:val="23"/>
+        </w:numPr>
+      </w:pPr>
+      <w:r>
+        <w:t xml:space="preserve">The </w:t>
+      </w:r>
+      <w:r>
+        <w:rPr>
+          <w:b/>
+          <w:bCs/>
+        </w:rPr>
+        <w:t>startup transient</w:t>
+      </w:r>
+      <w:r>
+        <w:t xml:space="preserve"> settles within 2ms. </w:t>
+      </w:r>
+    </w:p>
+    <w:p>
+      <w:pPr>
+        <w:pStyle w:val="ListParagraph"/>
+        <w:numPr>
+          <w:ilvl w:val="0"/>
+          <w:numId w:val="23"/>
+        </w:numPr>
+      </w:pPr>
+      <w:r>
+        <w:t xml:space="preserve">A </w:t>
+      </w:r>
+      <w:r>
+        <w:rPr>
+          <w:b/>
+          <w:bCs/>
+        </w:rPr>
+        <w:t>4ms to 5ms window</w:t>
+      </w:r>
+      <w:r>
+        <w:t xml:space="preserve"> captures steady-state behaviour before load step. </w:t>
+      </w:r>
+    </w:p>
+    <w:p>
+      <w:pPr>
+        <w:pStyle w:val="ListParagraph"/>
+        <w:numPr>
+          <w:ilvl w:val="0"/>
+          <w:numId w:val="23"/>
+        </w:numPr>
+      </w:pPr>
+      <w:r>
+        <w:t xml:space="preserve">The </w:t>
+      </w:r>
+      <w:r>
+        <w:rPr>
+          <w:b/>
+          <w:bCs/>
+        </w:rPr>
+        <w:t>load step</w:t>
+      </w:r>
+      <w:r>
+        <w:t xml:space="preserve"> occurs at 5ms, and the converter recovers within 1ms. </w:t>
+      </w:r>
+    </w:p>
+    <w:p>
+      <w:pPr>
+        <w:pStyle w:val="ListParagraph"/>
+        <w:numPr>
+          <w:ilvl w:val="0"/>
+          <w:numId w:val="23"/>
+        </w:numPr>
+      </w:pPr>
+      <w:r>
+        <w:t xml:space="preserve">A </w:t>
+      </w:r>
+      <w:r>
+        <w:rPr>
+          <w:b/>
+          <w:bCs/>
+        </w:rPr>
+        <w:t>6ms to 7ms window</w:t>
+      </w:r>
+      <w:r>
+        <w:t xml:space="preserve"> provides steady-state post-step measurements, leaving a 1ms safety margin after recovery. </w:t>
+      </w:r>
+    </w:p>
+    <w:p>
+      <w:pPr>
+        <w:pStyle w:val="Heading2"/>
+      </w:pPr>
+      <w:r>
+        <w:t>SPICE Models and Component Representation</w:t>
+      </w:r>
+    </w:p>
+    <w:p>
+      <w:r>
+        <w:t>All simulation models are documented below to ensure reproducibility.</w:t>
+      </w:r>
+    </w:p>
+    <w:p>
+      <w:pPr>
+        <w:pStyle w:val="Caption"/>
+        <w:keepNext/>
+      </w:pPr>
+      <w:r>
+        <w:t xml:space="preserve">Table </w:t>
+      </w:r>
+      <w:r>
+        <w:fldChar w:fldCharType="begin"/>
+      </w:r>
+      <w:r>
+        <w:instrText xml:space="preserve"> SEQ Table \* ARABIC </w:instrText>
+      </w:r>
+      <w:r>
+        <w:fldChar w:fldCharType="separate"/>
+      </w:r>
+      <w:r>
+        <w:rPr>
+          <w:noProof/>
+        </w:rPr>
+        <w:t>6</w:t>
+      </w:r>
+      <w:r>
+        <w:fldChar w:fldCharType="end"/>
+      </w:r>
+      <w:r>
+        <w:t>:</w:t>
+      </w:r>
+      <w:r>
+        <w:t xml:space="preserve"> </w:t>
+      </w:r>
+      <w:proofErr w:type="spellStart"/>
+      <w:r>
+        <w:t>LTspice</w:t>
+      </w:r>
+      <w:proofErr w:type="spellEnd"/>
+      <w:r>
+        <w:t xml:space="preserve"> Component Models and Library Sources</w:t>
+      </w:r>
+    </w:p>
+    <w:tbl>
+      <w:tblPr>
+        <w:tblStyle w:val="TableGrid"/>
+        <w:tblW w:w="0" w:type="auto"/>
+        <w:tblLook w:val="04A0" w:firstRow="1" w:lastRow="0" w:firstColumn="1" w:lastColumn="0" w:noHBand="0" w:noVBand="1"/>
+      </w:tblPr>
+      <w:tblGrid>
+        <w:gridCol w:w="2160"/>
+        <w:gridCol w:w="2160"/>
+        <w:gridCol w:w="2160"/>
+        <w:gridCol w:w="2160"/>
+      </w:tblGrid>
+      <w:tr>
+        <w:tc>
+          <w:tcPr>
+            <w:tcW w:w="2160" w:type="dxa"/>
+            <w:tcBorders>
+              <w:top w:val="single" w:sz="4" w:space="0" w:color="auto"/>
+              <w:left w:val="single" w:sz="4" w:space="0" w:color="auto"/>
+              <w:bottom w:val="single" w:sz="4" w:space="0" w:color="auto"/>
+              <w:right w:val="single" w:sz="4" w:space="0" w:color="auto"/>
+            </w:tcBorders>
+            <w:hideMark/>
+          </w:tcPr>
+          <w:p>
+            <w:pPr>
+              <w:spacing w:line="240" w:lineRule="auto"/>
+            </w:pPr>
+            <w:r>
+              <w:t>Component</w:t>
+            </w:r>
+          </w:p>
+        </w:tc>
+        <w:tc>
+          <w:tcPr>
+            <w:tcW w:w="2160" w:type="dxa"/>
+            <w:tcBorders>
+              <w:top w:val="single" w:sz="4" w:space="0" w:color="auto"/>
+              <w:left w:val="single" w:sz="4" w:space="0" w:color="auto"/>
+              <w:bottom w:val="single" w:sz="4" w:space="0" w:color="auto"/>
+              <w:right w:val="single" w:sz="4" w:space="0" w:color="auto"/>
+            </w:tcBorders>
+            <w:hideMark/>
+          </w:tcPr>
+          <w:p>
+            <w:pPr>
+              <w:spacing w:line="240" w:lineRule="auto"/>
+            </w:pPr>
+            <w:r>
+              <w:t>Model / Library</w:t>
+            </w:r>
+          </w:p>
+        </w:tc>
+        <w:tc>
+          <w:tcPr>
+            <w:tcW w:w="2160" w:type="dxa"/>
+            <w:tcBorders>
+              <w:top w:val="single" w:sz="4" w:space="0" w:color="auto"/>
+              <w:left w:val="single" w:sz="4" w:space="0" w:color="auto"/>
+              <w:bottom w:val="single" w:sz="4" w:space="0" w:color="auto"/>
+              <w:right w:val="single" w:sz="4" w:space="0" w:color="auto"/>
+            </w:tcBorders>
+            <w:hideMark/>
+          </w:tcPr>
+          <w:p>
+            <w:pPr>
+              <w:spacing w:line="240" w:lineRule="auto"/>
+            </w:pPr>
+            <w:r>
+              <w:t>Source</w:t>
+            </w:r>
+          </w:p>
+        </w:tc>
+        <w:tc>
+          <w:tcPr>
+            <w:tcW w:w="2160" w:type="dxa"/>
+            <w:tcBorders>
+              <w:top w:val="single" w:sz="4" w:space="0" w:color="auto"/>
+              <w:left w:val="single" w:sz="4" w:space="0" w:color="auto"/>
+              <w:bottom w:val="single" w:sz="4" w:space="0" w:color="auto"/>
+              <w:right w:val="single" w:sz="4" w:space="0" w:color="auto"/>
+            </w:tcBorders>
+            <w:hideMark/>
+          </w:tcPr>
+          <w:p>
+            <w:pPr>
+              <w:spacing w:line="240" w:lineRule="auto"/>
+            </w:pPr>
+            <w:r>
+              <w:t>Notes</w:t>
+            </w:r>
+          </w:p>
+        </w:tc>
+      </w:tr>
+      <w:tr>
+        <w:tc>
+          <w:tcPr>
+            <w:tcW w:w="2160" w:type="dxa"/>
+            <w:tcBorders>
+              <w:top w:val="single" w:sz="4" w:space="0" w:color="auto"/>
+              <w:left w:val="single" w:sz="4" w:space="0" w:color="auto"/>
+              <w:bottom w:val="single" w:sz="4" w:space="0" w:color="auto"/>
+              <w:right w:val="single" w:sz="4" w:space="0" w:color="auto"/>
+            </w:tcBorders>
+            <w:hideMark/>
+          </w:tcPr>
+          <w:p>
+            <w:pPr>
+              <w:spacing w:line="240" w:lineRule="auto"/>
+            </w:pPr>
+            <w:r>
+              <w:t>LTC1871 controller</w:t>
+            </w:r>
+          </w:p>
+        </w:tc>
+        <w:tc>
+          <w:tcPr>
+            <w:tcW w:w="2160" w:type="dxa"/>
+            <w:tcBorders>
+              <w:top w:val="single" w:sz="4" w:space="0" w:color="auto"/>
+              <w:left w:val="single" w:sz="4" w:space="0" w:color="auto"/>
+              <w:bottom w:val="single" w:sz="4" w:space="0" w:color="auto"/>
+              <w:right w:val="single" w:sz="4" w:space="0" w:color="auto"/>
+            </w:tcBorders>
+            <w:hideMark/>
+          </w:tcPr>
+          <w:p>
+            <w:pPr>
+              <w:spacing w:line="240" w:lineRule="auto"/>
+            </w:pPr>
+            <w:r>
+              <w:t>LTC1871.sub (macro model)</w:t>
+            </w:r>
+          </w:p>
+        </w:tc>
+        <w:tc>
+          <w:tcPr>
+            <w:tcW w:w="2160" w:type="dxa"/>
+            <w:tcBorders>
+              <w:top w:val="single" w:sz="4" w:space="0" w:color="auto"/>
+              <w:left w:val="single" w:sz="4" w:space="0" w:color="auto"/>
+              <w:bottom w:val="single" w:sz="4" w:space="0" w:color="auto"/>
+              <w:right w:val="single" w:sz="4" w:space="0" w:color="auto"/>
+            </w:tcBorders>
+            <w:hideMark/>
+          </w:tcPr>
+          <w:p>
+            <w:pPr>
+              <w:spacing w:line="240" w:lineRule="auto"/>
+            </w:pPr>
+            <w:r>
+              <w:t>Analog Devices [19]</w:t>
+            </w:r>
+          </w:p>
+        </w:tc>
+        <w:tc>
+          <w:tcPr>
+            <w:tcW w:w="2160" w:type="dxa"/>
+            <w:tcBorders>
+              <w:top w:val="single" w:sz="4" w:space="0" w:color="auto"/>
+              <w:left w:val="single" w:sz="4" w:space="0" w:color="auto"/>
+              <w:bottom w:val="single" w:sz="4" w:space="0" w:color="auto"/>
+              <w:right w:val="single" w:sz="4" w:space="0" w:color="auto"/>
+            </w:tcBorders>
+            <w:hideMark/>
+          </w:tcPr>
+          <w:p>
+            <w:pPr>
+              <w:spacing w:line="240" w:lineRule="auto"/>
+            </w:pPr>
+            <w:r>
+              <w:t>Behavioural model; captures functional behaviour, current</w:t>
+            </w:r>
+            <w:r>
+              <w:noBreakHyphen/>
+              <w:t>mode control, protection features. May not perfectly predict switching losses or gate drive dynamics.</w:t>
+            </w:r>
+          </w:p>
+        </w:tc>
+      </w:tr>
+      <w:tr>
+        <w:tc>
+          <w:tcPr>
+            <w:tcW w:w="2160" w:type="dxa"/>
+            <w:tcBorders>
+              <w:top w:val="single" w:sz="4" w:space="0" w:color="auto"/>
+              <w:left w:val="single" w:sz="4" w:space="0" w:color="auto"/>
+              <w:bottom w:val="single" w:sz="4" w:space="0" w:color="auto"/>
+              <w:right w:val="single" w:sz="4" w:space="0" w:color="auto"/>
+            </w:tcBorders>
+            <w:hideMark/>
+          </w:tcPr>
+          <w:p>
+            <w:pPr>
+              <w:spacing w:line="240" w:lineRule="auto"/>
+            </w:pPr>
+            <w:r>
+              <w:t>N</w:t>
+            </w:r>
+            <w:r>
+              <w:noBreakHyphen/>
+              <w:t>channel MOSFET (IRF7811)</w:t>
+            </w:r>
+          </w:p>
+        </w:tc>
+        <w:tc>
+          <w:tcPr>
+            <w:tcW w:w="2160" w:type="dxa"/>
+            <w:tcBorders>
+              <w:top w:val="single" w:sz="4" w:space="0" w:color="auto"/>
+              <w:left w:val="single" w:sz="4" w:space="0" w:color="auto"/>
+              <w:bottom w:val="single" w:sz="4" w:space="0" w:color="auto"/>
+              <w:right w:val="single" w:sz="4" w:space="0" w:color="auto"/>
+            </w:tcBorders>
+            <w:hideMark/>
+          </w:tcPr>
+          <w:p>
+            <w:pPr>
+              <w:spacing w:line="240" w:lineRule="auto"/>
+            </w:pPr>
+            <w:proofErr w:type="spellStart"/>
+            <w:r>
+              <w:t>standard.mos</w:t>
+            </w:r>
+            <w:proofErr w:type="spellEnd"/>
+            <w:r>
+              <w:t xml:space="preserve"> (NMOS)</w:t>
+            </w:r>
+          </w:p>
+        </w:tc>
+        <w:tc>
+          <w:tcPr>
+            <w:tcW w:w="2160" w:type="dxa"/>
+            <w:tcBorders>
+              <w:top w:val="single" w:sz="4" w:space="0" w:color="auto"/>
+              <w:left w:val="single" w:sz="4" w:space="0" w:color="auto"/>
+              <w:bottom w:val="single" w:sz="4" w:space="0" w:color="auto"/>
+              <w:right w:val="single" w:sz="4" w:space="0" w:color="auto"/>
+            </w:tcBorders>
+            <w:hideMark/>
+          </w:tcPr>
+          <w:p>
+            <w:pPr>
+              <w:spacing w:line="240" w:lineRule="auto"/>
+            </w:pPr>
+            <w:proofErr w:type="spellStart"/>
+            <w:r>
+              <w:t>LTspice</w:t>
+            </w:r>
+            <w:proofErr w:type="spellEnd"/>
+            <w:r>
+              <w:t xml:space="preserve"> built</w:t>
+            </w:r>
+            <w:r>
+              <w:noBreakHyphen/>
+              <w:t>in</w:t>
+            </w:r>
+          </w:p>
+        </w:tc>
+        <w:tc>
+          <w:tcPr>
+            <w:tcW w:w="2160" w:type="dxa"/>
+            <w:tcBorders>
+              <w:top w:val="single" w:sz="4" w:space="0" w:color="auto"/>
+              <w:left w:val="single" w:sz="4" w:space="0" w:color="auto"/>
+              <w:bottom w:val="single" w:sz="4" w:space="0" w:color="auto"/>
+              <w:right w:val="single" w:sz="4" w:space="0" w:color="auto"/>
+            </w:tcBorders>
+            <w:hideMark/>
+          </w:tcPr>
+          <w:p>
+            <w:pPr>
+              <w:spacing w:line="240" w:lineRule="auto"/>
+            </w:pPr>
+            <w:r>
+              <w:t>Level 1 model with parameters extracted from Vishay datasheet.</w:t>
+            </w:r>
+          </w:p>
+        </w:tc>
+      </w:tr>
+      <w:tr>
+        <w:tc>
+          <w:tcPr>
+            <w:tcW w:w="2160" w:type="dxa"/>
+            <w:tcBorders>
+              <w:top w:val="single" w:sz="4" w:space="0" w:color="auto"/>
+              <w:left w:val="single" w:sz="4" w:space="0" w:color="auto"/>
+              <w:bottom w:val="single" w:sz="4" w:space="0" w:color="auto"/>
+              <w:right w:val="single" w:sz="4" w:space="0" w:color="auto"/>
+            </w:tcBorders>
+            <w:hideMark/>
+          </w:tcPr>
+          <w:p>
+            <w:pPr>
+              <w:spacing w:line="240" w:lineRule="auto"/>
+            </w:pPr>
+            <w:r>
+              <w:t>P</w:t>
+            </w:r>
+            <w:r>
+              <w:noBreakHyphen/>
+              <w:t>channel MOSFET (AO6407 / FDS4435A)</w:t>
+            </w:r>
+          </w:p>
+        </w:tc>
+        <w:tc>
+          <w:tcPr>
+            <w:tcW w:w="2160" w:type="dxa"/>
+            <w:tcBorders>
+              <w:top w:val="single" w:sz="4" w:space="0" w:color="auto"/>
+              <w:left w:val="single" w:sz="4" w:space="0" w:color="auto"/>
+              <w:bottom w:val="single" w:sz="4" w:space="0" w:color="auto"/>
+              <w:right w:val="single" w:sz="4" w:space="0" w:color="auto"/>
+            </w:tcBorders>
+            <w:hideMark/>
+          </w:tcPr>
+          <w:p>
+            <w:pPr>
+              <w:spacing w:line="240" w:lineRule="auto"/>
+            </w:pPr>
+            <w:proofErr w:type="spellStart"/>
+            <w:r>
+              <w:t>standard.mos</w:t>
+            </w:r>
+            <w:proofErr w:type="spellEnd"/>
+            <w:r>
+              <w:t xml:space="preserve"> (PMOS)</w:t>
+            </w:r>
+          </w:p>
+        </w:tc>
+        <w:tc>
+          <w:tcPr>
+            <w:tcW w:w="2160" w:type="dxa"/>
+            <w:tcBorders>
+              <w:top w:val="single" w:sz="4" w:space="0" w:color="auto"/>
+              <w:left w:val="single" w:sz="4" w:space="0" w:color="auto"/>
+              <w:bottom w:val="single" w:sz="4" w:space="0" w:color="auto"/>
+              <w:right w:val="single" w:sz="4" w:space="0" w:color="auto"/>
+            </w:tcBorders>
+            <w:hideMark/>
+          </w:tcPr>
+          <w:p>
+            <w:pPr>
+              <w:spacing w:line="240" w:lineRule="auto"/>
+            </w:pPr>
+            <w:proofErr w:type="spellStart"/>
+            <w:r>
+              <w:t>LTspice</w:t>
+            </w:r>
+            <w:proofErr w:type="spellEnd"/>
+            <w:r>
+              <w:t xml:space="preserve"> built</w:t>
+            </w:r>
+            <w:r>
+              <w:noBreakHyphen/>
+              <w:t>in</w:t>
+            </w:r>
+          </w:p>
+        </w:tc>
+        <w:tc>
+          <w:tcPr>
+            <w:tcW w:w="2160" w:type="dxa"/>
+            <w:tcBorders>
+              <w:top w:val="single" w:sz="4" w:space="0" w:color="auto"/>
+              <w:left w:val="single" w:sz="4" w:space="0" w:color="auto"/>
+              <w:bottom w:val="single" w:sz="4" w:space="0" w:color="auto"/>
+              <w:right w:val="single" w:sz="4" w:space="0" w:color="auto"/>
+            </w:tcBorders>
+            <w:hideMark/>
+          </w:tcPr>
+          <w:p>
+            <w:pPr>
+              <w:spacing w:line="240" w:lineRule="auto"/>
+            </w:pPr>
+            <w:r>
+              <w:t>Used for reverse polarity protection.</w:t>
+            </w:r>
+          </w:p>
+        </w:tc>
+      </w:tr>
+      <w:tr>
+        <w:tc>
+          <w:tcPr>
+            <w:tcW w:w="2160" w:type="dxa"/>
+            <w:tcBorders>
+              <w:top w:val="single" w:sz="4" w:space="0" w:color="auto"/>
+              <w:left w:val="single" w:sz="4" w:space="0" w:color="auto"/>
+              <w:bottom w:val="single" w:sz="4" w:space="0" w:color="auto"/>
+              <w:right w:val="single" w:sz="4" w:space="0" w:color="auto"/>
+            </w:tcBorders>
+            <w:hideMark/>
+          </w:tcPr>
+          <w:p>
+            <w:pPr>
+              <w:spacing w:line="240" w:lineRule="auto"/>
+            </w:pPr>
+            <w:r>
+              <w:t>Schottky diode (MBR735)</w:t>
+            </w:r>
+          </w:p>
+        </w:tc>
+        <w:tc>
+          <w:tcPr>
+            <w:tcW w:w="2160" w:type="dxa"/>
+            <w:tcBorders>
+              <w:top w:val="single" w:sz="4" w:space="0" w:color="auto"/>
+              <w:left w:val="single" w:sz="4" w:space="0" w:color="auto"/>
+              <w:bottom w:val="single" w:sz="4" w:space="0" w:color="auto"/>
+              <w:right w:val="single" w:sz="4" w:space="0" w:color="auto"/>
+            </w:tcBorders>
+            <w:hideMark/>
+          </w:tcPr>
+          <w:p>
+            <w:pPr>
+              <w:spacing w:line="240" w:lineRule="auto"/>
+            </w:pPr>
+            <w:proofErr w:type="spellStart"/>
+            <w:r>
+              <w:t>standard.dio</w:t>
+            </w:r>
+            <w:proofErr w:type="spellEnd"/>
+          </w:p>
+        </w:tc>
+        <w:tc>
+          <w:tcPr>
+            <w:tcW w:w="2160" w:type="dxa"/>
+            <w:tcBorders>
+              <w:top w:val="single" w:sz="4" w:space="0" w:color="auto"/>
+              <w:left w:val="single" w:sz="4" w:space="0" w:color="auto"/>
+              <w:bottom w:val="single" w:sz="4" w:space="0" w:color="auto"/>
+              <w:right w:val="single" w:sz="4" w:space="0" w:color="auto"/>
+            </w:tcBorders>
+            <w:hideMark/>
+          </w:tcPr>
+          <w:p>
+            <w:pPr>
+              <w:spacing w:line="240" w:lineRule="auto"/>
+            </w:pPr>
+            <w:proofErr w:type="spellStart"/>
+            <w:r>
+              <w:t>LTspice</w:t>
+            </w:r>
+            <w:proofErr w:type="spellEnd"/>
+            <w:r>
+              <w:t xml:space="preserve"> built</w:t>
+            </w:r>
+            <w:r>
+              <w:noBreakHyphen/>
+              <w:t>in</w:t>
+            </w:r>
+          </w:p>
+        </w:tc>
+        <w:tc>
+          <w:tcPr>
+            <w:tcW w:w="2160" w:type="dxa"/>
+            <w:tcBorders>
+              <w:top w:val="single" w:sz="4" w:space="0" w:color="auto"/>
+              <w:left w:val="single" w:sz="4" w:space="0" w:color="auto"/>
+              <w:bottom w:val="single" w:sz="4" w:space="0" w:color="auto"/>
+              <w:right w:val="single" w:sz="4" w:space="0" w:color="auto"/>
+            </w:tcBorders>
+            <w:hideMark/>
+          </w:tcPr>
+          <w:p>
+            <w:pPr>
+              <w:spacing w:line="240" w:lineRule="auto"/>
+            </w:pPr>
+            <w:r>
+              <w:t>Includes forward voltage drop and junction capacitance.</w:t>
+            </w:r>
+          </w:p>
+        </w:tc>
+      </w:tr>
+      <w:tr>
+        <w:tc>
+          <w:tcPr>
+            <w:tcW w:w="2160" w:type="dxa"/>
+            <w:tcBorders>
+              <w:top w:val="single" w:sz="4" w:space="0" w:color="auto"/>
+              <w:left w:val="single" w:sz="4" w:space="0" w:color="auto"/>
+              <w:bottom w:val="single" w:sz="4" w:space="0" w:color="auto"/>
+              <w:right w:val="single" w:sz="4" w:space="0" w:color="auto"/>
+            </w:tcBorders>
+            <w:hideMark/>
+          </w:tcPr>
+          <w:p>
+            <w:pPr>
+              <w:spacing w:line="240" w:lineRule="auto"/>
+            </w:pPr>
+            <w:r>
+              <w:t>Zener diode (BZX84C10VLY)</w:t>
+            </w:r>
+          </w:p>
+        </w:tc>
+        <w:tc>
+          <w:tcPr>
+            <w:tcW w:w="2160" w:type="dxa"/>
+            <w:tcBorders>
+              <w:top w:val="single" w:sz="4" w:space="0" w:color="auto"/>
+              <w:left w:val="single" w:sz="4" w:space="0" w:color="auto"/>
+              <w:bottom w:val="single" w:sz="4" w:space="0" w:color="auto"/>
+              <w:right w:val="single" w:sz="4" w:space="0" w:color="auto"/>
+            </w:tcBorders>
+            <w:hideMark/>
+          </w:tcPr>
+          <w:p>
+            <w:pPr>
+              <w:spacing w:line="240" w:lineRule="auto"/>
+            </w:pPr>
+            <w:proofErr w:type="spellStart"/>
+            <w:r>
+              <w:t>standard.dio</w:t>
+            </w:r>
+            <w:proofErr w:type="spellEnd"/>
+            <w:r>
+              <w:t xml:space="preserve"> (</w:t>
+            </w:r>
+            <w:proofErr w:type="spellStart"/>
+            <w:r>
+              <w:t>zeners</w:t>
+            </w:r>
+            <w:proofErr w:type="spellEnd"/>
+            <w:r>
+              <w:t>)</w:t>
+            </w:r>
+          </w:p>
+        </w:tc>
+        <w:tc>
+          <w:tcPr>
+            <w:tcW w:w="2160" w:type="dxa"/>
+            <w:tcBorders>
+              <w:top w:val="single" w:sz="4" w:space="0" w:color="auto"/>
+              <w:left w:val="single" w:sz="4" w:space="0" w:color="auto"/>
+              <w:bottom w:val="single" w:sz="4" w:space="0" w:color="auto"/>
+              <w:right w:val="single" w:sz="4" w:space="0" w:color="auto"/>
+            </w:tcBorders>
+            <w:hideMark/>
+          </w:tcPr>
+          <w:p>
+            <w:pPr>
+              <w:spacing w:line="240" w:lineRule="auto"/>
+            </w:pPr>
+            <w:proofErr w:type="spellStart"/>
+            <w:r>
+              <w:t>LTspice</w:t>
+            </w:r>
+            <w:proofErr w:type="spellEnd"/>
+            <w:r>
+              <w:t xml:space="preserve"> built</w:t>
+            </w:r>
+            <w:r>
+              <w:noBreakHyphen/>
+              <w:t>in</w:t>
+            </w:r>
+          </w:p>
+        </w:tc>
+        <w:tc>
+          <w:tcPr>
+            <w:tcW w:w="2160" w:type="dxa"/>
+            <w:tcBorders>
+              <w:top w:val="single" w:sz="4" w:space="0" w:color="auto"/>
+              <w:left w:val="single" w:sz="4" w:space="0" w:color="auto"/>
+              <w:bottom w:val="single" w:sz="4" w:space="0" w:color="auto"/>
+              <w:right w:val="single" w:sz="4" w:space="0" w:color="auto"/>
+            </w:tcBorders>
+            <w:hideMark/>
+          </w:tcPr>
+          <w:p>
+            <w:pPr>
+              <w:spacing w:line="240" w:lineRule="auto"/>
+            </w:pPr>
+            <w:r>
+              <w:t>10 V breakdown voltage.</w:t>
+            </w:r>
+          </w:p>
+        </w:tc>
+      </w:tr>
+      <w:tr>
+        <w:tc>
+          <w:tcPr>
+            <w:tcW w:w="2160" w:type="dxa"/>
+            <w:tcBorders>
+              <w:top w:val="single" w:sz="4" w:space="0" w:color="auto"/>
+              <w:left w:val="single" w:sz="4" w:space="0" w:color="auto"/>
+              <w:bottom w:val="single" w:sz="4" w:space="0" w:color="auto"/>
+              <w:right w:val="single" w:sz="4" w:space="0" w:color="auto"/>
+            </w:tcBorders>
+            <w:hideMark/>
+          </w:tcPr>
+          <w:p>
+            <w:pPr>
+              <w:spacing w:line="240" w:lineRule="auto"/>
+            </w:pPr>
+            <w:r>
+              <w:t>NPN transistor (OVLO)</w:t>
+            </w:r>
+          </w:p>
+        </w:tc>
+        <w:tc>
+          <w:tcPr>
+            <w:tcW w:w="2160" w:type="dxa"/>
+            <w:tcBorders>
+              <w:top w:val="single" w:sz="4" w:space="0" w:color="auto"/>
+              <w:left w:val="single" w:sz="4" w:space="0" w:color="auto"/>
+              <w:bottom w:val="single" w:sz="4" w:space="0" w:color="auto"/>
+              <w:right w:val="single" w:sz="4" w:space="0" w:color="auto"/>
+            </w:tcBorders>
+            <w:hideMark/>
+          </w:tcPr>
+          <w:p>
+            <w:pPr>
+              <w:spacing w:line="240" w:lineRule="auto"/>
+            </w:pPr>
+            <w:proofErr w:type="spellStart"/>
+            <w:r>
+              <w:t>standard.bjt</w:t>
+            </w:r>
+            <w:proofErr w:type="spellEnd"/>
+          </w:p>
+        </w:tc>
+        <w:tc>
+          <w:tcPr>
+            <w:tcW w:w="2160" w:type="dxa"/>
+            <w:tcBorders>
+              <w:top w:val="single" w:sz="4" w:space="0" w:color="auto"/>
+              <w:left w:val="single" w:sz="4" w:space="0" w:color="auto"/>
+              <w:bottom w:val="single" w:sz="4" w:space="0" w:color="auto"/>
+              <w:right w:val="single" w:sz="4" w:space="0" w:color="auto"/>
+            </w:tcBorders>
+            <w:hideMark/>
+          </w:tcPr>
+          <w:p>
+            <w:pPr>
+              <w:spacing w:line="240" w:lineRule="auto"/>
+            </w:pPr>
+            <w:proofErr w:type="spellStart"/>
+            <w:r>
+              <w:t>LTspice</w:t>
+            </w:r>
+            <w:proofErr w:type="spellEnd"/>
+            <w:r>
+              <w:t xml:space="preserve"> built</w:t>
+            </w:r>
+            <w:r>
+              <w:noBreakHyphen/>
+              <w:t>in</w:t>
+            </w:r>
+          </w:p>
+        </w:tc>
+        <w:tc>
+          <w:tcPr>
+            <w:tcW w:w="2160" w:type="dxa"/>
+            <w:tcBorders>
+              <w:top w:val="single" w:sz="4" w:space="0" w:color="auto"/>
+              <w:left w:val="single" w:sz="4" w:space="0" w:color="auto"/>
+              <w:bottom w:val="single" w:sz="4" w:space="0" w:color="auto"/>
+              <w:right w:val="single" w:sz="4" w:space="0" w:color="auto"/>
+            </w:tcBorders>
+            <w:hideMark/>
+          </w:tcPr>
+          <w:p>
+            <w:pPr>
+              <w:spacing w:line="240" w:lineRule="auto"/>
+            </w:pPr>
+            <w:r>
+              <w:t>Used MMBT3904 model (corresponds to OVLO circuit in validated netlist).</w:t>
+            </w:r>
+          </w:p>
+        </w:tc>
+      </w:tr>
+      <w:tr>
+        <w:tc>
+          <w:tcPr>
+            <w:tcW w:w="2160" w:type="dxa"/>
+            <w:tcBorders>
+              <w:top w:val="single" w:sz="4" w:space="0" w:color="auto"/>
+              <w:left w:val="single" w:sz="4" w:space="0" w:color="auto"/>
+              <w:bottom w:val="single" w:sz="4" w:space="0" w:color="auto"/>
+              <w:right w:val="single" w:sz="4" w:space="0" w:color="auto"/>
+            </w:tcBorders>
+            <w:hideMark/>
+          </w:tcPr>
+          <w:p>
+            <w:pPr>
+              <w:spacing w:line="240" w:lineRule="auto"/>
+            </w:pPr>
+            <w:r>
+              <w:t>Inductor L1</w:t>
+            </w:r>
+          </w:p>
+        </w:tc>
+        <w:tc>
+          <w:tcPr>
+            <w:tcW w:w="2160" w:type="dxa"/>
+            <w:tcBorders>
+              <w:top w:val="single" w:sz="4" w:space="0" w:color="auto"/>
+              <w:left w:val="single" w:sz="4" w:space="0" w:color="auto"/>
+              <w:bottom w:val="single" w:sz="4" w:space="0" w:color="auto"/>
+              <w:right w:val="single" w:sz="4" w:space="0" w:color="auto"/>
+            </w:tcBorders>
+            <w:hideMark/>
+          </w:tcPr>
+          <w:p>
+            <w:pPr>
+              <w:spacing w:line="240" w:lineRule="auto"/>
+            </w:pPr>
+            <w:r>
+              <w:t>behavioural</w:t>
+            </w:r>
+          </w:p>
+        </w:tc>
+        <w:tc>
+          <w:tcPr>
+            <w:tcW w:w="2160" w:type="dxa"/>
+            <w:tcBorders>
+              <w:top w:val="single" w:sz="4" w:space="0" w:color="auto"/>
+              <w:left w:val="single" w:sz="4" w:space="0" w:color="auto"/>
+              <w:bottom w:val="single" w:sz="4" w:space="0" w:color="auto"/>
+              <w:right w:val="single" w:sz="4" w:space="0" w:color="auto"/>
+            </w:tcBorders>
+            <w:hideMark/>
+          </w:tcPr>
+          <w:p>
+            <w:pPr>
+              <w:spacing w:line="240" w:lineRule="auto"/>
+            </w:pPr>
+            <w:r>
+              <w:t xml:space="preserve">Ideal with </w:t>
+            </w:r>
+            <w:proofErr w:type="spellStart"/>
+            <w:r>
+              <w:t>Rser</w:t>
+            </w:r>
+            <w:proofErr w:type="spellEnd"/>
+            <w:r>
+              <w:t>=14m</w:t>
+            </w:r>
+          </w:p>
+        </w:tc>
+        <w:tc>
+          <w:tcPr>
+            <w:tcW w:w="2160" w:type="dxa"/>
+            <w:tcBorders>
+              <w:top w:val="single" w:sz="4" w:space="0" w:color="auto"/>
+              <w:left w:val="single" w:sz="4" w:space="0" w:color="auto"/>
+              <w:bottom w:val="single" w:sz="4" w:space="0" w:color="auto"/>
+              <w:right w:val="single" w:sz="4" w:space="0" w:color="auto"/>
+            </w:tcBorders>
+            <w:hideMark/>
+          </w:tcPr>
+          <w:p>
+            <w:pPr>
+              <w:spacing w:line="240" w:lineRule="auto"/>
+            </w:pPr>
+            <w:r>
+              <w:t>10 µH, 14 </w:t>
+            </w:r>
+            <w:proofErr w:type="spellStart"/>
+            <w:r>
+              <w:t>mΩ</w:t>
+            </w:r>
+            <w:proofErr w:type="spellEnd"/>
+            <w:r>
+              <w:t xml:space="preserve"> series resistance (typical DCR).</w:t>
+            </w:r>
+          </w:p>
+        </w:tc>
+      </w:tr>
+      <w:tr>
+        <w:tc>
+          <w:tcPr>
+            <w:tcW w:w="2160" w:type="dxa"/>
+            <w:tcBorders>
+              <w:top w:val="single" w:sz="4" w:space="0" w:color="auto"/>
+              <w:left w:val="single" w:sz="4" w:space="0" w:color="auto"/>
+              <w:bottom w:val="single" w:sz="4" w:space="0" w:color="auto"/>
+              <w:right w:val="single" w:sz="4" w:space="0" w:color="auto"/>
+            </w:tcBorders>
+            <w:hideMark/>
+          </w:tcPr>
+          <w:p>
+            <w:pPr>
+              <w:spacing w:line="240" w:lineRule="auto"/>
+            </w:pPr>
+            <w:r>
+              <w:t>Capacitors C1a, C1b, C5</w:t>
+            </w:r>
+          </w:p>
+        </w:tc>
+        <w:tc>
+          <w:tcPr>
+            <w:tcW w:w="2160" w:type="dxa"/>
+            <w:tcBorders>
+              <w:top w:val="single" w:sz="4" w:space="0" w:color="auto"/>
+              <w:left w:val="single" w:sz="4" w:space="0" w:color="auto"/>
+              <w:bottom w:val="single" w:sz="4" w:space="0" w:color="auto"/>
+              <w:right w:val="single" w:sz="4" w:space="0" w:color="auto"/>
+            </w:tcBorders>
+            <w:hideMark/>
+          </w:tcPr>
+          <w:p>
+            <w:pPr>
+              <w:spacing w:line="240" w:lineRule="auto"/>
+            </w:pPr>
+            <w:r>
+              <w:t>behavioural</w:t>
+            </w:r>
+          </w:p>
+        </w:tc>
+        <w:tc>
+          <w:tcPr>
+            <w:tcW w:w="2160" w:type="dxa"/>
+            <w:tcBorders>
+              <w:top w:val="single" w:sz="4" w:space="0" w:color="auto"/>
+              <w:left w:val="single" w:sz="4" w:space="0" w:color="auto"/>
+              <w:bottom w:val="single" w:sz="4" w:space="0" w:color="auto"/>
+              <w:right w:val="single" w:sz="4" w:space="0" w:color="auto"/>
+            </w:tcBorders>
+            <w:hideMark/>
+          </w:tcPr>
+          <w:p>
+            <w:pPr>
+              <w:spacing w:line="240" w:lineRule="auto"/>
+            </w:pPr>
+            <w:r>
+              <w:t>Ideal with series resistance as shown</w:t>
+            </w:r>
+          </w:p>
+        </w:tc>
+        <w:tc>
+          <w:tcPr>
+            <w:tcW w:w="2160" w:type="dxa"/>
+            <w:tcBorders>
+              <w:top w:val="single" w:sz="4" w:space="0" w:color="auto"/>
+              <w:left w:val="single" w:sz="4" w:space="0" w:color="auto"/>
+              <w:bottom w:val="single" w:sz="4" w:space="0" w:color="auto"/>
+              <w:right w:val="single" w:sz="4" w:space="0" w:color="auto"/>
+            </w:tcBorders>
+            <w:hideMark/>
+          </w:tcPr>
+          <w:p>
+            <w:pPr>
+              <w:spacing w:line="240" w:lineRule="auto"/>
+            </w:pPr>
+            <w:r>
+              <w:t>Derated capacitance values (77 µF, 12 µF, 100 µF).</w:t>
+            </w:r>
+          </w:p>
+        </w:tc>
+      </w:tr>
+      <w:tr>
+        <w:tc>
+          <w:tcPr>
+            <w:tcW w:w="2160" w:type="dxa"/>
+            <w:tcBorders>
+              <w:top w:val="single" w:sz="4" w:space="0" w:color="auto"/>
+              <w:left w:val="single" w:sz="4" w:space="0" w:color="auto"/>
+              <w:bottom w:val="single" w:sz="4" w:space="0" w:color="auto"/>
+              <w:right w:val="single" w:sz="4" w:space="0" w:color="auto"/>
+            </w:tcBorders>
+            <w:hideMark/>
+          </w:tcPr>
+          <w:p>
+            <w:pPr>
+              <w:spacing w:line="240" w:lineRule="auto"/>
+            </w:pPr>
+            <w:r>
+              <w:lastRenderedPageBreak/>
+              <w:t>Input voltage source V1</w:t>
+            </w:r>
+          </w:p>
+        </w:tc>
+        <w:tc>
+          <w:tcPr>
+            <w:tcW w:w="2160" w:type="dxa"/>
+            <w:tcBorders>
+              <w:top w:val="single" w:sz="4" w:space="0" w:color="auto"/>
+              <w:left w:val="single" w:sz="4" w:space="0" w:color="auto"/>
+              <w:bottom w:val="single" w:sz="4" w:space="0" w:color="auto"/>
+              <w:right w:val="single" w:sz="4" w:space="0" w:color="auto"/>
+            </w:tcBorders>
+            <w:hideMark/>
+          </w:tcPr>
+          <w:p>
+            <w:pPr>
+              <w:spacing w:line="240" w:lineRule="auto"/>
+            </w:pPr>
+            <w:r>
+              <w:t>behavioural</w:t>
+            </w:r>
+          </w:p>
+        </w:tc>
+        <w:tc>
+          <w:tcPr>
+            <w:tcW w:w="2160" w:type="dxa"/>
+            <w:tcBorders>
+              <w:top w:val="single" w:sz="4" w:space="0" w:color="auto"/>
+              <w:left w:val="single" w:sz="4" w:space="0" w:color="auto"/>
+              <w:bottom w:val="single" w:sz="4" w:space="0" w:color="auto"/>
+              <w:right w:val="single" w:sz="4" w:space="0" w:color="auto"/>
+            </w:tcBorders>
+            <w:hideMark/>
+          </w:tcPr>
+          <w:p>
+            <w:pPr>
+              <w:spacing w:line="240" w:lineRule="auto"/>
+            </w:pPr>
+            <w:r>
+              <w:t>{VIN} parameterised</w:t>
+            </w:r>
+          </w:p>
+        </w:tc>
+        <w:tc>
+          <w:tcPr>
+            <w:tcW w:w="2160" w:type="dxa"/>
+            <w:tcBorders>
+              <w:top w:val="single" w:sz="4" w:space="0" w:color="auto"/>
+              <w:left w:val="single" w:sz="4" w:space="0" w:color="auto"/>
+              <w:bottom w:val="single" w:sz="4" w:space="0" w:color="auto"/>
+              <w:right w:val="single" w:sz="4" w:space="0" w:color="auto"/>
+            </w:tcBorders>
+            <w:hideMark/>
+          </w:tcPr>
+          <w:p>
+            <w:pPr>
+              <w:spacing w:line="240" w:lineRule="auto"/>
+            </w:pPr>
+            <w:r>
+              <w:t>Allows parametric step. startup flag enabled.</w:t>
+            </w:r>
+          </w:p>
+        </w:tc>
+      </w:tr>
+      <w:tr>
+        <w:tc>
+          <w:tcPr>
+            <w:tcW w:w="2160" w:type="dxa"/>
+            <w:tcBorders>
+              <w:top w:val="single" w:sz="4" w:space="0" w:color="auto"/>
+              <w:left w:val="single" w:sz="4" w:space="0" w:color="auto"/>
+              <w:bottom w:val="single" w:sz="4" w:space="0" w:color="auto"/>
+              <w:right w:val="single" w:sz="4" w:space="0" w:color="auto"/>
+            </w:tcBorders>
+            <w:hideMark/>
+          </w:tcPr>
+          <w:p>
+            <w:pPr>
+              <w:spacing w:line="240" w:lineRule="auto"/>
+            </w:pPr>
+            <w:r>
+              <w:t>Load current source I1</w:t>
+            </w:r>
+          </w:p>
+        </w:tc>
+        <w:tc>
+          <w:tcPr>
+            <w:tcW w:w="2160" w:type="dxa"/>
+            <w:tcBorders>
+              <w:top w:val="single" w:sz="4" w:space="0" w:color="auto"/>
+              <w:left w:val="single" w:sz="4" w:space="0" w:color="auto"/>
+              <w:bottom w:val="single" w:sz="4" w:space="0" w:color="auto"/>
+              <w:right w:val="single" w:sz="4" w:space="0" w:color="auto"/>
+            </w:tcBorders>
+            <w:hideMark/>
+          </w:tcPr>
+          <w:p>
+            <w:pPr>
+              <w:spacing w:line="240" w:lineRule="auto"/>
+            </w:pPr>
+            <w:r>
+              <w:t>behavioural</w:t>
+            </w:r>
+          </w:p>
+        </w:tc>
+        <w:tc>
+          <w:tcPr>
+            <w:tcW w:w="2160" w:type="dxa"/>
+            <w:tcBorders>
+              <w:top w:val="single" w:sz="4" w:space="0" w:color="auto"/>
+              <w:left w:val="single" w:sz="4" w:space="0" w:color="auto"/>
+              <w:bottom w:val="single" w:sz="4" w:space="0" w:color="auto"/>
+              <w:right w:val="single" w:sz="4" w:space="0" w:color="auto"/>
+            </w:tcBorders>
+            <w:hideMark/>
+          </w:tcPr>
+          <w:p>
+            <w:pPr>
+              <w:spacing w:line="240" w:lineRule="auto"/>
+            </w:pPr>
+            <w:r>
+              <w:t>PWL function</w:t>
+            </w:r>
+          </w:p>
+        </w:tc>
+        <w:tc>
+          <w:tcPr>
+            <w:tcW w:w="2160" w:type="dxa"/>
+            <w:tcBorders>
+              <w:top w:val="single" w:sz="4" w:space="0" w:color="auto"/>
+              <w:left w:val="single" w:sz="4" w:space="0" w:color="auto"/>
+              <w:bottom w:val="single" w:sz="4" w:space="0" w:color="auto"/>
+              <w:right w:val="single" w:sz="4" w:space="0" w:color="auto"/>
+            </w:tcBorders>
+            <w:hideMark/>
+          </w:tcPr>
+          <w:p>
+            <w:pPr>
+              <w:spacing w:line="240" w:lineRule="auto"/>
+            </w:pPr>
+            <w:r>
+              <w:t>Described in Section 4.3.</w:t>
+            </w:r>
+          </w:p>
+        </w:tc>
+      </w:tr>
+    </w:tbl>
     <w:p/>
     <w:p>
+      <w:r>
+        <w:t xml:space="preserve">All passive components (resistors, ceramic capacitors) are modelled as ideal with nominal values and tolerances not simulated. The LTC1871 macro model has known limitations: it does not model internal power consumption of the gate driver with high accuracy, and it assumes ideal slope compensation. However, for the purpose of verifying regulation, ripple, transient response, and stability, it is sufficient. </w:t>
+      </w:r>
+    </w:p>
+    <w:p>
+      <w:pPr>
+        <w:pStyle w:val="Heading2"/>
+      </w:pPr>
+      <w:r>
+        <w:t xml:space="preserve">Test Circuit Configuration </w:t>
+      </w:r>
+    </w:p>
+    <w:p>
+      <w:r>
+        <w:t>The final simulation schematic (reproduced in Figure 4.1) implements the boost converter power stage, the LTC1871 controller, and the input protection network as derived in Chapter 3.</w:t>
+      </w:r>
+    </w:p>
+    <w:p>
+      <w:pPr>
+        <w:keepNext/>
+        <w:jc w:val="center"/>
+      </w:pPr>
+      <w:r>
+        <w:rPr>
+          <w:noProof/>
+          <w:lang w:val="en-GB"/>
+        </w:rPr>
+        <w:drawing>
+          <wp:inline distT="0" distB="0" distL="0" distR="0" wp14:anchorId="42336F57" wp14:editId="1E9C9F08">
+            <wp:extent cx="5731510" cy="2790190"/>
+            <wp:effectExtent l="0" t="0" r="2540" b="0"/>
+            <wp:docPr id="1294361840" name="Picture 1"/>
+            <wp:cNvGraphicFramePr>
+              <a:graphicFrameLocks xmlns:a="http://schemas.openxmlformats.org/drawingml/2006/main" noChangeAspect="1"/>
+            </wp:cNvGraphicFramePr>
+            <a:graphic xmlns:a="http://schemas.openxmlformats.org/drawingml/2006/main">
+              <a:graphicData uri="http://schemas.openxmlformats.org/drawingml/2006/picture">
+                <pic:pic xmlns:pic="http://schemas.openxmlformats.org/drawingml/2006/picture">
+                  <pic:nvPicPr>
+                    <pic:cNvPr id="1294361840" name=""/>
+                    <pic:cNvPicPr/>
+                  </pic:nvPicPr>
+                  <pic:blipFill>
+                    <a:blip r:embed="rId19"/>
+                    <a:stretch>
+                      <a:fillRect/>
+                    </a:stretch>
+                  </pic:blipFill>
+                  <pic:spPr>
+                    <a:xfrm>
+                      <a:off x="0" y="0"/>
+                      <a:ext cx="5731510" cy="2790190"/>
+                    </a:xfrm>
+                    <a:prstGeom prst="rect">
+                      <a:avLst/>
+                    </a:prstGeom>
+                  </pic:spPr>
+                </pic:pic>
+              </a:graphicData>
+            </a:graphic>
+          </wp:inline>
+        </w:drawing>
+      </w:r>
+    </w:p>
+    <w:p>
+      <w:pPr>
+        <w:pStyle w:val="Caption"/>
+        <w:jc w:val="center"/>
+      </w:pPr>
+      <w:r>
+        <w:t xml:space="preserve">Figure </w:t>
+      </w:r>
+      <w:r>
+        <w:fldChar w:fldCharType="begin"/>
+      </w:r>
+      <w:r>
+        <w:instrText xml:space="preserve"> SEQ Figure \* ARABIC </w:instrText>
+      </w:r>
+      <w:r>
+        <w:fldChar w:fldCharType="separate"/>
+      </w:r>
+      <w:r>
+        <w:rPr>
+          <w:noProof/>
+        </w:rPr>
+        <w:t>2</w:t>
+      </w:r>
+      <w:r>
+        <w:fldChar w:fldCharType="end"/>
+      </w:r>
+      <w:r>
+        <w:t xml:space="preserve">: </w:t>
+      </w:r>
+      <w:proofErr w:type="spellStart"/>
+      <w:r>
+        <w:t>LTspice</w:t>
+      </w:r>
+      <w:proofErr w:type="spellEnd"/>
+      <w:r>
+        <w:t xml:space="preserve"> simulation schematic (LTC1871_Validated_Final_Fixed_V2.asc</w:t>
+      </w:r>
+    </w:p>
+    <w:p>
+      <w:r>
+        <w:t xml:space="preserve">Key elements are: </w:t>
+      </w:r>
+    </w:p>
+    <w:p>
+      <w:pPr>
+        <w:pStyle w:val="ListParagraph"/>
+        <w:numPr>
+          <w:ilvl w:val="0"/>
+          <w:numId w:val="24"/>
+        </w:numPr>
+        <w:rPr>
+          <w:b/>
+          <w:bCs/>
+        </w:rPr>
+      </w:pPr>
+      <w:r>
+        <w:rPr>
+          <w:b/>
+          <w:bCs/>
+        </w:rPr>
+        <w:t>Parameterised input voltage: “</w:t>
+      </w:r>
+      <w:r>
+        <w:t>V1</w:t>
+      </w:r>
+      <w:r>
+        <w:t>”</w:t>
+      </w:r>
+      <w:r>
+        <w:t> with </w:t>
+      </w:r>
+      <w:r>
+        <w:t>“</w:t>
+      </w:r>
+      <w:r>
+        <w:t>{VIN}</w:t>
+      </w:r>
+      <w:r>
+        <w:t>”</w:t>
+      </w:r>
+      <w:r>
+        <w:t xml:space="preserve">. The </w:t>
+      </w:r>
+      <w:r>
+        <w:t xml:space="preserve">directive </w:t>
+      </w:r>
+      <w:proofErr w:type="gramStart"/>
+      <w:r>
+        <w:t>“.</w:t>
+      </w:r>
+      <w:r>
+        <w:t>param</w:t>
+      </w:r>
+      <w:proofErr w:type="gramEnd"/>
+      <w:r>
+        <w:t xml:space="preserve"> VIN=9.6</w:t>
+      </w:r>
+      <w:r>
+        <w:t>”</w:t>
+      </w:r>
+      <w:r>
+        <w:t xml:space="preserve"> sets a nominal value; </w:t>
+      </w:r>
+      <w:r>
+        <w:t xml:space="preserve">a </w:t>
+      </w:r>
+      <w:proofErr w:type="gramStart"/>
+      <w:r>
+        <w:t>“.</w:t>
+      </w:r>
+      <w:r>
+        <w:t>step</w:t>
+      </w:r>
+      <w:proofErr w:type="gramEnd"/>
+      <w:r>
+        <w:t xml:space="preserve"> param VIN list 8.0 8.1 9.6 11.0 11.1 12.0</w:t>
+      </w:r>
+      <w:r>
+        <w:t>”</w:t>
+      </w:r>
+      <w:r>
+        <w:t> is used for parametric sweeps (Section 4.4).</w:t>
+      </w:r>
+    </w:p>
+    <w:p>
+      <w:pPr>
+        <w:pStyle w:val="ListParagraph"/>
+        <w:numPr>
+          <w:ilvl w:val="0"/>
+          <w:numId w:val="24"/>
+        </w:numPr>
+        <w:rPr>
+          <w:b/>
+          <w:bCs/>
+        </w:rPr>
+      </w:pPr>
+      <w:r>
+        <w:rPr>
+          <w:b/>
+          <w:bCs/>
+        </w:rPr>
+        <w:t>Pulsed load current:</w:t>
+      </w:r>
+      <w:r>
+        <w:t xml:space="preserve"> </w:t>
+      </w:r>
+      <w:r>
+        <w:t>“</w:t>
+      </w:r>
+      <w:r>
+        <w:t>I1</w:t>
+      </w:r>
+      <w:r>
+        <w:t>”</w:t>
+      </w:r>
+      <w:r>
+        <w:t> is defined as </w:t>
+      </w:r>
+      <w:r>
+        <w:t>“</w:t>
+      </w:r>
+      <w:r>
+        <w:t>PWL (</w:t>
+      </w:r>
+      <w:r>
+        <w:t>0 0.5 0.005 0.5 0.0051 2 0.008 2)</w:t>
+      </w:r>
+      <w:r>
+        <w:t>”</w:t>
+      </w:r>
+      <w:r>
+        <w:t>.</w:t>
+      </w:r>
+      <w:r>
+        <w:br/>
+      </w:r>
+      <w:r>
+        <w:rPr>
+          <w:i/>
+          <w:iCs/>
+        </w:rPr>
+        <w:t>Interpretation:</w:t>
+      </w:r>
+      <w:r>
+        <w:t> 0.5 A from t=0 to 5 </w:t>
+      </w:r>
+      <w:proofErr w:type="spellStart"/>
+      <w:r>
+        <w:t>ms</w:t>
+      </w:r>
+      <w:proofErr w:type="spellEnd"/>
+      <w:r>
+        <w:t>, then a linear ramp to 2 A over 100 µs (starting at 5 </w:t>
+      </w:r>
+      <w:proofErr w:type="spellStart"/>
+      <w:r>
+        <w:t>ms</w:t>
+      </w:r>
+      <w:proofErr w:type="spellEnd"/>
+      <w:r>
+        <w:t>), and finally constant 2 A from 5.1 </w:t>
+      </w:r>
+      <w:proofErr w:type="spellStart"/>
+      <w:r>
+        <w:t>ms</w:t>
+      </w:r>
+      <w:proofErr w:type="spellEnd"/>
+      <w:r>
+        <w:t xml:space="preserve"> to 8 </w:t>
+      </w:r>
+      <w:proofErr w:type="spellStart"/>
+      <w:r>
+        <w:t>ms</w:t>
+      </w:r>
+      <w:proofErr w:type="spellEnd"/>
+      <w:r>
+        <w:t xml:space="preserve">. The 100 µs ramp approximates the </w:t>
+      </w:r>
+      <w:r>
+        <w:lastRenderedPageBreak/>
+        <w:t>inrush current of a DC motor during startup, which appears as a fast load change to the converter.</w:t>
+      </w:r>
+    </w:p>
+    <w:p>
+      <w:pPr>
+        <w:pStyle w:val="ListParagraph"/>
+        <w:numPr>
+          <w:ilvl w:val="0"/>
+          <w:numId w:val="24"/>
+        </w:numPr>
+        <w:rPr>
+          <w:b/>
+          <w:bCs/>
+        </w:rPr>
+      </w:pPr>
+      <w:r>
+        <w:rPr>
+          <w:b/>
+          <w:bCs/>
+        </w:rPr>
+        <w:t xml:space="preserve">Input protection sub-circuit: </w:t>
+      </w:r>
+      <w:r>
+        <w:t>Includes</w:t>
+      </w:r>
+      <w:r>
+        <w:t xml:space="preserve"> the P-channel MOSFET M2, UVLO divider (R6 = 49 kΩ, R7 = 10 kΩ), and OVLO Zener D3 + NPM transistor Q1(MMBT </w:t>
+      </w:r>
+      <w:r>
+        <w:t>3904).</w:t>
+      </w:r>
+    </w:p>
+    <w:p>
+      <w:pPr>
+        <w:ind w:left="360"/>
+      </w:pPr>
+      <w:r>
+        <w:t xml:space="preserve">All measurement directives </w:t>
+      </w:r>
+      <w:proofErr w:type="gramStart"/>
+      <w:r>
+        <w:t>( .</w:t>
+      </w:r>
+      <w:proofErr w:type="spellStart"/>
+      <w:r>
+        <w:t>meas</w:t>
+      </w:r>
+      <w:proofErr w:type="spellEnd"/>
+      <w:proofErr w:type="gramEnd"/>
+      <w:r>
+        <w:t>) are defined in the schematic and summarised in Section 4.5.</w:t>
+      </w:r>
+    </w:p>
+    <w:p>
+      <w:pPr>
+        <w:pStyle w:val="Heading2"/>
+      </w:pPr>
+      <w:r>
+        <w:t>Parametric Sweep Strategy</w:t>
+      </w:r>
+    </w:p>
+    <w:p>
+      <w:r>
+        <w:t xml:space="preserve">To validate the converter’s behaviour across the entire expected input voltage range and beyond, a parametric step sweep was configured, using the PSpice command:  </w:t>
+      </w:r>
+    </w:p>
+    <w:p>
+      <w:proofErr w:type="gramStart"/>
+      <w:r>
+        <w:t>“</w:t>
+      </w:r>
+      <w:r>
+        <w:t>.step</w:t>
+      </w:r>
+      <w:proofErr w:type="gramEnd"/>
+      <w:r>
+        <w:t xml:space="preserve"> param VIN list 8.0 8.1 9.6 11.0 11.1 12.0</w:t>
+      </w:r>
+      <w:r>
+        <w:t>”</w:t>
+      </w:r>
+    </w:p>
+    <w:p>
+      <w:r>
+        <w:t xml:space="preserve">Each test point corresponds to a distinct operating region of the input protection scheme: </w:t>
+      </w:r>
+    </w:p>
+    <w:p>
+      <w:pPr>
+        <w:pStyle w:val="Caption"/>
+        <w:keepNext/>
+      </w:pPr>
+      <w:r>
+        <w:t xml:space="preserve">Table </w:t>
+      </w:r>
+      <w:r>
+        <w:fldChar w:fldCharType="begin"/>
+      </w:r>
+      <w:r>
+        <w:instrText xml:space="preserve"> SEQ Table \* ARABIC </w:instrText>
+      </w:r>
+      <w:r>
+        <w:fldChar w:fldCharType="separate"/>
+      </w:r>
+      <w:r>
+        <w:rPr>
+          <w:noProof/>
+        </w:rPr>
+        <w:t>7</w:t>
+      </w:r>
+      <w:r>
+        <w:fldChar w:fldCharType="end"/>
+      </w:r>
+      <w:r>
+        <w:t xml:space="preserve">: </w:t>
+      </w:r>
+      <w:r>
+        <w:t>Input Voltage Sweep Test Points for Protection Circuit Verification</w:t>
+      </w:r>
+    </w:p>
+    <w:tbl>
+      <w:tblPr>
+        <w:tblStyle w:val="TableGrid"/>
+        <w:tblW w:w="0" w:type="auto"/>
+        <w:tblLook w:val="04A0" w:firstRow="1" w:lastRow="0" w:firstColumn="1" w:lastColumn="0" w:noHBand="0" w:noVBand="1"/>
+      </w:tblPr>
+      <w:tblGrid>
+        <w:gridCol w:w="2880"/>
+        <w:gridCol w:w="2880"/>
+        <w:gridCol w:w="2880"/>
+      </w:tblGrid>
+      <w:tr>
+        <w:tc>
+          <w:tcPr>
+            <w:tcW w:w="2880" w:type="dxa"/>
+            <w:tcBorders>
+              <w:top w:val="single" w:sz="4" w:space="0" w:color="auto"/>
+              <w:left w:val="single" w:sz="4" w:space="0" w:color="auto"/>
+              <w:bottom w:val="single" w:sz="4" w:space="0" w:color="auto"/>
+              <w:right w:val="single" w:sz="4" w:space="0" w:color="auto"/>
+            </w:tcBorders>
+            <w:hideMark/>
+          </w:tcPr>
+          <w:p>
+            <w:pPr>
+              <w:spacing w:after="200"/>
+              <w:rPr>
+                <w:lang w:val="en-US"/>
+              </w:rPr>
+            </w:pPr>
+            <w:r>
+              <w:rPr>
+                <w:lang w:val="en-US"/>
+              </w:rPr>
+              <w:t>Test Point (VIN)</w:t>
+            </w:r>
+          </w:p>
+        </w:tc>
+        <w:tc>
+          <w:tcPr>
+            <w:tcW w:w="2880" w:type="dxa"/>
+            <w:tcBorders>
+              <w:top w:val="single" w:sz="4" w:space="0" w:color="auto"/>
+              <w:left w:val="single" w:sz="4" w:space="0" w:color="auto"/>
+              <w:bottom w:val="single" w:sz="4" w:space="0" w:color="auto"/>
+              <w:right w:val="single" w:sz="4" w:space="0" w:color="auto"/>
+            </w:tcBorders>
+            <w:hideMark/>
+          </w:tcPr>
+          <w:p>
+            <w:pPr>
+              <w:spacing w:after="200"/>
+              <w:rPr>
+                <w:lang w:val="en-US"/>
+              </w:rPr>
+            </w:pPr>
+            <w:r>
+              <w:rPr>
+                <w:lang w:val="en-US"/>
+              </w:rPr>
+              <w:t>Region</w:t>
+            </w:r>
+          </w:p>
+        </w:tc>
+        <w:tc>
+          <w:tcPr>
+            <w:tcW w:w="2880" w:type="dxa"/>
+            <w:tcBorders>
+              <w:top w:val="single" w:sz="4" w:space="0" w:color="auto"/>
+              <w:left w:val="single" w:sz="4" w:space="0" w:color="auto"/>
+              <w:bottom w:val="single" w:sz="4" w:space="0" w:color="auto"/>
+              <w:right w:val="single" w:sz="4" w:space="0" w:color="auto"/>
+            </w:tcBorders>
+            <w:hideMark/>
+          </w:tcPr>
+          <w:p>
+            <w:pPr>
+              <w:spacing w:after="200"/>
+              <w:rPr>
+                <w:lang w:val="en-US"/>
+              </w:rPr>
+            </w:pPr>
+            <w:r>
+              <w:rPr>
+                <w:lang w:val="en-US"/>
+              </w:rPr>
+              <w:t>Expected State</w:t>
+            </w:r>
+          </w:p>
+        </w:tc>
+      </w:tr>
+      <w:tr>
+        <w:tc>
+          <w:tcPr>
+            <w:tcW w:w="2880" w:type="dxa"/>
+            <w:tcBorders>
+              <w:top w:val="single" w:sz="4" w:space="0" w:color="auto"/>
+              <w:left w:val="single" w:sz="4" w:space="0" w:color="auto"/>
+              <w:bottom w:val="single" w:sz="4" w:space="0" w:color="auto"/>
+              <w:right w:val="single" w:sz="4" w:space="0" w:color="auto"/>
+            </w:tcBorders>
+            <w:hideMark/>
+          </w:tcPr>
+          <w:p>
+            <w:pPr>
+              <w:spacing w:after="200"/>
+              <w:rPr>
+                <w:lang w:val="en-US"/>
+              </w:rPr>
+            </w:pPr>
+            <w:r>
+              <w:rPr>
+                <w:lang w:val="en-US"/>
+              </w:rPr>
+              <w:t>7.5 V</w:t>
+            </w:r>
+          </w:p>
+        </w:tc>
+        <w:tc>
+          <w:tcPr>
+            <w:tcW w:w="2880" w:type="dxa"/>
+            <w:tcBorders>
+              <w:top w:val="single" w:sz="4" w:space="0" w:color="auto"/>
+              <w:left w:val="single" w:sz="4" w:space="0" w:color="auto"/>
+              <w:bottom w:val="single" w:sz="4" w:space="0" w:color="auto"/>
+              <w:right w:val="single" w:sz="4" w:space="0" w:color="auto"/>
+            </w:tcBorders>
+            <w:hideMark/>
+          </w:tcPr>
+          <w:p>
+            <w:pPr>
+              <w:spacing w:after="200"/>
+              <w:rPr>
+                <w:lang w:val="en-US"/>
+              </w:rPr>
+            </w:pPr>
+            <w:r>
+              <w:rPr>
+                <w:lang w:val="en-US"/>
+              </w:rPr>
+              <w:t>Below UVLO</w:t>
+            </w:r>
+          </w:p>
+        </w:tc>
+        <w:tc>
+          <w:tcPr>
+            <w:tcW w:w="2880" w:type="dxa"/>
+            <w:tcBorders>
+              <w:top w:val="single" w:sz="4" w:space="0" w:color="auto"/>
+              <w:left w:val="single" w:sz="4" w:space="0" w:color="auto"/>
+              <w:bottom w:val="single" w:sz="4" w:space="0" w:color="auto"/>
+              <w:right w:val="single" w:sz="4" w:space="0" w:color="auto"/>
+            </w:tcBorders>
+            <w:hideMark/>
+          </w:tcPr>
+          <w:p>
+            <w:pPr>
+              <w:spacing w:after="200"/>
+              <w:rPr>
+                <w:lang w:val="en-US"/>
+              </w:rPr>
+            </w:pPr>
+            <w:r>
+              <w:rPr>
+                <w:lang w:val="en-US"/>
+              </w:rPr>
+              <w:t>Converter off (RUN pin &lt; threshold)</w:t>
+            </w:r>
+          </w:p>
+        </w:tc>
+      </w:tr>
+      <w:tr>
+        <w:tc>
+          <w:tcPr>
+            <w:tcW w:w="2880" w:type="dxa"/>
+            <w:tcBorders>
+              <w:top w:val="single" w:sz="4" w:space="0" w:color="auto"/>
+              <w:left w:val="single" w:sz="4" w:space="0" w:color="auto"/>
+              <w:bottom w:val="single" w:sz="4" w:space="0" w:color="auto"/>
+              <w:right w:val="single" w:sz="4" w:space="0" w:color="auto"/>
+            </w:tcBorders>
+            <w:hideMark/>
+          </w:tcPr>
+          <w:p>
+            <w:pPr>
+              <w:spacing w:after="200"/>
+              <w:rPr>
+                <w:lang w:val="en-US"/>
+              </w:rPr>
+            </w:pPr>
+            <w:r>
+              <w:rPr>
+                <w:lang w:val="en-US"/>
+              </w:rPr>
+              <w:t>8.0 V</w:t>
+            </w:r>
+          </w:p>
+        </w:tc>
+        <w:tc>
+          <w:tcPr>
+            <w:tcW w:w="2880" w:type="dxa"/>
+            <w:tcBorders>
+              <w:top w:val="single" w:sz="4" w:space="0" w:color="auto"/>
+              <w:left w:val="single" w:sz="4" w:space="0" w:color="auto"/>
+              <w:bottom w:val="single" w:sz="4" w:space="0" w:color="auto"/>
+              <w:right w:val="single" w:sz="4" w:space="0" w:color="auto"/>
+            </w:tcBorders>
+            <w:hideMark/>
+          </w:tcPr>
+          <w:p>
+            <w:pPr>
+              <w:spacing w:after="200"/>
+              <w:rPr>
+                <w:lang w:val="en-US"/>
+              </w:rPr>
+            </w:pPr>
+            <w:r>
+              <w:rPr>
+                <w:lang w:val="en-US"/>
+              </w:rPr>
+              <w:t>UVLO lower boundary</w:t>
+            </w:r>
+          </w:p>
+        </w:tc>
+        <w:tc>
+          <w:tcPr>
+            <w:tcW w:w="2880" w:type="dxa"/>
+            <w:tcBorders>
+              <w:top w:val="single" w:sz="4" w:space="0" w:color="auto"/>
+              <w:left w:val="single" w:sz="4" w:space="0" w:color="auto"/>
+              <w:bottom w:val="single" w:sz="4" w:space="0" w:color="auto"/>
+              <w:right w:val="single" w:sz="4" w:space="0" w:color="auto"/>
+            </w:tcBorders>
+            <w:hideMark/>
+          </w:tcPr>
+          <w:p>
+            <w:pPr>
+              <w:spacing w:after="200"/>
+              <w:rPr>
+                <w:lang w:val="en-US"/>
+              </w:rPr>
+            </w:pPr>
+            <w:r>
+              <w:rPr>
+                <w:lang w:val="en-US"/>
+              </w:rPr>
+              <w:t>Converter should start regulating</w:t>
+            </w:r>
+          </w:p>
+        </w:tc>
+      </w:tr>
+      <w:tr>
+        <w:tc>
+          <w:tcPr>
+            <w:tcW w:w="2880" w:type="dxa"/>
+            <w:tcBorders>
+              <w:top w:val="single" w:sz="4" w:space="0" w:color="auto"/>
+              <w:left w:val="single" w:sz="4" w:space="0" w:color="auto"/>
+              <w:bottom w:val="single" w:sz="4" w:space="0" w:color="auto"/>
+              <w:right w:val="single" w:sz="4" w:space="0" w:color="auto"/>
+            </w:tcBorders>
+            <w:hideMark/>
+          </w:tcPr>
+          <w:p>
+            <w:pPr>
+              <w:spacing w:after="200"/>
+              <w:rPr>
+                <w:lang w:val="en-US"/>
+              </w:rPr>
+            </w:pPr>
+            <w:r>
+              <w:rPr>
+                <w:lang w:val="en-US"/>
+              </w:rPr>
+              <w:t>9.6 V</w:t>
+            </w:r>
+          </w:p>
+        </w:tc>
+        <w:tc>
+          <w:tcPr>
+            <w:tcW w:w="2880" w:type="dxa"/>
+            <w:tcBorders>
+              <w:top w:val="single" w:sz="4" w:space="0" w:color="auto"/>
+              <w:left w:val="single" w:sz="4" w:space="0" w:color="auto"/>
+              <w:bottom w:val="single" w:sz="4" w:space="0" w:color="auto"/>
+              <w:right w:val="single" w:sz="4" w:space="0" w:color="auto"/>
+            </w:tcBorders>
+            <w:hideMark/>
+          </w:tcPr>
+          <w:p>
+            <w:pPr>
+              <w:spacing w:after="200"/>
+              <w:rPr>
+                <w:lang w:val="en-US"/>
+              </w:rPr>
+            </w:pPr>
+            <w:r>
+              <w:rPr>
+                <w:lang w:val="en-US"/>
+              </w:rPr>
+              <w:t>Nominal operating point</w:t>
+            </w:r>
+          </w:p>
+        </w:tc>
+        <w:tc>
+          <w:tcPr>
+            <w:tcW w:w="2880" w:type="dxa"/>
+            <w:tcBorders>
+              <w:top w:val="single" w:sz="4" w:space="0" w:color="auto"/>
+              <w:left w:val="single" w:sz="4" w:space="0" w:color="auto"/>
+              <w:bottom w:val="single" w:sz="4" w:space="0" w:color="auto"/>
+              <w:right w:val="single" w:sz="4" w:space="0" w:color="auto"/>
+            </w:tcBorders>
+            <w:hideMark/>
+          </w:tcPr>
+          <w:p>
+            <w:pPr>
+              <w:spacing w:after="200"/>
+              <w:rPr>
+                <w:lang w:val="en-US"/>
+              </w:rPr>
+            </w:pPr>
+            <w:r>
+              <w:rPr>
+                <w:lang w:val="en-US"/>
+              </w:rPr>
+              <w:t>Normal boost regulation</w:t>
+            </w:r>
+          </w:p>
+        </w:tc>
+      </w:tr>
+      <w:tr>
+        <w:tc>
+          <w:tcPr>
+            <w:tcW w:w="2880" w:type="dxa"/>
+            <w:tcBorders>
+              <w:top w:val="single" w:sz="4" w:space="0" w:color="auto"/>
+              <w:left w:val="single" w:sz="4" w:space="0" w:color="auto"/>
+              <w:bottom w:val="single" w:sz="4" w:space="0" w:color="auto"/>
+              <w:right w:val="single" w:sz="4" w:space="0" w:color="auto"/>
+            </w:tcBorders>
+            <w:hideMark/>
+          </w:tcPr>
+          <w:p>
+            <w:pPr>
+              <w:spacing w:after="200"/>
+              <w:rPr>
+                <w:lang w:val="en-US"/>
+              </w:rPr>
+            </w:pPr>
+            <w:r>
+              <w:rPr>
+                <w:lang w:val="en-US"/>
+              </w:rPr>
+              <w:t>11.0 V</w:t>
+            </w:r>
+          </w:p>
+        </w:tc>
+        <w:tc>
+          <w:tcPr>
+            <w:tcW w:w="2880" w:type="dxa"/>
+            <w:tcBorders>
+              <w:top w:val="single" w:sz="4" w:space="0" w:color="auto"/>
+              <w:left w:val="single" w:sz="4" w:space="0" w:color="auto"/>
+              <w:bottom w:val="single" w:sz="4" w:space="0" w:color="auto"/>
+              <w:right w:val="single" w:sz="4" w:space="0" w:color="auto"/>
+            </w:tcBorders>
+            <w:hideMark/>
+          </w:tcPr>
+          <w:p>
+            <w:pPr>
+              <w:spacing w:after="200"/>
+              <w:rPr>
+                <w:lang w:val="en-US"/>
+              </w:rPr>
+            </w:pPr>
+            <w:r>
+              <w:rPr>
+                <w:lang w:val="en-US"/>
+              </w:rPr>
+              <w:t>Near upper boundary</w:t>
+            </w:r>
+          </w:p>
+        </w:tc>
+        <w:tc>
+          <w:tcPr>
+            <w:tcW w:w="2880" w:type="dxa"/>
+            <w:tcBorders>
+              <w:top w:val="single" w:sz="4" w:space="0" w:color="auto"/>
+              <w:left w:val="single" w:sz="4" w:space="0" w:color="auto"/>
+              <w:bottom w:val="single" w:sz="4" w:space="0" w:color="auto"/>
+              <w:right w:val="single" w:sz="4" w:space="0" w:color="auto"/>
+            </w:tcBorders>
+            <w:hideMark/>
+          </w:tcPr>
+          <w:p>
+            <w:pPr>
+              <w:spacing w:after="200"/>
+              <w:rPr>
+                <w:lang w:val="en-US"/>
+              </w:rPr>
+            </w:pPr>
+            <w:r>
+              <w:rPr>
+                <w:lang w:val="en-US"/>
+              </w:rPr>
+              <w:t>Normal regulation (OVLO not yet tripped)</w:t>
+            </w:r>
+          </w:p>
+        </w:tc>
+      </w:tr>
+      <w:tr>
+        <w:tc>
+          <w:tcPr>
+            <w:tcW w:w="2880" w:type="dxa"/>
+            <w:tcBorders>
+              <w:top w:val="single" w:sz="4" w:space="0" w:color="auto"/>
+              <w:left w:val="single" w:sz="4" w:space="0" w:color="auto"/>
+              <w:bottom w:val="single" w:sz="4" w:space="0" w:color="auto"/>
+              <w:right w:val="single" w:sz="4" w:space="0" w:color="auto"/>
+            </w:tcBorders>
+            <w:hideMark/>
+          </w:tcPr>
+          <w:p>
+            <w:pPr>
+              <w:spacing w:after="200"/>
+              <w:rPr>
+                <w:lang w:val="en-US"/>
+              </w:rPr>
+            </w:pPr>
+            <w:r>
+              <w:rPr>
+                <w:lang w:val="en-US"/>
+              </w:rPr>
+              <w:t>11.1 V</w:t>
+            </w:r>
+          </w:p>
+        </w:tc>
+        <w:tc>
+          <w:tcPr>
+            <w:tcW w:w="2880" w:type="dxa"/>
+            <w:tcBorders>
+              <w:top w:val="single" w:sz="4" w:space="0" w:color="auto"/>
+              <w:left w:val="single" w:sz="4" w:space="0" w:color="auto"/>
+              <w:bottom w:val="single" w:sz="4" w:space="0" w:color="auto"/>
+              <w:right w:val="single" w:sz="4" w:space="0" w:color="auto"/>
+            </w:tcBorders>
+            <w:hideMark/>
+          </w:tcPr>
+          <w:p>
+            <w:pPr>
+              <w:spacing w:after="200"/>
+              <w:rPr>
+                <w:lang w:val="en-US"/>
+              </w:rPr>
+            </w:pPr>
+            <w:r>
+              <w:rPr>
+                <w:lang w:val="en-US"/>
+              </w:rPr>
+              <w:t>OVLO upper boundary</w:t>
+            </w:r>
+          </w:p>
+        </w:tc>
+        <w:tc>
+          <w:tcPr>
+            <w:tcW w:w="2880" w:type="dxa"/>
+            <w:tcBorders>
+              <w:top w:val="single" w:sz="4" w:space="0" w:color="auto"/>
+              <w:left w:val="single" w:sz="4" w:space="0" w:color="auto"/>
+              <w:bottom w:val="single" w:sz="4" w:space="0" w:color="auto"/>
+              <w:right w:val="single" w:sz="4" w:space="0" w:color="auto"/>
+            </w:tcBorders>
+            <w:hideMark/>
+          </w:tcPr>
+          <w:p>
+            <w:pPr>
+              <w:spacing w:after="200"/>
+              <w:rPr>
+                <w:lang w:val="en-US"/>
+              </w:rPr>
+            </w:pPr>
+            <w:r>
+              <w:rPr>
+                <w:lang w:val="en-US"/>
+              </w:rPr>
+              <w:t>Converter should still regulate (trip point is above 11.1 V)</w:t>
+            </w:r>
+          </w:p>
+        </w:tc>
+      </w:tr>
+      <w:tr>
+        <w:tc>
+          <w:tcPr>
+            <w:tcW w:w="2880" w:type="dxa"/>
+            <w:tcBorders>
+              <w:top w:val="single" w:sz="4" w:space="0" w:color="auto"/>
+              <w:left w:val="single" w:sz="4" w:space="0" w:color="auto"/>
+              <w:bottom w:val="single" w:sz="4" w:space="0" w:color="auto"/>
+              <w:right w:val="single" w:sz="4" w:space="0" w:color="auto"/>
+            </w:tcBorders>
+            <w:hideMark/>
+          </w:tcPr>
+          <w:p>
+            <w:pPr>
+              <w:spacing w:after="200"/>
+              <w:rPr>
+                <w:lang w:val="en-US"/>
+              </w:rPr>
+            </w:pPr>
+            <w:r>
+              <w:rPr>
+                <w:lang w:val="en-US"/>
+              </w:rPr>
+              <w:t>12.0 V</w:t>
+            </w:r>
+          </w:p>
+        </w:tc>
+        <w:tc>
+          <w:tcPr>
+            <w:tcW w:w="2880" w:type="dxa"/>
+            <w:tcBorders>
+              <w:top w:val="single" w:sz="4" w:space="0" w:color="auto"/>
+              <w:left w:val="single" w:sz="4" w:space="0" w:color="auto"/>
+              <w:bottom w:val="single" w:sz="4" w:space="0" w:color="auto"/>
+              <w:right w:val="single" w:sz="4" w:space="0" w:color="auto"/>
+            </w:tcBorders>
+            <w:hideMark/>
+          </w:tcPr>
+          <w:p>
+            <w:pPr>
+              <w:spacing w:after="200"/>
+              <w:rPr>
+                <w:lang w:val="en-US"/>
+              </w:rPr>
+            </w:pPr>
+            <w:r>
+              <w:rPr>
+                <w:lang w:val="en-US"/>
+              </w:rPr>
+              <w:t>Above OVLO</w:t>
+            </w:r>
+          </w:p>
+        </w:tc>
+        <w:tc>
+          <w:tcPr>
+            <w:tcW w:w="2880" w:type="dxa"/>
+            <w:tcBorders>
+              <w:top w:val="single" w:sz="4" w:space="0" w:color="auto"/>
+              <w:left w:val="single" w:sz="4" w:space="0" w:color="auto"/>
+              <w:bottom w:val="single" w:sz="4" w:space="0" w:color="auto"/>
+              <w:right w:val="single" w:sz="4" w:space="0" w:color="auto"/>
+            </w:tcBorders>
+            <w:hideMark/>
+          </w:tcPr>
+          <w:p>
+            <w:pPr>
+              <w:spacing w:after="200"/>
+              <w:rPr>
+                <w:lang w:val="en-US"/>
+              </w:rPr>
+            </w:pPr>
+            <w:r>
+              <w:rPr>
+                <w:lang w:val="en-US"/>
+              </w:rPr>
+              <w:t>Converter should shut down</w:t>
+            </w:r>
+          </w:p>
+        </w:tc>
+      </w:tr>
+    </w:tbl>
+    <w:p/>
+    <w:p>
+      <w:r>
+        <w:t xml:space="preserve">The six points were simulated sequentially in a single run. The results (presented in Chapter 5) confirm the protection thresholds and verify regulation within the </w:t>
+      </w:r>
+      <w:r>
+        <w:rPr>
+          <w:b/>
+          <w:bCs/>
+        </w:rPr>
+        <w:t>8.0-11.1V window.</w:t>
+      </w:r>
+      <w:r>
+        <w:t xml:space="preserve"> </w:t>
+      </w:r>
+    </w:p>
+    <w:p>
+      <w:pPr>
+        <w:pStyle w:val="Heading2"/>
+      </w:pPr>
+      <w:r>
+        <w:lastRenderedPageBreak/>
+        <w:t>Measurement Definitions</w:t>
+      </w:r>
+    </w:p>
+    <w:p>
+      <w:r>
+        <w:t xml:space="preserve">All key performance metrics were extracted using </w:t>
+      </w:r>
+      <w:proofErr w:type="spellStart"/>
+      <w:proofErr w:type="gramStart"/>
+      <w:r>
+        <w:t>LTspice’s</w:t>
+      </w:r>
+      <w:proofErr w:type="spellEnd"/>
+      <w:r>
+        <w:t xml:space="preserve"> .</w:t>
+      </w:r>
+      <w:proofErr w:type="spellStart"/>
+      <w:r>
+        <w:t>meas</w:t>
+      </w:r>
+      <w:proofErr w:type="spellEnd"/>
+      <w:proofErr w:type="gramEnd"/>
+      <w:r>
+        <w:t xml:space="preserve"> directives. Table </w:t>
+      </w:r>
+      <w:r>
+        <w:t>8</w:t>
+      </w:r>
+      <w:r>
+        <w:t xml:space="preserve"> lists each metric, the exact directive, the measurement window, and the rationale for window selection. These definitions ensure that any engineer with the same netlist can reproduce the numbers exactly.</w:t>
+      </w:r>
+    </w:p>
+    <w:p>
+      <w:pPr>
+        <w:pStyle w:val="Caption"/>
+        <w:keepNext/>
+      </w:pPr>
+      <w:r>
+        <w:t xml:space="preserve">Table </w:t>
+      </w:r>
+      <w:r>
+        <w:fldChar w:fldCharType="begin"/>
+      </w:r>
+      <w:r>
+        <w:instrText xml:space="preserve"> SEQ Table \* ARABIC </w:instrText>
+      </w:r>
+      <w:r>
+        <w:fldChar w:fldCharType="separate"/>
+      </w:r>
+      <w:r>
+        <w:rPr>
+          <w:noProof/>
+        </w:rPr>
+        <w:t>8</w:t>
+      </w:r>
+      <w:r>
+        <w:fldChar w:fldCharType="end"/>
+      </w:r>
+      <w:r>
+        <w:t>: Measurement Directives and Windows</w:t>
+      </w:r>
+    </w:p>
+    <w:tbl>
+      <w:tblPr>
+        <w:tblW w:w="9360" w:type="dxa"/>
+        <w:tblBorders>
+          <w:top w:val="single" w:sz="4" w:space="0" w:color="auto"/>
+          <w:left w:val="single" w:sz="4" w:space="0" w:color="auto"/>
+          <w:bottom w:val="single" w:sz="4" w:space="0" w:color="auto"/>
+          <w:right w:val="single" w:sz="4" w:space="0" w:color="auto"/>
+          <w:insideH w:val="single" w:sz="4" w:space="0" w:color="auto"/>
+          <w:insideV w:val="single" w:sz="4" w:space="0" w:color="auto"/>
+        </w:tblBorders>
+        <w:tblCellMar>
+          <w:left w:w="10" w:type="dxa"/>
+          <w:right w:w="10" w:type="dxa"/>
+        </w:tblCellMar>
+        <w:tblLook w:val="04A0" w:firstRow="1" w:lastRow="0" w:firstColumn="1" w:lastColumn="0" w:noHBand="0" w:noVBand="1"/>
+      </w:tblPr>
+      <w:tblGrid>
+        <w:gridCol w:w="1800"/>
+        <w:gridCol w:w="3200"/>
+        <w:gridCol w:w="1200"/>
+        <w:gridCol w:w="3160"/>
+      </w:tblGrid>
+      <w:tr>
+        <w:tblPrEx>
+          <w:tblCellMar>
+            <w:top w:w="0" w:type="dxa"/>
+            <w:bottom w:w="0" w:type="dxa"/>
+          </w:tblCellMar>
+        </w:tblPrEx>
+        <w:trPr>
+          <w:tblHeader/>
+        </w:trPr>
+        <w:tc>
+          <w:tcPr>
+            <w:tcW w:w="1800" w:type="dxa"/>
+            <w:tcBorders>
+              <w:top w:val="single" w:sz="1" w:space="0" w:color="999999"/>
+              <w:left w:val="single" w:sz="1" w:space="0" w:color="999999"/>
+              <w:bottom w:val="single" w:sz="1" w:space="0" w:color="999999"/>
+              <w:right w:val="single" w:sz="1" w:space="0" w:color="999999"/>
+            </w:tcBorders>
+            <w:shd w:val="clear" w:color="auto" w:fill="1F4E79"/>
+            <w:tcMar>
+              <w:top w:w="60" w:type="dxa"/>
+              <w:left w:w="100" w:type="dxa"/>
+              <w:bottom w:w="60" w:type="dxa"/>
+              <w:right w:w="100" w:type="dxa"/>
+            </w:tcMar>
+            <w:vAlign w:val="center"/>
+          </w:tcPr>
+          <w:p>
+            <w:pPr>
+              <w:jc w:val="center"/>
+            </w:pPr>
+            <w:bookmarkStart w:id="52" w:name="_Toc228821340"/>
+            <w:r>
+              <w:rPr>
+                <w:rFonts w:ascii="Arial" w:eastAsia="Arial" w:hAnsi="Arial" w:cs="Arial"/>
+                <w:b/>
+                <w:bCs/>
+                <w:color w:val="FFFFFF"/>
+                <w:sz w:val="20"/>
+                <w:szCs w:val="20"/>
+              </w:rPr>
+              <w:t>Metric</w:t>
+            </w:r>
+          </w:p>
+        </w:tc>
+        <w:tc>
+          <w:tcPr>
+            <w:tcW w:w="3200" w:type="dxa"/>
+            <w:tcBorders>
+              <w:top w:val="single" w:sz="1" w:space="0" w:color="999999"/>
+              <w:left w:val="single" w:sz="1" w:space="0" w:color="999999"/>
+              <w:bottom w:val="single" w:sz="1" w:space="0" w:color="999999"/>
+              <w:right w:val="single" w:sz="1" w:space="0" w:color="999999"/>
+            </w:tcBorders>
+            <w:shd w:val="clear" w:color="auto" w:fill="1F4E79"/>
+            <w:tcMar>
+              <w:top w:w="60" w:type="dxa"/>
+              <w:left w:w="100" w:type="dxa"/>
+              <w:bottom w:w="60" w:type="dxa"/>
+              <w:right w:w="100" w:type="dxa"/>
+            </w:tcMar>
+            <w:vAlign w:val="center"/>
+          </w:tcPr>
+          <w:p>
+            <w:pPr>
+              <w:jc w:val="center"/>
+            </w:pPr>
+            <w:proofErr w:type="gramStart"/>
+            <w:r>
+              <w:rPr>
+                <w:rFonts w:ascii="Arial" w:eastAsia="Arial" w:hAnsi="Arial" w:cs="Arial"/>
+                <w:b/>
+                <w:bCs/>
+                <w:color w:val="FFFFFF"/>
+                <w:sz w:val="20"/>
+                <w:szCs w:val="20"/>
+              </w:rPr>
+              <w:t>.</w:t>
+            </w:r>
+            <w:proofErr w:type="spellStart"/>
+            <w:r>
+              <w:rPr>
+                <w:rFonts w:ascii="Arial" w:eastAsia="Arial" w:hAnsi="Arial" w:cs="Arial"/>
+                <w:b/>
+                <w:bCs/>
+                <w:color w:val="FFFFFF"/>
+                <w:sz w:val="20"/>
+                <w:szCs w:val="20"/>
+              </w:rPr>
+              <w:t>meas</w:t>
+            </w:r>
+            <w:proofErr w:type="spellEnd"/>
+            <w:proofErr w:type="gramEnd"/>
+            <w:r>
+              <w:rPr>
+                <w:rFonts w:ascii="Arial" w:eastAsia="Arial" w:hAnsi="Arial" w:cs="Arial"/>
+                <w:b/>
+                <w:bCs/>
+                <w:color w:val="FFFFFF"/>
+                <w:sz w:val="20"/>
+                <w:szCs w:val="20"/>
+              </w:rPr>
+              <w:t xml:space="preserve"> Directive</w:t>
+            </w:r>
+          </w:p>
+        </w:tc>
+        <w:tc>
+          <w:tcPr>
+            <w:tcW w:w="1200" w:type="dxa"/>
+            <w:tcBorders>
+              <w:top w:val="single" w:sz="1" w:space="0" w:color="999999"/>
+              <w:left w:val="single" w:sz="1" w:space="0" w:color="999999"/>
+              <w:bottom w:val="single" w:sz="1" w:space="0" w:color="999999"/>
+              <w:right w:val="single" w:sz="1" w:space="0" w:color="999999"/>
+            </w:tcBorders>
+            <w:shd w:val="clear" w:color="auto" w:fill="1F4E79"/>
+            <w:tcMar>
+              <w:top w:w="60" w:type="dxa"/>
+              <w:left w:w="100" w:type="dxa"/>
+              <w:bottom w:w="60" w:type="dxa"/>
+              <w:right w:w="100" w:type="dxa"/>
+            </w:tcMar>
+            <w:vAlign w:val="center"/>
+          </w:tcPr>
+          <w:p>
+            <w:pPr>
+              <w:jc w:val="center"/>
+            </w:pPr>
+            <w:r>
+              <w:rPr>
+                <w:rFonts w:ascii="Arial" w:eastAsia="Arial" w:hAnsi="Arial" w:cs="Arial"/>
+                <w:b/>
+                <w:bCs/>
+                <w:color w:val="FFFFFF"/>
+                <w:sz w:val="20"/>
+                <w:szCs w:val="20"/>
+              </w:rPr>
+              <w:t>Window</w:t>
+            </w:r>
+          </w:p>
+        </w:tc>
+        <w:tc>
+          <w:tcPr>
+            <w:tcW w:w="3160" w:type="dxa"/>
+            <w:tcBorders>
+              <w:top w:val="single" w:sz="1" w:space="0" w:color="999999"/>
+              <w:left w:val="single" w:sz="1" w:space="0" w:color="999999"/>
+              <w:bottom w:val="single" w:sz="1" w:space="0" w:color="999999"/>
+              <w:right w:val="single" w:sz="1" w:space="0" w:color="999999"/>
+            </w:tcBorders>
+            <w:shd w:val="clear" w:color="auto" w:fill="1F4E79"/>
+            <w:tcMar>
+              <w:top w:w="60" w:type="dxa"/>
+              <w:left w:w="100" w:type="dxa"/>
+              <w:bottom w:w="60" w:type="dxa"/>
+              <w:right w:w="100" w:type="dxa"/>
+            </w:tcMar>
+            <w:vAlign w:val="center"/>
+          </w:tcPr>
+          <w:p>
+            <w:pPr>
+              <w:jc w:val="center"/>
+            </w:pPr>
+            <w:r>
+              <w:rPr>
+                <w:rFonts w:ascii="Arial" w:eastAsia="Arial" w:hAnsi="Arial" w:cs="Arial"/>
+                <w:b/>
+                <w:bCs/>
+                <w:color w:val="FFFFFF"/>
+                <w:sz w:val="20"/>
+                <w:szCs w:val="20"/>
+              </w:rPr>
+              <w:t>Rationale</w:t>
+            </w:r>
+          </w:p>
+        </w:tc>
+      </w:tr>
+      <w:tr>
+        <w:tblPrEx>
+          <w:tblCellMar>
+            <w:top w:w="0" w:type="dxa"/>
+            <w:bottom w:w="0" w:type="dxa"/>
+          </w:tblCellMar>
+        </w:tblPrEx>
+        <w:tc>
+          <w:tcPr>
+            <w:tcW w:w="1800" w:type="dxa"/>
+            <w:tcBorders>
+              <w:top w:val="single" w:sz="1" w:space="0" w:color="999999"/>
+              <w:left w:val="single" w:sz="1" w:space="0" w:color="999999"/>
+              <w:bottom w:val="single" w:sz="1" w:space="0" w:color="999999"/>
+              <w:right w:val="single" w:sz="1" w:space="0" w:color="999999"/>
+            </w:tcBorders>
+            <w:shd w:val="clear" w:color="auto" w:fill="FFFFFF"/>
+            <w:tcMar>
+              <w:top w:w="60" w:type="dxa"/>
+              <w:left w:w="100" w:type="dxa"/>
+              <w:bottom w:w="60" w:type="dxa"/>
+              <w:right w:w="100" w:type="dxa"/>
+            </w:tcMar>
+          </w:tcPr>
+          <w:p>
+            <w:r>
+              <w:rPr>
+                <w:rFonts w:ascii="Arial" w:eastAsia="Arial" w:hAnsi="Arial" w:cs="Arial"/>
+                <w:b/>
+                <w:bCs/>
+                <w:sz w:val="18"/>
+                <w:szCs w:val="18"/>
+              </w:rPr>
+              <w:t>Pre-step output voltage</w:t>
+            </w:r>
+          </w:p>
+        </w:tc>
+        <w:tc>
+          <w:tcPr>
+            <w:tcW w:w="3200" w:type="dxa"/>
+            <w:tcBorders>
+              <w:top w:val="single" w:sz="1" w:space="0" w:color="999999"/>
+              <w:left w:val="single" w:sz="1" w:space="0" w:color="999999"/>
+              <w:bottom w:val="single" w:sz="1" w:space="0" w:color="999999"/>
+              <w:right w:val="single" w:sz="1" w:space="0" w:color="999999"/>
+            </w:tcBorders>
+            <w:shd w:val="clear" w:color="auto" w:fill="FFFFFF"/>
+            <w:tcMar>
+              <w:top w:w="60" w:type="dxa"/>
+              <w:left w:w="100" w:type="dxa"/>
+              <w:bottom w:w="60" w:type="dxa"/>
+              <w:right w:w="100" w:type="dxa"/>
+            </w:tcMar>
+          </w:tcPr>
+          <w:p>
+            <w:r>
+              <w:rPr>
+                <w:rFonts w:ascii="Consolas" w:eastAsia="Consolas" w:hAnsi="Consolas" w:cs="Consolas"/>
+                <w:sz w:val="16"/>
+                <w:szCs w:val="16"/>
+              </w:rPr>
+              <w:t>AVG V(OUT) FROM 4m TO 5m</w:t>
+            </w:r>
+          </w:p>
+        </w:tc>
+        <w:tc>
+          <w:tcPr>
+            <w:tcW w:w="1200" w:type="dxa"/>
+            <w:tcBorders>
+              <w:top w:val="single" w:sz="1" w:space="0" w:color="999999"/>
+              <w:left w:val="single" w:sz="1" w:space="0" w:color="999999"/>
+              <w:bottom w:val="single" w:sz="1" w:space="0" w:color="999999"/>
+              <w:right w:val="single" w:sz="1" w:space="0" w:color="999999"/>
+            </w:tcBorders>
+            <w:shd w:val="clear" w:color="auto" w:fill="FFFFFF"/>
+            <w:tcMar>
+              <w:top w:w="60" w:type="dxa"/>
+              <w:left w:w="100" w:type="dxa"/>
+              <w:bottom w:w="60" w:type="dxa"/>
+              <w:right w:w="100" w:type="dxa"/>
+            </w:tcMar>
+          </w:tcPr>
+          <w:p>
+            <w:r>
+              <w:rPr>
+                <w:rFonts w:ascii="Arial" w:eastAsia="Arial" w:hAnsi="Arial" w:cs="Arial"/>
+                <w:sz w:val="18"/>
+                <w:szCs w:val="18"/>
+              </w:rPr>
+              <w:t xml:space="preserve">4–5 </w:t>
+            </w:r>
+            <w:proofErr w:type="spellStart"/>
+            <w:r>
+              <w:rPr>
+                <w:rFonts w:ascii="Arial" w:eastAsia="Arial" w:hAnsi="Arial" w:cs="Arial"/>
+                <w:sz w:val="18"/>
+                <w:szCs w:val="18"/>
+              </w:rPr>
+              <w:t>ms</w:t>
+            </w:r>
+            <w:proofErr w:type="spellEnd"/>
+          </w:p>
+        </w:tc>
+        <w:tc>
+          <w:tcPr>
+            <w:tcW w:w="3160" w:type="dxa"/>
+            <w:tcBorders>
+              <w:top w:val="single" w:sz="1" w:space="0" w:color="999999"/>
+              <w:left w:val="single" w:sz="1" w:space="0" w:color="999999"/>
+              <w:bottom w:val="single" w:sz="1" w:space="0" w:color="999999"/>
+              <w:right w:val="single" w:sz="1" w:space="0" w:color="999999"/>
+            </w:tcBorders>
+            <w:shd w:val="clear" w:color="auto" w:fill="FFFFFF"/>
+            <w:tcMar>
+              <w:top w:w="60" w:type="dxa"/>
+              <w:left w:w="100" w:type="dxa"/>
+              <w:bottom w:w="60" w:type="dxa"/>
+              <w:right w:w="100" w:type="dxa"/>
+            </w:tcMar>
+          </w:tcPr>
+          <w:p>
+            <w:r>
+              <w:rPr>
+                <w:rFonts w:ascii="Arial" w:eastAsia="Arial" w:hAnsi="Arial" w:cs="Arial"/>
+                <w:sz w:val="18"/>
+                <w:szCs w:val="18"/>
+              </w:rPr>
+              <w:t xml:space="preserve">After startup settles (by 2 </w:t>
+            </w:r>
+            <w:proofErr w:type="spellStart"/>
+            <w:r>
+              <w:rPr>
+                <w:rFonts w:ascii="Arial" w:eastAsia="Arial" w:hAnsi="Arial" w:cs="Arial"/>
+                <w:sz w:val="18"/>
+                <w:szCs w:val="18"/>
+              </w:rPr>
+              <w:t>ms</w:t>
+            </w:r>
+            <w:proofErr w:type="spellEnd"/>
+            <w:r>
+              <w:rPr>
+                <w:rFonts w:ascii="Arial" w:eastAsia="Arial" w:hAnsi="Arial" w:cs="Arial"/>
+                <w:sz w:val="18"/>
+                <w:szCs w:val="18"/>
+              </w:rPr>
+              <w:t xml:space="preserve">), before load step (5 </w:t>
+            </w:r>
+            <w:proofErr w:type="spellStart"/>
+            <w:r>
+              <w:rPr>
+                <w:rFonts w:ascii="Arial" w:eastAsia="Arial" w:hAnsi="Arial" w:cs="Arial"/>
+                <w:sz w:val="18"/>
+                <w:szCs w:val="18"/>
+              </w:rPr>
+              <w:t>ms</w:t>
+            </w:r>
+            <w:proofErr w:type="spellEnd"/>
+            <w:r>
+              <w:rPr>
+                <w:rFonts w:ascii="Arial" w:eastAsia="Arial" w:hAnsi="Arial" w:cs="Arial"/>
+                <w:sz w:val="18"/>
+                <w:szCs w:val="18"/>
+              </w:rPr>
+              <w:t>).</w:t>
+            </w:r>
+          </w:p>
+        </w:tc>
+      </w:tr>
+      <w:tr>
+        <w:tblPrEx>
+          <w:tblCellMar>
+            <w:top w:w="0" w:type="dxa"/>
+            <w:bottom w:w="0" w:type="dxa"/>
+          </w:tblCellMar>
+        </w:tblPrEx>
+        <w:tc>
+          <w:tcPr>
+            <w:tcW w:w="1800" w:type="dxa"/>
+            <w:tcBorders>
+              <w:top w:val="single" w:sz="1" w:space="0" w:color="999999"/>
+              <w:left w:val="single" w:sz="1" w:space="0" w:color="999999"/>
+              <w:bottom w:val="single" w:sz="1" w:space="0" w:color="999999"/>
+              <w:right w:val="single" w:sz="1" w:space="0" w:color="999999"/>
+            </w:tcBorders>
+            <w:shd w:val="clear" w:color="auto" w:fill="F2F7FB"/>
+            <w:tcMar>
+              <w:top w:w="60" w:type="dxa"/>
+              <w:left w:w="100" w:type="dxa"/>
+              <w:bottom w:w="60" w:type="dxa"/>
+              <w:right w:w="100" w:type="dxa"/>
+            </w:tcMar>
+          </w:tcPr>
+          <w:p>
+            <w:r>
+              <w:rPr>
+                <w:rFonts w:ascii="Arial" w:eastAsia="Arial" w:hAnsi="Arial" w:cs="Arial"/>
+                <w:b/>
+                <w:bCs/>
+                <w:sz w:val="18"/>
+                <w:szCs w:val="18"/>
+              </w:rPr>
+              <w:t>Post-step output voltage</w:t>
+            </w:r>
+          </w:p>
+        </w:tc>
+        <w:tc>
+          <w:tcPr>
+            <w:tcW w:w="3200" w:type="dxa"/>
+            <w:tcBorders>
+              <w:top w:val="single" w:sz="1" w:space="0" w:color="999999"/>
+              <w:left w:val="single" w:sz="1" w:space="0" w:color="999999"/>
+              <w:bottom w:val="single" w:sz="1" w:space="0" w:color="999999"/>
+              <w:right w:val="single" w:sz="1" w:space="0" w:color="999999"/>
+            </w:tcBorders>
+            <w:shd w:val="clear" w:color="auto" w:fill="F2F7FB"/>
+            <w:tcMar>
+              <w:top w:w="60" w:type="dxa"/>
+              <w:left w:w="100" w:type="dxa"/>
+              <w:bottom w:w="60" w:type="dxa"/>
+              <w:right w:w="100" w:type="dxa"/>
+            </w:tcMar>
+          </w:tcPr>
+          <w:p>
+            <w:r>
+              <w:rPr>
+                <w:rFonts w:ascii="Consolas" w:eastAsia="Consolas" w:hAnsi="Consolas" w:cs="Consolas"/>
+                <w:sz w:val="16"/>
+                <w:szCs w:val="16"/>
+              </w:rPr>
+              <w:t>AVG V(OUT) FROM 6m TO 7m</w:t>
+            </w:r>
+          </w:p>
+        </w:tc>
+        <w:tc>
+          <w:tcPr>
+            <w:tcW w:w="1200" w:type="dxa"/>
+            <w:tcBorders>
+              <w:top w:val="single" w:sz="1" w:space="0" w:color="999999"/>
+              <w:left w:val="single" w:sz="1" w:space="0" w:color="999999"/>
+              <w:bottom w:val="single" w:sz="1" w:space="0" w:color="999999"/>
+              <w:right w:val="single" w:sz="1" w:space="0" w:color="999999"/>
+            </w:tcBorders>
+            <w:shd w:val="clear" w:color="auto" w:fill="F2F7FB"/>
+            <w:tcMar>
+              <w:top w:w="60" w:type="dxa"/>
+              <w:left w:w="100" w:type="dxa"/>
+              <w:bottom w:w="60" w:type="dxa"/>
+              <w:right w:w="100" w:type="dxa"/>
+            </w:tcMar>
+          </w:tcPr>
+          <w:p>
+            <w:r>
+              <w:rPr>
+                <w:rFonts w:ascii="Arial" w:eastAsia="Arial" w:hAnsi="Arial" w:cs="Arial"/>
+                <w:sz w:val="18"/>
+                <w:szCs w:val="18"/>
+              </w:rPr>
+              <w:t xml:space="preserve">6–7 </w:t>
+            </w:r>
+            <w:proofErr w:type="spellStart"/>
+            <w:r>
+              <w:rPr>
+                <w:rFonts w:ascii="Arial" w:eastAsia="Arial" w:hAnsi="Arial" w:cs="Arial"/>
+                <w:sz w:val="18"/>
+                <w:szCs w:val="18"/>
+              </w:rPr>
+              <w:t>ms</w:t>
+            </w:r>
+            <w:proofErr w:type="spellEnd"/>
+          </w:p>
+        </w:tc>
+        <w:tc>
+          <w:tcPr>
+            <w:tcW w:w="3160" w:type="dxa"/>
+            <w:tcBorders>
+              <w:top w:val="single" w:sz="1" w:space="0" w:color="999999"/>
+              <w:left w:val="single" w:sz="1" w:space="0" w:color="999999"/>
+              <w:bottom w:val="single" w:sz="1" w:space="0" w:color="999999"/>
+              <w:right w:val="single" w:sz="1" w:space="0" w:color="999999"/>
+            </w:tcBorders>
+            <w:shd w:val="clear" w:color="auto" w:fill="F2F7FB"/>
+            <w:tcMar>
+              <w:top w:w="60" w:type="dxa"/>
+              <w:left w:w="100" w:type="dxa"/>
+              <w:bottom w:w="60" w:type="dxa"/>
+              <w:right w:w="100" w:type="dxa"/>
+            </w:tcMar>
+          </w:tcPr>
+          <w:p>
+            <w:r>
+              <w:rPr>
+                <w:rFonts w:ascii="Arial" w:eastAsia="Arial" w:hAnsi="Arial" w:cs="Arial"/>
+                <w:sz w:val="18"/>
+                <w:szCs w:val="18"/>
+              </w:rPr>
+              <w:t>After load step transient has fully recovered.</w:t>
+            </w:r>
+          </w:p>
+        </w:tc>
+      </w:tr>
+      <w:tr>
+        <w:tblPrEx>
+          <w:tblCellMar>
+            <w:top w:w="0" w:type="dxa"/>
+            <w:bottom w:w="0" w:type="dxa"/>
+          </w:tblCellMar>
+        </w:tblPrEx>
+        <w:tc>
+          <w:tcPr>
+            <w:tcW w:w="1800" w:type="dxa"/>
+            <w:tcBorders>
+              <w:top w:val="single" w:sz="1" w:space="0" w:color="999999"/>
+              <w:left w:val="single" w:sz="1" w:space="0" w:color="999999"/>
+              <w:bottom w:val="single" w:sz="1" w:space="0" w:color="999999"/>
+              <w:right w:val="single" w:sz="1" w:space="0" w:color="999999"/>
+            </w:tcBorders>
+            <w:shd w:val="clear" w:color="auto" w:fill="FFFFFF"/>
+            <w:tcMar>
+              <w:top w:w="60" w:type="dxa"/>
+              <w:left w:w="100" w:type="dxa"/>
+              <w:bottom w:w="60" w:type="dxa"/>
+              <w:right w:w="100" w:type="dxa"/>
+            </w:tcMar>
+          </w:tcPr>
+          <w:p>
+            <w:r>
+              <w:rPr>
+                <w:rFonts w:ascii="Arial" w:eastAsia="Arial" w:hAnsi="Arial" w:cs="Arial"/>
+                <w:b/>
+                <w:bCs/>
+                <w:sz w:val="18"/>
+                <w:szCs w:val="18"/>
+              </w:rPr>
+              <w:t>Load transient droop (voltage)</w:t>
+            </w:r>
+          </w:p>
+        </w:tc>
+        <w:tc>
+          <w:tcPr>
+            <w:tcW w:w="3200" w:type="dxa"/>
+            <w:tcBorders>
+              <w:top w:val="single" w:sz="1" w:space="0" w:color="999999"/>
+              <w:left w:val="single" w:sz="1" w:space="0" w:color="999999"/>
+              <w:bottom w:val="single" w:sz="1" w:space="0" w:color="999999"/>
+              <w:right w:val="single" w:sz="1" w:space="0" w:color="999999"/>
+            </w:tcBorders>
+            <w:shd w:val="clear" w:color="auto" w:fill="FFFFFF"/>
+            <w:tcMar>
+              <w:top w:w="60" w:type="dxa"/>
+              <w:left w:w="100" w:type="dxa"/>
+              <w:bottom w:w="60" w:type="dxa"/>
+              <w:right w:w="100" w:type="dxa"/>
+            </w:tcMar>
+          </w:tcPr>
+          <w:p>
+            <w:r>
+              <w:rPr>
+                <w:rFonts w:ascii="Consolas" w:eastAsia="Consolas" w:hAnsi="Consolas" w:cs="Consolas"/>
+                <w:sz w:val="16"/>
+                <w:szCs w:val="16"/>
+              </w:rPr>
+              <w:t>MIN V(OUT) FROM 5.1m TO 5.4m</w:t>
+            </w:r>
+          </w:p>
+        </w:tc>
+        <w:tc>
+          <w:tcPr>
+            <w:tcW w:w="1200" w:type="dxa"/>
+            <w:tcBorders>
+              <w:top w:val="single" w:sz="1" w:space="0" w:color="999999"/>
+              <w:left w:val="single" w:sz="1" w:space="0" w:color="999999"/>
+              <w:bottom w:val="single" w:sz="1" w:space="0" w:color="999999"/>
+              <w:right w:val="single" w:sz="1" w:space="0" w:color="999999"/>
+            </w:tcBorders>
+            <w:shd w:val="clear" w:color="auto" w:fill="FFFFFF"/>
+            <w:tcMar>
+              <w:top w:w="60" w:type="dxa"/>
+              <w:left w:w="100" w:type="dxa"/>
+              <w:bottom w:w="60" w:type="dxa"/>
+              <w:right w:w="100" w:type="dxa"/>
+            </w:tcMar>
+          </w:tcPr>
+          <w:p>
+            <w:r>
+              <w:rPr>
+                <w:rFonts w:ascii="Arial" w:eastAsia="Arial" w:hAnsi="Arial" w:cs="Arial"/>
+                <w:sz w:val="18"/>
+                <w:szCs w:val="18"/>
+              </w:rPr>
+              <w:t xml:space="preserve">5.1–5.4 </w:t>
+            </w:r>
+            <w:proofErr w:type="spellStart"/>
+            <w:r>
+              <w:rPr>
+                <w:rFonts w:ascii="Arial" w:eastAsia="Arial" w:hAnsi="Arial" w:cs="Arial"/>
+                <w:sz w:val="18"/>
+                <w:szCs w:val="18"/>
+              </w:rPr>
+              <w:t>ms</w:t>
+            </w:r>
+            <w:proofErr w:type="spellEnd"/>
+          </w:p>
+        </w:tc>
+        <w:tc>
+          <w:tcPr>
+            <w:tcW w:w="3160" w:type="dxa"/>
+            <w:tcBorders>
+              <w:top w:val="single" w:sz="1" w:space="0" w:color="999999"/>
+              <w:left w:val="single" w:sz="1" w:space="0" w:color="999999"/>
+              <w:bottom w:val="single" w:sz="1" w:space="0" w:color="999999"/>
+              <w:right w:val="single" w:sz="1" w:space="0" w:color="999999"/>
+            </w:tcBorders>
+            <w:shd w:val="clear" w:color="auto" w:fill="FFFFFF"/>
+            <w:tcMar>
+              <w:top w:w="60" w:type="dxa"/>
+              <w:left w:w="100" w:type="dxa"/>
+              <w:bottom w:w="60" w:type="dxa"/>
+              <w:right w:w="100" w:type="dxa"/>
+            </w:tcMar>
+          </w:tcPr>
+          <w:p>
+            <w:r>
+              <w:rPr>
+                <w:rFonts w:ascii="Arial" w:eastAsia="Arial" w:hAnsi="Arial" w:cs="Arial"/>
+                <w:sz w:val="18"/>
+                <w:szCs w:val="18"/>
+              </w:rPr>
+              <w:t>Captures minimum value during the 100 µs ramp and subsequent decay.</w:t>
+            </w:r>
+          </w:p>
+        </w:tc>
+      </w:tr>
+      <w:tr>
+        <w:tblPrEx>
+          <w:tblCellMar>
+            <w:top w:w="0" w:type="dxa"/>
+            <w:bottom w:w="0" w:type="dxa"/>
+          </w:tblCellMar>
+        </w:tblPrEx>
+        <w:tc>
+          <w:tcPr>
+            <w:tcW w:w="1800" w:type="dxa"/>
+            <w:tcBorders>
+              <w:top w:val="single" w:sz="1" w:space="0" w:color="999999"/>
+              <w:left w:val="single" w:sz="1" w:space="0" w:color="999999"/>
+              <w:bottom w:val="single" w:sz="1" w:space="0" w:color="999999"/>
+              <w:right w:val="single" w:sz="1" w:space="0" w:color="999999"/>
+            </w:tcBorders>
+            <w:shd w:val="clear" w:color="auto" w:fill="FFF8E1"/>
+            <w:tcMar>
+              <w:top w:w="60" w:type="dxa"/>
+              <w:left w:w="100" w:type="dxa"/>
+              <w:bottom w:w="60" w:type="dxa"/>
+              <w:right w:w="100" w:type="dxa"/>
+            </w:tcMar>
+          </w:tcPr>
+          <w:p>
+            <w:r>
+              <w:rPr>
+                <w:rFonts w:ascii="Arial" w:eastAsia="Arial" w:hAnsi="Arial" w:cs="Arial"/>
+                <w:b/>
+                <w:bCs/>
+                <w:sz w:val="18"/>
+                <w:szCs w:val="18"/>
+              </w:rPr>
+              <w:t>Droop in millivolts</w:t>
+            </w:r>
+          </w:p>
+        </w:tc>
+        <w:tc>
+          <w:tcPr>
+            <w:tcW w:w="3200" w:type="dxa"/>
+            <w:tcBorders>
+              <w:top w:val="single" w:sz="1" w:space="0" w:color="999999"/>
+              <w:left w:val="single" w:sz="1" w:space="0" w:color="999999"/>
+              <w:bottom w:val="single" w:sz="1" w:space="0" w:color="999999"/>
+              <w:right w:val="single" w:sz="1" w:space="0" w:color="999999"/>
+            </w:tcBorders>
+            <w:shd w:val="clear" w:color="auto" w:fill="FFF8E1"/>
+            <w:tcMar>
+              <w:top w:w="60" w:type="dxa"/>
+              <w:left w:w="100" w:type="dxa"/>
+              <w:bottom w:w="60" w:type="dxa"/>
+              <w:right w:w="100" w:type="dxa"/>
+            </w:tcMar>
+          </w:tcPr>
+          <w:p>
+            <w:r>
+              <w:rPr>
+                <w:rFonts w:ascii="Consolas" w:eastAsia="Consolas" w:hAnsi="Consolas" w:cs="Consolas"/>
+                <w:sz w:val="16"/>
+                <w:szCs w:val="16"/>
+              </w:rPr>
+              <w:t>PARAM (</w:t>
+            </w:r>
+            <w:proofErr w:type="spellStart"/>
+            <w:r>
+              <w:rPr>
+                <w:rFonts w:ascii="Consolas" w:eastAsia="Consolas" w:hAnsi="Consolas" w:cs="Consolas"/>
+                <w:sz w:val="16"/>
+                <w:szCs w:val="16"/>
+              </w:rPr>
+              <w:t>Vout_before</w:t>
+            </w:r>
+            <w:proofErr w:type="spellEnd"/>
+            <w:r>
+              <w:rPr>
+                <w:rFonts w:ascii="Consolas" w:eastAsia="Consolas" w:hAnsi="Consolas" w:cs="Consolas"/>
+                <w:sz w:val="16"/>
+                <w:szCs w:val="16"/>
+              </w:rPr>
+              <w:t xml:space="preserve"> − </w:t>
+            </w:r>
+            <w:proofErr w:type="spellStart"/>
+            <w:r>
+              <w:rPr>
+                <w:rFonts w:ascii="Consolas" w:eastAsia="Consolas" w:hAnsi="Consolas" w:cs="Consolas"/>
+                <w:sz w:val="16"/>
+                <w:szCs w:val="16"/>
+              </w:rPr>
+              <w:t>Vout_</w:t>
+            </w:r>
+            <w:proofErr w:type="gramStart"/>
+            <w:r>
+              <w:rPr>
+                <w:rFonts w:ascii="Consolas" w:eastAsia="Consolas" w:hAnsi="Consolas" w:cs="Consolas"/>
+                <w:sz w:val="16"/>
+                <w:szCs w:val="16"/>
+              </w:rPr>
+              <w:t>droop</w:t>
+            </w:r>
+            <w:proofErr w:type="spellEnd"/>
+            <w:r>
+              <w:rPr>
+                <w:rFonts w:ascii="Consolas" w:eastAsia="Consolas" w:hAnsi="Consolas" w:cs="Consolas"/>
+                <w:sz w:val="16"/>
+                <w:szCs w:val="16"/>
+              </w:rPr>
+              <w:t>)*</w:t>
+            </w:r>
+            <w:proofErr w:type="gramEnd"/>
+            <w:r>
+              <w:rPr>
+                <w:rFonts w:ascii="Consolas" w:eastAsia="Consolas" w:hAnsi="Consolas" w:cs="Consolas"/>
+                <w:sz w:val="16"/>
+                <w:szCs w:val="16"/>
+              </w:rPr>
+              <w:t>1000</w:t>
+            </w:r>
+          </w:p>
+        </w:tc>
+        <w:tc>
+          <w:tcPr>
+            <w:tcW w:w="1200" w:type="dxa"/>
+            <w:tcBorders>
+              <w:top w:val="single" w:sz="1" w:space="0" w:color="999999"/>
+              <w:left w:val="single" w:sz="1" w:space="0" w:color="999999"/>
+              <w:bottom w:val="single" w:sz="1" w:space="0" w:color="999999"/>
+              <w:right w:val="single" w:sz="1" w:space="0" w:color="999999"/>
+            </w:tcBorders>
+            <w:shd w:val="clear" w:color="auto" w:fill="FFF8E1"/>
+            <w:tcMar>
+              <w:top w:w="60" w:type="dxa"/>
+              <w:left w:w="100" w:type="dxa"/>
+              <w:bottom w:w="60" w:type="dxa"/>
+              <w:right w:w="100" w:type="dxa"/>
+            </w:tcMar>
+          </w:tcPr>
+          <w:p>
+            <w:r>
+              <w:rPr>
+                <w:rFonts w:ascii="Arial" w:eastAsia="Arial" w:hAnsi="Arial" w:cs="Arial"/>
+                <w:sz w:val="18"/>
+                <w:szCs w:val="18"/>
+              </w:rPr>
+              <w:t>Derived</w:t>
+            </w:r>
+          </w:p>
+        </w:tc>
+        <w:tc>
+          <w:tcPr>
+            <w:tcW w:w="3160" w:type="dxa"/>
+            <w:tcBorders>
+              <w:top w:val="single" w:sz="1" w:space="0" w:color="999999"/>
+              <w:left w:val="single" w:sz="1" w:space="0" w:color="999999"/>
+              <w:bottom w:val="single" w:sz="1" w:space="0" w:color="999999"/>
+              <w:right w:val="single" w:sz="1" w:space="0" w:color="999999"/>
+            </w:tcBorders>
+            <w:shd w:val="clear" w:color="auto" w:fill="FFF8E1"/>
+            <w:tcMar>
+              <w:top w:w="60" w:type="dxa"/>
+              <w:left w:w="100" w:type="dxa"/>
+              <w:bottom w:w="60" w:type="dxa"/>
+              <w:right w:w="100" w:type="dxa"/>
+            </w:tcMar>
+          </w:tcPr>
+          <w:p>
+            <w:r>
+              <w:rPr>
+                <w:rFonts w:ascii="Arial" w:eastAsia="Arial" w:hAnsi="Arial" w:cs="Arial"/>
+                <w:sz w:val="18"/>
+                <w:szCs w:val="18"/>
+              </w:rPr>
+              <w:t>Calculated from captured pre-step average and minimum.</w:t>
+            </w:r>
+          </w:p>
+        </w:tc>
+      </w:tr>
+      <w:tr>
+        <w:tblPrEx>
+          <w:tblCellMar>
+            <w:top w:w="0" w:type="dxa"/>
+            <w:bottom w:w="0" w:type="dxa"/>
+          </w:tblCellMar>
+        </w:tblPrEx>
+        <w:tc>
+          <w:tcPr>
+            <w:tcW w:w="1800" w:type="dxa"/>
+            <w:tcBorders>
+              <w:top w:val="single" w:sz="1" w:space="0" w:color="999999"/>
+              <w:left w:val="single" w:sz="1" w:space="0" w:color="999999"/>
+              <w:bottom w:val="single" w:sz="1" w:space="0" w:color="999999"/>
+              <w:right w:val="single" w:sz="1" w:space="0" w:color="999999"/>
+            </w:tcBorders>
+            <w:shd w:val="clear" w:color="auto" w:fill="FFF8E1"/>
+            <w:tcMar>
+              <w:top w:w="60" w:type="dxa"/>
+              <w:left w:w="100" w:type="dxa"/>
+              <w:bottom w:w="60" w:type="dxa"/>
+              <w:right w:w="100" w:type="dxa"/>
+            </w:tcMar>
+          </w:tcPr>
+          <w:p>
+            <w:r>
+              <w:rPr>
+                <w:rFonts w:ascii="Arial" w:eastAsia="Arial" w:hAnsi="Arial" w:cs="Arial"/>
+                <w:b/>
+                <w:bCs/>
+                <w:sz w:val="18"/>
+                <w:szCs w:val="18"/>
+              </w:rPr>
+              <w:t>Droop as percentage</w:t>
+            </w:r>
+          </w:p>
+        </w:tc>
+        <w:tc>
+          <w:tcPr>
+            <w:tcW w:w="3200" w:type="dxa"/>
+            <w:tcBorders>
+              <w:top w:val="single" w:sz="1" w:space="0" w:color="999999"/>
+              <w:left w:val="single" w:sz="1" w:space="0" w:color="999999"/>
+              <w:bottom w:val="single" w:sz="1" w:space="0" w:color="999999"/>
+              <w:right w:val="single" w:sz="1" w:space="0" w:color="999999"/>
+            </w:tcBorders>
+            <w:shd w:val="clear" w:color="auto" w:fill="FFF8E1"/>
+            <w:tcMar>
+              <w:top w:w="60" w:type="dxa"/>
+              <w:left w:w="100" w:type="dxa"/>
+              <w:bottom w:w="60" w:type="dxa"/>
+              <w:right w:w="100" w:type="dxa"/>
+            </w:tcMar>
+          </w:tcPr>
+          <w:p>
+            <w:r>
+              <w:rPr>
+                <w:rFonts w:ascii="Consolas" w:eastAsia="Consolas" w:hAnsi="Consolas" w:cs="Consolas"/>
+                <w:sz w:val="16"/>
+                <w:szCs w:val="16"/>
+              </w:rPr>
+              <w:t>PARAM (</w:t>
+            </w:r>
+            <w:proofErr w:type="spellStart"/>
+            <w:r>
+              <w:rPr>
+                <w:rFonts w:ascii="Consolas" w:eastAsia="Consolas" w:hAnsi="Consolas" w:cs="Consolas"/>
+                <w:sz w:val="16"/>
+                <w:szCs w:val="16"/>
+              </w:rPr>
+              <w:t>Vout_before</w:t>
+            </w:r>
+            <w:proofErr w:type="spellEnd"/>
+            <w:r>
+              <w:rPr>
+                <w:rFonts w:ascii="Consolas" w:eastAsia="Consolas" w:hAnsi="Consolas" w:cs="Consolas"/>
+                <w:sz w:val="16"/>
+                <w:szCs w:val="16"/>
+              </w:rPr>
+              <w:t xml:space="preserve"> − </w:t>
+            </w:r>
+            <w:proofErr w:type="spellStart"/>
+            <w:r>
+              <w:rPr>
+                <w:rFonts w:ascii="Consolas" w:eastAsia="Consolas" w:hAnsi="Consolas" w:cs="Consolas"/>
+                <w:sz w:val="16"/>
+                <w:szCs w:val="16"/>
+              </w:rPr>
+              <w:t>Vout_droop</w:t>
+            </w:r>
+            <w:proofErr w:type="spellEnd"/>
+            <w:r>
+              <w:rPr>
+                <w:rFonts w:ascii="Consolas" w:eastAsia="Consolas" w:hAnsi="Consolas" w:cs="Consolas"/>
+                <w:sz w:val="16"/>
+                <w:szCs w:val="16"/>
+              </w:rPr>
+              <w:t>)/</w:t>
+            </w:r>
+            <w:proofErr w:type="spellStart"/>
+            <w:r>
+              <w:rPr>
+                <w:rFonts w:ascii="Consolas" w:eastAsia="Consolas" w:hAnsi="Consolas" w:cs="Consolas"/>
+                <w:sz w:val="16"/>
+                <w:szCs w:val="16"/>
+              </w:rPr>
+              <w:t>Vout_before</w:t>
+            </w:r>
+            <w:proofErr w:type="spellEnd"/>
+            <w:r>
+              <w:rPr>
+                <w:rFonts w:ascii="Consolas" w:eastAsia="Consolas" w:hAnsi="Consolas" w:cs="Consolas"/>
+                <w:sz w:val="16"/>
+                <w:szCs w:val="16"/>
+              </w:rPr>
+              <w:t>*100</w:t>
+            </w:r>
+          </w:p>
+        </w:tc>
+        <w:tc>
+          <w:tcPr>
+            <w:tcW w:w="1200" w:type="dxa"/>
+            <w:tcBorders>
+              <w:top w:val="single" w:sz="1" w:space="0" w:color="999999"/>
+              <w:left w:val="single" w:sz="1" w:space="0" w:color="999999"/>
+              <w:bottom w:val="single" w:sz="1" w:space="0" w:color="999999"/>
+              <w:right w:val="single" w:sz="1" w:space="0" w:color="999999"/>
+            </w:tcBorders>
+            <w:shd w:val="clear" w:color="auto" w:fill="FFF8E1"/>
+            <w:tcMar>
+              <w:top w:w="60" w:type="dxa"/>
+              <w:left w:w="100" w:type="dxa"/>
+              <w:bottom w:w="60" w:type="dxa"/>
+              <w:right w:w="100" w:type="dxa"/>
+            </w:tcMar>
+          </w:tcPr>
+          <w:p>
+            <w:r>
+              <w:rPr>
+                <w:rFonts w:ascii="Arial" w:eastAsia="Arial" w:hAnsi="Arial" w:cs="Arial"/>
+                <w:sz w:val="18"/>
+                <w:szCs w:val="18"/>
+              </w:rPr>
+              <w:t>Derived</w:t>
+            </w:r>
+          </w:p>
+        </w:tc>
+        <w:tc>
+          <w:tcPr>
+            <w:tcW w:w="3160" w:type="dxa"/>
+            <w:tcBorders>
+              <w:top w:val="single" w:sz="1" w:space="0" w:color="999999"/>
+              <w:left w:val="single" w:sz="1" w:space="0" w:color="999999"/>
+              <w:bottom w:val="single" w:sz="1" w:space="0" w:color="999999"/>
+              <w:right w:val="single" w:sz="1" w:space="0" w:color="999999"/>
+            </w:tcBorders>
+            <w:shd w:val="clear" w:color="auto" w:fill="FFF8E1"/>
+            <w:tcMar>
+              <w:top w:w="60" w:type="dxa"/>
+              <w:left w:w="100" w:type="dxa"/>
+              <w:bottom w:w="60" w:type="dxa"/>
+              <w:right w:w="100" w:type="dxa"/>
+            </w:tcMar>
+          </w:tcPr>
+          <w:p>
+            <w:r>
+              <w:rPr>
+                <w:rFonts w:ascii="Arial" w:eastAsia="Arial" w:hAnsi="Arial" w:cs="Arial"/>
+                <w:sz w:val="18"/>
+                <w:szCs w:val="18"/>
+              </w:rPr>
+              <w:t>Expresses droop relative to nominal output.</w:t>
+            </w:r>
+          </w:p>
+        </w:tc>
+      </w:tr>
+      <w:tr>
+        <w:tblPrEx>
+          <w:tblCellMar>
+            <w:top w:w="0" w:type="dxa"/>
+            <w:bottom w:w="0" w:type="dxa"/>
+          </w:tblCellMar>
+        </w:tblPrEx>
+        <w:tc>
+          <w:tcPr>
+            <w:tcW w:w="1800" w:type="dxa"/>
+            <w:tcBorders>
+              <w:top w:val="single" w:sz="1" w:space="0" w:color="999999"/>
+              <w:left w:val="single" w:sz="1" w:space="0" w:color="999999"/>
+              <w:bottom w:val="single" w:sz="1" w:space="0" w:color="999999"/>
+              <w:right w:val="single" w:sz="1" w:space="0" w:color="999999"/>
+            </w:tcBorders>
+            <w:shd w:val="clear" w:color="auto" w:fill="F2F7FB"/>
+            <w:tcMar>
+              <w:top w:w="60" w:type="dxa"/>
+              <w:left w:w="100" w:type="dxa"/>
+              <w:bottom w:w="60" w:type="dxa"/>
+              <w:right w:w="100" w:type="dxa"/>
+            </w:tcMar>
+          </w:tcPr>
+          <w:p>
+            <w:r>
+              <w:rPr>
+                <w:rFonts w:ascii="Arial" w:eastAsia="Arial" w:hAnsi="Arial" w:cs="Arial"/>
+                <w:b/>
+                <w:bCs/>
+                <w:sz w:val="18"/>
+                <w:szCs w:val="18"/>
+              </w:rPr>
+              <w:t>Output ripple (peak-peak)</w:t>
+            </w:r>
+          </w:p>
+        </w:tc>
+        <w:tc>
+          <w:tcPr>
+            <w:tcW w:w="3200" w:type="dxa"/>
+            <w:tcBorders>
+              <w:top w:val="single" w:sz="1" w:space="0" w:color="999999"/>
+              <w:left w:val="single" w:sz="1" w:space="0" w:color="999999"/>
+              <w:bottom w:val="single" w:sz="1" w:space="0" w:color="999999"/>
+              <w:right w:val="single" w:sz="1" w:space="0" w:color="999999"/>
+            </w:tcBorders>
+            <w:shd w:val="clear" w:color="auto" w:fill="F2F7FB"/>
+            <w:tcMar>
+              <w:top w:w="60" w:type="dxa"/>
+              <w:left w:w="100" w:type="dxa"/>
+              <w:bottom w:w="60" w:type="dxa"/>
+              <w:right w:w="100" w:type="dxa"/>
+            </w:tcMar>
+          </w:tcPr>
+          <w:p>
+            <w:r>
+              <w:rPr>
+                <w:rFonts w:ascii="Consolas" w:eastAsia="Consolas" w:hAnsi="Consolas" w:cs="Consolas"/>
+                <w:sz w:val="16"/>
+                <w:szCs w:val="16"/>
+              </w:rPr>
+              <w:t>PP V(OUT) FROM 6m TO 7m</w:t>
+            </w:r>
+          </w:p>
+        </w:tc>
+        <w:tc>
+          <w:tcPr>
+            <w:tcW w:w="1200" w:type="dxa"/>
+            <w:tcBorders>
+              <w:top w:val="single" w:sz="1" w:space="0" w:color="999999"/>
+              <w:left w:val="single" w:sz="1" w:space="0" w:color="999999"/>
+              <w:bottom w:val="single" w:sz="1" w:space="0" w:color="999999"/>
+              <w:right w:val="single" w:sz="1" w:space="0" w:color="999999"/>
+            </w:tcBorders>
+            <w:shd w:val="clear" w:color="auto" w:fill="F2F7FB"/>
+            <w:tcMar>
+              <w:top w:w="60" w:type="dxa"/>
+              <w:left w:w="100" w:type="dxa"/>
+              <w:bottom w:w="60" w:type="dxa"/>
+              <w:right w:w="100" w:type="dxa"/>
+            </w:tcMar>
+          </w:tcPr>
+          <w:p>
+            <w:r>
+              <w:rPr>
+                <w:rFonts w:ascii="Arial" w:eastAsia="Arial" w:hAnsi="Arial" w:cs="Arial"/>
+                <w:sz w:val="18"/>
+                <w:szCs w:val="18"/>
+              </w:rPr>
+              <w:t xml:space="preserve">6–7 </w:t>
+            </w:r>
+            <w:proofErr w:type="spellStart"/>
+            <w:r>
+              <w:rPr>
+                <w:rFonts w:ascii="Arial" w:eastAsia="Arial" w:hAnsi="Arial" w:cs="Arial"/>
+                <w:sz w:val="18"/>
+                <w:szCs w:val="18"/>
+              </w:rPr>
+              <w:t>ms</w:t>
+            </w:r>
+            <w:proofErr w:type="spellEnd"/>
+          </w:p>
+        </w:tc>
+        <w:tc>
+          <w:tcPr>
+            <w:tcW w:w="3160" w:type="dxa"/>
+            <w:tcBorders>
+              <w:top w:val="single" w:sz="1" w:space="0" w:color="999999"/>
+              <w:left w:val="single" w:sz="1" w:space="0" w:color="999999"/>
+              <w:bottom w:val="single" w:sz="1" w:space="0" w:color="999999"/>
+              <w:right w:val="single" w:sz="1" w:space="0" w:color="999999"/>
+            </w:tcBorders>
+            <w:shd w:val="clear" w:color="auto" w:fill="F2F7FB"/>
+            <w:tcMar>
+              <w:top w:w="60" w:type="dxa"/>
+              <w:left w:w="100" w:type="dxa"/>
+              <w:bottom w:w="60" w:type="dxa"/>
+              <w:right w:w="100" w:type="dxa"/>
+            </w:tcMar>
+          </w:tcPr>
+          <w:p>
+            <w:proofErr w:type="gramStart"/>
+            <w:r>
+              <w:rPr>
+                <w:rFonts w:ascii="Arial" w:eastAsia="Arial" w:hAnsi="Arial" w:cs="Arial"/>
+                <w:sz w:val="18"/>
+                <w:szCs w:val="18"/>
+              </w:rPr>
+              <w:t>Steady-state</w:t>
+            </w:r>
+            <w:proofErr w:type="gramEnd"/>
+            <w:r>
+              <w:rPr>
+                <w:rFonts w:ascii="Arial" w:eastAsia="Arial" w:hAnsi="Arial" w:cs="Arial"/>
+                <w:sz w:val="18"/>
+                <w:szCs w:val="18"/>
+              </w:rPr>
+              <w:t xml:space="preserve"> at full load, after recovery.</w:t>
+            </w:r>
+          </w:p>
+        </w:tc>
+      </w:tr>
+      <w:tr>
+        <w:tblPrEx>
+          <w:tblCellMar>
+            <w:top w:w="0" w:type="dxa"/>
+            <w:bottom w:w="0" w:type="dxa"/>
+          </w:tblCellMar>
+        </w:tblPrEx>
+        <w:tc>
+          <w:tcPr>
+            <w:tcW w:w="1800" w:type="dxa"/>
+            <w:tcBorders>
+              <w:top w:val="single" w:sz="1" w:space="0" w:color="999999"/>
+              <w:left w:val="single" w:sz="1" w:space="0" w:color="999999"/>
+              <w:bottom w:val="single" w:sz="1" w:space="0" w:color="999999"/>
+              <w:right w:val="single" w:sz="1" w:space="0" w:color="999999"/>
+            </w:tcBorders>
+            <w:shd w:val="clear" w:color="auto" w:fill="FFF8E1"/>
+            <w:tcMar>
+              <w:top w:w="60" w:type="dxa"/>
+              <w:left w:w="100" w:type="dxa"/>
+              <w:bottom w:w="60" w:type="dxa"/>
+              <w:right w:w="100" w:type="dxa"/>
+            </w:tcMar>
+          </w:tcPr>
+          <w:p>
+            <w:r>
+              <w:rPr>
+                <w:rFonts w:ascii="Arial" w:eastAsia="Arial" w:hAnsi="Arial" w:cs="Arial"/>
+                <w:b/>
+                <w:bCs/>
+                <w:sz w:val="18"/>
+                <w:szCs w:val="18"/>
+              </w:rPr>
+              <w:t>Ripple in millivolts</w:t>
+            </w:r>
+          </w:p>
+        </w:tc>
+        <w:tc>
+          <w:tcPr>
+            <w:tcW w:w="3200" w:type="dxa"/>
+            <w:tcBorders>
+              <w:top w:val="single" w:sz="1" w:space="0" w:color="999999"/>
+              <w:left w:val="single" w:sz="1" w:space="0" w:color="999999"/>
+              <w:bottom w:val="single" w:sz="1" w:space="0" w:color="999999"/>
+              <w:right w:val="single" w:sz="1" w:space="0" w:color="999999"/>
+            </w:tcBorders>
+            <w:shd w:val="clear" w:color="auto" w:fill="FFF8E1"/>
+            <w:tcMar>
+              <w:top w:w="60" w:type="dxa"/>
+              <w:left w:w="100" w:type="dxa"/>
+              <w:bottom w:w="60" w:type="dxa"/>
+              <w:right w:w="100" w:type="dxa"/>
+            </w:tcMar>
+          </w:tcPr>
+          <w:p>
+            <w:r>
+              <w:rPr>
+                <w:rFonts w:ascii="Consolas" w:eastAsia="Consolas" w:hAnsi="Consolas" w:cs="Consolas"/>
+                <w:sz w:val="16"/>
+                <w:szCs w:val="16"/>
+              </w:rPr>
+              <w:t xml:space="preserve">PARAM </w:t>
+            </w:r>
+            <w:proofErr w:type="spellStart"/>
+            <w:r>
+              <w:rPr>
+                <w:rFonts w:ascii="Consolas" w:eastAsia="Consolas" w:hAnsi="Consolas" w:cs="Consolas"/>
+                <w:sz w:val="16"/>
+                <w:szCs w:val="16"/>
+              </w:rPr>
+              <w:t>Vout_ripple</w:t>
+            </w:r>
+            <w:proofErr w:type="spellEnd"/>
+            <w:r>
+              <w:rPr>
+                <w:rFonts w:ascii="Consolas" w:eastAsia="Consolas" w:hAnsi="Consolas" w:cs="Consolas"/>
+                <w:sz w:val="16"/>
+                <w:szCs w:val="16"/>
+              </w:rPr>
+              <w:t>*1000</w:t>
+            </w:r>
+          </w:p>
+        </w:tc>
+        <w:tc>
+          <w:tcPr>
+            <w:tcW w:w="1200" w:type="dxa"/>
+            <w:tcBorders>
+              <w:top w:val="single" w:sz="1" w:space="0" w:color="999999"/>
+              <w:left w:val="single" w:sz="1" w:space="0" w:color="999999"/>
+              <w:bottom w:val="single" w:sz="1" w:space="0" w:color="999999"/>
+              <w:right w:val="single" w:sz="1" w:space="0" w:color="999999"/>
+            </w:tcBorders>
+            <w:shd w:val="clear" w:color="auto" w:fill="FFF8E1"/>
+            <w:tcMar>
+              <w:top w:w="60" w:type="dxa"/>
+              <w:left w:w="100" w:type="dxa"/>
+              <w:bottom w:w="60" w:type="dxa"/>
+              <w:right w:w="100" w:type="dxa"/>
+            </w:tcMar>
+          </w:tcPr>
+          <w:p>
+            <w:r>
+              <w:rPr>
+                <w:rFonts w:ascii="Arial" w:eastAsia="Arial" w:hAnsi="Arial" w:cs="Arial"/>
+                <w:sz w:val="18"/>
+                <w:szCs w:val="18"/>
+              </w:rPr>
+              <w:t>Derived</w:t>
+            </w:r>
+          </w:p>
+        </w:tc>
+        <w:tc>
+          <w:tcPr>
+            <w:tcW w:w="3160" w:type="dxa"/>
+            <w:tcBorders>
+              <w:top w:val="single" w:sz="1" w:space="0" w:color="999999"/>
+              <w:left w:val="single" w:sz="1" w:space="0" w:color="999999"/>
+              <w:bottom w:val="single" w:sz="1" w:space="0" w:color="999999"/>
+              <w:right w:val="single" w:sz="1" w:space="0" w:color="999999"/>
+            </w:tcBorders>
+            <w:shd w:val="clear" w:color="auto" w:fill="FFF8E1"/>
+            <w:tcMar>
+              <w:top w:w="60" w:type="dxa"/>
+              <w:left w:w="100" w:type="dxa"/>
+              <w:bottom w:w="60" w:type="dxa"/>
+              <w:right w:w="100" w:type="dxa"/>
+            </w:tcMar>
+          </w:tcPr>
+          <w:p>
+            <w:r>
+              <w:rPr>
+                <w:rFonts w:ascii="Arial" w:eastAsia="Arial" w:hAnsi="Arial" w:cs="Arial"/>
+                <w:sz w:val="18"/>
+                <w:szCs w:val="18"/>
+              </w:rPr>
+              <w:t>Converts peak-peak ripple to millivolts for readability.</w:t>
+            </w:r>
+          </w:p>
+        </w:tc>
+      </w:tr>
+      <w:tr>
+        <w:tblPrEx>
+          <w:tblCellMar>
+            <w:top w:w="0" w:type="dxa"/>
+            <w:bottom w:w="0" w:type="dxa"/>
+          </w:tblCellMar>
+        </w:tblPrEx>
+        <w:tc>
+          <w:tcPr>
+            <w:tcW w:w="1800" w:type="dxa"/>
+            <w:tcBorders>
+              <w:top w:val="single" w:sz="1" w:space="0" w:color="999999"/>
+              <w:left w:val="single" w:sz="1" w:space="0" w:color="999999"/>
+              <w:bottom w:val="single" w:sz="1" w:space="0" w:color="999999"/>
+              <w:right w:val="single" w:sz="1" w:space="0" w:color="999999"/>
+            </w:tcBorders>
+            <w:shd w:val="clear" w:color="auto" w:fill="FFFFFF"/>
+            <w:tcMar>
+              <w:top w:w="60" w:type="dxa"/>
+              <w:left w:w="100" w:type="dxa"/>
+              <w:bottom w:w="60" w:type="dxa"/>
+              <w:right w:w="100" w:type="dxa"/>
+            </w:tcMar>
+          </w:tcPr>
+          <w:p>
+            <w:r>
+              <w:rPr>
+                <w:rFonts w:ascii="Arial" w:eastAsia="Arial" w:hAnsi="Arial" w:cs="Arial"/>
+                <w:b/>
+                <w:bCs/>
+                <w:sz w:val="18"/>
+                <w:szCs w:val="18"/>
+              </w:rPr>
+              <w:t>Peak inductor current</w:t>
+            </w:r>
+          </w:p>
+        </w:tc>
+        <w:tc>
+          <w:tcPr>
+            <w:tcW w:w="3200" w:type="dxa"/>
+            <w:tcBorders>
+              <w:top w:val="single" w:sz="1" w:space="0" w:color="999999"/>
+              <w:left w:val="single" w:sz="1" w:space="0" w:color="999999"/>
+              <w:bottom w:val="single" w:sz="1" w:space="0" w:color="999999"/>
+              <w:right w:val="single" w:sz="1" w:space="0" w:color="999999"/>
+            </w:tcBorders>
+            <w:shd w:val="clear" w:color="auto" w:fill="FFFFFF"/>
+            <w:tcMar>
+              <w:top w:w="60" w:type="dxa"/>
+              <w:left w:w="100" w:type="dxa"/>
+              <w:bottom w:w="60" w:type="dxa"/>
+              <w:right w:w="100" w:type="dxa"/>
+            </w:tcMar>
+          </w:tcPr>
+          <w:p>
+            <w:r>
+              <w:rPr>
+                <w:rFonts w:ascii="Consolas" w:eastAsia="Consolas" w:hAnsi="Consolas" w:cs="Consolas"/>
+                <w:sz w:val="16"/>
+                <w:szCs w:val="16"/>
+              </w:rPr>
+              <w:t>MAX I(L1) FROM 4m TO 5m</w:t>
+            </w:r>
+          </w:p>
+        </w:tc>
+        <w:tc>
+          <w:tcPr>
+            <w:tcW w:w="1200" w:type="dxa"/>
+            <w:tcBorders>
+              <w:top w:val="single" w:sz="1" w:space="0" w:color="999999"/>
+              <w:left w:val="single" w:sz="1" w:space="0" w:color="999999"/>
+              <w:bottom w:val="single" w:sz="1" w:space="0" w:color="999999"/>
+              <w:right w:val="single" w:sz="1" w:space="0" w:color="999999"/>
+            </w:tcBorders>
+            <w:shd w:val="clear" w:color="auto" w:fill="FFFFFF"/>
+            <w:tcMar>
+              <w:top w:w="60" w:type="dxa"/>
+              <w:left w:w="100" w:type="dxa"/>
+              <w:bottom w:w="60" w:type="dxa"/>
+              <w:right w:w="100" w:type="dxa"/>
+            </w:tcMar>
+          </w:tcPr>
+          <w:p>
+            <w:r>
+              <w:rPr>
+                <w:rFonts w:ascii="Arial" w:eastAsia="Arial" w:hAnsi="Arial" w:cs="Arial"/>
+                <w:sz w:val="18"/>
+                <w:szCs w:val="18"/>
+              </w:rPr>
+              <w:t xml:space="preserve">4–5 </w:t>
+            </w:r>
+            <w:proofErr w:type="spellStart"/>
+            <w:r>
+              <w:rPr>
+                <w:rFonts w:ascii="Arial" w:eastAsia="Arial" w:hAnsi="Arial" w:cs="Arial"/>
+                <w:sz w:val="18"/>
+                <w:szCs w:val="18"/>
+              </w:rPr>
+              <w:t>ms</w:t>
+            </w:r>
+            <w:proofErr w:type="spellEnd"/>
+          </w:p>
+        </w:tc>
+        <w:tc>
+          <w:tcPr>
+            <w:tcW w:w="3160" w:type="dxa"/>
+            <w:tcBorders>
+              <w:top w:val="single" w:sz="1" w:space="0" w:color="999999"/>
+              <w:left w:val="single" w:sz="1" w:space="0" w:color="999999"/>
+              <w:bottom w:val="single" w:sz="1" w:space="0" w:color="999999"/>
+              <w:right w:val="single" w:sz="1" w:space="0" w:color="999999"/>
+            </w:tcBorders>
+            <w:shd w:val="clear" w:color="auto" w:fill="FFFFFF"/>
+            <w:tcMar>
+              <w:top w:w="60" w:type="dxa"/>
+              <w:left w:w="100" w:type="dxa"/>
+              <w:bottom w:w="60" w:type="dxa"/>
+              <w:right w:w="100" w:type="dxa"/>
+            </w:tcMar>
+          </w:tcPr>
+          <w:p>
+            <w:r>
+              <w:rPr>
+                <w:rFonts w:ascii="Arial" w:eastAsia="Arial" w:hAnsi="Arial" w:cs="Arial"/>
+                <w:sz w:val="18"/>
+                <w:szCs w:val="18"/>
+              </w:rPr>
+              <w:t>Pre-step, light load (0.5 A) – used for saturation check.</w:t>
+            </w:r>
+          </w:p>
+        </w:tc>
+      </w:tr>
+      <w:tr>
+        <w:tblPrEx>
+          <w:tblCellMar>
+            <w:top w:w="0" w:type="dxa"/>
+            <w:bottom w:w="0" w:type="dxa"/>
+          </w:tblCellMar>
+        </w:tblPrEx>
+        <w:tc>
+          <w:tcPr>
+            <w:tcW w:w="1800" w:type="dxa"/>
+            <w:tcBorders>
+              <w:top w:val="single" w:sz="1" w:space="0" w:color="999999"/>
+              <w:left w:val="single" w:sz="1" w:space="0" w:color="999999"/>
+              <w:bottom w:val="single" w:sz="1" w:space="0" w:color="999999"/>
+              <w:right w:val="single" w:sz="1" w:space="0" w:color="999999"/>
+            </w:tcBorders>
+            <w:shd w:val="clear" w:color="auto" w:fill="F2F7FB"/>
+            <w:tcMar>
+              <w:top w:w="60" w:type="dxa"/>
+              <w:left w:w="100" w:type="dxa"/>
+              <w:bottom w:w="60" w:type="dxa"/>
+              <w:right w:w="100" w:type="dxa"/>
+            </w:tcMar>
+          </w:tcPr>
+          <w:p>
+            <w:r>
+              <w:rPr>
+                <w:rFonts w:ascii="Arial" w:eastAsia="Arial" w:hAnsi="Arial" w:cs="Arial"/>
+                <w:b/>
+                <w:bCs/>
+                <w:sz w:val="18"/>
+                <w:szCs w:val="18"/>
+              </w:rPr>
+              <w:t>Recovery time</w:t>
+            </w:r>
+          </w:p>
+        </w:tc>
+        <w:tc>
+          <w:tcPr>
+            <w:tcW w:w="3200" w:type="dxa"/>
+            <w:tcBorders>
+              <w:top w:val="single" w:sz="1" w:space="0" w:color="999999"/>
+              <w:left w:val="single" w:sz="1" w:space="0" w:color="999999"/>
+              <w:bottom w:val="single" w:sz="1" w:space="0" w:color="999999"/>
+              <w:right w:val="single" w:sz="1" w:space="0" w:color="999999"/>
+            </w:tcBorders>
+            <w:shd w:val="clear" w:color="auto" w:fill="F2F7FB"/>
+            <w:tcMar>
+              <w:top w:w="60" w:type="dxa"/>
+              <w:left w:w="100" w:type="dxa"/>
+              <w:bottom w:w="60" w:type="dxa"/>
+              <w:right w:w="100" w:type="dxa"/>
+            </w:tcMar>
+          </w:tcPr>
+          <w:p>
+            <w:r>
+              <w:rPr>
+                <w:rFonts w:ascii="Consolas" w:eastAsia="Consolas" w:hAnsi="Consolas" w:cs="Consolas"/>
+                <w:sz w:val="16"/>
+                <w:szCs w:val="16"/>
+              </w:rPr>
+              <w:t>FIND TIME WHEN V(OUT)=12.15 CROSS=2 TD=5m</w:t>
+            </w:r>
+          </w:p>
+        </w:tc>
+        <w:tc>
+          <w:tcPr>
+            <w:tcW w:w="1200" w:type="dxa"/>
+            <w:tcBorders>
+              <w:top w:val="single" w:sz="1" w:space="0" w:color="999999"/>
+              <w:left w:val="single" w:sz="1" w:space="0" w:color="999999"/>
+              <w:bottom w:val="single" w:sz="1" w:space="0" w:color="999999"/>
+              <w:right w:val="single" w:sz="1" w:space="0" w:color="999999"/>
+            </w:tcBorders>
+            <w:shd w:val="clear" w:color="auto" w:fill="F2F7FB"/>
+            <w:tcMar>
+              <w:top w:w="60" w:type="dxa"/>
+              <w:left w:w="100" w:type="dxa"/>
+              <w:bottom w:w="60" w:type="dxa"/>
+              <w:right w:w="100" w:type="dxa"/>
+            </w:tcMar>
+          </w:tcPr>
+          <w:p>
+            <w:r>
+              <w:rPr>
+                <w:rFonts w:ascii="Arial" w:eastAsia="Arial" w:hAnsi="Arial" w:cs="Arial"/>
+                <w:sz w:val="18"/>
+                <w:szCs w:val="18"/>
+              </w:rPr>
+              <w:t xml:space="preserve">After 5 </w:t>
+            </w:r>
+            <w:proofErr w:type="spellStart"/>
+            <w:r>
+              <w:rPr>
+                <w:rFonts w:ascii="Arial" w:eastAsia="Arial" w:hAnsi="Arial" w:cs="Arial"/>
+                <w:sz w:val="18"/>
+                <w:szCs w:val="18"/>
+              </w:rPr>
+              <w:t>ms</w:t>
+            </w:r>
+            <w:proofErr w:type="spellEnd"/>
+          </w:p>
+        </w:tc>
+        <w:tc>
+          <w:tcPr>
+            <w:tcW w:w="3160" w:type="dxa"/>
+            <w:tcBorders>
+              <w:top w:val="single" w:sz="1" w:space="0" w:color="999999"/>
+              <w:left w:val="single" w:sz="1" w:space="0" w:color="999999"/>
+              <w:bottom w:val="single" w:sz="1" w:space="0" w:color="999999"/>
+              <w:right w:val="single" w:sz="1" w:space="0" w:color="999999"/>
+            </w:tcBorders>
+            <w:shd w:val="clear" w:color="auto" w:fill="F2F7FB"/>
+            <w:tcMar>
+              <w:top w:w="60" w:type="dxa"/>
+              <w:left w:w="100" w:type="dxa"/>
+              <w:bottom w:w="60" w:type="dxa"/>
+              <w:right w:w="100" w:type="dxa"/>
+            </w:tcMar>
+          </w:tcPr>
+          <w:p>
+            <w:r>
+              <w:rPr>
+                <w:rFonts w:ascii="Arial" w:eastAsia="Arial" w:hAnsi="Arial" w:cs="Arial"/>
+                <w:sz w:val="18"/>
+                <w:szCs w:val="18"/>
+              </w:rPr>
+              <w:t>Time at which output returns to 12.15 V (≈99% of target) after the step.</w:t>
+            </w:r>
+          </w:p>
+        </w:tc>
+      </w:tr>
+      <w:tr>
+        <w:tblPrEx>
+          <w:tblCellMar>
+            <w:top w:w="0" w:type="dxa"/>
+            <w:bottom w:w="0" w:type="dxa"/>
+          </w:tblCellMar>
+        </w:tblPrEx>
+        <w:tc>
+          <w:tcPr>
+            <w:tcW w:w="1800" w:type="dxa"/>
+            <w:tcBorders>
+              <w:top w:val="single" w:sz="1" w:space="0" w:color="999999"/>
+              <w:left w:val="single" w:sz="1" w:space="0" w:color="999999"/>
+              <w:bottom w:val="single" w:sz="1" w:space="0" w:color="999999"/>
+              <w:right w:val="single" w:sz="1" w:space="0" w:color="999999"/>
+            </w:tcBorders>
+            <w:shd w:val="clear" w:color="auto" w:fill="FFFFFF"/>
+            <w:tcMar>
+              <w:top w:w="60" w:type="dxa"/>
+              <w:left w:w="100" w:type="dxa"/>
+              <w:bottom w:w="60" w:type="dxa"/>
+              <w:right w:w="100" w:type="dxa"/>
+            </w:tcMar>
+          </w:tcPr>
+          <w:p>
+            <w:r>
+              <w:rPr>
+                <w:rFonts w:ascii="Arial" w:eastAsia="Arial" w:hAnsi="Arial" w:cs="Arial"/>
+                <w:b/>
+                <w:bCs/>
+                <w:sz w:val="18"/>
+                <w:szCs w:val="18"/>
+              </w:rPr>
+              <w:t>Input power</w:t>
+            </w:r>
+          </w:p>
+        </w:tc>
+        <w:tc>
+          <w:tcPr>
+            <w:tcW w:w="3200" w:type="dxa"/>
+            <w:tcBorders>
+              <w:top w:val="single" w:sz="1" w:space="0" w:color="999999"/>
+              <w:left w:val="single" w:sz="1" w:space="0" w:color="999999"/>
+              <w:bottom w:val="single" w:sz="1" w:space="0" w:color="999999"/>
+              <w:right w:val="single" w:sz="1" w:space="0" w:color="999999"/>
+            </w:tcBorders>
+            <w:shd w:val="clear" w:color="auto" w:fill="FFFFFF"/>
+            <w:tcMar>
+              <w:top w:w="60" w:type="dxa"/>
+              <w:left w:w="100" w:type="dxa"/>
+              <w:bottom w:w="60" w:type="dxa"/>
+              <w:right w:w="100" w:type="dxa"/>
+            </w:tcMar>
+          </w:tcPr>
+          <w:p>
+            <w:r>
+              <w:rPr>
+                <w:rFonts w:ascii="Consolas" w:eastAsia="Consolas" w:hAnsi="Consolas" w:cs="Consolas"/>
+                <w:sz w:val="16"/>
+                <w:szCs w:val="16"/>
+              </w:rPr>
+              <w:t>AVG V(IN)*(−I(V1)) FROM 6m TO 7m</w:t>
+            </w:r>
+          </w:p>
+        </w:tc>
+        <w:tc>
+          <w:tcPr>
+            <w:tcW w:w="1200" w:type="dxa"/>
+            <w:tcBorders>
+              <w:top w:val="single" w:sz="1" w:space="0" w:color="999999"/>
+              <w:left w:val="single" w:sz="1" w:space="0" w:color="999999"/>
+              <w:bottom w:val="single" w:sz="1" w:space="0" w:color="999999"/>
+              <w:right w:val="single" w:sz="1" w:space="0" w:color="999999"/>
+            </w:tcBorders>
+            <w:shd w:val="clear" w:color="auto" w:fill="FFFFFF"/>
+            <w:tcMar>
+              <w:top w:w="60" w:type="dxa"/>
+              <w:left w:w="100" w:type="dxa"/>
+              <w:bottom w:w="60" w:type="dxa"/>
+              <w:right w:w="100" w:type="dxa"/>
+            </w:tcMar>
+          </w:tcPr>
+          <w:p>
+            <w:r>
+              <w:rPr>
+                <w:rFonts w:ascii="Arial" w:eastAsia="Arial" w:hAnsi="Arial" w:cs="Arial"/>
+                <w:sz w:val="18"/>
+                <w:szCs w:val="18"/>
+              </w:rPr>
+              <w:t xml:space="preserve">6–7 </w:t>
+            </w:r>
+            <w:proofErr w:type="spellStart"/>
+            <w:r>
+              <w:rPr>
+                <w:rFonts w:ascii="Arial" w:eastAsia="Arial" w:hAnsi="Arial" w:cs="Arial"/>
+                <w:sz w:val="18"/>
+                <w:szCs w:val="18"/>
+              </w:rPr>
+              <w:t>ms</w:t>
+            </w:r>
+            <w:proofErr w:type="spellEnd"/>
+          </w:p>
+        </w:tc>
+        <w:tc>
+          <w:tcPr>
+            <w:tcW w:w="3160" w:type="dxa"/>
+            <w:tcBorders>
+              <w:top w:val="single" w:sz="1" w:space="0" w:color="999999"/>
+              <w:left w:val="single" w:sz="1" w:space="0" w:color="999999"/>
+              <w:bottom w:val="single" w:sz="1" w:space="0" w:color="999999"/>
+              <w:right w:val="single" w:sz="1" w:space="0" w:color="999999"/>
+            </w:tcBorders>
+            <w:shd w:val="clear" w:color="auto" w:fill="FFFFFF"/>
+            <w:tcMar>
+              <w:top w:w="60" w:type="dxa"/>
+              <w:left w:w="100" w:type="dxa"/>
+              <w:bottom w:w="60" w:type="dxa"/>
+              <w:right w:w="100" w:type="dxa"/>
+            </w:tcMar>
+          </w:tcPr>
+          <w:p>
+            <w:r>
+              <w:rPr>
+                <w:rFonts w:ascii="Arial" w:eastAsia="Arial" w:hAnsi="Arial" w:cs="Arial"/>
+                <w:sz w:val="18"/>
+                <w:szCs w:val="18"/>
+              </w:rPr>
+              <w:t xml:space="preserve">Post-step, full load, </w:t>
+            </w:r>
+            <w:proofErr w:type="gramStart"/>
+            <w:r>
+              <w:rPr>
+                <w:rFonts w:ascii="Arial" w:eastAsia="Arial" w:hAnsi="Arial" w:cs="Arial"/>
+                <w:sz w:val="18"/>
+                <w:szCs w:val="18"/>
+              </w:rPr>
+              <w:t>steady-state</w:t>
+            </w:r>
+            <w:proofErr w:type="gramEnd"/>
+            <w:r>
+              <w:rPr>
+                <w:rFonts w:ascii="Arial" w:eastAsia="Arial" w:hAnsi="Arial" w:cs="Arial"/>
+                <w:sz w:val="18"/>
+                <w:szCs w:val="18"/>
+              </w:rPr>
+              <w:t>.</w:t>
+            </w:r>
+          </w:p>
+        </w:tc>
+      </w:tr>
+      <w:tr>
+        <w:tblPrEx>
+          <w:tblCellMar>
+            <w:top w:w="0" w:type="dxa"/>
+            <w:bottom w:w="0" w:type="dxa"/>
+          </w:tblCellMar>
+        </w:tblPrEx>
+        <w:tc>
+          <w:tcPr>
+            <w:tcW w:w="1800" w:type="dxa"/>
+            <w:tcBorders>
+              <w:top w:val="single" w:sz="1" w:space="0" w:color="999999"/>
+              <w:left w:val="single" w:sz="1" w:space="0" w:color="999999"/>
+              <w:bottom w:val="single" w:sz="1" w:space="0" w:color="999999"/>
+              <w:right w:val="single" w:sz="1" w:space="0" w:color="999999"/>
+            </w:tcBorders>
+            <w:shd w:val="clear" w:color="auto" w:fill="F2F7FB"/>
+            <w:tcMar>
+              <w:top w:w="60" w:type="dxa"/>
+              <w:left w:w="100" w:type="dxa"/>
+              <w:bottom w:w="60" w:type="dxa"/>
+              <w:right w:w="100" w:type="dxa"/>
+            </w:tcMar>
+          </w:tcPr>
+          <w:p>
+            <w:r>
+              <w:rPr>
+                <w:rFonts w:ascii="Arial" w:eastAsia="Arial" w:hAnsi="Arial" w:cs="Arial"/>
+                <w:b/>
+                <w:bCs/>
+                <w:sz w:val="18"/>
+                <w:szCs w:val="18"/>
+              </w:rPr>
+              <w:t>Output power</w:t>
+            </w:r>
+          </w:p>
+        </w:tc>
+        <w:tc>
+          <w:tcPr>
+            <w:tcW w:w="3200" w:type="dxa"/>
+            <w:tcBorders>
+              <w:top w:val="single" w:sz="1" w:space="0" w:color="999999"/>
+              <w:left w:val="single" w:sz="1" w:space="0" w:color="999999"/>
+              <w:bottom w:val="single" w:sz="1" w:space="0" w:color="999999"/>
+              <w:right w:val="single" w:sz="1" w:space="0" w:color="999999"/>
+            </w:tcBorders>
+            <w:shd w:val="clear" w:color="auto" w:fill="F2F7FB"/>
+            <w:tcMar>
+              <w:top w:w="60" w:type="dxa"/>
+              <w:left w:w="100" w:type="dxa"/>
+              <w:bottom w:w="60" w:type="dxa"/>
+              <w:right w:w="100" w:type="dxa"/>
+            </w:tcMar>
+          </w:tcPr>
+          <w:p>
+            <w:r>
+              <w:rPr>
+                <w:rFonts w:ascii="Consolas" w:eastAsia="Consolas" w:hAnsi="Consolas" w:cs="Consolas"/>
+                <w:sz w:val="16"/>
+                <w:szCs w:val="16"/>
+              </w:rPr>
+              <w:t>AVG V(OUT)*I(I1) FROM 6m TO 7m</w:t>
+            </w:r>
+          </w:p>
+        </w:tc>
+        <w:tc>
+          <w:tcPr>
+            <w:tcW w:w="1200" w:type="dxa"/>
+            <w:tcBorders>
+              <w:top w:val="single" w:sz="1" w:space="0" w:color="999999"/>
+              <w:left w:val="single" w:sz="1" w:space="0" w:color="999999"/>
+              <w:bottom w:val="single" w:sz="1" w:space="0" w:color="999999"/>
+              <w:right w:val="single" w:sz="1" w:space="0" w:color="999999"/>
+            </w:tcBorders>
+            <w:shd w:val="clear" w:color="auto" w:fill="F2F7FB"/>
+            <w:tcMar>
+              <w:top w:w="60" w:type="dxa"/>
+              <w:left w:w="100" w:type="dxa"/>
+              <w:bottom w:w="60" w:type="dxa"/>
+              <w:right w:w="100" w:type="dxa"/>
+            </w:tcMar>
+          </w:tcPr>
+          <w:p>
+            <w:r>
+              <w:rPr>
+                <w:rFonts w:ascii="Arial" w:eastAsia="Arial" w:hAnsi="Arial" w:cs="Arial"/>
+                <w:sz w:val="18"/>
+                <w:szCs w:val="18"/>
+              </w:rPr>
+              <w:t xml:space="preserve">6–7 </w:t>
+            </w:r>
+            <w:proofErr w:type="spellStart"/>
+            <w:r>
+              <w:rPr>
+                <w:rFonts w:ascii="Arial" w:eastAsia="Arial" w:hAnsi="Arial" w:cs="Arial"/>
+                <w:sz w:val="18"/>
+                <w:szCs w:val="18"/>
+              </w:rPr>
+              <w:t>ms</w:t>
+            </w:r>
+            <w:proofErr w:type="spellEnd"/>
+          </w:p>
+        </w:tc>
+        <w:tc>
+          <w:tcPr>
+            <w:tcW w:w="3160" w:type="dxa"/>
+            <w:tcBorders>
+              <w:top w:val="single" w:sz="1" w:space="0" w:color="999999"/>
+              <w:left w:val="single" w:sz="1" w:space="0" w:color="999999"/>
+              <w:bottom w:val="single" w:sz="1" w:space="0" w:color="999999"/>
+              <w:right w:val="single" w:sz="1" w:space="0" w:color="999999"/>
+            </w:tcBorders>
+            <w:shd w:val="clear" w:color="auto" w:fill="F2F7FB"/>
+            <w:tcMar>
+              <w:top w:w="60" w:type="dxa"/>
+              <w:left w:w="100" w:type="dxa"/>
+              <w:bottom w:w="60" w:type="dxa"/>
+              <w:right w:w="100" w:type="dxa"/>
+            </w:tcMar>
+          </w:tcPr>
+          <w:p>
+            <w:r>
+              <w:rPr>
+                <w:rFonts w:ascii="Arial" w:eastAsia="Arial" w:hAnsi="Arial" w:cs="Arial"/>
+                <w:sz w:val="18"/>
+                <w:szCs w:val="18"/>
+              </w:rPr>
+              <w:t xml:space="preserve">Post-step, full load, </w:t>
+            </w:r>
+            <w:proofErr w:type="gramStart"/>
+            <w:r>
+              <w:rPr>
+                <w:rFonts w:ascii="Arial" w:eastAsia="Arial" w:hAnsi="Arial" w:cs="Arial"/>
+                <w:sz w:val="18"/>
+                <w:szCs w:val="18"/>
+              </w:rPr>
+              <w:t>steady-state</w:t>
+            </w:r>
+            <w:proofErr w:type="gramEnd"/>
+            <w:r>
+              <w:rPr>
+                <w:rFonts w:ascii="Arial" w:eastAsia="Arial" w:hAnsi="Arial" w:cs="Arial"/>
+                <w:sz w:val="18"/>
+                <w:szCs w:val="18"/>
+              </w:rPr>
+              <w:t>.</w:t>
+            </w:r>
+          </w:p>
+        </w:tc>
+      </w:tr>
+      <w:tr>
+        <w:tblPrEx>
+          <w:tblCellMar>
+            <w:top w:w="0" w:type="dxa"/>
+            <w:bottom w:w="0" w:type="dxa"/>
+          </w:tblCellMar>
+        </w:tblPrEx>
+        <w:trPr>
+          <w:trHeight w:val="495"/>
+        </w:trPr>
+        <w:tc>
+          <w:tcPr>
+            <w:tcW w:w="1800" w:type="dxa"/>
+            <w:tcBorders>
+              <w:top w:val="single" w:sz="1" w:space="0" w:color="999999"/>
+              <w:left w:val="single" w:sz="1" w:space="0" w:color="999999"/>
+              <w:bottom w:val="single" w:sz="1" w:space="0" w:color="999999"/>
+              <w:right w:val="single" w:sz="1" w:space="0" w:color="999999"/>
+            </w:tcBorders>
+            <w:shd w:val="clear" w:color="auto" w:fill="FFF8E1"/>
+            <w:tcMar>
+              <w:top w:w="60" w:type="dxa"/>
+              <w:left w:w="100" w:type="dxa"/>
+              <w:bottom w:w="60" w:type="dxa"/>
+              <w:right w:w="100" w:type="dxa"/>
+            </w:tcMar>
+          </w:tcPr>
+          <w:p>
+            <w:r>
+              <w:rPr>
+                <w:rFonts w:ascii="Arial" w:eastAsia="Arial" w:hAnsi="Arial" w:cs="Arial"/>
+                <w:b/>
+                <w:bCs/>
+                <w:sz w:val="18"/>
+                <w:szCs w:val="18"/>
+              </w:rPr>
+              <w:lastRenderedPageBreak/>
+              <w:t>Efficiency</w:t>
+            </w:r>
+          </w:p>
+        </w:tc>
+        <w:tc>
+          <w:tcPr>
+            <w:tcW w:w="3200" w:type="dxa"/>
+            <w:tcBorders>
+              <w:top w:val="single" w:sz="1" w:space="0" w:color="999999"/>
+              <w:left w:val="single" w:sz="1" w:space="0" w:color="999999"/>
+              <w:bottom w:val="single" w:sz="1" w:space="0" w:color="999999"/>
+              <w:right w:val="single" w:sz="1" w:space="0" w:color="999999"/>
+            </w:tcBorders>
+            <w:shd w:val="clear" w:color="auto" w:fill="FFF8E1"/>
+            <w:tcMar>
+              <w:top w:w="60" w:type="dxa"/>
+              <w:left w:w="100" w:type="dxa"/>
+              <w:bottom w:w="60" w:type="dxa"/>
+              <w:right w:w="100" w:type="dxa"/>
+            </w:tcMar>
+          </w:tcPr>
+          <w:p>
+            <w:r>
+              <w:rPr>
+                <w:rFonts w:ascii="Consolas" w:eastAsia="Consolas" w:hAnsi="Consolas" w:cs="Consolas"/>
+                <w:sz w:val="16"/>
+                <w:szCs w:val="16"/>
+              </w:rPr>
+              <w:t>PARAM Pout/Pin*100</w:t>
+            </w:r>
+          </w:p>
+        </w:tc>
+        <w:tc>
+          <w:tcPr>
+            <w:tcW w:w="1200" w:type="dxa"/>
+            <w:tcBorders>
+              <w:top w:val="single" w:sz="1" w:space="0" w:color="999999"/>
+              <w:left w:val="single" w:sz="1" w:space="0" w:color="999999"/>
+              <w:bottom w:val="single" w:sz="1" w:space="0" w:color="999999"/>
+              <w:right w:val="single" w:sz="1" w:space="0" w:color="999999"/>
+            </w:tcBorders>
+            <w:shd w:val="clear" w:color="auto" w:fill="FFF8E1"/>
+            <w:tcMar>
+              <w:top w:w="60" w:type="dxa"/>
+              <w:left w:w="100" w:type="dxa"/>
+              <w:bottom w:w="60" w:type="dxa"/>
+              <w:right w:w="100" w:type="dxa"/>
+            </w:tcMar>
+          </w:tcPr>
+          <w:p>
+            <w:r>
+              <w:rPr>
+                <w:rFonts w:ascii="Arial" w:eastAsia="Arial" w:hAnsi="Arial" w:cs="Arial"/>
+                <w:sz w:val="18"/>
+                <w:szCs w:val="18"/>
+              </w:rPr>
+              <w:t>Derived</w:t>
+            </w:r>
+          </w:p>
+        </w:tc>
+        <w:tc>
+          <w:tcPr>
+            <w:tcW w:w="3160" w:type="dxa"/>
+            <w:tcBorders>
+              <w:top w:val="single" w:sz="1" w:space="0" w:color="999999"/>
+              <w:left w:val="single" w:sz="1" w:space="0" w:color="999999"/>
+              <w:bottom w:val="single" w:sz="1" w:space="0" w:color="999999"/>
+              <w:right w:val="single" w:sz="1" w:space="0" w:color="999999"/>
+            </w:tcBorders>
+            <w:shd w:val="clear" w:color="auto" w:fill="FFF8E1"/>
+            <w:tcMar>
+              <w:top w:w="60" w:type="dxa"/>
+              <w:left w:w="100" w:type="dxa"/>
+              <w:bottom w:w="60" w:type="dxa"/>
+              <w:right w:w="100" w:type="dxa"/>
+            </w:tcMar>
+          </w:tcPr>
+          <w:p>
+            <w:r>
+              <w:rPr>
+                <w:rFonts w:ascii="Arial" w:eastAsia="Arial" w:hAnsi="Arial" w:cs="Arial"/>
+                <w:sz w:val="18"/>
+                <w:szCs w:val="18"/>
+              </w:rPr>
+              <w:t>Calculated after both power measurements.</w:t>
+            </w:r>
+          </w:p>
+        </w:tc>
+      </w:tr>
+    </w:tbl>
+    <w:p/>
+    <w:p>
+      <w:pPr>
+        <w:spacing w:before="200" w:after="100"/>
+        <w:rPr>
+          <w:rFonts w:eastAsia="Arial" w:cs="Arial"/>
+        </w:rPr>
+      </w:pPr>
+      <w:r>
+        <w:rPr>
+          <w:rFonts w:eastAsia="Arial" w:cs="Arial"/>
+        </w:rPr>
+        <w:t xml:space="preserve">In preliminary simulation runs, a shorter total time (5 </w:t>
+      </w:r>
+      <w:proofErr w:type="spellStart"/>
+      <w:r>
+        <w:rPr>
+          <w:rFonts w:eastAsia="Arial" w:cs="Arial"/>
+        </w:rPr>
+        <w:t>ms</w:t>
+      </w:r>
+      <w:proofErr w:type="spellEnd"/>
+      <w:r>
+        <w:rPr>
+          <w:rFonts w:eastAsia="Arial" w:cs="Arial"/>
+        </w:rPr>
+        <w:t xml:space="preserve">) was used with a load step at 2 </w:t>
+      </w:r>
+      <w:proofErr w:type="spellStart"/>
+      <w:r>
+        <w:rPr>
+          <w:rFonts w:eastAsia="Arial" w:cs="Arial"/>
+        </w:rPr>
+        <w:t>ms</w:t>
+      </w:r>
+      <w:proofErr w:type="spellEnd"/>
+      <w:r>
+        <w:rPr>
+          <w:rFonts w:eastAsia="Arial" w:cs="Arial"/>
+        </w:rPr>
+        <w:t xml:space="preserve"> and post-step window at 3–4 </w:t>
+      </w:r>
+      <w:proofErr w:type="spellStart"/>
+      <w:r>
+        <w:rPr>
+          <w:rFonts w:eastAsia="Arial" w:cs="Arial"/>
+        </w:rPr>
+        <w:t>ms</w:t>
+      </w:r>
+      <w:proofErr w:type="spellEnd"/>
+      <w:r>
+        <w:rPr>
+          <w:rFonts w:eastAsia="Arial" w:cs="Arial"/>
+        </w:rPr>
+        <w:t xml:space="preserve">. This left insufficient settling time after the startup transient. The final simulation uses 8 </w:t>
+      </w:r>
+      <w:proofErr w:type="spellStart"/>
+      <w:r>
+        <w:rPr>
+          <w:rFonts w:eastAsia="Arial" w:cs="Arial"/>
+        </w:rPr>
+        <w:t>ms</w:t>
+      </w:r>
+      <w:proofErr w:type="spellEnd"/>
+      <w:r>
+        <w:rPr>
+          <w:rFonts w:eastAsia="Arial" w:cs="Arial"/>
+        </w:rPr>
+        <w:t xml:space="preserve"> total time, a load step at 5 </w:t>
+      </w:r>
+      <w:proofErr w:type="spellStart"/>
+      <w:r>
+        <w:rPr>
+          <w:rFonts w:eastAsia="Arial" w:cs="Arial"/>
+        </w:rPr>
+        <w:t>ms</w:t>
+      </w:r>
+      <w:proofErr w:type="spellEnd"/>
+      <w:r>
+        <w:rPr>
+          <w:rFonts w:eastAsia="Arial" w:cs="Arial"/>
+        </w:rPr>
+        <w:t xml:space="preserve">, and measurement windows starting at 4 </w:t>
+      </w:r>
+      <w:proofErr w:type="spellStart"/>
+      <w:r>
+        <w:rPr>
+          <w:rFonts w:eastAsia="Arial" w:cs="Arial"/>
+        </w:rPr>
+        <w:t>ms</w:t>
+      </w:r>
+      <w:proofErr w:type="spellEnd"/>
+      <w:r>
+        <w:rPr>
+          <w:rFonts w:eastAsia="Arial" w:cs="Arial"/>
+        </w:rPr>
+        <w:t xml:space="preserve"> and 6 </w:t>
+      </w:r>
+      <w:proofErr w:type="spellStart"/>
+      <w:r>
+        <w:rPr>
+          <w:rFonts w:eastAsia="Arial" w:cs="Arial"/>
+        </w:rPr>
+        <w:t>ms</w:t>
+      </w:r>
+      <w:proofErr w:type="spellEnd"/>
+      <w:r>
+        <w:rPr>
+          <w:rFonts w:eastAsia="Arial" w:cs="Arial"/>
+        </w:rPr>
+        <w:t xml:space="preserve">. This guarantees at least 2 </w:t>
+      </w:r>
+      <w:proofErr w:type="spellStart"/>
+      <w:r>
+        <w:rPr>
+          <w:rFonts w:eastAsia="Arial" w:cs="Arial"/>
+        </w:rPr>
+        <w:t>ms</w:t>
+      </w:r>
+      <w:proofErr w:type="spellEnd"/>
+      <w:r>
+        <w:rPr>
+          <w:rFonts w:eastAsia="Arial" w:cs="Arial"/>
+        </w:rPr>
+        <w:t xml:space="preserve"> of </w:t>
+      </w:r>
+      <w:proofErr w:type="gramStart"/>
+      <w:r>
+        <w:rPr>
+          <w:rFonts w:eastAsia="Arial" w:cs="Arial"/>
+        </w:rPr>
+        <w:t>steady-state</w:t>
+      </w:r>
+      <w:proofErr w:type="gramEnd"/>
+      <w:r>
+        <w:rPr>
+          <w:rFonts w:eastAsia="Arial" w:cs="Arial"/>
+        </w:rPr>
+        <w:t xml:space="preserve"> before each measurement, eliminating transient artefacts.</w:t>
+      </w:r>
+    </w:p>
+    <w:p>
+      <w:pPr>
+        <w:pStyle w:val="Heading2"/>
+      </w:pPr>
+      <w:r>
+        <w:t>Loop Stability Verification (Analytical)</w:t>
+      </w:r>
+    </w:p>
+    <w:p>
+      <w:pPr>
+        <w:rPr>
+          <w:rFonts w:eastAsiaTheme="minorEastAsia"/>
+        </w:rPr>
+      </w:pPr>
+      <w:r>
+        <w:t xml:space="preserve">Loop stability was verified analytically using a MATLAB model of the control loop, rather than through an </w:t>
+      </w:r>
+      <w:proofErr w:type="spellStart"/>
+      <w:r>
+        <w:t>LTspice</w:t>
+      </w:r>
+      <w:proofErr w:type="spellEnd"/>
+      <w:r>
+        <w:t xml:space="preserve"> AC sweep. The LTC1871 implements current-mode control, which simplifies the power stage transfer function to approximately a single pole. The control-to-output transfer function, combined with the Type II compensator designed in Section 3.3.2, was used to construct the open-loop gain </w:t>
+      </w:r>
+      <m:oMath>
+        <m:r>
+          <w:rPr>
+            <w:rFonts w:ascii="Cambria Math" w:hAnsi="Cambria Math"/>
+          </w:rPr>
+          <m:t>T(s)</m:t>
+        </m:r>
+      </m:oMath>
+      <w:r>
+        <w:rPr>
+          <w:rFonts w:eastAsiaTheme="minorEastAsia"/>
+        </w:rPr>
+        <w:t>.</w:t>
+      </w:r>
+    </w:p>
+    <w:p>
+      <w:pPr>
+        <w:rPr>
+          <w:rFonts w:eastAsiaTheme="minorEastAsia"/>
+        </w:rPr>
+      </w:pPr>
+      <w:r>
+        <w:rPr>
+          <w:rFonts w:eastAsiaTheme="minorEastAsia"/>
+        </w:rPr>
+        <w:t>The following parameters were entered into the MATLAB script:</w:t>
+      </w:r>
+    </w:p>
+    <w:p>
+      <w:pPr>
+        <w:pStyle w:val="ListParagraph"/>
+        <w:numPr>
+          <w:ilvl w:val="0"/>
+          <w:numId w:val="26"/>
+        </w:numPr>
+      </w:pPr>
+      <w:r>
+        <w:t xml:space="preserve">Power stage: L = </w:t>
+      </w:r>
+      <m:oMath>
+        <m:r>
+          <w:rPr>
+            <w:rFonts w:ascii="Cambria Math" w:hAnsi="Cambria Math"/>
+          </w:rPr>
+          <m:t>10μH</m:t>
+        </m:r>
+      </m:oMath>
+      <w:r>
+        <w:rPr>
+          <w:rFonts w:eastAsiaTheme="minorEastAsia"/>
+        </w:rPr>
+        <w:t xml:space="preserve">, </w:t>
+      </w:r>
+      <m:oMath>
+        <m:sSub>
+          <m:sSubPr>
+            <m:ctrlPr>
+              <w:rPr>
+                <w:rFonts w:ascii="Cambria Math" w:eastAsiaTheme="minorEastAsia" w:hAnsi="Cambria Math"/>
+                <w:i/>
+              </w:rPr>
+            </m:ctrlPr>
+          </m:sSubPr>
+          <m:e>
+            <m:r>
+              <w:rPr>
+                <w:rFonts w:ascii="Cambria Math" w:eastAsiaTheme="minorEastAsia" w:hAnsi="Cambria Math"/>
+              </w:rPr>
+              <m:t>C</m:t>
+            </m:r>
+          </m:e>
+          <m:sub>
+            <m:r>
+              <w:rPr>
+                <w:rFonts w:ascii="Cambria Math" w:eastAsiaTheme="minorEastAsia" w:hAnsi="Cambria Math"/>
+              </w:rPr>
+              <m:t>out</m:t>
+            </m:r>
+          </m:sub>
+        </m:sSub>
+        <m:r>
+          <w:rPr>
+            <w:rFonts w:ascii="Cambria Math" w:eastAsiaTheme="minorEastAsia" w:hAnsi="Cambria Math"/>
+          </w:rPr>
+          <m:t xml:space="preserve"> = 89μF (derated MLCCs)</m:t>
+        </m:r>
+      </m:oMath>
+      <w:r>
+        <w:rPr>
+          <w:rFonts w:eastAsiaTheme="minorEastAsia"/>
+        </w:rPr>
+        <w:t xml:space="preserve">, </w:t>
+      </w:r>
+      <m:oMath>
+        <m:sSub>
+          <m:sSubPr>
+            <m:ctrlPr>
+              <w:rPr>
+                <w:rFonts w:ascii="Cambria Math" w:eastAsiaTheme="minorEastAsia" w:hAnsi="Cambria Math"/>
+                <w:i/>
+              </w:rPr>
+            </m:ctrlPr>
+          </m:sSubPr>
+          <m:e>
+            <m:r>
+              <w:rPr>
+                <w:rFonts w:ascii="Cambria Math" w:eastAsiaTheme="minorEastAsia" w:hAnsi="Cambria Math"/>
+              </w:rPr>
+              <m:t>R</m:t>
+            </m:r>
+          </m:e>
+          <m:sub>
+            <m:r>
+              <w:rPr>
+                <w:rFonts w:ascii="Cambria Math" w:eastAsiaTheme="minorEastAsia" w:hAnsi="Cambria Math"/>
+              </w:rPr>
+              <m:t xml:space="preserve">load </m:t>
+            </m:r>
+          </m:sub>
+        </m:sSub>
+        <m:r>
+          <w:rPr>
+            <w:rFonts w:ascii="Cambria Math" w:eastAsiaTheme="minorEastAsia" w:hAnsi="Cambria Math"/>
+          </w:rPr>
+          <m:t xml:space="preserve">= </m:t>
+        </m:r>
+        <m:f>
+          <m:fPr>
+            <m:ctrlPr>
+              <w:rPr>
+                <w:rFonts w:ascii="Cambria Math" w:eastAsiaTheme="minorEastAsia" w:hAnsi="Cambria Math"/>
+                <w:i/>
+              </w:rPr>
+            </m:ctrlPr>
+          </m:fPr>
+          <m:num>
+            <m:sSub>
+              <m:sSubPr>
+                <m:ctrlPr>
+                  <w:rPr>
+                    <w:rFonts w:ascii="Cambria Math" w:eastAsiaTheme="minorEastAsia" w:hAnsi="Cambria Math"/>
+                    <w:i/>
+                  </w:rPr>
+                </m:ctrlPr>
+              </m:sSubPr>
+              <m:e>
+                <m:r>
+                  <w:rPr>
+                    <w:rFonts w:ascii="Cambria Math" w:eastAsiaTheme="minorEastAsia" w:hAnsi="Cambria Math"/>
+                  </w:rPr>
+                  <m:t>V</m:t>
+                </m:r>
+              </m:e>
+              <m:sub>
+                <m:r>
+                  <w:rPr>
+                    <w:rFonts w:ascii="Cambria Math" w:eastAsiaTheme="minorEastAsia" w:hAnsi="Cambria Math"/>
+                  </w:rPr>
+                  <m:t>out</m:t>
+                </m:r>
+              </m:sub>
+            </m:sSub>
+          </m:num>
+          <m:den>
+            <m:sSub>
+              <m:sSubPr>
+                <m:ctrlPr>
+                  <w:rPr>
+                    <w:rFonts w:ascii="Cambria Math" w:eastAsiaTheme="minorEastAsia" w:hAnsi="Cambria Math"/>
+                    <w:i/>
+                  </w:rPr>
+                </m:ctrlPr>
+              </m:sSubPr>
+              <m:e>
+                <m:r>
+                  <w:rPr>
+                    <w:rFonts w:ascii="Cambria Math" w:eastAsiaTheme="minorEastAsia" w:hAnsi="Cambria Math"/>
+                  </w:rPr>
+                  <m:t>I</m:t>
+                </m:r>
+              </m:e>
+              <m:sub>
+                <m:r>
+                  <w:rPr>
+                    <w:rFonts w:ascii="Cambria Math" w:eastAsiaTheme="minorEastAsia" w:hAnsi="Cambria Math"/>
+                  </w:rPr>
+                  <m:t>out</m:t>
+                </m:r>
+              </m:sub>
+            </m:sSub>
+          </m:den>
+        </m:f>
+        <m:r>
+          <w:rPr>
+            <w:rFonts w:ascii="Cambria Math" w:eastAsiaTheme="minorEastAsia" w:hAnsi="Cambria Math"/>
+          </w:rPr>
+          <m:t xml:space="preserve"> = </m:t>
+        </m:r>
+        <m:f>
+          <m:fPr>
+            <m:ctrlPr>
+              <w:rPr>
+                <w:rFonts w:ascii="Cambria Math" w:eastAsiaTheme="minorEastAsia" w:hAnsi="Cambria Math"/>
+                <w:i/>
+              </w:rPr>
+            </m:ctrlPr>
+          </m:fPr>
+          <m:num>
+            <m:r>
+              <w:rPr>
+                <w:rFonts w:ascii="Cambria Math" w:eastAsiaTheme="minorEastAsia" w:hAnsi="Cambria Math"/>
+              </w:rPr>
+              <m:t>12V</m:t>
+            </m:r>
+          </m:num>
+          <m:den>
+            <m:r>
+              <w:rPr>
+                <w:rFonts w:ascii="Cambria Math" w:eastAsiaTheme="minorEastAsia" w:hAnsi="Cambria Math"/>
+              </w:rPr>
+              <m:t>2.0 A</m:t>
+            </m:r>
+          </m:den>
+        </m:f>
+        <m:r>
+          <w:rPr>
+            <w:rFonts w:ascii="Cambria Math" w:eastAsiaTheme="minorEastAsia" w:hAnsi="Cambria Math"/>
+          </w:rPr>
+          <m:t xml:space="preserve"> = 6</m:t>
+        </m:r>
+        <m:r>
+          <m:rPr>
+            <m:sty m:val="p"/>
+          </m:rPr>
+          <w:rPr>
+            <w:rFonts w:ascii="Cambria Math" w:eastAsiaTheme="minorEastAsia" w:hAnsi="Cambria Math"/>
+          </w:rPr>
+          <m:t>Ω</m:t>
+        </m:r>
+      </m:oMath>
+      <w:r>
+        <w:rPr>
+          <w:rFonts w:eastAsiaTheme="minorEastAsia"/>
+        </w:rPr>
+        <w:t>, duty cycle D = 0.333 (worst case)</w:t>
+      </w:r>
+    </w:p>
+    <w:p>
+      <w:pPr>
+        <w:pStyle w:val="ListParagraph"/>
+        <w:numPr>
+          <w:ilvl w:val="0"/>
+          <w:numId w:val="26"/>
+        </w:numPr>
+      </w:pPr>
+      <w:r>
+        <w:rPr>
+          <w:rFonts w:eastAsiaTheme="minorEastAsia"/>
+        </w:rPr>
+        <w:t xml:space="preserve">Compensator: </w:t>
+      </w:r>
+      <m:oMath>
+        <m:sSub>
+          <m:sSubPr>
+            <m:ctrlPr>
+              <w:rPr>
+                <w:rFonts w:ascii="Cambria Math" w:eastAsiaTheme="minorEastAsia" w:hAnsi="Cambria Math"/>
+                <w:i/>
+              </w:rPr>
+            </m:ctrlPr>
+          </m:sSubPr>
+          <m:e>
+            <m:r>
+              <w:rPr>
+                <w:rFonts w:ascii="Cambria Math" w:eastAsiaTheme="minorEastAsia" w:hAnsi="Cambria Math"/>
+              </w:rPr>
+              <m:t>R</m:t>
+            </m:r>
+          </m:e>
+          <m:sub>
+            <m:r>
+              <w:rPr>
+                <w:rFonts w:ascii="Cambria Math" w:eastAsiaTheme="minorEastAsia" w:hAnsi="Cambria Math"/>
+              </w:rPr>
+              <m:t>z</m:t>
+            </m:r>
+          </m:sub>
+        </m:sSub>
+        <m:r>
+          <w:rPr>
+            <w:rFonts w:ascii="Cambria Math" w:eastAsiaTheme="minorEastAsia" w:hAnsi="Cambria Math"/>
+          </w:rPr>
+          <m:t xml:space="preserve"> = 8.66k</m:t>
+        </m:r>
+        <m:r>
+          <m:rPr>
+            <m:sty m:val="p"/>
+          </m:rPr>
+          <w:rPr>
+            <w:rFonts w:ascii="Cambria Math" w:eastAsiaTheme="minorEastAsia" w:hAnsi="Cambria Math"/>
+          </w:rPr>
+          <m:t>Ω</m:t>
+        </m:r>
+      </m:oMath>
+      <w:r>
+        <w:rPr>
+          <w:rFonts w:eastAsiaTheme="minorEastAsia"/>
+        </w:rPr>
+        <w:t xml:space="preserve">, </w:t>
+      </w:r>
+      <m:oMath>
+        <m:sSub>
+          <m:sSubPr>
+            <m:ctrlPr>
+              <w:rPr>
+                <w:rFonts w:ascii="Cambria Math" w:eastAsiaTheme="minorEastAsia" w:hAnsi="Cambria Math"/>
+                <w:i/>
+              </w:rPr>
+            </m:ctrlPr>
+          </m:sSubPr>
+          <m:e>
+            <m:r>
+              <w:rPr>
+                <w:rFonts w:ascii="Cambria Math" w:eastAsiaTheme="minorEastAsia" w:hAnsi="Cambria Math"/>
+              </w:rPr>
+              <m:t>C</m:t>
+            </m:r>
+          </m:e>
+          <m:sub>
+            <m:r>
+              <w:rPr>
+                <w:rFonts w:ascii="Cambria Math" w:eastAsiaTheme="minorEastAsia" w:hAnsi="Cambria Math"/>
+              </w:rPr>
+              <m:t>z</m:t>
+            </m:r>
+          </m:sub>
+        </m:sSub>
+        <m:r>
+          <w:rPr>
+            <w:rFonts w:ascii="Cambria Math" w:eastAsiaTheme="minorEastAsia" w:hAnsi="Cambria Math"/>
+          </w:rPr>
+          <m:t xml:space="preserve"> = 6.8nF</m:t>
+        </m:r>
+      </m:oMath>
+      <w:r>
+        <w:rPr>
+          <w:rFonts w:eastAsiaTheme="minorEastAsia"/>
+        </w:rPr>
+        <w:t xml:space="preserve">, </w:t>
+      </w:r>
+      <m:oMath>
+        <m:sSub>
+          <m:sSubPr>
+            <m:ctrlPr>
+              <w:rPr>
+                <w:rFonts w:ascii="Cambria Math" w:eastAsiaTheme="minorEastAsia" w:hAnsi="Cambria Math"/>
+                <w:i/>
+              </w:rPr>
+            </m:ctrlPr>
+          </m:sSubPr>
+          <m:e>
+            <m:r>
+              <w:rPr>
+                <w:rFonts w:ascii="Cambria Math" w:eastAsiaTheme="minorEastAsia" w:hAnsi="Cambria Math"/>
+              </w:rPr>
+              <m:t>C</m:t>
+            </m:r>
+          </m:e>
+          <m:sub>
+            <m:r>
+              <w:rPr>
+                <w:rFonts w:ascii="Cambria Math" w:eastAsiaTheme="minorEastAsia" w:hAnsi="Cambria Math"/>
+              </w:rPr>
+              <m:t xml:space="preserve">p </m:t>
+            </m:r>
+          </m:sub>
+        </m:sSub>
+        <m:r>
+          <w:rPr>
+            <w:rFonts w:ascii="Cambria Math" w:eastAsiaTheme="minorEastAsia" w:hAnsi="Cambria Math"/>
+          </w:rPr>
+          <m:t>= 100pF</m:t>
+        </m:r>
+      </m:oMath>
+      <w:r>
+        <w:rPr>
+          <w:rFonts w:eastAsiaTheme="minorEastAsia"/>
+        </w:rPr>
+        <w:t>.</w:t>
+      </w:r>
+    </w:p>
+    <w:p>
+      <w:pPr>
+        <w:pStyle w:val="ListParagraph"/>
+        <w:numPr>
+          <w:ilvl w:val="0"/>
+          <w:numId w:val="26"/>
+        </w:numPr>
+      </w:pPr>
+      <w:r>
+        <w:rPr>
+          <w:rFonts w:eastAsiaTheme="minorEastAsia"/>
+        </w:rPr>
+        <w:t xml:space="preserve">Current sensing gain derived from </w:t>
+      </w:r>
+      <m:oMath>
+        <m:sSub>
+          <m:sSubPr>
+            <m:ctrlPr>
+              <w:rPr>
+                <w:rFonts w:ascii="Cambria Math" w:eastAsiaTheme="minorEastAsia" w:hAnsi="Cambria Math"/>
+                <w:i/>
+              </w:rPr>
+            </m:ctrlPr>
+          </m:sSubPr>
+          <m:e>
+            <m:r>
+              <w:rPr>
+                <w:rFonts w:ascii="Cambria Math" w:eastAsiaTheme="minorEastAsia" w:hAnsi="Cambria Math"/>
+              </w:rPr>
+              <m:t>R</m:t>
+            </m:r>
+          </m:e>
+          <m:sub>
+            <m:r>
+              <w:rPr>
+                <w:rFonts w:ascii="Cambria Math" w:eastAsiaTheme="minorEastAsia" w:hAnsi="Cambria Math"/>
+              </w:rPr>
+              <m:t>ds</m:t>
+            </m:r>
+          </m:sub>
+        </m:sSub>
+        <m:r>
+          <w:rPr>
+            <w:rFonts w:ascii="Cambria Math" w:eastAsiaTheme="minorEastAsia" w:hAnsi="Cambria Math"/>
+          </w:rPr>
+          <m:t xml:space="preserve"> = 12m</m:t>
+        </m:r>
+        <m:r>
+          <m:rPr>
+            <m:sty m:val="p"/>
+          </m:rPr>
+          <w:rPr>
+            <w:rFonts w:ascii="Cambria Math" w:eastAsiaTheme="minorEastAsia" w:hAnsi="Cambria Math"/>
+          </w:rPr>
+          <m:t>Ω</m:t>
+        </m:r>
+      </m:oMath>
+      <w:r>
+        <w:rPr>
+          <w:rFonts w:eastAsiaTheme="minorEastAsia"/>
+        </w:rPr>
+        <w:t xml:space="preserve"> and the LTC1871’s internal gain factors (datasheet)</w:t>
+      </w:r>
+    </w:p>
+    <w:p>
+      <w:r>
+        <w:t>The loop gain </w:t>
+      </w:r>
+      <m:oMath>
+        <m:r>
+          <w:rPr>
+            <w:rFonts w:ascii="Cambria Math" w:hAnsi="Cambria Math"/>
+          </w:rPr>
+          <m:t>T(s)</m:t>
+        </m:r>
+      </m:oMath>
+      <w:r>
+        <w:t> was evaluated over a frequency range of 10 Hz to 1 </w:t>
+      </w:r>
+      <w:proofErr w:type="spellStart"/>
+      <w:r>
+        <w:t>MHz.</w:t>
+      </w:r>
+      <w:proofErr w:type="spellEnd"/>
+      <w:r>
+        <w:t xml:space="preserve"> From the resulting Bode plot (presented in Chapter 5), the following stability margins were extracted:</w:t>
+      </w:r>
+    </w:p>
+    <w:p>
+      <w:pPr>
+        <w:numPr>
+          <w:ilvl w:val="0"/>
+          <w:numId w:val="27"/>
+        </w:numPr>
+      </w:pPr>
+      <w:r>
+        <w:rPr>
+          <w:b/>
+          <w:bCs/>
+        </w:rPr>
+        <w:t>Crossover frequency:</w:t>
+      </w:r>
+      <w:r>
+        <w:t> </w:t>
+      </w:r>
+      <m:oMath>
+        <m:sSub>
+          <m:sSubPr>
+            <m:ctrlPr>
+              <w:rPr>
+                <w:rFonts w:ascii="Cambria Math" w:hAnsi="Cambria Math"/>
+              </w:rPr>
+            </m:ctrlPr>
+          </m:sSubPr>
+          <m:e>
+            <m:r>
+              <w:rPr>
+                <w:rFonts w:ascii="Cambria Math" w:hAnsi="Cambria Math"/>
+              </w:rPr>
+              <m:t>f</m:t>
+            </m:r>
+          </m:e>
+          <m:sub>
+            <m:r>
+              <w:rPr>
+                <w:rFonts w:ascii="Cambria Math" w:hAnsi="Cambria Math"/>
+              </w:rPr>
+              <m:t>c</m:t>
+            </m:r>
+          </m:sub>
+        </m:sSub>
+        <m:r>
+          <w:rPr>
+            <w:rFonts w:ascii="Cambria Math" w:hAnsi="Cambria Math"/>
+          </w:rPr>
+          <m:t>=4.91</m:t>
+        </m:r>
+        <m:r>
+          <m:rPr>
+            <m:nor/>
+          </m:rPr>
+          <m:t> kHz</m:t>
+        </m:r>
+      </m:oMath>
+    </w:p>
+    <w:p>
+      <w:pPr>
+        <w:numPr>
+          <w:ilvl w:val="0"/>
+          <w:numId w:val="27"/>
+        </w:numPr>
+      </w:pPr>
+      <w:r>
+        <w:rPr>
+          <w:b/>
+          <w:bCs/>
+        </w:rPr>
+        <w:t>Phase margin:</w:t>
+      </w:r>
+      <w:r>
+        <w:t> </w:t>
+      </w:r>
+      <m:oMath>
+        <m:sSup>
+          <m:sSupPr>
+            <m:ctrlPr>
+              <w:rPr>
+                <w:rFonts w:ascii="Cambria Math" w:hAnsi="Cambria Math"/>
+              </w:rPr>
+            </m:ctrlPr>
+          </m:sSupPr>
+          <m:e>
+            <m:r>
+              <w:rPr>
+                <w:rFonts w:ascii="Cambria Math" w:hAnsi="Cambria Math"/>
+              </w:rPr>
+              <m:t>55.5</m:t>
+            </m:r>
+          </m:e>
+          <m:sup>
+            <m:r>
+              <w:rPr>
+                <w:rFonts w:ascii="Cambria Math" w:hAnsi="Cambria Math"/>
+              </w:rPr>
+              <m:t>∘</m:t>
+            </m:r>
+          </m:sup>
+        </m:sSup>
+      </m:oMath>
+      <w:r>
+        <w:t> (well above the </w:t>
+      </w:r>
+      <m:oMath>
+        <m:sSup>
+          <m:sSupPr>
+            <m:ctrlPr>
+              <w:rPr>
+                <w:rFonts w:ascii="Cambria Math" w:hAnsi="Cambria Math"/>
+              </w:rPr>
+            </m:ctrlPr>
+          </m:sSupPr>
+          <m:e>
+            <m:r>
+              <w:rPr>
+                <w:rFonts w:ascii="Cambria Math" w:hAnsi="Cambria Math"/>
+              </w:rPr>
+              <m:t>45</m:t>
+            </m:r>
+          </m:e>
+          <m:sup>
+            <m:r>
+              <w:rPr>
+                <w:rFonts w:ascii="Cambria Math" w:hAnsi="Cambria Math"/>
+              </w:rPr>
+              <m:t>∘</m:t>
+            </m:r>
+          </m:sup>
+        </m:sSup>
+      </m:oMath>
+      <w:r>
+        <w:t> minimum)</w:t>
+      </w:r>
+    </w:p>
+    <w:p>
+      <w:pPr>
+        <w:numPr>
+          <w:ilvl w:val="0"/>
+          <w:numId w:val="27"/>
+        </w:numPr>
+      </w:pPr>
+      <w:r>
+        <w:rPr>
+          <w:b/>
+          <w:bCs/>
+        </w:rPr>
+        <w:t>Gain margin:</w:t>
+      </w:r>
+      <w:r>
+        <w:t> </w:t>
+      </w:r>
+      <m:oMath>
+        <m:r>
+          <w:rPr>
+            <w:rFonts w:ascii="Cambria Math" w:hAnsi="Cambria Math"/>
+          </w:rPr>
+          <m:t>19.1</m:t>
+        </m:r>
+        <m:r>
+          <m:rPr>
+            <m:nor/>
+          </m:rPr>
+          <m:t> dB</m:t>
+        </m:r>
+      </m:oMath>
+      <w:r>
+        <w:t> (exceeding the </w:t>
+      </w:r>
+      <m:oMath>
+        <m:r>
+          <w:rPr>
+            <w:rFonts w:ascii="Cambria Math" w:hAnsi="Cambria Math"/>
+          </w:rPr>
+          <m:t>10</m:t>
+        </m:r>
+        <m:r>
+          <m:rPr>
+            <m:nor/>
+          </m:rPr>
+          <m:t> dB</m:t>
+        </m:r>
+      </m:oMath>
+      <w:r>
+        <w:t> guideline)</w:t>
+      </w:r>
+    </w:p>
+    <w:p>
+      <w:r>
+        <w:t xml:space="preserve">These margins satisfy the criteria established in Section 2.4.2. The analytical verification confirms that the Type II compensation network provides stable operation under the nominal operating condition </w:t>
+      </w:r>
+      <w:r>
+        <w:t>(</w:t>
+      </w:r>
+      <m:oMath>
+        <m:sSub>
+          <m:sSubPr>
+            <m:ctrlPr>
+              <w:rPr>
+                <w:rFonts w:ascii="Cambria Math" w:hAnsi="Cambria Math"/>
+              </w:rPr>
+            </m:ctrlPr>
+          </m:sSubPr>
+          <m:e>
+            <m:r>
+              <w:rPr>
+                <w:rFonts w:ascii="Cambria Math" w:hAnsi="Cambria Math"/>
+              </w:rPr>
+              <m:t>V</m:t>
+            </m:r>
+          </m:e>
+          <m:sub>
+            <m:r>
+              <w:rPr>
+                <w:rFonts w:ascii="Cambria Math" w:hAnsi="Cambria Math"/>
+              </w:rPr>
+              <m:t>in</m:t>
+            </m:r>
+          </m:sub>
+        </m:sSub>
+        <m:r>
+          <w:rPr>
+            <w:rFonts w:ascii="Cambria Math" w:hAnsi="Cambria Math"/>
+          </w:rPr>
+          <m:t>=9.6</m:t>
+        </m:r>
+        <m:r>
+          <m:rPr>
+            <m:nor/>
+          </m:rPr>
+          <m:t> V</m:t>
+        </m:r>
+      </m:oMath>
+      <w:r>
+        <w:t>, </w:t>
+      </w:r>
+      <m:oMath>
+        <m:sSub>
+          <m:sSubPr>
+            <m:ctrlPr>
+              <w:rPr>
+                <w:rFonts w:ascii="Cambria Math" w:hAnsi="Cambria Math"/>
+              </w:rPr>
+            </m:ctrlPr>
+          </m:sSubPr>
+          <m:e>
+            <m:r>
+              <w:rPr>
+                <w:rFonts w:ascii="Cambria Math" w:hAnsi="Cambria Math"/>
+              </w:rPr>
+              <m:t>I</m:t>
+            </m:r>
+          </m:e>
+          <m:sub>
+            <m:r>
+              <w:rPr>
+                <w:rFonts w:ascii="Cambria Math" w:hAnsi="Cambria Math"/>
+              </w:rPr>
+              <m:t>out</m:t>
+            </m:r>
+          </m:sub>
+        </m:sSub>
+        <m:r>
+          <w:rPr>
+            <w:rFonts w:ascii="Cambria Math" w:hAnsi="Cambria Math"/>
+          </w:rPr>
+          <m:t>=2.0</m:t>
+        </m:r>
+        <m:r>
+          <m:rPr>
+            <m:nor/>
+          </m:rPr>
+          <m:t> A</m:t>
+        </m:r>
+      </m:oMath>
+      <w:r>
+        <w:t>).</w:t>
+      </w:r>
+      <w:r>
+        <w:t xml:space="preserve"> A full </w:t>
+      </w:r>
+      <w:proofErr w:type="spellStart"/>
+      <w:r>
+        <w:t>LTspice</w:t>
+      </w:r>
+      <w:proofErr w:type="spellEnd"/>
+      <w:r>
+        <w:t xml:space="preserve"> AC simulation was not performed </w:t>
+      </w:r>
+      <w:r>
+        <w:lastRenderedPageBreak/>
+        <w:t>due to convergence difficulties with the behavioural micromodel when breaking the feedback loop; this is noted as a potential future improvement in Chapter 6.</w:t>
+      </w:r>
+    </w:p>
+    <w:p>
       <w:pPr>
         <w:pStyle w:val="Heading1-NoNumber"/>
       </w:pPr>
-      <w:bookmarkStart w:id="52" w:name="_Toc228821340"/>
+    </w:p>
+    <w:p>
+      <w:pPr>
+        <w:pStyle w:val="Heading1-NoNumber"/>
+      </w:pPr>
       <w:r>
         <w:t>Glossary of terms [OPTIONAL]</w:t>
       </w:r>
@@ -26408,7 +31740,6 @@
       </w:pPr>
       <w:bookmarkStart w:id="54" w:name="_Toc228821342"/>
       <w:r>
-        <w:lastRenderedPageBreak/>
         <w:t>References</w:t>
       </w:r>
       <w:bookmarkEnd w:id="54"/>
@@ -26501,8 +31832,8 @@
       </w:r>
     </w:p>
     <w:sectPr>
-      <w:headerReference w:type="default" r:id="rId19"/>
-      <w:footerReference w:type="default" r:id="rId20"/>
+      <w:headerReference w:type="default" r:id="rId20"/>
+      <w:footerReference w:type="default" r:id="rId21"/>
       <w:pgSz w:w="11906" w:h="16838"/>
       <w:pgMar w:top="1440" w:right="1440" w:bottom="1440" w:left="1440" w:header="708" w:footer="708" w:gutter="0"/>
       <w:pgNumType w:start="1"/>
@@ -27143,6 +32474,119 @@
     </w:lvl>
   </w:abstractNum>
   <w:abstractNum w:abstractNumId="3" w15:restartNumberingAfterBreak="0">
+    <w:nsid w:val="12F742A4"/>
+    <w:multiLevelType w:val="hybridMultilevel"/>
+    <w:tmpl w:val="A784F292"/>
+    <w:lvl w:ilvl="0" w:tplc="18090001">
+      <w:start w:val="1"/>
+      <w:numFmt w:val="bullet"/>
+      <w:lvlText w:val=""/>
+      <w:lvlJc w:val="left"/>
+      <w:pPr>
+        <w:ind w:left="774" w:hanging="360"/>
+      </w:pPr>
+      <w:rPr>
+        <w:rFonts w:ascii="Symbol" w:hAnsi="Symbol" w:hint="default"/>
+      </w:rPr>
+    </w:lvl>
+    <w:lvl w:ilvl="1" w:tplc="18090003" w:tentative="1">
+      <w:start w:val="1"/>
+      <w:numFmt w:val="bullet"/>
+      <w:lvlText w:val="o"/>
+      <w:lvlJc w:val="left"/>
+      <w:pPr>
+        <w:ind w:left="1494" w:hanging="360"/>
+      </w:pPr>
+      <w:rPr>
+        <w:rFonts w:ascii="Courier New" w:hAnsi="Courier New" w:cs="Courier New" w:hint="default"/>
+      </w:rPr>
+    </w:lvl>
+    <w:lvl w:ilvl="2" w:tplc="18090005" w:tentative="1">
+      <w:start w:val="1"/>
+      <w:numFmt w:val="bullet"/>
+      <w:lvlText w:val=""/>
+      <w:lvlJc w:val="left"/>
+      <w:pPr>
+        <w:ind w:left="2214" w:hanging="360"/>
+      </w:pPr>
+      <w:rPr>
+        <w:rFonts w:ascii="Wingdings" w:hAnsi="Wingdings" w:hint="default"/>
+      </w:rPr>
+    </w:lvl>
+    <w:lvl w:ilvl="3" w:tplc="18090001" w:tentative="1">
+      <w:start w:val="1"/>
+      <w:numFmt w:val="bullet"/>
+      <w:lvlText w:val=""/>
+      <w:lvlJc w:val="left"/>
+      <w:pPr>
+        <w:ind w:left="2934" w:hanging="360"/>
+      </w:pPr>
+      <w:rPr>
+        <w:rFonts w:ascii="Symbol" w:hAnsi="Symbol" w:hint="default"/>
+      </w:rPr>
+    </w:lvl>
+    <w:lvl w:ilvl="4" w:tplc="18090003" w:tentative="1">
+      <w:start w:val="1"/>
+      <w:numFmt w:val="bullet"/>
+      <w:lvlText w:val="o"/>
+      <w:lvlJc w:val="left"/>
+      <w:pPr>
+        <w:ind w:left="3654" w:hanging="360"/>
+      </w:pPr>
+      <w:rPr>
+        <w:rFonts w:ascii="Courier New" w:hAnsi="Courier New" w:cs="Courier New" w:hint="default"/>
+      </w:rPr>
+    </w:lvl>
+    <w:lvl w:ilvl="5" w:tplc="18090005" w:tentative="1">
+      <w:start w:val="1"/>
+      <w:numFmt w:val="bullet"/>
+      <w:lvlText w:val=""/>
+      <w:lvlJc w:val="left"/>
+      <w:pPr>
+        <w:ind w:left="4374" w:hanging="360"/>
+      </w:pPr>
+      <w:rPr>
+        <w:rFonts w:ascii="Wingdings" w:hAnsi="Wingdings" w:hint="default"/>
+      </w:rPr>
+    </w:lvl>
+    <w:lvl w:ilvl="6" w:tplc="18090001" w:tentative="1">
+      <w:start w:val="1"/>
+      <w:numFmt w:val="bullet"/>
+      <w:lvlText w:val=""/>
+      <w:lvlJc w:val="left"/>
+      <w:pPr>
+        <w:ind w:left="5094" w:hanging="360"/>
+      </w:pPr>
+      <w:rPr>
+        <w:rFonts w:ascii="Symbol" w:hAnsi="Symbol" w:hint="default"/>
+      </w:rPr>
+    </w:lvl>
+    <w:lvl w:ilvl="7" w:tplc="18090003" w:tentative="1">
+      <w:start w:val="1"/>
+      <w:numFmt w:val="bullet"/>
+      <w:lvlText w:val="o"/>
+      <w:lvlJc w:val="left"/>
+      <w:pPr>
+        <w:ind w:left="5814" w:hanging="360"/>
+      </w:pPr>
+      <w:rPr>
+        <w:rFonts w:ascii="Courier New" w:hAnsi="Courier New" w:cs="Courier New" w:hint="default"/>
+      </w:rPr>
+    </w:lvl>
+    <w:lvl w:ilvl="8" w:tplc="18090005" w:tentative="1">
+      <w:start w:val="1"/>
+      <w:numFmt w:val="bullet"/>
+      <w:lvlText w:val=""/>
+      <w:lvlJc w:val="left"/>
+      <w:pPr>
+        <w:ind w:left="6534" w:hanging="360"/>
+      </w:pPr>
+      <w:rPr>
+        <w:rFonts w:ascii="Wingdings" w:hAnsi="Wingdings" w:hint="default"/>
+      </w:rPr>
+    </w:lvl>
+  </w:abstractNum>
+  <w:abstractNum w:abstractNumId="4" w15:restartNumberingAfterBreak="0">
     <w:nsid w:val="144B318A"/>
     <w:multiLevelType w:val="multilevel"/>
     <w:tmpl w:val="0FF68C96"/>
@@ -27291,7 +32735,7 @@
       </w:rPr>
     </w:lvl>
   </w:abstractNum>
-  <w:abstractNum w:abstractNumId="4" w15:restartNumberingAfterBreak="0">
+  <w:abstractNum w:abstractNumId="5" w15:restartNumberingAfterBreak="0">
     <w:nsid w:val="16B01FE6"/>
     <w:multiLevelType w:val="multilevel"/>
     <w:tmpl w:val="033A40CC"/>
@@ -27440,7 +32884,7 @@
       </w:rPr>
     </w:lvl>
   </w:abstractNum>
-  <w:abstractNum w:abstractNumId="5" w15:restartNumberingAfterBreak="0">
+  <w:abstractNum w:abstractNumId="6" w15:restartNumberingAfterBreak="0">
     <w:nsid w:val="1FE00455"/>
     <w:multiLevelType w:val="multilevel"/>
     <w:tmpl w:val="AB78A882"/>
@@ -27589,236 +33033,10 @@
       </w:rPr>
     </w:lvl>
   </w:abstractNum>
-  <w:abstractNum w:abstractNumId="6" w15:restartNumberingAfterBreak="0">
-    <w:nsid w:val="294D3C2B"/>
-    <w:multiLevelType w:val="hybridMultilevel"/>
-    <w:tmpl w:val="18643C5A"/>
-    <w:lvl w:ilvl="0" w:tplc="08090001">
-      <w:start w:val="1"/>
-      <w:numFmt w:val="bullet"/>
-      <w:lvlText w:val=""/>
-      <w:lvlJc w:val="left"/>
-      <w:pPr>
-        <w:ind w:left="770" w:hanging="360"/>
-      </w:pPr>
-      <w:rPr>
-        <w:rFonts w:ascii="Symbol" w:hAnsi="Symbol" w:hint="default"/>
-      </w:rPr>
-    </w:lvl>
-    <w:lvl w:ilvl="1" w:tplc="08090003" w:tentative="1">
-      <w:start w:val="1"/>
-      <w:numFmt w:val="bullet"/>
-      <w:lvlText w:val="o"/>
-      <w:lvlJc w:val="left"/>
-      <w:pPr>
-        <w:ind w:left="1490" w:hanging="360"/>
-      </w:pPr>
-      <w:rPr>
-        <w:rFonts w:ascii="Courier New" w:hAnsi="Courier New" w:cs="Courier New" w:hint="default"/>
-      </w:rPr>
-    </w:lvl>
-    <w:lvl w:ilvl="2" w:tplc="08090005" w:tentative="1">
-      <w:start w:val="1"/>
-      <w:numFmt w:val="bullet"/>
-      <w:lvlText w:val=""/>
-      <w:lvlJc w:val="left"/>
-      <w:pPr>
-        <w:ind w:left="2210" w:hanging="360"/>
-      </w:pPr>
-      <w:rPr>
-        <w:rFonts w:ascii="Wingdings" w:hAnsi="Wingdings" w:hint="default"/>
-      </w:rPr>
-    </w:lvl>
-    <w:lvl w:ilvl="3" w:tplc="08090001" w:tentative="1">
-      <w:start w:val="1"/>
-      <w:numFmt w:val="bullet"/>
-      <w:lvlText w:val=""/>
-      <w:lvlJc w:val="left"/>
-      <w:pPr>
-        <w:ind w:left="2930" w:hanging="360"/>
-      </w:pPr>
-      <w:rPr>
-        <w:rFonts w:ascii="Symbol" w:hAnsi="Symbol" w:hint="default"/>
-      </w:rPr>
-    </w:lvl>
-    <w:lvl w:ilvl="4" w:tplc="08090003" w:tentative="1">
-      <w:start w:val="1"/>
-      <w:numFmt w:val="bullet"/>
-      <w:lvlText w:val="o"/>
-      <w:lvlJc w:val="left"/>
-      <w:pPr>
-        <w:ind w:left="3650" w:hanging="360"/>
-      </w:pPr>
-      <w:rPr>
-        <w:rFonts w:ascii="Courier New" w:hAnsi="Courier New" w:cs="Courier New" w:hint="default"/>
-      </w:rPr>
-    </w:lvl>
-    <w:lvl w:ilvl="5" w:tplc="08090005" w:tentative="1">
-      <w:start w:val="1"/>
-      <w:numFmt w:val="bullet"/>
-      <w:lvlText w:val=""/>
-      <w:lvlJc w:val="left"/>
-      <w:pPr>
-        <w:ind w:left="4370" w:hanging="360"/>
-      </w:pPr>
-      <w:rPr>
-        <w:rFonts w:ascii="Wingdings" w:hAnsi="Wingdings" w:hint="default"/>
-      </w:rPr>
-    </w:lvl>
-    <w:lvl w:ilvl="6" w:tplc="08090001" w:tentative="1">
-      <w:start w:val="1"/>
-      <w:numFmt w:val="bullet"/>
-      <w:lvlText w:val=""/>
-      <w:lvlJc w:val="left"/>
-      <w:pPr>
-        <w:ind w:left="5090" w:hanging="360"/>
-      </w:pPr>
-      <w:rPr>
-        <w:rFonts w:ascii="Symbol" w:hAnsi="Symbol" w:hint="default"/>
-      </w:rPr>
-    </w:lvl>
-    <w:lvl w:ilvl="7" w:tplc="08090003" w:tentative="1">
-      <w:start w:val="1"/>
-      <w:numFmt w:val="bullet"/>
-      <w:lvlText w:val="o"/>
-      <w:lvlJc w:val="left"/>
-      <w:pPr>
-        <w:ind w:left="5810" w:hanging="360"/>
-      </w:pPr>
-      <w:rPr>
-        <w:rFonts w:ascii="Courier New" w:hAnsi="Courier New" w:cs="Courier New" w:hint="default"/>
-      </w:rPr>
-    </w:lvl>
-    <w:lvl w:ilvl="8" w:tplc="08090005" w:tentative="1">
-      <w:start w:val="1"/>
-      <w:numFmt w:val="bullet"/>
-      <w:lvlText w:val=""/>
-      <w:lvlJc w:val="left"/>
-      <w:pPr>
-        <w:ind w:left="6530" w:hanging="360"/>
-      </w:pPr>
-      <w:rPr>
-        <w:rFonts w:ascii="Wingdings" w:hAnsi="Wingdings" w:hint="default"/>
-      </w:rPr>
-    </w:lvl>
-  </w:abstractNum>
   <w:abstractNum w:abstractNumId="7" w15:restartNumberingAfterBreak="0">
-    <w:nsid w:val="416050DE"/>
-    <w:multiLevelType w:val="hybridMultilevel"/>
-    <w:tmpl w:val="31D890A8"/>
-    <w:lvl w:ilvl="0" w:tplc="08090001">
-      <w:start w:val="1"/>
-      <w:numFmt w:val="bullet"/>
-      <w:lvlText w:val=""/>
-      <w:lvlJc w:val="left"/>
-      <w:pPr>
-        <w:ind w:left="720" w:hanging="360"/>
-      </w:pPr>
-      <w:rPr>
-        <w:rFonts w:ascii="Symbol" w:hAnsi="Symbol" w:hint="default"/>
-      </w:rPr>
-    </w:lvl>
-    <w:lvl w:ilvl="1" w:tplc="08090003" w:tentative="1">
-      <w:start w:val="1"/>
-      <w:numFmt w:val="bullet"/>
-      <w:lvlText w:val="o"/>
-      <w:lvlJc w:val="left"/>
-      <w:pPr>
-        <w:ind w:left="1440" w:hanging="360"/>
-      </w:pPr>
-      <w:rPr>
-        <w:rFonts w:ascii="Courier New" w:hAnsi="Courier New" w:cs="Courier New" w:hint="default"/>
-      </w:rPr>
-    </w:lvl>
-    <w:lvl w:ilvl="2" w:tplc="08090005" w:tentative="1">
-      <w:start w:val="1"/>
-      <w:numFmt w:val="bullet"/>
-      <w:lvlText w:val=""/>
-      <w:lvlJc w:val="left"/>
-      <w:pPr>
-        <w:ind w:left="2160" w:hanging="360"/>
-      </w:pPr>
-      <w:rPr>
-        <w:rFonts w:ascii="Wingdings" w:hAnsi="Wingdings" w:hint="default"/>
-      </w:rPr>
-    </w:lvl>
-    <w:lvl w:ilvl="3" w:tplc="08090001" w:tentative="1">
-      <w:start w:val="1"/>
-      <w:numFmt w:val="bullet"/>
-      <w:lvlText w:val=""/>
-      <w:lvlJc w:val="left"/>
-      <w:pPr>
-        <w:ind w:left="2880" w:hanging="360"/>
-      </w:pPr>
-      <w:rPr>
-        <w:rFonts w:ascii="Symbol" w:hAnsi="Symbol" w:hint="default"/>
-      </w:rPr>
-    </w:lvl>
-    <w:lvl w:ilvl="4" w:tplc="08090003" w:tentative="1">
-      <w:start w:val="1"/>
-      <w:numFmt w:val="bullet"/>
-      <w:lvlText w:val="o"/>
-      <w:lvlJc w:val="left"/>
-      <w:pPr>
-        <w:ind w:left="3600" w:hanging="360"/>
-      </w:pPr>
-      <w:rPr>
-        <w:rFonts w:ascii="Courier New" w:hAnsi="Courier New" w:cs="Courier New" w:hint="default"/>
-      </w:rPr>
-    </w:lvl>
-    <w:lvl w:ilvl="5" w:tplc="08090005" w:tentative="1">
-      <w:start w:val="1"/>
-      <w:numFmt w:val="bullet"/>
-      <w:lvlText w:val=""/>
-      <w:lvlJc w:val="left"/>
-      <w:pPr>
-        <w:ind w:left="4320" w:hanging="360"/>
-      </w:pPr>
-      <w:rPr>
-        <w:rFonts w:ascii="Wingdings" w:hAnsi="Wingdings" w:hint="default"/>
-      </w:rPr>
-    </w:lvl>
-    <w:lvl w:ilvl="6" w:tplc="08090001" w:tentative="1">
-      <w:start w:val="1"/>
-      <w:numFmt w:val="bullet"/>
-      <w:lvlText w:val=""/>
-      <w:lvlJc w:val="left"/>
-      <w:pPr>
-        <w:ind w:left="5040" w:hanging="360"/>
-      </w:pPr>
-      <w:rPr>
-        <w:rFonts w:ascii="Symbol" w:hAnsi="Symbol" w:hint="default"/>
-      </w:rPr>
-    </w:lvl>
-    <w:lvl w:ilvl="7" w:tplc="08090003" w:tentative="1">
-      <w:start w:val="1"/>
-      <w:numFmt w:val="bullet"/>
-      <w:lvlText w:val="o"/>
-      <w:lvlJc w:val="left"/>
-      <w:pPr>
-        <w:ind w:left="5760" w:hanging="360"/>
-      </w:pPr>
-      <w:rPr>
-        <w:rFonts w:ascii="Courier New" w:hAnsi="Courier New" w:cs="Courier New" w:hint="default"/>
-      </w:rPr>
-    </w:lvl>
-    <w:lvl w:ilvl="8" w:tplc="08090005" w:tentative="1">
-      <w:start w:val="1"/>
-      <w:numFmt w:val="bullet"/>
-      <w:lvlText w:val=""/>
-      <w:lvlJc w:val="left"/>
-      <w:pPr>
-        <w:ind w:left="6480" w:hanging="360"/>
-      </w:pPr>
-      <w:rPr>
-        <w:rFonts w:ascii="Wingdings" w:hAnsi="Wingdings" w:hint="default"/>
-      </w:rPr>
-    </w:lvl>
-  </w:abstractNum>
-  <w:abstractNum w:abstractNumId="8" w15:restartNumberingAfterBreak="0">
-    <w:nsid w:val="48DA0967"/>
+    <w:nsid w:val="1FFE0EE2"/>
     <w:multiLevelType w:val="multilevel"/>
-    <w:tmpl w:val="D65ADA08"/>
+    <w:tmpl w:val="5D32B8E0"/>
     <w:lvl w:ilvl="0">
       <w:start w:val="1"/>
       <w:numFmt w:val="bullet"/>
@@ -27964,10 +33182,123 @@
       </w:rPr>
     </w:lvl>
   </w:abstractNum>
+  <w:abstractNum w:abstractNumId="8" w15:restartNumberingAfterBreak="0">
+    <w:nsid w:val="294D3C2B"/>
+    <w:multiLevelType w:val="hybridMultilevel"/>
+    <w:tmpl w:val="18643C5A"/>
+    <w:lvl w:ilvl="0" w:tplc="08090001">
+      <w:start w:val="1"/>
+      <w:numFmt w:val="bullet"/>
+      <w:lvlText w:val=""/>
+      <w:lvlJc w:val="left"/>
+      <w:pPr>
+        <w:ind w:left="770" w:hanging="360"/>
+      </w:pPr>
+      <w:rPr>
+        <w:rFonts w:ascii="Symbol" w:hAnsi="Symbol" w:hint="default"/>
+      </w:rPr>
+    </w:lvl>
+    <w:lvl w:ilvl="1" w:tplc="08090003" w:tentative="1">
+      <w:start w:val="1"/>
+      <w:numFmt w:val="bullet"/>
+      <w:lvlText w:val="o"/>
+      <w:lvlJc w:val="left"/>
+      <w:pPr>
+        <w:ind w:left="1490" w:hanging="360"/>
+      </w:pPr>
+      <w:rPr>
+        <w:rFonts w:ascii="Courier New" w:hAnsi="Courier New" w:cs="Courier New" w:hint="default"/>
+      </w:rPr>
+    </w:lvl>
+    <w:lvl w:ilvl="2" w:tplc="08090005" w:tentative="1">
+      <w:start w:val="1"/>
+      <w:numFmt w:val="bullet"/>
+      <w:lvlText w:val=""/>
+      <w:lvlJc w:val="left"/>
+      <w:pPr>
+        <w:ind w:left="2210" w:hanging="360"/>
+      </w:pPr>
+      <w:rPr>
+        <w:rFonts w:ascii="Wingdings" w:hAnsi="Wingdings" w:hint="default"/>
+      </w:rPr>
+    </w:lvl>
+    <w:lvl w:ilvl="3" w:tplc="08090001" w:tentative="1">
+      <w:start w:val="1"/>
+      <w:numFmt w:val="bullet"/>
+      <w:lvlText w:val=""/>
+      <w:lvlJc w:val="left"/>
+      <w:pPr>
+        <w:ind w:left="2930" w:hanging="360"/>
+      </w:pPr>
+      <w:rPr>
+        <w:rFonts w:ascii="Symbol" w:hAnsi="Symbol" w:hint="default"/>
+      </w:rPr>
+    </w:lvl>
+    <w:lvl w:ilvl="4" w:tplc="08090003" w:tentative="1">
+      <w:start w:val="1"/>
+      <w:numFmt w:val="bullet"/>
+      <w:lvlText w:val="o"/>
+      <w:lvlJc w:val="left"/>
+      <w:pPr>
+        <w:ind w:left="3650" w:hanging="360"/>
+      </w:pPr>
+      <w:rPr>
+        <w:rFonts w:ascii="Courier New" w:hAnsi="Courier New" w:cs="Courier New" w:hint="default"/>
+      </w:rPr>
+    </w:lvl>
+    <w:lvl w:ilvl="5" w:tplc="08090005" w:tentative="1">
+      <w:start w:val="1"/>
+      <w:numFmt w:val="bullet"/>
+      <w:lvlText w:val=""/>
+      <w:lvlJc w:val="left"/>
+      <w:pPr>
+        <w:ind w:left="4370" w:hanging="360"/>
+      </w:pPr>
+      <w:rPr>
+        <w:rFonts w:ascii="Wingdings" w:hAnsi="Wingdings" w:hint="default"/>
+      </w:rPr>
+    </w:lvl>
+    <w:lvl w:ilvl="6" w:tplc="08090001" w:tentative="1">
+      <w:start w:val="1"/>
+      <w:numFmt w:val="bullet"/>
+      <w:lvlText w:val=""/>
+      <w:lvlJc w:val="left"/>
+      <w:pPr>
+        <w:ind w:left="5090" w:hanging="360"/>
+      </w:pPr>
+      <w:rPr>
+        <w:rFonts w:ascii="Symbol" w:hAnsi="Symbol" w:hint="default"/>
+      </w:rPr>
+    </w:lvl>
+    <w:lvl w:ilvl="7" w:tplc="08090003" w:tentative="1">
+      <w:start w:val="1"/>
+      <w:numFmt w:val="bullet"/>
+      <w:lvlText w:val="o"/>
+      <w:lvlJc w:val="left"/>
+      <w:pPr>
+        <w:ind w:left="5810" w:hanging="360"/>
+      </w:pPr>
+      <w:rPr>
+        <w:rFonts w:ascii="Courier New" w:hAnsi="Courier New" w:cs="Courier New" w:hint="default"/>
+      </w:rPr>
+    </w:lvl>
+    <w:lvl w:ilvl="8" w:tplc="08090005" w:tentative="1">
+      <w:start w:val="1"/>
+      <w:numFmt w:val="bullet"/>
+      <w:lvlText w:val=""/>
+      <w:lvlJc w:val="left"/>
+      <w:pPr>
+        <w:ind w:left="6530" w:hanging="360"/>
+      </w:pPr>
+      <w:rPr>
+        <w:rFonts w:ascii="Wingdings" w:hAnsi="Wingdings" w:hint="default"/>
+      </w:rPr>
+    </w:lvl>
+  </w:abstractNum>
   <w:abstractNum w:abstractNumId="9" w15:restartNumberingAfterBreak="0">
-    <w:nsid w:val="4DF86813"/>
+    <w:nsid w:val="3B1676AD"/>
     <w:multiLevelType w:val="hybridMultilevel"/>
-    <w:tmpl w:val="DD5E0812"/>
+    <w:tmpl w:val="4886BCF8"/>
     <w:lvl w:ilvl="0" w:tplc="18090001">
       <w:start w:val="1"/>
       <w:numFmt w:val="bullet"/>
@@ -28078,104 +33409,9 @@
     </w:lvl>
   </w:abstractNum>
   <w:abstractNum w:abstractNumId="10" w15:restartNumberingAfterBreak="0">
-    <w:nsid w:val="4EA37D5F"/>
-    <w:multiLevelType w:val="multilevel"/>
-    <w:tmpl w:val="6570D116"/>
-    <w:lvl w:ilvl="0">
-      <w:start w:val="1"/>
-      <w:numFmt w:val="decimal"/>
-      <w:pStyle w:val="Heading1"/>
-      <w:lvlText w:val="%1"/>
-      <w:lvlJc w:val="left"/>
-      <w:pPr>
-        <w:ind w:left="432" w:hanging="432"/>
-      </w:pPr>
-    </w:lvl>
-    <w:lvl w:ilvl="1">
-      <w:start w:val="1"/>
-      <w:numFmt w:val="decimal"/>
-      <w:pStyle w:val="Heading2"/>
-      <w:lvlText w:val="%1.%2"/>
-      <w:lvlJc w:val="left"/>
-      <w:pPr>
-        <w:ind w:left="859" w:hanging="576"/>
-      </w:pPr>
-    </w:lvl>
-    <w:lvl w:ilvl="2">
-      <w:start w:val="1"/>
-      <w:numFmt w:val="decimal"/>
-      <w:pStyle w:val="Heading3"/>
-      <w:lvlText w:val="%1.%2.%3"/>
-      <w:lvlJc w:val="left"/>
-      <w:pPr>
-        <w:ind w:left="720" w:hanging="720"/>
-      </w:pPr>
-    </w:lvl>
-    <w:lvl w:ilvl="3">
-      <w:start w:val="1"/>
-      <w:numFmt w:val="decimal"/>
-      <w:pStyle w:val="Heading4"/>
-      <w:lvlText w:val="%1.%2.%3.%4"/>
-      <w:lvlJc w:val="left"/>
-      <w:pPr>
-        <w:ind w:left="864" w:hanging="864"/>
-      </w:pPr>
-    </w:lvl>
-    <w:lvl w:ilvl="4">
-      <w:start w:val="1"/>
-      <w:numFmt w:val="decimal"/>
-      <w:pStyle w:val="Heading5"/>
-      <w:lvlText w:val="%1.%2.%3.%4.%5"/>
-      <w:lvlJc w:val="left"/>
-      <w:pPr>
-        <w:ind w:left="1008" w:hanging="1008"/>
-      </w:pPr>
-    </w:lvl>
-    <w:lvl w:ilvl="5">
-      <w:start w:val="1"/>
-      <w:numFmt w:val="decimal"/>
-      <w:pStyle w:val="Heading6"/>
-      <w:lvlText w:val="%1.%2.%3.%4.%5.%6"/>
-      <w:lvlJc w:val="left"/>
-      <w:pPr>
-        <w:ind w:left="1152" w:hanging="1152"/>
-      </w:pPr>
-    </w:lvl>
-    <w:lvl w:ilvl="6">
-      <w:start w:val="1"/>
-      <w:numFmt w:val="decimal"/>
-      <w:pStyle w:val="Heading7"/>
-      <w:lvlText w:val="%1.%2.%3.%4.%5.%6.%7"/>
-      <w:lvlJc w:val="left"/>
-      <w:pPr>
-        <w:ind w:left="1296" w:hanging="1296"/>
-      </w:pPr>
-    </w:lvl>
-    <w:lvl w:ilvl="7">
-      <w:start w:val="1"/>
-      <w:numFmt w:val="decimal"/>
-      <w:pStyle w:val="Heading8"/>
-      <w:lvlText w:val="%1.%2.%3.%4.%5.%6.%7.%8"/>
-      <w:lvlJc w:val="left"/>
-      <w:pPr>
-        <w:ind w:left="1440" w:hanging="1440"/>
-      </w:pPr>
-    </w:lvl>
-    <w:lvl w:ilvl="8">
-      <w:start w:val="1"/>
-      <w:numFmt w:val="decimal"/>
-      <w:pStyle w:val="Heading9"/>
-      <w:lvlText w:val="%1.%2.%3.%4.%5.%6.%7.%8.%9"/>
-      <w:lvlJc w:val="left"/>
-      <w:pPr>
-        <w:ind w:left="1584" w:hanging="1584"/>
-      </w:pPr>
-    </w:lvl>
-  </w:abstractNum>
-  <w:abstractNum w:abstractNumId="11" w15:restartNumberingAfterBreak="0">
-    <w:nsid w:val="51335A5E"/>
+    <w:nsid w:val="3BF849F2"/>
     <w:multiLevelType w:val="hybridMultilevel"/>
-    <w:tmpl w:val="0BDC749C"/>
+    <w:tmpl w:val="255A358C"/>
     <w:lvl w:ilvl="0" w:tplc="18090001">
       <w:start w:val="1"/>
       <w:numFmt w:val="bullet"/>
@@ -28285,11 +33521,11 @@
       </w:rPr>
     </w:lvl>
   </w:abstractNum>
-  <w:abstractNum w:abstractNumId="12" w15:restartNumberingAfterBreak="0">
-    <w:nsid w:val="58DF2F51"/>
+  <w:abstractNum w:abstractNumId="11" w15:restartNumberingAfterBreak="0">
+    <w:nsid w:val="416050DE"/>
     <w:multiLevelType w:val="hybridMultilevel"/>
-    <w:tmpl w:val="C3DC8556"/>
-    <w:lvl w:ilvl="0" w:tplc="18090001">
+    <w:tmpl w:val="31D890A8"/>
+    <w:lvl w:ilvl="0" w:tplc="08090001">
       <w:start w:val="1"/>
       <w:numFmt w:val="bullet"/>
       <w:lvlText w:val=""/>
@@ -28301,7 +33537,7 @@
         <w:rFonts w:ascii="Symbol" w:hAnsi="Symbol" w:hint="default"/>
       </w:rPr>
     </w:lvl>
-    <w:lvl w:ilvl="1" w:tplc="18090003">
+    <w:lvl w:ilvl="1" w:tplc="08090003" w:tentative="1">
       <w:start w:val="1"/>
       <w:numFmt w:val="bullet"/>
       <w:lvlText w:val="o"/>
@@ -28313,7 +33549,7 @@
         <w:rFonts w:ascii="Courier New" w:hAnsi="Courier New" w:cs="Courier New" w:hint="default"/>
       </w:rPr>
     </w:lvl>
-    <w:lvl w:ilvl="2" w:tplc="18090005" w:tentative="1">
+    <w:lvl w:ilvl="2" w:tplc="08090005" w:tentative="1">
       <w:start w:val="1"/>
       <w:numFmt w:val="bullet"/>
       <w:lvlText w:val=""/>
@@ -28325,7 +33561,7 @@
         <w:rFonts w:ascii="Wingdings" w:hAnsi="Wingdings" w:hint="default"/>
       </w:rPr>
     </w:lvl>
-    <w:lvl w:ilvl="3" w:tplc="18090001" w:tentative="1">
+    <w:lvl w:ilvl="3" w:tplc="08090001" w:tentative="1">
       <w:start w:val="1"/>
       <w:numFmt w:val="bullet"/>
       <w:lvlText w:val=""/>
@@ -28337,7 +33573,7 @@
         <w:rFonts w:ascii="Symbol" w:hAnsi="Symbol" w:hint="default"/>
       </w:rPr>
     </w:lvl>
-    <w:lvl w:ilvl="4" w:tplc="18090003" w:tentative="1">
+    <w:lvl w:ilvl="4" w:tplc="08090003" w:tentative="1">
       <w:start w:val="1"/>
       <w:numFmt w:val="bullet"/>
       <w:lvlText w:val="o"/>
@@ -28349,7 +33585,7 @@
         <w:rFonts w:ascii="Courier New" w:hAnsi="Courier New" w:cs="Courier New" w:hint="default"/>
       </w:rPr>
     </w:lvl>
-    <w:lvl w:ilvl="5" w:tplc="18090005" w:tentative="1">
+    <w:lvl w:ilvl="5" w:tplc="08090005" w:tentative="1">
       <w:start w:val="1"/>
       <w:numFmt w:val="bullet"/>
       <w:lvlText w:val=""/>
@@ -28361,7 +33597,7 @@
         <w:rFonts w:ascii="Wingdings" w:hAnsi="Wingdings" w:hint="default"/>
       </w:rPr>
     </w:lvl>
-    <w:lvl w:ilvl="6" w:tplc="18090001" w:tentative="1">
+    <w:lvl w:ilvl="6" w:tplc="08090001" w:tentative="1">
       <w:start w:val="1"/>
       <w:numFmt w:val="bullet"/>
       <w:lvlText w:val=""/>
@@ -28373,7 +33609,7 @@
         <w:rFonts w:ascii="Symbol" w:hAnsi="Symbol" w:hint="default"/>
       </w:rPr>
     </w:lvl>
-    <w:lvl w:ilvl="7" w:tplc="18090003" w:tentative="1">
+    <w:lvl w:ilvl="7" w:tplc="08090003" w:tentative="1">
       <w:start w:val="1"/>
       <w:numFmt w:val="bullet"/>
       <w:lvlText w:val="o"/>
@@ -28385,7 +33621,7 @@
         <w:rFonts w:ascii="Courier New" w:hAnsi="Courier New" w:cs="Courier New" w:hint="default"/>
       </w:rPr>
     </w:lvl>
-    <w:lvl w:ilvl="8" w:tplc="18090005" w:tentative="1">
+    <w:lvl w:ilvl="8" w:tplc="08090005" w:tentative="1">
       <w:start w:val="1"/>
       <w:numFmt w:val="bullet"/>
       <w:lvlText w:val=""/>
@@ -28398,10 +33634,10 @@
       </w:rPr>
     </w:lvl>
   </w:abstractNum>
-  <w:abstractNum w:abstractNumId="13" w15:restartNumberingAfterBreak="0">
-    <w:nsid w:val="5A7A3A7C"/>
+  <w:abstractNum w:abstractNumId="12" w15:restartNumberingAfterBreak="0">
+    <w:nsid w:val="48DA0967"/>
     <w:multiLevelType w:val="multilevel"/>
-    <w:tmpl w:val="DE5E5448"/>
+    <w:tmpl w:val="D65ADA08"/>
     <w:lvl w:ilvl="0">
       <w:start w:val="1"/>
       <w:numFmt w:val="bullet"/>
@@ -28547,10 +33783,123 @@
       </w:rPr>
     </w:lvl>
   </w:abstractNum>
+  <w:abstractNum w:abstractNumId="13" w15:restartNumberingAfterBreak="0">
+    <w:nsid w:val="4DF86813"/>
+    <w:multiLevelType w:val="hybridMultilevel"/>
+    <w:tmpl w:val="DD5E0812"/>
+    <w:lvl w:ilvl="0" w:tplc="18090001">
+      <w:start w:val="1"/>
+      <w:numFmt w:val="bullet"/>
+      <w:lvlText w:val=""/>
+      <w:lvlJc w:val="left"/>
+      <w:pPr>
+        <w:ind w:left="720" w:hanging="360"/>
+      </w:pPr>
+      <w:rPr>
+        <w:rFonts w:ascii="Symbol" w:hAnsi="Symbol" w:hint="default"/>
+      </w:rPr>
+    </w:lvl>
+    <w:lvl w:ilvl="1" w:tplc="18090003" w:tentative="1">
+      <w:start w:val="1"/>
+      <w:numFmt w:val="bullet"/>
+      <w:lvlText w:val="o"/>
+      <w:lvlJc w:val="left"/>
+      <w:pPr>
+        <w:ind w:left="1440" w:hanging="360"/>
+      </w:pPr>
+      <w:rPr>
+        <w:rFonts w:ascii="Courier New" w:hAnsi="Courier New" w:cs="Courier New" w:hint="default"/>
+      </w:rPr>
+    </w:lvl>
+    <w:lvl w:ilvl="2" w:tplc="18090005" w:tentative="1">
+      <w:start w:val="1"/>
+      <w:numFmt w:val="bullet"/>
+      <w:lvlText w:val=""/>
+      <w:lvlJc w:val="left"/>
+      <w:pPr>
+        <w:ind w:left="2160" w:hanging="360"/>
+      </w:pPr>
+      <w:rPr>
+        <w:rFonts w:ascii="Wingdings" w:hAnsi="Wingdings" w:hint="default"/>
+      </w:rPr>
+    </w:lvl>
+    <w:lvl w:ilvl="3" w:tplc="18090001" w:tentative="1">
+      <w:start w:val="1"/>
+      <w:numFmt w:val="bullet"/>
+      <w:lvlText w:val=""/>
+      <w:lvlJc w:val="left"/>
+      <w:pPr>
+        <w:ind w:left="2880" w:hanging="360"/>
+      </w:pPr>
+      <w:rPr>
+        <w:rFonts w:ascii="Symbol" w:hAnsi="Symbol" w:hint="default"/>
+      </w:rPr>
+    </w:lvl>
+    <w:lvl w:ilvl="4" w:tplc="18090003" w:tentative="1">
+      <w:start w:val="1"/>
+      <w:numFmt w:val="bullet"/>
+      <w:lvlText w:val="o"/>
+      <w:lvlJc w:val="left"/>
+      <w:pPr>
+        <w:ind w:left="3600" w:hanging="360"/>
+      </w:pPr>
+      <w:rPr>
+        <w:rFonts w:ascii="Courier New" w:hAnsi="Courier New" w:cs="Courier New" w:hint="default"/>
+      </w:rPr>
+    </w:lvl>
+    <w:lvl w:ilvl="5" w:tplc="18090005" w:tentative="1">
+      <w:start w:val="1"/>
+      <w:numFmt w:val="bullet"/>
+      <w:lvlText w:val=""/>
+      <w:lvlJc w:val="left"/>
+      <w:pPr>
+        <w:ind w:left="4320" w:hanging="360"/>
+      </w:pPr>
+      <w:rPr>
+        <w:rFonts w:ascii="Wingdings" w:hAnsi="Wingdings" w:hint="default"/>
+      </w:rPr>
+    </w:lvl>
+    <w:lvl w:ilvl="6" w:tplc="18090001" w:tentative="1">
+      <w:start w:val="1"/>
+      <w:numFmt w:val="bullet"/>
+      <w:lvlText w:val=""/>
+      <w:lvlJc w:val="left"/>
+      <w:pPr>
+        <w:ind w:left="5040" w:hanging="360"/>
+      </w:pPr>
+      <w:rPr>
+        <w:rFonts w:ascii="Symbol" w:hAnsi="Symbol" w:hint="default"/>
+      </w:rPr>
+    </w:lvl>
+    <w:lvl w:ilvl="7" w:tplc="18090003" w:tentative="1">
+      <w:start w:val="1"/>
+      <w:numFmt w:val="bullet"/>
+      <w:lvlText w:val="o"/>
+      <w:lvlJc w:val="left"/>
+      <w:pPr>
+        <w:ind w:left="5760" w:hanging="360"/>
+      </w:pPr>
+      <w:rPr>
+        <w:rFonts w:ascii="Courier New" w:hAnsi="Courier New" w:cs="Courier New" w:hint="default"/>
+      </w:rPr>
+    </w:lvl>
+    <w:lvl w:ilvl="8" w:tplc="18090005" w:tentative="1">
+      <w:start w:val="1"/>
+      <w:numFmt w:val="bullet"/>
+      <w:lvlText w:val=""/>
+      <w:lvlJc w:val="left"/>
+      <w:pPr>
+        <w:ind w:left="6480" w:hanging="360"/>
+      </w:pPr>
+      <w:rPr>
+        <w:rFonts w:ascii="Wingdings" w:hAnsi="Wingdings" w:hint="default"/>
+      </w:rPr>
+    </w:lvl>
+  </w:abstractNum>
   <w:abstractNum w:abstractNumId="14" w15:restartNumberingAfterBreak="0">
-    <w:nsid w:val="6ADF4296"/>
+    <w:nsid w:val="4E2F35C4"/>
     <w:multiLevelType w:val="multilevel"/>
-    <w:tmpl w:val="54886BFA"/>
+    <w:tmpl w:val="9BE4F1E6"/>
     <w:lvl w:ilvl="0">
       <w:start w:val="1"/>
       <w:numFmt w:val="bullet"/>
@@ -28697,9 +34046,330 @@
     </w:lvl>
   </w:abstractNum>
   <w:abstractNum w:abstractNumId="15" w15:restartNumberingAfterBreak="0">
-    <w:nsid w:val="6CA379B5"/>
+    <w:nsid w:val="4EA37D5F"/>
     <w:multiLevelType w:val="multilevel"/>
-    <w:tmpl w:val="A8D2EFE4"/>
+    <w:tmpl w:val="6570D116"/>
+    <w:lvl w:ilvl="0">
+      <w:start w:val="1"/>
+      <w:numFmt w:val="decimal"/>
+      <w:pStyle w:val="Heading1"/>
+      <w:lvlText w:val="%1"/>
+      <w:lvlJc w:val="left"/>
+      <w:pPr>
+        <w:ind w:left="432" w:hanging="432"/>
+      </w:pPr>
+    </w:lvl>
+    <w:lvl w:ilvl="1">
+      <w:start w:val="1"/>
+      <w:numFmt w:val="decimal"/>
+      <w:pStyle w:val="Heading2"/>
+      <w:lvlText w:val="%1.%2"/>
+      <w:lvlJc w:val="left"/>
+      <w:pPr>
+        <w:ind w:left="859" w:hanging="576"/>
+      </w:pPr>
+    </w:lvl>
+    <w:lvl w:ilvl="2">
+      <w:start w:val="1"/>
+      <w:numFmt w:val="decimal"/>
+      <w:pStyle w:val="Heading3"/>
+      <w:lvlText w:val="%1.%2.%3"/>
+      <w:lvlJc w:val="left"/>
+      <w:pPr>
+        <w:ind w:left="720" w:hanging="720"/>
+      </w:pPr>
+    </w:lvl>
+    <w:lvl w:ilvl="3">
+      <w:start w:val="1"/>
+      <w:numFmt w:val="decimal"/>
+      <w:pStyle w:val="Heading4"/>
+      <w:lvlText w:val="%1.%2.%3.%4"/>
+      <w:lvlJc w:val="left"/>
+      <w:pPr>
+        <w:ind w:left="864" w:hanging="864"/>
+      </w:pPr>
+    </w:lvl>
+    <w:lvl w:ilvl="4">
+      <w:start w:val="1"/>
+      <w:numFmt w:val="decimal"/>
+      <w:pStyle w:val="Heading5"/>
+      <w:lvlText w:val="%1.%2.%3.%4.%5"/>
+      <w:lvlJc w:val="left"/>
+      <w:pPr>
+        <w:ind w:left="1008" w:hanging="1008"/>
+      </w:pPr>
+    </w:lvl>
+    <w:lvl w:ilvl="5">
+      <w:start w:val="1"/>
+      <w:numFmt w:val="decimal"/>
+      <w:pStyle w:val="Heading6"/>
+      <w:lvlText w:val="%1.%2.%3.%4.%5.%6"/>
+      <w:lvlJc w:val="left"/>
+      <w:pPr>
+        <w:ind w:left="1152" w:hanging="1152"/>
+      </w:pPr>
+    </w:lvl>
+    <w:lvl w:ilvl="6">
+      <w:start w:val="1"/>
+      <w:numFmt w:val="decimal"/>
+      <w:pStyle w:val="Heading7"/>
+      <w:lvlText w:val="%1.%2.%3.%4.%5.%6.%7"/>
+      <w:lvlJc w:val="left"/>
+      <w:pPr>
+        <w:ind w:left="1296" w:hanging="1296"/>
+      </w:pPr>
+    </w:lvl>
+    <w:lvl w:ilvl="7">
+      <w:start w:val="1"/>
+      <w:numFmt w:val="decimal"/>
+      <w:pStyle w:val="Heading8"/>
+      <w:lvlText w:val="%1.%2.%3.%4.%5.%6.%7.%8"/>
+      <w:lvlJc w:val="left"/>
+      <w:pPr>
+        <w:ind w:left="1440" w:hanging="1440"/>
+      </w:pPr>
+    </w:lvl>
+    <w:lvl w:ilvl="8">
+      <w:start w:val="1"/>
+      <w:numFmt w:val="decimal"/>
+      <w:pStyle w:val="Heading9"/>
+      <w:lvlText w:val="%1.%2.%3.%4.%5.%6.%7.%8.%9"/>
+      <w:lvlJc w:val="left"/>
+      <w:pPr>
+        <w:ind w:left="1584" w:hanging="1584"/>
+      </w:pPr>
+    </w:lvl>
+  </w:abstractNum>
+  <w:abstractNum w:abstractNumId="16" w15:restartNumberingAfterBreak="0">
+    <w:nsid w:val="51335A5E"/>
+    <w:multiLevelType w:val="hybridMultilevel"/>
+    <w:tmpl w:val="0BDC749C"/>
+    <w:lvl w:ilvl="0" w:tplc="18090001">
+      <w:start w:val="1"/>
+      <w:numFmt w:val="bullet"/>
+      <w:lvlText w:val=""/>
+      <w:lvlJc w:val="left"/>
+      <w:pPr>
+        <w:ind w:left="720" w:hanging="360"/>
+      </w:pPr>
+      <w:rPr>
+        <w:rFonts w:ascii="Symbol" w:hAnsi="Symbol" w:hint="default"/>
+      </w:rPr>
+    </w:lvl>
+    <w:lvl w:ilvl="1" w:tplc="18090003" w:tentative="1">
+      <w:start w:val="1"/>
+      <w:numFmt w:val="bullet"/>
+      <w:lvlText w:val="o"/>
+      <w:lvlJc w:val="left"/>
+      <w:pPr>
+        <w:ind w:left="1440" w:hanging="360"/>
+      </w:pPr>
+      <w:rPr>
+        <w:rFonts w:ascii="Courier New" w:hAnsi="Courier New" w:cs="Courier New" w:hint="default"/>
+      </w:rPr>
+    </w:lvl>
+    <w:lvl w:ilvl="2" w:tplc="18090005" w:tentative="1">
+      <w:start w:val="1"/>
+      <w:numFmt w:val="bullet"/>
+      <w:lvlText w:val=""/>
+      <w:lvlJc w:val="left"/>
+      <w:pPr>
+        <w:ind w:left="2160" w:hanging="360"/>
+      </w:pPr>
+      <w:rPr>
+        <w:rFonts w:ascii="Wingdings" w:hAnsi="Wingdings" w:hint="default"/>
+      </w:rPr>
+    </w:lvl>
+    <w:lvl w:ilvl="3" w:tplc="18090001" w:tentative="1">
+      <w:start w:val="1"/>
+      <w:numFmt w:val="bullet"/>
+      <w:lvlText w:val=""/>
+      <w:lvlJc w:val="left"/>
+      <w:pPr>
+        <w:ind w:left="2880" w:hanging="360"/>
+      </w:pPr>
+      <w:rPr>
+        <w:rFonts w:ascii="Symbol" w:hAnsi="Symbol" w:hint="default"/>
+      </w:rPr>
+    </w:lvl>
+    <w:lvl w:ilvl="4" w:tplc="18090003" w:tentative="1">
+      <w:start w:val="1"/>
+      <w:numFmt w:val="bullet"/>
+      <w:lvlText w:val="o"/>
+      <w:lvlJc w:val="left"/>
+      <w:pPr>
+        <w:ind w:left="3600" w:hanging="360"/>
+      </w:pPr>
+      <w:rPr>
+        <w:rFonts w:ascii="Courier New" w:hAnsi="Courier New" w:cs="Courier New" w:hint="default"/>
+      </w:rPr>
+    </w:lvl>
+    <w:lvl w:ilvl="5" w:tplc="18090005" w:tentative="1">
+      <w:start w:val="1"/>
+      <w:numFmt w:val="bullet"/>
+      <w:lvlText w:val=""/>
+      <w:lvlJc w:val="left"/>
+      <w:pPr>
+        <w:ind w:left="4320" w:hanging="360"/>
+      </w:pPr>
+      <w:rPr>
+        <w:rFonts w:ascii="Wingdings" w:hAnsi="Wingdings" w:hint="default"/>
+      </w:rPr>
+    </w:lvl>
+    <w:lvl w:ilvl="6" w:tplc="18090001" w:tentative="1">
+      <w:start w:val="1"/>
+      <w:numFmt w:val="bullet"/>
+      <w:lvlText w:val=""/>
+      <w:lvlJc w:val="left"/>
+      <w:pPr>
+        <w:ind w:left="5040" w:hanging="360"/>
+      </w:pPr>
+      <w:rPr>
+        <w:rFonts w:ascii="Symbol" w:hAnsi="Symbol" w:hint="default"/>
+      </w:rPr>
+    </w:lvl>
+    <w:lvl w:ilvl="7" w:tplc="18090003" w:tentative="1">
+      <w:start w:val="1"/>
+      <w:numFmt w:val="bullet"/>
+      <w:lvlText w:val="o"/>
+      <w:lvlJc w:val="left"/>
+      <w:pPr>
+        <w:ind w:left="5760" w:hanging="360"/>
+      </w:pPr>
+      <w:rPr>
+        <w:rFonts w:ascii="Courier New" w:hAnsi="Courier New" w:cs="Courier New" w:hint="default"/>
+      </w:rPr>
+    </w:lvl>
+    <w:lvl w:ilvl="8" w:tplc="18090005" w:tentative="1">
+      <w:start w:val="1"/>
+      <w:numFmt w:val="bullet"/>
+      <w:lvlText w:val=""/>
+      <w:lvlJc w:val="left"/>
+      <w:pPr>
+        <w:ind w:left="6480" w:hanging="360"/>
+      </w:pPr>
+      <w:rPr>
+        <w:rFonts w:ascii="Wingdings" w:hAnsi="Wingdings" w:hint="default"/>
+      </w:rPr>
+    </w:lvl>
+  </w:abstractNum>
+  <w:abstractNum w:abstractNumId="17" w15:restartNumberingAfterBreak="0">
+    <w:nsid w:val="58DF2F51"/>
+    <w:multiLevelType w:val="hybridMultilevel"/>
+    <w:tmpl w:val="C3DC8556"/>
+    <w:lvl w:ilvl="0" w:tplc="18090001">
+      <w:start w:val="1"/>
+      <w:numFmt w:val="bullet"/>
+      <w:lvlText w:val=""/>
+      <w:lvlJc w:val="left"/>
+      <w:pPr>
+        <w:ind w:left="720" w:hanging="360"/>
+      </w:pPr>
+      <w:rPr>
+        <w:rFonts w:ascii="Symbol" w:hAnsi="Symbol" w:hint="default"/>
+      </w:rPr>
+    </w:lvl>
+    <w:lvl w:ilvl="1" w:tplc="18090003">
+      <w:start w:val="1"/>
+      <w:numFmt w:val="bullet"/>
+      <w:lvlText w:val="o"/>
+      <w:lvlJc w:val="left"/>
+      <w:pPr>
+        <w:ind w:left="1440" w:hanging="360"/>
+      </w:pPr>
+      <w:rPr>
+        <w:rFonts w:ascii="Courier New" w:hAnsi="Courier New" w:cs="Courier New" w:hint="default"/>
+      </w:rPr>
+    </w:lvl>
+    <w:lvl w:ilvl="2" w:tplc="18090005" w:tentative="1">
+      <w:start w:val="1"/>
+      <w:numFmt w:val="bullet"/>
+      <w:lvlText w:val=""/>
+      <w:lvlJc w:val="left"/>
+      <w:pPr>
+        <w:ind w:left="2160" w:hanging="360"/>
+      </w:pPr>
+      <w:rPr>
+        <w:rFonts w:ascii="Wingdings" w:hAnsi="Wingdings" w:hint="default"/>
+      </w:rPr>
+    </w:lvl>
+    <w:lvl w:ilvl="3" w:tplc="18090001" w:tentative="1">
+      <w:start w:val="1"/>
+      <w:numFmt w:val="bullet"/>
+      <w:lvlText w:val=""/>
+      <w:lvlJc w:val="left"/>
+      <w:pPr>
+        <w:ind w:left="2880" w:hanging="360"/>
+      </w:pPr>
+      <w:rPr>
+        <w:rFonts w:ascii="Symbol" w:hAnsi="Symbol" w:hint="default"/>
+      </w:rPr>
+    </w:lvl>
+    <w:lvl w:ilvl="4" w:tplc="18090003" w:tentative="1">
+      <w:start w:val="1"/>
+      <w:numFmt w:val="bullet"/>
+      <w:lvlText w:val="o"/>
+      <w:lvlJc w:val="left"/>
+      <w:pPr>
+        <w:ind w:left="3600" w:hanging="360"/>
+      </w:pPr>
+      <w:rPr>
+        <w:rFonts w:ascii="Courier New" w:hAnsi="Courier New" w:cs="Courier New" w:hint="default"/>
+      </w:rPr>
+    </w:lvl>
+    <w:lvl w:ilvl="5" w:tplc="18090005" w:tentative="1">
+      <w:start w:val="1"/>
+      <w:numFmt w:val="bullet"/>
+      <w:lvlText w:val=""/>
+      <w:lvlJc w:val="left"/>
+      <w:pPr>
+        <w:ind w:left="4320" w:hanging="360"/>
+      </w:pPr>
+      <w:rPr>
+        <w:rFonts w:ascii="Wingdings" w:hAnsi="Wingdings" w:hint="default"/>
+      </w:rPr>
+    </w:lvl>
+    <w:lvl w:ilvl="6" w:tplc="18090001" w:tentative="1">
+      <w:start w:val="1"/>
+      <w:numFmt w:val="bullet"/>
+      <w:lvlText w:val=""/>
+      <w:lvlJc w:val="left"/>
+      <w:pPr>
+        <w:ind w:left="5040" w:hanging="360"/>
+      </w:pPr>
+      <w:rPr>
+        <w:rFonts w:ascii="Symbol" w:hAnsi="Symbol" w:hint="default"/>
+      </w:rPr>
+    </w:lvl>
+    <w:lvl w:ilvl="7" w:tplc="18090003" w:tentative="1">
+      <w:start w:val="1"/>
+      <w:numFmt w:val="bullet"/>
+      <w:lvlText w:val="o"/>
+      <w:lvlJc w:val="left"/>
+      <w:pPr>
+        <w:ind w:left="5760" w:hanging="360"/>
+      </w:pPr>
+      <w:rPr>
+        <w:rFonts w:ascii="Courier New" w:hAnsi="Courier New" w:cs="Courier New" w:hint="default"/>
+      </w:rPr>
+    </w:lvl>
+    <w:lvl w:ilvl="8" w:tplc="18090005" w:tentative="1">
+      <w:start w:val="1"/>
+      <w:numFmt w:val="bullet"/>
+      <w:lvlText w:val=""/>
+      <w:lvlJc w:val="left"/>
+      <w:pPr>
+        <w:ind w:left="6480" w:hanging="360"/>
+      </w:pPr>
+      <w:rPr>
+        <w:rFonts w:ascii="Wingdings" w:hAnsi="Wingdings" w:hint="default"/>
+      </w:rPr>
+    </w:lvl>
+  </w:abstractNum>
+  <w:abstractNum w:abstractNumId="18" w15:restartNumberingAfterBreak="0">
+    <w:nsid w:val="5A7A3A7C"/>
+    <w:multiLevelType w:val="multilevel"/>
+    <w:tmpl w:val="DE5E5448"/>
     <w:lvl w:ilvl="0">
       <w:start w:val="1"/>
       <w:numFmt w:val="bullet"/>
@@ -28845,10 +34515,10 @@
       </w:rPr>
     </w:lvl>
   </w:abstractNum>
-  <w:abstractNum w:abstractNumId="16" w15:restartNumberingAfterBreak="0">
-    <w:nsid w:val="6D344282"/>
+  <w:abstractNum w:abstractNumId="19" w15:restartNumberingAfterBreak="0">
+    <w:nsid w:val="6ADF4296"/>
     <w:multiLevelType w:val="multilevel"/>
-    <w:tmpl w:val="55A04AFE"/>
+    <w:tmpl w:val="54886BFA"/>
     <w:lvl w:ilvl="0">
       <w:start w:val="1"/>
       <w:numFmt w:val="bullet"/>
@@ -28994,10 +34664,10 @@
       </w:rPr>
     </w:lvl>
   </w:abstractNum>
-  <w:abstractNum w:abstractNumId="17" w15:restartNumberingAfterBreak="0">
-    <w:nsid w:val="72A33364"/>
+  <w:abstractNum w:abstractNumId="20" w15:restartNumberingAfterBreak="0">
+    <w:nsid w:val="6CA379B5"/>
     <w:multiLevelType w:val="multilevel"/>
-    <w:tmpl w:val="855EF836"/>
+    <w:tmpl w:val="A8D2EFE4"/>
     <w:lvl w:ilvl="0">
       <w:start w:val="1"/>
       <w:numFmt w:val="bullet"/>
@@ -29143,7 +34813,305 @@
       </w:rPr>
     </w:lvl>
   </w:abstractNum>
-  <w:abstractNum w:abstractNumId="18" w15:restartNumberingAfterBreak="0">
+  <w:abstractNum w:abstractNumId="21" w15:restartNumberingAfterBreak="0">
+    <w:nsid w:val="6D344282"/>
+    <w:multiLevelType w:val="multilevel"/>
+    <w:tmpl w:val="55A04AFE"/>
+    <w:lvl w:ilvl="0">
+      <w:start w:val="1"/>
+      <w:numFmt w:val="bullet"/>
+      <w:lvlText w:val=""/>
+      <w:lvlJc w:val="left"/>
+      <w:pPr>
+        <w:tabs>
+          <w:tab w:val="num" w:pos="720"/>
+        </w:tabs>
+        <w:ind w:left="720" w:hanging="360"/>
+      </w:pPr>
+      <w:rPr>
+        <w:rFonts w:ascii="Symbol" w:hAnsi="Symbol" w:hint="default"/>
+        <w:sz w:val="20"/>
+      </w:rPr>
+    </w:lvl>
+    <w:lvl w:ilvl="1" w:tentative="1">
+      <w:start w:val="1"/>
+      <w:numFmt w:val="bullet"/>
+      <w:lvlText w:val="o"/>
+      <w:lvlJc w:val="left"/>
+      <w:pPr>
+        <w:tabs>
+          <w:tab w:val="num" w:pos="1440"/>
+        </w:tabs>
+        <w:ind w:left="1440" w:hanging="360"/>
+      </w:pPr>
+      <w:rPr>
+        <w:rFonts w:ascii="Courier New" w:hAnsi="Courier New" w:hint="default"/>
+        <w:sz w:val="20"/>
+      </w:rPr>
+    </w:lvl>
+    <w:lvl w:ilvl="2" w:tentative="1">
+      <w:start w:val="1"/>
+      <w:numFmt w:val="bullet"/>
+      <w:lvlText w:val=""/>
+      <w:lvlJc w:val="left"/>
+      <w:pPr>
+        <w:tabs>
+          <w:tab w:val="num" w:pos="2160"/>
+        </w:tabs>
+        <w:ind w:left="2160" w:hanging="360"/>
+      </w:pPr>
+      <w:rPr>
+        <w:rFonts w:ascii="Wingdings" w:hAnsi="Wingdings" w:hint="default"/>
+        <w:sz w:val="20"/>
+      </w:rPr>
+    </w:lvl>
+    <w:lvl w:ilvl="3" w:tentative="1">
+      <w:start w:val="1"/>
+      <w:numFmt w:val="bullet"/>
+      <w:lvlText w:val=""/>
+      <w:lvlJc w:val="left"/>
+      <w:pPr>
+        <w:tabs>
+          <w:tab w:val="num" w:pos="2880"/>
+        </w:tabs>
+        <w:ind w:left="2880" w:hanging="360"/>
+      </w:pPr>
+      <w:rPr>
+        <w:rFonts w:ascii="Wingdings" w:hAnsi="Wingdings" w:hint="default"/>
+        <w:sz w:val="20"/>
+      </w:rPr>
+    </w:lvl>
+    <w:lvl w:ilvl="4" w:tentative="1">
+      <w:start w:val="1"/>
+      <w:numFmt w:val="bullet"/>
+      <w:lvlText w:val=""/>
+      <w:lvlJc w:val="left"/>
+      <w:pPr>
+        <w:tabs>
+          <w:tab w:val="num" w:pos="3600"/>
+        </w:tabs>
+        <w:ind w:left="3600" w:hanging="360"/>
+      </w:pPr>
+      <w:rPr>
+        <w:rFonts w:ascii="Wingdings" w:hAnsi="Wingdings" w:hint="default"/>
+        <w:sz w:val="20"/>
+      </w:rPr>
+    </w:lvl>
+    <w:lvl w:ilvl="5" w:tentative="1">
+      <w:start w:val="1"/>
+      <w:numFmt w:val="bullet"/>
+      <w:lvlText w:val=""/>
+      <w:lvlJc w:val="left"/>
+      <w:pPr>
+        <w:tabs>
+          <w:tab w:val="num" w:pos="4320"/>
+        </w:tabs>
+        <w:ind w:left="4320" w:hanging="360"/>
+      </w:pPr>
+      <w:rPr>
+        <w:rFonts w:ascii="Wingdings" w:hAnsi="Wingdings" w:hint="default"/>
+        <w:sz w:val="20"/>
+      </w:rPr>
+    </w:lvl>
+    <w:lvl w:ilvl="6" w:tentative="1">
+      <w:start w:val="1"/>
+      <w:numFmt w:val="bullet"/>
+      <w:lvlText w:val=""/>
+      <w:lvlJc w:val="left"/>
+      <w:pPr>
+        <w:tabs>
+          <w:tab w:val="num" w:pos="5040"/>
+        </w:tabs>
+        <w:ind w:left="5040" w:hanging="360"/>
+      </w:pPr>
+      <w:rPr>
+        <w:rFonts w:ascii="Wingdings" w:hAnsi="Wingdings" w:hint="default"/>
+        <w:sz w:val="20"/>
+      </w:rPr>
+    </w:lvl>
+    <w:lvl w:ilvl="7" w:tentative="1">
+      <w:start w:val="1"/>
+      <w:numFmt w:val="bullet"/>
+      <w:lvlText w:val=""/>
+      <w:lvlJc w:val="left"/>
+      <w:pPr>
+        <w:tabs>
+          <w:tab w:val="num" w:pos="5760"/>
+        </w:tabs>
+        <w:ind w:left="5760" w:hanging="360"/>
+      </w:pPr>
+      <w:rPr>
+        <w:rFonts w:ascii="Wingdings" w:hAnsi="Wingdings" w:hint="default"/>
+        <w:sz w:val="20"/>
+      </w:rPr>
+    </w:lvl>
+    <w:lvl w:ilvl="8" w:tentative="1">
+      <w:start w:val="1"/>
+      <w:numFmt w:val="bullet"/>
+      <w:lvlText w:val=""/>
+      <w:lvlJc w:val="left"/>
+      <w:pPr>
+        <w:tabs>
+          <w:tab w:val="num" w:pos="6480"/>
+        </w:tabs>
+        <w:ind w:left="6480" w:hanging="360"/>
+      </w:pPr>
+      <w:rPr>
+        <w:rFonts w:ascii="Wingdings" w:hAnsi="Wingdings" w:hint="default"/>
+        <w:sz w:val="20"/>
+      </w:rPr>
+    </w:lvl>
+  </w:abstractNum>
+  <w:abstractNum w:abstractNumId="22" w15:restartNumberingAfterBreak="0">
+    <w:nsid w:val="72A33364"/>
+    <w:multiLevelType w:val="multilevel"/>
+    <w:tmpl w:val="855EF836"/>
+    <w:lvl w:ilvl="0">
+      <w:start w:val="1"/>
+      <w:numFmt w:val="bullet"/>
+      <w:lvlText w:val=""/>
+      <w:lvlJc w:val="left"/>
+      <w:pPr>
+        <w:tabs>
+          <w:tab w:val="num" w:pos="720"/>
+        </w:tabs>
+        <w:ind w:left="720" w:hanging="360"/>
+      </w:pPr>
+      <w:rPr>
+        <w:rFonts w:ascii="Symbol" w:hAnsi="Symbol" w:hint="default"/>
+        <w:sz w:val="20"/>
+      </w:rPr>
+    </w:lvl>
+    <w:lvl w:ilvl="1" w:tentative="1">
+      <w:start w:val="1"/>
+      <w:numFmt w:val="bullet"/>
+      <w:lvlText w:val="o"/>
+      <w:lvlJc w:val="left"/>
+      <w:pPr>
+        <w:tabs>
+          <w:tab w:val="num" w:pos="1440"/>
+        </w:tabs>
+        <w:ind w:left="1440" w:hanging="360"/>
+      </w:pPr>
+      <w:rPr>
+        <w:rFonts w:ascii="Courier New" w:hAnsi="Courier New" w:hint="default"/>
+        <w:sz w:val="20"/>
+      </w:rPr>
+    </w:lvl>
+    <w:lvl w:ilvl="2" w:tentative="1">
+      <w:start w:val="1"/>
+      <w:numFmt w:val="bullet"/>
+      <w:lvlText w:val=""/>
+      <w:lvlJc w:val="left"/>
+      <w:pPr>
+        <w:tabs>
+          <w:tab w:val="num" w:pos="2160"/>
+        </w:tabs>
+        <w:ind w:left="2160" w:hanging="360"/>
+      </w:pPr>
+      <w:rPr>
+        <w:rFonts w:ascii="Wingdings" w:hAnsi="Wingdings" w:hint="default"/>
+        <w:sz w:val="20"/>
+      </w:rPr>
+    </w:lvl>
+    <w:lvl w:ilvl="3" w:tentative="1">
+      <w:start w:val="1"/>
+      <w:numFmt w:val="bullet"/>
+      <w:lvlText w:val=""/>
+      <w:lvlJc w:val="left"/>
+      <w:pPr>
+        <w:tabs>
+          <w:tab w:val="num" w:pos="2880"/>
+        </w:tabs>
+        <w:ind w:left="2880" w:hanging="360"/>
+      </w:pPr>
+      <w:rPr>
+        <w:rFonts w:ascii="Wingdings" w:hAnsi="Wingdings" w:hint="default"/>
+        <w:sz w:val="20"/>
+      </w:rPr>
+    </w:lvl>
+    <w:lvl w:ilvl="4" w:tentative="1">
+      <w:start w:val="1"/>
+      <w:numFmt w:val="bullet"/>
+      <w:lvlText w:val=""/>
+      <w:lvlJc w:val="left"/>
+      <w:pPr>
+        <w:tabs>
+          <w:tab w:val="num" w:pos="3600"/>
+        </w:tabs>
+        <w:ind w:left="3600" w:hanging="360"/>
+      </w:pPr>
+      <w:rPr>
+        <w:rFonts w:ascii="Wingdings" w:hAnsi="Wingdings" w:hint="default"/>
+        <w:sz w:val="20"/>
+      </w:rPr>
+    </w:lvl>
+    <w:lvl w:ilvl="5" w:tentative="1">
+      <w:start w:val="1"/>
+      <w:numFmt w:val="bullet"/>
+      <w:lvlText w:val=""/>
+      <w:lvlJc w:val="left"/>
+      <w:pPr>
+        <w:tabs>
+          <w:tab w:val="num" w:pos="4320"/>
+        </w:tabs>
+        <w:ind w:left="4320" w:hanging="360"/>
+      </w:pPr>
+      <w:rPr>
+        <w:rFonts w:ascii="Wingdings" w:hAnsi="Wingdings" w:hint="default"/>
+        <w:sz w:val="20"/>
+      </w:rPr>
+    </w:lvl>
+    <w:lvl w:ilvl="6" w:tentative="1">
+      <w:start w:val="1"/>
+      <w:numFmt w:val="bullet"/>
+      <w:lvlText w:val=""/>
+      <w:lvlJc w:val="left"/>
+      <w:pPr>
+        <w:tabs>
+          <w:tab w:val="num" w:pos="5040"/>
+        </w:tabs>
+        <w:ind w:left="5040" w:hanging="360"/>
+      </w:pPr>
+      <w:rPr>
+        <w:rFonts w:ascii="Wingdings" w:hAnsi="Wingdings" w:hint="default"/>
+        <w:sz w:val="20"/>
+      </w:rPr>
+    </w:lvl>
+    <w:lvl w:ilvl="7" w:tentative="1">
+      <w:start w:val="1"/>
+      <w:numFmt w:val="bullet"/>
+      <w:lvlText w:val=""/>
+      <w:lvlJc w:val="left"/>
+      <w:pPr>
+        <w:tabs>
+          <w:tab w:val="num" w:pos="5760"/>
+        </w:tabs>
+        <w:ind w:left="5760" w:hanging="360"/>
+      </w:pPr>
+      <w:rPr>
+        <w:rFonts w:ascii="Wingdings" w:hAnsi="Wingdings" w:hint="default"/>
+        <w:sz w:val="20"/>
+      </w:rPr>
+    </w:lvl>
+    <w:lvl w:ilvl="8" w:tentative="1">
+      <w:start w:val="1"/>
+      <w:numFmt w:val="bullet"/>
+      <w:lvlText w:val=""/>
+      <w:lvlJc w:val="left"/>
+      <w:pPr>
+        <w:tabs>
+          <w:tab w:val="num" w:pos="6480"/>
+        </w:tabs>
+        <w:ind w:left="6480" w:hanging="360"/>
+      </w:pPr>
+      <w:rPr>
+        <w:rFonts w:ascii="Wingdings" w:hAnsi="Wingdings" w:hint="default"/>
+        <w:sz w:val="20"/>
+      </w:rPr>
+    </w:lvl>
+  </w:abstractNum>
+  <w:abstractNum w:abstractNumId="23" w15:restartNumberingAfterBreak="0">
     <w:nsid w:val="75FA4E85"/>
     <w:multiLevelType w:val="hybridMultilevel"/>
     <w:tmpl w:val="7EC0EBBC"/>
@@ -29233,7 +35201,7 @@
       </w:pPr>
     </w:lvl>
   </w:abstractNum>
-  <w:abstractNum w:abstractNumId="19" w15:restartNumberingAfterBreak="0">
+  <w:abstractNum w:abstractNumId="24" w15:restartNumberingAfterBreak="0">
     <w:nsid w:val="76BC4AD9"/>
     <w:multiLevelType w:val="multilevel"/>
     <w:tmpl w:val="5C84B1E0"/>
@@ -29382,7 +35350,120 @@
       </w:rPr>
     </w:lvl>
   </w:abstractNum>
-  <w:abstractNum w:abstractNumId="20" w15:restartNumberingAfterBreak="0">
+  <w:abstractNum w:abstractNumId="25" w15:restartNumberingAfterBreak="0">
+    <w:nsid w:val="7CD96B71"/>
+    <w:multiLevelType w:val="hybridMultilevel"/>
+    <w:tmpl w:val="5A12DEAC"/>
+    <w:lvl w:ilvl="0" w:tplc="18090001">
+      <w:start w:val="1"/>
+      <w:numFmt w:val="bullet"/>
+      <w:lvlText w:val=""/>
+      <w:lvlJc w:val="left"/>
+      <w:pPr>
+        <w:ind w:left="720" w:hanging="360"/>
+      </w:pPr>
+      <w:rPr>
+        <w:rFonts w:ascii="Symbol" w:hAnsi="Symbol" w:hint="default"/>
+      </w:rPr>
+    </w:lvl>
+    <w:lvl w:ilvl="1" w:tplc="18090003" w:tentative="1">
+      <w:start w:val="1"/>
+      <w:numFmt w:val="bullet"/>
+      <w:lvlText w:val="o"/>
+      <w:lvlJc w:val="left"/>
+      <w:pPr>
+        <w:ind w:left="1440" w:hanging="360"/>
+      </w:pPr>
+      <w:rPr>
+        <w:rFonts w:ascii="Courier New" w:hAnsi="Courier New" w:cs="Courier New" w:hint="default"/>
+      </w:rPr>
+    </w:lvl>
+    <w:lvl w:ilvl="2" w:tplc="18090005" w:tentative="1">
+      <w:start w:val="1"/>
+      <w:numFmt w:val="bullet"/>
+      <w:lvlText w:val=""/>
+      <w:lvlJc w:val="left"/>
+      <w:pPr>
+        <w:ind w:left="2160" w:hanging="360"/>
+      </w:pPr>
+      <w:rPr>
+        <w:rFonts w:ascii="Wingdings" w:hAnsi="Wingdings" w:hint="default"/>
+      </w:rPr>
+    </w:lvl>
+    <w:lvl w:ilvl="3" w:tplc="18090001" w:tentative="1">
+      <w:start w:val="1"/>
+      <w:numFmt w:val="bullet"/>
+      <w:lvlText w:val=""/>
+      <w:lvlJc w:val="left"/>
+      <w:pPr>
+        <w:ind w:left="2880" w:hanging="360"/>
+      </w:pPr>
+      <w:rPr>
+        <w:rFonts w:ascii="Symbol" w:hAnsi="Symbol" w:hint="default"/>
+      </w:rPr>
+    </w:lvl>
+    <w:lvl w:ilvl="4" w:tplc="18090003" w:tentative="1">
+      <w:start w:val="1"/>
+      <w:numFmt w:val="bullet"/>
+      <w:lvlText w:val="o"/>
+      <w:lvlJc w:val="left"/>
+      <w:pPr>
+        <w:ind w:left="3600" w:hanging="360"/>
+      </w:pPr>
+      <w:rPr>
+        <w:rFonts w:ascii="Courier New" w:hAnsi="Courier New" w:cs="Courier New" w:hint="default"/>
+      </w:rPr>
+    </w:lvl>
+    <w:lvl w:ilvl="5" w:tplc="18090005" w:tentative="1">
+      <w:start w:val="1"/>
+      <w:numFmt w:val="bullet"/>
+      <w:lvlText w:val=""/>
+      <w:lvlJc w:val="left"/>
+      <w:pPr>
+        <w:ind w:left="4320" w:hanging="360"/>
+      </w:pPr>
+      <w:rPr>
+        <w:rFonts w:ascii="Wingdings" w:hAnsi="Wingdings" w:hint="default"/>
+      </w:rPr>
+    </w:lvl>
+    <w:lvl w:ilvl="6" w:tplc="18090001" w:tentative="1">
+      <w:start w:val="1"/>
+      <w:numFmt w:val="bullet"/>
+      <w:lvlText w:val=""/>
+      <w:lvlJc w:val="left"/>
+      <w:pPr>
+        <w:ind w:left="5040" w:hanging="360"/>
+      </w:pPr>
+      <w:rPr>
+        <w:rFonts w:ascii="Symbol" w:hAnsi="Symbol" w:hint="default"/>
+      </w:rPr>
+    </w:lvl>
+    <w:lvl w:ilvl="7" w:tplc="18090003" w:tentative="1">
+      <w:start w:val="1"/>
+      <w:numFmt w:val="bullet"/>
+      <w:lvlText w:val="o"/>
+      <w:lvlJc w:val="left"/>
+      <w:pPr>
+        <w:ind w:left="5760" w:hanging="360"/>
+      </w:pPr>
+      <w:rPr>
+        <w:rFonts w:ascii="Courier New" w:hAnsi="Courier New" w:cs="Courier New" w:hint="default"/>
+      </w:rPr>
+    </w:lvl>
+    <w:lvl w:ilvl="8" w:tplc="18090005" w:tentative="1">
+      <w:start w:val="1"/>
+      <w:numFmt w:val="bullet"/>
+      <w:lvlText w:val=""/>
+      <w:lvlJc w:val="left"/>
+      <w:pPr>
+        <w:ind w:left="6480" w:hanging="360"/>
+      </w:pPr>
+      <w:rPr>
+        <w:rFonts w:ascii="Wingdings" w:hAnsi="Wingdings" w:hint="default"/>
+      </w:rPr>
+    </w:lvl>
+  </w:abstractNum>
+  <w:abstractNum w:abstractNumId="26" w15:restartNumberingAfterBreak="0">
     <w:nsid w:val="7D9E76DA"/>
     <w:multiLevelType w:val="multilevel"/>
     <w:tmpl w:val="D5D01336"/>
@@ -29532,67 +35613,85 @@
     </w:lvl>
   </w:abstractNum>
   <w:num w:numId="1" w16cid:durableId="1740248834">
-    <w:abstractNumId w:val="18"/>
+    <w:abstractNumId w:val="23"/>
   </w:num>
   <w:num w:numId="2" w16cid:durableId="367679738">
-    <w:abstractNumId w:val="10"/>
+    <w:abstractNumId w:val="15"/>
   </w:num>
   <w:num w:numId="3" w16cid:durableId="219902552">
-    <w:abstractNumId w:val="12"/>
+    <w:abstractNumId w:val="17"/>
   </w:num>
   <w:num w:numId="4" w16cid:durableId="1725987621">
-    <w:abstractNumId w:val="9"/>
+    <w:abstractNumId w:val="13"/>
   </w:num>
   <w:num w:numId="5" w16cid:durableId="1259561661">
-    <w:abstractNumId w:val="19"/>
+    <w:abstractNumId w:val="24"/>
   </w:num>
   <w:num w:numId="6" w16cid:durableId="742264202">
-    <w:abstractNumId w:val="16"/>
+    <w:abstractNumId w:val="21"/>
   </w:num>
   <w:num w:numId="7" w16cid:durableId="783959441">
-    <w:abstractNumId w:val="3"/>
+    <w:abstractNumId w:val="4"/>
   </w:num>
   <w:num w:numId="8" w16cid:durableId="1244025166">
-    <w:abstractNumId w:val="11"/>
+    <w:abstractNumId w:val="16"/>
   </w:num>
   <w:num w:numId="9" w16cid:durableId="1501121480">
     <w:abstractNumId w:val="1"/>
   </w:num>
   <w:num w:numId="10" w16cid:durableId="407582831">
-    <w:abstractNumId w:val="7"/>
+    <w:abstractNumId w:val="11"/>
   </w:num>
   <w:num w:numId="11" w16cid:durableId="1950700283">
+    <w:abstractNumId w:val="12"/>
+  </w:num>
+  <w:num w:numId="12" w16cid:durableId="381565652">
+    <w:abstractNumId w:val="6"/>
+  </w:num>
+  <w:num w:numId="13" w16cid:durableId="1002002959">
     <w:abstractNumId w:val="8"/>
   </w:num>
-  <w:num w:numId="12" w16cid:durableId="381565652">
-    <w:abstractNumId w:val="5"/>
-  </w:num>
-  <w:num w:numId="13" w16cid:durableId="1002002959">
-    <w:abstractNumId w:val="6"/>
-  </w:num>
   <w:num w:numId="14" w16cid:durableId="1925451370">
-    <w:abstractNumId w:val="17"/>
+    <w:abstractNumId w:val="22"/>
   </w:num>
   <w:num w:numId="15" w16cid:durableId="1990164109">
-    <w:abstractNumId w:val="14"/>
+    <w:abstractNumId w:val="19"/>
   </w:num>
   <w:num w:numId="16" w16cid:durableId="1411657679">
-    <w:abstractNumId w:val="13"/>
+    <w:abstractNumId w:val="18"/>
   </w:num>
   <w:num w:numId="17" w16cid:durableId="676007524">
     <w:abstractNumId w:val="0"/>
   </w:num>
   <w:num w:numId="18" w16cid:durableId="1090392803">
-    <w:abstractNumId w:val="15"/>
+    <w:abstractNumId w:val="20"/>
   </w:num>
   <w:num w:numId="19" w16cid:durableId="1252931486">
     <w:abstractNumId w:val="2"/>
   </w:num>
   <w:num w:numId="20" w16cid:durableId="938953337">
-    <w:abstractNumId w:val="20"/>
+    <w:abstractNumId w:val="26"/>
   </w:num>
   <w:num w:numId="21" w16cid:durableId="745111240">
-    <w:abstractNumId w:val="4"/>
+    <w:abstractNumId w:val="5"/>
+  </w:num>
+  <w:num w:numId="22" w16cid:durableId="1551183769">
+    <w:abstractNumId w:val="10"/>
+  </w:num>
+  <w:num w:numId="23" w16cid:durableId="956832458">
+    <w:abstractNumId w:val="25"/>
+  </w:num>
+  <w:num w:numId="24" w16cid:durableId="1989623539">
+    <w:abstractNumId w:val="9"/>
+  </w:num>
+  <w:num w:numId="25" w16cid:durableId="81338989">
+    <w:abstractNumId w:val="7"/>
+  </w:num>
+  <w:num w:numId="26" w16cid:durableId="1378965560">
+    <w:abstractNumId w:val="3"/>
+  </w:num>
+  <w:num w:numId="27" w16cid:durableId="1290816663">
+    <w:abstractNumId w:val="14"/>
   </w:num>
 </w:numbering>
 </file>

--- a/EE499 Checklist and Report Iterations/EE499_DC_DC_Converter_Final_Report (1).docx
+++ b/EE499 Checklist and Report Iterations/EE499_DC_DC_Converter_Final_Report (1).docx
@@ -265,7 +265,7 @@
               <w:kern w:val="2"/>
               <w:sz w:val="24"/>
               <w:szCs w:val="24"/>
-              <w:lang w:val="en-GB" w:eastAsia="en-GB"/>
+              <w:lang w:eastAsia="en-IE"/>
               <w14:ligatures w14:val="standardContextual"/>
             </w:rPr>
           </w:pPr>
@@ -278,7 +278,7 @@
           <w:r>
             <w:fldChar w:fldCharType="separate"/>
           </w:r>
-          <w:hyperlink w:anchor="_Toc228821286" w:history="1">
+          <w:hyperlink w:anchor="_Toc228896426" w:history="1">
             <w:r>
               <w:rPr>
                 <w:rStyle w:val="Hyperlink"/>
@@ -305,7 +305,7 @@
                 <w:noProof/>
                 <w:webHidden/>
               </w:rPr>
-              <w:instrText xml:space="preserve"> PAGEREF _Toc228821286 \h </w:instrText>
+              <w:instrText xml:space="preserve"> PAGEREF _Toc228896426 \h </w:instrText>
             </w:r>
             <w:r>
               <w:rPr>
@@ -348,11 +348,11 @@
               <w:kern w:val="2"/>
               <w:sz w:val="24"/>
               <w:szCs w:val="24"/>
-              <w:lang w:val="en-GB" w:eastAsia="en-GB"/>
+              <w:lang w:eastAsia="en-IE"/>
               <w14:ligatures w14:val="standardContextual"/>
             </w:rPr>
           </w:pPr>
-          <w:hyperlink w:anchor="_Toc228821287" w:history="1">
+          <w:hyperlink w:anchor="_Toc228896427" w:history="1">
             <w:r>
               <w:rPr>
                 <w:rStyle w:val="Hyperlink"/>
@@ -379,7 +379,7 @@
                 <w:noProof/>
                 <w:webHidden/>
               </w:rPr>
-              <w:instrText xml:space="preserve"> PAGEREF _Toc228821287 \h </w:instrText>
+              <w:instrText xml:space="preserve"> PAGEREF _Toc228896427 \h </w:instrText>
             </w:r>
             <w:r>
               <w:rPr>
@@ -423,11 +423,11 @@
               <w:kern w:val="2"/>
               <w:sz w:val="24"/>
               <w:szCs w:val="24"/>
-              <w:lang w:val="en-GB" w:eastAsia="en-GB"/>
+              <w:lang w:eastAsia="en-IE"/>
               <w14:ligatures w14:val="standardContextual"/>
             </w:rPr>
           </w:pPr>
-          <w:hyperlink w:anchor="_Toc228821288" w:history="1">
+          <w:hyperlink w:anchor="_Toc228896428" w:history="1">
             <w:r>
               <w:rPr>
                 <w:rStyle w:val="Hyperlink"/>
@@ -442,7 +442,7 @@
                 <w:kern w:val="2"/>
                 <w:sz w:val="24"/>
                 <w:szCs w:val="24"/>
-                <w:lang w:val="en-GB" w:eastAsia="en-GB"/>
+                <w:lang w:eastAsia="en-IE"/>
                 <w14:ligatures w14:val="standardContextual"/>
               </w:rPr>
               <w:tab/>
@@ -473,7 +473,7 @@
                 <w:noProof/>
                 <w:webHidden/>
               </w:rPr>
-              <w:instrText xml:space="preserve"> PAGEREF _Toc228821288 \h </w:instrText>
+              <w:instrText xml:space="preserve"> PAGEREF _Toc228896428 \h </w:instrText>
             </w:r>
             <w:r>
               <w:rPr>
@@ -517,11 +517,11 @@
               <w:kern w:val="2"/>
               <w:sz w:val="24"/>
               <w:szCs w:val="24"/>
-              <w:lang w:val="en-GB" w:eastAsia="en-GB"/>
+              <w:lang w:eastAsia="en-IE"/>
               <w14:ligatures w14:val="standardContextual"/>
             </w:rPr>
           </w:pPr>
-          <w:hyperlink w:anchor="_Toc228821289" w:history="1">
+          <w:hyperlink w:anchor="_Toc228896429" w:history="1">
             <w:r>
               <w:rPr>
                 <w:rStyle w:val="Hyperlink"/>
@@ -536,7 +536,7 @@
                 <w:kern w:val="2"/>
                 <w:sz w:val="24"/>
                 <w:szCs w:val="24"/>
-                <w:lang w:val="en-GB" w:eastAsia="en-GB"/>
+                <w:lang w:eastAsia="en-IE"/>
                 <w14:ligatures w14:val="standardContextual"/>
               </w:rPr>
               <w:tab/>
@@ -567,7 +567,7 @@
                 <w:noProof/>
                 <w:webHidden/>
               </w:rPr>
-              <w:instrText xml:space="preserve"> PAGEREF _Toc228821289 \h </w:instrText>
+              <w:instrText xml:space="preserve"> PAGEREF _Toc228896429 \h </w:instrText>
             </w:r>
             <w:r>
               <w:rPr>
@@ -611,11 +611,11 @@
               <w:kern w:val="2"/>
               <w:sz w:val="24"/>
               <w:szCs w:val="24"/>
-              <w:lang w:val="en-GB" w:eastAsia="en-GB"/>
+              <w:lang w:eastAsia="en-IE"/>
               <w14:ligatures w14:val="standardContextual"/>
             </w:rPr>
           </w:pPr>
-          <w:hyperlink w:anchor="_Toc228821290" w:history="1">
+          <w:hyperlink w:anchor="_Toc228896430" w:history="1">
             <w:r>
               <w:rPr>
                 <w:rStyle w:val="Hyperlink"/>
@@ -630,7 +630,7 @@
                 <w:kern w:val="2"/>
                 <w:sz w:val="24"/>
                 <w:szCs w:val="24"/>
-                <w:lang w:val="en-GB" w:eastAsia="en-GB"/>
+                <w:lang w:eastAsia="en-IE"/>
                 <w14:ligatures w14:val="standardContextual"/>
               </w:rPr>
               <w:tab/>
@@ -661,7 +661,7 @@
                 <w:noProof/>
                 <w:webHidden/>
               </w:rPr>
-              <w:instrText xml:space="preserve"> PAGEREF _Toc228821290 \h </w:instrText>
+              <w:instrText xml:space="preserve"> PAGEREF _Toc228896430 \h </w:instrText>
             </w:r>
             <w:r>
               <w:rPr>
@@ -705,11 +705,11 @@
               <w:kern w:val="2"/>
               <w:sz w:val="24"/>
               <w:szCs w:val="24"/>
-              <w:lang w:val="en-GB" w:eastAsia="en-GB"/>
+              <w:lang w:eastAsia="en-IE"/>
               <w14:ligatures w14:val="standardContextual"/>
             </w:rPr>
           </w:pPr>
-          <w:hyperlink w:anchor="_Toc228821291" w:history="1">
+          <w:hyperlink w:anchor="_Toc228896431" w:history="1">
             <w:r>
               <w:rPr>
                 <w:rStyle w:val="Hyperlink"/>
@@ -725,7 +725,7 @@
                 <w:kern w:val="2"/>
                 <w:sz w:val="24"/>
                 <w:szCs w:val="24"/>
-                <w:lang w:val="en-GB" w:eastAsia="en-GB"/>
+                <w:lang w:eastAsia="en-IE"/>
                 <w14:ligatures w14:val="standardContextual"/>
               </w:rPr>
               <w:tab/>
@@ -756,7 +756,7 @@
                 <w:noProof/>
                 <w:webHidden/>
               </w:rPr>
-              <w:instrText xml:space="preserve"> PAGEREF _Toc228821291 \h </w:instrText>
+              <w:instrText xml:space="preserve"> PAGEREF _Toc228896431 \h </w:instrText>
             </w:r>
             <w:r>
               <w:rPr>
@@ -800,11 +800,11 @@
               <w:kern w:val="2"/>
               <w:sz w:val="24"/>
               <w:szCs w:val="24"/>
-              <w:lang w:val="en-GB" w:eastAsia="en-GB"/>
+              <w:lang w:eastAsia="en-IE"/>
               <w14:ligatures w14:val="standardContextual"/>
             </w:rPr>
           </w:pPr>
-          <w:hyperlink w:anchor="_Toc228821292" w:history="1">
+          <w:hyperlink w:anchor="_Toc228896432" w:history="1">
             <w:r>
               <w:rPr>
                 <w:rStyle w:val="Hyperlink"/>
@@ -819,7 +819,7 @@
                 <w:kern w:val="2"/>
                 <w:sz w:val="24"/>
                 <w:szCs w:val="24"/>
-                <w:lang w:val="en-GB" w:eastAsia="en-GB"/>
+                <w:lang w:eastAsia="en-IE"/>
                 <w14:ligatures w14:val="standardContextual"/>
               </w:rPr>
               <w:tab/>
@@ -850,7 +850,7 @@
                 <w:noProof/>
                 <w:webHidden/>
               </w:rPr>
-              <w:instrText xml:space="preserve"> PAGEREF _Toc228821292 \h </w:instrText>
+              <w:instrText xml:space="preserve"> PAGEREF _Toc228896432 \h </w:instrText>
             </w:r>
             <w:r>
               <w:rPr>
@@ -894,11 +894,11 @@
               <w:kern w:val="2"/>
               <w:sz w:val="24"/>
               <w:szCs w:val="24"/>
-              <w:lang w:val="en-GB" w:eastAsia="en-GB"/>
+              <w:lang w:eastAsia="en-IE"/>
               <w14:ligatures w14:val="standardContextual"/>
             </w:rPr>
           </w:pPr>
-          <w:hyperlink w:anchor="_Toc228821293" w:history="1">
+          <w:hyperlink w:anchor="_Toc228896433" w:history="1">
             <w:r>
               <w:rPr>
                 <w:rStyle w:val="Hyperlink"/>
@@ -913,7 +913,7 @@
                 <w:kern w:val="2"/>
                 <w:sz w:val="24"/>
                 <w:szCs w:val="24"/>
-                <w:lang w:val="en-GB" w:eastAsia="en-GB"/>
+                <w:lang w:eastAsia="en-IE"/>
                 <w14:ligatures w14:val="standardContextual"/>
               </w:rPr>
               <w:tab/>
@@ -944,7 +944,7 @@
                 <w:noProof/>
                 <w:webHidden/>
               </w:rPr>
-              <w:instrText xml:space="preserve"> PAGEREF _Toc228821293 \h </w:instrText>
+              <w:instrText xml:space="preserve"> PAGEREF _Toc228896433 \h </w:instrText>
             </w:r>
             <w:r>
               <w:rPr>
@@ -988,11 +988,11 @@
               <w:kern w:val="2"/>
               <w:sz w:val="24"/>
               <w:szCs w:val="24"/>
-              <w:lang w:val="en-GB" w:eastAsia="en-GB"/>
+              <w:lang w:eastAsia="en-IE"/>
               <w14:ligatures w14:val="standardContextual"/>
             </w:rPr>
           </w:pPr>
-          <w:hyperlink w:anchor="_Toc228821294" w:history="1">
+          <w:hyperlink w:anchor="_Toc228896434" w:history="1">
             <w:r>
               <w:rPr>
                 <w:rStyle w:val="Hyperlink"/>
@@ -1008,7 +1008,7 @@
                 <w:kern w:val="2"/>
                 <w:sz w:val="24"/>
                 <w:szCs w:val="24"/>
-                <w:lang w:val="en-GB" w:eastAsia="en-GB"/>
+                <w:lang w:eastAsia="en-IE"/>
                 <w14:ligatures w14:val="standardContextual"/>
               </w:rPr>
               <w:tab/>
@@ -1039,7 +1039,7 @@
                 <w:noProof/>
                 <w:webHidden/>
               </w:rPr>
-              <w:instrText xml:space="preserve"> PAGEREF _Toc228821294 \h </w:instrText>
+              <w:instrText xml:space="preserve"> PAGEREF _Toc228896434 \h </w:instrText>
             </w:r>
             <w:r>
               <w:rPr>
@@ -1083,11 +1083,11 @@
               <w:kern w:val="2"/>
               <w:sz w:val="24"/>
               <w:szCs w:val="24"/>
-              <w:lang w:val="en-GB" w:eastAsia="en-GB"/>
+              <w:lang w:eastAsia="en-IE"/>
               <w14:ligatures w14:val="standardContextual"/>
             </w:rPr>
           </w:pPr>
-          <w:hyperlink w:anchor="_Toc228821295" w:history="1">
+          <w:hyperlink w:anchor="_Toc228896435" w:history="1">
             <w:r>
               <w:rPr>
                 <w:rStyle w:val="Hyperlink"/>
@@ -1102,7 +1102,7 @@
                 <w:kern w:val="2"/>
                 <w:sz w:val="24"/>
                 <w:szCs w:val="24"/>
-                <w:lang w:val="en-GB" w:eastAsia="en-GB"/>
+                <w:lang w:eastAsia="en-IE"/>
                 <w14:ligatures w14:val="standardContextual"/>
               </w:rPr>
               <w:tab/>
@@ -1133,7 +1133,7 @@
                 <w:noProof/>
                 <w:webHidden/>
               </w:rPr>
-              <w:instrText xml:space="preserve"> PAGEREF _Toc228821295 \h </w:instrText>
+              <w:instrText xml:space="preserve"> PAGEREF _Toc228896435 \h </w:instrText>
             </w:r>
             <w:r>
               <w:rPr>
@@ -1177,11 +1177,11 @@
               <w:kern w:val="2"/>
               <w:sz w:val="24"/>
               <w:szCs w:val="24"/>
-              <w:lang w:val="en-GB" w:eastAsia="en-GB"/>
+              <w:lang w:eastAsia="en-IE"/>
               <w14:ligatures w14:val="standardContextual"/>
             </w:rPr>
           </w:pPr>
-          <w:hyperlink w:anchor="_Toc228821296" w:history="1">
+          <w:hyperlink w:anchor="_Toc228896436" w:history="1">
             <w:r>
               <w:rPr>
                 <w:rStyle w:val="Hyperlink"/>
@@ -1196,7 +1196,7 @@
                 <w:kern w:val="2"/>
                 <w:sz w:val="24"/>
                 <w:szCs w:val="24"/>
-                <w:lang w:val="en-GB" w:eastAsia="en-GB"/>
+                <w:lang w:eastAsia="en-IE"/>
                 <w14:ligatures w14:val="standardContextual"/>
               </w:rPr>
               <w:tab/>
@@ -1227,7 +1227,7 @@
                 <w:noProof/>
                 <w:webHidden/>
               </w:rPr>
-              <w:instrText xml:space="preserve"> PAGEREF _Toc228821296 \h </w:instrText>
+              <w:instrText xml:space="preserve"> PAGEREF _Toc228896436 \h </w:instrText>
             </w:r>
             <w:r>
               <w:rPr>
@@ -1247,7 +1247,7 @@
                 <w:noProof/>
                 <w:webHidden/>
               </w:rPr>
-              <w:t>4</w:t>
+              <w:t>5</w:t>
             </w:r>
             <w:r>
               <w:rPr>
@@ -1271,11 +1271,11 @@
               <w:kern w:val="2"/>
               <w:sz w:val="24"/>
               <w:szCs w:val="24"/>
-              <w:lang w:val="en-GB" w:eastAsia="en-GB"/>
+              <w:lang w:eastAsia="en-IE"/>
               <w14:ligatures w14:val="standardContextual"/>
             </w:rPr>
           </w:pPr>
-          <w:hyperlink w:anchor="_Toc228821297" w:history="1">
+          <w:hyperlink w:anchor="_Toc228896437" w:history="1">
             <w:r>
               <w:rPr>
                 <w:rStyle w:val="Hyperlink"/>
@@ -1290,7 +1290,7 @@
                 <w:kern w:val="2"/>
                 <w:sz w:val="24"/>
                 <w:szCs w:val="24"/>
-                <w:lang w:val="en-GB" w:eastAsia="en-GB"/>
+                <w:lang w:eastAsia="en-IE"/>
                 <w14:ligatures w14:val="standardContextual"/>
               </w:rPr>
               <w:tab/>
@@ -1321,7 +1321,7 @@
                 <w:noProof/>
                 <w:webHidden/>
               </w:rPr>
-              <w:instrText xml:space="preserve"> PAGEREF _Toc228821297 \h </w:instrText>
+              <w:instrText xml:space="preserve"> PAGEREF _Toc228896437 \h </w:instrText>
             </w:r>
             <w:r>
               <w:rPr>
@@ -1341,7 +1341,7 @@
                 <w:noProof/>
                 <w:webHidden/>
               </w:rPr>
-              <w:t>5</w:t>
+              <w:t>6</w:t>
             </w:r>
             <w:r>
               <w:rPr>
@@ -1365,11 +1365,11 @@
               <w:kern w:val="2"/>
               <w:sz w:val="24"/>
               <w:szCs w:val="24"/>
-              <w:lang w:val="en-GB" w:eastAsia="en-GB"/>
+              <w:lang w:eastAsia="en-IE"/>
               <w14:ligatures w14:val="standardContextual"/>
             </w:rPr>
           </w:pPr>
-          <w:hyperlink w:anchor="_Toc228821298" w:history="1">
+          <w:hyperlink w:anchor="_Toc228896438" w:history="1">
             <w:r>
               <w:rPr>
                 <w:rStyle w:val="Hyperlink"/>
@@ -1384,7 +1384,7 @@
                 <w:kern w:val="2"/>
                 <w:sz w:val="24"/>
                 <w:szCs w:val="24"/>
-                <w:lang w:val="en-GB" w:eastAsia="en-GB"/>
+                <w:lang w:eastAsia="en-IE"/>
                 <w14:ligatures w14:val="standardContextual"/>
               </w:rPr>
               <w:tab/>
@@ -1415,7 +1415,7 @@
                 <w:noProof/>
                 <w:webHidden/>
               </w:rPr>
-              <w:instrText xml:space="preserve"> PAGEREF _Toc228821298 \h </w:instrText>
+              <w:instrText xml:space="preserve"> PAGEREF _Toc228896438 \h </w:instrText>
             </w:r>
             <w:r>
               <w:rPr>
@@ -1435,7 +1435,7 @@
                 <w:noProof/>
                 <w:webHidden/>
               </w:rPr>
-              <w:t>5</w:t>
+              <w:t>6</w:t>
             </w:r>
             <w:r>
               <w:rPr>
@@ -1459,11 +1459,11 @@
               <w:kern w:val="2"/>
               <w:sz w:val="24"/>
               <w:szCs w:val="24"/>
-              <w:lang w:val="en-GB" w:eastAsia="en-GB"/>
+              <w:lang w:eastAsia="en-IE"/>
               <w14:ligatures w14:val="standardContextual"/>
             </w:rPr>
           </w:pPr>
-          <w:hyperlink w:anchor="_Toc228821299" w:history="1">
+          <w:hyperlink w:anchor="_Toc228896439" w:history="1">
             <w:r>
               <w:rPr>
                 <w:rStyle w:val="Hyperlink"/>
@@ -1478,7 +1478,7 @@
                 <w:kern w:val="2"/>
                 <w:sz w:val="24"/>
                 <w:szCs w:val="24"/>
-                <w:lang w:val="en-GB" w:eastAsia="en-GB"/>
+                <w:lang w:eastAsia="en-IE"/>
                 <w14:ligatures w14:val="standardContextual"/>
               </w:rPr>
               <w:tab/>
@@ -1509,7 +1509,7 @@
                 <w:noProof/>
                 <w:webHidden/>
               </w:rPr>
-              <w:instrText xml:space="preserve"> PAGEREF _Toc228821299 \h </w:instrText>
+              <w:instrText xml:space="preserve"> PAGEREF _Toc228896439 \h </w:instrText>
             </w:r>
             <w:r>
               <w:rPr>
@@ -1529,7 +1529,7 @@
                 <w:noProof/>
                 <w:webHidden/>
               </w:rPr>
-              <w:t>6</w:t>
+              <w:t>7</w:t>
             </w:r>
             <w:r>
               <w:rPr>
@@ -1553,11 +1553,11 @@
               <w:kern w:val="2"/>
               <w:sz w:val="24"/>
               <w:szCs w:val="24"/>
-              <w:lang w:val="en-GB" w:eastAsia="en-GB"/>
+              <w:lang w:eastAsia="en-IE"/>
               <w14:ligatures w14:val="standardContextual"/>
             </w:rPr>
           </w:pPr>
-          <w:hyperlink w:anchor="_Toc228821300" w:history="1">
+          <w:hyperlink w:anchor="_Toc228896440" w:history="1">
             <w:r>
               <w:rPr>
                 <w:rStyle w:val="Hyperlink"/>
@@ -1572,7 +1572,7 @@
                 <w:kern w:val="2"/>
                 <w:sz w:val="24"/>
                 <w:szCs w:val="24"/>
-                <w:lang w:val="en-GB" w:eastAsia="en-GB"/>
+                <w:lang w:eastAsia="en-IE"/>
                 <w14:ligatures w14:val="standardContextual"/>
               </w:rPr>
               <w:tab/>
@@ -1603,7 +1603,7 @@
                 <w:noProof/>
                 <w:webHidden/>
               </w:rPr>
-              <w:instrText xml:space="preserve"> PAGEREF _Toc228821300 \h </w:instrText>
+              <w:instrText xml:space="preserve"> PAGEREF _Toc228896440 \h </w:instrText>
             </w:r>
             <w:r>
               <w:rPr>
@@ -1647,11 +1647,11 @@
               <w:kern w:val="2"/>
               <w:sz w:val="24"/>
               <w:szCs w:val="24"/>
-              <w:lang w:val="en-GB" w:eastAsia="en-GB"/>
+              <w:lang w:eastAsia="en-IE"/>
               <w14:ligatures w14:val="standardContextual"/>
             </w:rPr>
           </w:pPr>
-          <w:hyperlink w:anchor="_Toc228821301" w:history="1">
+          <w:hyperlink w:anchor="_Toc228896441" w:history="1">
             <w:r>
               <w:rPr>
                 <w:rStyle w:val="Hyperlink"/>
@@ -1666,7 +1666,7 @@
                 <w:kern w:val="2"/>
                 <w:sz w:val="24"/>
                 <w:szCs w:val="24"/>
-                <w:lang w:val="en-GB" w:eastAsia="en-GB"/>
+                <w:lang w:eastAsia="en-IE"/>
                 <w14:ligatures w14:val="standardContextual"/>
               </w:rPr>
               <w:tab/>
@@ -1697,7 +1697,7 @@
                 <w:noProof/>
                 <w:webHidden/>
               </w:rPr>
-              <w:instrText xml:space="preserve"> PAGEREF _Toc228821301 \h </w:instrText>
+              <w:instrText xml:space="preserve"> PAGEREF _Toc228896441 \h </w:instrText>
             </w:r>
             <w:r>
               <w:rPr>
@@ -1741,11 +1741,11 @@
               <w:kern w:val="2"/>
               <w:sz w:val="24"/>
               <w:szCs w:val="24"/>
-              <w:lang w:val="en-GB" w:eastAsia="en-GB"/>
+              <w:lang w:eastAsia="en-IE"/>
               <w14:ligatures w14:val="standardContextual"/>
             </w:rPr>
           </w:pPr>
-          <w:hyperlink w:anchor="_Toc228821302" w:history="1">
+          <w:hyperlink w:anchor="_Toc228896442" w:history="1">
             <w:r>
               <w:rPr>
                 <w:rStyle w:val="Hyperlink"/>
@@ -1760,7 +1760,7 @@
                 <w:kern w:val="2"/>
                 <w:sz w:val="24"/>
                 <w:szCs w:val="24"/>
-                <w:lang w:val="en-GB" w:eastAsia="en-GB"/>
+                <w:lang w:eastAsia="en-IE"/>
                 <w14:ligatures w14:val="standardContextual"/>
               </w:rPr>
               <w:tab/>
@@ -1791,7 +1791,7 @@
                 <w:noProof/>
                 <w:webHidden/>
               </w:rPr>
-              <w:instrText xml:space="preserve"> PAGEREF _Toc228821302 \h </w:instrText>
+              <w:instrText xml:space="preserve"> PAGEREF _Toc228896442 \h </w:instrText>
             </w:r>
             <w:r>
               <w:rPr>
@@ -1811,7 +1811,7 @@
                 <w:noProof/>
                 <w:webHidden/>
               </w:rPr>
-              <w:t>8</w:t>
+              <w:t>9</w:t>
             </w:r>
             <w:r>
               <w:rPr>
@@ -1835,11 +1835,11 @@
               <w:kern w:val="2"/>
               <w:sz w:val="24"/>
               <w:szCs w:val="24"/>
-              <w:lang w:val="en-GB" w:eastAsia="en-GB"/>
+              <w:lang w:eastAsia="en-IE"/>
               <w14:ligatures w14:val="standardContextual"/>
             </w:rPr>
           </w:pPr>
-          <w:hyperlink w:anchor="_Toc228821303" w:history="1">
+          <w:hyperlink w:anchor="_Toc228896443" w:history="1">
             <w:r>
               <w:rPr>
                 <w:rStyle w:val="Hyperlink"/>
@@ -1854,7 +1854,7 @@
                 <w:kern w:val="2"/>
                 <w:sz w:val="24"/>
                 <w:szCs w:val="24"/>
-                <w:lang w:val="en-GB" w:eastAsia="en-GB"/>
+                <w:lang w:eastAsia="en-IE"/>
                 <w14:ligatures w14:val="standardContextual"/>
               </w:rPr>
               <w:tab/>
@@ -1885,7 +1885,7 @@
                 <w:noProof/>
                 <w:webHidden/>
               </w:rPr>
-              <w:instrText xml:space="preserve"> PAGEREF _Toc228821303 \h </w:instrText>
+              <w:instrText xml:space="preserve"> PAGEREF _Toc228896443 \h </w:instrText>
             </w:r>
             <w:r>
               <w:rPr>
@@ -1929,11 +1929,11 @@
               <w:kern w:val="2"/>
               <w:sz w:val="24"/>
               <w:szCs w:val="24"/>
-              <w:lang w:val="en-GB" w:eastAsia="en-GB"/>
+              <w:lang w:eastAsia="en-IE"/>
               <w14:ligatures w14:val="standardContextual"/>
             </w:rPr>
           </w:pPr>
-          <w:hyperlink w:anchor="_Toc228821304" w:history="1">
+          <w:hyperlink w:anchor="_Toc228896444" w:history="1">
             <w:r>
               <w:rPr>
                 <w:rStyle w:val="Hyperlink"/>
@@ -1948,7 +1948,7 @@
                 <w:kern w:val="2"/>
                 <w:sz w:val="24"/>
                 <w:szCs w:val="24"/>
-                <w:lang w:val="en-GB" w:eastAsia="en-GB"/>
+                <w:lang w:eastAsia="en-IE"/>
                 <w14:ligatures w14:val="standardContextual"/>
               </w:rPr>
               <w:tab/>
@@ -1979,7 +1979,7 @@
                 <w:noProof/>
                 <w:webHidden/>
               </w:rPr>
-              <w:instrText xml:space="preserve"> PAGEREF _Toc228821304 \h </w:instrText>
+              <w:instrText xml:space="preserve"> PAGEREF _Toc228896444 \h </w:instrText>
             </w:r>
             <w:r>
               <w:rPr>
@@ -1999,7 +1999,7 @@
                 <w:noProof/>
                 <w:webHidden/>
               </w:rPr>
-              <w:t>9</w:t>
+              <w:t>10</w:t>
             </w:r>
             <w:r>
               <w:rPr>
@@ -2023,11 +2023,11 @@
               <w:kern w:val="2"/>
               <w:sz w:val="24"/>
               <w:szCs w:val="24"/>
-              <w:lang w:val="en-GB" w:eastAsia="en-GB"/>
+              <w:lang w:eastAsia="en-IE"/>
               <w14:ligatures w14:val="standardContextual"/>
             </w:rPr>
           </w:pPr>
-          <w:hyperlink w:anchor="_Toc228821305" w:history="1">
+          <w:hyperlink w:anchor="_Toc228896445" w:history="1">
             <w:r>
               <w:rPr>
                 <w:rStyle w:val="Hyperlink"/>
@@ -2042,7 +2042,7 @@
                 <w:kern w:val="2"/>
                 <w:sz w:val="24"/>
                 <w:szCs w:val="24"/>
-                <w:lang w:val="en-GB" w:eastAsia="en-GB"/>
+                <w:lang w:eastAsia="en-IE"/>
                 <w14:ligatures w14:val="standardContextual"/>
               </w:rPr>
               <w:tab/>
@@ -2073,7 +2073,7 @@
                 <w:noProof/>
                 <w:webHidden/>
               </w:rPr>
-              <w:instrText xml:space="preserve"> PAGEREF _Toc228821305 \h </w:instrText>
+              <w:instrText xml:space="preserve"> PAGEREF _Toc228896445 \h </w:instrText>
             </w:r>
             <w:r>
               <w:rPr>
@@ -2117,11 +2117,11 @@
               <w:kern w:val="2"/>
               <w:sz w:val="24"/>
               <w:szCs w:val="24"/>
-              <w:lang w:val="en-GB" w:eastAsia="en-GB"/>
+              <w:lang w:eastAsia="en-IE"/>
               <w14:ligatures w14:val="standardContextual"/>
             </w:rPr>
           </w:pPr>
-          <w:hyperlink w:anchor="_Toc228821306" w:history="1">
+          <w:hyperlink w:anchor="_Toc228896446" w:history="1">
             <w:r>
               <w:rPr>
                 <w:rStyle w:val="Hyperlink"/>
@@ -2136,7 +2136,7 @@
                 <w:kern w:val="2"/>
                 <w:sz w:val="24"/>
                 <w:szCs w:val="24"/>
-                <w:lang w:val="en-GB" w:eastAsia="en-GB"/>
+                <w:lang w:eastAsia="en-IE"/>
                 <w14:ligatures w14:val="standardContextual"/>
               </w:rPr>
               <w:tab/>
@@ -2167,7 +2167,7 @@
                 <w:noProof/>
                 <w:webHidden/>
               </w:rPr>
-              <w:instrText xml:space="preserve"> PAGEREF _Toc228821306 \h </w:instrText>
+              <w:instrText xml:space="preserve"> PAGEREF _Toc228896446 \h </w:instrText>
             </w:r>
             <w:r>
               <w:rPr>
@@ -2211,11 +2211,11 @@
               <w:kern w:val="2"/>
               <w:sz w:val="24"/>
               <w:szCs w:val="24"/>
-              <w:lang w:val="en-GB" w:eastAsia="en-GB"/>
+              <w:lang w:eastAsia="en-IE"/>
               <w14:ligatures w14:val="standardContextual"/>
             </w:rPr>
           </w:pPr>
-          <w:hyperlink w:anchor="_Toc228821307" w:history="1">
+          <w:hyperlink w:anchor="_Toc228896447" w:history="1">
             <w:r>
               <w:rPr>
                 <w:rStyle w:val="Hyperlink"/>
@@ -2230,7 +2230,7 @@
                 <w:kern w:val="2"/>
                 <w:sz w:val="24"/>
                 <w:szCs w:val="24"/>
-                <w:lang w:val="en-GB" w:eastAsia="en-GB"/>
+                <w:lang w:eastAsia="en-IE"/>
                 <w14:ligatures w14:val="standardContextual"/>
               </w:rPr>
               <w:tab/>
@@ -2261,7 +2261,7 @@
                 <w:noProof/>
                 <w:webHidden/>
               </w:rPr>
-              <w:instrText xml:space="preserve"> PAGEREF _Toc228821307 \h </w:instrText>
+              <w:instrText xml:space="preserve"> PAGEREF _Toc228896447 \h </w:instrText>
             </w:r>
             <w:r>
               <w:rPr>
@@ -2281,7 +2281,7 @@
                 <w:noProof/>
                 <w:webHidden/>
               </w:rPr>
-              <w:t>11</w:t>
+              <w:t>12</w:t>
             </w:r>
             <w:r>
               <w:rPr>
@@ -2305,11 +2305,11 @@
               <w:kern w:val="2"/>
               <w:sz w:val="24"/>
               <w:szCs w:val="24"/>
-              <w:lang w:val="en-GB" w:eastAsia="en-GB"/>
+              <w:lang w:eastAsia="en-IE"/>
               <w14:ligatures w14:val="standardContextual"/>
             </w:rPr>
           </w:pPr>
-          <w:hyperlink w:anchor="_Toc228821308" w:history="1">
+          <w:hyperlink w:anchor="_Toc228896448" w:history="1">
             <w:r>
               <w:rPr>
                 <w:rStyle w:val="Hyperlink"/>
@@ -2324,7 +2324,7 @@
                 <w:kern w:val="2"/>
                 <w:sz w:val="24"/>
                 <w:szCs w:val="24"/>
-                <w:lang w:val="en-GB" w:eastAsia="en-GB"/>
+                <w:lang w:eastAsia="en-IE"/>
                 <w14:ligatures w14:val="standardContextual"/>
               </w:rPr>
               <w:tab/>
@@ -2355,7 +2355,7 @@
                 <w:noProof/>
                 <w:webHidden/>
               </w:rPr>
-              <w:instrText xml:space="preserve"> PAGEREF _Toc228821308 \h </w:instrText>
+              <w:instrText xml:space="preserve"> PAGEREF _Toc228896448 \h </w:instrText>
             </w:r>
             <w:r>
               <w:rPr>
@@ -2399,11 +2399,11 @@
               <w:kern w:val="2"/>
               <w:sz w:val="24"/>
               <w:szCs w:val="24"/>
-              <w:lang w:val="en-GB" w:eastAsia="en-GB"/>
+              <w:lang w:eastAsia="en-IE"/>
               <w14:ligatures w14:val="standardContextual"/>
             </w:rPr>
           </w:pPr>
-          <w:hyperlink w:anchor="_Toc228821309" w:history="1">
+          <w:hyperlink w:anchor="_Toc228896449" w:history="1">
             <w:r>
               <w:rPr>
                 <w:rStyle w:val="Hyperlink"/>
@@ -2418,7 +2418,7 @@
                 <w:kern w:val="2"/>
                 <w:sz w:val="24"/>
                 <w:szCs w:val="24"/>
-                <w:lang w:val="en-GB" w:eastAsia="en-GB"/>
+                <w:lang w:eastAsia="en-IE"/>
                 <w14:ligatures w14:val="standardContextual"/>
               </w:rPr>
               <w:tab/>
@@ -2449,7 +2449,7 @@
                 <w:noProof/>
                 <w:webHidden/>
               </w:rPr>
-              <w:instrText xml:space="preserve"> PAGEREF _Toc228821309 \h </w:instrText>
+              <w:instrText xml:space="preserve"> PAGEREF _Toc228896449 \h </w:instrText>
             </w:r>
             <w:r>
               <w:rPr>
@@ -2469,7 +2469,7 @@
                 <w:noProof/>
                 <w:webHidden/>
               </w:rPr>
-              <w:t>12</w:t>
+              <w:t>13</w:t>
             </w:r>
             <w:r>
               <w:rPr>
@@ -2493,11 +2493,11 @@
               <w:kern w:val="2"/>
               <w:sz w:val="24"/>
               <w:szCs w:val="24"/>
-              <w:lang w:val="en-GB" w:eastAsia="en-GB"/>
+              <w:lang w:eastAsia="en-IE"/>
               <w14:ligatures w14:val="standardContextual"/>
             </w:rPr>
           </w:pPr>
-          <w:hyperlink w:anchor="_Toc228821310" w:history="1">
+          <w:hyperlink w:anchor="_Toc228896450" w:history="1">
             <w:r>
               <w:rPr>
                 <w:rStyle w:val="Hyperlink"/>
@@ -2512,7 +2512,7 @@
                 <w:kern w:val="2"/>
                 <w:sz w:val="24"/>
                 <w:szCs w:val="24"/>
-                <w:lang w:val="en-GB" w:eastAsia="en-GB"/>
+                <w:lang w:eastAsia="en-IE"/>
                 <w14:ligatures w14:val="standardContextual"/>
               </w:rPr>
               <w:tab/>
@@ -2543,7 +2543,7 @@
                 <w:noProof/>
                 <w:webHidden/>
               </w:rPr>
-              <w:instrText xml:space="preserve"> PAGEREF _Toc228821310 \h </w:instrText>
+              <w:instrText xml:space="preserve"> PAGEREF _Toc228896450 \h </w:instrText>
             </w:r>
             <w:r>
               <w:rPr>
@@ -2587,11 +2587,11 @@
               <w:kern w:val="2"/>
               <w:sz w:val="24"/>
               <w:szCs w:val="24"/>
-              <w:lang w:val="en-GB" w:eastAsia="en-GB"/>
+              <w:lang w:eastAsia="en-IE"/>
               <w14:ligatures w14:val="standardContextual"/>
             </w:rPr>
           </w:pPr>
-          <w:hyperlink w:anchor="_Toc228821311" w:history="1">
+          <w:hyperlink w:anchor="_Toc228896451" w:history="1">
             <w:r>
               <w:rPr>
                 <w:rStyle w:val="Hyperlink"/>
@@ -2606,7 +2606,7 @@
                 <w:kern w:val="2"/>
                 <w:sz w:val="24"/>
                 <w:szCs w:val="24"/>
-                <w:lang w:val="en-GB" w:eastAsia="en-GB"/>
+                <w:lang w:eastAsia="en-IE"/>
                 <w14:ligatures w14:val="standardContextual"/>
               </w:rPr>
               <w:tab/>
@@ -2637,7 +2637,7 @@
                 <w:noProof/>
                 <w:webHidden/>
               </w:rPr>
-              <w:instrText xml:space="preserve"> PAGEREF _Toc228821311 \h </w:instrText>
+              <w:instrText xml:space="preserve"> PAGEREF _Toc228896451 \h </w:instrText>
             </w:r>
             <w:r>
               <w:rPr>
@@ -2681,11 +2681,11 @@
               <w:kern w:val="2"/>
               <w:sz w:val="24"/>
               <w:szCs w:val="24"/>
-              <w:lang w:val="en-GB" w:eastAsia="en-GB"/>
+              <w:lang w:eastAsia="en-IE"/>
               <w14:ligatures w14:val="standardContextual"/>
             </w:rPr>
           </w:pPr>
-          <w:hyperlink w:anchor="_Toc228821312" w:history="1">
+          <w:hyperlink w:anchor="_Toc228896452" w:history="1">
             <w:r>
               <w:rPr>
                 <w:rStyle w:val="Hyperlink"/>
@@ -2700,7 +2700,7 @@
                 <w:kern w:val="2"/>
                 <w:sz w:val="24"/>
                 <w:szCs w:val="24"/>
-                <w:lang w:val="en-GB" w:eastAsia="en-GB"/>
+                <w:lang w:eastAsia="en-IE"/>
                 <w14:ligatures w14:val="standardContextual"/>
               </w:rPr>
               <w:tab/>
@@ -2731,7 +2731,7 @@
                 <w:noProof/>
                 <w:webHidden/>
               </w:rPr>
-              <w:instrText xml:space="preserve"> PAGEREF _Toc228821312 \h </w:instrText>
+              <w:instrText xml:space="preserve"> PAGEREF _Toc228896452 \h </w:instrText>
             </w:r>
             <w:r>
               <w:rPr>
@@ -2751,7 +2751,7 @@
                 <w:noProof/>
                 <w:webHidden/>
               </w:rPr>
-              <w:t>13</w:t>
+              <w:t>14</w:t>
             </w:r>
             <w:r>
               <w:rPr>
@@ -2775,11 +2775,11 @@
               <w:kern w:val="2"/>
               <w:sz w:val="24"/>
               <w:szCs w:val="24"/>
-              <w:lang w:val="en-GB" w:eastAsia="en-GB"/>
+              <w:lang w:eastAsia="en-IE"/>
               <w14:ligatures w14:val="standardContextual"/>
             </w:rPr>
           </w:pPr>
-          <w:hyperlink w:anchor="_Toc228821313" w:history="1">
+          <w:hyperlink w:anchor="_Toc228896453" w:history="1">
             <w:r>
               <w:rPr>
                 <w:rStyle w:val="Hyperlink"/>
@@ -2794,7 +2794,7 @@
                 <w:kern w:val="2"/>
                 <w:sz w:val="24"/>
                 <w:szCs w:val="24"/>
-                <w:lang w:val="en-GB" w:eastAsia="en-GB"/>
+                <w:lang w:eastAsia="en-IE"/>
                 <w14:ligatures w14:val="standardContextual"/>
               </w:rPr>
               <w:tab/>
@@ -2825,7 +2825,7 @@
                 <w:noProof/>
                 <w:webHidden/>
               </w:rPr>
-              <w:instrText xml:space="preserve"> PAGEREF _Toc228821313 \h </w:instrText>
+              <w:instrText xml:space="preserve"> PAGEREF _Toc228896453 \h </w:instrText>
             </w:r>
             <w:r>
               <w:rPr>
@@ -2845,7 +2845,7 @@
                 <w:noProof/>
                 <w:webHidden/>
               </w:rPr>
-              <w:t>13</w:t>
+              <w:t>14</w:t>
             </w:r>
             <w:r>
               <w:rPr>
@@ -2869,11 +2869,11 @@
               <w:kern w:val="2"/>
               <w:sz w:val="24"/>
               <w:szCs w:val="24"/>
-              <w:lang w:val="en-GB" w:eastAsia="en-GB"/>
+              <w:lang w:eastAsia="en-IE"/>
               <w14:ligatures w14:val="standardContextual"/>
             </w:rPr>
           </w:pPr>
-          <w:hyperlink w:anchor="_Toc228821314" w:history="1">
+          <w:hyperlink w:anchor="_Toc228896454" w:history="1">
             <w:r>
               <w:rPr>
                 <w:rStyle w:val="Hyperlink"/>
@@ -2888,7 +2888,7 @@
                 <w:kern w:val="2"/>
                 <w:sz w:val="24"/>
                 <w:szCs w:val="24"/>
-                <w:lang w:val="en-GB" w:eastAsia="en-GB"/>
+                <w:lang w:eastAsia="en-IE"/>
                 <w14:ligatures w14:val="standardContextual"/>
               </w:rPr>
               <w:tab/>
@@ -2919,7 +2919,7 @@
                 <w:noProof/>
                 <w:webHidden/>
               </w:rPr>
-              <w:instrText xml:space="preserve"> PAGEREF _Toc228821314 \h </w:instrText>
+              <w:instrText xml:space="preserve"> PAGEREF _Toc228896454 \h </w:instrText>
             </w:r>
             <w:r>
               <w:rPr>
@@ -2963,11 +2963,11 @@
               <w:kern w:val="2"/>
               <w:sz w:val="24"/>
               <w:szCs w:val="24"/>
-              <w:lang w:val="en-GB" w:eastAsia="en-GB"/>
+              <w:lang w:eastAsia="en-IE"/>
               <w14:ligatures w14:val="standardContextual"/>
             </w:rPr>
           </w:pPr>
-          <w:hyperlink w:anchor="_Toc228821315" w:history="1">
+          <w:hyperlink w:anchor="_Toc228896455" w:history="1">
             <w:r>
               <w:rPr>
                 <w:rStyle w:val="Hyperlink"/>
@@ -2982,7 +2982,7 @@
                 <w:kern w:val="2"/>
                 <w:sz w:val="24"/>
                 <w:szCs w:val="24"/>
-                <w:lang w:val="en-GB" w:eastAsia="en-GB"/>
+                <w:lang w:eastAsia="en-IE"/>
                 <w14:ligatures w14:val="standardContextual"/>
               </w:rPr>
               <w:tab/>
@@ -3013,7 +3013,7 @@
                 <w:noProof/>
                 <w:webHidden/>
               </w:rPr>
-              <w:instrText xml:space="preserve"> PAGEREF _Toc228821315 \h </w:instrText>
+              <w:instrText xml:space="preserve"> PAGEREF _Toc228896455 \h </w:instrText>
             </w:r>
             <w:r>
               <w:rPr>
@@ -3057,11 +3057,11 @@
               <w:kern w:val="2"/>
               <w:sz w:val="24"/>
               <w:szCs w:val="24"/>
-              <w:lang w:val="en-GB" w:eastAsia="en-GB"/>
+              <w:lang w:eastAsia="en-IE"/>
               <w14:ligatures w14:val="standardContextual"/>
             </w:rPr>
           </w:pPr>
-          <w:hyperlink w:anchor="_Toc228821316" w:history="1">
+          <w:hyperlink w:anchor="_Toc228896456" w:history="1">
             <w:r>
               <w:rPr>
                 <w:rStyle w:val="Hyperlink"/>
@@ -3076,7 +3076,7 @@
                 <w:kern w:val="2"/>
                 <w:sz w:val="24"/>
                 <w:szCs w:val="24"/>
-                <w:lang w:val="en-GB" w:eastAsia="en-GB"/>
+                <w:lang w:eastAsia="en-IE"/>
                 <w14:ligatures w14:val="standardContextual"/>
               </w:rPr>
               <w:tab/>
@@ -3107,7 +3107,7 @@
                 <w:noProof/>
                 <w:webHidden/>
               </w:rPr>
-              <w:instrText xml:space="preserve"> PAGEREF _Toc228821316 \h </w:instrText>
+              <w:instrText xml:space="preserve"> PAGEREF _Toc228896456 \h </w:instrText>
             </w:r>
             <w:r>
               <w:rPr>
@@ -3151,11 +3151,11 @@
               <w:kern w:val="2"/>
               <w:sz w:val="24"/>
               <w:szCs w:val="24"/>
-              <w:lang w:val="en-GB" w:eastAsia="en-GB"/>
+              <w:lang w:eastAsia="en-IE"/>
               <w14:ligatures w14:val="standardContextual"/>
             </w:rPr>
           </w:pPr>
-          <w:hyperlink w:anchor="_Toc228821317" w:history="1">
+          <w:hyperlink w:anchor="_Toc228896457" w:history="1">
             <w:r>
               <w:rPr>
                 <w:rStyle w:val="Hyperlink"/>
@@ -3170,7 +3170,7 @@
                 <w:kern w:val="2"/>
                 <w:sz w:val="24"/>
                 <w:szCs w:val="24"/>
-                <w:lang w:val="en-GB" w:eastAsia="en-GB"/>
+                <w:lang w:eastAsia="en-IE"/>
                 <w14:ligatures w14:val="standardContextual"/>
               </w:rPr>
               <w:tab/>
@@ -3201,7 +3201,7 @@
                 <w:noProof/>
                 <w:webHidden/>
               </w:rPr>
-              <w:instrText xml:space="preserve"> PAGEREF _Toc228821317 \h </w:instrText>
+              <w:instrText xml:space="preserve"> PAGEREF _Toc228896457 \h </w:instrText>
             </w:r>
             <w:r>
               <w:rPr>
@@ -3221,7 +3221,7 @@
                 <w:noProof/>
                 <w:webHidden/>
               </w:rPr>
-              <w:t>15</w:t>
+              <w:t>16</w:t>
             </w:r>
             <w:r>
               <w:rPr>
@@ -3245,11 +3245,11 @@
               <w:kern w:val="2"/>
               <w:sz w:val="24"/>
               <w:szCs w:val="24"/>
-              <w:lang w:val="en-GB" w:eastAsia="en-GB"/>
+              <w:lang w:eastAsia="en-IE"/>
               <w14:ligatures w14:val="standardContextual"/>
             </w:rPr>
           </w:pPr>
-          <w:hyperlink w:anchor="_Toc228821318" w:history="1">
+          <w:hyperlink w:anchor="_Toc228896458" w:history="1">
             <w:r>
               <w:rPr>
                 <w:rStyle w:val="Hyperlink"/>
@@ -3264,7 +3264,7 @@
                 <w:kern w:val="2"/>
                 <w:sz w:val="24"/>
                 <w:szCs w:val="24"/>
-                <w:lang w:val="en-GB" w:eastAsia="en-GB"/>
+                <w:lang w:eastAsia="en-IE"/>
                 <w14:ligatures w14:val="standardContextual"/>
               </w:rPr>
               <w:tab/>
@@ -3295,7 +3295,7 @@
                 <w:noProof/>
                 <w:webHidden/>
               </w:rPr>
-              <w:instrText xml:space="preserve"> PAGEREF _Toc228821318 \h </w:instrText>
+              <w:instrText xml:space="preserve"> PAGEREF _Toc228896458 \h </w:instrText>
             </w:r>
             <w:r>
               <w:rPr>
@@ -3315,7 +3315,7 @@
                 <w:noProof/>
                 <w:webHidden/>
               </w:rPr>
-              <w:t>16</w:t>
+              <w:t>17</w:t>
             </w:r>
             <w:r>
               <w:rPr>
@@ -3339,11 +3339,11 @@
               <w:kern w:val="2"/>
               <w:sz w:val="24"/>
               <w:szCs w:val="24"/>
-              <w:lang w:val="en-GB" w:eastAsia="en-GB"/>
+              <w:lang w:eastAsia="en-IE"/>
               <w14:ligatures w14:val="standardContextual"/>
             </w:rPr>
           </w:pPr>
-          <w:hyperlink w:anchor="_Toc228821319" w:history="1">
+          <w:hyperlink w:anchor="_Toc228896459" w:history="1">
             <w:r>
               <w:rPr>
                 <w:rStyle w:val="Hyperlink"/>
@@ -3359,7 +3359,7 @@
                 <w:kern w:val="2"/>
                 <w:sz w:val="24"/>
                 <w:szCs w:val="24"/>
-                <w:lang w:val="en-GB" w:eastAsia="en-GB"/>
+                <w:lang w:eastAsia="en-IE"/>
                 <w14:ligatures w14:val="standardContextual"/>
               </w:rPr>
               <w:tab/>
@@ -3391,7 +3391,7 @@
                 <w:noProof/>
                 <w:webHidden/>
               </w:rPr>
-              <w:instrText xml:space="preserve"> PAGEREF _Toc228821319 \h </w:instrText>
+              <w:instrText xml:space="preserve"> PAGEREF _Toc228896459 \h </w:instrText>
             </w:r>
             <w:r>
               <w:rPr>
@@ -3435,11 +3435,11 @@
               <w:kern w:val="2"/>
               <w:sz w:val="24"/>
               <w:szCs w:val="24"/>
-              <w:lang w:val="en-GB" w:eastAsia="en-GB"/>
+              <w:lang w:eastAsia="en-IE"/>
               <w14:ligatures w14:val="standardContextual"/>
             </w:rPr>
           </w:pPr>
-          <w:hyperlink w:anchor="_Toc228821320" w:history="1">
+          <w:hyperlink w:anchor="_Toc228896460" w:history="1">
             <w:r>
               <w:rPr>
                 <w:rStyle w:val="Hyperlink"/>
@@ -3455,7 +3455,7 @@
                 <w:kern w:val="2"/>
                 <w:sz w:val="24"/>
                 <w:szCs w:val="24"/>
-                <w:lang w:val="en-GB" w:eastAsia="en-GB"/>
+                <w:lang w:eastAsia="en-IE"/>
                 <w14:ligatures w14:val="standardContextual"/>
               </w:rPr>
               <w:tab/>
@@ -3487,7 +3487,7 @@
                 <w:noProof/>
                 <w:webHidden/>
               </w:rPr>
-              <w:instrText xml:space="preserve"> PAGEREF _Toc228821320 \h </w:instrText>
+              <w:instrText xml:space="preserve"> PAGEREF _Toc228896460 \h </w:instrText>
             </w:r>
             <w:r>
               <w:rPr>
@@ -3531,11 +3531,11 @@
               <w:kern w:val="2"/>
               <w:sz w:val="24"/>
               <w:szCs w:val="24"/>
-              <w:lang w:val="en-GB" w:eastAsia="en-GB"/>
+              <w:lang w:eastAsia="en-IE"/>
               <w14:ligatures w14:val="standardContextual"/>
             </w:rPr>
           </w:pPr>
-          <w:hyperlink w:anchor="_Toc228821321" w:history="1">
+          <w:hyperlink w:anchor="_Toc228896461" w:history="1">
             <w:r>
               <w:rPr>
                 <w:rStyle w:val="Hyperlink"/>
@@ -3551,7 +3551,7 @@
                 <w:kern w:val="2"/>
                 <w:sz w:val="24"/>
                 <w:szCs w:val="24"/>
-                <w:lang w:val="en-GB" w:eastAsia="en-GB"/>
+                <w:lang w:eastAsia="en-IE"/>
                 <w14:ligatures w14:val="standardContextual"/>
               </w:rPr>
               <w:tab/>
@@ -3583,7 +3583,7 @@
                 <w:noProof/>
                 <w:webHidden/>
               </w:rPr>
-              <w:instrText xml:space="preserve"> PAGEREF _Toc228821321 \h </w:instrText>
+              <w:instrText xml:space="preserve"> PAGEREF _Toc228896461 \h </w:instrText>
             </w:r>
             <w:r>
               <w:rPr>
@@ -3627,11 +3627,11 @@
               <w:kern w:val="2"/>
               <w:sz w:val="24"/>
               <w:szCs w:val="24"/>
-              <w:lang w:val="en-GB" w:eastAsia="en-GB"/>
+              <w:lang w:eastAsia="en-IE"/>
               <w14:ligatures w14:val="standardContextual"/>
             </w:rPr>
           </w:pPr>
-          <w:hyperlink w:anchor="_Toc228821322" w:history="1">
+          <w:hyperlink w:anchor="_Toc228896462" w:history="1">
             <w:r>
               <w:rPr>
                 <w:rStyle w:val="Hyperlink"/>
@@ -3647,7 +3647,7 @@
                 <w:kern w:val="2"/>
                 <w:sz w:val="24"/>
                 <w:szCs w:val="24"/>
-                <w:lang w:val="en-GB" w:eastAsia="en-GB"/>
+                <w:lang w:eastAsia="en-IE"/>
                 <w14:ligatures w14:val="standardContextual"/>
               </w:rPr>
               <w:tab/>
@@ -3679,7 +3679,7 @@
                 <w:noProof/>
                 <w:webHidden/>
               </w:rPr>
-              <w:instrText xml:space="preserve"> PAGEREF _Toc228821322 \h </w:instrText>
+              <w:instrText xml:space="preserve"> PAGEREF _Toc228896462 \h </w:instrText>
             </w:r>
             <w:r>
               <w:rPr>
@@ -3699,7 +3699,7 @@
                 <w:noProof/>
                 <w:webHidden/>
               </w:rPr>
-              <w:t>18</w:t>
+              <w:t>19</w:t>
             </w:r>
             <w:r>
               <w:rPr>
@@ -3723,11 +3723,11 @@
               <w:kern w:val="2"/>
               <w:sz w:val="24"/>
               <w:szCs w:val="24"/>
-              <w:lang w:val="en-GB" w:eastAsia="en-GB"/>
+              <w:lang w:eastAsia="en-IE"/>
               <w14:ligatures w14:val="standardContextual"/>
             </w:rPr>
           </w:pPr>
-          <w:hyperlink w:anchor="_Toc228821323" w:history="1">
+          <w:hyperlink w:anchor="_Toc228896463" w:history="1">
             <w:r>
               <w:rPr>
                 <w:rStyle w:val="Hyperlink"/>
@@ -3743,7 +3743,7 @@
                 <w:kern w:val="2"/>
                 <w:sz w:val="24"/>
                 <w:szCs w:val="24"/>
-                <w:lang w:val="en-GB" w:eastAsia="en-GB"/>
+                <w:lang w:eastAsia="en-IE"/>
                 <w14:ligatures w14:val="standardContextual"/>
               </w:rPr>
               <w:tab/>
@@ -3775,7 +3775,7 @@
                 <w:noProof/>
                 <w:webHidden/>
               </w:rPr>
-              <w:instrText xml:space="preserve"> PAGEREF _Toc228821323 \h </w:instrText>
+              <w:instrText xml:space="preserve"> PAGEREF _Toc228896463 \h </w:instrText>
             </w:r>
             <w:r>
               <w:rPr>
@@ -3795,7 +3795,7 @@
                 <w:noProof/>
                 <w:webHidden/>
               </w:rPr>
-              <w:t>18</w:t>
+              <w:t>19</w:t>
             </w:r>
             <w:r>
               <w:rPr>
@@ -3819,11 +3819,11 @@
               <w:kern w:val="2"/>
               <w:sz w:val="24"/>
               <w:szCs w:val="24"/>
-              <w:lang w:val="en-GB" w:eastAsia="en-GB"/>
+              <w:lang w:eastAsia="en-IE"/>
               <w14:ligatures w14:val="standardContextual"/>
             </w:rPr>
           </w:pPr>
-          <w:hyperlink w:anchor="_Toc228821324" w:history="1">
+          <w:hyperlink w:anchor="_Toc228896464" w:history="1">
             <w:r>
               <w:rPr>
                 <w:rStyle w:val="Hyperlink"/>
@@ -3839,7 +3839,7 @@
                 <w:kern w:val="2"/>
                 <w:sz w:val="24"/>
                 <w:szCs w:val="24"/>
-                <w:lang w:val="en-GB" w:eastAsia="en-GB"/>
+                <w:lang w:eastAsia="en-IE"/>
                 <w14:ligatures w14:val="standardContextual"/>
               </w:rPr>
               <w:tab/>
@@ -3871,7 +3871,7 @@
                 <w:noProof/>
                 <w:webHidden/>
               </w:rPr>
-              <w:instrText xml:space="preserve"> PAGEREF _Toc228821324 \h </w:instrText>
+              <w:instrText xml:space="preserve"> PAGEREF _Toc228896464 \h </w:instrText>
             </w:r>
             <w:r>
               <w:rPr>
@@ -3891,7 +3891,7 @@
                 <w:noProof/>
                 <w:webHidden/>
               </w:rPr>
-              <w:t>20</w:t>
+              <w:t>21</w:t>
             </w:r>
             <w:r>
               <w:rPr>
@@ -3915,11 +3915,11 @@
               <w:kern w:val="2"/>
               <w:sz w:val="24"/>
               <w:szCs w:val="24"/>
-              <w:lang w:val="en-GB" w:eastAsia="en-GB"/>
+              <w:lang w:eastAsia="en-IE"/>
               <w14:ligatures w14:val="standardContextual"/>
             </w:rPr>
           </w:pPr>
-          <w:hyperlink w:anchor="_Toc228821325" w:history="1">
+          <w:hyperlink w:anchor="_Toc228896465" w:history="1">
             <w:r>
               <w:rPr>
                 <w:rStyle w:val="Hyperlink"/>
@@ -3935,7 +3935,7 @@
                 <w:kern w:val="2"/>
                 <w:sz w:val="24"/>
                 <w:szCs w:val="24"/>
-                <w:lang w:val="en-GB" w:eastAsia="en-GB"/>
+                <w:lang w:eastAsia="en-IE"/>
                 <w14:ligatures w14:val="standardContextual"/>
               </w:rPr>
               <w:tab/>
@@ -3967,7 +3967,7 @@
                 <w:noProof/>
                 <w:webHidden/>
               </w:rPr>
-              <w:instrText xml:space="preserve"> PAGEREF _Toc228821325 \h </w:instrText>
+              <w:instrText xml:space="preserve"> PAGEREF _Toc228896465 \h </w:instrText>
             </w:r>
             <w:r>
               <w:rPr>
@@ -3987,7 +3987,7 @@
                 <w:noProof/>
                 <w:webHidden/>
               </w:rPr>
-              <w:t>20</w:t>
+              <w:t>21</w:t>
             </w:r>
             <w:r>
               <w:rPr>
@@ -4011,11 +4011,11 @@
               <w:kern w:val="2"/>
               <w:sz w:val="24"/>
               <w:szCs w:val="24"/>
-              <w:lang w:val="en-GB" w:eastAsia="en-GB"/>
+              <w:lang w:eastAsia="en-IE"/>
               <w14:ligatures w14:val="standardContextual"/>
             </w:rPr>
           </w:pPr>
-          <w:hyperlink w:anchor="_Toc228821326" w:history="1">
+          <w:hyperlink w:anchor="_Toc228896466" w:history="1">
             <w:r>
               <w:rPr>
                 <w:rStyle w:val="Hyperlink"/>
@@ -4031,7 +4031,7 @@
                 <w:kern w:val="2"/>
                 <w:sz w:val="24"/>
                 <w:szCs w:val="24"/>
-                <w:lang w:val="en-GB" w:eastAsia="en-GB"/>
+                <w:lang w:eastAsia="en-IE"/>
                 <w14:ligatures w14:val="standardContextual"/>
               </w:rPr>
               <w:tab/>
@@ -4063,7 +4063,7 @@
                 <w:noProof/>
                 <w:webHidden/>
               </w:rPr>
-              <w:instrText xml:space="preserve"> PAGEREF _Toc228821326 \h </w:instrText>
+              <w:instrText xml:space="preserve"> PAGEREF _Toc228896466 \h </w:instrText>
             </w:r>
             <w:r>
               <w:rPr>
@@ -4083,7 +4083,7 @@
                 <w:noProof/>
                 <w:webHidden/>
               </w:rPr>
-              <w:t>20</w:t>
+              <w:t>21</w:t>
             </w:r>
             <w:r>
               <w:rPr>
@@ -4107,11 +4107,11 @@
               <w:kern w:val="2"/>
               <w:sz w:val="24"/>
               <w:szCs w:val="24"/>
-              <w:lang w:val="en-GB" w:eastAsia="en-GB"/>
+              <w:lang w:eastAsia="en-IE"/>
               <w14:ligatures w14:val="standardContextual"/>
             </w:rPr>
           </w:pPr>
-          <w:hyperlink w:anchor="_Toc228821327" w:history="1">
+          <w:hyperlink w:anchor="_Toc228896467" w:history="1">
             <w:r>
               <w:rPr>
                 <w:rStyle w:val="Hyperlink"/>
@@ -4127,7 +4127,7 @@
                 <w:kern w:val="2"/>
                 <w:sz w:val="24"/>
                 <w:szCs w:val="24"/>
-                <w:lang w:val="en-GB" w:eastAsia="en-GB"/>
+                <w:lang w:eastAsia="en-IE"/>
                 <w14:ligatures w14:val="standardContextual"/>
               </w:rPr>
               <w:tab/>
@@ -4159,7 +4159,7 @@
                 <w:noProof/>
                 <w:webHidden/>
               </w:rPr>
-              <w:instrText xml:space="preserve"> PAGEREF _Toc228821327 \h </w:instrText>
+              <w:instrText xml:space="preserve"> PAGEREF _Toc228896467 \h </w:instrText>
             </w:r>
             <w:r>
               <w:rPr>
@@ -4179,7 +4179,7 @@
                 <w:noProof/>
                 <w:webHidden/>
               </w:rPr>
-              <w:t>21</w:t>
+              <w:t>22</w:t>
             </w:r>
             <w:r>
               <w:rPr>
@@ -4203,11 +4203,11 @@
               <w:kern w:val="2"/>
               <w:sz w:val="24"/>
               <w:szCs w:val="24"/>
-              <w:lang w:val="en-GB" w:eastAsia="en-GB"/>
+              <w:lang w:eastAsia="en-IE"/>
               <w14:ligatures w14:val="standardContextual"/>
             </w:rPr>
           </w:pPr>
-          <w:hyperlink w:anchor="_Toc228821328" w:history="1">
+          <w:hyperlink w:anchor="_Toc228896468" w:history="1">
             <w:r>
               <w:rPr>
                 <w:rStyle w:val="Hyperlink"/>
@@ -4223,7 +4223,7 @@
                 <w:kern w:val="2"/>
                 <w:sz w:val="24"/>
                 <w:szCs w:val="24"/>
-                <w:lang w:val="en-GB" w:eastAsia="en-GB"/>
+                <w:lang w:eastAsia="en-IE"/>
                 <w14:ligatures w14:val="standardContextual"/>
               </w:rPr>
               <w:tab/>
@@ -4255,7 +4255,7 @@
                 <w:noProof/>
                 <w:webHidden/>
               </w:rPr>
-              <w:instrText xml:space="preserve"> PAGEREF _Toc228821328 \h </w:instrText>
+              <w:instrText xml:space="preserve"> PAGEREF _Toc228896468 \h </w:instrText>
             </w:r>
             <w:r>
               <w:rPr>
@@ -4275,7 +4275,7 @@
                 <w:noProof/>
                 <w:webHidden/>
               </w:rPr>
-              <w:t>21</w:t>
+              <w:t>23</w:t>
             </w:r>
             <w:r>
               <w:rPr>
@@ -4299,11 +4299,11 @@
               <w:kern w:val="2"/>
               <w:sz w:val="24"/>
               <w:szCs w:val="24"/>
-              <w:lang w:val="en-GB" w:eastAsia="en-GB"/>
+              <w:lang w:eastAsia="en-IE"/>
               <w14:ligatures w14:val="standardContextual"/>
             </w:rPr>
           </w:pPr>
-          <w:hyperlink w:anchor="_Toc228821329" w:history="1">
+          <w:hyperlink w:anchor="_Toc228896469" w:history="1">
             <w:r>
               <w:rPr>
                 <w:rStyle w:val="Hyperlink"/>
@@ -4319,7 +4319,7 @@
                 <w:kern w:val="2"/>
                 <w:sz w:val="24"/>
                 <w:szCs w:val="24"/>
-                <w:lang w:val="en-GB" w:eastAsia="en-GB"/>
+                <w:lang w:eastAsia="en-IE"/>
                 <w14:ligatures w14:val="standardContextual"/>
               </w:rPr>
               <w:tab/>
@@ -4351,7 +4351,7 @@
                 <w:noProof/>
                 <w:webHidden/>
               </w:rPr>
-              <w:instrText xml:space="preserve"> PAGEREF _Toc228821329 \h </w:instrText>
+              <w:instrText xml:space="preserve"> PAGEREF _Toc228896469 \h </w:instrText>
             </w:r>
             <w:r>
               <w:rPr>
@@ -4371,7 +4371,7 @@
                 <w:noProof/>
                 <w:webHidden/>
               </w:rPr>
-              <w:t>21</w:t>
+              <w:t>23</w:t>
             </w:r>
             <w:r>
               <w:rPr>
@@ -4395,11 +4395,11 @@
               <w:kern w:val="2"/>
               <w:sz w:val="24"/>
               <w:szCs w:val="24"/>
-              <w:lang w:val="en-GB" w:eastAsia="en-GB"/>
+              <w:lang w:eastAsia="en-IE"/>
               <w14:ligatures w14:val="standardContextual"/>
             </w:rPr>
           </w:pPr>
-          <w:hyperlink w:anchor="_Toc228821330" w:history="1">
+          <w:hyperlink w:anchor="_Toc228896470" w:history="1">
             <w:r>
               <w:rPr>
                 <w:rStyle w:val="Hyperlink"/>
@@ -4415,7 +4415,7 @@
                 <w:kern w:val="2"/>
                 <w:sz w:val="24"/>
                 <w:szCs w:val="24"/>
-                <w:lang w:val="en-GB" w:eastAsia="en-GB"/>
+                <w:lang w:eastAsia="en-IE"/>
                 <w14:ligatures w14:val="standardContextual"/>
               </w:rPr>
               <w:tab/>
@@ -4447,7 +4447,7 @@
                 <w:noProof/>
                 <w:webHidden/>
               </w:rPr>
-              <w:instrText xml:space="preserve"> PAGEREF _Toc228821330 \h </w:instrText>
+              <w:instrText xml:space="preserve"> PAGEREF _Toc228896470 \h </w:instrText>
             </w:r>
             <w:r>
               <w:rPr>
@@ -4467,7 +4467,7 @@
                 <w:noProof/>
                 <w:webHidden/>
               </w:rPr>
-              <w:t>22</w:t>
+              <w:t>23</w:t>
             </w:r>
             <w:r>
               <w:rPr>
@@ -4491,11 +4491,11 @@
               <w:kern w:val="2"/>
               <w:sz w:val="24"/>
               <w:szCs w:val="24"/>
-              <w:lang w:val="en-GB" w:eastAsia="en-GB"/>
+              <w:lang w:eastAsia="en-IE"/>
               <w14:ligatures w14:val="standardContextual"/>
             </w:rPr>
           </w:pPr>
-          <w:hyperlink w:anchor="_Toc228821331" w:history="1">
+          <w:hyperlink w:anchor="_Toc228896471" w:history="1">
             <w:r>
               <w:rPr>
                 <w:rStyle w:val="Hyperlink"/>
@@ -4511,7 +4511,7 @@
                 <w:kern w:val="2"/>
                 <w:sz w:val="24"/>
                 <w:szCs w:val="24"/>
-                <w:lang w:val="en-GB" w:eastAsia="en-GB"/>
+                <w:lang w:eastAsia="en-IE"/>
                 <w14:ligatures w14:val="standardContextual"/>
               </w:rPr>
               <w:tab/>
@@ -4543,7 +4543,7 @@
                 <w:noProof/>
                 <w:webHidden/>
               </w:rPr>
-              <w:instrText xml:space="preserve"> PAGEREF _Toc228821331 \h </w:instrText>
+              <w:instrText xml:space="preserve"> PAGEREF _Toc228896471 \h </w:instrText>
             </w:r>
             <w:r>
               <w:rPr>
@@ -4563,7 +4563,7 @@
                 <w:noProof/>
                 <w:webHidden/>
               </w:rPr>
-              <w:t>22</w:t>
+              <w:t>23</w:t>
             </w:r>
             <w:r>
               <w:rPr>
@@ -4587,11 +4587,11 @@
               <w:kern w:val="2"/>
               <w:sz w:val="24"/>
               <w:szCs w:val="24"/>
-              <w:lang w:val="en-GB" w:eastAsia="en-GB"/>
+              <w:lang w:eastAsia="en-IE"/>
               <w14:ligatures w14:val="standardContextual"/>
             </w:rPr>
           </w:pPr>
-          <w:hyperlink w:anchor="_Toc228821332" w:history="1">
+          <w:hyperlink w:anchor="_Toc228896472" w:history="1">
             <w:r>
               <w:rPr>
                 <w:rStyle w:val="Hyperlink"/>
@@ -4607,7 +4607,7 @@
                 <w:kern w:val="2"/>
                 <w:sz w:val="24"/>
                 <w:szCs w:val="24"/>
-                <w:lang w:val="en-GB" w:eastAsia="en-GB"/>
+                <w:lang w:eastAsia="en-IE"/>
                 <w14:ligatures w14:val="standardContextual"/>
               </w:rPr>
               <w:tab/>
@@ -4639,7 +4639,7 @@
                 <w:noProof/>
                 <w:webHidden/>
               </w:rPr>
-              <w:instrText xml:space="preserve"> PAGEREF _Toc228821332 \h </w:instrText>
+              <w:instrText xml:space="preserve"> PAGEREF _Toc228896472 \h </w:instrText>
             </w:r>
             <w:r>
               <w:rPr>
@@ -4659,7 +4659,7 @@
                 <w:noProof/>
                 <w:webHidden/>
               </w:rPr>
-              <w:t>22</w:t>
+              <w:t>24</w:t>
             </w:r>
             <w:r>
               <w:rPr>
@@ -4683,11 +4683,11 @@
               <w:kern w:val="2"/>
               <w:sz w:val="24"/>
               <w:szCs w:val="24"/>
-              <w:lang w:val="en-GB" w:eastAsia="en-GB"/>
+              <w:lang w:eastAsia="en-IE"/>
               <w14:ligatures w14:val="standardContextual"/>
             </w:rPr>
           </w:pPr>
-          <w:hyperlink w:anchor="_Toc228821333" w:history="1">
+          <w:hyperlink w:anchor="_Toc228896473" w:history="1">
             <w:r>
               <w:rPr>
                 <w:rStyle w:val="Hyperlink"/>
@@ -4703,7 +4703,7 @@
                 <w:kern w:val="2"/>
                 <w:sz w:val="24"/>
                 <w:szCs w:val="24"/>
-                <w:lang w:val="en-GB" w:eastAsia="en-GB"/>
+                <w:lang w:eastAsia="en-IE"/>
                 <w14:ligatures w14:val="standardContextual"/>
               </w:rPr>
               <w:tab/>
@@ -4735,7 +4735,7 @@
                 <w:noProof/>
                 <w:webHidden/>
               </w:rPr>
-              <w:instrText xml:space="preserve"> PAGEREF _Toc228821333 \h </w:instrText>
+              <w:instrText xml:space="preserve"> PAGEREF _Toc228896473 \h </w:instrText>
             </w:r>
             <w:r>
               <w:rPr>
@@ -4755,7 +4755,7 @@
                 <w:noProof/>
                 <w:webHidden/>
               </w:rPr>
-              <w:t>23</w:t>
+              <w:t>24</w:t>
             </w:r>
             <w:r>
               <w:rPr>
@@ -4779,11 +4779,11 @@
               <w:kern w:val="2"/>
               <w:sz w:val="24"/>
               <w:szCs w:val="24"/>
-              <w:lang w:val="en-GB" w:eastAsia="en-GB"/>
+              <w:lang w:eastAsia="en-IE"/>
               <w14:ligatures w14:val="standardContextual"/>
             </w:rPr>
           </w:pPr>
-          <w:hyperlink w:anchor="_Toc228821334" w:history="1">
+          <w:hyperlink w:anchor="_Toc228896474" w:history="1">
             <w:r>
               <w:rPr>
                 <w:rStyle w:val="Hyperlink"/>
@@ -4799,7 +4799,7 @@
                 <w:kern w:val="2"/>
                 <w:sz w:val="24"/>
                 <w:szCs w:val="24"/>
-                <w:lang w:val="en-GB" w:eastAsia="en-GB"/>
+                <w:lang w:eastAsia="en-IE"/>
                 <w14:ligatures w14:val="standardContextual"/>
               </w:rPr>
               <w:tab/>
@@ -4831,7 +4831,7 @@
                 <w:noProof/>
                 <w:webHidden/>
               </w:rPr>
-              <w:instrText xml:space="preserve"> PAGEREF _Toc228821334 \h </w:instrText>
+              <w:instrText xml:space="preserve"> PAGEREF _Toc228896474 \h </w:instrText>
             </w:r>
             <w:r>
               <w:rPr>
@@ -4851,7 +4851,7 @@
                 <w:noProof/>
                 <w:webHidden/>
               </w:rPr>
-              <w:t>23</w:t>
+              <w:t>24</w:t>
             </w:r>
             <w:r>
               <w:rPr>
@@ -4875,11 +4875,11 @@
               <w:kern w:val="2"/>
               <w:sz w:val="24"/>
               <w:szCs w:val="24"/>
-              <w:lang w:val="en-GB" w:eastAsia="en-GB"/>
+              <w:lang w:eastAsia="en-IE"/>
               <w14:ligatures w14:val="standardContextual"/>
             </w:rPr>
           </w:pPr>
-          <w:hyperlink w:anchor="_Toc228821335" w:history="1">
+          <w:hyperlink w:anchor="_Toc228896475" w:history="1">
             <w:r>
               <w:rPr>
                 <w:rStyle w:val="Hyperlink"/>
@@ -4895,7 +4895,7 @@
                 <w:kern w:val="2"/>
                 <w:sz w:val="24"/>
                 <w:szCs w:val="24"/>
-                <w:lang w:val="en-GB" w:eastAsia="en-GB"/>
+                <w:lang w:eastAsia="en-IE"/>
                 <w14:ligatures w14:val="standardContextual"/>
               </w:rPr>
               <w:tab/>
@@ -4927,7 +4927,7 @@
                 <w:noProof/>
                 <w:webHidden/>
               </w:rPr>
-              <w:instrText xml:space="preserve"> PAGEREF _Toc228821335 \h </w:instrText>
+              <w:instrText xml:space="preserve"> PAGEREF _Toc228896475 \h </w:instrText>
             </w:r>
             <w:r>
               <w:rPr>
@@ -4947,7 +4947,7 @@
                 <w:noProof/>
                 <w:webHidden/>
               </w:rPr>
-              <w:t>23</w:t>
+              <w:t>24</w:t>
             </w:r>
             <w:r>
               <w:rPr>
@@ -4971,11 +4971,11 @@
               <w:kern w:val="2"/>
               <w:sz w:val="24"/>
               <w:szCs w:val="24"/>
-              <w:lang w:val="en-GB" w:eastAsia="en-GB"/>
+              <w:lang w:eastAsia="en-IE"/>
               <w14:ligatures w14:val="standardContextual"/>
             </w:rPr>
           </w:pPr>
-          <w:hyperlink w:anchor="_Toc228821336" w:history="1">
+          <w:hyperlink w:anchor="_Toc228896476" w:history="1">
             <w:r>
               <w:rPr>
                 <w:rStyle w:val="Hyperlink"/>
@@ -4991,7 +4991,7 @@
                 <w:kern w:val="2"/>
                 <w:sz w:val="24"/>
                 <w:szCs w:val="24"/>
-                <w:lang w:val="en-GB" w:eastAsia="en-GB"/>
+                <w:lang w:eastAsia="en-IE"/>
                 <w14:ligatures w14:val="standardContextual"/>
               </w:rPr>
               <w:tab/>
@@ -5002,7 +5002,7 @@
                 <w:noProof/>
                 <w:lang w:val="en-GB"/>
               </w:rPr>
-              <w:t>Bill of Materials (BOM)</w:t>
+              <w:t>Fabrication and Assembly</w:t>
             </w:r>
             <w:r>
               <w:rPr>
@@ -5023,7 +5023,7 @@
                 <w:noProof/>
                 <w:webHidden/>
               </w:rPr>
-              <w:instrText xml:space="preserve"> PAGEREF _Toc228821336 \h </w:instrText>
+              <w:instrText xml:space="preserve"> PAGEREF _Toc228896476 \h </w:instrText>
             </w:r>
             <w:r>
               <w:rPr>
@@ -5043,103 +5043,7 @@
                 <w:noProof/>
                 <w:webHidden/>
               </w:rPr>
-              <w:t>24</w:t>
-            </w:r>
-            <w:r>
-              <w:rPr>
-                <w:noProof/>
-                <w:webHidden/>
-              </w:rPr>
-              <w:fldChar w:fldCharType="end"/>
-            </w:r>
-          </w:hyperlink>
-        </w:p>
-        <w:p>
-          <w:pPr>
-            <w:pStyle w:val="TOC3"/>
-            <w:tabs>
-              <w:tab w:val="left" w:pos="1200"/>
-              <w:tab w:val="right" w:leader="dot" w:pos="9016"/>
-            </w:tabs>
-            <w:rPr>
-              <w:rFonts w:eastAsiaTheme="minorEastAsia"/>
-              <w:noProof/>
-              <w:kern w:val="2"/>
-              <w:sz w:val="24"/>
-              <w:szCs w:val="24"/>
-              <w:lang w:val="en-GB" w:eastAsia="en-GB"/>
-              <w14:ligatures w14:val="standardContextual"/>
-            </w:rPr>
-          </w:pPr>
-          <w:hyperlink w:anchor="_Toc228821337" w:history="1">
-            <w:r>
-              <w:rPr>
-                <w:rStyle w:val="Hyperlink"/>
-                <w:noProof/>
-                <w:lang w:val="en-GB"/>
-              </w:rPr>
-              <w:t>3.5.4</w:t>
-            </w:r>
-            <w:r>
-              <w:rPr>
-                <w:rFonts w:eastAsiaTheme="minorEastAsia"/>
-                <w:noProof/>
-                <w:kern w:val="2"/>
-                <w:sz w:val="24"/>
-                <w:szCs w:val="24"/>
-                <w:lang w:val="en-GB" w:eastAsia="en-GB"/>
-                <w14:ligatures w14:val="standardContextual"/>
-              </w:rPr>
-              <w:tab/>
-            </w:r>
-            <w:r>
-              <w:rPr>
-                <w:rStyle w:val="Hyperlink"/>
-                <w:noProof/>
-                <w:lang w:val="en-GB"/>
-              </w:rPr>
-              <w:t>Fabrication and Assembly</w:t>
-            </w:r>
-            <w:r>
-              <w:rPr>
-                <w:noProof/>
-                <w:webHidden/>
-              </w:rPr>
-              <w:tab/>
-            </w:r>
-            <w:r>
-              <w:rPr>
-                <w:noProof/>
-                <w:webHidden/>
-              </w:rPr>
-              <w:fldChar w:fldCharType="begin"/>
-            </w:r>
-            <w:r>
-              <w:rPr>
-                <w:noProof/>
-                <w:webHidden/>
-              </w:rPr>
-              <w:instrText xml:space="preserve"> PAGEREF _Toc228821337 \h </w:instrText>
-            </w:r>
-            <w:r>
-              <w:rPr>
-                <w:noProof/>
-                <w:webHidden/>
-              </w:rPr>
-            </w:r>
-            <w:r>
-              <w:rPr>
-                <w:noProof/>
-                <w:webHidden/>
-              </w:rPr>
-              <w:fldChar w:fldCharType="separate"/>
-            </w:r>
-            <w:r>
-              <w:rPr>
-                <w:noProof/>
-                <w:webHidden/>
-              </w:rPr>
-              <w:t>25</w:t>
+              <w:t>27</w:t>
             </w:r>
             <w:r>
               <w:rPr>
@@ -5163,11 +5067,11 @@
               <w:kern w:val="2"/>
               <w:sz w:val="24"/>
               <w:szCs w:val="24"/>
-              <w:lang w:val="en-GB" w:eastAsia="en-GB"/>
+              <w:lang w:eastAsia="en-IE"/>
               <w14:ligatures w14:val="standardContextual"/>
             </w:rPr>
           </w:pPr>
-          <w:hyperlink w:anchor="_Toc228821338" w:history="1">
+          <w:hyperlink w:anchor="_Toc228896477" w:history="1">
             <w:r>
               <w:rPr>
                 <w:rStyle w:val="Hyperlink"/>
@@ -5183,7 +5087,7 @@
                 <w:kern w:val="2"/>
                 <w:sz w:val="24"/>
                 <w:szCs w:val="24"/>
-                <w:lang w:val="en-GB" w:eastAsia="en-GB"/>
+                <w:lang w:eastAsia="en-IE"/>
                 <w14:ligatures w14:val="standardContextual"/>
               </w:rPr>
               <w:tab/>
@@ -5215,7 +5119,7 @@
                 <w:noProof/>
                 <w:webHidden/>
               </w:rPr>
-              <w:instrText xml:space="preserve"> PAGEREF _Toc228821338 \h </w:instrText>
+              <w:instrText xml:space="preserve"> PAGEREF _Toc228896477 \h </w:instrText>
             </w:r>
             <w:r>
               <w:rPr>
@@ -5235,7 +5139,7 @@
                 <w:noProof/>
                 <w:webHidden/>
               </w:rPr>
-              <w:t>25</w:t>
+              <w:t>27</w:t>
             </w:r>
             <w:r>
               <w:rPr>
@@ -5259,11 +5163,11 @@
               <w:kern w:val="2"/>
               <w:sz w:val="24"/>
               <w:szCs w:val="24"/>
-              <w:lang w:val="en-GB" w:eastAsia="en-GB"/>
+              <w:lang w:eastAsia="en-IE"/>
               <w14:ligatures w14:val="standardContextual"/>
             </w:rPr>
           </w:pPr>
-          <w:hyperlink w:anchor="_Toc228821339" w:history="1">
+          <w:hyperlink w:anchor="_Toc228896478" w:history="1">
             <w:r>
               <w:rPr>
                 <w:rStyle w:val="Hyperlink"/>
@@ -5278,7 +5182,7 @@
                 <w:kern w:val="2"/>
                 <w:sz w:val="24"/>
                 <w:szCs w:val="24"/>
-                <w:lang w:val="en-GB" w:eastAsia="en-GB"/>
+                <w:lang w:eastAsia="en-IE"/>
                 <w14:ligatures w14:val="standardContextual"/>
               </w:rPr>
               <w:tab/>
@@ -5288,7 +5192,7 @@
                 <w:rStyle w:val="Hyperlink"/>
                 <w:noProof/>
               </w:rPr>
-              <w:t>Conclusions and future work</w:t>
+              <w:t>Simulation Methodology</w:t>
             </w:r>
             <w:r>
               <w:rPr>
@@ -5309,7 +5213,7 @@
                 <w:noProof/>
                 <w:webHidden/>
               </w:rPr>
-              <w:instrText xml:space="preserve"> PAGEREF _Toc228821339 \h </w:instrText>
+              <w:instrText xml:space="preserve"> PAGEREF _Toc228896478 \h </w:instrText>
             </w:r>
             <w:r>
               <w:rPr>
@@ -5329,7 +5233,571 @@
                 <w:noProof/>
                 <w:webHidden/>
               </w:rPr>
-              <w:t>26</w:t>
+              <w:t>28</w:t>
+            </w:r>
+            <w:r>
+              <w:rPr>
+                <w:noProof/>
+                <w:webHidden/>
+              </w:rPr>
+              <w:fldChar w:fldCharType="end"/>
+            </w:r>
+          </w:hyperlink>
+        </w:p>
+        <w:p>
+          <w:pPr>
+            <w:pStyle w:val="TOC2"/>
+            <w:tabs>
+              <w:tab w:val="left" w:pos="960"/>
+              <w:tab w:val="right" w:leader="dot" w:pos="9016"/>
+            </w:tabs>
+            <w:rPr>
+              <w:rFonts w:eastAsiaTheme="minorEastAsia"/>
+              <w:noProof/>
+              <w:kern w:val="2"/>
+              <w:sz w:val="24"/>
+              <w:szCs w:val="24"/>
+              <w:lang w:eastAsia="en-IE"/>
+              <w14:ligatures w14:val="standardContextual"/>
+            </w:rPr>
+          </w:pPr>
+          <w:hyperlink w:anchor="_Toc228896479" w:history="1">
+            <w:r>
+              <w:rPr>
+                <w:rStyle w:val="Hyperlink"/>
+                <w:noProof/>
+              </w:rPr>
+              <w:t>4.1</w:t>
+            </w:r>
+            <w:r>
+              <w:rPr>
+                <w:rFonts w:eastAsiaTheme="minorEastAsia"/>
+                <w:noProof/>
+                <w:kern w:val="2"/>
+                <w:sz w:val="24"/>
+                <w:szCs w:val="24"/>
+                <w:lang w:eastAsia="en-IE"/>
+                <w14:ligatures w14:val="standardContextual"/>
+              </w:rPr>
+              <w:tab/>
+            </w:r>
+            <w:r>
+              <w:rPr>
+                <w:rStyle w:val="Hyperlink"/>
+                <w:noProof/>
+              </w:rPr>
+              <w:t>Simulation Environment and Solver Configuration</w:t>
+            </w:r>
+            <w:r>
+              <w:rPr>
+                <w:noProof/>
+                <w:webHidden/>
+              </w:rPr>
+              <w:tab/>
+            </w:r>
+            <w:r>
+              <w:rPr>
+                <w:noProof/>
+                <w:webHidden/>
+              </w:rPr>
+              <w:fldChar w:fldCharType="begin"/>
+            </w:r>
+            <w:r>
+              <w:rPr>
+                <w:noProof/>
+                <w:webHidden/>
+              </w:rPr>
+              <w:instrText xml:space="preserve"> PAGEREF _Toc228896479 \h </w:instrText>
+            </w:r>
+            <w:r>
+              <w:rPr>
+                <w:noProof/>
+                <w:webHidden/>
+              </w:rPr>
+            </w:r>
+            <w:r>
+              <w:rPr>
+                <w:noProof/>
+                <w:webHidden/>
+              </w:rPr>
+              <w:fldChar w:fldCharType="separate"/>
+            </w:r>
+            <w:r>
+              <w:rPr>
+                <w:noProof/>
+                <w:webHidden/>
+              </w:rPr>
+              <w:t>28</w:t>
+            </w:r>
+            <w:r>
+              <w:rPr>
+                <w:noProof/>
+                <w:webHidden/>
+              </w:rPr>
+              <w:fldChar w:fldCharType="end"/>
+            </w:r>
+          </w:hyperlink>
+        </w:p>
+        <w:p>
+          <w:pPr>
+            <w:pStyle w:val="TOC2"/>
+            <w:tabs>
+              <w:tab w:val="left" w:pos="960"/>
+              <w:tab w:val="right" w:leader="dot" w:pos="9016"/>
+            </w:tabs>
+            <w:rPr>
+              <w:rFonts w:eastAsiaTheme="minorEastAsia"/>
+              <w:noProof/>
+              <w:kern w:val="2"/>
+              <w:sz w:val="24"/>
+              <w:szCs w:val="24"/>
+              <w:lang w:eastAsia="en-IE"/>
+              <w14:ligatures w14:val="standardContextual"/>
+            </w:rPr>
+          </w:pPr>
+          <w:hyperlink w:anchor="_Toc228896480" w:history="1">
+            <w:r>
+              <w:rPr>
+                <w:rStyle w:val="Hyperlink"/>
+                <w:noProof/>
+              </w:rPr>
+              <w:t>4.2</w:t>
+            </w:r>
+            <w:r>
+              <w:rPr>
+                <w:rFonts w:eastAsiaTheme="minorEastAsia"/>
+                <w:noProof/>
+                <w:kern w:val="2"/>
+                <w:sz w:val="24"/>
+                <w:szCs w:val="24"/>
+                <w:lang w:eastAsia="en-IE"/>
+                <w14:ligatures w14:val="standardContextual"/>
+              </w:rPr>
+              <w:tab/>
+            </w:r>
+            <w:r>
+              <w:rPr>
+                <w:rStyle w:val="Hyperlink"/>
+                <w:noProof/>
+              </w:rPr>
+              <w:t>SPICE Models and Component Representation</w:t>
+            </w:r>
+            <w:r>
+              <w:rPr>
+                <w:noProof/>
+                <w:webHidden/>
+              </w:rPr>
+              <w:tab/>
+            </w:r>
+            <w:r>
+              <w:rPr>
+                <w:noProof/>
+                <w:webHidden/>
+              </w:rPr>
+              <w:fldChar w:fldCharType="begin"/>
+            </w:r>
+            <w:r>
+              <w:rPr>
+                <w:noProof/>
+                <w:webHidden/>
+              </w:rPr>
+              <w:instrText xml:space="preserve"> PAGEREF _Toc228896480 \h </w:instrText>
+            </w:r>
+            <w:r>
+              <w:rPr>
+                <w:noProof/>
+                <w:webHidden/>
+              </w:rPr>
+            </w:r>
+            <w:r>
+              <w:rPr>
+                <w:noProof/>
+                <w:webHidden/>
+              </w:rPr>
+              <w:fldChar w:fldCharType="separate"/>
+            </w:r>
+            <w:r>
+              <w:rPr>
+                <w:noProof/>
+                <w:webHidden/>
+              </w:rPr>
+              <w:t>29</w:t>
+            </w:r>
+            <w:r>
+              <w:rPr>
+                <w:noProof/>
+                <w:webHidden/>
+              </w:rPr>
+              <w:fldChar w:fldCharType="end"/>
+            </w:r>
+          </w:hyperlink>
+        </w:p>
+        <w:p>
+          <w:pPr>
+            <w:pStyle w:val="TOC2"/>
+            <w:tabs>
+              <w:tab w:val="left" w:pos="960"/>
+              <w:tab w:val="right" w:leader="dot" w:pos="9016"/>
+            </w:tabs>
+            <w:rPr>
+              <w:rFonts w:eastAsiaTheme="minorEastAsia"/>
+              <w:noProof/>
+              <w:kern w:val="2"/>
+              <w:sz w:val="24"/>
+              <w:szCs w:val="24"/>
+              <w:lang w:eastAsia="en-IE"/>
+              <w14:ligatures w14:val="standardContextual"/>
+            </w:rPr>
+          </w:pPr>
+          <w:hyperlink w:anchor="_Toc228896481" w:history="1">
+            <w:r>
+              <w:rPr>
+                <w:rStyle w:val="Hyperlink"/>
+                <w:noProof/>
+              </w:rPr>
+              <w:t>4.3</w:t>
+            </w:r>
+            <w:r>
+              <w:rPr>
+                <w:rFonts w:eastAsiaTheme="minorEastAsia"/>
+                <w:noProof/>
+                <w:kern w:val="2"/>
+                <w:sz w:val="24"/>
+                <w:szCs w:val="24"/>
+                <w:lang w:eastAsia="en-IE"/>
+                <w14:ligatures w14:val="standardContextual"/>
+              </w:rPr>
+              <w:tab/>
+            </w:r>
+            <w:r>
+              <w:rPr>
+                <w:rStyle w:val="Hyperlink"/>
+                <w:noProof/>
+              </w:rPr>
+              <w:t>Test Circuit Configuration</w:t>
+            </w:r>
+            <w:r>
+              <w:rPr>
+                <w:noProof/>
+                <w:webHidden/>
+              </w:rPr>
+              <w:tab/>
+            </w:r>
+            <w:r>
+              <w:rPr>
+                <w:noProof/>
+                <w:webHidden/>
+              </w:rPr>
+              <w:fldChar w:fldCharType="begin"/>
+            </w:r>
+            <w:r>
+              <w:rPr>
+                <w:noProof/>
+                <w:webHidden/>
+              </w:rPr>
+              <w:instrText xml:space="preserve"> PAGEREF _Toc228896481 \h </w:instrText>
+            </w:r>
+            <w:r>
+              <w:rPr>
+                <w:noProof/>
+                <w:webHidden/>
+              </w:rPr>
+            </w:r>
+            <w:r>
+              <w:rPr>
+                <w:noProof/>
+                <w:webHidden/>
+              </w:rPr>
+              <w:fldChar w:fldCharType="separate"/>
+            </w:r>
+            <w:r>
+              <w:rPr>
+                <w:noProof/>
+                <w:webHidden/>
+              </w:rPr>
+              <w:t>30</w:t>
+            </w:r>
+            <w:r>
+              <w:rPr>
+                <w:noProof/>
+                <w:webHidden/>
+              </w:rPr>
+              <w:fldChar w:fldCharType="end"/>
+            </w:r>
+          </w:hyperlink>
+        </w:p>
+        <w:p>
+          <w:pPr>
+            <w:pStyle w:val="TOC2"/>
+            <w:tabs>
+              <w:tab w:val="left" w:pos="960"/>
+              <w:tab w:val="right" w:leader="dot" w:pos="9016"/>
+            </w:tabs>
+            <w:rPr>
+              <w:rFonts w:eastAsiaTheme="minorEastAsia"/>
+              <w:noProof/>
+              <w:kern w:val="2"/>
+              <w:sz w:val="24"/>
+              <w:szCs w:val="24"/>
+              <w:lang w:eastAsia="en-IE"/>
+              <w14:ligatures w14:val="standardContextual"/>
+            </w:rPr>
+          </w:pPr>
+          <w:hyperlink w:anchor="_Toc228896482" w:history="1">
+            <w:r>
+              <w:rPr>
+                <w:rStyle w:val="Hyperlink"/>
+                <w:noProof/>
+              </w:rPr>
+              <w:t>4.4</w:t>
+            </w:r>
+            <w:r>
+              <w:rPr>
+                <w:rFonts w:eastAsiaTheme="minorEastAsia"/>
+                <w:noProof/>
+                <w:kern w:val="2"/>
+                <w:sz w:val="24"/>
+                <w:szCs w:val="24"/>
+                <w:lang w:eastAsia="en-IE"/>
+                <w14:ligatures w14:val="standardContextual"/>
+              </w:rPr>
+              <w:tab/>
+            </w:r>
+            <w:r>
+              <w:rPr>
+                <w:rStyle w:val="Hyperlink"/>
+                <w:noProof/>
+              </w:rPr>
+              <w:t>Parametric Sweep Strategy</w:t>
+            </w:r>
+            <w:r>
+              <w:rPr>
+                <w:noProof/>
+                <w:webHidden/>
+              </w:rPr>
+              <w:tab/>
+            </w:r>
+            <w:r>
+              <w:rPr>
+                <w:noProof/>
+                <w:webHidden/>
+              </w:rPr>
+              <w:fldChar w:fldCharType="begin"/>
+            </w:r>
+            <w:r>
+              <w:rPr>
+                <w:noProof/>
+                <w:webHidden/>
+              </w:rPr>
+              <w:instrText xml:space="preserve"> PAGEREF _Toc228896482 \h </w:instrText>
+            </w:r>
+            <w:r>
+              <w:rPr>
+                <w:noProof/>
+                <w:webHidden/>
+              </w:rPr>
+            </w:r>
+            <w:r>
+              <w:rPr>
+                <w:noProof/>
+                <w:webHidden/>
+              </w:rPr>
+              <w:fldChar w:fldCharType="separate"/>
+            </w:r>
+            <w:r>
+              <w:rPr>
+                <w:noProof/>
+                <w:webHidden/>
+              </w:rPr>
+              <w:t>31</w:t>
+            </w:r>
+            <w:r>
+              <w:rPr>
+                <w:noProof/>
+                <w:webHidden/>
+              </w:rPr>
+              <w:fldChar w:fldCharType="end"/>
+            </w:r>
+          </w:hyperlink>
+        </w:p>
+        <w:p>
+          <w:pPr>
+            <w:pStyle w:val="TOC2"/>
+            <w:tabs>
+              <w:tab w:val="left" w:pos="960"/>
+              <w:tab w:val="right" w:leader="dot" w:pos="9016"/>
+            </w:tabs>
+            <w:rPr>
+              <w:rFonts w:eastAsiaTheme="minorEastAsia"/>
+              <w:noProof/>
+              <w:kern w:val="2"/>
+              <w:sz w:val="24"/>
+              <w:szCs w:val="24"/>
+              <w:lang w:eastAsia="en-IE"/>
+              <w14:ligatures w14:val="standardContextual"/>
+            </w:rPr>
+          </w:pPr>
+          <w:hyperlink w:anchor="_Toc228896483" w:history="1">
+            <w:r>
+              <w:rPr>
+                <w:rStyle w:val="Hyperlink"/>
+                <w:noProof/>
+              </w:rPr>
+              <w:t>4.5</w:t>
+            </w:r>
+            <w:r>
+              <w:rPr>
+                <w:rFonts w:eastAsiaTheme="minorEastAsia"/>
+                <w:noProof/>
+                <w:kern w:val="2"/>
+                <w:sz w:val="24"/>
+                <w:szCs w:val="24"/>
+                <w:lang w:eastAsia="en-IE"/>
+                <w14:ligatures w14:val="standardContextual"/>
+              </w:rPr>
+              <w:tab/>
+            </w:r>
+            <w:r>
+              <w:rPr>
+                <w:rStyle w:val="Hyperlink"/>
+                <w:noProof/>
+              </w:rPr>
+              <w:t>Measurement Definitions</w:t>
+            </w:r>
+            <w:r>
+              <w:rPr>
+                <w:noProof/>
+                <w:webHidden/>
+              </w:rPr>
+              <w:tab/>
+            </w:r>
+            <w:r>
+              <w:rPr>
+                <w:noProof/>
+                <w:webHidden/>
+              </w:rPr>
+              <w:fldChar w:fldCharType="begin"/>
+            </w:r>
+            <w:r>
+              <w:rPr>
+                <w:noProof/>
+                <w:webHidden/>
+              </w:rPr>
+              <w:instrText xml:space="preserve"> PAGEREF _Toc228896483 \h </w:instrText>
+            </w:r>
+            <w:r>
+              <w:rPr>
+                <w:noProof/>
+                <w:webHidden/>
+              </w:rPr>
+            </w:r>
+            <w:r>
+              <w:rPr>
+                <w:noProof/>
+                <w:webHidden/>
+              </w:rPr>
+              <w:fldChar w:fldCharType="separate"/>
+            </w:r>
+            <w:r>
+              <w:rPr>
+                <w:noProof/>
+                <w:webHidden/>
+              </w:rPr>
+              <w:t>32</w:t>
+            </w:r>
+            <w:r>
+              <w:rPr>
+                <w:noProof/>
+                <w:webHidden/>
+              </w:rPr>
+              <w:fldChar w:fldCharType="end"/>
+            </w:r>
+          </w:hyperlink>
+        </w:p>
+        <w:p>
+          <w:pPr>
+            <w:pStyle w:val="TOC2"/>
+            <w:tabs>
+              <w:tab w:val="left" w:pos="960"/>
+              <w:tab w:val="right" w:leader="dot" w:pos="9016"/>
+            </w:tabs>
+            <w:rPr>
+              <w:rFonts w:eastAsiaTheme="minorEastAsia"/>
+              <w:noProof/>
+              <w:kern w:val="2"/>
+              <w:sz w:val="24"/>
+              <w:szCs w:val="24"/>
+              <w:lang w:eastAsia="en-IE"/>
+              <w14:ligatures w14:val="standardContextual"/>
+            </w:rPr>
+          </w:pPr>
+          <w:hyperlink w:anchor="_Toc228896484" w:history="1">
+            <w:r>
+              <w:rPr>
+                <w:rStyle w:val="Hyperlink"/>
+                <w:noProof/>
+              </w:rPr>
+              <w:t>4.6</w:t>
+            </w:r>
+            <w:r>
+              <w:rPr>
+                <w:rFonts w:eastAsiaTheme="minorEastAsia"/>
+                <w:noProof/>
+                <w:kern w:val="2"/>
+                <w:sz w:val="24"/>
+                <w:szCs w:val="24"/>
+                <w:lang w:eastAsia="en-IE"/>
+                <w14:ligatures w14:val="standardContextual"/>
+              </w:rPr>
+              <w:tab/>
+            </w:r>
+            <w:r>
+              <w:rPr>
+                <w:rStyle w:val="Hyperlink"/>
+                <w:noProof/>
+              </w:rPr>
+              <w:t>Loop Stability Verification (Analytical)</w:t>
+            </w:r>
+            <w:r>
+              <w:rPr>
+                <w:noProof/>
+                <w:webHidden/>
+              </w:rPr>
+              <w:tab/>
+            </w:r>
+            <w:r>
+              <w:rPr>
+                <w:noProof/>
+                <w:webHidden/>
+              </w:rPr>
+              <w:fldChar w:fldCharType="begin"/>
+            </w:r>
+            <w:r>
+              <w:rPr>
+                <w:noProof/>
+                <w:webHidden/>
+              </w:rPr>
+              <w:instrText xml:space="preserve"> PAGEREF _Toc228896484 \h </w:instrText>
+            </w:r>
+            <w:r>
+              <w:rPr>
+                <w:noProof/>
+                <w:webHidden/>
+              </w:rPr>
+            </w:r>
+            <w:r>
+              <w:rPr>
+                <w:noProof/>
+                <w:webHidden/>
+              </w:rPr>
+              <w:fldChar w:fldCharType="separate"/>
+            </w:r>
+            <w:r>
+              <w:rPr>
+                <w:noProof/>
+                <w:webHidden/>
+              </w:rPr>
+              <w:t>33</w:t>
             </w:r>
             <w:r>
               <w:rPr>
@@ -5352,11 +5820,11 @@
               <w:kern w:val="2"/>
               <w:sz w:val="24"/>
               <w:szCs w:val="24"/>
-              <w:lang w:val="en-GB" w:eastAsia="en-GB"/>
+              <w:lang w:eastAsia="en-IE"/>
               <w14:ligatures w14:val="standardContextual"/>
             </w:rPr>
           </w:pPr>
-          <w:hyperlink w:anchor="_Toc228821340" w:history="1">
+          <w:hyperlink w:anchor="_Toc228896485" w:history="1">
             <w:r>
               <w:rPr>
                 <w:rStyle w:val="Hyperlink"/>
@@ -5383,7 +5851,7 @@
                 <w:noProof/>
                 <w:webHidden/>
               </w:rPr>
-              <w:instrText xml:space="preserve"> PAGEREF _Toc228821340 \h </w:instrText>
+              <w:instrText xml:space="preserve"> PAGEREF _Toc228896485 \h </w:instrText>
             </w:r>
             <w:r>
               <w:rPr>
@@ -5403,7 +5871,7 @@
                 <w:noProof/>
                 <w:webHidden/>
               </w:rPr>
-              <w:t>26</w:t>
+              <w:t>34</w:t>
             </w:r>
             <w:r>
               <w:rPr>
@@ -5426,11 +5894,11 @@
               <w:kern w:val="2"/>
               <w:sz w:val="24"/>
               <w:szCs w:val="24"/>
-              <w:lang w:val="en-GB" w:eastAsia="en-GB"/>
+              <w:lang w:eastAsia="en-IE"/>
               <w14:ligatures w14:val="standardContextual"/>
             </w:rPr>
           </w:pPr>
-          <w:hyperlink w:anchor="_Toc228821341" w:history="1">
+          <w:hyperlink w:anchor="_Toc228896486" w:history="1">
             <w:r>
               <w:rPr>
                 <w:rStyle w:val="Hyperlink"/>
@@ -5457,7 +5925,7 @@
                 <w:noProof/>
                 <w:webHidden/>
               </w:rPr>
-              <w:instrText xml:space="preserve"> PAGEREF _Toc228821341 \h </w:instrText>
+              <w:instrText xml:space="preserve"> PAGEREF _Toc228896486 \h </w:instrText>
             </w:r>
             <w:r>
               <w:rPr>
@@ -5477,7 +5945,7 @@
                 <w:noProof/>
                 <w:webHidden/>
               </w:rPr>
-              <w:t>26</w:t>
+              <w:t>34</w:t>
             </w:r>
             <w:r>
               <w:rPr>
@@ -5500,11 +5968,11 @@
               <w:kern w:val="2"/>
               <w:sz w:val="24"/>
               <w:szCs w:val="24"/>
-              <w:lang w:val="en-GB" w:eastAsia="en-GB"/>
+              <w:lang w:eastAsia="en-IE"/>
               <w14:ligatures w14:val="standardContextual"/>
             </w:rPr>
           </w:pPr>
-          <w:hyperlink w:anchor="_Toc228821342" w:history="1">
+          <w:hyperlink w:anchor="_Toc228896487" w:history="1">
             <w:r>
               <w:rPr>
                 <w:rStyle w:val="Hyperlink"/>
@@ -5531,7 +5999,7 @@
                 <w:noProof/>
                 <w:webHidden/>
               </w:rPr>
-              <w:instrText xml:space="preserve"> PAGEREF _Toc228821342 \h </w:instrText>
+              <w:instrText xml:space="preserve"> PAGEREF _Toc228896487 \h </w:instrText>
             </w:r>
             <w:r>
               <w:rPr>
@@ -5551,7 +6019,7 @@
                 <w:noProof/>
                 <w:webHidden/>
               </w:rPr>
-              <w:t>26</w:t>
+              <w:t>34</w:t>
             </w:r>
             <w:r>
               <w:rPr>
@@ -5574,11 +6042,11 @@
               <w:kern w:val="2"/>
               <w:sz w:val="24"/>
               <w:szCs w:val="24"/>
-              <w:lang w:val="en-GB" w:eastAsia="en-GB"/>
+              <w:lang w:eastAsia="en-IE"/>
               <w14:ligatures w14:val="standardContextual"/>
             </w:rPr>
           </w:pPr>
-          <w:hyperlink w:anchor="_Toc228821343" w:history="1">
+          <w:hyperlink w:anchor="_Toc228896488" w:history="1">
             <w:r>
               <w:rPr>
                 <w:rStyle w:val="Hyperlink"/>
@@ -5605,7 +6073,7 @@
                 <w:noProof/>
                 <w:webHidden/>
               </w:rPr>
-              <w:instrText xml:space="preserve"> PAGEREF _Toc228821343 \h </w:instrText>
+              <w:instrText xml:space="preserve"> PAGEREF _Toc228896488 \h </w:instrText>
             </w:r>
             <w:r>
               <w:rPr>
@@ -5625,7 +6093,7 @@
                 <w:noProof/>
                 <w:webHidden/>
               </w:rPr>
-              <w:t>27</w:t>
+              <w:t>34</w:t>
             </w:r>
             <w:r>
               <w:rPr>
@@ -5648,11 +6116,11 @@
               <w:kern w:val="2"/>
               <w:sz w:val="24"/>
               <w:szCs w:val="24"/>
-              <w:lang w:val="en-GB" w:eastAsia="en-GB"/>
+              <w:lang w:eastAsia="en-IE"/>
               <w14:ligatures w14:val="standardContextual"/>
             </w:rPr>
           </w:pPr>
-          <w:hyperlink w:anchor="_Toc228821344" w:history="1">
+          <w:hyperlink w:anchor="_Toc228896489" w:history="1">
             <w:r>
               <w:rPr>
                 <w:rStyle w:val="Hyperlink"/>
@@ -5679,7 +6147,7 @@
                 <w:noProof/>
                 <w:webHidden/>
               </w:rPr>
-              <w:instrText xml:space="preserve"> PAGEREF _Toc228821344 \h </w:instrText>
+              <w:instrText xml:space="preserve"> PAGEREF _Toc228896489 \h </w:instrText>
             </w:r>
             <w:r>
               <w:rPr>
@@ -5699,7 +6167,7 @@
                 <w:noProof/>
                 <w:webHidden/>
               </w:rPr>
-              <w:t>27</w:t>
+              <w:t>34</w:t>
             </w:r>
             <w:r>
               <w:rPr>
@@ -5721,7 +6189,7 @@
       <w:pPr>
         <w:pStyle w:val="Heading1-NoNumber"/>
       </w:pPr>
-      <w:bookmarkStart w:id="0" w:name="_Toc228821286"/>
+      <w:bookmarkStart w:id="0" w:name="_Toc228896426"/>
       <w:r>
         <w:t>Abstract</w:t>
       </w:r>
@@ -5800,7 +6268,13 @@
         <w:t>%</w:t>
       </w:r>
       <w:r>
-        <w:t xml:space="preserve"> at the upper input boundary. A three-layer input protection scheme was developed comprising a series P-channel transistor for reverse polarity blocking, a resistive divider for undervoltage lockout, and a Zener-transistor clamp for overvoltage lockout, together forming a voltage window that restricts active regulation to a validated operating band of 8.1 to 11.1 </w:t>
+        <w:t xml:space="preserve"> at the upper input boundary. A three-layer input protection scheme was developed comprising a series P-channel transistor for reverse polarity blocking, a resistive divider for undervoltage lockout, and a Zener-transistor clamp for overvoltage lockout, together forming a voltage window that restricts active regulation to a validated operating band of 8.</w:t>
+      </w:r>
+      <w:r>
+        <w:t>0</w:t>
+      </w:r>
+      <w:r>
+        <w:t xml:space="preserve"> to 11.1 </w:t>
       </w:r>
       <w:r>
         <w:t>V</w:t>
@@ -5822,9 +6296,8 @@
       <w:pPr>
         <w:pStyle w:val="Heading1-NoNumber"/>
       </w:pPr>
-      <w:bookmarkStart w:id="1" w:name="_Toc228821287"/>
-      <w:r>
-        <w:lastRenderedPageBreak/>
+      <w:bookmarkStart w:id="1" w:name="_Toc228896427"/>
+      <w:r>
         <w:t>Declaration</w:t>
       </w:r>
       <w:bookmarkEnd w:id="1"/>
@@ -6002,7 +6475,7 @@
       <w:pPr>
         <w:pStyle w:val="Heading1"/>
       </w:pPr>
-      <w:bookmarkStart w:id="2" w:name="_Toc228821288"/>
+      <w:bookmarkStart w:id="2" w:name="_Toc228896428"/>
       <w:r>
         <w:lastRenderedPageBreak/>
         <w:t>Introduction</w:t>
@@ -6049,7 +6522,7 @@
       <w:pPr>
         <w:pStyle w:val="Heading2"/>
       </w:pPr>
-      <w:bookmarkStart w:id="3" w:name="_Toc228821289"/>
+      <w:bookmarkStart w:id="3" w:name="_Toc228896429"/>
       <w:r>
         <w:t>Problem Statement and Scope</w:t>
       </w:r>
@@ -6093,7 +6566,7 @@
       <w:pPr>
         <w:pStyle w:val="Heading2"/>
       </w:pPr>
-      <w:bookmarkStart w:id="4" w:name="_Toc228821290"/>
+      <w:bookmarkStart w:id="4" w:name="_Toc228896430"/>
       <w:r>
         <w:t>Approach and Methodology</w:t>
       </w:r>
@@ -6156,7 +6629,13 @@
       </w:r>
       <w:r>
         <w:noBreakHyphen/>
-        <w:t xml:space="preserve">layer input protection scheme (reverse polarity blocking via an AO6407 PMOS, undervoltage lockout, and overvoltage lockout). The protection thresholds were iteratively tuned through simulation to yield an 8.1–11.1 V operating window matching the battery specification [12]. The final schematic was captured in </w:t>
+        <w:t>layer input protection scheme (reverse polarity blocking via an AO6407 PMOS, undervoltage lockout, and overvoltage lockout). The protection thresholds were iteratively tuned through simulation to yield an 8.</w:t>
+      </w:r>
+      <w:r>
+        <w:t xml:space="preserve">0 </w:t>
+      </w:r>
+      <w:r>
+        <w:t xml:space="preserve">–11.1 V operating window matching the battery specification [12]. The final schematic was captured in </w:t>
       </w:r>
       <w:proofErr w:type="spellStart"/>
       <w:r>
@@ -6188,7 +6667,7 @@
           <w:lang w:val="en-GB"/>
         </w:rPr>
       </w:pPr>
-      <w:bookmarkStart w:id="5" w:name="_Toc228821291"/>
+      <w:bookmarkStart w:id="5" w:name="_Toc228896431"/>
       <w:r>
         <w:t>Evaluation Strategy</w:t>
       </w:r>
@@ -6323,7 +6802,7 @@
       <w:pPr>
         <w:pStyle w:val="Heading2"/>
       </w:pPr>
-      <w:bookmarkStart w:id="6" w:name="_Toc228821292"/>
+      <w:bookmarkStart w:id="6" w:name="_Toc228896432"/>
       <w:r>
         <w:t>Broader Impact</w:t>
       </w:r>
@@ -6339,7 +6818,13 @@
       </w:r>
       <w:r>
         <w:noBreakHyphen/>
-        <w:t>Po battery pack (8–11.1 V) for autonomous ground vehicle applications such as environmental monitoring, agricultural inspection, or search and rescue. The converter achieves 89 % efficiency at full load, dissipating approximately 2.7 W of heat; an equivalent design operating at only 80 % efficiency would waste 6 W, nearly doubling thermal losses. This improvement directly supports SDG 7 (Affordable and Clean Energy) by extending battery life and reducing charging cycles, which lowers net energy consumption over the vehicle's operational lifetime. The higher efficiency translates into a measurable increase in mission duration compared to a conventional 80 %</w:t>
+        <w:t>Po battery pack (8</w:t>
+      </w:r>
+      <w:r>
+        <w:t xml:space="preserve">.0 </w:t>
+      </w:r>
+      <w:r>
+        <w:t>–11.1 V) for autonomous ground vehicle applications such as environmental monitoring, agricultural inspection, or search and rescue. The converter achieves 89 % efficiency at full load, dissipating approximately 2.7 W of heat; an equivalent design operating at only 80 % efficiency would waste 6 W, nearly doubling thermal losses. This improvement directly supports SDG 7 (Affordable and Clean Energy) by extending battery life and reducing charging cycles, which lowers net energy consumption over the vehicle's operational lifetime. The higher efficiency translates into a measurable increase in mission duration compared to a conventional 80 %</w:t>
       </w:r>
       <w:r>
         <w:noBreakHyphen/>
@@ -6375,7 +6860,7 @@
       <w:pPr>
         <w:pStyle w:val="Heading2"/>
       </w:pPr>
-      <w:bookmarkStart w:id="7" w:name="_Toc228821293"/>
+      <w:bookmarkStart w:id="7" w:name="_Toc228896433"/>
       <w:r>
         <w:t>Original Contributions and Externally Provided Resources</w:t>
       </w:r>
@@ -6582,7 +7067,7 @@
           <w:lang w:val="en-GB"/>
         </w:rPr>
       </w:pPr>
-      <w:bookmarkStart w:id="8" w:name="_Toc228821294"/>
+      <w:bookmarkStart w:id="8" w:name="_Toc228896434"/>
       <w:r>
         <w:t>Structure of the Report</w:t>
       </w:r>
@@ -6597,7 +7082,7 @@
       <w:pPr>
         <w:pStyle w:val="Heading1"/>
       </w:pPr>
-      <w:bookmarkStart w:id="9" w:name="_Toc228821295"/>
+      <w:bookmarkStart w:id="9" w:name="_Toc228896435"/>
       <w:r>
         <w:t>Technical Background</w:t>
       </w:r>
@@ -6636,7 +7121,7 @@
       <w:pPr>
         <w:pStyle w:val="Heading2"/>
       </w:pPr>
-      <w:bookmarkStart w:id="10" w:name="_Toc228821296"/>
+      <w:bookmarkStart w:id="10" w:name="_Toc228896436"/>
       <w:r>
         <w:lastRenderedPageBreak/>
         <w:t>DC-DC Converter Fundamentals</w:t>
@@ -7216,7 +7701,7 @@
       <w:pPr>
         <w:pStyle w:val="Heading2"/>
       </w:pPr>
-      <w:bookmarkStart w:id="11" w:name="_Toc228821297"/>
+      <w:bookmarkStart w:id="11" w:name="_Toc228896437"/>
       <w:r>
         <w:lastRenderedPageBreak/>
         <w:t>Boost Converter</w:t>
@@ -7236,7 +7721,7 @@
       <w:pPr>
         <w:pStyle w:val="Heading3"/>
       </w:pPr>
-      <w:bookmarkStart w:id="12" w:name="_Toc228821298"/>
+      <w:bookmarkStart w:id="12" w:name="_Toc228896438"/>
       <w:r>
         <w:t>Circuit Topology and Switching Intervals</w:t>
       </w:r>
@@ -7942,7 +8427,7 @@
       <w:pPr>
         <w:pStyle w:val="Heading3"/>
       </w:pPr>
-      <w:bookmarkStart w:id="13" w:name="_Toc228821299"/>
+      <w:bookmarkStart w:id="13" w:name="_Toc228896439"/>
       <w:r>
         <w:lastRenderedPageBreak/>
         <w:t>Voltage Transfer Ratio from Volt-Second Balance</w:t>
@@ -9071,7 +9556,7 @@
       <w:pPr>
         <w:pStyle w:val="Heading3"/>
       </w:pPr>
-      <w:bookmarkStart w:id="14" w:name="_Toc228821300"/>
+      <w:bookmarkStart w:id="14" w:name="_Toc228896440"/>
       <w:r>
         <w:t>Inductor Current Waveform and Ripple</w:t>
       </w:r>
@@ -9887,7 +10372,7 @@
       <w:pPr>
         <w:pStyle w:val="Heading3"/>
       </w:pPr>
-      <w:bookmarkStart w:id="15" w:name="_Toc228821301"/>
+      <w:bookmarkStart w:id="15" w:name="_Toc228896441"/>
       <w:r>
         <w:t>Inductor Current RMS Value</w:t>
       </w:r>
@@ -10428,7 +10913,7 @@
       <w:pPr>
         <w:pStyle w:val="Heading3"/>
       </w:pPr>
-      <w:bookmarkStart w:id="16" w:name="_Toc228821302"/>
+      <w:bookmarkStart w:id="16" w:name="_Toc228896442"/>
       <w:r>
         <w:lastRenderedPageBreak/>
         <w:t>Output Capacitor Voltage Ripple – General Principles</w:t>
@@ -10902,7 +11387,7 @@
       <w:pPr>
         <w:pStyle w:val="Heading3"/>
       </w:pPr>
-      <w:bookmarkStart w:id="17" w:name="_Toc228821303"/>
+      <w:bookmarkStart w:id="17" w:name="_Toc228896443"/>
       <w:r>
         <w:t>Input Capacitor Ripple Current</w:t>
       </w:r>
@@ -11646,7 +12131,7 @@
       <w:pPr>
         <w:pStyle w:val="Heading2"/>
       </w:pPr>
-      <w:bookmarkStart w:id="18" w:name="_Toc228821304"/>
+      <w:bookmarkStart w:id="18" w:name="_Toc228896444"/>
       <w:r>
         <w:lastRenderedPageBreak/>
         <w:t>Current-Mode Control and the LTC1871 Architecture</w:t>
@@ -11968,7 +12453,7 @@
       <w:pPr>
         <w:pStyle w:val="Heading2"/>
       </w:pPr>
-      <w:bookmarkStart w:id="19" w:name="_Toc228821305"/>
+      <w:bookmarkStart w:id="19" w:name="_Toc228896445"/>
       <w:r>
         <w:t>Feedback and Loop Compensation</w:t>
       </w:r>
@@ -12008,7 +12493,7 @@
       <w:pPr>
         <w:pStyle w:val="Heading3"/>
       </w:pPr>
-      <w:bookmarkStart w:id="20" w:name="_Toc228821306"/>
+      <w:bookmarkStart w:id="20" w:name="_Toc228896446"/>
       <w:r>
         <w:t>Feedback Divider and Reference Scaling</w:t>
       </w:r>
@@ -12346,7 +12831,7 @@
       <w:pPr>
         <w:pStyle w:val="Heading3"/>
       </w:pPr>
-      <w:bookmarkStart w:id="21" w:name="_Toc228821307"/>
+      <w:bookmarkStart w:id="21" w:name="_Toc228896447"/>
       <w:r>
         <w:t>Loop Gain, Crossover Frequency, and Stability Margins</w:t>
       </w:r>
@@ -13181,7 +13666,7 @@
       <w:pPr>
         <w:pStyle w:val="Heading3"/>
       </w:pPr>
-      <w:bookmarkStart w:id="22" w:name="_Toc228821308"/>
+      <w:bookmarkStart w:id="22" w:name="_Toc228896448"/>
       <w:r>
         <w:t>Type II Compensation Network</w:t>
       </w:r>
@@ -13625,7 +14110,7 @@
       <w:pPr>
         <w:pStyle w:val="Heading3"/>
       </w:pPr>
-      <w:bookmarkStart w:id="23" w:name="_Toc228821309"/>
+      <w:bookmarkStart w:id="23" w:name="_Toc228896449"/>
       <w:r>
         <w:t>Advantage</w:t>
       </w:r>
@@ -13658,7 +14143,7 @@
       <w:pPr>
         <w:pStyle w:val="Heading2"/>
       </w:pPr>
-      <w:bookmarkStart w:id="24" w:name="_Toc228821310"/>
+      <w:bookmarkStart w:id="24" w:name="_Toc228896450"/>
       <w:r>
         <w:t>Input Protection Topologies</w:t>
       </w:r>
@@ -13679,7 +14164,7 @@
       <w:pPr>
         <w:pStyle w:val="Heading3"/>
       </w:pPr>
-      <w:bookmarkStart w:id="25" w:name="_Toc228821311"/>
+      <w:bookmarkStart w:id="25" w:name="_Toc228896451"/>
       <w:r>
         <w:t>Reverse Polarity Protection</w:t>
       </w:r>
@@ -13723,7 +14208,7 @@
       <w:pPr>
         <w:pStyle w:val="Heading3"/>
       </w:pPr>
-      <w:bookmarkStart w:id="26" w:name="_Toc228821312"/>
+      <w:bookmarkStart w:id="26" w:name="_Toc228896452"/>
       <w:r>
         <w:lastRenderedPageBreak/>
         <w:t>Undervoltage Lockout (UVLO)</w:t>
@@ -13925,7 +14410,7 @@
       <w:pPr>
         <w:pStyle w:val="Heading3"/>
       </w:pPr>
-      <w:bookmarkStart w:id="27" w:name="_Toc228821313"/>
+      <w:bookmarkStart w:id="27" w:name="_Toc228896453"/>
       <w:r>
         <w:t>Overvoltage Lockout (OVLO)</w:t>
       </w:r>
@@ -13973,7 +14458,7 @@
       <w:pPr>
         <w:pStyle w:val="Heading3"/>
       </w:pPr>
-      <w:bookmarkStart w:id="28" w:name="_Toc228821314"/>
+      <w:bookmarkStart w:id="28" w:name="_Toc228896454"/>
       <w:r>
         <w:t>Combined Voltage Window Protection</w:t>
       </w:r>
@@ -14000,7 +14485,7 @@
       <w:r>
         <w:t xml:space="preserve"> </w:t>
       </w:r>
-      <w:bookmarkStart w:id="29" w:name="_Toc228821315"/>
+      <w:bookmarkStart w:id="29" w:name="_Toc228896455"/>
       <w:r>
         <w:t>PCB Design Considerations for Power Converters</w:t>
       </w:r>
@@ -14158,7 +14643,7 @@
       <w:pPr>
         <w:pStyle w:val="Heading1"/>
       </w:pPr>
-      <w:bookmarkStart w:id="30" w:name="_Toc228821316"/>
+      <w:bookmarkStart w:id="30" w:name="_Toc228896456"/>
       <w:r>
         <w:t>Design Methodology</w:t>
       </w:r>
@@ -14218,7 +14703,7 @@
       <w:pPr>
         <w:pStyle w:val="Heading2"/>
       </w:pPr>
-      <w:bookmarkStart w:id="31" w:name="_Toc228821317"/>
+      <w:bookmarkStart w:id="31" w:name="_Toc228896457"/>
       <w:r>
         <w:t>Design Specifications and Methodology</w:t>
       </w:r>
@@ -14834,7 +15319,7 @@
       <w:pPr>
         <w:pStyle w:val="Heading2"/>
       </w:pPr>
-      <w:bookmarkStart w:id="32" w:name="_Toc228821318"/>
+      <w:bookmarkStart w:id="32" w:name="_Toc228896458"/>
       <w:r>
         <w:t>Power Stage Component Selection</w:t>
       </w:r>
@@ -14963,7 +15448,7 @@
           <w:lang w:val="en-GB"/>
         </w:rPr>
       </w:pPr>
-      <w:bookmarkStart w:id="33" w:name="_Toc228821319"/>
+      <w:bookmarkStart w:id="33" w:name="_Toc228896459"/>
       <w:r>
         <w:rPr>
           <w:lang w:val="en-GB"/>
@@ -15402,7 +15887,7 @@
           <w:lang w:val="en-GB"/>
         </w:rPr>
       </w:pPr>
-      <w:bookmarkStart w:id="34" w:name="_Toc228821320"/>
+      <w:bookmarkStart w:id="34" w:name="_Toc228896460"/>
       <w:r>
         <w:rPr>
           <w:lang w:val="en-GB"/>
@@ -16688,7 +17173,7 @@
           <w:lang w:val="en-GB"/>
         </w:rPr>
       </w:pPr>
-      <w:bookmarkStart w:id="35" w:name="_Toc228821321"/>
+      <w:bookmarkStart w:id="35" w:name="_Toc228896461"/>
       <w:r>
         <w:rPr>
           <w:lang w:val="en-GB"/>
@@ -17680,7 +18165,7 @@
           <w:lang w:val="en-GB"/>
         </w:rPr>
       </w:pPr>
-      <w:bookmarkStart w:id="36" w:name="_Toc228821322"/>
+      <w:bookmarkStart w:id="36" w:name="_Toc228896462"/>
       <w:r>
         <w:rPr>
           <w:lang w:val="en-GB"/>
@@ -17901,7 +18386,7 @@
           <w:lang w:val="en-GB"/>
         </w:rPr>
       </w:pPr>
-      <w:bookmarkStart w:id="37" w:name="_Toc228821323"/>
+      <w:bookmarkStart w:id="37" w:name="_Toc228896463"/>
       <w:r>
         <w:rPr>
           <w:lang w:val="en-GB"/>
@@ -19749,7 +20234,7 @@
           <w:lang w:val="en-GB"/>
         </w:rPr>
       </w:pPr>
-      <w:bookmarkStart w:id="38" w:name="_Toc228821324"/>
+      <w:bookmarkStart w:id="38" w:name="_Toc228896464"/>
       <w:r>
         <w:rPr>
           <w:lang w:val="en-GB"/>
@@ -19765,7 +20250,7 @@
           <w:lang w:val="en-GB"/>
         </w:rPr>
       </w:pPr>
-      <w:bookmarkStart w:id="39" w:name="_Toc228821325"/>
+      <w:bookmarkStart w:id="39" w:name="_Toc228896465"/>
       <w:r>
         <w:rPr>
           <w:lang w:val="en-GB"/>
@@ -20185,7 +20670,7 @@
           <w:lang w:val="en-GB"/>
         </w:rPr>
       </w:pPr>
-      <w:bookmarkStart w:id="40" w:name="_Toc228821326"/>
+      <w:bookmarkStart w:id="40" w:name="_Toc228896466"/>
       <w:r>
         <w:rPr>
           <w:lang w:val="en-GB"/>
@@ -21929,7 +22414,7 @@
           <w:lang w:val="en-GB"/>
         </w:rPr>
       </w:pPr>
-      <w:bookmarkStart w:id="41" w:name="_Toc228821327"/>
+      <w:bookmarkStart w:id="41" w:name="_Toc228896467"/>
       <w:r>
         <w:rPr>
           <w:lang w:val="en-GB"/>
@@ -21960,6 +22445,12 @@
         <w:rPr>
           <w:lang w:val="en-GB"/>
         </w:rPr>
+        <w:t>.5</w:t>
+      </w:r>
+      <w:r>
+        <w:rPr>
+          <w:lang w:val="en-GB"/>
+        </w:rPr>
         <w:t>°, and gain margin of</w:t>
       </w:r>
       <w:r>
@@ -21996,7 +22487,7 @@
           <w:lang w:val="en-GB"/>
         </w:rPr>
       </w:pPr>
-      <w:bookmarkStart w:id="42" w:name="_Toc228821328"/>
+      <w:bookmarkStart w:id="42" w:name="_Toc228896468"/>
       <w:r>
         <w:rPr>
           <w:lang w:val="en-GB"/>
@@ -22013,7 +22504,7 @@
           <w:lang w:val="en-GB"/>
         </w:rPr>
       </w:pPr>
-      <w:bookmarkStart w:id="43" w:name="_Toc228821329"/>
+      <w:bookmarkStart w:id="43" w:name="_Toc228896469"/>
       <w:r>
         <w:rPr>
           <w:lang w:val="en-GB"/>
@@ -22118,7 +22609,7 @@
           <w:lang w:val="en-GB"/>
         </w:rPr>
       </w:pPr>
-      <w:bookmarkStart w:id="44" w:name="_Toc228821330"/>
+      <w:bookmarkStart w:id="44" w:name="_Toc228896470"/>
       <w:r>
         <w:rPr>
           <w:lang w:val="en-GB"/>
@@ -22577,7 +23068,7 @@
           <w:lang w:val="en-GB"/>
         </w:rPr>
       </w:pPr>
-      <w:bookmarkStart w:id="45" w:name="_Toc228821331"/>
+      <w:bookmarkStart w:id="45" w:name="_Toc228896471"/>
       <w:r>
         <w:rPr>
           <w:lang w:val="en-GB"/>
@@ -22588,7 +23079,20 @@
     </w:p>
     <w:p>
       <w:r>
-        <w:t>An overvoltage protection circuit using a BZX84C10 Zener diode (10 V breakdown) and BC547 NPN transistor was implemented to prevent operation above approximately 11.1 V. When the input voltage rises such that the Zener conducts and the transistor base-emitter voltage reaches ≈ 0.6 V, the transistor pulls the RUN pin low, disabling the controller. The trip point is:</w:t>
+        <w:t xml:space="preserve">An overvoltage protection circuit using a BZX84C10 Zener diode (10 V breakdown) and </w:t>
+      </w:r>
+      <w:r>
+        <w:t>MMBT3904</w:t>
+      </w:r>
+      <w:r>
+        <w:rPr>
+          <w:b/>
+          <w:bCs/>
+        </w:rPr>
+        <w:t xml:space="preserve"> </w:t>
+      </w:r>
+      <w:r>
+        <w:t>NPN transistor was implemented to prevent operation above approximately 11.1 V. When the input voltage rises such that the Zener conducts and the transistor base-emitter voltage reaches ≈ 0.6 V, the transistor pulls the RUN pin low, disabling the controller. The trip point is:</w:t>
       </w:r>
     </w:p>
     <w:p>
@@ -22757,7 +23261,7 @@
           <w:lang w:val="en-GB"/>
         </w:rPr>
       </w:pPr>
-      <w:bookmarkStart w:id="46" w:name="_Toc228821332"/>
+      <w:bookmarkStart w:id="46" w:name="_Toc228896472"/>
       <w:r>
         <w:rPr>
           <w:lang w:val="en-GB"/>
@@ -23216,7 +23720,7 @@
           <w:lang w:val="en-GB"/>
         </w:rPr>
       </w:pPr>
-      <w:bookmarkStart w:id="47" w:name="_Toc228821333"/>
+      <w:bookmarkStart w:id="47" w:name="_Toc228896473"/>
       <w:r>
         <w:rPr>
           <w:lang w:val="en-GB"/>
@@ -23232,7 +23736,7 @@
           <w:lang w:val="en-GB"/>
         </w:rPr>
       </w:pPr>
-      <w:bookmarkStart w:id="48" w:name="_Toc228821334"/>
+      <w:bookmarkStart w:id="48" w:name="_Toc228896474"/>
       <w:r>
         <w:rPr>
           <w:lang w:val="en-GB"/>
@@ -23304,7 +23808,7 @@
           <w:lang w:val="en-GB"/>
         </w:rPr>
       </w:pPr>
-      <w:bookmarkStart w:id="49" w:name="_Toc228821335"/>
+      <w:bookmarkStart w:id="49" w:name="_Toc228896475"/>
       <w:r>
         <w:rPr>
           <w:lang w:val="en-GB"/>
@@ -25970,7 +26474,7 @@
           <w:lang w:val="en-GB"/>
         </w:rPr>
       </w:pPr>
-      <w:bookmarkStart w:id="50" w:name="_Toc228821337"/>
+      <w:bookmarkStart w:id="50" w:name="_Toc228896476"/>
       <w:r>
         <w:rPr>
           <w:lang w:val="en-GB"/>
@@ -26074,7 +26578,7 @@
           <w:lang w:val="en-GB"/>
         </w:rPr>
       </w:pPr>
-      <w:bookmarkStart w:id="51" w:name="_Toc228821338"/>
+      <w:bookmarkStart w:id="51" w:name="_Toc228896477"/>
       <w:r>
         <w:rPr>
           <w:lang w:val="en-GB"/>
@@ -26356,17 +26860,21 @@
       <w:pPr>
         <w:pStyle w:val="Heading1"/>
       </w:pPr>
+      <w:bookmarkStart w:id="52" w:name="_Toc228896478"/>
       <w:r>
         <w:t>Simulation Methodology</w:t>
       </w:r>
+      <w:bookmarkEnd w:id="52"/>
     </w:p>
     <w:p>
       <w:pPr>
         <w:pStyle w:val="Heading2"/>
       </w:pPr>
+      <w:bookmarkStart w:id="53" w:name="_Toc228896479"/>
       <w:r>
         <w:t>Simulation Environment and Solver Configuration</w:t>
       </w:r>
+      <w:bookmarkEnd w:id="53"/>
     </w:p>
     <w:p>
       <w:r>
@@ -26660,9 +27168,11 @@
       <w:pPr>
         <w:pStyle w:val="Heading2"/>
       </w:pPr>
+      <w:bookmarkStart w:id="54" w:name="_Toc228896480"/>
       <w:r>
         <w:t>SPICE Models and Component Representation</w:t>
       </w:r>
+      <w:bookmarkEnd w:id="54"/>
     </w:p>
     <w:p>
       <w:r>
@@ -27736,8 +28246,13 @@
       <w:pPr>
         <w:pStyle w:val="Heading2"/>
       </w:pPr>
-      <w:r>
-        <w:t xml:space="preserve">Test Circuit Configuration </w:t>
+      <w:bookmarkStart w:id="55" w:name="_Toc228896481"/>
+      <w:r>
+        <w:t>Test Circuit Configuration</w:t>
+      </w:r>
+      <w:bookmarkEnd w:id="55"/>
+      <w:r>
+        <w:t xml:space="preserve"> </w:t>
       </w:r>
     </w:p>
     <w:p>
@@ -27900,20 +28415,20 @@
       </w:r>
       <w:proofErr w:type="gramStart"/>
       <w:r>
-        <w:t>“.</w:t>
-      </w:r>
-      <w:r>
-        <w:t>step</w:t>
+        <w:t>“</w:t>
+      </w:r>
+      <w:r>
+        <w:t>.step</w:t>
       </w:r>
       <w:proofErr w:type="gramEnd"/>
       <w:r>
-        <w:t xml:space="preserve"> param VIN list 8.0 8.1 9.6 11.0 11.1 12.0</w:t>
-      </w:r>
-      <w:r>
-        <w:t>”</w:t>
-      </w:r>
-      <w:r>
-        <w:t> is used for parametric sweeps (Section 4.4).</w:t>
+        <w:t xml:space="preserve"> param VIN list 7.5 8.0 9.6 11.0 11.1 12.0</w:t>
+      </w:r>
+      <w:r>
+        <w:t xml:space="preserve">” </w:t>
+      </w:r>
+      <w:r>
+        <w:t>is used for parametric sweeps (Section 4.4).</w:t>
       </w:r>
     </w:p>
     <w:p>
@@ -28038,7 +28553,13 @@
         <w:t>Includes</w:t>
       </w:r>
       <w:r>
-        <w:t xml:space="preserve"> the P-channel MOSFET M2, UVLO divider (R6 = 49 kΩ, R7 = 10 kΩ), and OVLO Zener D3 + NPM transistor Q1(MMBT </w:t>
+        <w:t xml:space="preserve"> the P-channel MOSFET M2, UVLO divider (R6 = 49 kΩ, R7 = 10 kΩ), and OVLO Zener D3 + NP</w:t>
+      </w:r>
+      <w:r>
+        <w:t>N</w:t>
+      </w:r>
+      <w:r>
+        <w:t xml:space="preserve"> transistor Q1(MMBT </w:t>
       </w:r>
       <w:r>
         <w:t>3904).</w:t>
@@ -28069,13 +28590,21 @@
       <w:pPr>
         <w:pStyle w:val="Heading2"/>
       </w:pPr>
+      <w:bookmarkStart w:id="56" w:name="_Toc228896482"/>
       <w:r>
         <w:t>Parametric Sweep Strategy</w:t>
       </w:r>
+      <w:bookmarkEnd w:id="56"/>
     </w:p>
     <w:p>
       <w:r>
-        <w:t xml:space="preserve">To validate the converter’s behaviour across the entire expected input voltage range and beyond, a parametric step sweep was configured, using the PSpice command:  </w:t>
+        <w:t xml:space="preserve">To validate the converter’s behaviour across the entire expected input voltage range and beyond, a parametric step sweep was configured, using the </w:t>
+      </w:r>
+      <w:r>
+        <w:t xml:space="preserve">SPICE </w:t>
+      </w:r>
+      <w:r>
+        <w:t xml:space="preserve">e command:  </w:t>
       </w:r>
     </w:p>
     <w:p>
@@ -28088,7 +28617,7 @@
       </w:r>
       <w:proofErr w:type="gramEnd"/>
       <w:r>
-        <w:t xml:space="preserve"> param VIN list 8.0 8.1 9.6 11.0 11.1 12.0</w:t>
+        <w:t xml:space="preserve"> param VIN list 7.5 8.0 9.6 11.0 11.1 12.0</w:t>
       </w:r>
       <w:r>
         <w:t>”</w:t>
@@ -28724,10 +29253,12 @@
       <w:pPr>
         <w:pStyle w:val="Heading2"/>
       </w:pPr>
+      <w:bookmarkStart w:id="57" w:name="_Toc228896483"/>
       <w:r>
         <w:lastRenderedPageBreak/>
         <w:t>Measurement Definitions</w:t>
       </w:r>
+      <w:bookmarkEnd w:id="57"/>
     </w:p>
     <w:p>
       <w:r>
@@ -28843,7 +29374,6 @@
             <w:pPr>
               <w:jc w:val="center"/>
             </w:pPr>
-            <w:bookmarkStart w:id="52" w:name="_Toc228821340"/>
             <w:r>
               <w:rPr>
                 <w:rFonts w:ascii="Arial" w:eastAsia="Arial" w:hAnsi="Arial" w:cs="Arial"/>
@@ -30891,9 +31421,11 @@
       <w:pPr>
         <w:pStyle w:val="Heading2"/>
       </w:pPr>
+      <w:bookmarkStart w:id="58" w:name="_Toc228896484"/>
       <w:r>
         <w:t>Loop Stability Verification (Analytical)</w:t>
       </w:r>
+      <w:bookmarkEnd w:id="58"/>
     </w:p>
     <w:p>
       <w:pPr>
@@ -31694,10 +32226,11 @@
       <w:pPr>
         <w:pStyle w:val="Heading1-NoNumber"/>
       </w:pPr>
+      <w:bookmarkStart w:id="59" w:name="_Toc228896485"/>
       <w:r>
         <w:t>Glossary of terms [OPTIONAL]</w:t>
       </w:r>
-      <w:bookmarkEnd w:id="52"/>
+      <w:bookmarkEnd w:id="59"/>
     </w:p>
     <w:p>
       <w:r>
@@ -31708,11 +32241,11 @@
       <w:pPr>
         <w:pStyle w:val="Heading1-NoNumber"/>
       </w:pPr>
-      <w:bookmarkStart w:id="53" w:name="_Toc228821341"/>
+      <w:bookmarkStart w:id="60" w:name="_Toc228896486"/>
       <w:r>
         <w:t>Nomenclature [OPTIONAL]</w:t>
       </w:r>
-      <w:bookmarkEnd w:id="53"/>
+      <w:bookmarkEnd w:id="60"/>
     </w:p>
     <w:p>
       <w:r>
@@ -31738,11 +32271,11 @@
       <w:pPr>
         <w:pStyle w:val="Heading1-NoNumber"/>
       </w:pPr>
-      <w:bookmarkStart w:id="54" w:name="_Toc228821342"/>
+      <w:bookmarkStart w:id="61" w:name="_Toc228896487"/>
       <w:r>
         <w:t>References</w:t>
       </w:r>
-      <w:bookmarkEnd w:id="54"/>
+      <w:bookmarkEnd w:id="61"/>
     </w:p>
     <w:p>
       <w:r>
@@ -31753,11 +32286,11 @@
       <w:pPr>
         <w:pStyle w:val="Heading1-NoNumber"/>
       </w:pPr>
-      <w:bookmarkStart w:id="55" w:name="_Toc228821343"/>
+      <w:bookmarkStart w:id="62" w:name="_Toc228896488"/>
       <w:r>
         <w:t>Appendix A [OPTIONAL]</w:t>
       </w:r>
-      <w:bookmarkEnd w:id="55"/>
+      <w:bookmarkEnd w:id="62"/>
     </w:p>
     <w:p>
       <w:r>
@@ -31768,11 +32301,11 @@
       <w:pPr>
         <w:pStyle w:val="Heading1-NoNumber"/>
       </w:pPr>
-      <w:bookmarkStart w:id="56" w:name="_Toc228821344"/>
+      <w:bookmarkStart w:id="63" w:name="_Toc228896489"/>
       <w:r>
         <w:t>Risk Assessment</w:t>
       </w:r>
-      <w:bookmarkEnd w:id="56"/>
+      <w:bookmarkEnd w:id="63"/>
     </w:p>
     <w:p>
       <w:r>

--- a/EE499 Checklist and Report Iterations/EE499_DC_DC_Converter_Final_Report (1).docx
+++ b/EE499 Checklist and Report Iterations/EE499_DC_DC_Converter_Final_Report (1).docx
@@ -6274,7 +6274,7 @@
         <w:t>0</w:t>
       </w:r>
       <w:r>
-        <w:t xml:space="preserve"> to 11.1 </w:t>
+        <w:t xml:space="preserve"> to 11.1</w:t>
       </w:r>
       <w:r>
         <w:t>V</w:t>
@@ -6635,7 +6635,7 @@
         <w:t xml:space="preserve">0 </w:t>
       </w:r>
       <w:r>
-        <w:t xml:space="preserve">–11.1 V operating window matching the battery specification [12]. The final schematic was captured in </w:t>
+        <w:t xml:space="preserve">–11.1V operating window matching the battery specification [12]. The final schematic was captured in </w:t>
       </w:r>
       <w:proofErr w:type="spellStart"/>
       <w:r>
@@ -6824,7 +6824,7 @@
         <w:t xml:space="preserve">.0 </w:t>
       </w:r>
       <w:r>
-        <w:t>–11.1 V) for autonomous ground vehicle applications such as environmental monitoring, agricultural inspection, or search and rescue. The converter achieves 89 % efficiency at full load, dissipating approximately 2.7 W of heat; an equivalent design operating at only 80 % efficiency would waste 6 W, nearly doubling thermal losses. This improvement directly supports SDG 7 (Affordable and Clean Energy) by extending battery life and reducing charging cycles, which lowers net energy consumption over the vehicle's operational lifetime. The higher efficiency translates into a measurable increase in mission duration compared to a conventional 80 %</w:t>
+        <w:t>–11.1V) for autonomous ground vehicle applications such as environmental monitoring, agricultural inspection, or search and rescue. The converter achieves 89 % efficiency at full load, dissipating approximately 2.7 W of heat; an equivalent design operating at only 80 % efficiency would waste 6 W, nearly doubling thermal losses. This improvement directly supports SDG 7 (Affordable and Clean Energy) by extending battery life and reducing charging cycles, which lowers net energy consumption over the vehicle's operational lifetime. The higher efficiency translates into a measurable increase in mission duration compared to a conventional 80 %</w:t>
       </w:r>
       <w:r>
         <w:noBreakHyphen/>
@@ -14912,7 +14912,7 @@
           </w:tcPr>
           <w:p>
             <w:r>
-              <w:t>11.1 V (nominal, simulated)</w:t>
+              <w:t>11.1V (nominal, simulated)</w:t>
             </w:r>
           </w:p>
         </w:tc>
@@ -23092,7 +23092,7 @@
         <w:t xml:space="preserve"> </w:t>
       </w:r>
       <w:r>
-        <w:t>NPN transistor was implemented to prevent operation above approximately 11.1 V. When the input voltage rises such that the Zener conducts and the transistor base-emitter voltage reaches ≈ 0.6 V, the transistor pulls the RUN pin low, disabling the controller. The trip point is:</w:t>
+        <w:t>NPN transistor was implemented to prevent operation above approximately 11.1V. When the input voltage rises such that the Zener conducts and the transistor base-emitter voltage reaches ≈ 0.6 V, the transistor pulls the RUN pin low, disabling the controller. The trip point is:</w:t>
       </w:r>
     </w:p>
     <w:p>
@@ -23239,7 +23239,7 @@
         <w:rPr>
           <w:lang w:val="en-GB"/>
         </w:rPr>
-        <w:t>A series resistor (R5) was adjusted to set the Zener current. The final simulated trip point was 11.1 V due to the transistor’s finite current gain and resistor loading, which was deemed acceptable because the Li</w:t>
+        <w:t>A series resistor (R5) was adjusted to set the Zener current. The final simulated trip point was 11.1V due to the transistor’s finite current gain and resistor loading, which was deemed acceptable because the Li</w:t>
       </w:r>
       <w:r>
         <w:rPr>
@@ -23305,7 +23305,7 @@
         <w:rPr>
           <w:lang w:val="en-GB"/>
         </w:rPr>
-        <w:t>transistor) – operate independently of the power stage and do not interfere with normal boost operation. The operating window of approximately 8 V to 11.1 V ensures the converter operates only within a safe range of the 3S Li</w:t>
+        <w:t>transistor) – operate independently of the power stage and do not interfere with normal boost operation. The operating window of approximately 8 V to 11.1V ensures the converter operates only within a safe range of the 3S Li</w:t>
       </w:r>
       <w:r>
         <w:rPr>
@@ -23585,7 +23585,7 @@
           </w:tcPr>
           <w:p>
             <w:r>
-              <w:t>11.1 V (final)</w:t>
+              <w:t>11.1V (final)</w:t>
             </w:r>
           </w:p>
         </w:tc>
@@ -26807,7 +26807,7 @@
         <w:rPr>
           <w:lang w:val="en-GB"/>
         </w:rPr>
-        <w:t xml:space="preserve"> divider) and OVLO (~11.1 V) to prevent operation outside the Li</w:t>
+        <w:t xml:space="preserve"> divider) and OVLO (~11.1V) to prevent operation outside the Li</w:t>
       </w:r>
       <w:r>
         <w:rPr>
@@ -29095,7 +29095,7 @@
               <w:rPr>
                 <w:lang w:val="en-US"/>
               </w:rPr>
-              <w:t>11.1 V</w:t>
+              <w:t>11.1V</w:t>
             </w:r>
           </w:p>
         </w:tc>
@@ -29147,7 +29147,7 @@
               <w:rPr>
                 <w:lang w:val="en-US"/>
               </w:rPr>
-              <w:t>Converter should still regulate (trip point is above 11.1 V)</w:t>
+              <w:t>Converter should still regulate (trip point is above 11.1V)</w:t>
             </w:r>
           </w:p>
         </w:tc>
